--- a/Notes_Selenium_14.docx
+++ b/Notes_Selenium_14.docx
@@ -2744,6 +2744,28 @@
     </w:p>
     <w:p>
       <w:pPr>
+        <w:pStyle w:val="ListParagraph"/>
+        <w:numPr>
+          <w:ilvl w:val="0"/>
+          <w:numId w:val="8"/>
+        </w:numPr>
+        <w:rPr>
+          <w:sz w:val="24"/>
+          <w:szCs w:val="22"/>
+          <w:lang w:val="en-US"/>
+        </w:rPr>
+      </w:pPr>
+      <w:r>
+        <w:rPr>
+          <w:sz w:val="24"/>
+          <w:szCs w:val="22"/>
+          <w:lang w:val="en-US"/>
+        </w:rPr>
+        <w:t>Compability Testing</w:t>
+      </w:r>
+    </w:p>
+    <w:p>
+      <w:pPr>
         <w:rPr>
           <w:sz w:val="24"/>
           <w:szCs w:val="22"/>
@@ -2769,6 +2791,7 @@
           <w:szCs w:val="22"/>
           <w:lang w:val="en-US"/>
         </w:rPr>
+        <w:lastRenderedPageBreak/>
         <w:t>Process of Automation Testing</w:t>
       </w:r>
     </w:p>
@@ -2791,7 +2814,6 @@
           <w:szCs w:val="22"/>
           <w:lang w:val="en-US"/>
         </w:rPr>
-        <w:lastRenderedPageBreak/>
         <w:t>Planning</w:t>
       </w:r>
     </w:p>
@@ -4457,6 +4479,104 @@
         </w:rPr>
         <w:t xml:space="preserve"> Will close the current browser window.</w:t>
       </w:r>
+    </w:p>
+    <w:p>
+      <w:pPr>
+        <w:pStyle w:val="ListParagraph"/>
+        <w:numPr>
+          <w:ilvl w:val="0"/>
+          <w:numId w:val="14"/>
+        </w:numPr>
+        <w:rPr>
+          <w:sz w:val="24"/>
+          <w:szCs w:val="22"/>
+          <w:lang w:val="en-US"/>
+        </w:rPr>
+      </w:pPr>
+      <w:r>
+        <w:rPr>
+          <w:sz w:val="24"/>
+          <w:szCs w:val="22"/>
+          <w:lang w:val="en-US"/>
+        </w:rPr>
+        <w:t xml:space="preserve">getTitle() </w:t>
+      </w:r>
+      <w:r>
+        <w:rPr>
+          <w:sz w:val="24"/>
+          <w:szCs w:val="22"/>
+          <w:lang w:val="en-US"/>
+        </w:rPr>
+        <w:sym w:font="Wingdings" w:char="F0E0"/>
+      </w:r>
+      <w:r>
+        <w:rPr>
+          <w:sz w:val="24"/>
+          <w:szCs w:val="22"/>
+          <w:lang w:val="en-US"/>
+        </w:rPr>
+        <w:t xml:space="preserve"> </w:t>
+      </w:r>
+      <w:r>
+        <w:rPr>
+          <w:sz w:val="24"/>
+          <w:szCs w:val="22"/>
+          <w:lang w:val="en-US"/>
+        </w:rPr>
+        <w:t>Will return title of the web page. (String)</w:t>
+      </w:r>
+    </w:p>
+    <w:p>
+      <w:pPr>
+        <w:pStyle w:val="ListParagraph"/>
+        <w:numPr>
+          <w:ilvl w:val="0"/>
+          <w:numId w:val="14"/>
+        </w:numPr>
+        <w:rPr>
+          <w:sz w:val="24"/>
+          <w:szCs w:val="22"/>
+          <w:lang w:val="en-US"/>
+        </w:rPr>
+      </w:pPr>
+      <w:r>
+        <w:rPr>
+          <w:sz w:val="24"/>
+          <w:szCs w:val="22"/>
+          <w:lang w:val="en-US"/>
+        </w:rPr>
+        <w:t xml:space="preserve">getCurrentUrl() </w:t>
+      </w:r>
+      <w:r>
+        <w:rPr>
+          <w:sz w:val="24"/>
+          <w:szCs w:val="22"/>
+          <w:lang w:val="en-US"/>
+        </w:rPr>
+        <w:sym w:font="Wingdings" w:char="F0E0"/>
+      </w:r>
+      <w:r>
+        <w:rPr>
+          <w:sz w:val="24"/>
+          <w:szCs w:val="22"/>
+          <w:lang w:val="en-US"/>
+        </w:rPr>
+        <w:t xml:space="preserve"> Will return the URL of the page. (String)</w:t>
+      </w:r>
+    </w:p>
+    <w:p>
+      <w:pPr>
+        <w:pStyle w:val="ListParagraph"/>
+        <w:numPr>
+          <w:ilvl w:val="0"/>
+          <w:numId w:val="14"/>
+        </w:numPr>
+        <w:rPr>
+          <w:sz w:val="24"/>
+          <w:szCs w:val="22"/>
+          <w:lang w:val="en-US"/>
+        </w:rPr>
+      </w:pPr>
       <w:bookmarkStart w:id="0" w:name="_GoBack"/>
       <w:bookmarkEnd w:id="0"/>
     </w:p>
@@ -6830,7 +6950,7 @@
 </file>
 
 <file path=customXml/itemProps1.xml><?xml version="1.0" encoding="utf-8"?>
-<ds:datastoreItem xmlns:ds="http://schemas.openxmlformats.org/officeDocument/2006/customXml" ds:itemID="{ED64C23A-A61B-4797-964F-5A1305D9F289}">
+<ds:datastoreItem xmlns:ds="http://schemas.openxmlformats.org/officeDocument/2006/customXml" ds:itemID="{42E724A9-83D5-47E9-B605-01D8D3FDBE01}">
   <ds:schemaRefs>
     <ds:schemaRef ds:uri="http://schemas.openxmlformats.org/officeDocument/2006/bibliography"/>
   </ds:schemaRefs>

--- a/Notes_Selenium_14.docx
+++ b/Notes_Selenium_14.docx
@@ -4577,6 +4577,234 @@
           <w:lang w:val="en-US"/>
         </w:rPr>
       </w:pPr>
+      <w:r>
+        <w:rPr>
+          <w:sz w:val="24"/>
+          <w:szCs w:val="22"/>
+          <w:lang w:val="en-US"/>
+        </w:rPr>
+        <w:t xml:space="preserve">getPageSource() </w:t>
+      </w:r>
+      <w:r>
+        <w:rPr>
+          <w:sz w:val="24"/>
+          <w:szCs w:val="22"/>
+          <w:lang w:val="en-US"/>
+        </w:rPr>
+        <w:sym w:font="Wingdings" w:char="F0E0"/>
+      </w:r>
+      <w:r>
+        <w:rPr>
+          <w:sz w:val="24"/>
+          <w:szCs w:val="22"/>
+          <w:lang w:val="en-US"/>
+        </w:rPr>
+        <w:t xml:space="preserve"> Will return the rendered HTML of web page. (String)</w:t>
+      </w:r>
+    </w:p>
+    <w:p>
+      <w:pPr>
+        <w:pStyle w:val="ListParagraph"/>
+        <w:numPr>
+          <w:ilvl w:val="0"/>
+          <w:numId w:val="14"/>
+        </w:numPr>
+        <w:rPr>
+          <w:sz w:val="24"/>
+          <w:szCs w:val="22"/>
+          <w:lang w:val="en-US"/>
+        </w:rPr>
+      </w:pPr>
+      <w:r>
+        <w:rPr>
+          <w:sz w:val="24"/>
+          <w:szCs w:val="22"/>
+          <w:lang w:val="en-US"/>
+        </w:rPr>
+        <w:t xml:space="preserve">findElement() </w:t>
+      </w:r>
+      <w:r>
+        <w:rPr>
+          <w:sz w:val="24"/>
+          <w:szCs w:val="22"/>
+          <w:lang w:val="en-US"/>
+        </w:rPr>
+        <w:sym w:font="Wingdings" w:char="F0E0"/>
+      </w:r>
+      <w:r>
+        <w:rPr>
+          <w:sz w:val="24"/>
+          <w:szCs w:val="22"/>
+          <w:lang w:val="en-US"/>
+        </w:rPr>
+        <w:t xml:space="preserve"> Will find and return</w:t>
+      </w:r>
+      <w:r>
+        <w:rPr>
+          <w:sz w:val="24"/>
+          <w:szCs w:val="22"/>
+          <w:lang w:val="en-US"/>
+        </w:rPr>
+        <w:t xml:space="preserve"> the control on the web page like text box, radio button, link etc. </w:t>
+      </w:r>
+      <w:r>
+        <w:rPr>
+          <w:sz w:val="24"/>
+          <w:szCs w:val="22"/>
+          <w:lang w:val="en-US"/>
+        </w:rPr>
+        <w:t>(WebElement)</w:t>
+      </w:r>
+    </w:p>
+    <w:p>
+      <w:pPr>
+        <w:rPr>
+          <w:sz w:val="24"/>
+          <w:szCs w:val="22"/>
+          <w:lang w:val="en-US"/>
+        </w:rPr>
+      </w:pPr>
+    </w:p>
+    <w:p>
+      <w:pPr>
+        <w:rPr>
+          <w:b/>
+          <w:bCs/>
+          <w:sz w:val="24"/>
+          <w:szCs w:val="22"/>
+          <w:lang w:val="en-US"/>
+        </w:rPr>
+      </w:pPr>
+      <w:r>
+        <w:rPr>
+          <w:b/>
+          <w:bCs/>
+          <w:sz w:val="24"/>
+          <w:szCs w:val="22"/>
+          <w:lang w:val="en-US"/>
+        </w:rPr>
+        <w:t>Common Exceptions in WebDriver</w:t>
+      </w:r>
+    </w:p>
+    <w:p>
+      <w:pPr>
+        <w:pStyle w:val="ListParagraph"/>
+        <w:numPr>
+          <w:ilvl w:val="0"/>
+          <w:numId w:val="15"/>
+        </w:numPr>
+        <w:rPr>
+          <w:sz w:val="24"/>
+          <w:szCs w:val="22"/>
+          <w:lang w:val="en-US"/>
+        </w:rPr>
+      </w:pPr>
+      <w:r>
+        <w:rPr>
+          <w:sz w:val="24"/>
+          <w:szCs w:val="22"/>
+          <w:lang w:val="en-US"/>
+        </w:rPr>
+        <w:t xml:space="preserve">InvalidArgumentException </w:t>
+      </w:r>
+      <w:r>
+        <w:rPr>
+          <w:sz w:val="24"/>
+          <w:szCs w:val="22"/>
+          <w:lang w:val="en-US"/>
+        </w:rPr>
+        <w:sym w:font="Wingdings" w:char="F0E0"/>
+      </w:r>
+      <w:r>
+        <w:rPr>
+          <w:sz w:val="24"/>
+          <w:szCs w:val="22"/>
+          <w:lang w:val="en-US"/>
+        </w:rPr>
+        <w:t xml:space="preserve"> The URL is not in the correct format. The URL should be absolute. Absolute URL starts with http / https.</w:t>
+      </w:r>
+    </w:p>
+    <w:p>
+      <w:pPr>
+        <w:pStyle w:val="ListParagraph"/>
+        <w:numPr>
+          <w:ilvl w:val="0"/>
+          <w:numId w:val="15"/>
+        </w:numPr>
+        <w:rPr>
+          <w:sz w:val="24"/>
+          <w:szCs w:val="22"/>
+          <w:lang w:val="en-US"/>
+        </w:rPr>
+      </w:pPr>
+      <w:r>
+        <w:rPr>
+          <w:sz w:val="24"/>
+          <w:szCs w:val="22"/>
+          <w:lang w:val="en-US"/>
+        </w:rPr>
+        <w:t xml:space="preserve">NoSuchElementException </w:t>
+      </w:r>
+      <w:r>
+        <w:rPr>
+          <w:sz w:val="24"/>
+          <w:szCs w:val="22"/>
+          <w:lang w:val="en-US"/>
+        </w:rPr>
+        <w:sym w:font="Wingdings" w:char="F0E0"/>
+      </w:r>
+      <w:r>
+        <w:rPr>
+          <w:sz w:val="24"/>
+          <w:szCs w:val="22"/>
+          <w:lang w:val="en-US"/>
+        </w:rPr>
+        <w:t xml:space="preserve"> Selenium is unable to locate the control. Due to</w:t>
+      </w:r>
+    </w:p>
+    <w:p>
+      <w:pPr>
+        <w:pStyle w:val="ListParagraph"/>
+        <w:numPr>
+          <w:ilvl w:val="1"/>
+          <w:numId w:val="15"/>
+        </w:numPr>
+        <w:rPr>
+          <w:sz w:val="24"/>
+          <w:szCs w:val="22"/>
+          <w:lang w:val="en-US"/>
+        </w:rPr>
+      </w:pPr>
+      <w:r>
+        <w:rPr>
+          <w:sz w:val="24"/>
+          <w:szCs w:val="22"/>
+          <w:lang w:val="en-US"/>
+        </w:rPr>
+        <w:t>The locator value may be wrong.</w:t>
+      </w:r>
+    </w:p>
+    <w:p>
+      <w:pPr>
+        <w:pStyle w:val="ListParagraph"/>
+        <w:numPr>
+          <w:ilvl w:val="1"/>
+          <w:numId w:val="15"/>
+        </w:numPr>
+        <w:rPr>
+          <w:sz w:val="24"/>
+          <w:szCs w:val="22"/>
+          <w:lang w:val="en-US"/>
+        </w:rPr>
+      </w:pPr>
+      <w:r>
+        <w:rPr>
+          <w:sz w:val="24"/>
+          <w:szCs w:val="22"/>
+          <w:lang w:val="en-US"/>
+        </w:rPr>
+        <w:t>The value of locator may be dynamic. (It is changing every time after refreshing)</w:t>
+      </w:r>
       <w:bookmarkStart w:id="0" w:name="_GoBack"/>
       <w:bookmarkEnd w:id="0"/>
     </w:p>
@@ -4592,6 +4820,81 @@
     <w:p>
       <w:pPr>
         <w:rPr>
+          <w:sz w:val="24"/>
+          <w:szCs w:val="22"/>
+          <w:lang w:val="en-US"/>
+        </w:rPr>
+      </w:pPr>
+    </w:p>
+    <w:p>
+      <w:pPr>
+        <w:rPr>
+          <w:sz w:val="24"/>
+          <w:szCs w:val="22"/>
+          <w:lang w:val="en-US"/>
+        </w:rPr>
+      </w:pPr>
+      <w:r>
+        <w:rPr>
+          <w:noProof/>
+          <w:lang w:eastAsia="en-IN"/>
+        </w:rPr>
+        <w:drawing>
+          <wp:inline distT="0" distB="0" distL="0" distR="0" wp14:anchorId="0C157778" wp14:editId="672FAE31">
+            <wp:extent cx="3743325" cy="2234241"/>
+            <wp:effectExtent l="0" t="0" r="0" b="0"/>
+            <wp:docPr id="1" name="Picture 1"/>
+            <wp:cNvGraphicFramePr>
+              <a:graphicFrameLocks xmlns:a="http://schemas.openxmlformats.org/drawingml/2006/main" noChangeAspect="1"/>
+            </wp:cNvGraphicFramePr>
+            <a:graphic xmlns:a="http://schemas.openxmlformats.org/drawingml/2006/main">
+              <a:graphicData uri="http://schemas.openxmlformats.org/drawingml/2006/picture">
+                <pic:pic xmlns:pic="http://schemas.openxmlformats.org/drawingml/2006/picture">
+                  <pic:nvPicPr>
+                    <pic:cNvPr id="1" name=""/>
+                    <pic:cNvPicPr/>
+                  </pic:nvPicPr>
+                  <pic:blipFill rotWithShape="1">
+                    <a:blip r:embed="rId7"/>
+                    <a:srcRect l="23933" t="20880" r="10748" b="9783"/>
+                    <a:stretch/>
+                  </pic:blipFill>
+                  <pic:spPr bwMode="auto">
+                    <a:xfrm>
+                      <a:off x="0" y="0"/>
+                      <a:ext cx="3743719" cy="2234476"/>
+                    </a:xfrm>
+                    <a:prstGeom prst="rect">
+                      <a:avLst/>
+                    </a:prstGeom>
+                    <a:ln>
+                      <a:noFill/>
+                    </a:ln>
+                    <a:extLst>
+                      <a:ext uri="{53640926-AAD7-44D8-BBD7-CCE9431645EC}">
+                        <a14:shadowObscured xmlns:a14="http://schemas.microsoft.com/office/drawing/2010/main"/>
+                      </a:ext>
+                    </a:extLst>
+                  </pic:spPr>
+                </pic:pic>
+              </a:graphicData>
+            </a:graphic>
+          </wp:inline>
+        </w:drawing>
+      </w:r>
+    </w:p>
+    <w:p>
+      <w:pPr>
+        <w:rPr>
+          <w:sz w:val="24"/>
+          <w:szCs w:val="22"/>
+          <w:lang w:val="en-US"/>
+        </w:rPr>
+      </w:pPr>
+    </w:p>
+    <w:p>
+      <w:pPr>
+        <w:rPr>
           <w:b/>
           <w:bCs/>
           <w:sz w:val="24"/>
@@ -4607,29 +4910,309 @@
           <w:szCs w:val="22"/>
           <w:lang w:val="en-US"/>
         </w:rPr>
-        <w:t>Common Exceptions in WebDriver</w:t>
-      </w:r>
-    </w:p>
-    <w:p>
-      <w:pPr>
-        <w:pStyle w:val="ListParagraph"/>
-        <w:numPr>
-          <w:ilvl w:val="0"/>
-          <w:numId w:val="15"/>
-        </w:numPr>
-        <w:rPr>
-          <w:sz w:val="24"/>
-          <w:szCs w:val="22"/>
-          <w:lang w:val="en-US"/>
-        </w:rPr>
-      </w:pPr>
-      <w:r>
-        <w:rPr>
-          <w:sz w:val="24"/>
-          <w:szCs w:val="22"/>
-          <w:lang w:val="en-US"/>
-        </w:rPr>
-        <w:t xml:space="preserve">InvalidArgumentException </w:t>
+        <w:t>Locator:</w:t>
+      </w:r>
+    </w:p>
+    <w:p>
+      <w:pPr>
+        <w:rPr>
+          <w:sz w:val="24"/>
+          <w:szCs w:val="22"/>
+          <w:lang w:val="en-US"/>
+        </w:rPr>
+      </w:pPr>
+      <w:r>
+        <w:rPr>
+          <w:sz w:val="24"/>
+          <w:szCs w:val="22"/>
+          <w:lang w:val="en-US"/>
+        </w:rPr>
+        <w:t>Locators are the way to identify the control (WebElement) on the page.</w:t>
+      </w:r>
+    </w:p>
+    <w:p>
+      <w:pPr>
+        <w:pStyle w:val="ListParagraph"/>
+        <w:numPr>
+          <w:ilvl w:val="0"/>
+          <w:numId w:val="17"/>
+        </w:numPr>
+        <w:rPr>
+          <w:sz w:val="24"/>
+          <w:szCs w:val="22"/>
+          <w:lang w:val="en-US"/>
+        </w:rPr>
+      </w:pPr>
+      <w:r>
+        <w:rPr>
+          <w:sz w:val="24"/>
+          <w:szCs w:val="22"/>
+          <w:lang w:val="en-US"/>
+        </w:rPr>
+        <w:t>Name</w:t>
+      </w:r>
+    </w:p>
+    <w:p>
+      <w:pPr>
+        <w:pStyle w:val="ListParagraph"/>
+        <w:numPr>
+          <w:ilvl w:val="0"/>
+          <w:numId w:val="17"/>
+        </w:numPr>
+        <w:rPr>
+          <w:sz w:val="24"/>
+          <w:szCs w:val="22"/>
+          <w:lang w:val="en-US"/>
+        </w:rPr>
+      </w:pPr>
+      <w:r>
+        <w:rPr>
+          <w:sz w:val="24"/>
+          <w:szCs w:val="22"/>
+          <w:lang w:val="en-US"/>
+        </w:rPr>
+        <w:t>Id</w:t>
+      </w:r>
+    </w:p>
+    <w:p>
+      <w:pPr>
+        <w:pStyle w:val="ListParagraph"/>
+        <w:numPr>
+          <w:ilvl w:val="0"/>
+          <w:numId w:val="17"/>
+        </w:numPr>
+        <w:rPr>
+          <w:sz w:val="24"/>
+          <w:szCs w:val="22"/>
+          <w:lang w:val="en-US"/>
+        </w:rPr>
+      </w:pPr>
+      <w:r>
+        <w:rPr>
+          <w:sz w:val="24"/>
+          <w:szCs w:val="22"/>
+          <w:lang w:val="en-US"/>
+        </w:rPr>
+        <w:t>ClassName</w:t>
+      </w:r>
+    </w:p>
+    <w:p>
+      <w:pPr>
+        <w:pStyle w:val="ListParagraph"/>
+        <w:numPr>
+          <w:ilvl w:val="0"/>
+          <w:numId w:val="17"/>
+        </w:numPr>
+        <w:rPr>
+          <w:sz w:val="24"/>
+          <w:szCs w:val="22"/>
+          <w:lang w:val="en-US"/>
+        </w:rPr>
+      </w:pPr>
+      <w:r>
+        <w:rPr>
+          <w:sz w:val="24"/>
+          <w:szCs w:val="22"/>
+          <w:lang w:val="en-US"/>
+        </w:rPr>
+        <w:t>CssSelector</w:t>
+      </w:r>
+    </w:p>
+    <w:p>
+      <w:pPr>
+        <w:pStyle w:val="ListParagraph"/>
+        <w:numPr>
+          <w:ilvl w:val="0"/>
+          <w:numId w:val="17"/>
+        </w:numPr>
+        <w:rPr>
+          <w:sz w:val="24"/>
+          <w:szCs w:val="22"/>
+          <w:lang w:val="en-US"/>
+        </w:rPr>
+      </w:pPr>
+      <w:r>
+        <w:rPr>
+          <w:sz w:val="24"/>
+          <w:szCs w:val="22"/>
+          <w:lang w:val="en-US"/>
+        </w:rPr>
+        <w:lastRenderedPageBreak/>
+        <w:t>XPath</w:t>
+      </w:r>
+    </w:p>
+    <w:p>
+      <w:pPr>
+        <w:pStyle w:val="ListParagraph"/>
+        <w:numPr>
+          <w:ilvl w:val="0"/>
+          <w:numId w:val="17"/>
+        </w:numPr>
+        <w:rPr>
+          <w:sz w:val="24"/>
+          <w:szCs w:val="22"/>
+          <w:lang w:val="en-US"/>
+        </w:rPr>
+      </w:pPr>
+      <w:r>
+        <w:rPr>
+          <w:sz w:val="24"/>
+          <w:szCs w:val="22"/>
+          <w:lang w:val="en-US"/>
+        </w:rPr>
+        <w:t>LinkText</w:t>
+      </w:r>
+    </w:p>
+    <w:p>
+      <w:pPr>
+        <w:pStyle w:val="ListParagraph"/>
+        <w:numPr>
+          <w:ilvl w:val="0"/>
+          <w:numId w:val="17"/>
+        </w:numPr>
+        <w:rPr>
+          <w:sz w:val="24"/>
+          <w:szCs w:val="22"/>
+          <w:lang w:val="en-US"/>
+        </w:rPr>
+      </w:pPr>
+      <w:r>
+        <w:rPr>
+          <w:sz w:val="24"/>
+          <w:szCs w:val="22"/>
+          <w:lang w:val="en-US"/>
+        </w:rPr>
+        <w:t>PartialLinkText</w:t>
+      </w:r>
+    </w:p>
+    <w:p>
+      <w:pPr>
+        <w:pStyle w:val="ListParagraph"/>
+        <w:numPr>
+          <w:ilvl w:val="0"/>
+          <w:numId w:val="17"/>
+        </w:numPr>
+        <w:rPr>
+          <w:sz w:val="24"/>
+          <w:szCs w:val="22"/>
+          <w:lang w:val="en-US"/>
+        </w:rPr>
+      </w:pPr>
+      <w:r>
+        <w:rPr>
+          <w:sz w:val="24"/>
+          <w:szCs w:val="22"/>
+          <w:lang w:val="en-US"/>
+        </w:rPr>
+        <w:t>TagName</w:t>
+      </w:r>
+    </w:p>
+    <w:p>
+      <w:pPr>
+        <w:rPr>
+          <w:b/>
+          <w:bCs/>
+          <w:sz w:val="24"/>
+          <w:szCs w:val="22"/>
+          <w:lang w:val="en-US"/>
+        </w:rPr>
+      </w:pPr>
+      <w:r>
+        <w:rPr>
+          <w:b/>
+          <w:bCs/>
+          <w:sz w:val="24"/>
+          <w:szCs w:val="22"/>
+          <w:lang w:val="en-US"/>
+        </w:rPr>
+        <w:t>WebElement</w:t>
+      </w:r>
+    </w:p>
+    <w:p>
+      <w:pPr>
+        <w:pStyle w:val="ListParagraph"/>
+        <w:numPr>
+          <w:ilvl w:val="0"/>
+          <w:numId w:val="16"/>
+        </w:numPr>
+        <w:rPr>
+          <w:sz w:val="24"/>
+          <w:szCs w:val="22"/>
+          <w:lang w:val="en-US"/>
+        </w:rPr>
+      </w:pPr>
+      <w:r>
+        <w:rPr>
+          <w:sz w:val="24"/>
+          <w:szCs w:val="22"/>
+          <w:lang w:val="en-US"/>
+        </w:rPr>
+        <w:t>Every control on the page is treated as WebElement in WebDriver.</w:t>
+      </w:r>
+    </w:p>
+    <w:p>
+      <w:pPr>
+        <w:pStyle w:val="ListParagraph"/>
+        <w:numPr>
+          <w:ilvl w:val="0"/>
+          <w:numId w:val="16"/>
+        </w:numPr>
+        <w:rPr>
+          <w:sz w:val="24"/>
+          <w:szCs w:val="22"/>
+          <w:lang w:val="en-US"/>
+        </w:rPr>
+      </w:pPr>
+      <w:r>
+        <w:rPr>
+          <w:sz w:val="24"/>
+          <w:szCs w:val="22"/>
+          <w:lang w:val="en-US"/>
+        </w:rPr>
+        <w:t>WebElement is an interface. Which can store any control on the page like text box, radio button, drop down list, link etc.</w:t>
+      </w:r>
+    </w:p>
+    <w:p>
+      <w:pPr>
+        <w:rPr>
+          <w:b/>
+          <w:bCs/>
+          <w:sz w:val="24"/>
+          <w:szCs w:val="22"/>
+          <w:lang w:val="en-US"/>
+        </w:rPr>
+      </w:pPr>
+      <w:r>
+        <w:rPr>
+          <w:b/>
+          <w:bCs/>
+          <w:sz w:val="24"/>
+          <w:szCs w:val="22"/>
+          <w:lang w:val="en-US"/>
+        </w:rPr>
+        <w:t>Methods of WebElement</w:t>
+      </w:r>
+    </w:p>
+    <w:p>
+      <w:pPr>
+        <w:pStyle w:val="ListParagraph"/>
+        <w:numPr>
+          <w:ilvl w:val="0"/>
+          <w:numId w:val="18"/>
+        </w:numPr>
+        <w:rPr>
+          <w:sz w:val="24"/>
+          <w:szCs w:val="22"/>
+          <w:lang w:val="en-US"/>
+        </w:rPr>
+      </w:pPr>
+      <w:r>
+        <w:rPr>
+          <w:sz w:val="24"/>
+          <w:szCs w:val="22"/>
+          <w:lang w:val="en-US"/>
+        </w:rPr>
+        <w:t xml:space="preserve">sendKeys() </w:t>
       </w:r>
       <w:r>
         <w:rPr>
@@ -4645,8 +5228,55 @@
           <w:szCs w:val="22"/>
           <w:lang w:val="en-US"/>
         </w:rPr>
-        <w:t xml:space="preserve"> The URL is not in the correct format. The URL should be absolute. Absolute URL starts with http / https.</w:t>
-      </w:r>
+        <w:t xml:space="preserve"> Enters the text in textbox.</w:t>
+      </w:r>
+    </w:p>
+    <w:p>
+      <w:pPr>
+        <w:pStyle w:val="ListParagraph"/>
+        <w:numPr>
+          <w:ilvl w:val="0"/>
+          <w:numId w:val="18"/>
+        </w:numPr>
+        <w:rPr>
+          <w:sz w:val="24"/>
+          <w:szCs w:val="22"/>
+          <w:lang w:val="en-US"/>
+        </w:rPr>
+      </w:pPr>
+      <w:r>
+        <w:rPr>
+          <w:sz w:val="24"/>
+          <w:szCs w:val="22"/>
+          <w:lang w:val="en-US"/>
+        </w:rPr>
+        <w:t xml:space="preserve">click() </w:t>
+      </w:r>
+      <w:r>
+        <w:rPr>
+          <w:sz w:val="24"/>
+          <w:szCs w:val="22"/>
+          <w:lang w:val="en-US"/>
+        </w:rPr>
+        <w:sym w:font="Wingdings" w:char="F0E0"/>
+      </w:r>
+      <w:r>
+        <w:rPr>
+          <w:sz w:val="24"/>
+          <w:szCs w:val="22"/>
+          <w:lang w:val="en-US"/>
+        </w:rPr>
+        <w:t xml:space="preserve"> Will click on any control.</w:t>
+      </w:r>
+    </w:p>
+    <w:p>
+      <w:pPr>
+        <w:rPr>
+          <w:sz w:val="24"/>
+          <w:szCs w:val="22"/>
+          <w:lang w:val="en-US"/>
+        </w:rPr>
+      </w:pPr>
     </w:p>
     <w:sectPr>
       <w:pgSz w:w="11906" w:h="16838"/>
@@ -4661,6 +5291,95 @@
 <file path=word/numbering.xml><?xml version="1.0" encoding="utf-8"?>
 <w:numbering xmlns:wpc="http://schemas.microsoft.com/office/word/2010/wordprocessingCanvas" xmlns:mc="http://schemas.openxmlformats.org/markup-compatibility/2006" xmlns:o="urn:schemas-microsoft-com:office:office" xmlns:r="http://schemas.openxmlformats.org/officeDocument/2006/relationships" xmlns:m="http://schemas.openxmlformats.org/officeDocument/2006/math" xmlns:v="urn:schemas-microsoft-com:vml" xmlns:wp14="http://schemas.microsoft.com/office/word/2010/wordprocessingDrawing" xmlns:wp="http://schemas.openxmlformats.org/drawingml/2006/wordprocessingDrawing" xmlns:w10="urn:schemas-microsoft-com:office:word" xmlns:w="http://schemas.openxmlformats.org/wordprocessingml/2006/main" xmlns:w14="http://schemas.microsoft.com/office/word/2010/wordml" xmlns:w15="http://schemas.microsoft.com/office/word/2012/wordml" xmlns:wpg="http://schemas.microsoft.com/office/word/2010/wordprocessingGroup" xmlns:wpi="http://schemas.microsoft.com/office/word/2010/wordprocessingInk" xmlns:wne="http://schemas.microsoft.com/office/word/2006/wordml" xmlns:wps="http://schemas.microsoft.com/office/word/2010/wordprocessingShape" mc:Ignorable="w14 w15 wp14">
   <w:abstractNum w:abstractNumId="0">
+    <w:nsid w:val="037A13DF"/>
+    <w:multiLevelType w:val="hybridMultilevel"/>
+    <w:tmpl w:val="6C4E7538"/>
+    <w:lvl w:ilvl="0" w:tplc="4009000F">
+      <w:start w:val="1"/>
+      <w:numFmt w:val="decimal"/>
+      <w:lvlText w:val="%1."/>
+      <w:lvlJc w:val="left"/>
+      <w:pPr>
+        <w:ind w:left="720" w:hanging="360"/>
+      </w:pPr>
+      <w:rPr>
+        <w:rFonts w:hint="default"/>
+      </w:rPr>
+    </w:lvl>
+    <w:lvl w:ilvl="1" w:tplc="40090019" w:tentative="1">
+      <w:start w:val="1"/>
+      <w:numFmt w:val="lowerLetter"/>
+      <w:lvlText w:val="%2."/>
+      <w:lvlJc w:val="left"/>
+      <w:pPr>
+        <w:ind w:left="1440" w:hanging="360"/>
+      </w:pPr>
+    </w:lvl>
+    <w:lvl w:ilvl="2" w:tplc="4009001B" w:tentative="1">
+      <w:start w:val="1"/>
+      <w:numFmt w:val="lowerRoman"/>
+      <w:lvlText w:val="%3."/>
+      <w:lvlJc w:val="right"/>
+      <w:pPr>
+        <w:ind w:left="2160" w:hanging="180"/>
+      </w:pPr>
+    </w:lvl>
+    <w:lvl w:ilvl="3" w:tplc="4009000F" w:tentative="1">
+      <w:start w:val="1"/>
+      <w:numFmt w:val="decimal"/>
+      <w:lvlText w:val="%4."/>
+      <w:lvlJc w:val="left"/>
+      <w:pPr>
+        <w:ind w:left="2880" w:hanging="360"/>
+      </w:pPr>
+    </w:lvl>
+    <w:lvl w:ilvl="4" w:tplc="40090019" w:tentative="1">
+      <w:start w:val="1"/>
+      <w:numFmt w:val="lowerLetter"/>
+      <w:lvlText w:val="%5."/>
+      <w:lvlJc w:val="left"/>
+      <w:pPr>
+        <w:ind w:left="3600" w:hanging="360"/>
+      </w:pPr>
+    </w:lvl>
+    <w:lvl w:ilvl="5" w:tplc="4009001B" w:tentative="1">
+      <w:start w:val="1"/>
+      <w:numFmt w:val="lowerRoman"/>
+      <w:lvlText w:val="%6."/>
+      <w:lvlJc w:val="right"/>
+      <w:pPr>
+        <w:ind w:left="4320" w:hanging="180"/>
+      </w:pPr>
+    </w:lvl>
+    <w:lvl w:ilvl="6" w:tplc="4009000F" w:tentative="1">
+      <w:start w:val="1"/>
+      <w:numFmt w:val="decimal"/>
+      <w:lvlText w:val="%7."/>
+      <w:lvlJc w:val="left"/>
+      <w:pPr>
+        <w:ind w:left="5040" w:hanging="360"/>
+      </w:pPr>
+    </w:lvl>
+    <w:lvl w:ilvl="7" w:tplc="40090019" w:tentative="1">
+      <w:start w:val="1"/>
+      <w:numFmt w:val="lowerLetter"/>
+      <w:lvlText w:val="%8."/>
+      <w:lvlJc w:val="left"/>
+      <w:pPr>
+        <w:ind w:left="5760" w:hanging="360"/>
+      </w:pPr>
+    </w:lvl>
+    <w:lvl w:ilvl="8" w:tplc="4009001B" w:tentative="1">
+      <w:start w:val="1"/>
+      <w:numFmt w:val="lowerRoman"/>
+      <w:lvlText w:val="%9."/>
+      <w:lvlJc w:val="right"/>
+      <w:pPr>
+        <w:ind w:left="6480" w:hanging="180"/>
+      </w:pPr>
+    </w:lvl>
+  </w:abstractNum>
+  <w:abstractNum w:abstractNumId="1">
     <w:nsid w:val="071B5A4D"/>
     <w:multiLevelType w:val="hybridMultilevel"/>
     <w:tmpl w:val="F1723BF4"/>
@@ -4749,7 +5468,7 @@
       </w:pPr>
     </w:lvl>
   </w:abstractNum>
-  <w:abstractNum w:abstractNumId="1">
+  <w:abstractNum w:abstractNumId="2">
     <w:nsid w:val="1453593C"/>
     <w:multiLevelType w:val="hybridMultilevel"/>
     <w:tmpl w:val="EC725C48"/>
@@ -4838,7 +5557,7 @@
       </w:pPr>
     </w:lvl>
   </w:abstractNum>
-  <w:abstractNum w:abstractNumId="2">
+  <w:abstractNum w:abstractNumId="3">
     <w:nsid w:val="1B900A26"/>
     <w:multiLevelType w:val="hybridMultilevel"/>
     <w:tmpl w:val="18980896"/>
@@ -4951,7 +5670,7 @@
       </w:rPr>
     </w:lvl>
   </w:abstractNum>
-  <w:abstractNum w:abstractNumId="3">
+  <w:abstractNum w:abstractNumId="4">
     <w:nsid w:val="1D003CBD"/>
     <w:multiLevelType w:val="hybridMultilevel"/>
     <w:tmpl w:val="99D4C676"/>
@@ -5064,7 +5783,7 @@
       </w:rPr>
     </w:lvl>
   </w:abstractNum>
-  <w:abstractNum w:abstractNumId="4">
+  <w:abstractNum w:abstractNumId="5">
     <w:nsid w:val="1EFE2129"/>
     <w:multiLevelType w:val="hybridMultilevel"/>
     <w:tmpl w:val="CD76CB1E"/>
@@ -5177,7 +5896,7 @@
       </w:rPr>
     </w:lvl>
   </w:abstractNum>
-  <w:abstractNum w:abstractNumId="5">
+  <w:abstractNum w:abstractNumId="6">
     <w:nsid w:val="201E61D6"/>
     <w:multiLevelType w:val="hybridMultilevel"/>
     <w:tmpl w:val="28B4F59E"/>
@@ -5290,7 +6009,7 @@
       </w:rPr>
     </w:lvl>
   </w:abstractNum>
-  <w:abstractNum w:abstractNumId="6">
+  <w:abstractNum w:abstractNumId="7">
     <w:nsid w:val="21197407"/>
     <w:multiLevelType w:val="hybridMultilevel"/>
     <w:tmpl w:val="6D30545C"/>
@@ -5379,7 +6098,7 @@
       </w:pPr>
     </w:lvl>
   </w:abstractNum>
-  <w:abstractNum w:abstractNumId="7">
+  <w:abstractNum w:abstractNumId="8">
     <w:nsid w:val="231E6D1F"/>
     <w:multiLevelType w:val="hybridMultilevel"/>
     <w:tmpl w:val="DAC42EF8"/>
@@ -5468,7 +6187,120 @@
       </w:pPr>
     </w:lvl>
   </w:abstractNum>
-  <w:abstractNum w:abstractNumId="8">
+  <w:abstractNum w:abstractNumId="9">
+    <w:nsid w:val="24CA0387"/>
+    <w:multiLevelType w:val="hybridMultilevel"/>
+    <w:tmpl w:val="E81AAACE"/>
+    <w:lvl w:ilvl="0" w:tplc="40090001">
+      <w:start w:val="1"/>
+      <w:numFmt w:val="bullet"/>
+      <w:lvlText w:val=""/>
+      <w:lvlJc w:val="left"/>
+      <w:pPr>
+        <w:ind w:left="720" w:hanging="360"/>
+      </w:pPr>
+      <w:rPr>
+        <w:rFonts w:ascii="Symbol" w:hAnsi="Symbol" w:hint="default"/>
+      </w:rPr>
+    </w:lvl>
+    <w:lvl w:ilvl="1" w:tplc="40090003" w:tentative="1">
+      <w:start w:val="1"/>
+      <w:numFmt w:val="bullet"/>
+      <w:lvlText w:val="o"/>
+      <w:lvlJc w:val="left"/>
+      <w:pPr>
+        <w:ind w:left="1440" w:hanging="360"/>
+      </w:pPr>
+      <w:rPr>
+        <w:rFonts w:ascii="Courier New" w:hAnsi="Courier New" w:cs="Courier New" w:hint="default"/>
+      </w:rPr>
+    </w:lvl>
+    <w:lvl w:ilvl="2" w:tplc="40090005" w:tentative="1">
+      <w:start w:val="1"/>
+      <w:numFmt w:val="bullet"/>
+      <w:lvlText w:val=""/>
+      <w:lvlJc w:val="left"/>
+      <w:pPr>
+        <w:ind w:left="2160" w:hanging="360"/>
+      </w:pPr>
+      <w:rPr>
+        <w:rFonts w:ascii="Wingdings" w:hAnsi="Wingdings" w:hint="default"/>
+      </w:rPr>
+    </w:lvl>
+    <w:lvl w:ilvl="3" w:tplc="40090001" w:tentative="1">
+      <w:start w:val="1"/>
+      <w:numFmt w:val="bullet"/>
+      <w:lvlText w:val=""/>
+      <w:lvlJc w:val="left"/>
+      <w:pPr>
+        <w:ind w:left="2880" w:hanging="360"/>
+      </w:pPr>
+      <w:rPr>
+        <w:rFonts w:ascii="Symbol" w:hAnsi="Symbol" w:hint="default"/>
+      </w:rPr>
+    </w:lvl>
+    <w:lvl w:ilvl="4" w:tplc="40090003" w:tentative="1">
+      <w:start w:val="1"/>
+      <w:numFmt w:val="bullet"/>
+      <w:lvlText w:val="o"/>
+      <w:lvlJc w:val="left"/>
+      <w:pPr>
+        <w:ind w:left="3600" w:hanging="360"/>
+      </w:pPr>
+      <w:rPr>
+        <w:rFonts w:ascii="Courier New" w:hAnsi="Courier New" w:cs="Courier New" w:hint="default"/>
+      </w:rPr>
+    </w:lvl>
+    <w:lvl w:ilvl="5" w:tplc="40090005" w:tentative="1">
+      <w:start w:val="1"/>
+      <w:numFmt w:val="bullet"/>
+      <w:lvlText w:val=""/>
+      <w:lvlJc w:val="left"/>
+      <w:pPr>
+        <w:ind w:left="4320" w:hanging="360"/>
+      </w:pPr>
+      <w:rPr>
+        <w:rFonts w:ascii="Wingdings" w:hAnsi="Wingdings" w:hint="default"/>
+      </w:rPr>
+    </w:lvl>
+    <w:lvl w:ilvl="6" w:tplc="40090001" w:tentative="1">
+      <w:start w:val="1"/>
+      <w:numFmt w:val="bullet"/>
+      <w:lvlText w:val=""/>
+      <w:lvlJc w:val="left"/>
+      <w:pPr>
+        <w:ind w:left="5040" w:hanging="360"/>
+      </w:pPr>
+      <w:rPr>
+        <w:rFonts w:ascii="Symbol" w:hAnsi="Symbol" w:hint="default"/>
+      </w:rPr>
+    </w:lvl>
+    <w:lvl w:ilvl="7" w:tplc="40090003" w:tentative="1">
+      <w:start w:val="1"/>
+      <w:numFmt w:val="bullet"/>
+      <w:lvlText w:val="o"/>
+      <w:lvlJc w:val="left"/>
+      <w:pPr>
+        <w:ind w:left="5760" w:hanging="360"/>
+      </w:pPr>
+      <w:rPr>
+        <w:rFonts w:ascii="Courier New" w:hAnsi="Courier New" w:cs="Courier New" w:hint="default"/>
+      </w:rPr>
+    </w:lvl>
+    <w:lvl w:ilvl="8" w:tplc="40090005" w:tentative="1">
+      <w:start w:val="1"/>
+      <w:numFmt w:val="bullet"/>
+      <w:lvlText w:val=""/>
+      <w:lvlJc w:val="left"/>
+      <w:pPr>
+        <w:ind w:left="6480" w:hanging="360"/>
+      </w:pPr>
+      <w:rPr>
+        <w:rFonts w:ascii="Wingdings" w:hAnsi="Wingdings" w:hint="default"/>
+      </w:rPr>
+    </w:lvl>
+  </w:abstractNum>
+  <w:abstractNum w:abstractNumId="10">
     <w:nsid w:val="37062EB4"/>
     <w:multiLevelType w:val="hybridMultilevel"/>
     <w:tmpl w:val="8528B142"/>
@@ -5557,7 +6389,7 @@
       </w:pPr>
     </w:lvl>
   </w:abstractNum>
-  <w:abstractNum w:abstractNumId="9">
+  <w:abstractNum w:abstractNumId="11">
     <w:nsid w:val="4B45536D"/>
     <w:multiLevelType w:val="hybridMultilevel"/>
     <w:tmpl w:val="0B3449C8"/>
@@ -5646,7 +6478,7 @@
       </w:pPr>
     </w:lvl>
   </w:abstractNum>
-  <w:abstractNum w:abstractNumId="10">
+  <w:abstractNum w:abstractNumId="12">
     <w:nsid w:val="4D236C02"/>
     <w:multiLevelType w:val="hybridMultilevel"/>
     <w:tmpl w:val="CBFADF28"/>
@@ -5759,7 +6591,7 @@
       </w:rPr>
     </w:lvl>
   </w:abstractNum>
-  <w:abstractNum w:abstractNumId="11">
+  <w:abstractNum w:abstractNumId="13">
     <w:nsid w:val="55D92B24"/>
     <w:multiLevelType w:val="hybridMultilevel"/>
     <w:tmpl w:val="9BCED27C"/>
@@ -5872,7 +6704,7 @@
       </w:rPr>
     </w:lvl>
   </w:abstractNum>
-  <w:abstractNum w:abstractNumId="12">
+  <w:abstractNum w:abstractNumId="14">
     <w:nsid w:val="57564656"/>
     <w:multiLevelType w:val="hybridMultilevel"/>
     <w:tmpl w:val="3E1C27F6"/>
@@ -5985,7 +6817,120 @@
       </w:rPr>
     </w:lvl>
   </w:abstractNum>
-  <w:abstractNum w:abstractNumId="13">
+  <w:abstractNum w:abstractNumId="15">
+    <w:nsid w:val="6F0A1BD2"/>
+    <w:multiLevelType w:val="hybridMultilevel"/>
+    <w:tmpl w:val="EF7884CC"/>
+    <w:lvl w:ilvl="0" w:tplc="40090001">
+      <w:start w:val="1"/>
+      <w:numFmt w:val="bullet"/>
+      <w:lvlText w:val=""/>
+      <w:lvlJc w:val="left"/>
+      <w:pPr>
+        <w:ind w:left="720" w:hanging="360"/>
+      </w:pPr>
+      <w:rPr>
+        <w:rFonts w:ascii="Symbol" w:hAnsi="Symbol" w:hint="default"/>
+      </w:rPr>
+    </w:lvl>
+    <w:lvl w:ilvl="1" w:tplc="40090003" w:tentative="1">
+      <w:start w:val="1"/>
+      <w:numFmt w:val="bullet"/>
+      <w:lvlText w:val="o"/>
+      <w:lvlJc w:val="left"/>
+      <w:pPr>
+        <w:ind w:left="1440" w:hanging="360"/>
+      </w:pPr>
+      <w:rPr>
+        <w:rFonts w:ascii="Courier New" w:hAnsi="Courier New" w:cs="Courier New" w:hint="default"/>
+      </w:rPr>
+    </w:lvl>
+    <w:lvl w:ilvl="2" w:tplc="40090005" w:tentative="1">
+      <w:start w:val="1"/>
+      <w:numFmt w:val="bullet"/>
+      <w:lvlText w:val=""/>
+      <w:lvlJc w:val="left"/>
+      <w:pPr>
+        <w:ind w:left="2160" w:hanging="360"/>
+      </w:pPr>
+      <w:rPr>
+        <w:rFonts w:ascii="Wingdings" w:hAnsi="Wingdings" w:hint="default"/>
+      </w:rPr>
+    </w:lvl>
+    <w:lvl w:ilvl="3" w:tplc="40090001" w:tentative="1">
+      <w:start w:val="1"/>
+      <w:numFmt w:val="bullet"/>
+      <w:lvlText w:val=""/>
+      <w:lvlJc w:val="left"/>
+      <w:pPr>
+        <w:ind w:left="2880" w:hanging="360"/>
+      </w:pPr>
+      <w:rPr>
+        <w:rFonts w:ascii="Symbol" w:hAnsi="Symbol" w:hint="default"/>
+      </w:rPr>
+    </w:lvl>
+    <w:lvl w:ilvl="4" w:tplc="40090003" w:tentative="1">
+      <w:start w:val="1"/>
+      <w:numFmt w:val="bullet"/>
+      <w:lvlText w:val="o"/>
+      <w:lvlJc w:val="left"/>
+      <w:pPr>
+        <w:ind w:left="3600" w:hanging="360"/>
+      </w:pPr>
+      <w:rPr>
+        <w:rFonts w:ascii="Courier New" w:hAnsi="Courier New" w:cs="Courier New" w:hint="default"/>
+      </w:rPr>
+    </w:lvl>
+    <w:lvl w:ilvl="5" w:tplc="40090005" w:tentative="1">
+      <w:start w:val="1"/>
+      <w:numFmt w:val="bullet"/>
+      <w:lvlText w:val=""/>
+      <w:lvlJc w:val="left"/>
+      <w:pPr>
+        <w:ind w:left="4320" w:hanging="360"/>
+      </w:pPr>
+      <w:rPr>
+        <w:rFonts w:ascii="Wingdings" w:hAnsi="Wingdings" w:hint="default"/>
+      </w:rPr>
+    </w:lvl>
+    <w:lvl w:ilvl="6" w:tplc="40090001" w:tentative="1">
+      <w:start w:val="1"/>
+      <w:numFmt w:val="bullet"/>
+      <w:lvlText w:val=""/>
+      <w:lvlJc w:val="left"/>
+      <w:pPr>
+        <w:ind w:left="5040" w:hanging="360"/>
+      </w:pPr>
+      <w:rPr>
+        <w:rFonts w:ascii="Symbol" w:hAnsi="Symbol" w:hint="default"/>
+      </w:rPr>
+    </w:lvl>
+    <w:lvl w:ilvl="7" w:tplc="40090003" w:tentative="1">
+      <w:start w:val="1"/>
+      <w:numFmt w:val="bullet"/>
+      <w:lvlText w:val="o"/>
+      <w:lvlJc w:val="left"/>
+      <w:pPr>
+        <w:ind w:left="5760" w:hanging="360"/>
+      </w:pPr>
+      <w:rPr>
+        <w:rFonts w:ascii="Courier New" w:hAnsi="Courier New" w:cs="Courier New" w:hint="default"/>
+      </w:rPr>
+    </w:lvl>
+    <w:lvl w:ilvl="8" w:tplc="40090005" w:tentative="1">
+      <w:start w:val="1"/>
+      <w:numFmt w:val="bullet"/>
+      <w:lvlText w:val=""/>
+      <w:lvlJc w:val="left"/>
+      <w:pPr>
+        <w:ind w:left="6480" w:hanging="360"/>
+      </w:pPr>
+      <w:rPr>
+        <w:rFonts w:ascii="Wingdings" w:hAnsi="Wingdings" w:hint="default"/>
+      </w:rPr>
+    </w:lvl>
+  </w:abstractNum>
+  <w:abstractNum w:abstractNumId="16">
     <w:nsid w:val="7C1B7A62"/>
     <w:multiLevelType w:val="hybridMultilevel"/>
     <w:tmpl w:val="A1EEB68C"/>
@@ -6098,7 +7043,7 @@
       </w:rPr>
     </w:lvl>
   </w:abstractNum>
-  <w:abstractNum w:abstractNumId="14">
+  <w:abstractNum w:abstractNumId="17">
     <w:nsid w:val="7EEF6783"/>
     <w:multiLevelType w:val="hybridMultilevel"/>
     <w:tmpl w:val="2292AFAC"/>
@@ -6114,7 +7059,7 @@
         <w:rFonts w:hint="default"/>
       </w:rPr>
     </w:lvl>
-    <w:lvl w:ilvl="1" w:tplc="40090019" w:tentative="1">
+    <w:lvl w:ilvl="1" w:tplc="40090019">
       <w:start w:val="1"/>
       <w:numFmt w:val="lowerLetter"/>
       <w:lvlText w:val="%2."/>
@@ -6188,49 +7133,58 @@
     </w:lvl>
   </w:abstractNum>
   <w:num w:numId="1">
+    <w:abstractNumId w:val="6"/>
+  </w:num>
+  <w:num w:numId="2">
+    <w:abstractNumId w:val="4"/>
+  </w:num>
+  <w:num w:numId="3">
+    <w:abstractNumId w:val="16"/>
+  </w:num>
+  <w:num w:numId="4">
+    <w:abstractNumId w:val="13"/>
+  </w:num>
+  <w:num w:numId="5">
+    <w:abstractNumId w:val="10"/>
+  </w:num>
+  <w:num w:numId="6">
     <w:abstractNumId w:val="5"/>
   </w:num>
-  <w:num w:numId="2">
+  <w:num w:numId="7">
+    <w:abstractNumId w:val="12"/>
+  </w:num>
+  <w:num w:numId="8">
+    <w:abstractNumId w:val="14"/>
+  </w:num>
+  <w:num w:numId="9">
+    <w:abstractNumId w:val="8"/>
+  </w:num>
+  <w:num w:numId="10">
+    <w:abstractNumId w:val="2"/>
+  </w:num>
+  <w:num w:numId="11">
     <w:abstractNumId w:val="3"/>
   </w:num>
-  <w:num w:numId="3">
-    <w:abstractNumId w:val="13"/>
+  <w:num w:numId="12">
+    <w:abstractNumId w:val="7"/>
   </w:num>
-  <w:num w:numId="4">
+  <w:num w:numId="13">
+    <w:abstractNumId w:val="1"/>
+  </w:num>
+  <w:num w:numId="14">
     <w:abstractNumId w:val="11"/>
   </w:num>
-  <w:num w:numId="5">
-    <w:abstractNumId w:val="8"/>
+  <w:num w:numId="15">
+    <w:abstractNumId w:val="17"/>
   </w:num>
-  <w:num w:numId="6">
-    <w:abstractNumId w:val="4"/>
-  </w:num>
-  <w:num w:numId="7">
-    <w:abstractNumId w:val="10"/>
-  </w:num>
-  <w:num w:numId="8">
-    <w:abstractNumId w:val="12"/>
-  </w:num>
-  <w:num w:numId="9">
-    <w:abstractNumId w:val="7"/>
-  </w:num>
-  <w:num w:numId="10">
-    <w:abstractNumId w:val="1"/>
-  </w:num>
-  <w:num w:numId="11">
-    <w:abstractNumId w:val="2"/>
-  </w:num>
-  <w:num w:numId="12">
-    <w:abstractNumId w:val="6"/>
-  </w:num>
-  <w:num w:numId="13">
-    <w:abstractNumId w:val="0"/>
-  </w:num>
-  <w:num w:numId="14">
+  <w:num w:numId="16">
     <w:abstractNumId w:val="9"/>
   </w:num>
-  <w:num w:numId="15">
-    <w:abstractNumId w:val="14"/>
+  <w:num w:numId="17">
+    <w:abstractNumId w:val="15"/>
+  </w:num>
+  <w:num w:numId="18">
+    <w:abstractNumId w:val="0"/>
   </w:num>
 </w:numbering>
 </file>
@@ -6950,7 +7904,7 @@
 </file>
 
 <file path=customXml/itemProps1.xml><?xml version="1.0" encoding="utf-8"?>
-<ds:datastoreItem xmlns:ds="http://schemas.openxmlformats.org/officeDocument/2006/customXml" ds:itemID="{42E724A9-83D5-47E9-B605-01D8D3FDBE01}">
+<ds:datastoreItem xmlns:ds="http://schemas.openxmlformats.org/officeDocument/2006/customXml" ds:itemID="{3D3C2861-F5D7-4B7B-84B0-12D1FA417E50}">
   <ds:schemaRefs>
     <ds:schemaRef ds:uri="http://schemas.openxmlformats.org/officeDocument/2006/bibliography"/>
   </ds:schemaRefs>

--- a/Notes_Selenium_14.docx
+++ b/Notes_Selenium_14.docx
@@ -621,13 +621,23 @@
           <w:lang w:val="en-US"/>
         </w:rPr>
       </w:pPr>
-      <w:r>
-        <w:rPr>
-          <w:sz w:val="24"/>
-          <w:szCs w:val="22"/>
-          <w:lang w:val="en-US"/>
-        </w:rPr>
-        <w:t>Thread.sleep()</w:t>
+      <w:proofErr w:type="spellStart"/>
+      <w:r>
+        <w:rPr>
+          <w:sz w:val="24"/>
+          <w:szCs w:val="22"/>
+          <w:lang w:val="en-US"/>
+        </w:rPr>
+        <w:t>Thread.sleep</w:t>
+      </w:r>
+      <w:proofErr w:type="spellEnd"/>
+      <w:r>
+        <w:rPr>
+          <w:sz w:val="24"/>
+          <w:szCs w:val="22"/>
+          <w:lang w:val="en-US"/>
+        </w:rPr>
+        <w:t>()</w:t>
       </w:r>
     </w:p>
     <w:p>
@@ -2156,7 +2166,25 @@
           <w:szCs w:val="22"/>
           <w:lang w:val="en-US"/>
         </w:rPr>
-        <w:t xml:space="preserve"> Correctness, Completeness, Security &amp; Quality of developed software application.</w:t>
+        <w:t xml:space="preserve"> Correctness, Completeness, </w:t>
+      </w:r>
+      <w:proofErr w:type="gramStart"/>
+      <w:r>
+        <w:rPr>
+          <w:sz w:val="24"/>
+          <w:szCs w:val="22"/>
+          <w:lang w:val="en-US"/>
+        </w:rPr>
+        <w:t>Security</w:t>
+      </w:r>
+      <w:proofErr w:type="gramEnd"/>
+      <w:r>
+        <w:rPr>
+          <w:sz w:val="24"/>
+          <w:szCs w:val="22"/>
+          <w:lang w:val="en-US"/>
+        </w:rPr>
+        <w:t xml:space="preserve"> &amp; Quality of developed software application.</w:t>
       </w:r>
     </w:p>
     <w:p>
@@ -3483,8 +3511,18 @@
           <w:szCs w:val="22"/>
           <w:lang w:val="en-US"/>
         </w:rPr>
-        <w:t>Idea Intellij</w:t>
-      </w:r>
+        <w:t xml:space="preserve">Idea </w:t>
+      </w:r>
+      <w:proofErr w:type="spellStart"/>
+      <w:r>
+        <w:rPr>
+          <w:sz w:val="24"/>
+          <w:szCs w:val="22"/>
+          <w:lang w:val="en-US"/>
+        </w:rPr>
+        <w:t>Intellij</w:t>
+      </w:r>
+      <w:proofErr w:type="spellEnd"/>
     </w:p>
     <w:p>
       <w:pPr>
@@ -3582,6 +3620,7 @@
           <w:lang w:val="en-US"/>
         </w:rPr>
       </w:pPr>
+      <w:proofErr w:type="spellStart"/>
       <w:r>
         <w:rPr>
           <w:sz w:val="24"/>
@@ -3590,6 +3629,7 @@
         </w:rPr>
         <w:t>YourName_SeleniumDemos</w:t>
       </w:r>
+      <w:proofErr w:type="spellEnd"/>
     </w:p>
     <w:p>
       <w:pPr>
@@ -3632,8 +3672,18 @@
           <w:szCs w:val="22"/>
           <w:lang w:val="en-US"/>
         </w:rPr>
-        <w:t>Open selenium.dev</w:t>
-      </w:r>
+        <w:t xml:space="preserve">Open </w:t>
+      </w:r>
+      <w:proofErr w:type="spellStart"/>
+      <w:r>
+        <w:rPr>
+          <w:sz w:val="24"/>
+          <w:szCs w:val="22"/>
+          <w:lang w:val="en-US"/>
+        </w:rPr>
+        <w:t>selenium.dev</w:t>
+      </w:r>
+      <w:proofErr w:type="spellEnd"/>
     </w:p>
     <w:p>
       <w:pPr>
@@ -3903,7 +3953,25 @@
           <w:szCs w:val="22"/>
           <w:lang w:val="en-US"/>
         </w:rPr>
-        <w:t>Give the name for project (MyAutomationProject)</w:t>
+        <w:t>Give the name for project (</w:t>
+      </w:r>
+      <w:proofErr w:type="spellStart"/>
+      <w:r>
+        <w:rPr>
+          <w:sz w:val="24"/>
+          <w:szCs w:val="22"/>
+          <w:lang w:val="en-US"/>
+        </w:rPr>
+        <w:t>MyAutomationProject</w:t>
+      </w:r>
+      <w:proofErr w:type="spellEnd"/>
+      <w:r>
+        <w:rPr>
+          <w:sz w:val="24"/>
+          <w:szCs w:val="22"/>
+          <w:lang w:val="en-US"/>
+        </w:rPr>
+        <w:t>)</w:t>
       </w:r>
     </w:p>
     <w:p>
@@ -4042,7 +4110,25 @@
           <w:szCs w:val="22"/>
           <w:lang w:val="en-US"/>
         </w:rPr>
-        <w:t>Give the name (com.WebDriverDemos)</w:t>
+        <w:t>Give the name (</w:t>
+      </w:r>
+      <w:proofErr w:type="spellStart"/>
+      <w:r>
+        <w:rPr>
+          <w:sz w:val="24"/>
+          <w:szCs w:val="22"/>
+          <w:lang w:val="en-US"/>
+        </w:rPr>
+        <w:t>com.WebDriverDemos</w:t>
+      </w:r>
+      <w:proofErr w:type="spellEnd"/>
+      <w:r>
+        <w:rPr>
+          <w:sz w:val="24"/>
+          <w:szCs w:val="22"/>
+          <w:lang w:val="en-US"/>
+        </w:rPr>
+        <w:t>)</w:t>
       </w:r>
     </w:p>
     <w:p>
@@ -4379,13 +4465,23 @@
           <w:lang w:val="en-US"/>
         </w:rPr>
       </w:pPr>
-      <w:r>
-        <w:rPr>
-          <w:sz w:val="24"/>
-          <w:szCs w:val="22"/>
-          <w:lang w:val="en-US"/>
-        </w:rPr>
-        <w:t xml:space="preserve">get() </w:t>
+      <w:proofErr w:type="gramStart"/>
+      <w:r>
+        <w:rPr>
+          <w:sz w:val="24"/>
+          <w:szCs w:val="22"/>
+          <w:lang w:val="en-US"/>
+        </w:rPr>
+        <w:t>get(</w:t>
+      </w:r>
+      <w:proofErr w:type="gramEnd"/>
+      <w:r>
+        <w:rPr>
+          <w:sz w:val="24"/>
+          <w:szCs w:val="22"/>
+          <w:lang w:val="en-US"/>
+        </w:rPr>
+        <w:t xml:space="preserve">) </w:t>
       </w:r>
       <w:r>
         <w:rPr>
@@ -4417,13 +4513,23 @@
           <w:lang w:val="en-US"/>
         </w:rPr>
       </w:pPr>
-      <w:r>
-        <w:rPr>
-          <w:sz w:val="24"/>
-          <w:szCs w:val="22"/>
-          <w:lang w:val="en-US"/>
-        </w:rPr>
-        <w:t xml:space="preserve">driver.manage().window().maximize() </w:t>
+      <w:proofErr w:type="spellStart"/>
+      <w:r>
+        <w:rPr>
+          <w:sz w:val="24"/>
+          <w:szCs w:val="22"/>
+          <w:lang w:val="en-US"/>
+        </w:rPr>
+        <w:t>driver.manage</w:t>
+      </w:r>
+      <w:proofErr w:type="spellEnd"/>
+      <w:r>
+        <w:rPr>
+          <w:sz w:val="24"/>
+          <w:szCs w:val="22"/>
+          <w:lang w:val="en-US"/>
+        </w:rPr>
+        <w:t xml:space="preserve">().window().maximize() </w:t>
       </w:r>
       <w:r>
         <w:rPr>
@@ -4455,13 +4561,23 @@
           <w:lang w:val="en-US"/>
         </w:rPr>
       </w:pPr>
-      <w:r>
-        <w:rPr>
-          <w:sz w:val="24"/>
-          <w:szCs w:val="22"/>
-          <w:lang w:val="en-US"/>
-        </w:rPr>
-        <w:t xml:space="preserve">close() </w:t>
+      <w:proofErr w:type="gramStart"/>
+      <w:r>
+        <w:rPr>
+          <w:sz w:val="24"/>
+          <w:szCs w:val="22"/>
+          <w:lang w:val="en-US"/>
+        </w:rPr>
+        <w:t>close(</w:t>
+      </w:r>
+      <w:proofErr w:type="gramEnd"/>
+      <w:r>
+        <w:rPr>
+          <w:sz w:val="24"/>
+          <w:szCs w:val="22"/>
+          <w:lang w:val="en-US"/>
+        </w:rPr>
+        <w:t xml:space="preserve">) </w:t>
       </w:r>
       <w:r>
         <w:rPr>
@@ -4493,13 +4609,23 @@
           <w:lang w:val="en-US"/>
         </w:rPr>
       </w:pPr>
-      <w:r>
-        <w:rPr>
-          <w:sz w:val="24"/>
-          <w:szCs w:val="22"/>
-          <w:lang w:val="en-US"/>
-        </w:rPr>
-        <w:t xml:space="preserve">getTitle() </w:t>
+      <w:proofErr w:type="gramStart"/>
+      <w:r>
+        <w:rPr>
+          <w:sz w:val="24"/>
+          <w:szCs w:val="22"/>
+          <w:lang w:val="en-US"/>
+        </w:rPr>
+        <w:t>getTitle(</w:t>
+      </w:r>
+      <w:proofErr w:type="gramEnd"/>
+      <w:r>
+        <w:rPr>
+          <w:sz w:val="24"/>
+          <w:szCs w:val="22"/>
+          <w:lang w:val="en-US"/>
+        </w:rPr>
+        <w:t xml:space="preserve">) </w:t>
       </w:r>
       <w:r>
         <w:rPr>
@@ -4539,13 +4665,23 @@
           <w:lang w:val="en-US"/>
         </w:rPr>
       </w:pPr>
-      <w:r>
-        <w:rPr>
-          <w:sz w:val="24"/>
-          <w:szCs w:val="22"/>
-          <w:lang w:val="en-US"/>
-        </w:rPr>
-        <w:t xml:space="preserve">getCurrentUrl() </w:t>
+      <w:proofErr w:type="gramStart"/>
+      <w:r>
+        <w:rPr>
+          <w:sz w:val="24"/>
+          <w:szCs w:val="22"/>
+          <w:lang w:val="en-US"/>
+        </w:rPr>
+        <w:t>getCurrentUrl(</w:t>
+      </w:r>
+      <w:proofErr w:type="gramEnd"/>
+      <w:r>
+        <w:rPr>
+          <w:sz w:val="24"/>
+          <w:szCs w:val="22"/>
+          <w:lang w:val="en-US"/>
+        </w:rPr>
+        <w:t xml:space="preserve">) </w:t>
       </w:r>
       <w:r>
         <w:rPr>
@@ -4577,13 +4713,23 @@
           <w:lang w:val="en-US"/>
         </w:rPr>
       </w:pPr>
-      <w:r>
-        <w:rPr>
-          <w:sz w:val="24"/>
-          <w:szCs w:val="22"/>
-          <w:lang w:val="en-US"/>
-        </w:rPr>
-        <w:t xml:space="preserve">getPageSource() </w:t>
+      <w:proofErr w:type="gramStart"/>
+      <w:r>
+        <w:rPr>
+          <w:sz w:val="24"/>
+          <w:szCs w:val="22"/>
+          <w:lang w:val="en-US"/>
+        </w:rPr>
+        <w:t>getPageSource(</w:t>
+      </w:r>
+      <w:proofErr w:type="gramEnd"/>
+      <w:r>
+        <w:rPr>
+          <w:sz w:val="24"/>
+          <w:szCs w:val="22"/>
+          <w:lang w:val="en-US"/>
+        </w:rPr>
+        <w:t xml:space="preserve">) </w:t>
       </w:r>
       <w:r>
         <w:rPr>
@@ -4645,7 +4791,23 @@
           <w:szCs w:val="22"/>
           <w:lang w:val="en-US"/>
         </w:rPr>
-        <w:t xml:space="preserve"> the control on the web page like text box, radio button, link etc. </w:t>
+        <w:t xml:space="preserve"> the</w:t>
+      </w:r>
+      <w:r>
+        <w:rPr>
+          <w:sz w:val="24"/>
+          <w:szCs w:val="22"/>
+          <w:lang w:val="en-US"/>
+        </w:rPr>
+        <w:t xml:space="preserve"> single</w:t>
+      </w:r>
+      <w:r>
+        <w:rPr>
+          <w:sz w:val="24"/>
+          <w:szCs w:val="22"/>
+          <w:lang w:val="en-US"/>
+        </w:rPr>
+        <w:t xml:space="preserve"> control on the web page like text box, radio button, link etc. </w:t>
       </w:r>
       <w:r>
         <w:rPr>
@@ -4805,8 +4967,6 @@
         </w:rPr>
         <w:t>The value of locator may be dynamic. (It is changing every time after refreshing)</w:t>
       </w:r>
-      <w:bookmarkStart w:id="0" w:name="_GoBack"/>
-      <w:bookmarkEnd w:id="0"/>
     </w:p>
     <w:p>
       <w:pPr>
@@ -5206,13 +5366,23 @@
           <w:lang w:val="en-US"/>
         </w:rPr>
       </w:pPr>
-      <w:r>
-        <w:rPr>
-          <w:sz w:val="24"/>
-          <w:szCs w:val="22"/>
-          <w:lang w:val="en-US"/>
-        </w:rPr>
-        <w:t xml:space="preserve">sendKeys() </w:t>
+      <w:proofErr w:type="gramStart"/>
+      <w:r>
+        <w:rPr>
+          <w:sz w:val="24"/>
+          <w:szCs w:val="22"/>
+          <w:lang w:val="en-US"/>
+        </w:rPr>
+        <w:t>sendKeys(</w:t>
+      </w:r>
+      <w:proofErr w:type="gramEnd"/>
+      <w:r>
+        <w:rPr>
+          <w:sz w:val="24"/>
+          <w:szCs w:val="22"/>
+          <w:lang w:val="en-US"/>
+        </w:rPr>
+        <w:t xml:space="preserve">) </w:t>
       </w:r>
       <w:r>
         <w:rPr>
@@ -5230,6 +5400,14 @@
         </w:rPr>
         <w:t xml:space="preserve"> Enters the text in textbox.</w:t>
       </w:r>
+      <w:r>
+        <w:rPr>
+          <w:sz w:val="24"/>
+          <w:szCs w:val="22"/>
+          <w:lang w:val="en-US"/>
+        </w:rPr>
+        <w:t xml:space="preserve"> Appends the text if already some text is there in text box.</w:t>
+      </w:r>
     </w:p>
     <w:p>
       <w:pPr>
@@ -5244,13 +5422,23 @@
           <w:lang w:val="en-US"/>
         </w:rPr>
       </w:pPr>
-      <w:r>
-        <w:rPr>
-          <w:sz w:val="24"/>
-          <w:szCs w:val="22"/>
-          <w:lang w:val="en-US"/>
-        </w:rPr>
-        <w:t xml:space="preserve">click() </w:t>
+      <w:proofErr w:type="gramStart"/>
+      <w:r>
+        <w:rPr>
+          <w:sz w:val="24"/>
+          <w:szCs w:val="22"/>
+          <w:lang w:val="en-US"/>
+        </w:rPr>
+        <w:t>click(</w:t>
+      </w:r>
+      <w:proofErr w:type="gramEnd"/>
+      <w:r>
+        <w:rPr>
+          <w:sz w:val="24"/>
+          <w:szCs w:val="22"/>
+          <w:lang w:val="en-US"/>
+        </w:rPr>
+        <w:t xml:space="preserve">) </w:t>
       </w:r>
       <w:r>
         <w:rPr>
@@ -5267,6 +5455,382 @@
           <w:lang w:val="en-US"/>
         </w:rPr>
         <w:t xml:space="preserve"> Will click on any control.</w:t>
+      </w:r>
+    </w:p>
+    <w:p>
+      <w:pPr>
+        <w:rPr>
+          <w:sz w:val="24"/>
+          <w:szCs w:val="22"/>
+          <w:lang w:val="en-US"/>
+        </w:rPr>
+      </w:pPr>
+    </w:p>
+    <w:p>
+      <w:pPr>
+        <w:rPr>
+          <w:b/>
+          <w:bCs/>
+          <w:sz w:val="24"/>
+          <w:szCs w:val="22"/>
+          <w:lang w:val="en-US"/>
+        </w:rPr>
+      </w:pPr>
+      <w:r>
+        <w:rPr>
+          <w:b/>
+          <w:bCs/>
+          <w:sz w:val="24"/>
+          <w:szCs w:val="22"/>
+          <w:lang w:val="en-US"/>
+        </w:rPr>
+        <w:t>CssSelector Locator</w:t>
+      </w:r>
+    </w:p>
+    <w:p>
+      <w:pPr>
+        <w:rPr>
+          <w:sz w:val="24"/>
+          <w:szCs w:val="22"/>
+          <w:lang w:val="en-US"/>
+        </w:rPr>
+      </w:pPr>
+      <w:r>
+        <w:rPr>
+          <w:sz w:val="24"/>
+          <w:szCs w:val="22"/>
+          <w:lang w:val="en-US"/>
+        </w:rPr>
+        <w:t>CssSelector allows to locate a control any one or multiple attributes of control.</w:t>
+      </w:r>
+    </w:p>
+    <w:p>
+      <w:pPr>
+        <w:rPr>
+          <w:sz w:val="24"/>
+          <w:szCs w:val="22"/>
+          <w:lang w:val="en-US"/>
+        </w:rPr>
+      </w:pPr>
+      <w:r>
+        <w:rPr>
+          <w:sz w:val="24"/>
+          <w:szCs w:val="22"/>
+          <w:lang w:val="en-US"/>
+        </w:rPr>
+        <w:t>Types of CssSelector</w:t>
+      </w:r>
+    </w:p>
+    <w:p>
+      <w:pPr>
+        <w:pStyle w:val="ListParagraph"/>
+        <w:numPr>
+          <w:ilvl w:val="0"/>
+          <w:numId w:val="19"/>
+        </w:numPr>
+        <w:rPr>
+          <w:sz w:val="24"/>
+          <w:szCs w:val="22"/>
+          <w:lang w:val="en-US"/>
+        </w:rPr>
+      </w:pPr>
+      <w:r>
+        <w:rPr>
+          <w:sz w:val="24"/>
+          <w:szCs w:val="22"/>
+          <w:lang w:val="en-US"/>
+        </w:rPr>
+        <w:t>By using single attribute</w:t>
+      </w:r>
+      <w:r>
+        <w:rPr>
+          <w:sz w:val="24"/>
+          <w:szCs w:val="22"/>
+          <w:lang w:val="en-US"/>
+        </w:rPr>
+        <w:br/>
+        <w:t>Syntax:</w:t>
+      </w:r>
+      <w:r>
+        <w:rPr>
+          <w:sz w:val="24"/>
+          <w:szCs w:val="22"/>
+          <w:lang w:val="en-US"/>
+        </w:rPr>
+        <w:br/>
+        <w:t>tagName[attribute=”value”]</w:t>
+      </w:r>
+      <w:r>
+        <w:rPr>
+          <w:sz w:val="24"/>
+          <w:szCs w:val="22"/>
+          <w:lang w:val="en-US"/>
+        </w:rPr>
+        <w:br/>
+        <w:t>input[</w:t>
+      </w:r>
+      <w:r>
+        <w:rPr>
+          <w:sz w:val="24"/>
+          <w:szCs w:val="22"/>
+          <w:lang w:val="en-US"/>
+        </w:rPr>
+        <w:t>data-</w:t>
+      </w:r>
+      <w:proofErr w:type="spellStart"/>
+      <w:r>
+        <w:rPr>
+          <w:sz w:val="24"/>
+          <w:szCs w:val="22"/>
+          <w:lang w:val="en-US"/>
+        </w:rPr>
+        <w:t>testid</w:t>
+      </w:r>
+      <w:proofErr w:type="spellEnd"/>
+      <w:r>
+        <w:rPr>
+          <w:sz w:val="24"/>
+          <w:szCs w:val="22"/>
+          <w:lang w:val="en-US"/>
+        </w:rPr>
+        <w:t>="</w:t>
+      </w:r>
+      <w:r>
+        <w:rPr>
+          <w:sz w:val="24"/>
+          <w:szCs w:val="22"/>
+          <w:lang w:val="en-US"/>
+        </w:rPr>
+        <w:t>royal-email</w:t>
+      </w:r>
+      <w:r>
+        <w:rPr>
+          <w:sz w:val="24"/>
+          <w:szCs w:val="22"/>
+          <w:lang w:val="en-US"/>
+        </w:rPr>
+        <w:t>"</w:t>
+      </w:r>
+      <w:r>
+        <w:rPr>
+          <w:sz w:val="24"/>
+          <w:szCs w:val="22"/>
+          <w:lang w:val="en-US"/>
+        </w:rPr>
+        <w:t>]</w:t>
+      </w:r>
+    </w:p>
+    <w:p>
+      <w:pPr>
+        <w:pStyle w:val="ListParagraph"/>
+        <w:numPr>
+          <w:ilvl w:val="0"/>
+          <w:numId w:val="19"/>
+        </w:numPr>
+        <w:rPr>
+          <w:sz w:val="24"/>
+          <w:szCs w:val="22"/>
+          <w:lang w:val="en-US"/>
+        </w:rPr>
+      </w:pPr>
+      <w:r>
+        <w:rPr>
+          <w:sz w:val="24"/>
+          <w:szCs w:val="22"/>
+          <w:lang w:val="en-US"/>
+        </w:rPr>
+        <w:t>By using multiple attributes</w:t>
+      </w:r>
+      <w:r>
+        <w:rPr>
+          <w:sz w:val="24"/>
+          <w:szCs w:val="22"/>
+          <w:lang w:val="en-US"/>
+        </w:rPr>
+        <w:br/>
+        <w:t>Syntax</w:t>
+      </w:r>
+      <w:r>
+        <w:rPr>
+          <w:sz w:val="24"/>
+          <w:szCs w:val="22"/>
+          <w:lang w:val="en-US"/>
+        </w:rPr>
+        <w:br/>
+        <w:t>tagName[attribute1=”value”][attribute2=”value”]</w:t>
+      </w:r>
+    </w:p>
+    <w:p>
+      <w:pPr>
+        <w:pStyle w:val="ListParagraph"/>
+        <w:numPr>
+          <w:ilvl w:val="0"/>
+          <w:numId w:val="19"/>
+        </w:numPr>
+        <w:rPr>
+          <w:sz w:val="24"/>
+          <w:szCs w:val="22"/>
+          <w:lang w:val="en-US"/>
+        </w:rPr>
+      </w:pPr>
+      <w:r>
+        <w:rPr>
+          <w:sz w:val="24"/>
+          <w:szCs w:val="22"/>
+          <w:lang w:val="en-US"/>
+        </w:rPr>
+        <w:t>By using special character</w:t>
+      </w:r>
+    </w:p>
+    <w:p>
+      <w:pPr>
+        <w:pStyle w:val="ListParagraph"/>
+        <w:numPr>
+          <w:ilvl w:val="1"/>
+          <w:numId w:val="19"/>
+        </w:numPr>
+        <w:rPr>
+          <w:sz w:val="24"/>
+          <w:szCs w:val="22"/>
+          <w:lang w:val="en-US"/>
+        </w:rPr>
+      </w:pPr>
+      <w:r>
+        <w:rPr>
+          <w:sz w:val="24"/>
+          <w:szCs w:val="22"/>
+          <w:lang w:val="en-US"/>
+        </w:rPr>
+        <w:t xml:space="preserve">^ </w:t>
+      </w:r>
+      <w:r>
+        <w:rPr>
+          <w:sz w:val="24"/>
+          <w:szCs w:val="22"/>
+          <w:lang w:val="en-US"/>
+        </w:rPr>
+        <w:sym w:font="Wingdings" w:char="F0E0"/>
+      </w:r>
+      <w:r>
+        <w:rPr>
+          <w:sz w:val="24"/>
+          <w:szCs w:val="22"/>
+          <w:lang w:val="en-US"/>
+        </w:rPr>
+        <w:t xml:space="preserve"> Starts With</w:t>
+      </w:r>
+      <w:r>
+        <w:rPr>
+          <w:sz w:val="24"/>
+          <w:szCs w:val="22"/>
+          <w:lang w:val="en-US"/>
+        </w:rPr>
+        <w:br/>
+        <w:t>tagName[attribute^=”value”]</w:t>
+      </w:r>
+    </w:p>
+    <w:p>
+      <w:pPr>
+        <w:pStyle w:val="ListParagraph"/>
+        <w:numPr>
+          <w:ilvl w:val="1"/>
+          <w:numId w:val="19"/>
+        </w:numPr>
+        <w:rPr>
+          <w:sz w:val="24"/>
+          <w:szCs w:val="22"/>
+          <w:lang w:val="en-US"/>
+        </w:rPr>
+      </w:pPr>
+      <w:r>
+        <w:rPr>
+          <w:sz w:val="24"/>
+          <w:szCs w:val="22"/>
+          <w:lang w:val="en-US"/>
+        </w:rPr>
+        <w:t xml:space="preserve">$ </w:t>
+      </w:r>
+      <w:r>
+        <w:rPr>
+          <w:sz w:val="24"/>
+          <w:szCs w:val="22"/>
+          <w:lang w:val="en-US"/>
+        </w:rPr>
+        <w:sym w:font="Wingdings" w:char="F0E0"/>
+      </w:r>
+      <w:r>
+        <w:rPr>
+          <w:sz w:val="24"/>
+          <w:szCs w:val="22"/>
+          <w:lang w:val="en-US"/>
+        </w:rPr>
+        <w:t xml:space="preserve"> Ends With</w:t>
+      </w:r>
+      <w:r>
+        <w:rPr>
+          <w:sz w:val="24"/>
+          <w:szCs w:val="22"/>
+          <w:lang w:val="en-US"/>
+        </w:rPr>
+        <w:br/>
+        <w:t>tagName[attribute$=”Value”]</w:t>
+      </w:r>
+    </w:p>
+    <w:p>
+      <w:pPr>
+        <w:pStyle w:val="ListParagraph"/>
+        <w:numPr>
+          <w:ilvl w:val="1"/>
+          <w:numId w:val="19"/>
+        </w:numPr>
+        <w:rPr>
+          <w:sz w:val="24"/>
+          <w:szCs w:val="22"/>
+          <w:lang w:val="en-US"/>
+        </w:rPr>
+      </w:pPr>
+      <w:r>
+        <w:rPr>
+          <w:sz w:val="24"/>
+          <w:szCs w:val="22"/>
+          <w:lang w:val="en-US"/>
+        </w:rPr>
+        <w:t xml:space="preserve">* </w:t>
+      </w:r>
+      <w:r>
+        <w:rPr>
+          <w:sz w:val="24"/>
+          <w:szCs w:val="22"/>
+          <w:lang w:val="en-US"/>
+        </w:rPr>
+        <w:sym w:font="Wingdings" w:char="F0E0"/>
+      </w:r>
+      <w:r>
+        <w:rPr>
+          <w:sz w:val="24"/>
+          <w:szCs w:val="22"/>
+          <w:lang w:val="en-US"/>
+        </w:rPr>
+        <w:t xml:space="preserve"> Contains</w:t>
+      </w:r>
+      <w:r>
+        <w:rPr>
+          <w:sz w:val="24"/>
+          <w:szCs w:val="22"/>
+          <w:lang w:val="en-US"/>
+        </w:rPr>
+        <w:br/>
+        <w:t>tagName[attribute*=”value”]</w:t>
+      </w:r>
+      <w:bookmarkStart w:id="0" w:name="_GoBack"/>
+      <w:bookmarkEnd w:id="0"/>
+      <w:r>
+        <w:rPr>
+          <w:sz w:val="24"/>
+          <w:szCs w:val="22"/>
+          <w:lang w:val="en-US"/>
+        </w:rPr>
+        <w:br/>
       </w:r>
     </w:p>
     <w:p>
@@ -7044,6 +7608,95 @@
     </w:lvl>
   </w:abstractNum>
   <w:abstractNum w:abstractNumId="17">
+    <w:nsid w:val="7E0C5E33"/>
+    <w:multiLevelType w:val="hybridMultilevel"/>
+    <w:tmpl w:val="17A20342"/>
+    <w:lvl w:ilvl="0" w:tplc="4009000F">
+      <w:start w:val="1"/>
+      <w:numFmt w:val="decimal"/>
+      <w:lvlText w:val="%1."/>
+      <w:lvlJc w:val="left"/>
+      <w:pPr>
+        <w:ind w:left="720" w:hanging="360"/>
+      </w:pPr>
+      <w:rPr>
+        <w:rFonts w:hint="default"/>
+      </w:rPr>
+    </w:lvl>
+    <w:lvl w:ilvl="1" w:tplc="40090019">
+      <w:start w:val="1"/>
+      <w:numFmt w:val="lowerLetter"/>
+      <w:lvlText w:val="%2."/>
+      <w:lvlJc w:val="left"/>
+      <w:pPr>
+        <w:ind w:left="1440" w:hanging="360"/>
+      </w:pPr>
+    </w:lvl>
+    <w:lvl w:ilvl="2" w:tplc="4009001B" w:tentative="1">
+      <w:start w:val="1"/>
+      <w:numFmt w:val="lowerRoman"/>
+      <w:lvlText w:val="%3."/>
+      <w:lvlJc w:val="right"/>
+      <w:pPr>
+        <w:ind w:left="2160" w:hanging="180"/>
+      </w:pPr>
+    </w:lvl>
+    <w:lvl w:ilvl="3" w:tplc="4009000F" w:tentative="1">
+      <w:start w:val="1"/>
+      <w:numFmt w:val="decimal"/>
+      <w:lvlText w:val="%4."/>
+      <w:lvlJc w:val="left"/>
+      <w:pPr>
+        <w:ind w:left="2880" w:hanging="360"/>
+      </w:pPr>
+    </w:lvl>
+    <w:lvl w:ilvl="4" w:tplc="40090019" w:tentative="1">
+      <w:start w:val="1"/>
+      <w:numFmt w:val="lowerLetter"/>
+      <w:lvlText w:val="%5."/>
+      <w:lvlJc w:val="left"/>
+      <w:pPr>
+        <w:ind w:left="3600" w:hanging="360"/>
+      </w:pPr>
+    </w:lvl>
+    <w:lvl w:ilvl="5" w:tplc="4009001B" w:tentative="1">
+      <w:start w:val="1"/>
+      <w:numFmt w:val="lowerRoman"/>
+      <w:lvlText w:val="%6."/>
+      <w:lvlJc w:val="right"/>
+      <w:pPr>
+        <w:ind w:left="4320" w:hanging="180"/>
+      </w:pPr>
+    </w:lvl>
+    <w:lvl w:ilvl="6" w:tplc="4009000F" w:tentative="1">
+      <w:start w:val="1"/>
+      <w:numFmt w:val="decimal"/>
+      <w:lvlText w:val="%7."/>
+      <w:lvlJc w:val="left"/>
+      <w:pPr>
+        <w:ind w:left="5040" w:hanging="360"/>
+      </w:pPr>
+    </w:lvl>
+    <w:lvl w:ilvl="7" w:tplc="40090019" w:tentative="1">
+      <w:start w:val="1"/>
+      <w:numFmt w:val="lowerLetter"/>
+      <w:lvlText w:val="%8."/>
+      <w:lvlJc w:val="left"/>
+      <w:pPr>
+        <w:ind w:left="5760" w:hanging="360"/>
+      </w:pPr>
+    </w:lvl>
+    <w:lvl w:ilvl="8" w:tplc="4009001B" w:tentative="1">
+      <w:start w:val="1"/>
+      <w:numFmt w:val="lowerRoman"/>
+      <w:lvlText w:val="%9."/>
+      <w:lvlJc w:val="right"/>
+      <w:pPr>
+        <w:ind w:left="6480" w:hanging="180"/>
+      </w:pPr>
+    </w:lvl>
+  </w:abstractNum>
+  <w:abstractNum w:abstractNumId="18">
     <w:nsid w:val="7EEF6783"/>
     <w:multiLevelType w:val="hybridMultilevel"/>
     <w:tmpl w:val="2292AFAC"/>
@@ -7175,7 +7828,7 @@
     <w:abstractNumId w:val="11"/>
   </w:num>
   <w:num w:numId="15">
-    <w:abstractNumId w:val="17"/>
+    <w:abstractNumId w:val="18"/>
   </w:num>
   <w:num w:numId="16">
     <w:abstractNumId w:val="9"/>
@@ -7185,6 +7838,9 @@
   </w:num>
   <w:num w:numId="18">
     <w:abstractNumId w:val="0"/>
+  </w:num>
+  <w:num w:numId="19">
+    <w:abstractNumId w:val="17"/>
   </w:num>
 </w:numbering>
 </file>
@@ -7635,6 +8291,16 @@
       <w:u w:val="single"/>
     </w:rPr>
   </w:style>
+  <w:style w:type="character" w:customStyle="1" w:styleId="webkit-html-attribute-name">
+    <w:name w:val="webkit-html-attribute-name"/>
+    <w:basedOn w:val="DefaultParagraphFont"/>
+    <w:rsid w:val="00172FE3"/>
+  </w:style>
+  <w:style w:type="character" w:customStyle="1" w:styleId="webkit-html-attribute-value">
+    <w:name w:val="webkit-html-attribute-value"/>
+    <w:basedOn w:val="DefaultParagraphFont"/>
+    <w:rsid w:val="00172FE3"/>
+  </w:style>
 </w:styles>
 </file>
 
@@ -7904,7 +8570,7 @@
 </file>
 
 <file path=customXml/itemProps1.xml><?xml version="1.0" encoding="utf-8"?>
-<ds:datastoreItem xmlns:ds="http://schemas.openxmlformats.org/officeDocument/2006/customXml" ds:itemID="{3D3C2861-F5D7-4B7B-84B0-12D1FA417E50}">
+<ds:datastoreItem xmlns:ds="http://schemas.openxmlformats.org/officeDocument/2006/customXml" ds:itemID="{E5B79B5F-8B0C-453B-9968-079FD6E65B7A}">
   <ds:schemaRefs>
     <ds:schemaRef ds:uri="http://schemas.openxmlformats.org/officeDocument/2006/bibliography"/>
   </ds:schemaRefs>

--- a/Notes_Selenium_14.docx
+++ b/Notes_Selenium_14.docx
@@ -621,23 +621,13 @@
           <w:lang w:val="en-US"/>
         </w:rPr>
       </w:pPr>
-      <w:proofErr w:type="spellStart"/>
-      <w:r>
-        <w:rPr>
-          <w:sz w:val="24"/>
-          <w:szCs w:val="22"/>
-          <w:lang w:val="en-US"/>
-        </w:rPr>
-        <w:t>Thread.sleep</w:t>
-      </w:r>
-      <w:proofErr w:type="spellEnd"/>
-      <w:r>
-        <w:rPr>
-          <w:sz w:val="24"/>
-          <w:szCs w:val="22"/>
-          <w:lang w:val="en-US"/>
-        </w:rPr>
-        <w:t>()</w:t>
+      <w:r>
+        <w:rPr>
+          <w:sz w:val="24"/>
+          <w:szCs w:val="22"/>
+          <w:lang w:val="en-US"/>
+        </w:rPr>
+        <w:t>Thread.sleep()</w:t>
       </w:r>
     </w:p>
     <w:p>
@@ -2166,25 +2156,7 @@
           <w:szCs w:val="22"/>
           <w:lang w:val="en-US"/>
         </w:rPr>
-        <w:t xml:space="preserve"> Correctness, Completeness, </w:t>
-      </w:r>
-      <w:proofErr w:type="gramStart"/>
-      <w:r>
-        <w:rPr>
-          <w:sz w:val="24"/>
-          <w:szCs w:val="22"/>
-          <w:lang w:val="en-US"/>
-        </w:rPr>
-        <w:t>Security</w:t>
-      </w:r>
-      <w:proofErr w:type="gramEnd"/>
-      <w:r>
-        <w:rPr>
-          <w:sz w:val="24"/>
-          <w:szCs w:val="22"/>
-          <w:lang w:val="en-US"/>
-        </w:rPr>
-        <w:t xml:space="preserve"> &amp; Quality of developed software application.</w:t>
+        <w:t xml:space="preserve"> Correctness, Completeness, Security &amp; Quality of developed software application.</w:t>
       </w:r>
     </w:p>
     <w:p>
@@ -3511,18 +3483,8 @@
           <w:szCs w:val="22"/>
           <w:lang w:val="en-US"/>
         </w:rPr>
-        <w:t xml:space="preserve">Idea </w:t>
-      </w:r>
-      <w:proofErr w:type="spellStart"/>
-      <w:r>
-        <w:rPr>
-          <w:sz w:val="24"/>
-          <w:szCs w:val="22"/>
-          <w:lang w:val="en-US"/>
-        </w:rPr>
-        <w:t>Intellij</w:t>
-      </w:r>
-      <w:proofErr w:type="spellEnd"/>
+        <w:t>Idea Intellij</w:t>
+      </w:r>
     </w:p>
     <w:p>
       <w:pPr>
@@ -3620,7 +3582,6 @@
           <w:lang w:val="en-US"/>
         </w:rPr>
       </w:pPr>
-      <w:proofErr w:type="spellStart"/>
       <w:r>
         <w:rPr>
           <w:sz w:val="24"/>
@@ -3629,7 +3590,6 @@
         </w:rPr>
         <w:t>YourName_SeleniumDemos</w:t>
       </w:r>
-      <w:proofErr w:type="spellEnd"/>
     </w:p>
     <w:p>
       <w:pPr>
@@ -3672,18 +3632,8 @@
           <w:szCs w:val="22"/>
           <w:lang w:val="en-US"/>
         </w:rPr>
-        <w:t xml:space="preserve">Open </w:t>
-      </w:r>
-      <w:proofErr w:type="spellStart"/>
-      <w:r>
-        <w:rPr>
-          <w:sz w:val="24"/>
-          <w:szCs w:val="22"/>
-          <w:lang w:val="en-US"/>
-        </w:rPr>
-        <w:t>selenium.dev</w:t>
-      </w:r>
-      <w:proofErr w:type="spellEnd"/>
+        <w:t>Open selenium.dev</w:t>
+      </w:r>
     </w:p>
     <w:p>
       <w:pPr>
@@ -3953,25 +3903,7 @@
           <w:szCs w:val="22"/>
           <w:lang w:val="en-US"/>
         </w:rPr>
-        <w:t>Give the name for project (</w:t>
-      </w:r>
-      <w:proofErr w:type="spellStart"/>
-      <w:r>
-        <w:rPr>
-          <w:sz w:val="24"/>
-          <w:szCs w:val="22"/>
-          <w:lang w:val="en-US"/>
-        </w:rPr>
-        <w:t>MyAutomationProject</w:t>
-      </w:r>
-      <w:proofErr w:type="spellEnd"/>
-      <w:r>
-        <w:rPr>
-          <w:sz w:val="24"/>
-          <w:szCs w:val="22"/>
-          <w:lang w:val="en-US"/>
-        </w:rPr>
-        <w:t>)</w:t>
+        <w:t>Give the name for project (MyAutomationProject)</w:t>
       </w:r>
     </w:p>
     <w:p>
@@ -4110,25 +4042,7 @@
           <w:szCs w:val="22"/>
           <w:lang w:val="en-US"/>
         </w:rPr>
-        <w:t>Give the name (</w:t>
-      </w:r>
-      <w:proofErr w:type="spellStart"/>
-      <w:r>
-        <w:rPr>
-          <w:sz w:val="24"/>
-          <w:szCs w:val="22"/>
-          <w:lang w:val="en-US"/>
-        </w:rPr>
-        <w:t>com.WebDriverDemos</w:t>
-      </w:r>
-      <w:proofErr w:type="spellEnd"/>
-      <w:r>
-        <w:rPr>
-          <w:sz w:val="24"/>
-          <w:szCs w:val="22"/>
-          <w:lang w:val="en-US"/>
-        </w:rPr>
-        <w:t>)</w:t>
+        <w:t>Give the name (com.WebDriverDemos)</w:t>
       </w:r>
     </w:p>
     <w:p>
@@ -4465,23 +4379,13 @@
           <w:lang w:val="en-US"/>
         </w:rPr>
       </w:pPr>
-      <w:proofErr w:type="gramStart"/>
-      <w:r>
-        <w:rPr>
-          <w:sz w:val="24"/>
-          <w:szCs w:val="22"/>
-          <w:lang w:val="en-US"/>
-        </w:rPr>
-        <w:t>get(</w:t>
-      </w:r>
-      <w:proofErr w:type="gramEnd"/>
-      <w:r>
-        <w:rPr>
-          <w:sz w:val="24"/>
-          <w:szCs w:val="22"/>
-          <w:lang w:val="en-US"/>
-        </w:rPr>
-        <w:t xml:space="preserve">) </w:t>
+      <w:r>
+        <w:rPr>
+          <w:sz w:val="24"/>
+          <w:szCs w:val="22"/>
+          <w:lang w:val="en-US"/>
+        </w:rPr>
+        <w:t xml:space="preserve">get() </w:t>
       </w:r>
       <w:r>
         <w:rPr>
@@ -4513,23 +4417,13 @@
           <w:lang w:val="en-US"/>
         </w:rPr>
       </w:pPr>
-      <w:proofErr w:type="spellStart"/>
-      <w:r>
-        <w:rPr>
-          <w:sz w:val="24"/>
-          <w:szCs w:val="22"/>
-          <w:lang w:val="en-US"/>
-        </w:rPr>
-        <w:t>driver.manage</w:t>
-      </w:r>
-      <w:proofErr w:type="spellEnd"/>
-      <w:r>
-        <w:rPr>
-          <w:sz w:val="24"/>
-          <w:szCs w:val="22"/>
-          <w:lang w:val="en-US"/>
-        </w:rPr>
-        <w:t xml:space="preserve">().window().maximize() </w:t>
+      <w:r>
+        <w:rPr>
+          <w:sz w:val="24"/>
+          <w:szCs w:val="22"/>
+          <w:lang w:val="en-US"/>
+        </w:rPr>
+        <w:t xml:space="preserve">driver.manage().window().maximize() </w:t>
       </w:r>
       <w:r>
         <w:rPr>
@@ -4561,23 +4455,13 @@
           <w:lang w:val="en-US"/>
         </w:rPr>
       </w:pPr>
-      <w:proofErr w:type="gramStart"/>
-      <w:r>
-        <w:rPr>
-          <w:sz w:val="24"/>
-          <w:szCs w:val="22"/>
-          <w:lang w:val="en-US"/>
-        </w:rPr>
-        <w:t>close(</w:t>
-      </w:r>
-      <w:proofErr w:type="gramEnd"/>
-      <w:r>
-        <w:rPr>
-          <w:sz w:val="24"/>
-          <w:szCs w:val="22"/>
-          <w:lang w:val="en-US"/>
-        </w:rPr>
-        <w:t xml:space="preserve">) </w:t>
+      <w:r>
+        <w:rPr>
+          <w:sz w:val="24"/>
+          <w:szCs w:val="22"/>
+          <w:lang w:val="en-US"/>
+        </w:rPr>
+        <w:t xml:space="preserve">close() </w:t>
       </w:r>
       <w:r>
         <w:rPr>
@@ -4609,23 +4493,13 @@
           <w:lang w:val="en-US"/>
         </w:rPr>
       </w:pPr>
-      <w:proofErr w:type="gramStart"/>
-      <w:r>
-        <w:rPr>
-          <w:sz w:val="24"/>
-          <w:szCs w:val="22"/>
-          <w:lang w:val="en-US"/>
-        </w:rPr>
-        <w:t>getTitle(</w:t>
-      </w:r>
-      <w:proofErr w:type="gramEnd"/>
-      <w:r>
-        <w:rPr>
-          <w:sz w:val="24"/>
-          <w:szCs w:val="22"/>
-          <w:lang w:val="en-US"/>
-        </w:rPr>
-        <w:t xml:space="preserve">) </w:t>
+      <w:r>
+        <w:rPr>
+          <w:sz w:val="24"/>
+          <w:szCs w:val="22"/>
+          <w:lang w:val="en-US"/>
+        </w:rPr>
+        <w:t xml:space="preserve">getTitle() </w:t>
       </w:r>
       <w:r>
         <w:rPr>
@@ -4665,23 +4539,13 @@
           <w:lang w:val="en-US"/>
         </w:rPr>
       </w:pPr>
-      <w:proofErr w:type="gramStart"/>
-      <w:r>
-        <w:rPr>
-          <w:sz w:val="24"/>
-          <w:szCs w:val="22"/>
-          <w:lang w:val="en-US"/>
-        </w:rPr>
-        <w:t>getCurrentUrl(</w:t>
-      </w:r>
-      <w:proofErr w:type="gramEnd"/>
-      <w:r>
-        <w:rPr>
-          <w:sz w:val="24"/>
-          <w:szCs w:val="22"/>
-          <w:lang w:val="en-US"/>
-        </w:rPr>
-        <w:t xml:space="preserve">) </w:t>
+      <w:r>
+        <w:rPr>
+          <w:sz w:val="24"/>
+          <w:szCs w:val="22"/>
+          <w:lang w:val="en-US"/>
+        </w:rPr>
+        <w:t xml:space="preserve">getCurrentUrl() </w:t>
       </w:r>
       <w:r>
         <w:rPr>
@@ -4713,23 +4577,13 @@
           <w:lang w:val="en-US"/>
         </w:rPr>
       </w:pPr>
-      <w:proofErr w:type="gramStart"/>
-      <w:r>
-        <w:rPr>
-          <w:sz w:val="24"/>
-          <w:szCs w:val="22"/>
-          <w:lang w:val="en-US"/>
-        </w:rPr>
-        <w:t>getPageSource(</w:t>
-      </w:r>
-      <w:proofErr w:type="gramEnd"/>
-      <w:r>
-        <w:rPr>
-          <w:sz w:val="24"/>
-          <w:szCs w:val="22"/>
-          <w:lang w:val="en-US"/>
-        </w:rPr>
-        <w:t xml:space="preserve">) </w:t>
+      <w:r>
+        <w:rPr>
+          <w:sz w:val="24"/>
+          <w:szCs w:val="22"/>
+          <w:lang w:val="en-US"/>
+        </w:rPr>
+        <w:t xml:space="preserve">getPageSource() </w:t>
       </w:r>
       <w:r>
         <w:rPr>
@@ -4810,25 +4664,6 @@
         <w:t xml:space="preserve"> control on the web page like text box, radio button, link etc. </w:t>
       </w:r>
       <w:r>
-        <w:rPr>
-          <w:sz w:val="24"/>
-          <w:szCs w:val="22"/>
-          <w:lang w:val="en-US"/>
-        </w:rPr>
-        <w:t>(WebElement)</w:t>
-      </w:r>
-    </w:p>
-    <w:p>
-      <w:pPr>
-        <w:rPr>
-          <w:sz w:val="24"/>
-          <w:szCs w:val="22"/>
-          <w:lang w:val="en-US"/>
-        </w:rPr>
-      </w:pPr>
-    </w:p>
-    <w:p>
-      <w:pPr>
         <w:rPr>
           <w:b/>
           <w:bCs/>
@@ -4836,8 +4671,28 @@
           <w:szCs w:val="22"/>
           <w:lang w:val="en-US"/>
         </w:rPr>
-      </w:pPr>
-      <w:r>
+        <w:t xml:space="preserve">Always locates the first occurrence. </w:t>
+      </w:r>
+      <w:r>
+        <w:rPr>
+          <w:sz w:val="24"/>
+          <w:szCs w:val="22"/>
+          <w:lang w:val="en-US"/>
+        </w:rPr>
+        <w:t>(WebElement)</w:t>
+      </w:r>
+    </w:p>
+    <w:p>
+      <w:pPr>
+        <w:rPr>
+          <w:sz w:val="24"/>
+          <w:szCs w:val="22"/>
+          <w:lang w:val="en-US"/>
+        </w:rPr>
+      </w:pPr>
+    </w:p>
+    <w:p>
+      <w:pPr>
         <w:rPr>
           <w:b/>
           <w:bCs/>
@@ -4845,6 +4700,15 @@
           <w:szCs w:val="22"/>
           <w:lang w:val="en-US"/>
         </w:rPr>
+      </w:pPr>
+      <w:r>
+        <w:rPr>
+          <w:b/>
+          <w:bCs/>
+          <w:sz w:val="24"/>
+          <w:szCs w:val="22"/>
+          <w:lang w:val="en-US"/>
+        </w:rPr>
         <w:t>Common Exceptions in WebDriver</w:t>
       </w:r>
     </w:p>
@@ -4966,6 +4830,44 @@
           <w:lang w:val="en-US"/>
         </w:rPr>
         <w:t>The value of locator may be dynamic. (It is changing every time after refreshing)</w:t>
+      </w:r>
+    </w:p>
+    <w:p>
+      <w:pPr>
+        <w:pStyle w:val="ListParagraph"/>
+        <w:numPr>
+          <w:ilvl w:val="0"/>
+          <w:numId w:val="15"/>
+        </w:numPr>
+        <w:rPr>
+          <w:sz w:val="24"/>
+          <w:szCs w:val="22"/>
+          <w:lang w:val="en-US"/>
+        </w:rPr>
+      </w:pPr>
+      <w:r>
+        <w:rPr>
+          <w:sz w:val="24"/>
+          <w:szCs w:val="22"/>
+          <w:lang w:val="en-US"/>
+        </w:rPr>
+        <w:t xml:space="preserve">InvalidSelectorException </w:t>
+      </w:r>
+      <w:r>
+        <w:rPr>
+          <w:sz w:val="24"/>
+          <w:szCs w:val="22"/>
+          <w:lang w:val="en-US"/>
+        </w:rPr>
+        <w:sym w:font="Wingdings" w:char="F0E0"/>
+      </w:r>
+      <w:r>
+        <w:rPr>
+          <w:sz w:val="24"/>
+          <w:szCs w:val="22"/>
+          <w:lang w:val="en-US"/>
+        </w:rPr>
+        <w:t xml:space="preserve"> The value of locator is not in the correct format.</w:t>
       </w:r>
     </w:p>
     <w:p>
@@ -5175,6 +5077,7 @@
           <w:szCs w:val="22"/>
           <w:lang w:val="en-US"/>
         </w:rPr>
+        <w:lastRenderedPageBreak/>
         <w:t>CssSelector</w:t>
       </w:r>
     </w:p>
@@ -5197,7 +5100,6 @@
           <w:szCs w:val="22"/>
           <w:lang w:val="en-US"/>
         </w:rPr>
-        <w:lastRenderedPageBreak/>
         <w:t>XPath</w:t>
       </w:r>
     </w:p>
@@ -5366,23 +5268,13 @@
           <w:lang w:val="en-US"/>
         </w:rPr>
       </w:pPr>
-      <w:proofErr w:type="gramStart"/>
-      <w:r>
-        <w:rPr>
-          <w:sz w:val="24"/>
-          <w:szCs w:val="22"/>
-          <w:lang w:val="en-US"/>
-        </w:rPr>
-        <w:t>sendKeys(</w:t>
-      </w:r>
-      <w:proofErr w:type="gramEnd"/>
-      <w:r>
-        <w:rPr>
-          <w:sz w:val="24"/>
-          <w:szCs w:val="22"/>
-          <w:lang w:val="en-US"/>
-        </w:rPr>
-        <w:t xml:space="preserve">) </w:t>
+      <w:r>
+        <w:rPr>
+          <w:sz w:val="24"/>
+          <w:szCs w:val="22"/>
+          <w:lang w:val="en-US"/>
+        </w:rPr>
+        <w:t xml:space="preserve">sendKeys() </w:t>
       </w:r>
       <w:r>
         <w:rPr>
@@ -5422,23 +5314,13 @@
           <w:lang w:val="en-US"/>
         </w:rPr>
       </w:pPr>
-      <w:proofErr w:type="gramStart"/>
-      <w:r>
-        <w:rPr>
-          <w:sz w:val="24"/>
-          <w:szCs w:val="22"/>
-          <w:lang w:val="en-US"/>
-        </w:rPr>
-        <w:t>click(</w:t>
-      </w:r>
-      <w:proofErr w:type="gramEnd"/>
-      <w:r>
-        <w:rPr>
-          <w:sz w:val="24"/>
-          <w:szCs w:val="22"/>
-          <w:lang w:val="en-US"/>
-        </w:rPr>
-        <w:t xml:space="preserve">) </w:t>
+      <w:r>
+        <w:rPr>
+          <w:sz w:val="24"/>
+          <w:szCs w:val="22"/>
+          <w:lang w:val="en-US"/>
+        </w:rPr>
+        <w:t xml:space="preserve">click() </w:t>
       </w:r>
       <w:r>
         <w:rPr>
@@ -5456,6 +5338,46 @@
         </w:rPr>
         <w:t xml:space="preserve"> Will click on any control.</w:t>
       </w:r>
+    </w:p>
+    <w:p>
+      <w:pPr>
+        <w:pStyle w:val="ListParagraph"/>
+        <w:numPr>
+          <w:ilvl w:val="0"/>
+          <w:numId w:val="18"/>
+        </w:numPr>
+        <w:rPr>
+          <w:sz w:val="24"/>
+          <w:szCs w:val="22"/>
+          <w:lang w:val="en-US"/>
+        </w:rPr>
+      </w:pPr>
+      <w:r>
+        <w:rPr>
+          <w:sz w:val="24"/>
+          <w:szCs w:val="22"/>
+          <w:lang w:val="en-US"/>
+        </w:rPr>
+        <w:t xml:space="preserve">getText() </w:t>
+      </w:r>
+      <w:r>
+        <w:rPr>
+          <w:sz w:val="24"/>
+          <w:szCs w:val="22"/>
+          <w:lang w:val="en-US"/>
+        </w:rPr>
+        <w:sym w:font="Wingdings" w:char="F0E0"/>
+      </w:r>
+      <w:r>
+        <w:rPr>
+          <w:sz w:val="24"/>
+          <w:szCs w:val="22"/>
+          <w:lang w:val="en-US"/>
+        </w:rPr>
+        <w:t xml:space="preserve"> Will return the text on the control. (String)</w:t>
+      </w:r>
+      <w:bookmarkStart w:id="0" w:name="_GoBack"/>
+      <w:bookmarkEnd w:id="0"/>
     </w:p>
     <w:p>
       <w:pPr>
@@ -5575,49 +5497,7 @@
           <w:szCs w:val="22"/>
           <w:lang w:val="en-US"/>
         </w:rPr>
-        <w:t>data-</w:t>
-      </w:r>
-      <w:proofErr w:type="spellStart"/>
-      <w:r>
-        <w:rPr>
-          <w:sz w:val="24"/>
-          <w:szCs w:val="22"/>
-          <w:lang w:val="en-US"/>
-        </w:rPr>
-        <w:t>testid</w:t>
-      </w:r>
-      <w:proofErr w:type="spellEnd"/>
-      <w:r>
-        <w:rPr>
-          <w:sz w:val="24"/>
-          <w:szCs w:val="22"/>
-          <w:lang w:val="en-US"/>
-        </w:rPr>
-        <w:t>="</w:t>
-      </w:r>
-      <w:r>
-        <w:rPr>
-          <w:sz w:val="24"/>
-          <w:szCs w:val="22"/>
-          <w:lang w:val="en-US"/>
-        </w:rPr>
-        <w:t>royal-email</w:t>
-      </w:r>
-      <w:r>
-        <w:rPr>
-          <w:sz w:val="24"/>
-          <w:szCs w:val="22"/>
-          <w:lang w:val="en-US"/>
-        </w:rPr>
-        <w:t>"</w:t>
-      </w:r>
-      <w:r>
-        <w:rPr>
-          <w:sz w:val="24"/>
-          <w:szCs w:val="22"/>
-          <w:lang w:val="en-US"/>
-        </w:rPr>
-        <w:t>]</w:t>
+        <w:t>data-testid="royal-email"]</w:t>
       </w:r>
     </w:p>
     <w:p>
@@ -5822,8 +5702,6 @@
         <w:br/>
         <w:t>tagName[attribute*=”value”]</w:t>
       </w:r>
-      <w:bookmarkStart w:id="0" w:name="_GoBack"/>
-      <w:bookmarkEnd w:id="0"/>
       <w:r>
         <w:rPr>
           <w:sz w:val="24"/>
@@ -5832,6 +5710,53 @@
         </w:rPr>
         <w:br/>
       </w:r>
+    </w:p>
+    <w:p>
+      <w:pPr>
+        <w:rPr>
+          <w:b/>
+          <w:bCs/>
+          <w:sz w:val="24"/>
+          <w:szCs w:val="22"/>
+          <w:lang w:val="en-US"/>
+        </w:rPr>
+      </w:pPr>
+      <w:r>
+        <w:rPr>
+          <w:b/>
+          <w:bCs/>
+          <w:sz w:val="24"/>
+          <w:szCs w:val="22"/>
+          <w:lang w:val="en-US"/>
+        </w:rPr>
+        <w:t>Class Name Locator</w:t>
+      </w:r>
+    </w:p>
+    <w:p>
+      <w:pPr>
+        <w:rPr>
+          <w:sz w:val="24"/>
+          <w:szCs w:val="22"/>
+          <w:lang w:val="en-US"/>
+        </w:rPr>
+      </w:pPr>
+      <w:r>
+        <w:rPr>
+          <w:sz w:val="24"/>
+          <w:szCs w:val="22"/>
+          <w:lang w:val="en-US"/>
+        </w:rPr>
+        <w:t>If a control is having multiple class names (multiple classes are separated by space) pick any one class name from the multiple classes.</w:t>
+      </w:r>
+    </w:p>
+    <w:p>
+      <w:pPr>
+        <w:rPr>
+          <w:sz w:val="24"/>
+          <w:szCs w:val="22"/>
+          <w:lang w:val="en-US"/>
+        </w:rPr>
+      </w:pPr>
     </w:p>
     <w:p>
       <w:pPr>
@@ -8570,7 +8495,7 @@
 </file>
 
 <file path=customXml/itemProps1.xml><?xml version="1.0" encoding="utf-8"?>
-<ds:datastoreItem xmlns:ds="http://schemas.openxmlformats.org/officeDocument/2006/customXml" ds:itemID="{E5B79B5F-8B0C-453B-9968-079FD6E65B7A}">
+<ds:datastoreItem xmlns:ds="http://schemas.openxmlformats.org/officeDocument/2006/customXml" ds:itemID="{F6459AB6-DF92-4F7C-AA99-2C5130875218}">
   <ds:schemaRefs>
     <ds:schemaRef ds:uri="http://schemas.openxmlformats.org/officeDocument/2006/bibliography"/>
   </ds:schemaRefs>

--- a/Notes_Selenium_14.docx
+++ b/Notes_Selenium_14.docx
@@ -5376,387 +5376,634 @@
         </w:rPr>
         <w:t xml:space="preserve"> Will return the text on the control. (String)</w:t>
       </w:r>
+    </w:p>
+    <w:p>
+      <w:pPr>
+        <w:rPr>
+          <w:sz w:val="24"/>
+          <w:szCs w:val="22"/>
+          <w:lang w:val="en-US"/>
+        </w:rPr>
+      </w:pPr>
+    </w:p>
+    <w:p>
+      <w:pPr>
+        <w:rPr>
+          <w:b/>
+          <w:bCs/>
+          <w:sz w:val="24"/>
+          <w:szCs w:val="22"/>
+          <w:lang w:val="en-US"/>
+        </w:rPr>
+      </w:pPr>
+      <w:r>
+        <w:rPr>
+          <w:b/>
+          <w:bCs/>
+          <w:sz w:val="24"/>
+          <w:szCs w:val="22"/>
+          <w:lang w:val="en-US"/>
+        </w:rPr>
+        <w:t>CssSelector Locator</w:t>
+      </w:r>
+    </w:p>
+    <w:p>
+      <w:pPr>
+        <w:rPr>
+          <w:sz w:val="24"/>
+          <w:szCs w:val="22"/>
+          <w:lang w:val="en-US"/>
+        </w:rPr>
+      </w:pPr>
+      <w:r>
+        <w:rPr>
+          <w:sz w:val="24"/>
+          <w:szCs w:val="22"/>
+          <w:lang w:val="en-US"/>
+        </w:rPr>
+        <w:t>CssSelector allows to locate a control any one or multiple attributes of control.</w:t>
+      </w:r>
+    </w:p>
+    <w:p>
+      <w:pPr>
+        <w:rPr>
+          <w:sz w:val="24"/>
+          <w:szCs w:val="22"/>
+          <w:lang w:val="en-US"/>
+        </w:rPr>
+      </w:pPr>
+      <w:r>
+        <w:rPr>
+          <w:sz w:val="24"/>
+          <w:szCs w:val="22"/>
+          <w:lang w:val="en-US"/>
+        </w:rPr>
+        <w:t>Types of CssSelector</w:t>
+      </w:r>
+    </w:p>
+    <w:p>
+      <w:pPr>
+        <w:pStyle w:val="ListParagraph"/>
+        <w:numPr>
+          <w:ilvl w:val="0"/>
+          <w:numId w:val="19"/>
+        </w:numPr>
+        <w:rPr>
+          <w:sz w:val="24"/>
+          <w:szCs w:val="22"/>
+          <w:lang w:val="en-US"/>
+        </w:rPr>
+      </w:pPr>
+      <w:r>
+        <w:rPr>
+          <w:sz w:val="24"/>
+          <w:szCs w:val="22"/>
+          <w:lang w:val="en-US"/>
+        </w:rPr>
+        <w:t>By using single attribute</w:t>
+      </w:r>
+      <w:r>
+        <w:rPr>
+          <w:sz w:val="24"/>
+          <w:szCs w:val="22"/>
+          <w:lang w:val="en-US"/>
+        </w:rPr>
+        <w:br/>
+        <w:t>Syntax:</w:t>
+      </w:r>
+      <w:r>
+        <w:rPr>
+          <w:sz w:val="24"/>
+          <w:szCs w:val="22"/>
+          <w:lang w:val="en-US"/>
+        </w:rPr>
+        <w:br/>
+        <w:t>tagName[attribute=”value”]</w:t>
+      </w:r>
+      <w:r>
+        <w:rPr>
+          <w:sz w:val="24"/>
+          <w:szCs w:val="22"/>
+          <w:lang w:val="en-US"/>
+        </w:rPr>
+        <w:br/>
+        <w:t>input[</w:t>
+      </w:r>
+      <w:r>
+        <w:rPr>
+          <w:sz w:val="24"/>
+          <w:szCs w:val="22"/>
+          <w:lang w:val="en-US"/>
+        </w:rPr>
+        <w:t>data-testid="royal-email"]</w:t>
+      </w:r>
+    </w:p>
+    <w:p>
+      <w:pPr>
+        <w:pStyle w:val="ListParagraph"/>
+        <w:numPr>
+          <w:ilvl w:val="0"/>
+          <w:numId w:val="19"/>
+        </w:numPr>
+        <w:rPr>
+          <w:sz w:val="24"/>
+          <w:szCs w:val="22"/>
+          <w:lang w:val="en-US"/>
+        </w:rPr>
+      </w:pPr>
+      <w:r>
+        <w:rPr>
+          <w:sz w:val="24"/>
+          <w:szCs w:val="22"/>
+          <w:lang w:val="en-US"/>
+        </w:rPr>
+        <w:t>By using multiple attributes</w:t>
+      </w:r>
+      <w:r>
+        <w:rPr>
+          <w:sz w:val="24"/>
+          <w:szCs w:val="22"/>
+          <w:lang w:val="en-US"/>
+        </w:rPr>
+        <w:br/>
+        <w:t>Syntax</w:t>
+      </w:r>
+      <w:r>
+        <w:rPr>
+          <w:sz w:val="24"/>
+          <w:szCs w:val="22"/>
+          <w:lang w:val="en-US"/>
+        </w:rPr>
+        <w:br/>
+        <w:t>tagName[attribute1=”value”][attribute2=”value”]</w:t>
+      </w:r>
+    </w:p>
+    <w:p>
+      <w:pPr>
+        <w:pStyle w:val="ListParagraph"/>
+        <w:numPr>
+          <w:ilvl w:val="0"/>
+          <w:numId w:val="19"/>
+        </w:numPr>
+        <w:rPr>
+          <w:sz w:val="24"/>
+          <w:szCs w:val="22"/>
+          <w:lang w:val="en-US"/>
+        </w:rPr>
+      </w:pPr>
+      <w:r>
+        <w:rPr>
+          <w:sz w:val="24"/>
+          <w:szCs w:val="22"/>
+          <w:lang w:val="en-US"/>
+        </w:rPr>
+        <w:t>By using special character</w:t>
+      </w:r>
+    </w:p>
+    <w:p>
+      <w:pPr>
+        <w:pStyle w:val="ListParagraph"/>
+        <w:numPr>
+          <w:ilvl w:val="1"/>
+          <w:numId w:val="19"/>
+        </w:numPr>
+        <w:rPr>
+          <w:sz w:val="24"/>
+          <w:szCs w:val="22"/>
+          <w:lang w:val="en-US"/>
+        </w:rPr>
+      </w:pPr>
+      <w:r>
+        <w:rPr>
+          <w:sz w:val="24"/>
+          <w:szCs w:val="22"/>
+          <w:lang w:val="en-US"/>
+        </w:rPr>
+        <w:t xml:space="preserve">^ </w:t>
+      </w:r>
+      <w:r>
+        <w:rPr>
+          <w:sz w:val="24"/>
+          <w:szCs w:val="22"/>
+          <w:lang w:val="en-US"/>
+        </w:rPr>
+        <w:sym w:font="Wingdings" w:char="F0E0"/>
+      </w:r>
+      <w:r>
+        <w:rPr>
+          <w:sz w:val="24"/>
+          <w:szCs w:val="22"/>
+          <w:lang w:val="en-US"/>
+        </w:rPr>
+        <w:t xml:space="preserve"> Starts With</w:t>
+      </w:r>
+      <w:r>
+        <w:rPr>
+          <w:sz w:val="24"/>
+          <w:szCs w:val="22"/>
+          <w:lang w:val="en-US"/>
+        </w:rPr>
+        <w:br/>
+        <w:t>tagName[attribute^=”value”]</w:t>
+      </w:r>
+    </w:p>
+    <w:p>
+      <w:pPr>
+        <w:pStyle w:val="ListParagraph"/>
+        <w:numPr>
+          <w:ilvl w:val="1"/>
+          <w:numId w:val="19"/>
+        </w:numPr>
+        <w:rPr>
+          <w:sz w:val="24"/>
+          <w:szCs w:val="22"/>
+          <w:lang w:val="en-US"/>
+        </w:rPr>
+      </w:pPr>
+      <w:r>
+        <w:rPr>
+          <w:sz w:val="24"/>
+          <w:szCs w:val="22"/>
+          <w:lang w:val="en-US"/>
+        </w:rPr>
+        <w:t xml:space="preserve">$ </w:t>
+      </w:r>
+      <w:r>
+        <w:rPr>
+          <w:sz w:val="24"/>
+          <w:szCs w:val="22"/>
+          <w:lang w:val="en-US"/>
+        </w:rPr>
+        <w:sym w:font="Wingdings" w:char="F0E0"/>
+      </w:r>
+      <w:r>
+        <w:rPr>
+          <w:sz w:val="24"/>
+          <w:szCs w:val="22"/>
+          <w:lang w:val="en-US"/>
+        </w:rPr>
+        <w:t xml:space="preserve"> Ends With</w:t>
+      </w:r>
+      <w:r>
+        <w:rPr>
+          <w:sz w:val="24"/>
+          <w:szCs w:val="22"/>
+          <w:lang w:val="en-US"/>
+        </w:rPr>
+        <w:br/>
+        <w:t>tagName[attribute$=”Value”]</w:t>
+      </w:r>
+    </w:p>
+    <w:p>
+      <w:pPr>
+        <w:pStyle w:val="ListParagraph"/>
+        <w:numPr>
+          <w:ilvl w:val="1"/>
+          <w:numId w:val="19"/>
+        </w:numPr>
+        <w:rPr>
+          <w:sz w:val="24"/>
+          <w:szCs w:val="22"/>
+          <w:lang w:val="en-US"/>
+        </w:rPr>
+      </w:pPr>
+      <w:r>
+        <w:rPr>
+          <w:sz w:val="24"/>
+          <w:szCs w:val="22"/>
+          <w:lang w:val="en-US"/>
+        </w:rPr>
+        <w:t xml:space="preserve">* </w:t>
+      </w:r>
+      <w:r>
+        <w:rPr>
+          <w:sz w:val="24"/>
+          <w:szCs w:val="22"/>
+          <w:lang w:val="en-US"/>
+        </w:rPr>
+        <w:sym w:font="Wingdings" w:char="F0E0"/>
+      </w:r>
+      <w:r>
+        <w:rPr>
+          <w:sz w:val="24"/>
+          <w:szCs w:val="22"/>
+          <w:lang w:val="en-US"/>
+        </w:rPr>
+        <w:t xml:space="preserve"> Contains</w:t>
+      </w:r>
+      <w:r>
+        <w:rPr>
+          <w:sz w:val="24"/>
+          <w:szCs w:val="22"/>
+          <w:lang w:val="en-US"/>
+        </w:rPr>
+        <w:br/>
+        <w:t>tagName[attribute*=”value”]</w:t>
+      </w:r>
+      <w:r>
+        <w:rPr>
+          <w:sz w:val="24"/>
+          <w:szCs w:val="22"/>
+          <w:lang w:val="en-US"/>
+        </w:rPr>
+        <w:br/>
+      </w:r>
+    </w:p>
+    <w:p>
+      <w:pPr>
+        <w:rPr>
+          <w:b/>
+          <w:bCs/>
+          <w:sz w:val="24"/>
+          <w:szCs w:val="22"/>
+          <w:lang w:val="en-US"/>
+        </w:rPr>
+      </w:pPr>
+      <w:r>
+        <w:rPr>
+          <w:b/>
+          <w:bCs/>
+          <w:sz w:val="24"/>
+          <w:szCs w:val="22"/>
+          <w:lang w:val="en-US"/>
+        </w:rPr>
+        <w:t>Class Name Locator</w:t>
+      </w:r>
+    </w:p>
+    <w:p>
+      <w:pPr>
+        <w:rPr>
+          <w:sz w:val="24"/>
+          <w:szCs w:val="22"/>
+          <w:lang w:val="en-US"/>
+        </w:rPr>
+      </w:pPr>
+      <w:r>
+        <w:rPr>
+          <w:sz w:val="24"/>
+          <w:szCs w:val="22"/>
+          <w:lang w:val="en-US"/>
+        </w:rPr>
+        <w:t>If a control is having multiple class names (multiple classes are separated by space) pick any one class name from the multiple classes.</w:t>
+      </w:r>
+    </w:p>
+    <w:p>
+      <w:pPr>
+        <w:rPr>
+          <w:sz w:val="24"/>
+          <w:szCs w:val="22"/>
+          <w:lang w:val="en-US"/>
+        </w:rPr>
+      </w:pPr>
+    </w:p>
+    <w:p>
+      <w:pPr>
+        <w:rPr>
+          <w:sz w:val="24"/>
+          <w:szCs w:val="22"/>
+          <w:lang w:val="en-US"/>
+        </w:rPr>
+      </w:pPr>
+      <w:r>
+        <w:rPr>
+          <w:sz w:val="24"/>
+          <w:szCs w:val="22"/>
+          <w:lang w:val="en-US"/>
+        </w:rPr>
+        <w:lastRenderedPageBreak/>
+        <w:t xml:space="preserve">Pattankodoli Bus stand </w:t>
+      </w:r>
+      <w:r>
+        <w:rPr>
+          <w:sz w:val="24"/>
+          <w:szCs w:val="22"/>
+          <w:lang w:val="en-US"/>
+        </w:rPr>
+        <w:sym w:font="Wingdings" w:char="F0E0"/>
+      </w:r>
+      <w:r>
+        <w:rPr>
+          <w:sz w:val="24"/>
+          <w:szCs w:val="22"/>
+          <w:lang w:val="en-US"/>
+        </w:rPr>
+        <w:t xml:space="preserve"> Right Turn </w:t>
+      </w:r>
+      <w:r>
+        <w:rPr>
+          <w:sz w:val="24"/>
+          <w:szCs w:val="22"/>
+          <w:lang w:val="en-US"/>
+        </w:rPr>
+        <w:sym w:font="Wingdings" w:char="F0E0"/>
+      </w:r>
+      <w:r>
+        <w:rPr>
+          <w:sz w:val="24"/>
+          <w:szCs w:val="22"/>
+          <w:lang w:val="en-US"/>
+        </w:rPr>
+        <w:t xml:space="preserve"> Hupare Nagar </w:t>
+      </w:r>
+      <w:r>
+        <w:rPr>
+          <w:sz w:val="24"/>
+          <w:szCs w:val="22"/>
+          <w:lang w:val="en-US"/>
+        </w:rPr>
+        <w:sym w:font="Wingdings" w:char="F0E0"/>
+      </w:r>
+      <w:r>
+        <w:rPr>
+          <w:sz w:val="24"/>
+          <w:szCs w:val="22"/>
+          <w:lang w:val="en-US"/>
+        </w:rPr>
+        <w:t xml:space="preserve"> Come Straight </w:t>
+      </w:r>
+      <w:r>
+        <w:rPr>
+          <w:sz w:val="24"/>
+          <w:szCs w:val="22"/>
+          <w:lang w:val="en-US"/>
+        </w:rPr>
+        <w:sym w:font="Wingdings" w:char="F0E0"/>
+      </w:r>
+      <w:r>
+        <w:rPr>
+          <w:sz w:val="24"/>
+          <w:szCs w:val="22"/>
+          <w:lang w:val="en-US"/>
+        </w:rPr>
+        <w:t xml:space="preserve"> Water Tank </w:t>
+      </w:r>
+      <w:r>
+        <w:rPr>
+          <w:sz w:val="24"/>
+          <w:szCs w:val="22"/>
+          <w:lang w:val="en-US"/>
+        </w:rPr>
+        <w:sym w:font="Wingdings" w:char="F0E0"/>
+      </w:r>
+      <w:r>
+        <w:rPr>
+          <w:sz w:val="24"/>
+          <w:szCs w:val="22"/>
+          <w:lang w:val="en-US"/>
+        </w:rPr>
+        <w:t xml:space="preserve"> Lane No 9 </w:t>
+      </w:r>
+      <w:r>
+        <w:rPr>
+          <w:sz w:val="24"/>
+          <w:szCs w:val="22"/>
+          <w:lang w:val="en-US"/>
+        </w:rPr>
+        <w:sym w:font="Wingdings" w:char="F0E0"/>
+      </w:r>
+      <w:r>
+        <w:rPr>
+          <w:sz w:val="24"/>
+          <w:szCs w:val="22"/>
+          <w:lang w:val="en-US"/>
+        </w:rPr>
+        <w:t xml:space="preserve"> House No 1128</w:t>
+      </w:r>
+    </w:p>
+    <w:p>
+      <w:pPr>
+        <w:rPr>
+          <w:sz w:val="24"/>
+          <w:szCs w:val="22"/>
+          <w:lang w:val="en-US"/>
+        </w:rPr>
+      </w:pPr>
+    </w:p>
+    <w:p>
+      <w:pPr>
+        <w:rPr>
+          <w:sz w:val="24"/>
+          <w:szCs w:val="22"/>
+          <w:lang w:val="en-US"/>
+        </w:rPr>
+      </w:pPr>
+      <w:r>
+        <w:rPr>
+          <w:b/>
+          <w:bCs/>
+          <w:sz w:val="24"/>
+          <w:szCs w:val="22"/>
+          <w:lang w:val="en-US"/>
+        </w:rPr>
+        <w:t xml:space="preserve">XPath </w:t>
+      </w:r>
+      <w:r>
+        <w:rPr>
+          <w:sz w:val="24"/>
+          <w:szCs w:val="22"/>
+          <w:lang w:val="en-US"/>
+        </w:rPr>
+        <w:t>(XML Path)</w:t>
+      </w:r>
+    </w:p>
+    <w:p>
+      <w:pPr>
+        <w:rPr>
+          <w:sz w:val="24"/>
+          <w:szCs w:val="22"/>
+          <w:lang w:val="en-US"/>
+        </w:rPr>
+      </w:pPr>
+      <w:r>
+        <w:rPr>
+          <w:sz w:val="24"/>
+          <w:szCs w:val="22"/>
+          <w:lang w:val="en-US"/>
+        </w:rPr>
+        <w:t>It is the way to tell the exact path or location of the control on the page.</w:t>
+      </w:r>
+    </w:p>
+    <w:p>
+      <w:pPr>
+        <w:rPr>
+          <w:sz w:val="24"/>
+          <w:szCs w:val="22"/>
+          <w:lang w:val="en-US"/>
+        </w:rPr>
+      </w:pPr>
+      <w:r>
+        <w:rPr>
+          <w:sz w:val="24"/>
+          <w:szCs w:val="22"/>
+          <w:lang w:val="en-US"/>
+        </w:rPr>
+        <w:t>Types of XPath</w:t>
+      </w:r>
+    </w:p>
+    <w:p>
+      <w:pPr>
+        <w:pStyle w:val="ListParagraph"/>
+        <w:numPr>
+          <w:ilvl w:val="0"/>
+          <w:numId w:val="20"/>
+        </w:numPr>
+        <w:rPr>
+          <w:sz w:val="24"/>
+          <w:szCs w:val="22"/>
+          <w:lang w:val="en-US"/>
+        </w:rPr>
+      </w:pPr>
+      <w:r>
+        <w:rPr>
+          <w:sz w:val="24"/>
+          <w:szCs w:val="22"/>
+          <w:lang w:val="en-US"/>
+        </w:rPr>
+        <w:t>Absolute XPath</w:t>
+      </w:r>
+      <w:r>
+        <w:rPr>
+          <w:sz w:val="24"/>
+          <w:szCs w:val="22"/>
+          <w:lang w:val="en-US"/>
+        </w:rPr>
+        <w:br/>
+        <w:t xml:space="preserve">Starts with </w:t>
+      </w:r>
+      <w:r>
+        <w:rPr>
+          <w:b/>
+          <w:bCs/>
+          <w:sz w:val="24"/>
+          <w:szCs w:val="22"/>
+          <w:lang w:val="en-US"/>
+        </w:rPr>
+        <w:t>html</w:t>
+      </w:r>
       <w:bookmarkStart w:id="0" w:name="_GoBack"/>
       <w:bookmarkEnd w:id="0"/>
     </w:p>
     <w:p>
       <w:pPr>
-        <w:rPr>
-          <w:sz w:val="24"/>
-          <w:szCs w:val="22"/>
-          <w:lang w:val="en-US"/>
-        </w:rPr>
-      </w:pPr>
-    </w:p>
-    <w:p>
-      <w:pPr>
-        <w:rPr>
-          <w:b/>
-          <w:bCs/>
-          <w:sz w:val="24"/>
-          <w:szCs w:val="22"/>
-          <w:lang w:val="en-US"/>
-        </w:rPr>
-      </w:pPr>
-      <w:r>
-        <w:rPr>
-          <w:b/>
-          <w:bCs/>
-          <w:sz w:val="24"/>
-          <w:szCs w:val="22"/>
-          <w:lang w:val="en-US"/>
-        </w:rPr>
-        <w:t>CssSelector Locator</w:t>
-      </w:r>
-    </w:p>
-    <w:p>
-      <w:pPr>
-        <w:rPr>
-          <w:sz w:val="24"/>
-          <w:szCs w:val="22"/>
-          <w:lang w:val="en-US"/>
-        </w:rPr>
-      </w:pPr>
-      <w:r>
-        <w:rPr>
-          <w:sz w:val="24"/>
-          <w:szCs w:val="22"/>
-          <w:lang w:val="en-US"/>
-        </w:rPr>
-        <w:t>CssSelector allows to locate a control any one or multiple attributes of control.</w:t>
-      </w:r>
-    </w:p>
-    <w:p>
-      <w:pPr>
-        <w:rPr>
-          <w:sz w:val="24"/>
-          <w:szCs w:val="22"/>
-          <w:lang w:val="en-US"/>
-        </w:rPr>
-      </w:pPr>
-      <w:r>
-        <w:rPr>
-          <w:sz w:val="24"/>
-          <w:szCs w:val="22"/>
-          <w:lang w:val="en-US"/>
-        </w:rPr>
-        <w:t>Types of CssSelector</w:t>
-      </w:r>
-    </w:p>
-    <w:p>
-      <w:pPr>
-        <w:pStyle w:val="ListParagraph"/>
-        <w:numPr>
-          <w:ilvl w:val="0"/>
-          <w:numId w:val="19"/>
-        </w:numPr>
-        <w:rPr>
-          <w:sz w:val="24"/>
-          <w:szCs w:val="22"/>
-          <w:lang w:val="en-US"/>
-        </w:rPr>
-      </w:pPr>
-      <w:r>
-        <w:rPr>
-          <w:sz w:val="24"/>
-          <w:szCs w:val="22"/>
-          <w:lang w:val="en-US"/>
-        </w:rPr>
-        <w:t>By using single attribute</w:t>
-      </w:r>
-      <w:r>
-        <w:rPr>
-          <w:sz w:val="24"/>
-          <w:szCs w:val="22"/>
-          <w:lang w:val="en-US"/>
-        </w:rPr>
-        <w:br/>
-        <w:t>Syntax:</w:t>
-      </w:r>
-      <w:r>
-        <w:rPr>
-          <w:sz w:val="24"/>
-          <w:szCs w:val="22"/>
-          <w:lang w:val="en-US"/>
-        </w:rPr>
-        <w:br/>
-        <w:t>tagName[attribute=”value”]</w:t>
-      </w:r>
-      <w:r>
-        <w:rPr>
-          <w:sz w:val="24"/>
-          <w:szCs w:val="22"/>
-          <w:lang w:val="en-US"/>
-        </w:rPr>
-        <w:br/>
-        <w:t>input[</w:t>
-      </w:r>
-      <w:r>
-        <w:rPr>
-          <w:sz w:val="24"/>
-          <w:szCs w:val="22"/>
-          <w:lang w:val="en-US"/>
-        </w:rPr>
-        <w:t>data-testid="royal-email"]</w:t>
-      </w:r>
-    </w:p>
-    <w:p>
-      <w:pPr>
-        <w:pStyle w:val="ListParagraph"/>
-        <w:numPr>
-          <w:ilvl w:val="0"/>
-          <w:numId w:val="19"/>
-        </w:numPr>
-        <w:rPr>
-          <w:sz w:val="24"/>
-          <w:szCs w:val="22"/>
-          <w:lang w:val="en-US"/>
-        </w:rPr>
-      </w:pPr>
-      <w:r>
-        <w:rPr>
-          <w:sz w:val="24"/>
-          <w:szCs w:val="22"/>
-          <w:lang w:val="en-US"/>
-        </w:rPr>
-        <w:t>By using multiple attributes</w:t>
-      </w:r>
-      <w:r>
-        <w:rPr>
-          <w:sz w:val="24"/>
-          <w:szCs w:val="22"/>
-          <w:lang w:val="en-US"/>
-        </w:rPr>
-        <w:br/>
-        <w:t>Syntax</w:t>
-      </w:r>
-      <w:r>
-        <w:rPr>
-          <w:sz w:val="24"/>
-          <w:szCs w:val="22"/>
-          <w:lang w:val="en-US"/>
-        </w:rPr>
-        <w:br/>
-        <w:t>tagName[attribute1=”value”][attribute2=”value”]</w:t>
-      </w:r>
-    </w:p>
-    <w:p>
-      <w:pPr>
-        <w:pStyle w:val="ListParagraph"/>
-        <w:numPr>
-          <w:ilvl w:val="0"/>
-          <w:numId w:val="19"/>
-        </w:numPr>
-        <w:rPr>
-          <w:sz w:val="24"/>
-          <w:szCs w:val="22"/>
-          <w:lang w:val="en-US"/>
-        </w:rPr>
-      </w:pPr>
-      <w:r>
-        <w:rPr>
-          <w:sz w:val="24"/>
-          <w:szCs w:val="22"/>
-          <w:lang w:val="en-US"/>
-        </w:rPr>
-        <w:t>By using special character</w:t>
-      </w:r>
-    </w:p>
-    <w:p>
-      <w:pPr>
-        <w:pStyle w:val="ListParagraph"/>
-        <w:numPr>
-          <w:ilvl w:val="1"/>
-          <w:numId w:val="19"/>
-        </w:numPr>
-        <w:rPr>
-          <w:sz w:val="24"/>
-          <w:szCs w:val="22"/>
-          <w:lang w:val="en-US"/>
-        </w:rPr>
-      </w:pPr>
-      <w:r>
-        <w:rPr>
-          <w:sz w:val="24"/>
-          <w:szCs w:val="22"/>
-          <w:lang w:val="en-US"/>
-        </w:rPr>
-        <w:t xml:space="preserve">^ </w:t>
-      </w:r>
-      <w:r>
-        <w:rPr>
-          <w:sz w:val="24"/>
-          <w:szCs w:val="22"/>
-          <w:lang w:val="en-US"/>
-        </w:rPr>
-        <w:sym w:font="Wingdings" w:char="F0E0"/>
-      </w:r>
-      <w:r>
-        <w:rPr>
-          <w:sz w:val="24"/>
-          <w:szCs w:val="22"/>
-          <w:lang w:val="en-US"/>
-        </w:rPr>
-        <w:t xml:space="preserve"> Starts With</w:t>
-      </w:r>
-      <w:r>
-        <w:rPr>
-          <w:sz w:val="24"/>
-          <w:szCs w:val="22"/>
-          <w:lang w:val="en-US"/>
-        </w:rPr>
-        <w:br/>
-        <w:t>tagName[attribute^=”value”]</w:t>
-      </w:r>
-    </w:p>
-    <w:p>
-      <w:pPr>
-        <w:pStyle w:val="ListParagraph"/>
-        <w:numPr>
-          <w:ilvl w:val="1"/>
-          <w:numId w:val="19"/>
-        </w:numPr>
-        <w:rPr>
-          <w:sz w:val="24"/>
-          <w:szCs w:val="22"/>
-          <w:lang w:val="en-US"/>
-        </w:rPr>
-      </w:pPr>
-      <w:r>
-        <w:rPr>
-          <w:sz w:val="24"/>
-          <w:szCs w:val="22"/>
-          <w:lang w:val="en-US"/>
-        </w:rPr>
-        <w:t xml:space="preserve">$ </w:t>
-      </w:r>
-      <w:r>
-        <w:rPr>
-          <w:sz w:val="24"/>
-          <w:szCs w:val="22"/>
-          <w:lang w:val="en-US"/>
-        </w:rPr>
-        <w:sym w:font="Wingdings" w:char="F0E0"/>
-      </w:r>
-      <w:r>
-        <w:rPr>
-          <w:sz w:val="24"/>
-          <w:szCs w:val="22"/>
-          <w:lang w:val="en-US"/>
-        </w:rPr>
-        <w:t xml:space="preserve"> Ends With</w:t>
-      </w:r>
-      <w:r>
-        <w:rPr>
-          <w:sz w:val="24"/>
-          <w:szCs w:val="22"/>
-          <w:lang w:val="en-US"/>
-        </w:rPr>
-        <w:br/>
-        <w:t>tagName[attribute$=”Value”]</w:t>
-      </w:r>
-    </w:p>
-    <w:p>
-      <w:pPr>
-        <w:pStyle w:val="ListParagraph"/>
-        <w:numPr>
-          <w:ilvl w:val="1"/>
-          <w:numId w:val="19"/>
-        </w:numPr>
-        <w:rPr>
-          <w:sz w:val="24"/>
-          <w:szCs w:val="22"/>
-          <w:lang w:val="en-US"/>
-        </w:rPr>
-      </w:pPr>
-      <w:r>
-        <w:rPr>
-          <w:sz w:val="24"/>
-          <w:szCs w:val="22"/>
-          <w:lang w:val="en-US"/>
-        </w:rPr>
-        <w:t xml:space="preserve">* </w:t>
-      </w:r>
-      <w:r>
-        <w:rPr>
-          <w:sz w:val="24"/>
-          <w:szCs w:val="22"/>
-          <w:lang w:val="en-US"/>
-        </w:rPr>
-        <w:sym w:font="Wingdings" w:char="F0E0"/>
-      </w:r>
-      <w:r>
-        <w:rPr>
-          <w:sz w:val="24"/>
-          <w:szCs w:val="22"/>
-          <w:lang w:val="en-US"/>
-        </w:rPr>
-        <w:t xml:space="preserve"> Contains</w:t>
-      </w:r>
-      <w:r>
-        <w:rPr>
-          <w:sz w:val="24"/>
-          <w:szCs w:val="22"/>
-          <w:lang w:val="en-US"/>
-        </w:rPr>
-        <w:br/>
-        <w:t>tagName[attribute*=”value”]</w:t>
-      </w:r>
-      <w:r>
-        <w:rPr>
-          <w:sz w:val="24"/>
-          <w:szCs w:val="22"/>
-          <w:lang w:val="en-US"/>
-        </w:rPr>
-        <w:br/>
-      </w:r>
-    </w:p>
-    <w:p>
-      <w:pPr>
-        <w:rPr>
-          <w:b/>
-          <w:bCs/>
-          <w:sz w:val="24"/>
-          <w:szCs w:val="22"/>
-          <w:lang w:val="en-US"/>
-        </w:rPr>
-      </w:pPr>
-      <w:r>
-        <w:rPr>
-          <w:b/>
-          <w:bCs/>
-          <w:sz w:val="24"/>
-          <w:szCs w:val="22"/>
-          <w:lang w:val="en-US"/>
-        </w:rPr>
-        <w:t>Class Name Locator</w:t>
-      </w:r>
-    </w:p>
-    <w:p>
-      <w:pPr>
-        <w:rPr>
-          <w:sz w:val="24"/>
-          <w:szCs w:val="22"/>
-          <w:lang w:val="en-US"/>
-        </w:rPr>
-      </w:pPr>
-      <w:r>
-        <w:rPr>
-          <w:sz w:val="24"/>
-          <w:szCs w:val="22"/>
-          <w:lang w:val="en-US"/>
-        </w:rPr>
-        <w:t>If a control is having multiple class names (multiple classes are separated by space) pick any one class name from the multiple classes.</w:t>
-      </w:r>
-    </w:p>
-    <w:p>
-      <w:pPr>
-        <w:rPr>
-          <w:sz w:val="24"/>
-          <w:szCs w:val="22"/>
-          <w:lang w:val="en-US"/>
-        </w:rPr>
-      </w:pPr>
+        <w:pStyle w:val="ListParagraph"/>
+        <w:numPr>
+          <w:ilvl w:val="0"/>
+          <w:numId w:val="20"/>
+        </w:numPr>
+        <w:rPr>
+          <w:sz w:val="24"/>
+          <w:szCs w:val="22"/>
+          <w:lang w:val="en-US"/>
+        </w:rPr>
+      </w:pPr>
+      <w:r>
+        <w:rPr>
+          <w:sz w:val="24"/>
+          <w:szCs w:val="22"/>
+          <w:lang w:val="en-US"/>
+        </w:rPr>
+        <w:t>Relative XPath</w:t>
+      </w:r>
     </w:p>
     <w:p>
       <w:pPr>
@@ -7307,6 +7554,95 @@
     </w:lvl>
   </w:abstractNum>
   <w:abstractNum w:abstractNumId="15">
+    <w:nsid w:val="61A962B8"/>
+    <w:multiLevelType w:val="hybridMultilevel"/>
+    <w:tmpl w:val="5EDC7138"/>
+    <w:lvl w:ilvl="0" w:tplc="4009000F">
+      <w:start w:val="1"/>
+      <w:numFmt w:val="decimal"/>
+      <w:lvlText w:val="%1."/>
+      <w:lvlJc w:val="left"/>
+      <w:pPr>
+        <w:ind w:left="720" w:hanging="360"/>
+      </w:pPr>
+      <w:rPr>
+        <w:rFonts w:hint="default"/>
+      </w:rPr>
+    </w:lvl>
+    <w:lvl w:ilvl="1" w:tplc="40090019" w:tentative="1">
+      <w:start w:val="1"/>
+      <w:numFmt w:val="lowerLetter"/>
+      <w:lvlText w:val="%2."/>
+      <w:lvlJc w:val="left"/>
+      <w:pPr>
+        <w:ind w:left="1440" w:hanging="360"/>
+      </w:pPr>
+    </w:lvl>
+    <w:lvl w:ilvl="2" w:tplc="4009001B" w:tentative="1">
+      <w:start w:val="1"/>
+      <w:numFmt w:val="lowerRoman"/>
+      <w:lvlText w:val="%3."/>
+      <w:lvlJc w:val="right"/>
+      <w:pPr>
+        <w:ind w:left="2160" w:hanging="180"/>
+      </w:pPr>
+    </w:lvl>
+    <w:lvl w:ilvl="3" w:tplc="4009000F" w:tentative="1">
+      <w:start w:val="1"/>
+      <w:numFmt w:val="decimal"/>
+      <w:lvlText w:val="%4."/>
+      <w:lvlJc w:val="left"/>
+      <w:pPr>
+        <w:ind w:left="2880" w:hanging="360"/>
+      </w:pPr>
+    </w:lvl>
+    <w:lvl w:ilvl="4" w:tplc="40090019" w:tentative="1">
+      <w:start w:val="1"/>
+      <w:numFmt w:val="lowerLetter"/>
+      <w:lvlText w:val="%5."/>
+      <w:lvlJc w:val="left"/>
+      <w:pPr>
+        <w:ind w:left="3600" w:hanging="360"/>
+      </w:pPr>
+    </w:lvl>
+    <w:lvl w:ilvl="5" w:tplc="4009001B" w:tentative="1">
+      <w:start w:val="1"/>
+      <w:numFmt w:val="lowerRoman"/>
+      <w:lvlText w:val="%6."/>
+      <w:lvlJc w:val="right"/>
+      <w:pPr>
+        <w:ind w:left="4320" w:hanging="180"/>
+      </w:pPr>
+    </w:lvl>
+    <w:lvl w:ilvl="6" w:tplc="4009000F" w:tentative="1">
+      <w:start w:val="1"/>
+      <w:numFmt w:val="decimal"/>
+      <w:lvlText w:val="%7."/>
+      <w:lvlJc w:val="left"/>
+      <w:pPr>
+        <w:ind w:left="5040" w:hanging="360"/>
+      </w:pPr>
+    </w:lvl>
+    <w:lvl w:ilvl="7" w:tplc="40090019" w:tentative="1">
+      <w:start w:val="1"/>
+      <w:numFmt w:val="lowerLetter"/>
+      <w:lvlText w:val="%8."/>
+      <w:lvlJc w:val="left"/>
+      <w:pPr>
+        <w:ind w:left="5760" w:hanging="360"/>
+      </w:pPr>
+    </w:lvl>
+    <w:lvl w:ilvl="8" w:tplc="4009001B" w:tentative="1">
+      <w:start w:val="1"/>
+      <w:numFmt w:val="lowerRoman"/>
+      <w:lvlText w:val="%9."/>
+      <w:lvlJc w:val="right"/>
+      <w:pPr>
+        <w:ind w:left="6480" w:hanging="180"/>
+      </w:pPr>
+    </w:lvl>
+  </w:abstractNum>
+  <w:abstractNum w:abstractNumId="16">
     <w:nsid w:val="6F0A1BD2"/>
     <w:multiLevelType w:val="hybridMultilevel"/>
     <w:tmpl w:val="EF7884CC"/>
@@ -7419,7 +7755,7 @@
       </w:rPr>
     </w:lvl>
   </w:abstractNum>
-  <w:abstractNum w:abstractNumId="16">
+  <w:abstractNum w:abstractNumId="17">
     <w:nsid w:val="7C1B7A62"/>
     <w:multiLevelType w:val="hybridMultilevel"/>
     <w:tmpl w:val="A1EEB68C"/>
@@ -7532,7 +7868,7 @@
       </w:rPr>
     </w:lvl>
   </w:abstractNum>
-  <w:abstractNum w:abstractNumId="17">
+  <w:abstractNum w:abstractNumId="18">
     <w:nsid w:val="7E0C5E33"/>
     <w:multiLevelType w:val="hybridMultilevel"/>
     <w:tmpl w:val="17A20342"/>
@@ -7621,7 +7957,7 @@
       </w:pPr>
     </w:lvl>
   </w:abstractNum>
-  <w:abstractNum w:abstractNumId="18">
+  <w:abstractNum w:abstractNumId="19">
     <w:nsid w:val="7EEF6783"/>
     <w:multiLevelType w:val="hybridMultilevel"/>
     <w:tmpl w:val="2292AFAC"/>
@@ -7717,7 +8053,7 @@
     <w:abstractNumId w:val="4"/>
   </w:num>
   <w:num w:numId="3">
-    <w:abstractNumId w:val="16"/>
+    <w:abstractNumId w:val="17"/>
   </w:num>
   <w:num w:numId="4">
     <w:abstractNumId w:val="13"/>
@@ -7753,19 +8089,22 @@
     <w:abstractNumId w:val="11"/>
   </w:num>
   <w:num w:numId="15">
-    <w:abstractNumId w:val="18"/>
+    <w:abstractNumId w:val="19"/>
   </w:num>
   <w:num w:numId="16">
     <w:abstractNumId w:val="9"/>
   </w:num>
   <w:num w:numId="17">
-    <w:abstractNumId w:val="15"/>
+    <w:abstractNumId w:val="16"/>
   </w:num>
   <w:num w:numId="18">
     <w:abstractNumId w:val="0"/>
   </w:num>
   <w:num w:numId="19">
-    <w:abstractNumId w:val="17"/>
+    <w:abstractNumId w:val="18"/>
+  </w:num>
+  <w:num w:numId="20">
+    <w:abstractNumId w:val="15"/>
   </w:num>
 </w:numbering>
 </file>
@@ -8495,7 +8834,7 @@
 </file>
 
 <file path=customXml/itemProps1.xml><?xml version="1.0" encoding="utf-8"?>
-<ds:datastoreItem xmlns:ds="http://schemas.openxmlformats.org/officeDocument/2006/customXml" ds:itemID="{F6459AB6-DF92-4F7C-AA99-2C5130875218}">
+<ds:datastoreItem xmlns:ds="http://schemas.openxmlformats.org/officeDocument/2006/customXml" ds:itemID="{9A0CB7AF-1DF2-4088-8F60-B5217C6D6568}">
   <ds:schemaRefs>
     <ds:schemaRef ds:uri="http://schemas.openxmlformats.org/officeDocument/2006/bibliography"/>
   </ds:schemaRefs>

--- a/Notes_Selenium_14.docx
+++ b/Notes_Selenium_14.docx
@@ -5980,30 +5980,83 @@
         </w:rPr>
         <w:t>html</w:t>
       </w:r>
+    </w:p>
+    <w:p>
+      <w:pPr>
+        <w:pStyle w:val="ListParagraph"/>
+        <w:numPr>
+          <w:ilvl w:val="0"/>
+          <w:numId w:val="20"/>
+        </w:numPr>
+        <w:rPr>
+          <w:sz w:val="24"/>
+          <w:szCs w:val="22"/>
+          <w:lang w:val="en-US"/>
+        </w:rPr>
+      </w:pPr>
+      <w:r>
+        <w:rPr>
+          <w:sz w:val="24"/>
+          <w:szCs w:val="22"/>
+          <w:lang w:val="en-US"/>
+        </w:rPr>
+        <w:t>Relative XPath</w:t>
+      </w:r>
+      <w:r>
+        <w:rPr>
+          <w:sz w:val="24"/>
+          <w:szCs w:val="22"/>
+          <w:lang w:val="en-US"/>
+        </w:rPr>
+        <w:br/>
+        <w:t>Starts with //</w:t>
+      </w:r>
+    </w:p>
+    <w:p>
+      <w:pPr>
+        <w:pStyle w:val="ListParagraph"/>
+        <w:numPr>
+          <w:ilvl w:val="1"/>
+          <w:numId w:val="20"/>
+        </w:numPr>
+        <w:rPr>
+          <w:sz w:val="24"/>
+          <w:szCs w:val="22"/>
+          <w:lang w:val="en-US"/>
+        </w:rPr>
+      </w:pPr>
+      <w:r>
+        <w:rPr>
+          <w:sz w:val="24"/>
+          <w:szCs w:val="22"/>
+          <w:lang w:val="en-US"/>
+        </w:rPr>
+        <w:t>Taking reference of parent tag (Control)</w:t>
+      </w:r>
+    </w:p>
+    <w:p>
+      <w:pPr>
+        <w:pStyle w:val="ListParagraph"/>
+        <w:numPr>
+          <w:ilvl w:val="1"/>
+          <w:numId w:val="20"/>
+        </w:numPr>
+        <w:rPr>
+          <w:sz w:val="24"/>
+          <w:szCs w:val="22"/>
+          <w:lang w:val="en-US"/>
+        </w:rPr>
+      </w:pPr>
+      <w:r>
+        <w:rPr>
+          <w:sz w:val="24"/>
+          <w:szCs w:val="22"/>
+          <w:lang w:val="en-US"/>
+        </w:rPr>
+        <w:t>Referring direct to the control</w:t>
+      </w:r>
       <w:bookmarkStart w:id="0" w:name="_GoBack"/>
       <w:bookmarkEnd w:id="0"/>
-    </w:p>
-    <w:p>
-      <w:pPr>
-        <w:pStyle w:val="ListParagraph"/>
-        <w:numPr>
-          <w:ilvl w:val="0"/>
-          <w:numId w:val="20"/>
-        </w:numPr>
-        <w:rPr>
-          <w:sz w:val="24"/>
-          <w:szCs w:val="22"/>
-          <w:lang w:val="en-US"/>
-        </w:rPr>
-      </w:pPr>
-      <w:r>
-        <w:rPr>
-          <w:sz w:val="24"/>
-          <w:szCs w:val="22"/>
-          <w:lang w:val="en-US"/>
-        </w:rPr>
-        <w:t>Relative XPath</w:t>
-      </w:r>
     </w:p>
     <w:p>
       <w:pPr>
@@ -7569,7 +7622,7 @@
         <w:rFonts w:hint="default"/>
       </w:rPr>
     </w:lvl>
-    <w:lvl w:ilvl="1" w:tplc="40090019" w:tentative="1">
+    <w:lvl w:ilvl="1" w:tplc="40090019">
       <w:start w:val="1"/>
       <w:numFmt w:val="lowerLetter"/>
       <w:lvlText w:val="%2."/>
@@ -8834,7 +8887,7 @@
 </file>
 
 <file path=customXml/itemProps1.xml><?xml version="1.0" encoding="utf-8"?>
-<ds:datastoreItem xmlns:ds="http://schemas.openxmlformats.org/officeDocument/2006/customXml" ds:itemID="{9A0CB7AF-1DF2-4088-8F60-B5217C6D6568}">
+<ds:datastoreItem xmlns:ds="http://schemas.openxmlformats.org/officeDocument/2006/customXml" ds:itemID="{B0AA6767-1A32-4CEB-9058-092228A3F22C}">
   <ds:schemaRefs>
     <ds:schemaRef ds:uri="http://schemas.openxmlformats.org/officeDocument/2006/bibliography"/>
   </ds:schemaRefs>

--- a/Notes_Selenium_14.docx
+++ b/Notes_Selenium_14.docx
@@ -4653,15 +4653,7 @@
           <w:szCs w:val="22"/>
           <w:lang w:val="en-US"/>
         </w:rPr>
-        <w:t xml:space="preserve"> single</w:t>
-      </w:r>
-      <w:r>
-        <w:rPr>
-          <w:sz w:val="24"/>
-          <w:szCs w:val="22"/>
-          <w:lang w:val="en-US"/>
-        </w:rPr>
-        <w:t xml:space="preserve"> control on the web page like text box, radio button, link etc. </w:t>
+        <w:t xml:space="preserve"> </w:t>
       </w:r>
       <w:r>
         <w:rPr>
@@ -4671,6 +4663,24 @@
           <w:szCs w:val="22"/>
           <w:lang w:val="en-US"/>
         </w:rPr>
+        <w:t>single</w:t>
+      </w:r>
+      <w:r>
+        <w:rPr>
+          <w:sz w:val="24"/>
+          <w:szCs w:val="22"/>
+          <w:lang w:val="en-US"/>
+        </w:rPr>
+        <w:t xml:space="preserve"> control on the web page like text box, radio button, link etc. </w:t>
+      </w:r>
+      <w:r>
+        <w:rPr>
+          <w:b/>
+          <w:bCs/>
+          <w:sz w:val="24"/>
+          <w:szCs w:val="22"/>
+          <w:lang w:val="en-US"/>
+        </w:rPr>
         <w:t xml:space="preserve">Always locates the first occurrence. </w:t>
       </w:r>
       <w:r>
@@ -4681,6 +4691,72 @@
         </w:rPr>
         <w:t>(WebElement)</w:t>
       </w:r>
+    </w:p>
+    <w:p>
+      <w:pPr>
+        <w:pStyle w:val="ListParagraph"/>
+        <w:numPr>
+          <w:ilvl w:val="0"/>
+          <w:numId w:val="14"/>
+        </w:numPr>
+        <w:rPr>
+          <w:sz w:val="24"/>
+          <w:szCs w:val="22"/>
+          <w:lang w:val="en-US"/>
+        </w:rPr>
+      </w:pPr>
+      <w:r>
+        <w:rPr>
+          <w:sz w:val="24"/>
+          <w:szCs w:val="22"/>
+          <w:lang w:val="en-US"/>
+        </w:rPr>
+        <w:t xml:space="preserve">findElements() </w:t>
+      </w:r>
+      <w:r>
+        <w:rPr>
+          <w:sz w:val="24"/>
+          <w:szCs w:val="22"/>
+          <w:lang w:val="en-US"/>
+        </w:rPr>
+        <w:sym w:font="Wingdings" w:char="F0E0"/>
+      </w:r>
+      <w:r>
+        <w:rPr>
+          <w:sz w:val="24"/>
+          <w:szCs w:val="22"/>
+          <w:lang w:val="en-US"/>
+        </w:rPr>
+        <w:t xml:space="preserve"> Will locate / find </w:t>
+      </w:r>
+      <w:r>
+        <w:rPr>
+          <w:b/>
+          <w:bCs/>
+          <w:sz w:val="24"/>
+          <w:szCs w:val="22"/>
+          <w:lang w:val="en-US"/>
+        </w:rPr>
+        <w:t>multiple</w:t>
+      </w:r>
+      <w:r>
+        <w:rPr>
+          <w:sz w:val="24"/>
+          <w:szCs w:val="22"/>
+          <w:lang w:val="en-US"/>
+        </w:rPr>
+        <w:t xml:space="preserve"> controls on the web page. </w:t>
+      </w:r>
+      <w:r>
+        <w:rPr>
+          <w:sz w:val="24"/>
+          <w:szCs w:val="22"/>
+          <w:lang w:val="en-US"/>
+        </w:rPr>
+        <w:t>(List&lt;WebElement&gt;)</w:t>
+      </w:r>
+      <w:bookmarkStart w:id="0" w:name="_GoBack"/>
+      <w:bookmarkEnd w:id="0"/>
     </w:p>
     <w:p>
       <w:pPr>
@@ -5033,6 +5109,7 @@
           <w:szCs w:val="22"/>
           <w:lang w:val="en-US"/>
         </w:rPr>
+        <w:lastRenderedPageBreak/>
         <w:t>Id</w:t>
       </w:r>
     </w:p>
@@ -5077,7 +5154,6 @@
           <w:szCs w:val="22"/>
           <w:lang w:val="en-US"/>
         </w:rPr>
-        <w:lastRenderedPageBreak/>
         <w:t>CssSelector</w:t>
       </w:r>
     </w:p>
@@ -5231,11 +5307,17 @@
           <w:szCs w:val="22"/>
           <w:lang w:val="en-US"/>
         </w:rPr>
-        <w:t>WebElement is an interface. Which can store any control on the page like text box, radio button, drop down list, link etc.</w:t>
-      </w:r>
-    </w:p>
-    <w:p>
-      <w:pPr>
+        <w:t>WebElement is an interface. Which can store any</w:t>
+      </w:r>
+      <w:r>
+        <w:rPr>
+          <w:sz w:val="24"/>
+          <w:szCs w:val="22"/>
+          <w:lang w:val="en-US"/>
+        </w:rPr>
+        <w:t xml:space="preserve"> </w:t>
+      </w:r>
+      <w:r>
         <w:rPr>
           <w:b/>
           <w:bCs/>
@@ -5243,8 +5325,19 @@
           <w:szCs w:val="22"/>
           <w:lang w:val="en-US"/>
         </w:rPr>
-      </w:pPr>
-      <w:r>
+        <w:t>single</w:t>
+      </w:r>
+      <w:r>
+        <w:rPr>
+          <w:sz w:val="24"/>
+          <w:szCs w:val="22"/>
+          <w:lang w:val="en-US"/>
+        </w:rPr>
+        <w:t xml:space="preserve"> control on the page like text box, radio button, drop down list, link etc.</w:t>
+      </w:r>
+    </w:p>
+    <w:p>
+      <w:pPr>
         <w:rPr>
           <w:b/>
           <w:bCs/>
@@ -5252,142 +5345,8 @@
           <w:szCs w:val="22"/>
           <w:lang w:val="en-US"/>
         </w:rPr>
-        <w:t>Methods of WebElement</w:t>
-      </w:r>
-    </w:p>
-    <w:p>
-      <w:pPr>
-        <w:pStyle w:val="ListParagraph"/>
-        <w:numPr>
-          <w:ilvl w:val="0"/>
-          <w:numId w:val="18"/>
-        </w:numPr>
-        <w:rPr>
-          <w:sz w:val="24"/>
-          <w:szCs w:val="22"/>
-          <w:lang w:val="en-US"/>
-        </w:rPr>
-      </w:pPr>
-      <w:r>
-        <w:rPr>
-          <w:sz w:val="24"/>
-          <w:szCs w:val="22"/>
-          <w:lang w:val="en-US"/>
-        </w:rPr>
-        <w:t xml:space="preserve">sendKeys() </w:t>
-      </w:r>
-      <w:r>
-        <w:rPr>
-          <w:sz w:val="24"/>
-          <w:szCs w:val="22"/>
-          <w:lang w:val="en-US"/>
-        </w:rPr>
-        <w:sym w:font="Wingdings" w:char="F0E0"/>
-      </w:r>
-      <w:r>
-        <w:rPr>
-          <w:sz w:val="24"/>
-          <w:szCs w:val="22"/>
-          <w:lang w:val="en-US"/>
-        </w:rPr>
-        <w:t xml:space="preserve"> Enters the text in textbox.</w:t>
-      </w:r>
-      <w:r>
-        <w:rPr>
-          <w:sz w:val="24"/>
-          <w:szCs w:val="22"/>
-          <w:lang w:val="en-US"/>
-        </w:rPr>
-        <w:t xml:space="preserve"> Appends the text if already some text is there in text box.</w:t>
-      </w:r>
-    </w:p>
-    <w:p>
-      <w:pPr>
-        <w:pStyle w:val="ListParagraph"/>
-        <w:numPr>
-          <w:ilvl w:val="0"/>
-          <w:numId w:val="18"/>
-        </w:numPr>
-        <w:rPr>
-          <w:sz w:val="24"/>
-          <w:szCs w:val="22"/>
-          <w:lang w:val="en-US"/>
-        </w:rPr>
-      </w:pPr>
-      <w:r>
-        <w:rPr>
-          <w:sz w:val="24"/>
-          <w:szCs w:val="22"/>
-          <w:lang w:val="en-US"/>
-        </w:rPr>
-        <w:t xml:space="preserve">click() </w:t>
-      </w:r>
-      <w:r>
-        <w:rPr>
-          <w:sz w:val="24"/>
-          <w:szCs w:val="22"/>
-          <w:lang w:val="en-US"/>
-        </w:rPr>
-        <w:sym w:font="Wingdings" w:char="F0E0"/>
-      </w:r>
-      <w:r>
-        <w:rPr>
-          <w:sz w:val="24"/>
-          <w:szCs w:val="22"/>
-          <w:lang w:val="en-US"/>
-        </w:rPr>
-        <w:t xml:space="preserve"> Will click on any control.</w:t>
-      </w:r>
-    </w:p>
-    <w:p>
-      <w:pPr>
-        <w:pStyle w:val="ListParagraph"/>
-        <w:numPr>
-          <w:ilvl w:val="0"/>
-          <w:numId w:val="18"/>
-        </w:numPr>
-        <w:rPr>
-          <w:sz w:val="24"/>
-          <w:szCs w:val="22"/>
-          <w:lang w:val="en-US"/>
-        </w:rPr>
-      </w:pPr>
-      <w:r>
-        <w:rPr>
-          <w:sz w:val="24"/>
-          <w:szCs w:val="22"/>
-          <w:lang w:val="en-US"/>
-        </w:rPr>
-        <w:t xml:space="preserve">getText() </w:t>
-      </w:r>
-      <w:r>
-        <w:rPr>
-          <w:sz w:val="24"/>
-          <w:szCs w:val="22"/>
-          <w:lang w:val="en-US"/>
-        </w:rPr>
-        <w:sym w:font="Wingdings" w:char="F0E0"/>
-      </w:r>
-      <w:r>
-        <w:rPr>
-          <w:sz w:val="24"/>
-          <w:szCs w:val="22"/>
-          <w:lang w:val="en-US"/>
-        </w:rPr>
-        <w:t xml:space="preserve"> Will return the text on the control. (String)</w:t>
-      </w:r>
-    </w:p>
-    <w:p>
-      <w:pPr>
-        <w:rPr>
-          <w:sz w:val="24"/>
-          <w:szCs w:val="22"/>
-          <w:lang w:val="en-US"/>
-        </w:rPr>
-      </w:pPr>
-    </w:p>
-    <w:p>
-      <w:pPr>
+      </w:pPr>
+      <w:r>
         <w:rPr>
           <w:b/>
           <w:bCs/>
@@ -5395,8 +5354,142 @@
           <w:szCs w:val="22"/>
           <w:lang w:val="en-US"/>
         </w:rPr>
-      </w:pPr>
-      <w:r>
+        <w:t>Methods of WebElement</w:t>
+      </w:r>
+    </w:p>
+    <w:p>
+      <w:pPr>
+        <w:pStyle w:val="ListParagraph"/>
+        <w:numPr>
+          <w:ilvl w:val="0"/>
+          <w:numId w:val="18"/>
+        </w:numPr>
+        <w:rPr>
+          <w:sz w:val="24"/>
+          <w:szCs w:val="22"/>
+          <w:lang w:val="en-US"/>
+        </w:rPr>
+      </w:pPr>
+      <w:r>
+        <w:rPr>
+          <w:sz w:val="24"/>
+          <w:szCs w:val="22"/>
+          <w:lang w:val="en-US"/>
+        </w:rPr>
+        <w:t xml:space="preserve">sendKeys() </w:t>
+      </w:r>
+      <w:r>
+        <w:rPr>
+          <w:sz w:val="24"/>
+          <w:szCs w:val="22"/>
+          <w:lang w:val="en-US"/>
+        </w:rPr>
+        <w:sym w:font="Wingdings" w:char="F0E0"/>
+      </w:r>
+      <w:r>
+        <w:rPr>
+          <w:sz w:val="24"/>
+          <w:szCs w:val="22"/>
+          <w:lang w:val="en-US"/>
+        </w:rPr>
+        <w:t xml:space="preserve"> Enters the text in textbox.</w:t>
+      </w:r>
+      <w:r>
+        <w:rPr>
+          <w:sz w:val="24"/>
+          <w:szCs w:val="22"/>
+          <w:lang w:val="en-US"/>
+        </w:rPr>
+        <w:t xml:space="preserve"> Appends the text if already some text is there in text box.</w:t>
+      </w:r>
+    </w:p>
+    <w:p>
+      <w:pPr>
+        <w:pStyle w:val="ListParagraph"/>
+        <w:numPr>
+          <w:ilvl w:val="0"/>
+          <w:numId w:val="18"/>
+        </w:numPr>
+        <w:rPr>
+          <w:sz w:val="24"/>
+          <w:szCs w:val="22"/>
+          <w:lang w:val="en-US"/>
+        </w:rPr>
+      </w:pPr>
+      <w:r>
+        <w:rPr>
+          <w:sz w:val="24"/>
+          <w:szCs w:val="22"/>
+          <w:lang w:val="en-US"/>
+        </w:rPr>
+        <w:t xml:space="preserve">click() </w:t>
+      </w:r>
+      <w:r>
+        <w:rPr>
+          <w:sz w:val="24"/>
+          <w:szCs w:val="22"/>
+          <w:lang w:val="en-US"/>
+        </w:rPr>
+        <w:sym w:font="Wingdings" w:char="F0E0"/>
+      </w:r>
+      <w:r>
+        <w:rPr>
+          <w:sz w:val="24"/>
+          <w:szCs w:val="22"/>
+          <w:lang w:val="en-US"/>
+        </w:rPr>
+        <w:t xml:space="preserve"> Will click on any control.</w:t>
+      </w:r>
+    </w:p>
+    <w:p>
+      <w:pPr>
+        <w:pStyle w:val="ListParagraph"/>
+        <w:numPr>
+          <w:ilvl w:val="0"/>
+          <w:numId w:val="18"/>
+        </w:numPr>
+        <w:rPr>
+          <w:sz w:val="24"/>
+          <w:szCs w:val="22"/>
+          <w:lang w:val="en-US"/>
+        </w:rPr>
+      </w:pPr>
+      <w:r>
+        <w:rPr>
+          <w:sz w:val="24"/>
+          <w:szCs w:val="22"/>
+          <w:lang w:val="en-US"/>
+        </w:rPr>
+        <w:t xml:space="preserve">getText() </w:t>
+      </w:r>
+      <w:r>
+        <w:rPr>
+          <w:sz w:val="24"/>
+          <w:szCs w:val="22"/>
+          <w:lang w:val="en-US"/>
+        </w:rPr>
+        <w:sym w:font="Wingdings" w:char="F0E0"/>
+      </w:r>
+      <w:r>
+        <w:rPr>
+          <w:sz w:val="24"/>
+          <w:szCs w:val="22"/>
+          <w:lang w:val="en-US"/>
+        </w:rPr>
+        <w:t xml:space="preserve"> Will return the text on the control. (String)</w:t>
+      </w:r>
+    </w:p>
+    <w:p>
+      <w:pPr>
+        <w:rPr>
+          <w:sz w:val="24"/>
+          <w:szCs w:val="22"/>
+          <w:lang w:val="en-US"/>
+        </w:rPr>
+      </w:pPr>
+    </w:p>
+    <w:p>
+      <w:pPr>
         <w:rPr>
           <w:b/>
           <w:bCs/>
@@ -5404,6 +5497,15 @@
           <w:szCs w:val="22"/>
           <w:lang w:val="en-US"/>
         </w:rPr>
+      </w:pPr>
+      <w:r>
+        <w:rPr>
+          <w:b/>
+          <w:bCs/>
+          <w:sz w:val="24"/>
+          <w:szCs w:val="22"/>
+          <w:lang w:val="en-US"/>
+        </w:rPr>
         <w:t>CssSelector Locator</w:t>
       </w:r>
     </w:p>
@@ -5770,7 +5872,6 @@
           <w:szCs w:val="22"/>
           <w:lang w:val="en-US"/>
         </w:rPr>
-        <w:lastRenderedPageBreak/>
         <w:t xml:space="preserve">Pattankodoli Bus stand </w:t>
       </w:r>
       <w:r>
@@ -6055,8 +6156,6 @@
         </w:rPr>
         <w:t>Referring direct to the control</w:t>
       </w:r>
-      <w:bookmarkStart w:id="0" w:name="_GoBack"/>
-      <w:bookmarkEnd w:id="0"/>
     </w:p>
     <w:p>
       <w:pPr>
@@ -8887,7 +8986,7 @@
 </file>
 
 <file path=customXml/itemProps1.xml><?xml version="1.0" encoding="utf-8"?>
-<ds:datastoreItem xmlns:ds="http://schemas.openxmlformats.org/officeDocument/2006/customXml" ds:itemID="{B0AA6767-1A32-4CEB-9058-092228A3F22C}">
+<ds:datastoreItem xmlns:ds="http://schemas.openxmlformats.org/officeDocument/2006/customXml" ds:itemID="{B3A6CEA3-9E87-479E-85E8-728F5CEE683E}">
   <ds:schemaRefs>
     <ds:schemaRef ds:uri="http://schemas.openxmlformats.org/officeDocument/2006/bibliography"/>
   </ds:schemaRefs>

--- a/Notes_Selenium_14.docx
+++ b/Notes_Selenium_14.docx
@@ -4755,8 +4755,6 @@
         </w:rPr>
         <w:t>(List&lt;WebElement&gt;)</w:t>
       </w:r>
-      <w:bookmarkStart w:id="0" w:name="_GoBack"/>
-      <w:bookmarkEnd w:id="0"/>
     </w:p>
     <w:p>
       <w:pPr>
@@ -5481,6 +5479,130 @@
     </w:p>
     <w:p>
       <w:pPr>
+        <w:pStyle w:val="ListParagraph"/>
+        <w:numPr>
+          <w:ilvl w:val="0"/>
+          <w:numId w:val="18"/>
+        </w:numPr>
+        <w:rPr>
+          <w:sz w:val="24"/>
+          <w:szCs w:val="22"/>
+          <w:lang w:val="en-US"/>
+        </w:rPr>
+      </w:pPr>
+      <w:r>
+        <w:rPr>
+          <w:sz w:val="24"/>
+          <w:szCs w:val="22"/>
+          <w:lang w:val="en-US"/>
+        </w:rPr>
+        <w:t xml:space="preserve">isSelected() </w:t>
+      </w:r>
+      <w:r>
+        <w:rPr>
+          <w:sz w:val="24"/>
+          <w:szCs w:val="22"/>
+          <w:lang w:val="en-US"/>
+        </w:rPr>
+        <w:sym w:font="Wingdings" w:char="F0E0"/>
+      </w:r>
+      <w:r>
+        <w:rPr>
+          <w:sz w:val="24"/>
+          <w:szCs w:val="22"/>
+          <w:lang w:val="en-US"/>
+        </w:rPr>
+        <w:t xml:space="preserve"> Will check that whether the checkbox / radio button is selected or not. (</w:t>
+      </w:r>
+      <w:r>
+        <w:rPr>
+          <w:sz w:val="24"/>
+          <w:szCs w:val="22"/>
+          <w:lang w:val="en-US"/>
+        </w:rPr>
+        <w:t>boolean)</w:t>
+      </w:r>
+    </w:p>
+    <w:p>
+      <w:pPr>
+        <w:pStyle w:val="ListParagraph"/>
+        <w:numPr>
+          <w:ilvl w:val="0"/>
+          <w:numId w:val="18"/>
+        </w:numPr>
+        <w:rPr>
+          <w:sz w:val="24"/>
+          <w:szCs w:val="22"/>
+          <w:lang w:val="en-US"/>
+        </w:rPr>
+      </w:pPr>
+      <w:r>
+        <w:rPr>
+          <w:sz w:val="24"/>
+          <w:szCs w:val="22"/>
+          <w:lang w:val="en-US"/>
+        </w:rPr>
+        <w:t xml:space="preserve">isEnabled() </w:t>
+      </w:r>
+      <w:r>
+        <w:rPr>
+          <w:sz w:val="24"/>
+          <w:szCs w:val="22"/>
+          <w:lang w:val="en-US"/>
+        </w:rPr>
+        <w:sym w:font="Wingdings" w:char="F0E0"/>
+      </w:r>
+      <w:r>
+        <w:rPr>
+          <w:sz w:val="24"/>
+          <w:szCs w:val="22"/>
+          <w:lang w:val="en-US"/>
+        </w:rPr>
+        <w:t xml:space="preserve"> Will check that whether the control is enabled or disable (boolean)</w:t>
+      </w:r>
+    </w:p>
+    <w:p>
+      <w:pPr>
+        <w:pStyle w:val="ListParagraph"/>
+        <w:numPr>
+          <w:ilvl w:val="0"/>
+          <w:numId w:val="18"/>
+        </w:numPr>
+        <w:rPr>
+          <w:sz w:val="24"/>
+          <w:szCs w:val="22"/>
+          <w:lang w:val="en-US"/>
+        </w:rPr>
+      </w:pPr>
+      <w:r>
+        <w:rPr>
+          <w:sz w:val="24"/>
+          <w:szCs w:val="22"/>
+          <w:lang w:val="en-US"/>
+        </w:rPr>
+        <w:t xml:space="preserve">isDisplayed() </w:t>
+      </w:r>
+      <w:r>
+        <w:rPr>
+          <w:sz w:val="24"/>
+          <w:szCs w:val="22"/>
+          <w:lang w:val="en-US"/>
+        </w:rPr>
+        <w:sym w:font="Wingdings" w:char="F0E0"/>
+      </w:r>
+      <w:r>
+        <w:rPr>
+          <w:sz w:val="24"/>
+          <w:szCs w:val="22"/>
+          <w:lang w:val="en-US"/>
+        </w:rPr>
+        <w:t xml:space="preserve"> Will check that whether the control is visible or not. (boolean)</w:t>
+      </w:r>
+      <w:bookmarkStart w:id="0" w:name="_GoBack"/>
+      <w:bookmarkEnd w:id="0"/>
+    </w:p>
+    <w:p>
+      <w:pPr>
         <w:rPr>
           <w:sz w:val="24"/>
           <w:szCs w:val="22"/>
@@ -5829,6 +5951,7 @@
           <w:szCs w:val="22"/>
           <w:lang w:val="en-US"/>
         </w:rPr>
+        <w:lastRenderedPageBreak/>
         <w:t>Class Name Locator</w:t>
       </w:r>
     </w:p>
@@ -8986,7 +9109,7 @@
 </file>
 
 <file path=customXml/itemProps1.xml><?xml version="1.0" encoding="utf-8"?>
-<ds:datastoreItem xmlns:ds="http://schemas.openxmlformats.org/officeDocument/2006/customXml" ds:itemID="{B3A6CEA3-9E87-479E-85E8-728F5CEE683E}">
+<ds:datastoreItem xmlns:ds="http://schemas.openxmlformats.org/officeDocument/2006/customXml" ds:itemID="{CA597224-6A3E-4EC2-9A12-BB8F16591148}">
   <ds:schemaRefs>
     <ds:schemaRef ds:uri="http://schemas.openxmlformats.org/officeDocument/2006/bibliography"/>
   </ds:schemaRefs>

--- a/Notes_Selenium_14.docx
+++ b/Notes_Selenium_14.docx
@@ -5598,696 +5598,1551 @@
         </w:rPr>
         <w:t xml:space="preserve"> Will check that whether the control is visible or not. (boolean)</w:t>
       </w:r>
+    </w:p>
+    <w:p>
+      <w:pPr>
+        <w:pStyle w:val="ListParagraph"/>
+        <w:numPr>
+          <w:ilvl w:val="0"/>
+          <w:numId w:val="18"/>
+        </w:numPr>
+        <w:rPr>
+          <w:sz w:val="24"/>
+          <w:szCs w:val="22"/>
+          <w:lang w:val="en-US"/>
+        </w:rPr>
+      </w:pPr>
+      <w:r>
+        <w:rPr>
+          <w:sz w:val="24"/>
+          <w:szCs w:val="22"/>
+          <w:lang w:val="en-US"/>
+        </w:rPr>
+        <w:t xml:space="preserve">getAttribute() </w:t>
+      </w:r>
+      <w:r>
+        <w:rPr>
+          <w:sz w:val="24"/>
+          <w:szCs w:val="22"/>
+          <w:lang w:val="en-US"/>
+        </w:rPr>
+        <w:sym w:font="Wingdings" w:char="F0E0"/>
+      </w:r>
+      <w:r>
+        <w:rPr>
+          <w:sz w:val="24"/>
+          <w:szCs w:val="22"/>
+          <w:lang w:val="en-US"/>
+        </w:rPr>
+        <w:t xml:space="preserve"> will return the value of any attribute of the control (String)</w:t>
+      </w:r>
+    </w:p>
+    <w:p>
+      <w:pPr>
+        <w:rPr>
+          <w:sz w:val="24"/>
+          <w:szCs w:val="22"/>
+          <w:lang w:val="en-US"/>
+        </w:rPr>
+      </w:pPr>
+    </w:p>
+    <w:p>
+      <w:pPr>
+        <w:rPr>
+          <w:b/>
+          <w:bCs/>
+          <w:sz w:val="24"/>
+          <w:szCs w:val="22"/>
+          <w:lang w:val="en-US"/>
+        </w:rPr>
+      </w:pPr>
+      <w:r>
+        <w:rPr>
+          <w:b/>
+          <w:bCs/>
+          <w:sz w:val="24"/>
+          <w:szCs w:val="22"/>
+          <w:lang w:val="en-US"/>
+        </w:rPr>
+        <w:t>CssSelector Locator</w:t>
+      </w:r>
+    </w:p>
+    <w:p>
+      <w:pPr>
+        <w:rPr>
+          <w:sz w:val="24"/>
+          <w:szCs w:val="22"/>
+          <w:lang w:val="en-US"/>
+        </w:rPr>
+      </w:pPr>
+      <w:r>
+        <w:rPr>
+          <w:sz w:val="24"/>
+          <w:szCs w:val="22"/>
+          <w:lang w:val="en-US"/>
+        </w:rPr>
+        <w:t>CssSelector allows to locate a control any one or multiple attributes of control.</w:t>
+      </w:r>
+    </w:p>
+    <w:p>
+      <w:pPr>
+        <w:rPr>
+          <w:sz w:val="24"/>
+          <w:szCs w:val="22"/>
+          <w:lang w:val="en-US"/>
+        </w:rPr>
+      </w:pPr>
+      <w:r>
+        <w:rPr>
+          <w:sz w:val="24"/>
+          <w:szCs w:val="22"/>
+          <w:lang w:val="en-US"/>
+        </w:rPr>
+        <w:t>Types of CssSelector</w:t>
+      </w:r>
+    </w:p>
+    <w:p>
+      <w:pPr>
+        <w:pStyle w:val="ListParagraph"/>
+        <w:numPr>
+          <w:ilvl w:val="0"/>
+          <w:numId w:val="19"/>
+        </w:numPr>
+        <w:rPr>
+          <w:sz w:val="24"/>
+          <w:szCs w:val="22"/>
+          <w:lang w:val="en-US"/>
+        </w:rPr>
+      </w:pPr>
+      <w:r>
+        <w:rPr>
+          <w:sz w:val="24"/>
+          <w:szCs w:val="22"/>
+          <w:lang w:val="en-US"/>
+        </w:rPr>
+        <w:t>By using single attribute</w:t>
+      </w:r>
+      <w:r>
+        <w:rPr>
+          <w:sz w:val="24"/>
+          <w:szCs w:val="22"/>
+          <w:lang w:val="en-US"/>
+        </w:rPr>
+        <w:br/>
+        <w:t>Syntax:</w:t>
+      </w:r>
+      <w:r>
+        <w:rPr>
+          <w:sz w:val="24"/>
+          <w:szCs w:val="22"/>
+          <w:lang w:val="en-US"/>
+        </w:rPr>
+        <w:br/>
+        <w:t>tagName[attribute=”value”]</w:t>
+      </w:r>
+      <w:r>
+        <w:rPr>
+          <w:sz w:val="24"/>
+          <w:szCs w:val="22"/>
+          <w:lang w:val="en-US"/>
+        </w:rPr>
+        <w:br/>
+        <w:t>input[</w:t>
+      </w:r>
+      <w:r>
+        <w:rPr>
+          <w:sz w:val="24"/>
+          <w:szCs w:val="22"/>
+          <w:lang w:val="en-US"/>
+        </w:rPr>
+        <w:t>data-testid="royal-email"]</w:t>
+      </w:r>
+    </w:p>
+    <w:p>
+      <w:pPr>
+        <w:pStyle w:val="ListParagraph"/>
+        <w:numPr>
+          <w:ilvl w:val="0"/>
+          <w:numId w:val="19"/>
+        </w:numPr>
+        <w:rPr>
+          <w:sz w:val="24"/>
+          <w:szCs w:val="22"/>
+          <w:lang w:val="en-US"/>
+        </w:rPr>
+      </w:pPr>
+      <w:r>
+        <w:rPr>
+          <w:sz w:val="24"/>
+          <w:szCs w:val="22"/>
+          <w:lang w:val="en-US"/>
+        </w:rPr>
+        <w:t>By using multiple attributes</w:t>
+      </w:r>
+      <w:r>
+        <w:rPr>
+          <w:sz w:val="24"/>
+          <w:szCs w:val="22"/>
+          <w:lang w:val="en-US"/>
+        </w:rPr>
+        <w:br/>
+        <w:t>Syntax</w:t>
+      </w:r>
+      <w:r>
+        <w:rPr>
+          <w:sz w:val="24"/>
+          <w:szCs w:val="22"/>
+          <w:lang w:val="en-US"/>
+        </w:rPr>
+        <w:br/>
+        <w:t>tagName[attribute1=”value”][attribute2=”value”]</w:t>
+      </w:r>
+    </w:p>
+    <w:p>
+      <w:pPr>
+        <w:pStyle w:val="ListParagraph"/>
+        <w:numPr>
+          <w:ilvl w:val="0"/>
+          <w:numId w:val="19"/>
+        </w:numPr>
+        <w:rPr>
+          <w:sz w:val="24"/>
+          <w:szCs w:val="22"/>
+          <w:lang w:val="en-US"/>
+        </w:rPr>
+      </w:pPr>
+      <w:r>
+        <w:rPr>
+          <w:sz w:val="24"/>
+          <w:szCs w:val="22"/>
+          <w:lang w:val="en-US"/>
+        </w:rPr>
+        <w:t>By using special character</w:t>
+      </w:r>
+    </w:p>
+    <w:p>
+      <w:pPr>
+        <w:pStyle w:val="ListParagraph"/>
+        <w:numPr>
+          <w:ilvl w:val="1"/>
+          <w:numId w:val="19"/>
+        </w:numPr>
+        <w:rPr>
+          <w:sz w:val="24"/>
+          <w:szCs w:val="22"/>
+          <w:lang w:val="en-US"/>
+        </w:rPr>
+      </w:pPr>
+      <w:r>
+        <w:rPr>
+          <w:sz w:val="24"/>
+          <w:szCs w:val="22"/>
+          <w:lang w:val="en-US"/>
+        </w:rPr>
+        <w:t xml:space="preserve">^ </w:t>
+      </w:r>
+      <w:r>
+        <w:rPr>
+          <w:sz w:val="24"/>
+          <w:szCs w:val="22"/>
+          <w:lang w:val="en-US"/>
+        </w:rPr>
+        <w:sym w:font="Wingdings" w:char="F0E0"/>
+      </w:r>
+      <w:r>
+        <w:rPr>
+          <w:sz w:val="24"/>
+          <w:szCs w:val="22"/>
+          <w:lang w:val="en-US"/>
+        </w:rPr>
+        <w:t xml:space="preserve"> Starts With</w:t>
+      </w:r>
+      <w:r>
+        <w:rPr>
+          <w:sz w:val="24"/>
+          <w:szCs w:val="22"/>
+          <w:lang w:val="en-US"/>
+        </w:rPr>
+        <w:br/>
+        <w:t>tagName[attribute^=”value”]</w:t>
+      </w:r>
+    </w:p>
+    <w:p>
+      <w:pPr>
+        <w:pStyle w:val="ListParagraph"/>
+        <w:numPr>
+          <w:ilvl w:val="1"/>
+          <w:numId w:val="19"/>
+        </w:numPr>
+        <w:rPr>
+          <w:sz w:val="24"/>
+          <w:szCs w:val="22"/>
+          <w:lang w:val="en-US"/>
+        </w:rPr>
+      </w:pPr>
+      <w:r>
+        <w:rPr>
+          <w:sz w:val="24"/>
+          <w:szCs w:val="22"/>
+          <w:lang w:val="en-US"/>
+        </w:rPr>
+        <w:t xml:space="preserve">$ </w:t>
+      </w:r>
+      <w:r>
+        <w:rPr>
+          <w:sz w:val="24"/>
+          <w:szCs w:val="22"/>
+          <w:lang w:val="en-US"/>
+        </w:rPr>
+        <w:sym w:font="Wingdings" w:char="F0E0"/>
+      </w:r>
+      <w:r>
+        <w:rPr>
+          <w:sz w:val="24"/>
+          <w:szCs w:val="22"/>
+          <w:lang w:val="en-US"/>
+        </w:rPr>
+        <w:t xml:space="preserve"> Ends With</w:t>
+      </w:r>
+      <w:r>
+        <w:rPr>
+          <w:sz w:val="24"/>
+          <w:szCs w:val="22"/>
+          <w:lang w:val="en-US"/>
+        </w:rPr>
+        <w:br/>
+        <w:t>tagName[attribute$=”Value”]</w:t>
+      </w:r>
+    </w:p>
+    <w:p>
+      <w:pPr>
+        <w:pStyle w:val="ListParagraph"/>
+        <w:numPr>
+          <w:ilvl w:val="1"/>
+          <w:numId w:val="19"/>
+        </w:numPr>
+        <w:rPr>
+          <w:sz w:val="24"/>
+          <w:szCs w:val="22"/>
+          <w:lang w:val="en-US"/>
+        </w:rPr>
+      </w:pPr>
+      <w:r>
+        <w:rPr>
+          <w:sz w:val="24"/>
+          <w:szCs w:val="22"/>
+          <w:lang w:val="en-US"/>
+        </w:rPr>
+        <w:lastRenderedPageBreak/>
+        <w:t xml:space="preserve">* </w:t>
+      </w:r>
+      <w:r>
+        <w:rPr>
+          <w:sz w:val="24"/>
+          <w:szCs w:val="22"/>
+          <w:lang w:val="en-US"/>
+        </w:rPr>
+        <w:sym w:font="Wingdings" w:char="F0E0"/>
+      </w:r>
+      <w:r>
+        <w:rPr>
+          <w:sz w:val="24"/>
+          <w:szCs w:val="22"/>
+          <w:lang w:val="en-US"/>
+        </w:rPr>
+        <w:t xml:space="preserve"> Contains</w:t>
+      </w:r>
+      <w:r>
+        <w:rPr>
+          <w:sz w:val="24"/>
+          <w:szCs w:val="22"/>
+          <w:lang w:val="en-US"/>
+        </w:rPr>
+        <w:br/>
+        <w:t>tagName[attribute*=”value”]</w:t>
+      </w:r>
+      <w:r>
+        <w:rPr>
+          <w:sz w:val="24"/>
+          <w:szCs w:val="22"/>
+          <w:lang w:val="en-US"/>
+        </w:rPr>
+        <w:br/>
+      </w:r>
+    </w:p>
+    <w:p>
+      <w:pPr>
+        <w:rPr>
+          <w:b/>
+          <w:bCs/>
+          <w:sz w:val="24"/>
+          <w:szCs w:val="22"/>
+          <w:lang w:val="en-US"/>
+        </w:rPr>
+      </w:pPr>
+      <w:r>
+        <w:rPr>
+          <w:b/>
+          <w:bCs/>
+          <w:sz w:val="24"/>
+          <w:szCs w:val="22"/>
+          <w:lang w:val="en-US"/>
+        </w:rPr>
+        <w:t>Class Name Locator</w:t>
+      </w:r>
+    </w:p>
+    <w:p>
+      <w:pPr>
+        <w:rPr>
+          <w:sz w:val="24"/>
+          <w:szCs w:val="22"/>
+          <w:lang w:val="en-US"/>
+        </w:rPr>
+      </w:pPr>
+      <w:r>
+        <w:rPr>
+          <w:sz w:val="24"/>
+          <w:szCs w:val="22"/>
+          <w:lang w:val="en-US"/>
+        </w:rPr>
+        <w:t>If a control is having multiple class names (multiple classes are separated by space) pick any one class name from the multiple classes.</w:t>
+      </w:r>
+    </w:p>
+    <w:p>
+      <w:pPr>
+        <w:rPr>
+          <w:sz w:val="24"/>
+          <w:szCs w:val="22"/>
+          <w:lang w:val="en-US"/>
+        </w:rPr>
+      </w:pPr>
+    </w:p>
+    <w:p>
+      <w:pPr>
+        <w:rPr>
+          <w:sz w:val="24"/>
+          <w:szCs w:val="22"/>
+          <w:lang w:val="en-US"/>
+        </w:rPr>
+      </w:pPr>
+      <w:r>
+        <w:rPr>
+          <w:sz w:val="24"/>
+          <w:szCs w:val="22"/>
+          <w:lang w:val="en-US"/>
+        </w:rPr>
+        <w:t xml:space="preserve">Pattankodoli Bus stand </w:t>
+      </w:r>
+      <w:r>
+        <w:rPr>
+          <w:sz w:val="24"/>
+          <w:szCs w:val="22"/>
+          <w:lang w:val="en-US"/>
+        </w:rPr>
+        <w:sym w:font="Wingdings" w:char="F0E0"/>
+      </w:r>
+      <w:r>
+        <w:rPr>
+          <w:sz w:val="24"/>
+          <w:szCs w:val="22"/>
+          <w:lang w:val="en-US"/>
+        </w:rPr>
+        <w:t xml:space="preserve"> Right Turn </w:t>
+      </w:r>
+      <w:r>
+        <w:rPr>
+          <w:sz w:val="24"/>
+          <w:szCs w:val="22"/>
+          <w:lang w:val="en-US"/>
+        </w:rPr>
+        <w:sym w:font="Wingdings" w:char="F0E0"/>
+      </w:r>
+      <w:r>
+        <w:rPr>
+          <w:sz w:val="24"/>
+          <w:szCs w:val="22"/>
+          <w:lang w:val="en-US"/>
+        </w:rPr>
+        <w:t xml:space="preserve"> Hupare Nagar </w:t>
+      </w:r>
+      <w:r>
+        <w:rPr>
+          <w:sz w:val="24"/>
+          <w:szCs w:val="22"/>
+          <w:lang w:val="en-US"/>
+        </w:rPr>
+        <w:sym w:font="Wingdings" w:char="F0E0"/>
+      </w:r>
+      <w:r>
+        <w:rPr>
+          <w:sz w:val="24"/>
+          <w:szCs w:val="22"/>
+          <w:lang w:val="en-US"/>
+        </w:rPr>
+        <w:t xml:space="preserve"> Come Straight </w:t>
+      </w:r>
+      <w:r>
+        <w:rPr>
+          <w:sz w:val="24"/>
+          <w:szCs w:val="22"/>
+          <w:lang w:val="en-US"/>
+        </w:rPr>
+        <w:sym w:font="Wingdings" w:char="F0E0"/>
+      </w:r>
+      <w:r>
+        <w:rPr>
+          <w:sz w:val="24"/>
+          <w:szCs w:val="22"/>
+          <w:lang w:val="en-US"/>
+        </w:rPr>
+        <w:t xml:space="preserve"> Water Tank </w:t>
+      </w:r>
+      <w:r>
+        <w:rPr>
+          <w:sz w:val="24"/>
+          <w:szCs w:val="22"/>
+          <w:lang w:val="en-US"/>
+        </w:rPr>
+        <w:sym w:font="Wingdings" w:char="F0E0"/>
+      </w:r>
+      <w:r>
+        <w:rPr>
+          <w:sz w:val="24"/>
+          <w:szCs w:val="22"/>
+          <w:lang w:val="en-US"/>
+        </w:rPr>
+        <w:t xml:space="preserve"> Lane No 9 </w:t>
+      </w:r>
+      <w:r>
+        <w:rPr>
+          <w:sz w:val="24"/>
+          <w:szCs w:val="22"/>
+          <w:lang w:val="en-US"/>
+        </w:rPr>
+        <w:sym w:font="Wingdings" w:char="F0E0"/>
+      </w:r>
+      <w:r>
+        <w:rPr>
+          <w:sz w:val="24"/>
+          <w:szCs w:val="22"/>
+          <w:lang w:val="en-US"/>
+        </w:rPr>
+        <w:t xml:space="preserve"> House No 1128</w:t>
+      </w:r>
+    </w:p>
+    <w:p>
+      <w:pPr>
+        <w:rPr>
+          <w:sz w:val="24"/>
+          <w:szCs w:val="22"/>
+          <w:lang w:val="en-US"/>
+        </w:rPr>
+      </w:pPr>
+    </w:p>
+    <w:p>
+      <w:pPr>
+        <w:rPr>
+          <w:sz w:val="24"/>
+          <w:szCs w:val="22"/>
+          <w:lang w:val="en-US"/>
+        </w:rPr>
+      </w:pPr>
+      <w:r>
+        <w:rPr>
+          <w:b/>
+          <w:bCs/>
+          <w:sz w:val="24"/>
+          <w:szCs w:val="22"/>
+          <w:lang w:val="en-US"/>
+        </w:rPr>
+        <w:t xml:space="preserve">XPath </w:t>
+      </w:r>
+      <w:r>
+        <w:rPr>
+          <w:sz w:val="24"/>
+          <w:szCs w:val="22"/>
+          <w:lang w:val="en-US"/>
+        </w:rPr>
+        <w:t>(XML Path)</w:t>
+      </w:r>
+    </w:p>
+    <w:p>
+      <w:pPr>
+        <w:rPr>
+          <w:sz w:val="24"/>
+          <w:szCs w:val="22"/>
+          <w:lang w:val="en-US"/>
+        </w:rPr>
+      </w:pPr>
+      <w:r>
+        <w:rPr>
+          <w:sz w:val="24"/>
+          <w:szCs w:val="22"/>
+          <w:lang w:val="en-US"/>
+        </w:rPr>
+        <w:t>It is the way to tell the exact path or location of the control on the page.</w:t>
+      </w:r>
+    </w:p>
+    <w:p>
+      <w:pPr>
+        <w:rPr>
+          <w:sz w:val="24"/>
+          <w:szCs w:val="22"/>
+          <w:lang w:val="en-US"/>
+        </w:rPr>
+      </w:pPr>
+      <w:r>
+        <w:rPr>
+          <w:sz w:val="24"/>
+          <w:szCs w:val="22"/>
+          <w:lang w:val="en-US"/>
+        </w:rPr>
+        <w:t>Types of XPath</w:t>
+      </w:r>
+    </w:p>
+    <w:p>
+      <w:pPr>
+        <w:pStyle w:val="ListParagraph"/>
+        <w:numPr>
+          <w:ilvl w:val="0"/>
+          <w:numId w:val="20"/>
+        </w:numPr>
+        <w:rPr>
+          <w:sz w:val="24"/>
+          <w:szCs w:val="22"/>
+          <w:lang w:val="en-US"/>
+        </w:rPr>
+      </w:pPr>
+      <w:r>
+        <w:rPr>
+          <w:sz w:val="24"/>
+          <w:szCs w:val="22"/>
+          <w:lang w:val="en-US"/>
+        </w:rPr>
+        <w:t>Absolute XPath</w:t>
+      </w:r>
+      <w:r>
+        <w:rPr>
+          <w:sz w:val="24"/>
+          <w:szCs w:val="22"/>
+          <w:lang w:val="en-US"/>
+        </w:rPr>
+        <w:br/>
+        <w:t xml:space="preserve">Starts with </w:t>
+      </w:r>
+      <w:r>
+        <w:rPr>
+          <w:b/>
+          <w:bCs/>
+          <w:sz w:val="24"/>
+          <w:szCs w:val="22"/>
+          <w:lang w:val="en-US"/>
+        </w:rPr>
+        <w:t>html</w:t>
+      </w:r>
+    </w:p>
+    <w:p>
+      <w:pPr>
+        <w:pStyle w:val="ListParagraph"/>
+        <w:numPr>
+          <w:ilvl w:val="0"/>
+          <w:numId w:val="20"/>
+        </w:numPr>
+        <w:rPr>
+          <w:sz w:val="24"/>
+          <w:szCs w:val="22"/>
+          <w:lang w:val="en-US"/>
+        </w:rPr>
+      </w:pPr>
+      <w:r>
+        <w:rPr>
+          <w:sz w:val="24"/>
+          <w:szCs w:val="22"/>
+          <w:lang w:val="en-US"/>
+        </w:rPr>
+        <w:t>Relative XPath</w:t>
+      </w:r>
+      <w:r>
+        <w:rPr>
+          <w:sz w:val="24"/>
+          <w:szCs w:val="22"/>
+          <w:lang w:val="en-US"/>
+        </w:rPr>
+        <w:br/>
+        <w:t>Starts with //</w:t>
+      </w:r>
+    </w:p>
+    <w:p>
+      <w:pPr>
+        <w:pStyle w:val="ListParagraph"/>
+        <w:numPr>
+          <w:ilvl w:val="1"/>
+          <w:numId w:val="20"/>
+        </w:numPr>
+        <w:rPr>
+          <w:sz w:val="24"/>
+          <w:szCs w:val="22"/>
+          <w:lang w:val="en-US"/>
+        </w:rPr>
+      </w:pPr>
+      <w:r>
+        <w:rPr>
+          <w:sz w:val="24"/>
+          <w:szCs w:val="22"/>
+          <w:lang w:val="en-US"/>
+        </w:rPr>
+        <w:t>Taking reference of parent tag (Control)</w:t>
+      </w:r>
+    </w:p>
+    <w:p>
+      <w:pPr>
+        <w:pStyle w:val="ListParagraph"/>
+        <w:numPr>
+          <w:ilvl w:val="1"/>
+          <w:numId w:val="20"/>
+        </w:numPr>
+        <w:rPr>
+          <w:sz w:val="24"/>
+          <w:szCs w:val="22"/>
+          <w:lang w:val="en-US"/>
+        </w:rPr>
+      </w:pPr>
+      <w:r>
+        <w:rPr>
+          <w:sz w:val="24"/>
+          <w:szCs w:val="22"/>
+          <w:lang w:val="en-US"/>
+        </w:rPr>
+        <w:t>Referring direct to the control</w:t>
+      </w:r>
+    </w:p>
+    <w:p>
+      <w:pPr>
+        <w:rPr>
+          <w:sz w:val="24"/>
+          <w:szCs w:val="22"/>
+          <w:lang w:val="en-US"/>
+        </w:rPr>
+      </w:pPr>
+    </w:p>
+    <w:p>
+      <w:pPr>
+        <w:rPr>
+          <w:sz w:val="24"/>
+          <w:szCs w:val="22"/>
+          <w:lang w:val="en-US"/>
+        </w:rPr>
+      </w:pPr>
+    </w:p>
+    <w:p>
+      <w:pPr>
+        <w:rPr>
+          <w:b/>
+          <w:bCs/>
+          <w:sz w:val="24"/>
+          <w:szCs w:val="22"/>
+          <w:lang w:val="en-US"/>
+        </w:rPr>
+      </w:pPr>
+      <w:r>
+        <w:rPr>
+          <w:b/>
+          <w:bCs/>
+          <w:sz w:val="24"/>
+          <w:szCs w:val="22"/>
+          <w:lang w:val="en-US"/>
+        </w:rPr>
+        <w:t>Handling Dropdown List</w:t>
+      </w:r>
+    </w:p>
+    <w:p>
+      <w:pPr>
+        <w:pStyle w:val="ListParagraph"/>
+        <w:numPr>
+          <w:ilvl w:val="0"/>
+          <w:numId w:val="21"/>
+        </w:numPr>
+        <w:rPr>
+          <w:sz w:val="24"/>
+          <w:szCs w:val="22"/>
+          <w:lang w:val="en-US"/>
+        </w:rPr>
+      </w:pPr>
+      <w:r>
+        <w:rPr>
+          <w:sz w:val="24"/>
+          <w:szCs w:val="22"/>
+          <w:lang w:val="en-US"/>
+        </w:rPr>
+        <w:t>If the control is having &lt;select&gt; tag then only it is treated as Drop down list / List Box.</w:t>
+      </w:r>
+    </w:p>
+    <w:p>
+      <w:pPr>
+        <w:pStyle w:val="ListParagraph"/>
+        <w:numPr>
+          <w:ilvl w:val="0"/>
+          <w:numId w:val="21"/>
+        </w:numPr>
+        <w:rPr>
+          <w:sz w:val="24"/>
+          <w:szCs w:val="22"/>
+          <w:lang w:val="en-US"/>
+        </w:rPr>
+      </w:pPr>
+      <w:r>
+        <w:rPr>
+          <w:b/>
+          <w:bCs/>
+          <w:sz w:val="24"/>
+          <w:szCs w:val="22"/>
+          <w:lang w:val="en-US"/>
+        </w:rPr>
+        <w:t xml:space="preserve">Select Class </w:t>
+      </w:r>
+      <w:r>
+        <w:rPr>
+          <w:sz w:val="24"/>
+          <w:szCs w:val="22"/>
+          <w:lang w:val="en-US"/>
+        </w:rPr>
+        <w:t>is used to handle such drop down lists or list boxes</w:t>
+      </w:r>
+    </w:p>
+    <w:p>
+      <w:pPr>
+        <w:rPr>
+          <w:sz w:val="24"/>
+          <w:szCs w:val="22"/>
+          <w:lang w:val="en-US"/>
+        </w:rPr>
+      </w:pPr>
+    </w:p>
+    <w:p>
+      <w:pPr>
+        <w:pStyle w:val="ListParagraph"/>
+        <w:numPr>
+          <w:ilvl w:val="0"/>
+          <w:numId w:val="22"/>
+        </w:numPr>
+        <w:rPr>
+          <w:sz w:val="24"/>
+          <w:szCs w:val="22"/>
+          <w:lang w:val="en-US"/>
+        </w:rPr>
+      </w:pPr>
+      <w:r>
+        <w:rPr>
+          <w:sz w:val="24"/>
+          <w:szCs w:val="22"/>
+          <w:lang w:val="en-US"/>
+        </w:rPr>
+        <w:t>Display selected country</w:t>
+      </w:r>
+    </w:p>
+    <w:p>
+      <w:pPr>
+        <w:pStyle w:val="ListParagraph"/>
+        <w:numPr>
+          <w:ilvl w:val="0"/>
+          <w:numId w:val="22"/>
+        </w:numPr>
+        <w:rPr>
+          <w:sz w:val="24"/>
+          <w:szCs w:val="22"/>
+          <w:lang w:val="en-US"/>
+        </w:rPr>
+      </w:pPr>
+      <w:r>
+        <w:rPr>
+          <w:sz w:val="24"/>
+          <w:szCs w:val="22"/>
+          <w:lang w:val="en-US"/>
+        </w:rPr>
+        <w:t>Display total no of countries</w:t>
+      </w:r>
+    </w:p>
+    <w:p>
+      <w:pPr>
+        <w:pStyle w:val="ListParagraph"/>
+        <w:numPr>
+          <w:ilvl w:val="0"/>
+          <w:numId w:val="22"/>
+        </w:numPr>
+        <w:rPr>
+          <w:sz w:val="24"/>
+          <w:szCs w:val="22"/>
+          <w:lang w:val="en-US"/>
+        </w:rPr>
+      </w:pPr>
+      <w:r>
+        <w:rPr>
+          <w:sz w:val="24"/>
+          <w:szCs w:val="22"/>
+          <w:lang w:val="en-US"/>
+        </w:rPr>
+        <w:t>Select Germany from the list</w:t>
+      </w:r>
+    </w:p>
+    <w:p>
+      <w:pPr>
+        <w:pStyle w:val="ListParagraph"/>
+        <w:numPr>
+          <w:ilvl w:val="0"/>
+          <w:numId w:val="22"/>
+        </w:numPr>
+        <w:rPr>
+          <w:sz w:val="24"/>
+          <w:szCs w:val="22"/>
+          <w:lang w:val="en-US"/>
+        </w:rPr>
+      </w:pPr>
+      <w:r>
+        <w:rPr>
+          <w:sz w:val="24"/>
+          <w:szCs w:val="22"/>
+          <w:lang w:val="en-US"/>
+        </w:rPr>
+        <w:t>Display selected country</w:t>
+      </w:r>
+    </w:p>
+    <w:p>
+      <w:pPr>
+        <w:rPr>
+          <w:b/>
+          <w:bCs/>
+          <w:sz w:val="24"/>
+          <w:szCs w:val="22"/>
+          <w:lang w:val="en-US"/>
+        </w:rPr>
+      </w:pPr>
+      <w:r>
+        <w:rPr>
+          <w:b/>
+          <w:bCs/>
+          <w:sz w:val="24"/>
+          <w:szCs w:val="22"/>
+          <w:lang w:val="en-US"/>
+        </w:rPr>
+        <w:t>Methods of Select Class</w:t>
+      </w:r>
+    </w:p>
+    <w:p>
+      <w:pPr>
+        <w:pStyle w:val="ListParagraph"/>
+        <w:numPr>
+          <w:ilvl w:val="0"/>
+          <w:numId w:val="23"/>
+        </w:numPr>
+        <w:rPr>
+          <w:sz w:val="24"/>
+          <w:szCs w:val="22"/>
+          <w:lang w:val="en-US"/>
+        </w:rPr>
+      </w:pPr>
+      <w:r>
+        <w:rPr>
+          <w:sz w:val="24"/>
+          <w:szCs w:val="22"/>
+          <w:lang w:val="en-US"/>
+        </w:rPr>
+        <w:t xml:space="preserve">getFirstSelectedOption() </w:t>
+      </w:r>
+      <w:r>
+        <w:rPr>
+          <w:sz w:val="24"/>
+          <w:szCs w:val="22"/>
+          <w:lang w:val="en-US"/>
+        </w:rPr>
+        <w:sym w:font="Wingdings" w:char="F0E0"/>
+      </w:r>
+      <w:r>
+        <w:rPr>
+          <w:sz w:val="24"/>
+          <w:szCs w:val="22"/>
+          <w:lang w:val="en-US"/>
+        </w:rPr>
+        <w:t xml:space="preserve"> Returns the selected item / element /option from the drop down list (WebElement)</w:t>
+      </w:r>
+    </w:p>
+    <w:p>
+      <w:pPr>
+        <w:pStyle w:val="ListParagraph"/>
+        <w:numPr>
+          <w:ilvl w:val="0"/>
+          <w:numId w:val="23"/>
+        </w:numPr>
+        <w:rPr>
+          <w:sz w:val="24"/>
+          <w:szCs w:val="22"/>
+          <w:lang w:val="en-US"/>
+        </w:rPr>
+      </w:pPr>
+      <w:r>
+        <w:rPr>
+          <w:sz w:val="24"/>
+          <w:szCs w:val="22"/>
+          <w:lang w:val="en-US"/>
+        </w:rPr>
+        <w:t xml:space="preserve">getOptions() </w:t>
+      </w:r>
+      <w:r>
+        <w:rPr>
+          <w:sz w:val="24"/>
+          <w:szCs w:val="22"/>
+          <w:lang w:val="en-US"/>
+        </w:rPr>
+        <w:sym w:font="Wingdings" w:char="F0E0"/>
+      </w:r>
+      <w:r>
+        <w:rPr>
+          <w:sz w:val="24"/>
+          <w:szCs w:val="22"/>
+          <w:lang w:val="en-US"/>
+        </w:rPr>
+        <w:t xml:space="preserve"> Returns the list of all the options from the drop down list. (List&lt;WebElement&gt;)</w:t>
+      </w:r>
+    </w:p>
+    <w:p>
+      <w:pPr>
+        <w:pStyle w:val="ListParagraph"/>
+        <w:numPr>
+          <w:ilvl w:val="0"/>
+          <w:numId w:val="23"/>
+        </w:numPr>
+        <w:rPr>
+          <w:sz w:val="24"/>
+          <w:szCs w:val="22"/>
+          <w:lang w:val="en-US"/>
+        </w:rPr>
+      </w:pPr>
+      <w:r>
+        <w:rPr>
+          <w:sz w:val="24"/>
+          <w:szCs w:val="22"/>
+          <w:lang w:val="en-US"/>
+        </w:rPr>
+        <w:lastRenderedPageBreak/>
+        <w:t xml:space="preserve">selectByVisibleText() </w:t>
+      </w:r>
+      <w:r>
+        <w:rPr>
+          <w:sz w:val="24"/>
+          <w:szCs w:val="22"/>
+          <w:lang w:val="en-US"/>
+        </w:rPr>
+        <w:sym w:font="Wingdings" w:char="F0E0"/>
+      </w:r>
+      <w:r>
+        <w:rPr>
+          <w:sz w:val="24"/>
+          <w:szCs w:val="22"/>
+          <w:lang w:val="en-US"/>
+        </w:rPr>
+        <w:t xml:space="preserve"> Selects the option using the text on the option. Pass the inner text as a parameter</w:t>
+      </w:r>
+    </w:p>
+    <w:p>
+      <w:pPr>
+        <w:pStyle w:val="ListParagraph"/>
+        <w:numPr>
+          <w:ilvl w:val="0"/>
+          <w:numId w:val="23"/>
+        </w:numPr>
+        <w:rPr>
+          <w:sz w:val="24"/>
+          <w:szCs w:val="22"/>
+          <w:lang w:val="en-US"/>
+        </w:rPr>
+      </w:pPr>
+      <w:r>
+        <w:rPr>
+          <w:sz w:val="24"/>
+          <w:szCs w:val="22"/>
+          <w:lang w:val="en-US"/>
+        </w:rPr>
+        <w:t xml:space="preserve">selectByContainsVisibleText() </w:t>
+      </w:r>
+      <w:r>
+        <w:rPr>
+          <w:sz w:val="24"/>
+          <w:szCs w:val="22"/>
+          <w:lang w:val="en-US"/>
+        </w:rPr>
+        <w:sym w:font="Wingdings" w:char="F0E0"/>
+      </w:r>
+      <w:r>
+        <w:rPr>
+          <w:sz w:val="24"/>
+          <w:szCs w:val="22"/>
+          <w:lang w:val="en-US"/>
+        </w:rPr>
+        <w:t xml:space="preserve"> Selects the option using the partial text from the inner text</w:t>
+      </w:r>
+    </w:p>
+    <w:p>
+      <w:pPr>
+        <w:pStyle w:val="ListParagraph"/>
+        <w:numPr>
+          <w:ilvl w:val="0"/>
+          <w:numId w:val="23"/>
+        </w:numPr>
+        <w:rPr>
+          <w:sz w:val="24"/>
+          <w:szCs w:val="22"/>
+          <w:lang w:val="en-US"/>
+        </w:rPr>
+      </w:pPr>
+      <w:r>
+        <w:rPr>
+          <w:sz w:val="24"/>
+          <w:szCs w:val="22"/>
+          <w:lang w:val="en-US"/>
+        </w:rPr>
+        <w:t xml:space="preserve">selectByValue() </w:t>
+      </w:r>
+      <w:r>
+        <w:rPr>
+          <w:sz w:val="24"/>
+          <w:szCs w:val="22"/>
+          <w:lang w:val="en-US"/>
+        </w:rPr>
+        <w:sym w:font="Wingdings" w:char="F0E0"/>
+      </w:r>
+      <w:r>
+        <w:rPr>
+          <w:sz w:val="24"/>
+          <w:szCs w:val="22"/>
+          <w:lang w:val="en-US"/>
+        </w:rPr>
+        <w:t xml:space="preserve"> Selects the option by using the value of attribute value. </w:t>
+      </w:r>
+      <w:r>
+        <w:rPr>
+          <w:sz w:val="24"/>
+          <w:szCs w:val="22"/>
+          <w:lang w:val="en-US"/>
+        </w:rPr>
+        <w:t>It is the String value.</w:t>
+      </w:r>
+    </w:p>
+    <w:p>
+      <w:pPr>
+        <w:pStyle w:val="ListParagraph"/>
+        <w:numPr>
+          <w:ilvl w:val="0"/>
+          <w:numId w:val="23"/>
+        </w:numPr>
+        <w:rPr>
+          <w:sz w:val="24"/>
+          <w:szCs w:val="22"/>
+          <w:lang w:val="en-US"/>
+        </w:rPr>
+      </w:pPr>
+      <w:r>
+        <w:rPr>
+          <w:sz w:val="24"/>
+          <w:szCs w:val="22"/>
+          <w:lang w:val="en-US"/>
+        </w:rPr>
+        <w:t xml:space="preserve">selectByIndex() </w:t>
+      </w:r>
+      <w:r>
+        <w:rPr>
+          <w:sz w:val="24"/>
+          <w:szCs w:val="22"/>
+          <w:lang w:val="en-US"/>
+        </w:rPr>
+        <w:sym w:font="Wingdings" w:char="F0E0"/>
+      </w:r>
+      <w:r>
+        <w:rPr>
+          <w:sz w:val="24"/>
+          <w:szCs w:val="22"/>
+          <w:lang w:val="en-US"/>
+        </w:rPr>
+        <w:t xml:space="preserve"> Selects the option by using its zero based index no. index no is +ve integer number.</w:t>
+      </w:r>
+    </w:p>
+    <w:p>
+      <w:pPr>
+        <w:pStyle w:val="ListParagraph"/>
+        <w:numPr>
+          <w:ilvl w:val="0"/>
+          <w:numId w:val="23"/>
+        </w:numPr>
+        <w:rPr>
+          <w:sz w:val="24"/>
+          <w:szCs w:val="22"/>
+          <w:lang w:val="en-US"/>
+        </w:rPr>
+      </w:pPr>
+      <w:r>
+        <w:rPr>
+          <w:sz w:val="24"/>
+          <w:szCs w:val="22"/>
+          <w:lang w:val="en-US"/>
+        </w:rPr>
+        <w:t xml:space="preserve">getAllSelectedOptions() </w:t>
+      </w:r>
+      <w:r>
+        <w:rPr>
+          <w:sz w:val="24"/>
+          <w:szCs w:val="22"/>
+          <w:lang w:val="en-US"/>
+        </w:rPr>
+        <w:sym w:font="Wingdings" w:char="F0E0"/>
+      </w:r>
+      <w:r>
+        <w:rPr>
+          <w:sz w:val="24"/>
+          <w:szCs w:val="22"/>
+          <w:lang w:val="en-US"/>
+        </w:rPr>
+        <w:t xml:space="preserve"> Will return the list of all selected options from list box. (List&lt;WebElement&gt;)</w:t>
+      </w:r>
+    </w:p>
+    <w:p>
+      <w:pPr>
+        <w:pStyle w:val="ListParagraph"/>
+        <w:numPr>
+          <w:ilvl w:val="0"/>
+          <w:numId w:val="23"/>
+        </w:numPr>
+        <w:rPr>
+          <w:sz w:val="24"/>
+          <w:szCs w:val="22"/>
+          <w:lang w:val="en-US"/>
+        </w:rPr>
+      </w:pPr>
+      <w:r>
+        <w:rPr>
+          <w:sz w:val="24"/>
+          <w:szCs w:val="22"/>
+          <w:lang w:val="en-US"/>
+        </w:rPr>
+        <w:t xml:space="preserve">isMultiple() </w:t>
+      </w:r>
+      <w:r>
+        <w:rPr>
+          <w:sz w:val="24"/>
+          <w:szCs w:val="22"/>
+          <w:lang w:val="en-US"/>
+        </w:rPr>
+        <w:sym w:font="Wingdings" w:char="F0E0"/>
+      </w:r>
+      <w:r>
+        <w:rPr>
+          <w:sz w:val="24"/>
+          <w:szCs w:val="22"/>
+          <w:lang w:val="en-US"/>
+        </w:rPr>
+        <w:t xml:space="preserve"> Checks that whether the list allows to select multiple options or not. / Checks that whether the control is drop down list or list box. IF returns true it is list box otherwise drop down list (boolean)</w:t>
+      </w:r>
+    </w:p>
+    <w:p>
+      <w:pPr>
+        <w:pStyle w:val="ListParagraph"/>
+        <w:numPr>
+          <w:ilvl w:val="0"/>
+          <w:numId w:val="23"/>
+        </w:numPr>
+        <w:rPr>
+          <w:sz w:val="24"/>
+          <w:szCs w:val="22"/>
+          <w:lang w:val="en-US"/>
+        </w:rPr>
+      </w:pPr>
+      <w:r>
+        <w:rPr>
+          <w:sz w:val="24"/>
+          <w:szCs w:val="22"/>
+          <w:lang w:val="en-US"/>
+        </w:rPr>
+        <w:t xml:space="preserve">deselectByVisibleText() </w:t>
+      </w:r>
+      <w:r>
+        <w:rPr>
+          <w:sz w:val="24"/>
+          <w:szCs w:val="22"/>
+          <w:lang w:val="en-US"/>
+        </w:rPr>
+        <w:sym w:font="Wingdings" w:char="F0E0"/>
+      </w:r>
+    </w:p>
+    <w:p>
+      <w:pPr>
+        <w:pStyle w:val="ListParagraph"/>
+        <w:numPr>
+          <w:ilvl w:val="0"/>
+          <w:numId w:val="23"/>
+        </w:numPr>
+        <w:rPr>
+          <w:sz w:val="24"/>
+          <w:szCs w:val="22"/>
+          <w:lang w:val="en-US"/>
+        </w:rPr>
+      </w:pPr>
+      <w:r>
+        <w:rPr>
+          <w:sz w:val="24"/>
+          <w:szCs w:val="22"/>
+          <w:lang w:val="en-US"/>
+        </w:rPr>
+        <w:t>deselectByIndex()</w:t>
+      </w:r>
+    </w:p>
+    <w:p>
+      <w:pPr>
+        <w:pStyle w:val="ListParagraph"/>
+        <w:numPr>
+          <w:ilvl w:val="0"/>
+          <w:numId w:val="23"/>
+        </w:numPr>
+        <w:rPr>
+          <w:sz w:val="24"/>
+          <w:szCs w:val="22"/>
+          <w:lang w:val="en-US"/>
+        </w:rPr>
+      </w:pPr>
+      <w:r>
+        <w:rPr>
+          <w:sz w:val="24"/>
+          <w:szCs w:val="22"/>
+          <w:lang w:val="en-US"/>
+        </w:rPr>
+        <w:t>deselectByContainsVisibleText()</w:t>
+      </w:r>
+    </w:p>
+    <w:p>
+      <w:pPr>
+        <w:pStyle w:val="ListParagraph"/>
+        <w:numPr>
+          <w:ilvl w:val="0"/>
+          <w:numId w:val="23"/>
+        </w:numPr>
+        <w:rPr>
+          <w:sz w:val="24"/>
+          <w:szCs w:val="22"/>
+          <w:lang w:val="en-US"/>
+        </w:rPr>
+      </w:pPr>
+      <w:r>
+        <w:rPr>
+          <w:sz w:val="24"/>
+          <w:szCs w:val="22"/>
+          <w:lang w:val="en-US"/>
+        </w:rPr>
+        <w:t>deselectByValue()</w:t>
+      </w:r>
+    </w:p>
+    <w:p>
+      <w:pPr>
+        <w:pStyle w:val="ListParagraph"/>
+        <w:numPr>
+          <w:ilvl w:val="0"/>
+          <w:numId w:val="23"/>
+        </w:numPr>
+        <w:rPr>
+          <w:sz w:val="24"/>
+          <w:szCs w:val="22"/>
+          <w:lang w:val="en-US"/>
+        </w:rPr>
+      </w:pPr>
+      <w:r>
+        <w:rPr>
+          <w:sz w:val="24"/>
+          <w:szCs w:val="22"/>
+          <w:lang w:val="en-US"/>
+        </w:rPr>
+        <w:t>deselectAll()</w:t>
+      </w:r>
+    </w:p>
+    <w:p>
+      <w:pPr>
+        <w:rPr>
+          <w:sz w:val="24"/>
+          <w:szCs w:val="22"/>
+          <w:lang w:val="en-US"/>
+        </w:rPr>
+      </w:pPr>
+    </w:p>
+    <w:p>
+      <w:pPr>
+        <w:rPr>
+          <w:b/>
+          <w:bCs/>
+          <w:sz w:val="24"/>
+          <w:szCs w:val="22"/>
+          <w:lang w:val="en-US"/>
+        </w:rPr>
+      </w:pPr>
+      <w:r>
+        <w:rPr>
+          <w:b/>
+          <w:bCs/>
+          <w:sz w:val="24"/>
+          <w:szCs w:val="22"/>
+          <w:lang w:val="en-US"/>
+        </w:rPr>
+        <w:t>Synchronization (Waits in Selenium)</w:t>
+      </w:r>
+    </w:p>
+    <w:p>
+      <w:pPr>
+        <w:rPr>
+          <w:sz w:val="24"/>
+          <w:szCs w:val="22"/>
+          <w:lang w:val="en-US"/>
+        </w:rPr>
+      </w:pPr>
+      <w:r>
+        <w:rPr>
+          <w:sz w:val="24"/>
+          <w:szCs w:val="22"/>
+          <w:lang w:val="en-US"/>
+        </w:rPr>
+        <w:t>It is the process of adjusting speed of tool with speed of application.</w:t>
+      </w:r>
+    </w:p>
+    <w:p>
+      <w:pPr>
+        <w:rPr>
+          <w:sz w:val="24"/>
+          <w:szCs w:val="22"/>
+          <w:lang w:val="en-US"/>
+        </w:rPr>
+      </w:pPr>
+    </w:p>
+    <w:p>
+      <w:pPr>
+        <w:pStyle w:val="ListParagraph"/>
+        <w:numPr>
+          <w:ilvl w:val="0"/>
+          <w:numId w:val="24"/>
+        </w:numPr>
+        <w:rPr>
+          <w:sz w:val="24"/>
+          <w:szCs w:val="22"/>
+          <w:lang w:val="en-US"/>
+        </w:rPr>
+      </w:pPr>
+      <w:r>
+        <w:rPr>
+          <w:sz w:val="24"/>
+          <w:szCs w:val="22"/>
+          <w:lang w:val="en-US"/>
+        </w:rPr>
+        <w:t>Thread.sleep()</w:t>
+      </w:r>
+    </w:p>
+    <w:p>
+      <w:pPr>
+        <w:pStyle w:val="ListParagraph"/>
+        <w:numPr>
+          <w:ilvl w:val="0"/>
+          <w:numId w:val="24"/>
+        </w:numPr>
+        <w:rPr>
+          <w:sz w:val="24"/>
+          <w:szCs w:val="22"/>
+          <w:lang w:val="en-US"/>
+        </w:rPr>
+      </w:pPr>
+      <w:r>
+        <w:rPr>
+          <w:sz w:val="24"/>
+          <w:szCs w:val="22"/>
+          <w:lang w:val="en-US"/>
+        </w:rPr>
+        <w:t>ImplicitWait</w:t>
+      </w:r>
+    </w:p>
+    <w:p>
+      <w:pPr>
+        <w:pStyle w:val="ListParagraph"/>
+        <w:numPr>
+          <w:ilvl w:val="0"/>
+          <w:numId w:val="24"/>
+        </w:numPr>
+        <w:rPr>
+          <w:sz w:val="24"/>
+          <w:szCs w:val="22"/>
+          <w:lang w:val="en-US"/>
+        </w:rPr>
+      </w:pPr>
+      <w:r>
+        <w:rPr>
+          <w:sz w:val="24"/>
+          <w:szCs w:val="22"/>
+          <w:lang w:val="en-US"/>
+        </w:rPr>
+        <w:t>ExplicitWait</w:t>
+      </w:r>
+    </w:p>
+    <w:p>
+      <w:pPr>
+        <w:pStyle w:val="ListParagraph"/>
+        <w:numPr>
+          <w:ilvl w:val="0"/>
+          <w:numId w:val="24"/>
+        </w:numPr>
+        <w:rPr>
+          <w:sz w:val="24"/>
+          <w:szCs w:val="22"/>
+          <w:lang w:val="en-US"/>
+        </w:rPr>
+      </w:pPr>
+      <w:r>
+        <w:rPr>
+          <w:sz w:val="24"/>
+          <w:szCs w:val="22"/>
+          <w:lang w:val="en-US"/>
+        </w:rPr>
+        <w:t>FluentWait</w:t>
+      </w:r>
+    </w:p>
+    <w:p>
+      <w:pPr>
+        <w:pStyle w:val="ListParagraph"/>
+        <w:numPr>
+          <w:ilvl w:val="0"/>
+          <w:numId w:val="24"/>
+        </w:numPr>
+        <w:rPr>
+          <w:sz w:val="24"/>
+          <w:szCs w:val="22"/>
+          <w:lang w:val="en-US"/>
+        </w:rPr>
+      </w:pPr>
+      <w:r>
+        <w:rPr>
+          <w:sz w:val="24"/>
+          <w:szCs w:val="22"/>
+          <w:lang w:val="en-US"/>
+        </w:rPr>
+        <w:t>PageLoadTimeout</w:t>
+      </w:r>
+    </w:p>
+    <w:p>
+      <w:pPr>
+        <w:rPr>
+          <w:sz w:val="24"/>
+          <w:szCs w:val="22"/>
+          <w:lang w:val="en-US"/>
+        </w:rPr>
+      </w:pPr>
+    </w:p>
+    <w:p>
+      <w:pPr>
+        <w:rPr>
+          <w:sz w:val="24"/>
+          <w:szCs w:val="22"/>
+          <w:lang w:val="en-US"/>
+        </w:rPr>
+      </w:pPr>
       <w:bookmarkStart w:id="0" w:name="_GoBack"/>
       <w:bookmarkEnd w:id="0"/>
-    </w:p>
-    <w:p>
-      <w:pPr>
-        <w:rPr>
-          <w:sz w:val="24"/>
-          <w:szCs w:val="22"/>
-          <w:lang w:val="en-US"/>
-        </w:rPr>
-      </w:pPr>
-    </w:p>
-    <w:p>
-      <w:pPr>
-        <w:rPr>
-          <w:b/>
-          <w:bCs/>
-          <w:sz w:val="24"/>
-          <w:szCs w:val="22"/>
-          <w:lang w:val="en-US"/>
-        </w:rPr>
-      </w:pPr>
-      <w:r>
-        <w:rPr>
-          <w:b/>
-          <w:bCs/>
-          <w:sz w:val="24"/>
-          <w:szCs w:val="22"/>
-          <w:lang w:val="en-US"/>
-        </w:rPr>
-        <w:t>CssSelector Locator</w:t>
-      </w:r>
-    </w:p>
-    <w:p>
-      <w:pPr>
-        <w:rPr>
-          <w:sz w:val="24"/>
-          <w:szCs w:val="22"/>
-          <w:lang w:val="en-US"/>
-        </w:rPr>
-      </w:pPr>
-      <w:r>
-        <w:rPr>
-          <w:sz w:val="24"/>
-          <w:szCs w:val="22"/>
-          <w:lang w:val="en-US"/>
-        </w:rPr>
-        <w:t>CssSelector allows to locate a control any one or multiple attributes of control.</w:t>
-      </w:r>
-    </w:p>
-    <w:p>
-      <w:pPr>
-        <w:rPr>
-          <w:sz w:val="24"/>
-          <w:szCs w:val="22"/>
-          <w:lang w:val="en-US"/>
-        </w:rPr>
-      </w:pPr>
-      <w:r>
-        <w:rPr>
-          <w:sz w:val="24"/>
-          <w:szCs w:val="22"/>
-          <w:lang w:val="en-US"/>
-        </w:rPr>
-        <w:t>Types of CssSelector</w:t>
-      </w:r>
-    </w:p>
-    <w:p>
-      <w:pPr>
-        <w:pStyle w:val="ListParagraph"/>
-        <w:numPr>
-          <w:ilvl w:val="0"/>
-          <w:numId w:val="19"/>
-        </w:numPr>
-        <w:rPr>
-          <w:sz w:val="24"/>
-          <w:szCs w:val="22"/>
-          <w:lang w:val="en-US"/>
-        </w:rPr>
-      </w:pPr>
-      <w:r>
-        <w:rPr>
-          <w:sz w:val="24"/>
-          <w:szCs w:val="22"/>
-          <w:lang w:val="en-US"/>
-        </w:rPr>
-        <w:t>By using single attribute</w:t>
-      </w:r>
-      <w:r>
-        <w:rPr>
-          <w:sz w:val="24"/>
-          <w:szCs w:val="22"/>
-          <w:lang w:val="en-US"/>
-        </w:rPr>
-        <w:br/>
-        <w:t>Syntax:</w:t>
-      </w:r>
-      <w:r>
-        <w:rPr>
-          <w:sz w:val="24"/>
-          <w:szCs w:val="22"/>
-          <w:lang w:val="en-US"/>
-        </w:rPr>
-        <w:br/>
-        <w:t>tagName[attribute=”value”]</w:t>
-      </w:r>
-      <w:r>
-        <w:rPr>
-          <w:sz w:val="24"/>
-          <w:szCs w:val="22"/>
-          <w:lang w:val="en-US"/>
-        </w:rPr>
-        <w:br/>
-        <w:t>input[</w:t>
-      </w:r>
-      <w:r>
-        <w:rPr>
-          <w:sz w:val="24"/>
-          <w:szCs w:val="22"/>
-          <w:lang w:val="en-US"/>
-        </w:rPr>
-        <w:t>data-testid="royal-email"]</w:t>
-      </w:r>
-    </w:p>
-    <w:p>
-      <w:pPr>
-        <w:pStyle w:val="ListParagraph"/>
-        <w:numPr>
-          <w:ilvl w:val="0"/>
-          <w:numId w:val="19"/>
-        </w:numPr>
-        <w:rPr>
-          <w:sz w:val="24"/>
-          <w:szCs w:val="22"/>
-          <w:lang w:val="en-US"/>
-        </w:rPr>
-      </w:pPr>
-      <w:r>
-        <w:rPr>
-          <w:sz w:val="24"/>
-          <w:szCs w:val="22"/>
-          <w:lang w:val="en-US"/>
-        </w:rPr>
-        <w:t>By using multiple attributes</w:t>
-      </w:r>
-      <w:r>
-        <w:rPr>
-          <w:sz w:val="24"/>
-          <w:szCs w:val="22"/>
-          <w:lang w:val="en-US"/>
-        </w:rPr>
-        <w:br/>
-        <w:t>Syntax</w:t>
-      </w:r>
-      <w:r>
-        <w:rPr>
-          <w:sz w:val="24"/>
-          <w:szCs w:val="22"/>
-          <w:lang w:val="en-US"/>
-        </w:rPr>
-        <w:br/>
-        <w:t>tagName[attribute1=”value”][attribute2=”value”]</w:t>
-      </w:r>
-    </w:p>
-    <w:p>
-      <w:pPr>
-        <w:pStyle w:val="ListParagraph"/>
-        <w:numPr>
-          <w:ilvl w:val="0"/>
-          <w:numId w:val="19"/>
-        </w:numPr>
-        <w:rPr>
-          <w:sz w:val="24"/>
-          <w:szCs w:val="22"/>
-          <w:lang w:val="en-US"/>
-        </w:rPr>
-      </w:pPr>
-      <w:r>
-        <w:rPr>
-          <w:sz w:val="24"/>
-          <w:szCs w:val="22"/>
-          <w:lang w:val="en-US"/>
-        </w:rPr>
-        <w:t>By using special character</w:t>
-      </w:r>
-    </w:p>
-    <w:p>
-      <w:pPr>
-        <w:pStyle w:val="ListParagraph"/>
-        <w:numPr>
-          <w:ilvl w:val="1"/>
-          <w:numId w:val="19"/>
-        </w:numPr>
-        <w:rPr>
-          <w:sz w:val="24"/>
-          <w:szCs w:val="22"/>
-          <w:lang w:val="en-US"/>
-        </w:rPr>
-      </w:pPr>
-      <w:r>
-        <w:rPr>
-          <w:sz w:val="24"/>
-          <w:szCs w:val="22"/>
-          <w:lang w:val="en-US"/>
-        </w:rPr>
-        <w:t xml:space="preserve">^ </w:t>
-      </w:r>
-      <w:r>
-        <w:rPr>
-          <w:sz w:val="24"/>
-          <w:szCs w:val="22"/>
-          <w:lang w:val="en-US"/>
-        </w:rPr>
-        <w:sym w:font="Wingdings" w:char="F0E0"/>
-      </w:r>
-      <w:r>
-        <w:rPr>
-          <w:sz w:val="24"/>
-          <w:szCs w:val="22"/>
-          <w:lang w:val="en-US"/>
-        </w:rPr>
-        <w:t xml:space="preserve"> Starts With</w:t>
-      </w:r>
-      <w:r>
-        <w:rPr>
-          <w:sz w:val="24"/>
-          <w:szCs w:val="22"/>
-          <w:lang w:val="en-US"/>
-        </w:rPr>
-        <w:br/>
-        <w:t>tagName[attribute^=”value”]</w:t>
-      </w:r>
-    </w:p>
-    <w:p>
-      <w:pPr>
-        <w:pStyle w:val="ListParagraph"/>
-        <w:numPr>
-          <w:ilvl w:val="1"/>
-          <w:numId w:val="19"/>
-        </w:numPr>
-        <w:rPr>
-          <w:sz w:val="24"/>
-          <w:szCs w:val="22"/>
-          <w:lang w:val="en-US"/>
-        </w:rPr>
-      </w:pPr>
-      <w:r>
-        <w:rPr>
-          <w:sz w:val="24"/>
-          <w:szCs w:val="22"/>
-          <w:lang w:val="en-US"/>
-        </w:rPr>
-        <w:t xml:space="preserve">$ </w:t>
-      </w:r>
-      <w:r>
-        <w:rPr>
-          <w:sz w:val="24"/>
-          <w:szCs w:val="22"/>
-          <w:lang w:val="en-US"/>
-        </w:rPr>
-        <w:sym w:font="Wingdings" w:char="F0E0"/>
-      </w:r>
-      <w:r>
-        <w:rPr>
-          <w:sz w:val="24"/>
-          <w:szCs w:val="22"/>
-          <w:lang w:val="en-US"/>
-        </w:rPr>
-        <w:t xml:space="preserve"> Ends With</w:t>
-      </w:r>
-      <w:r>
-        <w:rPr>
-          <w:sz w:val="24"/>
-          <w:szCs w:val="22"/>
-          <w:lang w:val="en-US"/>
-        </w:rPr>
-        <w:br/>
-        <w:t>tagName[attribute$=”Value”]</w:t>
-      </w:r>
-    </w:p>
-    <w:p>
-      <w:pPr>
-        <w:pStyle w:val="ListParagraph"/>
-        <w:numPr>
-          <w:ilvl w:val="1"/>
-          <w:numId w:val="19"/>
-        </w:numPr>
-        <w:rPr>
-          <w:sz w:val="24"/>
-          <w:szCs w:val="22"/>
-          <w:lang w:val="en-US"/>
-        </w:rPr>
-      </w:pPr>
-      <w:r>
-        <w:rPr>
-          <w:sz w:val="24"/>
-          <w:szCs w:val="22"/>
-          <w:lang w:val="en-US"/>
-        </w:rPr>
-        <w:t xml:space="preserve">* </w:t>
-      </w:r>
-      <w:r>
-        <w:rPr>
-          <w:sz w:val="24"/>
-          <w:szCs w:val="22"/>
-          <w:lang w:val="en-US"/>
-        </w:rPr>
-        <w:sym w:font="Wingdings" w:char="F0E0"/>
-      </w:r>
-      <w:r>
-        <w:rPr>
-          <w:sz w:val="24"/>
-          <w:szCs w:val="22"/>
-          <w:lang w:val="en-US"/>
-        </w:rPr>
-        <w:t xml:space="preserve"> Contains</w:t>
-      </w:r>
-      <w:r>
-        <w:rPr>
-          <w:sz w:val="24"/>
-          <w:szCs w:val="22"/>
-          <w:lang w:val="en-US"/>
-        </w:rPr>
-        <w:br/>
-        <w:t>tagName[attribute*=”value”]</w:t>
-      </w:r>
-      <w:r>
-        <w:rPr>
-          <w:sz w:val="24"/>
-          <w:szCs w:val="22"/>
-          <w:lang w:val="en-US"/>
-        </w:rPr>
-        <w:br/>
-      </w:r>
-    </w:p>
-    <w:p>
-      <w:pPr>
-        <w:rPr>
-          <w:b/>
-          <w:bCs/>
-          <w:sz w:val="24"/>
-          <w:szCs w:val="22"/>
-          <w:lang w:val="en-US"/>
-        </w:rPr>
-      </w:pPr>
-      <w:r>
-        <w:rPr>
-          <w:b/>
-          <w:bCs/>
-          <w:sz w:val="24"/>
-          <w:szCs w:val="22"/>
-          <w:lang w:val="en-US"/>
-        </w:rPr>
-        <w:lastRenderedPageBreak/>
-        <w:t>Class Name Locator</w:t>
-      </w:r>
-    </w:p>
-    <w:p>
-      <w:pPr>
-        <w:rPr>
-          <w:sz w:val="24"/>
-          <w:szCs w:val="22"/>
-          <w:lang w:val="en-US"/>
-        </w:rPr>
-      </w:pPr>
-      <w:r>
-        <w:rPr>
-          <w:sz w:val="24"/>
-          <w:szCs w:val="22"/>
-          <w:lang w:val="en-US"/>
-        </w:rPr>
-        <w:t>If a control is having multiple class names (multiple classes are separated by space) pick any one class name from the multiple classes.</w:t>
-      </w:r>
-    </w:p>
-    <w:p>
-      <w:pPr>
-        <w:rPr>
-          <w:sz w:val="24"/>
-          <w:szCs w:val="22"/>
-          <w:lang w:val="en-US"/>
-        </w:rPr>
-      </w:pPr>
-    </w:p>
-    <w:p>
-      <w:pPr>
-        <w:rPr>
-          <w:sz w:val="24"/>
-          <w:szCs w:val="22"/>
-          <w:lang w:val="en-US"/>
-        </w:rPr>
-      </w:pPr>
-      <w:r>
-        <w:rPr>
-          <w:sz w:val="24"/>
-          <w:szCs w:val="22"/>
-          <w:lang w:val="en-US"/>
-        </w:rPr>
-        <w:t xml:space="preserve">Pattankodoli Bus stand </w:t>
-      </w:r>
-      <w:r>
-        <w:rPr>
-          <w:sz w:val="24"/>
-          <w:szCs w:val="22"/>
-          <w:lang w:val="en-US"/>
-        </w:rPr>
-        <w:sym w:font="Wingdings" w:char="F0E0"/>
-      </w:r>
-      <w:r>
-        <w:rPr>
-          <w:sz w:val="24"/>
-          <w:szCs w:val="22"/>
-          <w:lang w:val="en-US"/>
-        </w:rPr>
-        <w:t xml:space="preserve"> Right Turn </w:t>
-      </w:r>
-      <w:r>
-        <w:rPr>
-          <w:sz w:val="24"/>
-          <w:szCs w:val="22"/>
-          <w:lang w:val="en-US"/>
-        </w:rPr>
-        <w:sym w:font="Wingdings" w:char="F0E0"/>
-      </w:r>
-      <w:r>
-        <w:rPr>
-          <w:sz w:val="24"/>
-          <w:szCs w:val="22"/>
-          <w:lang w:val="en-US"/>
-        </w:rPr>
-        <w:t xml:space="preserve"> Hupare Nagar </w:t>
-      </w:r>
-      <w:r>
-        <w:rPr>
-          <w:sz w:val="24"/>
-          <w:szCs w:val="22"/>
-          <w:lang w:val="en-US"/>
-        </w:rPr>
-        <w:sym w:font="Wingdings" w:char="F0E0"/>
-      </w:r>
-      <w:r>
-        <w:rPr>
-          <w:sz w:val="24"/>
-          <w:szCs w:val="22"/>
-          <w:lang w:val="en-US"/>
-        </w:rPr>
-        <w:t xml:space="preserve"> Come Straight </w:t>
-      </w:r>
-      <w:r>
-        <w:rPr>
-          <w:sz w:val="24"/>
-          <w:szCs w:val="22"/>
-          <w:lang w:val="en-US"/>
-        </w:rPr>
-        <w:sym w:font="Wingdings" w:char="F0E0"/>
-      </w:r>
-      <w:r>
-        <w:rPr>
-          <w:sz w:val="24"/>
-          <w:szCs w:val="22"/>
-          <w:lang w:val="en-US"/>
-        </w:rPr>
-        <w:t xml:space="preserve"> Water Tank </w:t>
-      </w:r>
-      <w:r>
-        <w:rPr>
-          <w:sz w:val="24"/>
-          <w:szCs w:val="22"/>
-          <w:lang w:val="en-US"/>
-        </w:rPr>
-        <w:sym w:font="Wingdings" w:char="F0E0"/>
-      </w:r>
-      <w:r>
-        <w:rPr>
-          <w:sz w:val="24"/>
-          <w:szCs w:val="22"/>
-          <w:lang w:val="en-US"/>
-        </w:rPr>
-        <w:t xml:space="preserve"> Lane No 9 </w:t>
-      </w:r>
-      <w:r>
-        <w:rPr>
-          <w:sz w:val="24"/>
-          <w:szCs w:val="22"/>
-          <w:lang w:val="en-US"/>
-        </w:rPr>
-        <w:sym w:font="Wingdings" w:char="F0E0"/>
-      </w:r>
-      <w:r>
-        <w:rPr>
-          <w:sz w:val="24"/>
-          <w:szCs w:val="22"/>
-          <w:lang w:val="en-US"/>
-        </w:rPr>
-        <w:t xml:space="preserve"> House No 1128</w:t>
-      </w:r>
-    </w:p>
-    <w:p>
-      <w:pPr>
-        <w:rPr>
-          <w:sz w:val="24"/>
-          <w:szCs w:val="22"/>
-          <w:lang w:val="en-US"/>
-        </w:rPr>
-      </w:pPr>
-    </w:p>
-    <w:p>
-      <w:pPr>
-        <w:rPr>
-          <w:sz w:val="24"/>
-          <w:szCs w:val="22"/>
-          <w:lang w:val="en-US"/>
-        </w:rPr>
-      </w:pPr>
-      <w:r>
-        <w:rPr>
-          <w:b/>
-          <w:bCs/>
-          <w:sz w:val="24"/>
-          <w:szCs w:val="22"/>
-          <w:lang w:val="en-US"/>
-        </w:rPr>
-        <w:t xml:space="preserve">XPath </w:t>
-      </w:r>
-      <w:r>
-        <w:rPr>
-          <w:sz w:val="24"/>
-          <w:szCs w:val="22"/>
-          <w:lang w:val="en-US"/>
-        </w:rPr>
-        <w:t>(XML Path)</w:t>
-      </w:r>
-    </w:p>
-    <w:p>
-      <w:pPr>
-        <w:rPr>
-          <w:sz w:val="24"/>
-          <w:szCs w:val="22"/>
-          <w:lang w:val="en-US"/>
-        </w:rPr>
-      </w:pPr>
-      <w:r>
-        <w:rPr>
-          <w:sz w:val="24"/>
-          <w:szCs w:val="22"/>
-          <w:lang w:val="en-US"/>
-        </w:rPr>
-        <w:t>It is the way to tell the exact path or location of the control on the page.</w:t>
-      </w:r>
-    </w:p>
-    <w:p>
-      <w:pPr>
-        <w:rPr>
-          <w:sz w:val="24"/>
-          <w:szCs w:val="22"/>
-          <w:lang w:val="en-US"/>
-        </w:rPr>
-      </w:pPr>
-      <w:r>
-        <w:rPr>
-          <w:sz w:val="24"/>
-          <w:szCs w:val="22"/>
-          <w:lang w:val="en-US"/>
-        </w:rPr>
-        <w:t>Types of XPath</w:t>
-      </w:r>
-    </w:p>
-    <w:p>
-      <w:pPr>
-        <w:pStyle w:val="ListParagraph"/>
-        <w:numPr>
-          <w:ilvl w:val="0"/>
-          <w:numId w:val="20"/>
-        </w:numPr>
-        <w:rPr>
-          <w:sz w:val="24"/>
-          <w:szCs w:val="22"/>
-          <w:lang w:val="en-US"/>
-        </w:rPr>
-      </w:pPr>
-      <w:r>
-        <w:rPr>
-          <w:sz w:val="24"/>
-          <w:szCs w:val="22"/>
-          <w:lang w:val="en-US"/>
-        </w:rPr>
-        <w:t>Absolute XPath</w:t>
-      </w:r>
-      <w:r>
-        <w:rPr>
-          <w:sz w:val="24"/>
-          <w:szCs w:val="22"/>
-          <w:lang w:val="en-US"/>
-        </w:rPr>
-        <w:br/>
-        <w:t xml:space="preserve">Starts with </w:t>
-      </w:r>
-      <w:r>
-        <w:rPr>
-          <w:b/>
-          <w:bCs/>
-          <w:sz w:val="24"/>
-          <w:szCs w:val="22"/>
-          <w:lang w:val="en-US"/>
-        </w:rPr>
-        <w:t>html</w:t>
-      </w:r>
-    </w:p>
-    <w:p>
-      <w:pPr>
-        <w:pStyle w:val="ListParagraph"/>
-        <w:numPr>
-          <w:ilvl w:val="0"/>
-          <w:numId w:val="20"/>
-        </w:numPr>
-        <w:rPr>
-          <w:sz w:val="24"/>
-          <w:szCs w:val="22"/>
-          <w:lang w:val="en-US"/>
-        </w:rPr>
-      </w:pPr>
-      <w:r>
-        <w:rPr>
-          <w:sz w:val="24"/>
-          <w:szCs w:val="22"/>
-          <w:lang w:val="en-US"/>
-        </w:rPr>
-        <w:t>Relative XPath</w:t>
-      </w:r>
-      <w:r>
-        <w:rPr>
-          <w:sz w:val="24"/>
-          <w:szCs w:val="22"/>
-          <w:lang w:val="en-US"/>
-        </w:rPr>
-        <w:br/>
-        <w:t>Starts with //</w:t>
-      </w:r>
-    </w:p>
-    <w:p>
-      <w:pPr>
-        <w:pStyle w:val="ListParagraph"/>
-        <w:numPr>
-          <w:ilvl w:val="1"/>
-          <w:numId w:val="20"/>
-        </w:numPr>
-        <w:rPr>
-          <w:sz w:val="24"/>
-          <w:szCs w:val="22"/>
-          <w:lang w:val="en-US"/>
-        </w:rPr>
-      </w:pPr>
-      <w:r>
-        <w:rPr>
-          <w:sz w:val="24"/>
-          <w:szCs w:val="22"/>
-          <w:lang w:val="en-US"/>
-        </w:rPr>
-        <w:t>Taking reference of parent tag (Control)</w:t>
-      </w:r>
-    </w:p>
-    <w:p>
-      <w:pPr>
-        <w:pStyle w:val="ListParagraph"/>
-        <w:numPr>
-          <w:ilvl w:val="1"/>
-          <w:numId w:val="20"/>
-        </w:numPr>
-        <w:rPr>
-          <w:sz w:val="24"/>
-          <w:szCs w:val="22"/>
-          <w:lang w:val="en-US"/>
-        </w:rPr>
-      </w:pPr>
-      <w:r>
-        <w:rPr>
-          <w:sz w:val="24"/>
-          <w:szCs w:val="22"/>
-          <w:lang w:val="en-US"/>
-        </w:rPr>
-        <w:t>Referring direct to the control</w:t>
-      </w:r>
-    </w:p>
-    <w:p>
-      <w:pPr>
-        <w:rPr>
-          <w:sz w:val="24"/>
-          <w:szCs w:val="22"/>
-          <w:lang w:val="en-US"/>
-        </w:rPr>
-      </w:pPr>
     </w:p>
     <w:sectPr>
       <w:pgSz w:w="11906" w:h="16838"/>
@@ -6480,6 +7335,95 @@
     </w:lvl>
   </w:abstractNum>
   <w:abstractNum w:abstractNumId="2">
+    <w:nsid w:val="074A630D"/>
+    <w:multiLevelType w:val="hybridMultilevel"/>
+    <w:tmpl w:val="C1EABD62"/>
+    <w:lvl w:ilvl="0" w:tplc="4009000F">
+      <w:start w:val="1"/>
+      <w:numFmt w:val="decimal"/>
+      <w:lvlText w:val="%1."/>
+      <w:lvlJc w:val="left"/>
+      <w:pPr>
+        <w:ind w:left="720" w:hanging="360"/>
+      </w:pPr>
+      <w:rPr>
+        <w:rFonts w:hint="default"/>
+      </w:rPr>
+    </w:lvl>
+    <w:lvl w:ilvl="1" w:tplc="40090019" w:tentative="1">
+      <w:start w:val="1"/>
+      <w:numFmt w:val="lowerLetter"/>
+      <w:lvlText w:val="%2."/>
+      <w:lvlJc w:val="left"/>
+      <w:pPr>
+        <w:ind w:left="1440" w:hanging="360"/>
+      </w:pPr>
+    </w:lvl>
+    <w:lvl w:ilvl="2" w:tplc="4009001B" w:tentative="1">
+      <w:start w:val="1"/>
+      <w:numFmt w:val="lowerRoman"/>
+      <w:lvlText w:val="%3."/>
+      <w:lvlJc w:val="right"/>
+      <w:pPr>
+        <w:ind w:left="2160" w:hanging="180"/>
+      </w:pPr>
+    </w:lvl>
+    <w:lvl w:ilvl="3" w:tplc="4009000F" w:tentative="1">
+      <w:start w:val="1"/>
+      <w:numFmt w:val="decimal"/>
+      <w:lvlText w:val="%4."/>
+      <w:lvlJc w:val="left"/>
+      <w:pPr>
+        <w:ind w:left="2880" w:hanging="360"/>
+      </w:pPr>
+    </w:lvl>
+    <w:lvl w:ilvl="4" w:tplc="40090019" w:tentative="1">
+      <w:start w:val="1"/>
+      <w:numFmt w:val="lowerLetter"/>
+      <w:lvlText w:val="%5."/>
+      <w:lvlJc w:val="left"/>
+      <w:pPr>
+        <w:ind w:left="3600" w:hanging="360"/>
+      </w:pPr>
+    </w:lvl>
+    <w:lvl w:ilvl="5" w:tplc="4009001B" w:tentative="1">
+      <w:start w:val="1"/>
+      <w:numFmt w:val="lowerRoman"/>
+      <w:lvlText w:val="%6."/>
+      <w:lvlJc w:val="right"/>
+      <w:pPr>
+        <w:ind w:left="4320" w:hanging="180"/>
+      </w:pPr>
+    </w:lvl>
+    <w:lvl w:ilvl="6" w:tplc="4009000F" w:tentative="1">
+      <w:start w:val="1"/>
+      <w:numFmt w:val="decimal"/>
+      <w:lvlText w:val="%7."/>
+      <w:lvlJc w:val="left"/>
+      <w:pPr>
+        <w:ind w:left="5040" w:hanging="360"/>
+      </w:pPr>
+    </w:lvl>
+    <w:lvl w:ilvl="7" w:tplc="40090019" w:tentative="1">
+      <w:start w:val="1"/>
+      <w:numFmt w:val="lowerLetter"/>
+      <w:lvlText w:val="%8."/>
+      <w:lvlJc w:val="left"/>
+      <w:pPr>
+        <w:ind w:left="5760" w:hanging="360"/>
+      </w:pPr>
+    </w:lvl>
+    <w:lvl w:ilvl="8" w:tplc="4009001B" w:tentative="1">
+      <w:start w:val="1"/>
+      <w:numFmt w:val="lowerRoman"/>
+      <w:lvlText w:val="%9."/>
+      <w:lvlJc w:val="right"/>
+      <w:pPr>
+        <w:ind w:left="6480" w:hanging="180"/>
+      </w:pPr>
+    </w:lvl>
+  </w:abstractNum>
+  <w:abstractNum w:abstractNumId="3">
     <w:nsid w:val="1453593C"/>
     <w:multiLevelType w:val="hybridMultilevel"/>
     <w:tmpl w:val="EC725C48"/>
@@ -6568,7 +7512,7 @@
       </w:pPr>
     </w:lvl>
   </w:abstractNum>
-  <w:abstractNum w:abstractNumId="3">
+  <w:abstractNum w:abstractNumId="4">
     <w:nsid w:val="1B900A26"/>
     <w:multiLevelType w:val="hybridMultilevel"/>
     <w:tmpl w:val="18980896"/>
@@ -6681,7 +7625,7 @@
       </w:rPr>
     </w:lvl>
   </w:abstractNum>
-  <w:abstractNum w:abstractNumId="4">
+  <w:abstractNum w:abstractNumId="5">
     <w:nsid w:val="1D003CBD"/>
     <w:multiLevelType w:val="hybridMultilevel"/>
     <w:tmpl w:val="99D4C676"/>
@@ -6794,7 +7738,7 @@
       </w:rPr>
     </w:lvl>
   </w:abstractNum>
-  <w:abstractNum w:abstractNumId="5">
+  <w:abstractNum w:abstractNumId="6">
     <w:nsid w:val="1EFE2129"/>
     <w:multiLevelType w:val="hybridMultilevel"/>
     <w:tmpl w:val="CD76CB1E"/>
@@ -6907,7 +7851,7 @@
       </w:rPr>
     </w:lvl>
   </w:abstractNum>
-  <w:abstractNum w:abstractNumId="6">
+  <w:abstractNum w:abstractNumId="7">
     <w:nsid w:val="201E61D6"/>
     <w:multiLevelType w:val="hybridMultilevel"/>
     <w:tmpl w:val="28B4F59E"/>
@@ -7020,7 +7964,7 @@
       </w:rPr>
     </w:lvl>
   </w:abstractNum>
-  <w:abstractNum w:abstractNumId="7">
+  <w:abstractNum w:abstractNumId="8">
     <w:nsid w:val="21197407"/>
     <w:multiLevelType w:val="hybridMultilevel"/>
     <w:tmpl w:val="6D30545C"/>
@@ -7109,7 +8053,7 @@
       </w:pPr>
     </w:lvl>
   </w:abstractNum>
-  <w:abstractNum w:abstractNumId="8">
+  <w:abstractNum w:abstractNumId="9">
     <w:nsid w:val="231E6D1F"/>
     <w:multiLevelType w:val="hybridMultilevel"/>
     <w:tmpl w:val="DAC42EF8"/>
@@ -7198,7 +8142,7 @@
       </w:pPr>
     </w:lvl>
   </w:abstractNum>
-  <w:abstractNum w:abstractNumId="9">
+  <w:abstractNum w:abstractNumId="10">
     <w:nsid w:val="24CA0387"/>
     <w:multiLevelType w:val="hybridMultilevel"/>
     <w:tmpl w:val="E81AAACE"/>
@@ -7311,7 +8255,7 @@
       </w:rPr>
     </w:lvl>
   </w:abstractNum>
-  <w:abstractNum w:abstractNumId="10">
+  <w:abstractNum w:abstractNumId="11">
     <w:nsid w:val="37062EB4"/>
     <w:multiLevelType w:val="hybridMultilevel"/>
     <w:tmpl w:val="8528B142"/>
@@ -7400,7 +8344,7 @@
       </w:pPr>
     </w:lvl>
   </w:abstractNum>
-  <w:abstractNum w:abstractNumId="11">
+  <w:abstractNum w:abstractNumId="12">
     <w:nsid w:val="4B45536D"/>
     <w:multiLevelType w:val="hybridMultilevel"/>
     <w:tmpl w:val="0B3449C8"/>
@@ -7489,7 +8433,7 @@
       </w:pPr>
     </w:lvl>
   </w:abstractNum>
-  <w:abstractNum w:abstractNumId="12">
+  <w:abstractNum w:abstractNumId="13">
     <w:nsid w:val="4D236C02"/>
     <w:multiLevelType w:val="hybridMultilevel"/>
     <w:tmpl w:val="CBFADF28"/>
@@ -7602,7 +8546,209 @@
       </w:rPr>
     </w:lvl>
   </w:abstractNum>
-  <w:abstractNum w:abstractNumId="13">
+  <w:abstractNum w:abstractNumId="14">
+    <w:nsid w:val="4FC02C6C"/>
+    <w:multiLevelType w:val="hybridMultilevel"/>
+    <w:tmpl w:val="05D2B08E"/>
+    <w:lvl w:ilvl="0" w:tplc="4009000F">
+      <w:start w:val="1"/>
+      <w:numFmt w:val="decimal"/>
+      <w:lvlText w:val="%1."/>
+      <w:lvlJc w:val="left"/>
+      <w:pPr>
+        <w:ind w:left="720" w:hanging="360"/>
+      </w:pPr>
+      <w:rPr>
+        <w:rFonts w:hint="default"/>
+      </w:rPr>
+    </w:lvl>
+    <w:lvl w:ilvl="1" w:tplc="40090019" w:tentative="1">
+      <w:start w:val="1"/>
+      <w:numFmt w:val="lowerLetter"/>
+      <w:lvlText w:val="%2."/>
+      <w:lvlJc w:val="left"/>
+      <w:pPr>
+        <w:ind w:left="1440" w:hanging="360"/>
+      </w:pPr>
+    </w:lvl>
+    <w:lvl w:ilvl="2" w:tplc="4009001B" w:tentative="1">
+      <w:start w:val="1"/>
+      <w:numFmt w:val="lowerRoman"/>
+      <w:lvlText w:val="%3."/>
+      <w:lvlJc w:val="right"/>
+      <w:pPr>
+        <w:ind w:left="2160" w:hanging="180"/>
+      </w:pPr>
+    </w:lvl>
+    <w:lvl w:ilvl="3" w:tplc="4009000F" w:tentative="1">
+      <w:start w:val="1"/>
+      <w:numFmt w:val="decimal"/>
+      <w:lvlText w:val="%4."/>
+      <w:lvlJc w:val="left"/>
+      <w:pPr>
+        <w:ind w:left="2880" w:hanging="360"/>
+      </w:pPr>
+    </w:lvl>
+    <w:lvl w:ilvl="4" w:tplc="40090019" w:tentative="1">
+      <w:start w:val="1"/>
+      <w:numFmt w:val="lowerLetter"/>
+      <w:lvlText w:val="%5."/>
+      <w:lvlJc w:val="left"/>
+      <w:pPr>
+        <w:ind w:left="3600" w:hanging="360"/>
+      </w:pPr>
+    </w:lvl>
+    <w:lvl w:ilvl="5" w:tplc="4009001B" w:tentative="1">
+      <w:start w:val="1"/>
+      <w:numFmt w:val="lowerRoman"/>
+      <w:lvlText w:val="%6."/>
+      <w:lvlJc w:val="right"/>
+      <w:pPr>
+        <w:ind w:left="4320" w:hanging="180"/>
+      </w:pPr>
+    </w:lvl>
+    <w:lvl w:ilvl="6" w:tplc="4009000F" w:tentative="1">
+      <w:start w:val="1"/>
+      <w:numFmt w:val="decimal"/>
+      <w:lvlText w:val="%7."/>
+      <w:lvlJc w:val="left"/>
+      <w:pPr>
+        <w:ind w:left="5040" w:hanging="360"/>
+      </w:pPr>
+    </w:lvl>
+    <w:lvl w:ilvl="7" w:tplc="40090019" w:tentative="1">
+      <w:start w:val="1"/>
+      <w:numFmt w:val="lowerLetter"/>
+      <w:lvlText w:val="%8."/>
+      <w:lvlJc w:val="left"/>
+      <w:pPr>
+        <w:ind w:left="5760" w:hanging="360"/>
+      </w:pPr>
+    </w:lvl>
+    <w:lvl w:ilvl="8" w:tplc="4009001B" w:tentative="1">
+      <w:start w:val="1"/>
+      <w:numFmt w:val="lowerRoman"/>
+      <w:lvlText w:val="%9."/>
+      <w:lvlJc w:val="right"/>
+      <w:pPr>
+        <w:ind w:left="6480" w:hanging="180"/>
+      </w:pPr>
+    </w:lvl>
+  </w:abstractNum>
+  <w:abstractNum w:abstractNumId="15">
+    <w:nsid w:val="52B52268"/>
+    <w:multiLevelType w:val="hybridMultilevel"/>
+    <w:tmpl w:val="331AF78C"/>
+    <w:lvl w:ilvl="0" w:tplc="40090001">
+      <w:start w:val="1"/>
+      <w:numFmt w:val="bullet"/>
+      <w:lvlText w:val=""/>
+      <w:lvlJc w:val="left"/>
+      <w:pPr>
+        <w:ind w:left="720" w:hanging="360"/>
+      </w:pPr>
+      <w:rPr>
+        <w:rFonts w:ascii="Symbol" w:hAnsi="Symbol" w:hint="default"/>
+      </w:rPr>
+    </w:lvl>
+    <w:lvl w:ilvl="1" w:tplc="40090003" w:tentative="1">
+      <w:start w:val="1"/>
+      <w:numFmt w:val="bullet"/>
+      <w:lvlText w:val="o"/>
+      <w:lvlJc w:val="left"/>
+      <w:pPr>
+        <w:ind w:left="1440" w:hanging="360"/>
+      </w:pPr>
+      <w:rPr>
+        <w:rFonts w:ascii="Courier New" w:hAnsi="Courier New" w:cs="Courier New" w:hint="default"/>
+      </w:rPr>
+    </w:lvl>
+    <w:lvl w:ilvl="2" w:tplc="40090005" w:tentative="1">
+      <w:start w:val="1"/>
+      <w:numFmt w:val="bullet"/>
+      <w:lvlText w:val=""/>
+      <w:lvlJc w:val="left"/>
+      <w:pPr>
+        <w:ind w:left="2160" w:hanging="360"/>
+      </w:pPr>
+      <w:rPr>
+        <w:rFonts w:ascii="Wingdings" w:hAnsi="Wingdings" w:hint="default"/>
+      </w:rPr>
+    </w:lvl>
+    <w:lvl w:ilvl="3" w:tplc="40090001" w:tentative="1">
+      <w:start w:val="1"/>
+      <w:numFmt w:val="bullet"/>
+      <w:lvlText w:val=""/>
+      <w:lvlJc w:val="left"/>
+      <w:pPr>
+        <w:ind w:left="2880" w:hanging="360"/>
+      </w:pPr>
+      <w:rPr>
+        <w:rFonts w:ascii="Symbol" w:hAnsi="Symbol" w:hint="default"/>
+      </w:rPr>
+    </w:lvl>
+    <w:lvl w:ilvl="4" w:tplc="40090003" w:tentative="1">
+      <w:start w:val="1"/>
+      <w:numFmt w:val="bullet"/>
+      <w:lvlText w:val="o"/>
+      <w:lvlJc w:val="left"/>
+      <w:pPr>
+        <w:ind w:left="3600" w:hanging="360"/>
+      </w:pPr>
+      <w:rPr>
+        <w:rFonts w:ascii="Courier New" w:hAnsi="Courier New" w:cs="Courier New" w:hint="default"/>
+      </w:rPr>
+    </w:lvl>
+    <w:lvl w:ilvl="5" w:tplc="40090005" w:tentative="1">
+      <w:start w:val="1"/>
+      <w:numFmt w:val="bullet"/>
+      <w:lvlText w:val=""/>
+      <w:lvlJc w:val="left"/>
+      <w:pPr>
+        <w:ind w:left="4320" w:hanging="360"/>
+      </w:pPr>
+      <w:rPr>
+        <w:rFonts w:ascii="Wingdings" w:hAnsi="Wingdings" w:hint="default"/>
+      </w:rPr>
+    </w:lvl>
+    <w:lvl w:ilvl="6" w:tplc="40090001" w:tentative="1">
+      <w:start w:val="1"/>
+      <w:numFmt w:val="bullet"/>
+      <w:lvlText w:val=""/>
+      <w:lvlJc w:val="left"/>
+      <w:pPr>
+        <w:ind w:left="5040" w:hanging="360"/>
+      </w:pPr>
+      <w:rPr>
+        <w:rFonts w:ascii="Symbol" w:hAnsi="Symbol" w:hint="default"/>
+      </w:rPr>
+    </w:lvl>
+    <w:lvl w:ilvl="7" w:tplc="40090003" w:tentative="1">
+      <w:start w:val="1"/>
+      <w:numFmt w:val="bullet"/>
+      <w:lvlText w:val="o"/>
+      <w:lvlJc w:val="left"/>
+      <w:pPr>
+        <w:ind w:left="5760" w:hanging="360"/>
+      </w:pPr>
+      <w:rPr>
+        <w:rFonts w:ascii="Courier New" w:hAnsi="Courier New" w:cs="Courier New" w:hint="default"/>
+      </w:rPr>
+    </w:lvl>
+    <w:lvl w:ilvl="8" w:tplc="40090005" w:tentative="1">
+      <w:start w:val="1"/>
+      <w:numFmt w:val="bullet"/>
+      <w:lvlText w:val=""/>
+      <w:lvlJc w:val="left"/>
+      <w:pPr>
+        <w:ind w:left="6480" w:hanging="360"/>
+      </w:pPr>
+      <w:rPr>
+        <w:rFonts w:ascii="Wingdings" w:hAnsi="Wingdings" w:hint="default"/>
+      </w:rPr>
+    </w:lvl>
+  </w:abstractNum>
+  <w:abstractNum w:abstractNumId="16">
     <w:nsid w:val="55D92B24"/>
     <w:multiLevelType w:val="hybridMultilevel"/>
     <w:tmpl w:val="9BCED27C"/>
@@ -7715,7 +8861,7 @@
       </w:rPr>
     </w:lvl>
   </w:abstractNum>
-  <w:abstractNum w:abstractNumId="14">
+  <w:abstractNum w:abstractNumId="17">
     <w:nsid w:val="57564656"/>
     <w:multiLevelType w:val="hybridMultilevel"/>
     <w:tmpl w:val="3E1C27F6"/>
@@ -7828,7 +8974,7 @@
       </w:rPr>
     </w:lvl>
   </w:abstractNum>
-  <w:abstractNum w:abstractNumId="15">
+  <w:abstractNum w:abstractNumId="18">
     <w:nsid w:val="61A962B8"/>
     <w:multiLevelType w:val="hybridMultilevel"/>
     <w:tmpl w:val="5EDC7138"/>
@@ -7917,7 +9063,7 @@
       </w:pPr>
     </w:lvl>
   </w:abstractNum>
-  <w:abstractNum w:abstractNumId="16">
+  <w:abstractNum w:abstractNumId="19">
     <w:nsid w:val="6F0A1BD2"/>
     <w:multiLevelType w:val="hybridMultilevel"/>
     <w:tmpl w:val="EF7884CC"/>
@@ -8030,7 +9176,96 @@
       </w:rPr>
     </w:lvl>
   </w:abstractNum>
-  <w:abstractNum w:abstractNumId="17">
+  <w:abstractNum w:abstractNumId="20">
+    <w:nsid w:val="729D49A6"/>
+    <w:multiLevelType w:val="hybridMultilevel"/>
+    <w:tmpl w:val="212E6380"/>
+    <w:lvl w:ilvl="0" w:tplc="4009000F">
+      <w:start w:val="1"/>
+      <w:numFmt w:val="decimal"/>
+      <w:lvlText w:val="%1."/>
+      <w:lvlJc w:val="left"/>
+      <w:pPr>
+        <w:ind w:left="720" w:hanging="360"/>
+      </w:pPr>
+      <w:rPr>
+        <w:rFonts w:hint="default"/>
+      </w:rPr>
+    </w:lvl>
+    <w:lvl w:ilvl="1" w:tplc="40090019" w:tentative="1">
+      <w:start w:val="1"/>
+      <w:numFmt w:val="lowerLetter"/>
+      <w:lvlText w:val="%2."/>
+      <w:lvlJc w:val="left"/>
+      <w:pPr>
+        <w:ind w:left="1440" w:hanging="360"/>
+      </w:pPr>
+    </w:lvl>
+    <w:lvl w:ilvl="2" w:tplc="4009001B" w:tentative="1">
+      <w:start w:val="1"/>
+      <w:numFmt w:val="lowerRoman"/>
+      <w:lvlText w:val="%3."/>
+      <w:lvlJc w:val="right"/>
+      <w:pPr>
+        <w:ind w:left="2160" w:hanging="180"/>
+      </w:pPr>
+    </w:lvl>
+    <w:lvl w:ilvl="3" w:tplc="4009000F" w:tentative="1">
+      <w:start w:val="1"/>
+      <w:numFmt w:val="decimal"/>
+      <w:lvlText w:val="%4."/>
+      <w:lvlJc w:val="left"/>
+      <w:pPr>
+        <w:ind w:left="2880" w:hanging="360"/>
+      </w:pPr>
+    </w:lvl>
+    <w:lvl w:ilvl="4" w:tplc="40090019" w:tentative="1">
+      <w:start w:val="1"/>
+      <w:numFmt w:val="lowerLetter"/>
+      <w:lvlText w:val="%5."/>
+      <w:lvlJc w:val="left"/>
+      <w:pPr>
+        <w:ind w:left="3600" w:hanging="360"/>
+      </w:pPr>
+    </w:lvl>
+    <w:lvl w:ilvl="5" w:tplc="4009001B" w:tentative="1">
+      <w:start w:val="1"/>
+      <w:numFmt w:val="lowerRoman"/>
+      <w:lvlText w:val="%6."/>
+      <w:lvlJc w:val="right"/>
+      <w:pPr>
+        <w:ind w:left="4320" w:hanging="180"/>
+      </w:pPr>
+    </w:lvl>
+    <w:lvl w:ilvl="6" w:tplc="4009000F" w:tentative="1">
+      <w:start w:val="1"/>
+      <w:numFmt w:val="decimal"/>
+      <w:lvlText w:val="%7."/>
+      <w:lvlJc w:val="left"/>
+      <w:pPr>
+        <w:ind w:left="5040" w:hanging="360"/>
+      </w:pPr>
+    </w:lvl>
+    <w:lvl w:ilvl="7" w:tplc="40090019" w:tentative="1">
+      <w:start w:val="1"/>
+      <w:numFmt w:val="lowerLetter"/>
+      <w:lvlText w:val="%8."/>
+      <w:lvlJc w:val="left"/>
+      <w:pPr>
+        <w:ind w:left="5760" w:hanging="360"/>
+      </w:pPr>
+    </w:lvl>
+    <w:lvl w:ilvl="8" w:tplc="4009001B" w:tentative="1">
+      <w:start w:val="1"/>
+      <w:numFmt w:val="lowerRoman"/>
+      <w:lvlText w:val="%9."/>
+      <w:lvlJc w:val="right"/>
+      <w:pPr>
+        <w:ind w:left="6480" w:hanging="180"/>
+      </w:pPr>
+    </w:lvl>
+  </w:abstractNum>
+  <w:abstractNum w:abstractNumId="21">
     <w:nsid w:val="7C1B7A62"/>
     <w:multiLevelType w:val="hybridMultilevel"/>
     <w:tmpl w:val="A1EEB68C"/>
@@ -8143,7 +9378,7 @@
       </w:rPr>
     </w:lvl>
   </w:abstractNum>
-  <w:abstractNum w:abstractNumId="18">
+  <w:abstractNum w:abstractNumId="22">
     <w:nsid w:val="7E0C5E33"/>
     <w:multiLevelType w:val="hybridMultilevel"/>
     <w:tmpl w:val="17A20342"/>
@@ -8232,7 +9467,7 @@
       </w:pPr>
     </w:lvl>
   </w:abstractNum>
-  <w:abstractNum w:abstractNumId="19">
+  <w:abstractNum w:abstractNumId="23">
     <w:nsid w:val="7EEF6783"/>
     <w:multiLevelType w:val="hybridMultilevel"/>
     <w:tmpl w:val="2292AFAC"/>
@@ -8322,64 +9557,76 @@
     </w:lvl>
   </w:abstractNum>
   <w:num w:numId="1">
+    <w:abstractNumId w:val="7"/>
+  </w:num>
+  <w:num w:numId="2">
+    <w:abstractNumId w:val="5"/>
+  </w:num>
+  <w:num w:numId="3">
+    <w:abstractNumId w:val="21"/>
+  </w:num>
+  <w:num w:numId="4">
+    <w:abstractNumId w:val="16"/>
+  </w:num>
+  <w:num w:numId="5">
+    <w:abstractNumId w:val="11"/>
+  </w:num>
+  <w:num w:numId="6">
     <w:abstractNumId w:val="6"/>
   </w:num>
-  <w:num w:numId="2">
+  <w:num w:numId="7">
+    <w:abstractNumId w:val="13"/>
+  </w:num>
+  <w:num w:numId="8">
+    <w:abstractNumId w:val="17"/>
+  </w:num>
+  <w:num w:numId="9">
+    <w:abstractNumId w:val="9"/>
+  </w:num>
+  <w:num w:numId="10">
+    <w:abstractNumId w:val="3"/>
+  </w:num>
+  <w:num w:numId="11">
     <w:abstractNumId w:val="4"/>
   </w:num>
-  <w:num w:numId="3">
-    <w:abstractNumId w:val="17"/>
-  </w:num>
-  <w:num w:numId="4">
-    <w:abstractNumId w:val="13"/>
-  </w:num>
-  <w:num w:numId="5">
-    <w:abstractNumId w:val="10"/>
-  </w:num>
-  <w:num w:numId="6">
-    <w:abstractNumId w:val="5"/>
-  </w:num>
-  <w:num w:numId="7">
-    <w:abstractNumId w:val="12"/>
-  </w:num>
-  <w:num w:numId="8">
-    <w:abstractNumId w:val="14"/>
-  </w:num>
-  <w:num w:numId="9">
+  <w:num w:numId="12">
     <w:abstractNumId w:val="8"/>
-  </w:num>
-  <w:num w:numId="10">
-    <w:abstractNumId w:val="2"/>
-  </w:num>
-  <w:num w:numId="11">
-    <w:abstractNumId w:val="3"/>
-  </w:num>
-  <w:num w:numId="12">
-    <w:abstractNumId w:val="7"/>
   </w:num>
   <w:num w:numId="13">
     <w:abstractNumId w:val="1"/>
   </w:num>
   <w:num w:numId="14">
-    <w:abstractNumId w:val="11"/>
+    <w:abstractNumId w:val="12"/>
   </w:num>
   <w:num w:numId="15">
-    <w:abstractNumId w:val="19"/>
+    <w:abstractNumId w:val="23"/>
   </w:num>
   <w:num w:numId="16">
-    <w:abstractNumId w:val="9"/>
+    <w:abstractNumId w:val="10"/>
   </w:num>
   <w:num w:numId="17">
-    <w:abstractNumId w:val="16"/>
+    <w:abstractNumId w:val="19"/>
   </w:num>
   <w:num w:numId="18">
     <w:abstractNumId w:val="0"/>
   </w:num>
   <w:num w:numId="19">
+    <w:abstractNumId w:val="22"/>
+  </w:num>
+  <w:num w:numId="20">
     <w:abstractNumId w:val="18"/>
   </w:num>
-  <w:num w:numId="20">
+  <w:num w:numId="21">
     <w:abstractNumId w:val="15"/>
+  </w:num>
+  <w:num w:numId="22">
+    <w:abstractNumId w:val="2"/>
+  </w:num>
+  <w:num w:numId="23">
+    <w:abstractNumId w:val="20"/>
+  </w:num>
+  <w:num w:numId="24">
+    <w:abstractNumId w:val="14"/>
   </w:num>
 </w:numbering>
 </file>
@@ -9109,7 +10356,7 @@
 </file>
 
 <file path=customXml/itemProps1.xml><?xml version="1.0" encoding="utf-8"?>
-<ds:datastoreItem xmlns:ds="http://schemas.openxmlformats.org/officeDocument/2006/customXml" ds:itemID="{CA597224-6A3E-4EC2-9A12-BB8F16591148}">
+<ds:datastoreItem xmlns:ds="http://schemas.openxmlformats.org/officeDocument/2006/customXml" ds:itemID="{329710C6-17FE-46C6-83D7-FB9B57EBBBBE}">
   <ds:schemaRefs>
     <ds:schemaRef ds:uri="http://schemas.openxmlformats.org/officeDocument/2006/bibliography"/>
   </ds:schemaRefs>

--- a/Notes_Selenium_14.docx
+++ b/Notes_Selenium_14.docx
@@ -621,13 +621,23 @@
           <w:lang w:val="en-US"/>
         </w:rPr>
       </w:pPr>
-      <w:r>
-        <w:rPr>
-          <w:sz w:val="24"/>
-          <w:szCs w:val="22"/>
-          <w:lang w:val="en-US"/>
-        </w:rPr>
-        <w:t>Thread.sleep()</w:t>
+      <w:proofErr w:type="spellStart"/>
+      <w:r>
+        <w:rPr>
+          <w:sz w:val="24"/>
+          <w:szCs w:val="22"/>
+          <w:lang w:val="en-US"/>
+        </w:rPr>
+        <w:t>Thread.sleep</w:t>
+      </w:r>
+      <w:proofErr w:type="spellEnd"/>
+      <w:r>
+        <w:rPr>
+          <w:sz w:val="24"/>
+          <w:szCs w:val="22"/>
+          <w:lang w:val="en-US"/>
+        </w:rPr>
+        <w:t>()</w:t>
       </w:r>
     </w:p>
     <w:p>
@@ -2156,7 +2166,25 @@
           <w:szCs w:val="22"/>
           <w:lang w:val="en-US"/>
         </w:rPr>
-        <w:t xml:space="preserve"> Correctness, Completeness, Security &amp; Quality of developed software application.</w:t>
+        <w:t xml:space="preserve"> Correctness, Completeness, </w:t>
+      </w:r>
+      <w:proofErr w:type="gramStart"/>
+      <w:r>
+        <w:rPr>
+          <w:sz w:val="24"/>
+          <w:szCs w:val="22"/>
+          <w:lang w:val="en-US"/>
+        </w:rPr>
+        <w:t>Security</w:t>
+      </w:r>
+      <w:proofErr w:type="gramEnd"/>
+      <w:r>
+        <w:rPr>
+          <w:sz w:val="24"/>
+          <w:szCs w:val="22"/>
+          <w:lang w:val="en-US"/>
+        </w:rPr>
+        <w:t xml:space="preserve"> &amp; Quality of developed software application.</w:t>
       </w:r>
     </w:p>
     <w:p>
@@ -3483,8 +3511,18 @@
           <w:szCs w:val="22"/>
           <w:lang w:val="en-US"/>
         </w:rPr>
-        <w:t>Idea Intellij</w:t>
-      </w:r>
+        <w:t xml:space="preserve">Idea </w:t>
+      </w:r>
+      <w:proofErr w:type="spellStart"/>
+      <w:r>
+        <w:rPr>
+          <w:sz w:val="24"/>
+          <w:szCs w:val="22"/>
+          <w:lang w:val="en-US"/>
+        </w:rPr>
+        <w:t>Intellij</w:t>
+      </w:r>
+      <w:proofErr w:type="spellEnd"/>
     </w:p>
     <w:p>
       <w:pPr>
@@ -3582,6 +3620,7 @@
           <w:lang w:val="en-US"/>
         </w:rPr>
       </w:pPr>
+      <w:proofErr w:type="spellStart"/>
       <w:r>
         <w:rPr>
           <w:sz w:val="24"/>
@@ -3590,6 +3629,7 @@
         </w:rPr>
         <w:t>YourName_SeleniumDemos</w:t>
       </w:r>
+      <w:proofErr w:type="spellEnd"/>
     </w:p>
     <w:p>
       <w:pPr>
@@ -3632,8 +3672,18 @@
           <w:szCs w:val="22"/>
           <w:lang w:val="en-US"/>
         </w:rPr>
-        <w:t>Open selenium.dev</w:t>
-      </w:r>
+        <w:t xml:space="preserve">Open </w:t>
+      </w:r>
+      <w:proofErr w:type="spellStart"/>
+      <w:r>
+        <w:rPr>
+          <w:sz w:val="24"/>
+          <w:szCs w:val="22"/>
+          <w:lang w:val="en-US"/>
+        </w:rPr>
+        <w:t>selenium.dev</w:t>
+      </w:r>
+      <w:proofErr w:type="spellEnd"/>
     </w:p>
     <w:p>
       <w:pPr>
@@ -3903,7 +3953,25 @@
           <w:szCs w:val="22"/>
           <w:lang w:val="en-US"/>
         </w:rPr>
-        <w:t>Give the name for project (MyAutomationProject)</w:t>
+        <w:t>Give the name for project (</w:t>
+      </w:r>
+      <w:proofErr w:type="spellStart"/>
+      <w:r>
+        <w:rPr>
+          <w:sz w:val="24"/>
+          <w:szCs w:val="22"/>
+          <w:lang w:val="en-US"/>
+        </w:rPr>
+        <w:t>MyAutomationProject</w:t>
+      </w:r>
+      <w:proofErr w:type="spellEnd"/>
+      <w:r>
+        <w:rPr>
+          <w:sz w:val="24"/>
+          <w:szCs w:val="22"/>
+          <w:lang w:val="en-US"/>
+        </w:rPr>
+        <w:t>)</w:t>
       </w:r>
     </w:p>
     <w:p>
@@ -4042,7 +4110,25 @@
           <w:szCs w:val="22"/>
           <w:lang w:val="en-US"/>
         </w:rPr>
-        <w:t>Give the name (com.WebDriverDemos)</w:t>
+        <w:t>Give the name (</w:t>
+      </w:r>
+      <w:proofErr w:type="spellStart"/>
+      <w:r>
+        <w:rPr>
+          <w:sz w:val="24"/>
+          <w:szCs w:val="22"/>
+          <w:lang w:val="en-US"/>
+        </w:rPr>
+        <w:t>com.WebDriverDemos</w:t>
+      </w:r>
+      <w:proofErr w:type="spellEnd"/>
+      <w:r>
+        <w:rPr>
+          <w:sz w:val="24"/>
+          <w:szCs w:val="22"/>
+          <w:lang w:val="en-US"/>
+        </w:rPr>
+        <w:t>)</w:t>
       </w:r>
     </w:p>
     <w:p>
@@ -4379,13 +4465,23 @@
           <w:lang w:val="en-US"/>
         </w:rPr>
       </w:pPr>
-      <w:r>
-        <w:rPr>
-          <w:sz w:val="24"/>
-          <w:szCs w:val="22"/>
-          <w:lang w:val="en-US"/>
-        </w:rPr>
-        <w:t xml:space="preserve">get() </w:t>
+      <w:proofErr w:type="gramStart"/>
+      <w:r>
+        <w:rPr>
+          <w:sz w:val="24"/>
+          <w:szCs w:val="22"/>
+          <w:lang w:val="en-US"/>
+        </w:rPr>
+        <w:t>get(</w:t>
+      </w:r>
+      <w:proofErr w:type="gramEnd"/>
+      <w:r>
+        <w:rPr>
+          <w:sz w:val="24"/>
+          <w:szCs w:val="22"/>
+          <w:lang w:val="en-US"/>
+        </w:rPr>
+        <w:t xml:space="preserve">) </w:t>
       </w:r>
       <w:r>
         <w:rPr>
@@ -4417,13 +4513,23 @@
           <w:lang w:val="en-US"/>
         </w:rPr>
       </w:pPr>
-      <w:r>
-        <w:rPr>
-          <w:sz w:val="24"/>
-          <w:szCs w:val="22"/>
-          <w:lang w:val="en-US"/>
-        </w:rPr>
-        <w:t xml:space="preserve">driver.manage().window().maximize() </w:t>
+      <w:proofErr w:type="spellStart"/>
+      <w:r>
+        <w:rPr>
+          <w:sz w:val="24"/>
+          <w:szCs w:val="22"/>
+          <w:lang w:val="en-US"/>
+        </w:rPr>
+        <w:t>driver.manage</w:t>
+      </w:r>
+      <w:proofErr w:type="spellEnd"/>
+      <w:r>
+        <w:rPr>
+          <w:sz w:val="24"/>
+          <w:szCs w:val="22"/>
+          <w:lang w:val="en-US"/>
+        </w:rPr>
+        <w:t xml:space="preserve">().window().maximize() </w:t>
       </w:r>
       <w:r>
         <w:rPr>
@@ -4455,13 +4561,23 @@
           <w:lang w:val="en-US"/>
         </w:rPr>
       </w:pPr>
-      <w:r>
-        <w:rPr>
-          <w:sz w:val="24"/>
-          <w:szCs w:val="22"/>
-          <w:lang w:val="en-US"/>
-        </w:rPr>
-        <w:t xml:space="preserve">close() </w:t>
+      <w:proofErr w:type="gramStart"/>
+      <w:r>
+        <w:rPr>
+          <w:sz w:val="24"/>
+          <w:szCs w:val="22"/>
+          <w:lang w:val="en-US"/>
+        </w:rPr>
+        <w:t>close(</w:t>
+      </w:r>
+      <w:proofErr w:type="gramEnd"/>
+      <w:r>
+        <w:rPr>
+          <w:sz w:val="24"/>
+          <w:szCs w:val="22"/>
+          <w:lang w:val="en-US"/>
+        </w:rPr>
+        <w:t xml:space="preserve">) </w:t>
       </w:r>
       <w:r>
         <w:rPr>
@@ -4493,13 +4609,23 @@
           <w:lang w:val="en-US"/>
         </w:rPr>
       </w:pPr>
-      <w:r>
-        <w:rPr>
-          <w:sz w:val="24"/>
-          <w:szCs w:val="22"/>
-          <w:lang w:val="en-US"/>
-        </w:rPr>
-        <w:t xml:space="preserve">getTitle() </w:t>
+      <w:proofErr w:type="gramStart"/>
+      <w:r>
+        <w:rPr>
+          <w:sz w:val="24"/>
+          <w:szCs w:val="22"/>
+          <w:lang w:val="en-US"/>
+        </w:rPr>
+        <w:t>getTitle(</w:t>
+      </w:r>
+      <w:proofErr w:type="gramEnd"/>
+      <w:r>
+        <w:rPr>
+          <w:sz w:val="24"/>
+          <w:szCs w:val="22"/>
+          <w:lang w:val="en-US"/>
+        </w:rPr>
+        <w:t xml:space="preserve">) </w:t>
       </w:r>
       <w:r>
         <w:rPr>
@@ -4539,13 +4665,23 @@
           <w:lang w:val="en-US"/>
         </w:rPr>
       </w:pPr>
-      <w:r>
-        <w:rPr>
-          <w:sz w:val="24"/>
-          <w:szCs w:val="22"/>
-          <w:lang w:val="en-US"/>
-        </w:rPr>
-        <w:t xml:space="preserve">getCurrentUrl() </w:t>
+      <w:proofErr w:type="gramStart"/>
+      <w:r>
+        <w:rPr>
+          <w:sz w:val="24"/>
+          <w:szCs w:val="22"/>
+          <w:lang w:val="en-US"/>
+        </w:rPr>
+        <w:t>getCurrentUrl(</w:t>
+      </w:r>
+      <w:proofErr w:type="gramEnd"/>
+      <w:r>
+        <w:rPr>
+          <w:sz w:val="24"/>
+          <w:szCs w:val="22"/>
+          <w:lang w:val="en-US"/>
+        </w:rPr>
+        <w:t xml:space="preserve">) </w:t>
       </w:r>
       <w:r>
         <w:rPr>
@@ -4577,13 +4713,23 @@
           <w:lang w:val="en-US"/>
         </w:rPr>
       </w:pPr>
-      <w:r>
-        <w:rPr>
-          <w:sz w:val="24"/>
-          <w:szCs w:val="22"/>
-          <w:lang w:val="en-US"/>
-        </w:rPr>
-        <w:t xml:space="preserve">getPageSource() </w:t>
+      <w:proofErr w:type="gramStart"/>
+      <w:r>
+        <w:rPr>
+          <w:sz w:val="24"/>
+          <w:szCs w:val="22"/>
+          <w:lang w:val="en-US"/>
+        </w:rPr>
+        <w:t>getPageSource(</w:t>
+      </w:r>
+      <w:proofErr w:type="gramEnd"/>
+      <w:r>
+        <w:rPr>
+          <w:sz w:val="24"/>
+          <w:szCs w:val="22"/>
+          <w:lang w:val="en-US"/>
+        </w:rPr>
+        <w:t xml:space="preserve">) </w:t>
       </w:r>
       <w:r>
         <w:rPr>
@@ -4615,13 +4761,23 @@
           <w:lang w:val="en-US"/>
         </w:rPr>
       </w:pPr>
-      <w:r>
-        <w:rPr>
-          <w:sz w:val="24"/>
-          <w:szCs w:val="22"/>
-          <w:lang w:val="en-US"/>
-        </w:rPr>
-        <w:t xml:space="preserve">findElement() </w:t>
+      <w:proofErr w:type="gramStart"/>
+      <w:r>
+        <w:rPr>
+          <w:sz w:val="24"/>
+          <w:szCs w:val="22"/>
+          <w:lang w:val="en-US"/>
+        </w:rPr>
+        <w:t>findElement(</w:t>
+      </w:r>
+      <w:proofErr w:type="gramEnd"/>
+      <w:r>
+        <w:rPr>
+          <w:sz w:val="24"/>
+          <w:szCs w:val="22"/>
+          <w:lang w:val="en-US"/>
+        </w:rPr>
+        <w:t xml:space="preserve">) </w:t>
       </w:r>
       <w:r>
         <w:rPr>
@@ -4705,13 +4861,23 @@
           <w:lang w:val="en-US"/>
         </w:rPr>
       </w:pPr>
-      <w:r>
-        <w:rPr>
-          <w:sz w:val="24"/>
-          <w:szCs w:val="22"/>
-          <w:lang w:val="en-US"/>
-        </w:rPr>
-        <w:t xml:space="preserve">findElements() </w:t>
+      <w:proofErr w:type="gramStart"/>
+      <w:r>
+        <w:rPr>
+          <w:sz w:val="24"/>
+          <w:szCs w:val="22"/>
+          <w:lang w:val="en-US"/>
+        </w:rPr>
+        <w:t>findElements(</w:t>
+      </w:r>
+      <w:proofErr w:type="gramEnd"/>
+      <w:r>
+        <w:rPr>
+          <w:sz w:val="24"/>
+          <w:szCs w:val="22"/>
+          <w:lang w:val="en-US"/>
+        </w:rPr>
+        <w:t xml:space="preserve">) </w:t>
       </w:r>
       <w:r>
         <w:rPr>
@@ -5368,13 +5534,23 @@
           <w:lang w:val="en-US"/>
         </w:rPr>
       </w:pPr>
-      <w:r>
-        <w:rPr>
-          <w:sz w:val="24"/>
-          <w:szCs w:val="22"/>
-          <w:lang w:val="en-US"/>
-        </w:rPr>
-        <w:t xml:space="preserve">sendKeys() </w:t>
+      <w:proofErr w:type="gramStart"/>
+      <w:r>
+        <w:rPr>
+          <w:sz w:val="24"/>
+          <w:szCs w:val="22"/>
+          <w:lang w:val="en-US"/>
+        </w:rPr>
+        <w:t>sendKeys(</w:t>
+      </w:r>
+      <w:proofErr w:type="gramEnd"/>
+      <w:r>
+        <w:rPr>
+          <w:sz w:val="24"/>
+          <w:szCs w:val="22"/>
+          <w:lang w:val="en-US"/>
+        </w:rPr>
+        <w:t xml:space="preserve">) </w:t>
       </w:r>
       <w:r>
         <w:rPr>
@@ -5414,13 +5590,23 @@
           <w:lang w:val="en-US"/>
         </w:rPr>
       </w:pPr>
-      <w:r>
-        <w:rPr>
-          <w:sz w:val="24"/>
-          <w:szCs w:val="22"/>
-          <w:lang w:val="en-US"/>
-        </w:rPr>
-        <w:t xml:space="preserve">click() </w:t>
+      <w:proofErr w:type="gramStart"/>
+      <w:r>
+        <w:rPr>
+          <w:sz w:val="24"/>
+          <w:szCs w:val="22"/>
+          <w:lang w:val="en-US"/>
+        </w:rPr>
+        <w:t>click(</w:t>
+      </w:r>
+      <w:proofErr w:type="gramEnd"/>
+      <w:r>
+        <w:rPr>
+          <w:sz w:val="24"/>
+          <w:szCs w:val="22"/>
+          <w:lang w:val="en-US"/>
+        </w:rPr>
+        <w:t xml:space="preserve">) </w:t>
       </w:r>
       <w:r>
         <w:rPr>
@@ -5452,13 +5638,23 @@
           <w:lang w:val="en-US"/>
         </w:rPr>
       </w:pPr>
-      <w:r>
-        <w:rPr>
-          <w:sz w:val="24"/>
-          <w:szCs w:val="22"/>
-          <w:lang w:val="en-US"/>
-        </w:rPr>
-        <w:t xml:space="preserve">getText() </w:t>
+      <w:proofErr w:type="gramStart"/>
+      <w:r>
+        <w:rPr>
+          <w:sz w:val="24"/>
+          <w:szCs w:val="22"/>
+          <w:lang w:val="en-US"/>
+        </w:rPr>
+        <w:t>getText(</w:t>
+      </w:r>
+      <w:proofErr w:type="gramEnd"/>
+      <w:r>
+        <w:rPr>
+          <w:sz w:val="24"/>
+          <w:szCs w:val="22"/>
+          <w:lang w:val="en-US"/>
+        </w:rPr>
+        <w:t xml:space="preserve">) </w:t>
       </w:r>
       <w:r>
         <w:rPr>
@@ -5490,13 +5686,23 @@
           <w:lang w:val="en-US"/>
         </w:rPr>
       </w:pPr>
-      <w:r>
-        <w:rPr>
-          <w:sz w:val="24"/>
-          <w:szCs w:val="22"/>
-          <w:lang w:val="en-US"/>
-        </w:rPr>
-        <w:t xml:space="preserve">isSelected() </w:t>
+      <w:proofErr w:type="gramStart"/>
+      <w:r>
+        <w:rPr>
+          <w:sz w:val="24"/>
+          <w:szCs w:val="22"/>
+          <w:lang w:val="en-US"/>
+        </w:rPr>
+        <w:t>isSelected(</w:t>
+      </w:r>
+      <w:proofErr w:type="gramEnd"/>
+      <w:r>
+        <w:rPr>
+          <w:sz w:val="24"/>
+          <w:szCs w:val="22"/>
+          <w:lang w:val="en-US"/>
+        </w:rPr>
+        <w:t xml:space="preserve">) </w:t>
       </w:r>
       <w:r>
         <w:rPr>
@@ -5574,13 +5780,23 @@
           <w:lang w:val="en-US"/>
         </w:rPr>
       </w:pPr>
-      <w:r>
-        <w:rPr>
-          <w:sz w:val="24"/>
-          <w:szCs w:val="22"/>
-          <w:lang w:val="en-US"/>
-        </w:rPr>
-        <w:t xml:space="preserve">isDisplayed() </w:t>
+      <w:proofErr w:type="gramStart"/>
+      <w:r>
+        <w:rPr>
+          <w:sz w:val="24"/>
+          <w:szCs w:val="22"/>
+          <w:lang w:val="en-US"/>
+        </w:rPr>
+        <w:t>isDisplayed(</w:t>
+      </w:r>
+      <w:proofErr w:type="gramEnd"/>
+      <w:r>
+        <w:rPr>
+          <w:sz w:val="24"/>
+          <w:szCs w:val="22"/>
+          <w:lang w:val="en-US"/>
+        </w:rPr>
+        <w:t xml:space="preserve">) </w:t>
       </w:r>
       <w:r>
         <w:rPr>
@@ -5755,7 +5971,25 @@
           <w:szCs w:val="22"/>
           <w:lang w:val="en-US"/>
         </w:rPr>
-        <w:t>data-testid="royal-email"]</w:t>
+        <w:t>data-</w:t>
+      </w:r>
+      <w:proofErr w:type="spellStart"/>
+      <w:r>
+        <w:rPr>
+          <w:sz w:val="24"/>
+          <w:szCs w:val="22"/>
+          <w:lang w:val="en-US"/>
+        </w:rPr>
+        <w:t>testid</w:t>
+      </w:r>
+      <w:proofErr w:type="spellEnd"/>
+      <w:r>
+        <w:rPr>
+          <w:sz w:val="24"/>
+          <w:szCs w:val="22"/>
+          <w:lang w:val="en-US"/>
+        </w:rPr>
+        <w:t>="royal-email"]</w:t>
       </w:r>
     </w:p>
     <w:p>
@@ -6578,13 +6812,23 @@
           <w:lang w:val="en-US"/>
         </w:rPr>
       </w:pPr>
-      <w:r>
-        <w:rPr>
-          <w:sz w:val="24"/>
-          <w:szCs w:val="22"/>
-          <w:lang w:val="en-US"/>
-        </w:rPr>
-        <w:t xml:space="preserve">getOptions() </w:t>
+      <w:proofErr w:type="gramStart"/>
+      <w:r>
+        <w:rPr>
+          <w:sz w:val="24"/>
+          <w:szCs w:val="22"/>
+          <w:lang w:val="en-US"/>
+        </w:rPr>
+        <w:t>getOptions(</w:t>
+      </w:r>
+      <w:proofErr w:type="gramEnd"/>
+      <w:r>
+        <w:rPr>
+          <w:sz w:val="24"/>
+          <w:szCs w:val="22"/>
+          <w:lang w:val="en-US"/>
+        </w:rPr>
+        <w:t xml:space="preserve">) </w:t>
       </w:r>
       <w:r>
         <w:rPr>
@@ -6616,6 +6860,7 @@
           <w:lang w:val="en-US"/>
         </w:rPr>
       </w:pPr>
+      <w:proofErr w:type="gramStart"/>
       <w:r>
         <w:rPr>
           <w:sz w:val="24"/>
@@ -6623,7 +6868,16 @@
           <w:lang w:val="en-US"/>
         </w:rPr>
         <w:lastRenderedPageBreak/>
-        <w:t xml:space="preserve">selectByVisibleText() </w:t>
+        <w:t>selectByVisibleText(</w:t>
+      </w:r>
+      <w:proofErr w:type="gramEnd"/>
+      <w:r>
+        <w:rPr>
+          <w:sz w:val="24"/>
+          <w:szCs w:val="22"/>
+          <w:lang w:val="en-US"/>
+        </w:rPr>
+        <w:t xml:space="preserve">) </w:t>
       </w:r>
       <w:r>
         <w:rPr>
@@ -6693,13 +6947,23 @@
           <w:lang w:val="en-US"/>
         </w:rPr>
       </w:pPr>
-      <w:r>
-        <w:rPr>
-          <w:sz w:val="24"/>
-          <w:szCs w:val="22"/>
-          <w:lang w:val="en-US"/>
-        </w:rPr>
-        <w:t xml:space="preserve">selectByValue() </w:t>
+      <w:proofErr w:type="gramStart"/>
+      <w:r>
+        <w:rPr>
+          <w:sz w:val="24"/>
+          <w:szCs w:val="22"/>
+          <w:lang w:val="en-US"/>
+        </w:rPr>
+        <w:t>selectByValue(</w:t>
+      </w:r>
+      <w:proofErr w:type="gramEnd"/>
+      <w:r>
+        <w:rPr>
+          <w:sz w:val="24"/>
+          <w:szCs w:val="22"/>
+          <w:lang w:val="en-US"/>
+        </w:rPr>
+        <w:t xml:space="preserve">) </w:t>
       </w:r>
       <w:r>
         <w:rPr>
@@ -6739,13 +7003,23 @@
           <w:lang w:val="en-US"/>
         </w:rPr>
       </w:pPr>
-      <w:r>
-        <w:rPr>
-          <w:sz w:val="24"/>
-          <w:szCs w:val="22"/>
-          <w:lang w:val="en-US"/>
-        </w:rPr>
-        <w:t xml:space="preserve">selectByIndex() </w:t>
+      <w:proofErr w:type="gramStart"/>
+      <w:r>
+        <w:rPr>
+          <w:sz w:val="24"/>
+          <w:szCs w:val="22"/>
+          <w:lang w:val="en-US"/>
+        </w:rPr>
+        <w:t>selectByIndex(</w:t>
+      </w:r>
+      <w:proofErr w:type="gramEnd"/>
+      <w:r>
+        <w:rPr>
+          <w:sz w:val="24"/>
+          <w:szCs w:val="22"/>
+          <w:lang w:val="en-US"/>
+        </w:rPr>
+        <w:t xml:space="preserve">) </w:t>
       </w:r>
       <w:r>
         <w:rPr>
@@ -6761,7 +7035,25 @@
           <w:szCs w:val="22"/>
           <w:lang w:val="en-US"/>
         </w:rPr>
-        <w:t xml:space="preserve"> Selects the option by using its zero based index no. index no is +ve integer number.</w:t>
+        <w:t xml:space="preserve"> Selects the option by using its zero based index no. index no is +</w:t>
+      </w:r>
+      <w:proofErr w:type="spellStart"/>
+      <w:r>
+        <w:rPr>
+          <w:sz w:val="24"/>
+          <w:szCs w:val="22"/>
+          <w:lang w:val="en-US"/>
+        </w:rPr>
+        <w:t>ve</w:t>
+      </w:r>
+      <w:proofErr w:type="spellEnd"/>
+      <w:r>
+        <w:rPr>
+          <w:sz w:val="24"/>
+          <w:szCs w:val="22"/>
+          <w:lang w:val="en-US"/>
+        </w:rPr>
+        <w:t xml:space="preserve"> integer number.</w:t>
       </w:r>
     </w:p>
     <w:p>
@@ -6777,13 +7069,23 @@
           <w:lang w:val="en-US"/>
         </w:rPr>
       </w:pPr>
-      <w:r>
-        <w:rPr>
-          <w:sz w:val="24"/>
-          <w:szCs w:val="22"/>
-          <w:lang w:val="en-US"/>
-        </w:rPr>
-        <w:t xml:space="preserve">getAllSelectedOptions() </w:t>
+      <w:proofErr w:type="gramStart"/>
+      <w:r>
+        <w:rPr>
+          <w:sz w:val="24"/>
+          <w:szCs w:val="22"/>
+          <w:lang w:val="en-US"/>
+        </w:rPr>
+        <w:t>getAllSelectedOptions(</w:t>
+      </w:r>
+      <w:proofErr w:type="gramEnd"/>
+      <w:r>
+        <w:rPr>
+          <w:sz w:val="24"/>
+          <w:szCs w:val="22"/>
+          <w:lang w:val="en-US"/>
+        </w:rPr>
+        <w:t xml:space="preserve">) </w:t>
       </w:r>
       <w:r>
         <w:rPr>
@@ -6815,13 +7117,23 @@
           <w:lang w:val="en-US"/>
         </w:rPr>
       </w:pPr>
-      <w:r>
-        <w:rPr>
-          <w:sz w:val="24"/>
-          <w:szCs w:val="22"/>
-          <w:lang w:val="en-US"/>
-        </w:rPr>
-        <w:t xml:space="preserve">isMultiple() </w:t>
+      <w:proofErr w:type="gramStart"/>
+      <w:r>
+        <w:rPr>
+          <w:sz w:val="24"/>
+          <w:szCs w:val="22"/>
+          <w:lang w:val="en-US"/>
+        </w:rPr>
+        <w:t>isMultiple(</w:t>
+      </w:r>
+      <w:proofErr w:type="gramEnd"/>
+      <w:r>
+        <w:rPr>
+          <w:sz w:val="24"/>
+          <w:szCs w:val="22"/>
+          <w:lang w:val="en-US"/>
+        </w:rPr>
+        <w:t xml:space="preserve">) </w:t>
       </w:r>
       <w:r>
         <w:rPr>
@@ -7027,20 +7339,64 @@
           <w:lang w:val="en-US"/>
         </w:rPr>
       </w:pPr>
-      <w:r>
-        <w:rPr>
-          <w:sz w:val="24"/>
-          <w:szCs w:val="22"/>
-          <w:lang w:val="en-US"/>
-        </w:rPr>
-        <w:t>Thread.sleep()</w:t>
-      </w:r>
-    </w:p>
-    <w:p>
-      <w:pPr>
-        <w:pStyle w:val="ListParagraph"/>
-        <w:numPr>
-          <w:ilvl w:val="0"/>
+      <w:proofErr w:type="spellStart"/>
+      <w:proofErr w:type="gramStart"/>
+      <w:r>
+        <w:rPr>
+          <w:sz w:val="24"/>
+          <w:szCs w:val="22"/>
+          <w:lang w:val="en-US"/>
+        </w:rPr>
+        <w:t>Thread.sleep</w:t>
+      </w:r>
+      <w:proofErr w:type="spellEnd"/>
+      <w:r>
+        <w:rPr>
+          <w:sz w:val="24"/>
+          <w:szCs w:val="22"/>
+          <w:lang w:val="en-US"/>
+        </w:rPr>
+        <w:t>(</w:t>
+      </w:r>
+      <w:proofErr w:type="gramEnd"/>
+      <w:r>
+        <w:rPr>
+          <w:sz w:val="24"/>
+          <w:szCs w:val="22"/>
+          <w:lang w:val="en-US"/>
+        </w:rPr>
+        <w:t>)</w:t>
+      </w:r>
+      <w:r>
+        <w:rPr>
+          <w:sz w:val="24"/>
+          <w:szCs w:val="22"/>
+          <w:lang w:val="en-US"/>
+        </w:rPr>
+        <w:t xml:space="preserve"> </w:t>
+      </w:r>
+      <w:r>
+        <w:rPr>
+          <w:sz w:val="24"/>
+          <w:szCs w:val="22"/>
+          <w:lang w:val="en-US"/>
+        </w:rPr>
+        <w:sym w:font="Wingdings" w:char="F0E0"/>
+      </w:r>
+      <w:r>
+        <w:rPr>
+          <w:sz w:val="24"/>
+          <w:szCs w:val="22"/>
+          <w:lang w:val="en-US"/>
+        </w:rPr>
+        <w:t xml:space="preserve"> Will pause the execution of script for specified milliseconds.</w:t>
+      </w:r>
+    </w:p>
+    <w:p>
+      <w:pPr>
+        <w:pStyle w:val="ListParagraph"/>
+        <w:numPr>
+          <w:ilvl w:val="1"/>
           <w:numId w:val="24"/>
         </w:numPr>
         <w:rPr>
@@ -7055,14 +7411,14 @@
           <w:szCs w:val="22"/>
           <w:lang w:val="en-US"/>
         </w:rPr>
-        <w:t>ImplicitWait</w:t>
-      </w:r>
-    </w:p>
-    <w:p>
-      <w:pPr>
-        <w:pStyle w:val="ListParagraph"/>
-        <w:numPr>
-          <w:ilvl w:val="0"/>
+        <w:t>It is applicable to single statement only</w:t>
+      </w:r>
+    </w:p>
+    <w:p>
+      <w:pPr>
+        <w:pStyle w:val="ListParagraph"/>
+        <w:numPr>
+          <w:ilvl w:val="1"/>
           <w:numId w:val="24"/>
         </w:numPr>
         <w:rPr>
@@ -7077,72 +7433,116 @@
           <w:szCs w:val="22"/>
           <w:lang w:val="en-US"/>
         </w:rPr>
-        <w:t>ExplicitWait</w:t>
-      </w:r>
-    </w:p>
-    <w:p>
-      <w:pPr>
-        <w:pStyle w:val="ListParagraph"/>
-        <w:numPr>
-          <w:ilvl w:val="0"/>
-          <w:numId w:val="24"/>
-        </w:numPr>
-        <w:rPr>
-          <w:sz w:val="24"/>
-          <w:szCs w:val="22"/>
-          <w:lang w:val="en-US"/>
-        </w:rPr>
-      </w:pPr>
-      <w:r>
-        <w:rPr>
-          <w:sz w:val="24"/>
-          <w:szCs w:val="22"/>
-          <w:lang w:val="en-US"/>
-        </w:rPr>
-        <w:t>FluentWait</w:t>
-      </w:r>
-    </w:p>
-    <w:p>
-      <w:pPr>
-        <w:pStyle w:val="ListParagraph"/>
-        <w:numPr>
-          <w:ilvl w:val="0"/>
-          <w:numId w:val="24"/>
-        </w:numPr>
-        <w:rPr>
-          <w:sz w:val="24"/>
-          <w:szCs w:val="22"/>
-          <w:lang w:val="en-US"/>
-        </w:rPr>
-      </w:pPr>
-      <w:r>
-        <w:rPr>
-          <w:sz w:val="24"/>
-          <w:szCs w:val="22"/>
-          <w:lang w:val="en-US"/>
-        </w:rPr>
-        <w:t>PageLoadTimeout</w:t>
-      </w:r>
-    </w:p>
-    <w:p>
-      <w:pPr>
-        <w:rPr>
-          <w:sz w:val="24"/>
-          <w:szCs w:val="22"/>
-          <w:lang w:val="en-US"/>
-        </w:rPr>
-      </w:pPr>
-    </w:p>
-    <w:p>
-      <w:pPr>
-        <w:rPr>
-          <w:sz w:val="24"/>
-          <w:szCs w:val="22"/>
-          <w:lang w:val="en-US"/>
-        </w:rPr>
-      </w:pPr>
+        <w:t>It takes mandatory delay</w:t>
+      </w:r>
       <w:bookmarkStart w:id="0" w:name="_GoBack"/>
       <w:bookmarkEnd w:id="0"/>
+    </w:p>
+    <w:p>
+      <w:pPr>
+        <w:pStyle w:val="ListParagraph"/>
+        <w:numPr>
+          <w:ilvl w:val="0"/>
+          <w:numId w:val="24"/>
+        </w:numPr>
+        <w:rPr>
+          <w:sz w:val="24"/>
+          <w:szCs w:val="22"/>
+          <w:lang w:val="en-US"/>
+        </w:rPr>
+      </w:pPr>
+      <w:r>
+        <w:rPr>
+          <w:sz w:val="24"/>
+          <w:szCs w:val="22"/>
+          <w:lang w:val="en-US"/>
+        </w:rPr>
+        <w:t>ImplicitWait</w:t>
+      </w:r>
+    </w:p>
+    <w:p>
+      <w:pPr>
+        <w:pStyle w:val="ListParagraph"/>
+        <w:numPr>
+          <w:ilvl w:val="0"/>
+          <w:numId w:val="24"/>
+        </w:numPr>
+        <w:rPr>
+          <w:sz w:val="24"/>
+          <w:szCs w:val="22"/>
+          <w:lang w:val="en-US"/>
+        </w:rPr>
+      </w:pPr>
+      <w:r>
+        <w:rPr>
+          <w:sz w:val="24"/>
+          <w:szCs w:val="22"/>
+          <w:lang w:val="en-US"/>
+        </w:rPr>
+        <w:t>ExplicitWait</w:t>
+      </w:r>
+    </w:p>
+    <w:p>
+      <w:pPr>
+        <w:pStyle w:val="ListParagraph"/>
+        <w:numPr>
+          <w:ilvl w:val="0"/>
+          <w:numId w:val="24"/>
+        </w:numPr>
+        <w:rPr>
+          <w:sz w:val="24"/>
+          <w:szCs w:val="22"/>
+          <w:lang w:val="en-US"/>
+        </w:rPr>
+      </w:pPr>
+      <w:r>
+        <w:rPr>
+          <w:sz w:val="24"/>
+          <w:szCs w:val="22"/>
+          <w:lang w:val="en-US"/>
+        </w:rPr>
+        <w:t>FluentWait</w:t>
+      </w:r>
+    </w:p>
+    <w:p>
+      <w:pPr>
+        <w:pStyle w:val="ListParagraph"/>
+        <w:numPr>
+          <w:ilvl w:val="0"/>
+          <w:numId w:val="24"/>
+        </w:numPr>
+        <w:rPr>
+          <w:sz w:val="24"/>
+          <w:szCs w:val="22"/>
+          <w:lang w:val="en-US"/>
+        </w:rPr>
+      </w:pPr>
+      <w:r>
+        <w:rPr>
+          <w:sz w:val="24"/>
+          <w:szCs w:val="22"/>
+          <w:lang w:val="en-US"/>
+        </w:rPr>
+        <w:t>PageLoadTimeout</w:t>
+      </w:r>
+    </w:p>
+    <w:p>
+      <w:pPr>
+        <w:rPr>
+          <w:sz w:val="24"/>
+          <w:szCs w:val="22"/>
+          <w:lang w:val="en-US"/>
+        </w:rPr>
+      </w:pPr>
+    </w:p>
+    <w:p>
+      <w:pPr>
+        <w:rPr>
+          <w:sz w:val="24"/>
+          <w:szCs w:val="22"/>
+          <w:lang w:val="en-US"/>
+        </w:rPr>
+      </w:pPr>
     </w:p>
     <w:sectPr>
       <w:pgSz w:w="11906" w:h="16838"/>
@@ -8562,7 +8962,7 @@
         <w:rFonts w:hint="default"/>
       </w:rPr>
     </w:lvl>
-    <w:lvl w:ilvl="1" w:tplc="40090019" w:tentative="1">
+    <w:lvl w:ilvl="1" w:tplc="40090019">
       <w:start w:val="1"/>
       <w:numFmt w:val="lowerLetter"/>
       <w:lvlText w:val="%2."/>
@@ -10356,7 +10756,7 @@
 </file>
 
 <file path=customXml/itemProps1.xml><?xml version="1.0" encoding="utf-8"?>
-<ds:datastoreItem xmlns:ds="http://schemas.openxmlformats.org/officeDocument/2006/customXml" ds:itemID="{329710C6-17FE-46C6-83D7-FB9B57EBBBBE}">
+<ds:datastoreItem xmlns:ds="http://schemas.openxmlformats.org/officeDocument/2006/customXml" ds:itemID="{D946F329-0D23-41FA-AB35-27E99AE6AC79}">
   <ds:schemaRefs>
     <ds:schemaRef ds:uri="http://schemas.openxmlformats.org/officeDocument/2006/bibliography"/>
   </ds:schemaRefs>

--- a/Notes_Selenium_14.docx
+++ b/Notes_Selenium_14.docx
@@ -621,23 +621,13 @@
           <w:lang w:val="en-US"/>
         </w:rPr>
       </w:pPr>
-      <w:proofErr w:type="spellStart"/>
-      <w:r>
-        <w:rPr>
-          <w:sz w:val="24"/>
-          <w:szCs w:val="22"/>
-          <w:lang w:val="en-US"/>
-        </w:rPr>
-        <w:t>Thread.sleep</w:t>
-      </w:r>
-      <w:proofErr w:type="spellEnd"/>
-      <w:r>
-        <w:rPr>
-          <w:sz w:val="24"/>
-          <w:szCs w:val="22"/>
-          <w:lang w:val="en-US"/>
-        </w:rPr>
-        <w:t>()</w:t>
+      <w:r>
+        <w:rPr>
+          <w:sz w:val="24"/>
+          <w:szCs w:val="22"/>
+          <w:lang w:val="en-US"/>
+        </w:rPr>
+        <w:t>Thread.sleep()</w:t>
       </w:r>
     </w:p>
     <w:p>
@@ -2166,25 +2156,7 @@
           <w:szCs w:val="22"/>
           <w:lang w:val="en-US"/>
         </w:rPr>
-        <w:t xml:space="preserve"> Correctness, Completeness, </w:t>
-      </w:r>
-      <w:proofErr w:type="gramStart"/>
-      <w:r>
-        <w:rPr>
-          <w:sz w:val="24"/>
-          <w:szCs w:val="22"/>
-          <w:lang w:val="en-US"/>
-        </w:rPr>
-        <w:t>Security</w:t>
-      </w:r>
-      <w:proofErr w:type="gramEnd"/>
-      <w:r>
-        <w:rPr>
-          <w:sz w:val="24"/>
-          <w:szCs w:val="22"/>
-          <w:lang w:val="en-US"/>
-        </w:rPr>
-        <w:t xml:space="preserve"> &amp; Quality of developed software application.</w:t>
+        <w:t xml:space="preserve"> Correctness, Completeness, Security &amp; Quality of developed software application.</w:t>
       </w:r>
     </w:p>
     <w:p>
@@ -3511,18 +3483,8 @@
           <w:szCs w:val="22"/>
           <w:lang w:val="en-US"/>
         </w:rPr>
-        <w:t xml:space="preserve">Idea </w:t>
-      </w:r>
-      <w:proofErr w:type="spellStart"/>
-      <w:r>
-        <w:rPr>
-          <w:sz w:val="24"/>
-          <w:szCs w:val="22"/>
-          <w:lang w:val="en-US"/>
-        </w:rPr>
-        <w:t>Intellij</w:t>
-      </w:r>
-      <w:proofErr w:type="spellEnd"/>
+        <w:t>Idea Intellij</w:t>
+      </w:r>
     </w:p>
     <w:p>
       <w:pPr>
@@ -3620,7 +3582,6 @@
           <w:lang w:val="en-US"/>
         </w:rPr>
       </w:pPr>
-      <w:proofErr w:type="spellStart"/>
       <w:r>
         <w:rPr>
           <w:sz w:val="24"/>
@@ -3629,7 +3590,6 @@
         </w:rPr>
         <w:t>YourName_SeleniumDemos</w:t>
       </w:r>
-      <w:proofErr w:type="spellEnd"/>
     </w:p>
     <w:p>
       <w:pPr>
@@ -3672,18 +3632,8 @@
           <w:szCs w:val="22"/>
           <w:lang w:val="en-US"/>
         </w:rPr>
-        <w:t xml:space="preserve">Open </w:t>
-      </w:r>
-      <w:proofErr w:type="spellStart"/>
-      <w:r>
-        <w:rPr>
-          <w:sz w:val="24"/>
-          <w:szCs w:val="22"/>
-          <w:lang w:val="en-US"/>
-        </w:rPr>
-        <w:t>selenium.dev</w:t>
-      </w:r>
-      <w:proofErr w:type="spellEnd"/>
+        <w:t>Open selenium.dev</w:t>
+      </w:r>
     </w:p>
     <w:p>
       <w:pPr>
@@ -3953,25 +3903,7 @@
           <w:szCs w:val="22"/>
           <w:lang w:val="en-US"/>
         </w:rPr>
-        <w:t>Give the name for project (</w:t>
-      </w:r>
-      <w:proofErr w:type="spellStart"/>
-      <w:r>
-        <w:rPr>
-          <w:sz w:val="24"/>
-          <w:szCs w:val="22"/>
-          <w:lang w:val="en-US"/>
-        </w:rPr>
-        <w:t>MyAutomationProject</w:t>
-      </w:r>
-      <w:proofErr w:type="spellEnd"/>
-      <w:r>
-        <w:rPr>
-          <w:sz w:val="24"/>
-          <w:szCs w:val="22"/>
-          <w:lang w:val="en-US"/>
-        </w:rPr>
-        <w:t>)</w:t>
+        <w:t>Give the name for project (MyAutomationProject)</w:t>
       </w:r>
     </w:p>
     <w:p>
@@ -4110,25 +4042,7 @@
           <w:szCs w:val="22"/>
           <w:lang w:val="en-US"/>
         </w:rPr>
-        <w:t>Give the name (</w:t>
-      </w:r>
-      <w:proofErr w:type="spellStart"/>
-      <w:r>
-        <w:rPr>
-          <w:sz w:val="24"/>
-          <w:szCs w:val="22"/>
-          <w:lang w:val="en-US"/>
-        </w:rPr>
-        <w:t>com.WebDriverDemos</w:t>
-      </w:r>
-      <w:proofErr w:type="spellEnd"/>
-      <w:r>
-        <w:rPr>
-          <w:sz w:val="24"/>
-          <w:szCs w:val="22"/>
-          <w:lang w:val="en-US"/>
-        </w:rPr>
-        <w:t>)</w:t>
+        <w:t>Give the name (com.WebDriverDemos)</w:t>
       </w:r>
     </w:p>
     <w:p>
@@ -4465,23 +4379,13 @@
           <w:lang w:val="en-US"/>
         </w:rPr>
       </w:pPr>
-      <w:proofErr w:type="gramStart"/>
-      <w:r>
-        <w:rPr>
-          <w:sz w:val="24"/>
-          <w:szCs w:val="22"/>
-          <w:lang w:val="en-US"/>
-        </w:rPr>
-        <w:t>get(</w:t>
-      </w:r>
-      <w:proofErr w:type="gramEnd"/>
-      <w:r>
-        <w:rPr>
-          <w:sz w:val="24"/>
-          <w:szCs w:val="22"/>
-          <w:lang w:val="en-US"/>
-        </w:rPr>
-        <w:t xml:space="preserve">) </w:t>
+      <w:r>
+        <w:rPr>
+          <w:sz w:val="24"/>
+          <w:szCs w:val="22"/>
+          <w:lang w:val="en-US"/>
+        </w:rPr>
+        <w:t xml:space="preserve">get() </w:t>
       </w:r>
       <w:r>
         <w:rPr>
@@ -4513,23 +4417,13 @@
           <w:lang w:val="en-US"/>
         </w:rPr>
       </w:pPr>
-      <w:proofErr w:type="spellStart"/>
-      <w:r>
-        <w:rPr>
-          <w:sz w:val="24"/>
-          <w:szCs w:val="22"/>
-          <w:lang w:val="en-US"/>
-        </w:rPr>
-        <w:t>driver.manage</w:t>
-      </w:r>
-      <w:proofErr w:type="spellEnd"/>
-      <w:r>
-        <w:rPr>
-          <w:sz w:val="24"/>
-          <w:szCs w:val="22"/>
-          <w:lang w:val="en-US"/>
-        </w:rPr>
-        <w:t xml:space="preserve">().window().maximize() </w:t>
+      <w:r>
+        <w:rPr>
+          <w:sz w:val="24"/>
+          <w:szCs w:val="22"/>
+          <w:lang w:val="en-US"/>
+        </w:rPr>
+        <w:t xml:space="preserve">driver.manage().window().maximize() </w:t>
       </w:r>
       <w:r>
         <w:rPr>
@@ -4561,23 +4455,13 @@
           <w:lang w:val="en-US"/>
         </w:rPr>
       </w:pPr>
-      <w:proofErr w:type="gramStart"/>
-      <w:r>
-        <w:rPr>
-          <w:sz w:val="24"/>
-          <w:szCs w:val="22"/>
-          <w:lang w:val="en-US"/>
-        </w:rPr>
-        <w:t>close(</w:t>
-      </w:r>
-      <w:proofErr w:type="gramEnd"/>
-      <w:r>
-        <w:rPr>
-          <w:sz w:val="24"/>
-          <w:szCs w:val="22"/>
-          <w:lang w:val="en-US"/>
-        </w:rPr>
-        <w:t xml:space="preserve">) </w:t>
+      <w:r>
+        <w:rPr>
+          <w:sz w:val="24"/>
+          <w:szCs w:val="22"/>
+          <w:lang w:val="en-US"/>
+        </w:rPr>
+        <w:t xml:space="preserve">close() </w:t>
       </w:r>
       <w:r>
         <w:rPr>
@@ -4609,23 +4493,13 @@
           <w:lang w:val="en-US"/>
         </w:rPr>
       </w:pPr>
-      <w:proofErr w:type="gramStart"/>
-      <w:r>
-        <w:rPr>
-          <w:sz w:val="24"/>
-          <w:szCs w:val="22"/>
-          <w:lang w:val="en-US"/>
-        </w:rPr>
-        <w:t>getTitle(</w:t>
-      </w:r>
-      <w:proofErr w:type="gramEnd"/>
-      <w:r>
-        <w:rPr>
-          <w:sz w:val="24"/>
-          <w:szCs w:val="22"/>
-          <w:lang w:val="en-US"/>
-        </w:rPr>
-        <w:t xml:space="preserve">) </w:t>
+      <w:r>
+        <w:rPr>
+          <w:sz w:val="24"/>
+          <w:szCs w:val="22"/>
+          <w:lang w:val="en-US"/>
+        </w:rPr>
+        <w:t xml:space="preserve">getTitle() </w:t>
       </w:r>
       <w:r>
         <w:rPr>
@@ -4665,23 +4539,13 @@
           <w:lang w:val="en-US"/>
         </w:rPr>
       </w:pPr>
-      <w:proofErr w:type="gramStart"/>
-      <w:r>
-        <w:rPr>
-          <w:sz w:val="24"/>
-          <w:szCs w:val="22"/>
-          <w:lang w:val="en-US"/>
-        </w:rPr>
-        <w:t>getCurrentUrl(</w:t>
-      </w:r>
-      <w:proofErr w:type="gramEnd"/>
-      <w:r>
-        <w:rPr>
-          <w:sz w:val="24"/>
-          <w:szCs w:val="22"/>
-          <w:lang w:val="en-US"/>
-        </w:rPr>
-        <w:t xml:space="preserve">) </w:t>
+      <w:r>
+        <w:rPr>
+          <w:sz w:val="24"/>
+          <w:szCs w:val="22"/>
+          <w:lang w:val="en-US"/>
+        </w:rPr>
+        <w:t xml:space="preserve">getCurrentUrl() </w:t>
       </w:r>
       <w:r>
         <w:rPr>
@@ -4713,23 +4577,13 @@
           <w:lang w:val="en-US"/>
         </w:rPr>
       </w:pPr>
-      <w:proofErr w:type="gramStart"/>
-      <w:r>
-        <w:rPr>
-          <w:sz w:val="24"/>
-          <w:szCs w:val="22"/>
-          <w:lang w:val="en-US"/>
-        </w:rPr>
-        <w:t>getPageSource(</w:t>
-      </w:r>
-      <w:proofErr w:type="gramEnd"/>
-      <w:r>
-        <w:rPr>
-          <w:sz w:val="24"/>
-          <w:szCs w:val="22"/>
-          <w:lang w:val="en-US"/>
-        </w:rPr>
-        <w:t xml:space="preserve">) </w:t>
+      <w:r>
+        <w:rPr>
+          <w:sz w:val="24"/>
+          <w:szCs w:val="22"/>
+          <w:lang w:val="en-US"/>
+        </w:rPr>
+        <w:t xml:space="preserve">getPageSource() </w:t>
       </w:r>
       <w:r>
         <w:rPr>
@@ -4761,23 +4615,13 @@
           <w:lang w:val="en-US"/>
         </w:rPr>
       </w:pPr>
-      <w:proofErr w:type="gramStart"/>
-      <w:r>
-        <w:rPr>
-          <w:sz w:val="24"/>
-          <w:szCs w:val="22"/>
-          <w:lang w:val="en-US"/>
-        </w:rPr>
-        <w:t>findElement(</w:t>
-      </w:r>
-      <w:proofErr w:type="gramEnd"/>
-      <w:r>
-        <w:rPr>
-          <w:sz w:val="24"/>
-          <w:szCs w:val="22"/>
-          <w:lang w:val="en-US"/>
-        </w:rPr>
-        <w:t xml:space="preserve">) </w:t>
+      <w:r>
+        <w:rPr>
+          <w:sz w:val="24"/>
+          <w:szCs w:val="22"/>
+          <w:lang w:val="en-US"/>
+        </w:rPr>
+        <w:t xml:space="preserve">findElement() </w:t>
       </w:r>
       <w:r>
         <w:rPr>
@@ -4861,23 +4705,13 @@
           <w:lang w:val="en-US"/>
         </w:rPr>
       </w:pPr>
-      <w:proofErr w:type="gramStart"/>
-      <w:r>
-        <w:rPr>
-          <w:sz w:val="24"/>
-          <w:szCs w:val="22"/>
-          <w:lang w:val="en-US"/>
-        </w:rPr>
-        <w:t>findElements(</w:t>
-      </w:r>
-      <w:proofErr w:type="gramEnd"/>
-      <w:r>
-        <w:rPr>
-          <w:sz w:val="24"/>
-          <w:szCs w:val="22"/>
-          <w:lang w:val="en-US"/>
-        </w:rPr>
-        <w:t xml:space="preserve">) </w:t>
+      <w:r>
+        <w:rPr>
+          <w:sz w:val="24"/>
+          <w:szCs w:val="22"/>
+          <w:lang w:val="en-US"/>
+        </w:rPr>
+        <w:t xml:space="preserve">findElements() </w:t>
       </w:r>
       <w:r>
         <w:rPr>
@@ -5534,23 +5368,13 @@
           <w:lang w:val="en-US"/>
         </w:rPr>
       </w:pPr>
-      <w:proofErr w:type="gramStart"/>
-      <w:r>
-        <w:rPr>
-          <w:sz w:val="24"/>
-          <w:szCs w:val="22"/>
-          <w:lang w:val="en-US"/>
-        </w:rPr>
-        <w:t>sendKeys(</w:t>
-      </w:r>
-      <w:proofErr w:type="gramEnd"/>
-      <w:r>
-        <w:rPr>
-          <w:sz w:val="24"/>
-          <w:szCs w:val="22"/>
-          <w:lang w:val="en-US"/>
-        </w:rPr>
-        <w:t xml:space="preserve">) </w:t>
+      <w:r>
+        <w:rPr>
+          <w:sz w:val="24"/>
+          <w:szCs w:val="22"/>
+          <w:lang w:val="en-US"/>
+        </w:rPr>
+        <w:t xml:space="preserve">sendKeys() </w:t>
       </w:r>
       <w:r>
         <w:rPr>
@@ -5590,23 +5414,13 @@
           <w:lang w:val="en-US"/>
         </w:rPr>
       </w:pPr>
-      <w:proofErr w:type="gramStart"/>
-      <w:r>
-        <w:rPr>
-          <w:sz w:val="24"/>
-          <w:szCs w:val="22"/>
-          <w:lang w:val="en-US"/>
-        </w:rPr>
-        <w:t>click(</w:t>
-      </w:r>
-      <w:proofErr w:type="gramEnd"/>
-      <w:r>
-        <w:rPr>
-          <w:sz w:val="24"/>
-          <w:szCs w:val="22"/>
-          <w:lang w:val="en-US"/>
-        </w:rPr>
-        <w:t xml:space="preserve">) </w:t>
+      <w:r>
+        <w:rPr>
+          <w:sz w:val="24"/>
+          <w:szCs w:val="22"/>
+          <w:lang w:val="en-US"/>
+        </w:rPr>
+        <w:t xml:space="preserve">click() </w:t>
       </w:r>
       <w:r>
         <w:rPr>
@@ -5638,23 +5452,13 @@
           <w:lang w:val="en-US"/>
         </w:rPr>
       </w:pPr>
-      <w:proofErr w:type="gramStart"/>
-      <w:r>
-        <w:rPr>
-          <w:sz w:val="24"/>
-          <w:szCs w:val="22"/>
-          <w:lang w:val="en-US"/>
-        </w:rPr>
-        <w:t>getText(</w:t>
-      </w:r>
-      <w:proofErr w:type="gramEnd"/>
-      <w:r>
-        <w:rPr>
-          <w:sz w:val="24"/>
-          <w:szCs w:val="22"/>
-          <w:lang w:val="en-US"/>
-        </w:rPr>
-        <w:t xml:space="preserve">) </w:t>
+      <w:r>
+        <w:rPr>
+          <w:sz w:val="24"/>
+          <w:szCs w:val="22"/>
+          <w:lang w:val="en-US"/>
+        </w:rPr>
+        <w:t xml:space="preserve">getText() </w:t>
       </w:r>
       <w:r>
         <w:rPr>
@@ -5686,23 +5490,13 @@
           <w:lang w:val="en-US"/>
         </w:rPr>
       </w:pPr>
-      <w:proofErr w:type="gramStart"/>
-      <w:r>
-        <w:rPr>
-          <w:sz w:val="24"/>
-          <w:szCs w:val="22"/>
-          <w:lang w:val="en-US"/>
-        </w:rPr>
-        <w:t>isSelected(</w:t>
-      </w:r>
-      <w:proofErr w:type="gramEnd"/>
-      <w:r>
-        <w:rPr>
-          <w:sz w:val="24"/>
-          <w:szCs w:val="22"/>
-          <w:lang w:val="en-US"/>
-        </w:rPr>
-        <w:t xml:space="preserve">) </w:t>
+      <w:r>
+        <w:rPr>
+          <w:sz w:val="24"/>
+          <w:szCs w:val="22"/>
+          <w:lang w:val="en-US"/>
+        </w:rPr>
+        <w:t xml:space="preserve">isSelected() </w:t>
       </w:r>
       <w:r>
         <w:rPr>
@@ -5780,23 +5574,13 @@
           <w:lang w:val="en-US"/>
         </w:rPr>
       </w:pPr>
-      <w:proofErr w:type="gramStart"/>
-      <w:r>
-        <w:rPr>
-          <w:sz w:val="24"/>
-          <w:szCs w:val="22"/>
-          <w:lang w:val="en-US"/>
-        </w:rPr>
-        <w:t>isDisplayed(</w:t>
-      </w:r>
-      <w:proofErr w:type="gramEnd"/>
-      <w:r>
-        <w:rPr>
-          <w:sz w:val="24"/>
-          <w:szCs w:val="22"/>
-          <w:lang w:val="en-US"/>
-        </w:rPr>
-        <w:t xml:space="preserve">) </w:t>
+      <w:r>
+        <w:rPr>
+          <w:sz w:val="24"/>
+          <w:szCs w:val="22"/>
+          <w:lang w:val="en-US"/>
+        </w:rPr>
+        <w:t xml:space="preserve">isDisplayed() </w:t>
       </w:r>
       <w:r>
         <w:rPr>
@@ -5971,25 +5755,7 @@
           <w:szCs w:val="22"/>
           <w:lang w:val="en-US"/>
         </w:rPr>
-        <w:t>data-</w:t>
-      </w:r>
-      <w:proofErr w:type="spellStart"/>
-      <w:r>
-        <w:rPr>
-          <w:sz w:val="24"/>
-          <w:szCs w:val="22"/>
-          <w:lang w:val="en-US"/>
-        </w:rPr>
-        <w:t>testid</w:t>
-      </w:r>
-      <w:proofErr w:type="spellEnd"/>
-      <w:r>
-        <w:rPr>
-          <w:sz w:val="24"/>
-          <w:szCs w:val="22"/>
-          <w:lang w:val="en-US"/>
-        </w:rPr>
-        <w:t>="royal-email"]</w:t>
+        <w:t>data-testid="royal-email"]</w:t>
       </w:r>
     </w:p>
     <w:p>
@@ -6812,23 +6578,13 @@
           <w:lang w:val="en-US"/>
         </w:rPr>
       </w:pPr>
-      <w:proofErr w:type="gramStart"/>
-      <w:r>
-        <w:rPr>
-          <w:sz w:val="24"/>
-          <w:szCs w:val="22"/>
-          <w:lang w:val="en-US"/>
-        </w:rPr>
-        <w:t>getOptions(</w:t>
-      </w:r>
-      <w:proofErr w:type="gramEnd"/>
-      <w:r>
-        <w:rPr>
-          <w:sz w:val="24"/>
-          <w:szCs w:val="22"/>
-          <w:lang w:val="en-US"/>
-        </w:rPr>
-        <w:t xml:space="preserve">) </w:t>
+      <w:r>
+        <w:rPr>
+          <w:sz w:val="24"/>
+          <w:szCs w:val="22"/>
+          <w:lang w:val="en-US"/>
+        </w:rPr>
+        <w:t xml:space="preserve">getOptions() </w:t>
       </w:r>
       <w:r>
         <w:rPr>
@@ -6860,7 +6616,6 @@
           <w:lang w:val="en-US"/>
         </w:rPr>
       </w:pPr>
-      <w:proofErr w:type="gramStart"/>
       <w:r>
         <w:rPr>
           <w:sz w:val="24"/>
@@ -6868,16 +6623,7 @@
           <w:lang w:val="en-US"/>
         </w:rPr>
         <w:lastRenderedPageBreak/>
-        <w:t>selectByVisibleText(</w:t>
-      </w:r>
-      <w:proofErr w:type="gramEnd"/>
-      <w:r>
-        <w:rPr>
-          <w:sz w:val="24"/>
-          <w:szCs w:val="22"/>
-          <w:lang w:val="en-US"/>
-        </w:rPr>
-        <w:t xml:space="preserve">) </w:t>
+        <w:t xml:space="preserve">selectByVisibleText() </w:t>
       </w:r>
       <w:r>
         <w:rPr>
@@ -6947,23 +6693,13 @@
           <w:lang w:val="en-US"/>
         </w:rPr>
       </w:pPr>
-      <w:proofErr w:type="gramStart"/>
-      <w:r>
-        <w:rPr>
-          <w:sz w:val="24"/>
-          <w:szCs w:val="22"/>
-          <w:lang w:val="en-US"/>
-        </w:rPr>
-        <w:t>selectByValue(</w:t>
-      </w:r>
-      <w:proofErr w:type="gramEnd"/>
-      <w:r>
-        <w:rPr>
-          <w:sz w:val="24"/>
-          <w:szCs w:val="22"/>
-          <w:lang w:val="en-US"/>
-        </w:rPr>
-        <w:t xml:space="preserve">) </w:t>
+      <w:r>
+        <w:rPr>
+          <w:sz w:val="24"/>
+          <w:szCs w:val="22"/>
+          <w:lang w:val="en-US"/>
+        </w:rPr>
+        <w:t xml:space="preserve">selectByValue() </w:t>
       </w:r>
       <w:r>
         <w:rPr>
@@ -7003,23 +6739,13 @@
           <w:lang w:val="en-US"/>
         </w:rPr>
       </w:pPr>
-      <w:proofErr w:type="gramStart"/>
-      <w:r>
-        <w:rPr>
-          <w:sz w:val="24"/>
-          <w:szCs w:val="22"/>
-          <w:lang w:val="en-US"/>
-        </w:rPr>
-        <w:t>selectByIndex(</w:t>
-      </w:r>
-      <w:proofErr w:type="gramEnd"/>
-      <w:r>
-        <w:rPr>
-          <w:sz w:val="24"/>
-          <w:szCs w:val="22"/>
-          <w:lang w:val="en-US"/>
-        </w:rPr>
-        <w:t xml:space="preserve">) </w:t>
+      <w:r>
+        <w:rPr>
+          <w:sz w:val="24"/>
+          <w:szCs w:val="22"/>
+          <w:lang w:val="en-US"/>
+        </w:rPr>
+        <w:t xml:space="preserve">selectByIndex() </w:t>
       </w:r>
       <w:r>
         <w:rPr>
@@ -7035,25 +6761,7 @@
           <w:szCs w:val="22"/>
           <w:lang w:val="en-US"/>
         </w:rPr>
-        <w:t xml:space="preserve"> Selects the option by using its zero based index no. index no is +</w:t>
-      </w:r>
-      <w:proofErr w:type="spellStart"/>
-      <w:r>
-        <w:rPr>
-          <w:sz w:val="24"/>
-          <w:szCs w:val="22"/>
-          <w:lang w:val="en-US"/>
-        </w:rPr>
-        <w:t>ve</w:t>
-      </w:r>
-      <w:proofErr w:type="spellEnd"/>
-      <w:r>
-        <w:rPr>
-          <w:sz w:val="24"/>
-          <w:szCs w:val="22"/>
-          <w:lang w:val="en-US"/>
-        </w:rPr>
-        <w:t xml:space="preserve"> integer number.</w:t>
+        <w:t xml:space="preserve"> Selects the option by using its zero based index no. index no is +ve integer number.</w:t>
       </w:r>
     </w:p>
     <w:p>
@@ -7069,23 +6777,13 @@
           <w:lang w:val="en-US"/>
         </w:rPr>
       </w:pPr>
-      <w:proofErr w:type="gramStart"/>
-      <w:r>
-        <w:rPr>
-          <w:sz w:val="24"/>
-          <w:szCs w:val="22"/>
-          <w:lang w:val="en-US"/>
-        </w:rPr>
-        <w:t>getAllSelectedOptions(</w:t>
-      </w:r>
-      <w:proofErr w:type="gramEnd"/>
-      <w:r>
-        <w:rPr>
-          <w:sz w:val="24"/>
-          <w:szCs w:val="22"/>
-          <w:lang w:val="en-US"/>
-        </w:rPr>
-        <w:t xml:space="preserve">) </w:t>
+      <w:r>
+        <w:rPr>
+          <w:sz w:val="24"/>
+          <w:szCs w:val="22"/>
+          <w:lang w:val="en-US"/>
+        </w:rPr>
+        <w:t xml:space="preserve">getAllSelectedOptions() </w:t>
       </w:r>
       <w:r>
         <w:rPr>
@@ -7117,23 +6815,13 @@
           <w:lang w:val="en-US"/>
         </w:rPr>
       </w:pPr>
-      <w:proofErr w:type="gramStart"/>
-      <w:r>
-        <w:rPr>
-          <w:sz w:val="24"/>
-          <w:szCs w:val="22"/>
-          <w:lang w:val="en-US"/>
-        </w:rPr>
-        <w:t>isMultiple(</w:t>
-      </w:r>
-      <w:proofErr w:type="gramEnd"/>
-      <w:r>
-        <w:rPr>
-          <w:sz w:val="24"/>
-          <w:szCs w:val="22"/>
-          <w:lang w:val="en-US"/>
-        </w:rPr>
-        <w:t xml:space="preserve">) </w:t>
+      <w:r>
+        <w:rPr>
+          <w:sz w:val="24"/>
+          <w:szCs w:val="22"/>
+          <w:lang w:val="en-US"/>
+        </w:rPr>
+        <w:t xml:space="preserve">isMultiple() </w:t>
       </w:r>
       <w:r>
         <w:rPr>
@@ -7314,17 +7002,26 @@
           <w:szCs w:val="22"/>
           <w:lang w:val="en-US"/>
         </w:rPr>
-        <w:t>It is the process of adjusting speed of tool with speed of application.</w:t>
-      </w:r>
-    </w:p>
-    <w:p>
-      <w:pPr>
-        <w:rPr>
-          <w:sz w:val="24"/>
-          <w:szCs w:val="22"/>
-          <w:lang w:val="en-US"/>
-        </w:rPr>
-      </w:pPr>
+        <w:t xml:space="preserve">It is the process of adjusting </w:t>
+      </w:r>
+      <w:r>
+        <w:rPr>
+          <w:b/>
+          <w:bCs/>
+          <w:sz w:val="24"/>
+          <w:szCs w:val="22"/>
+          <w:lang w:val="en-US"/>
+        </w:rPr>
+        <w:t>speed of tool with speed of application</w:t>
+      </w:r>
+      <w:r>
+        <w:rPr>
+          <w:sz w:val="24"/>
+          <w:szCs w:val="22"/>
+          <w:lang w:val="en-US"/>
+        </w:rPr>
+        <w:t>.</w:t>
+      </w:r>
     </w:p>
     <w:p>
       <w:pPr>
@@ -7339,33 +7036,13 @@
           <w:lang w:val="en-US"/>
         </w:rPr>
       </w:pPr>
-      <w:proofErr w:type="spellStart"/>
-      <w:proofErr w:type="gramStart"/>
-      <w:r>
-        <w:rPr>
-          <w:sz w:val="24"/>
-          <w:szCs w:val="22"/>
-          <w:lang w:val="en-US"/>
-        </w:rPr>
-        <w:t>Thread.sleep</w:t>
-      </w:r>
-      <w:proofErr w:type="spellEnd"/>
-      <w:r>
-        <w:rPr>
-          <w:sz w:val="24"/>
-          <w:szCs w:val="22"/>
-          <w:lang w:val="en-US"/>
-        </w:rPr>
-        <w:t>(</w:t>
-      </w:r>
-      <w:proofErr w:type="gramEnd"/>
-      <w:r>
-        <w:rPr>
-          <w:sz w:val="24"/>
-          <w:szCs w:val="22"/>
-          <w:lang w:val="en-US"/>
-        </w:rPr>
-        <w:t>)</w:t>
+      <w:r>
+        <w:rPr>
+          <w:sz w:val="24"/>
+          <w:szCs w:val="22"/>
+          <w:lang w:val="en-US"/>
+        </w:rPr>
+        <w:t>Thread.sleep()</w:t>
       </w:r>
       <w:r>
         <w:rPr>
@@ -7435,30 +7112,74 @@
         </w:rPr>
         <w:t>It takes mandatory delay</w:t>
       </w:r>
+    </w:p>
+    <w:p>
+      <w:pPr>
+        <w:pStyle w:val="ListParagraph"/>
+        <w:numPr>
+          <w:ilvl w:val="0"/>
+          <w:numId w:val="24"/>
+        </w:numPr>
+        <w:rPr>
+          <w:sz w:val="24"/>
+          <w:szCs w:val="22"/>
+          <w:lang w:val="en-US"/>
+        </w:rPr>
+      </w:pPr>
+      <w:r>
+        <w:rPr>
+          <w:sz w:val="24"/>
+          <w:szCs w:val="22"/>
+          <w:lang w:val="en-US"/>
+        </w:rPr>
+        <w:t>ImplicitWait</w:t>
+      </w:r>
+    </w:p>
+    <w:p>
+      <w:pPr>
+        <w:pStyle w:val="ListParagraph"/>
+        <w:numPr>
+          <w:ilvl w:val="1"/>
+          <w:numId w:val="24"/>
+        </w:numPr>
+        <w:rPr>
+          <w:sz w:val="24"/>
+          <w:szCs w:val="22"/>
+          <w:lang w:val="en-US"/>
+        </w:rPr>
+      </w:pPr>
+      <w:r>
+        <w:rPr>
+          <w:sz w:val="24"/>
+          <w:szCs w:val="22"/>
+          <w:lang w:val="en-US"/>
+        </w:rPr>
+        <w:t>It is applicable throughout the script</w:t>
+      </w:r>
+    </w:p>
+    <w:p>
+      <w:pPr>
+        <w:pStyle w:val="ListParagraph"/>
+        <w:numPr>
+          <w:ilvl w:val="1"/>
+          <w:numId w:val="24"/>
+        </w:numPr>
+        <w:rPr>
+          <w:sz w:val="24"/>
+          <w:szCs w:val="22"/>
+          <w:lang w:val="en-US"/>
+        </w:rPr>
+      </w:pPr>
+      <w:r>
+        <w:rPr>
+          <w:sz w:val="24"/>
+          <w:szCs w:val="22"/>
+          <w:lang w:val="en-US"/>
+        </w:rPr>
+        <w:t>It doesn’t take mandatory delay.</w:t>
+      </w:r>
       <w:bookmarkStart w:id="0" w:name="_GoBack"/>
       <w:bookmarkEnd w:id="0"/>
-    </w:p>
-    <w:p>
-      <w:pPr>
-        <w:pStyle w:val="ListParagraph"/>
-        <w:numPr>
-          <w:ilvl w:val="0"/>
-          <w:numId w:val="24"/>
-        </w:numPr>
-        <w:rPr>
-          <w:sz w:val="24"/>
-          <w:szCs w:val="22"/>
-          <w:lang w:val="en-US"/>
-        </w:rPr>
-      </w:pPr>
-      <w:r>
-        <w:rPr>
-          <w:sz w:val="24"/>
-          <w:szCs w:val="22"/>
-          <w:lang w:val="en-US"/>
-        </w:rPr>
-        <w:t>ImplicitWait</w:t>
-      </w:r>
     </w:p>
     <w:p>
       <w:pPr>
@@ -10756,7 +10477,7 @@
 </file>
 
 <file path=customXml/itemProps1.xml><?xml version="1.0" encoding="utf-8"?>
-<ds:datastoreItem xmlns:ds="http://schemas.openxmlformats.org/officeDocument/2006/customXml" ds:itemID="{D946F329-0D23-41FA-AB35-27E99AE6AC79}">
+<ds:datastoreItem xmlns:ds="http://schemas.openxmlformats.org/officeDocument/2006/customXml" ds:itemID="{426CF71C-7676-4CB0-94E2-242164103541}">
   <ds:schemaRefs>
     <ds:schemaRef ds:uri="http://schemas.openxmlformats.org/officeDocument/2006/bibliography"/>
   </ds:schemaRefs>

--- a/Notes_Selenium_14.docx
+++ b/Notes_Selenium_14.docx
@@ -621,13 +621,23 @@
           <w:lang w:val="en-US"/>
         </w:rPr>
       </w:pPr>
-      <w:r>
-        <w:rPr>
-          <w:sz w:val="24"/>
-          <w:szCs w:val="22"/>
-          <w:lang w:val="en-US"/>
-        </w:rPr>
-        <w:t>Thread.sleep()</w:t>
+      <w:proofErr w:type="spellStart"/>
+      <w:r>
+        <w:rPr>
+          <w:sz w:val="24"/>
+          <w:szCs w:val="22"/>
+          <w:lang w:val="en-US"/>
+        </w:rPr>
+        <w:t>Thread.sleep</w:t>
+      </w:r>
+      <w:proofErr w:type="spellEnd"/>
+      <w:r>
+        <w:rPr>
+          <w:sz w:val="24"/>
+          <w:szCs w:val="22"/>
+          <w:lang w:val="en-US"/>
+        </w:rPr>
+        <w:t>()</w:t>
       </w:r>
     </w:p>
     <w:p>
@@ -2156,7 +2166,25 @@
           <w:szCs w:val="22"/>
           <w:lang w:val="en-US"/>
         </w:rPr>
-        <w:t xml:space="preserve"> Correctness, Completeness, Security &amp; Quality of developed software application.</w:t>
+        <w:t xml:space="preserve"> Correctness, Completeness, </w:t>
+      </w:r>
+      <w:proofErr w:type="gramStart"/>
+      <w:r>
+        <w:rPr>
+          <w:sz w:val="24"/>
+          <w:szCs w:val="22"/>
+          <w:lang w:val="en-US"/>
+        </w:rPr>
+        <w:t>Security</w:t>
+      </w:r>
+      <w:proofErr w:type="gramEnd"/>
+      <w:r>
+        <w:rPr>
+          <w:sz w:val="24"/>
+          <w:szCs w:val="22"/>
+          <w:lang w:val="en-US"/>
+        </w:rPr>
+        <w:t xml:space="preserve"> &amp; Quality of developed software application.</w:t>
       </w:r>
     </w:p>
     <w:p>
@@ -3483,8 +3511,18 @@
           <w:szCs w:val="22"/>
           <w:lang w:val="en-US"/>
         </w:rPr>
-        <w:t>Idea Intellij</w:t>
-      </w:r>
+        <w:t xml:space="preserve">Idea </w:t>
+      </w:r>
+      <w:proofErr w:type="spellStart"/>
+      <w:r>
+        <w:rPr>
+          <w:sz w:val="24"/>
+          <w:szCs w:val="22"/>
+          <w:lang w:val="en-US"/>
+        </w:rPr>
+        <w:t>Intellij</w:t>
+      </w:r>
+      <w:proofErr w:type="spellEnd"/>
     </w:p>
     <w:p>
       <w:pPr>
@@ -3582,6 +3620,7 @@
           <w:lang w:val="en-US"/>
         </w:rPr>
       </w:pPr>
+      <w:proofErr w:type="spellStart"/>
       <w:r>
         <w:rPr>
           <w:sz w:val="24"/>
@@ -3590,6 +3629,7 @@
         </w:rPr>
         <w:t>YourName_SeleniumDemos</w:t>
       </w:r>
+      <w:proofErr w:type="spellEnd"/>
     </w:p>
     <w:p>
       <w:pPr>
@@ -3632,8 +3672,18 @@
           <w:szCs w:val="22"/>
           <w:lang w:val="en-US"/>
         </w:rPr>
-        <w:t>Open selenium.dev</w:t>
-      </w:r>
+        <w:t xml:space="preserve">Open </w:t>
+      </w:r>
+      <w:proofErr w:type="spellStart"/>
+      <w:r>
+        <w:rPr>
+          <w:sz w:val="24"/>
+          <w:szCs w:val="22"/>
+          <w:lang w:val="en-US"/>
+        </w:rPr>
+        <w:t>selenium.dev</w:t>
+      </w:r>
+      <w:proofErr w:type="spellEnd"/>
     </w:p>
     <w:p>
       <w:pPr>
@@ -3903,7 +3953,25 @@
           <w:szCs w:val="22"/>
           <w:lang w:val="en-US"/>
         </w:rPr>
-        <w:t>Give the name for project (MyAutomationProject)</w:t>
+        <w:t>Give the name for project (</w:t>
+      </w:r>
+      <w:proofErr w:type="spellStart"/>
+      <w:r>
+        <w:rPr>
+          <w:sz w:val="24"/>
+          <w:szCs w:val="22"/>
+          <w:lang w:val="en-US"/>
+        </w:rPr>
+        <w:t>MyAutomationProject</w:t>
+      </w:r>
+      <w:proofErr w:type="spellEnd"/>
+      <w:r>
+        <w:rPr>
+          <w:sz w:val="24"/>
+          <w:szCs w:val="22"/>
+          <w:lang w:val="en-US"/>
+        </w:rPr>
+        <w:t>)</w:t>
       </w:r>
     </w:p>
     <w:p>
@@ -4042,7 +4110,25 @@
           <w:szCs w:val="22"/>
           <w:lang w:val="en-US"/>
         </w:rPr>
-        <w:t>Give the name (com.WebDriverDemos)</w:t>
+        <w:t>Give the name (</w:t>
+      </w:r>
+      <w:proofErr w:type="spellStart"/>
+      <w:r>
+        <w:rPr>
+          <w:sz w:val="24"/>
+          <w:szCs w:val="22"/>
+          <w:lang w:val="en-US"/>
+        </w:rPr>
+        <w:t>com.WebDriverDemos</w:t>
+      </w:r>
+      <w:proofErr w:type="spellEnd"/>
+      <w:r>
+        <w:rPr>
+          <w:sz w:val="24"/>
+          <w:szCs w:val="22"/>
+          <w:lang w:val="en-US"/>
+        </w:rPr>
+        <w:t>)</w:t>
       </w:r>
     </w:p>
     <w:p>
@@ -4379,13 +4465,23 @@
           <w:lang w:val="en-US"/>
         </w:rPr>
       </w:pPr>
-      <w:r>
-        <w:rPr>
-          <w:sz w:val="24"/>
-          <w:szCs w:val="22"/>
-          <w:lang w:val="en-US"/>
-        </w:rPr>
-        <w:t xml:space="preserve">get() </w:t>
+      <w:proofErr w:type="gramStart"/>
+      <w:r>
+        <w:rPr>
+          <w:sz w:val="24"/>
+          <w:szCs w:val="22"/>
+          <w:lang w:val="en-US"/>
+        </w:rPr>
+        <w:t>get(</w:t>
+      </w:r>
+      <w:proofErr w:type="gramEnd"/>
+      <w:r>
+        <w:rPr>
+          <w:sz w:val="24"/>
+          <w:szCs w:val="22"/>
+          <w:lang w:val="en-US"/>
+        </w:rPr>
+        <w:t xml:space="preserve">) </w:t>
       </w:r>
       <w:r>
         <w:rPr>
@@ -4417,13 +4513,23 @@
           <w:lang w:val="en-US"/>
         </w:rPr>
       </w:pPr>
-      <w:r>
-        <w:rPr>
-          <w:sz w:val="24"/>
-          <w:szCs w:val="22"/>
-          <w:lang w:val="en-US"/>
-        </w:rPr>
-        <w:t xml:space="preserve">driver.manage().window().maximize() </w:t>
+      <w:proofErr w:type="spellStart"/>
+      <w:r>
+        <w:rPr>
+          <w:sz w:val="24"/>
+          <w:szCs w:val="22"/>
+          <w:lang w:val="en-US"/>
+        </w:rPr>
+        <w:t>driver.manage</w:t>
+      </w:r>
+      <w:proofErr w:type="spellEnd"/>
+      <w:r>
+        <w:rPr>
+          <w:sz w:val="24"/>
+          <w:szCs w:val="22"/>
+          <w:lang w:val="en-US"/>
+        </w:rPr>
+        <w:t xml:space="preserve">().window().maximize() </w:t>
       </w:r>
       <w:r>
         <w:rPr>
@@ -4455,13 +4561,23 @@
           <w:lang w:val="en-US"/>
         </w:rPr>
       </w:pPr>
-      <w:r>
-        <w:rPr>
-          <w:sz w:val="24"/>
-          <w:szCs w:val="22"/>
-          <w:lang w:val="en-US"/>
-        </w:rPr>
-        <w:t xml:space="preserve">close() </w:t>
+      <w:proofErr w:type="gramStart"/>
+      <w:r>
+        <w:rPr>
+          <w:sz w:val="24"/>
+          <w:szCs w:val="22"/>
+          <w:lang w:val="en-US"/>
+        </w:rPr>
+        <w:t>close(</w:t>
+      </w:r>
+      <w:proofErr w:type="gramEnd"/>
+      <w:r>
+        <w:rPr>
+          <w:sz w:val="24"/>
+          <w:szCs w:val="22"/>
+          <w:lang w:val="en-US"/>
+        </w:rPr>
+        <w:t xml:space="preserve">) </w:t>
       </w:r>
       <w:r>
         <w:rPr>
@@ -4493,13 +4609,23 @@
           <w:lang w:val="en-US"/>
         </w:rPr>
       </w:pPr>
-      <w:r>
-        <w:rPr>
-          <w:sz w:val="24"/>
-          <w:szCs w:val="22"/>
-          <w:lang w:val="en-US"/>
-        </w:rPr>
-        <w:t xml:space="preserve">getTitle() </w:t>
+      <w:proofErr w:type="gramStart"/>
+      <w:r>
+        <w:rPr>
+          <w:sz w:val="24"/>
+          <w:szCs w:val="22"/>
+          <w:lang w:val="en-US"/>
+        </w:rPr>
+        <w:t>getTitle(</w:t>
+      </w:r>
+      <w:proofErr w:type="gramEnd"/>
+      <w:r>
+        <w:rPr>
+          <w:sz w:val="24"/>
+          <w:szCs w:val="22"/>
+          <w:lang w:val="en-US"/>
+        </w:rPr>
+        <w:t xml:space="preserve">) </w:t>
       </w:r>
       <w:r>
         <w:rPr>
@@ -4539,13 +4665,23 @@
           <w:lang w:val="en-US"/>
         </w:rPr>
       </w:pPr>
-      <w:r>
-        <w:rPr>
-          <w:sz w:val="24"/>
-          <w:szCs w:val="22"/>
-          <w:lang w:val="en-US"/>
-        </w:rPr>
-        <w:t xml:space="preserve">getCurrentUrl() </w:t>
+      <w:proofErr w:type="gramStart"/>
+      <w:r>
+        <w:rPr>
+          <w:sz w:val="24"/>
+          <w:szCs w:val="22"/>
+          <w:lang w:val="en-US"/>
+        </w:rPr>
+        <w:t>getCurrentUrl(</w:t>
+      </w:r>
+      <w:proofErr w:type="gramEnd"/>
+      <w:r>
+        <w:rPr>
+          <w:sz w:val="24"/>
+          <w:szCs w:val="22"/>
+          <w:lang w:val="en-US"/>
+        </w:rPr>
+        <w:t xml:space="preserve">) </w:t>
       </w:r>
       <w:r>
         <w:rPr>
@@ -4577,13 +4713,23 @@
           <w:lang w:val="en-US"/>
         </w:rPr>
       </w:pPr>
-      <w:r>
-        <w:rPr>
-          <w:sz w:val="24"/>
-          <w:szCs w:val="22"/>
-          <w:lang w:val="en-US"/>
-        </w:rPr>
-        <w:t xml:space="preserve">getPageSource() </w:t>
+      <w:proofErr w:type="gramStart"/>
+      <w:r>
+        <w:rPr>
+          <w:sz w:val="24"/>
+          <w:szCs w:val="22"/>
+          <w:lang w:val="en-US"/>
+        </w:rPr>
+        <w:t>getPageSource(</w:t>
+      </w:r>
+      <w:proofErr w:type="gramEnd"/>
+      <w:r>
+        <w:rPr>
+          <w:sz w:val="24"/>
+          <w:szCs w:val="22"/>
+          <w:lang w:val="en-US"/>
+        </w:rPr>
+        <w:t xml:space="preserve">) </w:t>
       </w:r>
       <w:r>
         <w:rPr>
@@ -4615,13 +4761,23 @@
           <w:lang w:val="en-US"/>
         </w:rPr>
       </w:pPr>
-      <w:r>
-        <w:rPr>
-          <w:sz w:val="24"/>
-          <w:szCs w:val="22"/>
-          <w:lang w:val="en-US"/>
-        </w:rPr>
-        <w:t xml:space="preserve">findElement() </w:t>
+      <w:proofErr w:type="gramStart"/>
+      <w:r>
+        <w:rPr>
+          <w:sz w:val="24"/>
+          <w:szCs w:val="22"/>
+          <w:lang w:val="en-US"/>
+        </w:rPr>
+        <w:t>findElement(</w:t>
+      </w:r>
+      <w:proofErr w:type="gramEnd"/>
+      <w:r>
+        <w:rPr>
+          <w:sz w:val="24"/>
+          <w:szCs w:val="22"/>
+          <w:lang w:val="en-US"/>
+        </w:rPr>
+        <w:t xml:space="preserve">) </w:t>
       </w:r>
       <w:r>
         <w:rPr>
@@ -4705,13 +4861,23 @@
           <w:lang w:val="en-US"/>
         </w:rPr>
       </w:pPr>
-      <w:r>
-        <w:rPr>
-          <w:sz w:val="24"/>
-          <w:szCs w:val="22"/>
-          <w:lang w:val="en-US"/>
-        </w:rPr>
-        <w:t xml:space="preserve">findElements() </w:t>
+      <w:proofErr w:type="gramStart"/>
+      <w:r>
+        <w:rPr>
+          <w:sz w:val="24"/>
+          <w:szCs w:val="22"/>
+          <w:lang w:val="en-US"/>
+        </w:rPr>
+        <w:t>findElements(</w:t>
+      </w:r>
+      <w:proofErr w:type="gramEnd"/>
+      <w:r>
+        <w:rPr>
+          <w:sz w:val="24"/>
+          <w:szCs w:val="22"/>
+          <w:lang w:val="en-US"/>
+        </w:rPr>
+        <w:t xml:space="preserve">) </w:t>
       </w:r>
       <w:r>
         <w:rPr>
@@ -4910,7 +5076,7 @@
       <w:pPr>
         <w:pStyle w:val="ListParagraph"/>
         <w:numPr>
-          <w:ilvl w:val="0"/>
+          <w:ilvl w:val="1"/>
           <w:numId w:val="15"/>
         </w:numPr>
         <w:rPr>
@@ -4925,6 +5091,28 @@
           <w:szCs w:val="22"/>
           <w:lang w:val="en-US"/>
         </w:rPr>
+        <w:t>Synchronization Issue</w:t>
+      </w:r>
+    </w:p>
+    <w:p>
+      <w:pPr>
+        <w:pStyle w:val="ListParagraph"/>
+        <w:numPr>
+          <w:ilvl w:val="0"/>
+          <w:numId w:val="15"/>
+        </w:numPr>
+        <w:rPr>
+          <w:sz w:val="24"/>
+          <w:szCs w:val="22"/>
+          <w:lang w:val="en-US"/>
+        </w:rPr>
+      </w:pPr>
+      <w:r>
+        <w:rPr>
+          <w:sz w:val="24"/>
+          <w:szCs w:val="22"/>
+          <w:lang w:val="en-US"/>
+        </w:rPr>
         <w:t xml:space="preserve">InvalidSelectorException </w:t>
       </w:r>
       <w:r>
@@ -4942,6 +5130,62 @@
           <w:lang w:val="en-US"/>
         </w:rPr>
         <w:t xml:space="preserve"> The value of locator is not in the correct format.</w:t>
+      </w:r>
+    </w:p>
+    <w:p>
+      <w:pPr>
+        <w:pStyle w:val="ListParagraph"/>
+        <w:numPr>
+          <w:ilvl w:val="0"/>
+          <w:numId w:val="15"/>
+        </w:numPr>
+        <w:rPr>
+          <w:sz w:val="24"/>
+          <w:szCs w:val="22"/>
+          <w:lang w:val="en-US"/>
+        </w:rPr>
+      </w:pPr>
+      <w:r>
+        <w:rPr>
+          <w:sz w:val="24"/>
+          <w:szCs w:val="22"/>
+          <w:lang w:val="en-US"/>
+        </w:rPr>
+        <w:t xml:space="preserve">TimeoutException </w:t>
+      </w:r>
+      <w:r>
+        <w:rPr>
+          <w:sz w:val="24"/>
+          <w:szCs w:val="22"/>
+          <w:lang w:val="en-US"/>
+        </w:rPr>
+        <w:sym w:font="Wingdings" w:char="F0E0"/>
+      </w:r>
+      <w:r>
+        <w:rPr>
+          <w:sz w:val="24"/>
+          <w:szCs w:val="22"/>
+          <w:lang w:val="en-US"/>
+        </w:rPr>
+        <w:t xml:space="preserve"> </w:t>
+      </w:r>
+      <w:proofErr w:type="spellStart"/>
+      <w:r>
+        <w:rPr>
+          <w:sz w:val="24"/>
+          <w:szCs w:val="22"/>
+          <w:lang w:val="en-US"/>
+        </w:rPr>
+        <w:t>driver.get</w:t>
+      </w:r>
+      <w:proofErr w:type="spellEnd"/>
+      <w:r>
+        <w:rPr>
+          <w:sz w:val="24"/>
+          <w:szCs w:val="22"/>
+          <w:lang w:val="en-US"/>
+        </w:rPr>
+        <w:t>() implicitly waits for 30 seconds, but if any one of the page is not getting loaded within these 30 seconds then you will get TimeoutException.</w:t>
       </w:r>
     </w:p>
     <w:p>
@@ -5046,6 +5290,7 @@
           <w:szCs w:val="22"/>
           <w:lang w:val="en-US"/>
         </w:rPr>
+        <w:lastRenderedPageBreak/>
         <w:t>Locator:</w:t>
       </w:r>
     </w:p>
@@ -5107,7 +5352,6 @@
           <w:szCs w:val="22"/>
           <w:lang w:val="en-US"/>
         </w:rPr>
-        <w:lastRenderedPageBreak/>
         <w:t>Id</w:t>
       </w:r>
     </w:p>
@@ -5368,13 +5612,23 @@
           <w:lang w:val="en-US"/>
         </w:rPr>
       </w:pPr>
-      <w:r>
-        <w:rPr>
-          <w:sz w:val="24"/>
-          <w:szCs w:val="22"/>
-          <w:lang w:val="en-US"/>
-        </w:rPr>
-        <w:t xml:space="preserve">sendKeys() </w:t>
+      <w:proofErr w:type="gramStart"/>
+      <w:r>
+        <w:rPr>
+          <w:sz w:val="24"/>
+          <w:szCs w:val="22"/>
+          <w:lang w:val="en-US"/>
+        </w:rPr>
+        <w:t>sendKeys(</w:t>
+      </w:r>
+      <w:proofErr w:type="gramEnd"/>
+      <w:r>
+        <w:rPr>
+          <w:sz w:val="24"/>
+          <w:szCs w:val="22"/>
+          <w:lang w:val="en-US"/>
+        </w:rPr>
+        <w:t xml:space="preserve">) </w:t>
       </w:r>
       <w:r>
         <w:rPr>
@@ -5414,13 +5668,23 @@
           <w:lang w:val="en-US"/>
         </w:rPr>
       </w:pPr>
-      <w:r>
-        <w:rPr>
-          <w:sz w:val="24"/>
-          <w:szCs w:val="22"/>
-          <w:lang w:val="en-US"/>
-        </w:rPr>
-        <w:t xml:space="preserve">click() </w:t>
+      <w:proofErr w:type="gramStart"/>
+      <w:r>
+        <w:rPr>
+          <w:sz w:val="24"/>
+          <w:szCs w:val="22"/>
+          <w:lang w:val="en-US"/>
+        </w:rPr>
+        <w:t>click(</w:t>
+      </w:r>
+      <w:proofErr w:type="gramEnd"/>
+      <w:r>
+        <w:rPr>
+          <w:sz w:val="24"/>
+          <w:szCs w:val="22"/>
+          <w:lang w:val="en-US"/>
+        </w:rPr>
+        <w:t xml:space="preserve">) </w:t>
       </w:r>
       <w:r>
         <w:rPr>
@@ -5452,13 +5716,23 @@
           <w:lang w:val="en-US"/>
         </w:rPr>
       </w:pPr>
-      <w:r>
-        <w:rPr>
-          <w:sz w:val="24"/>
-          <w:szCs w:val="22"/>
-          <w:lang w:val="en-US"/>
-        </w:rPr>
-        <w:t xml:space="preserve">getText() </w:t>
+      <w:proofErr w:type="gramStart"/>
+      <w:r>
+        <w:rPr>
+          <w:sz w:val="24"/>
+          <w:szCs w:val="22"/>
+          <w:lang w:val="en-US"/>
+        </w:rPr>
+        <w:t>getText(</w:t>
+      </w:r>
+      <w:proofErr w:type="gramEnd"/>
+      <w:r>
+        <w:rPr>
+          <w:sz w:val="24"/>
+          <w:szCs w:val="22"/>
+          <w:lang w:val="en-US"/>
+        </w:rPr>
+        <w:t xml:space="preserve">) </w:t>
       </w:r>
       <w:r>
         <w:rPr>
@@ -5490,13 +5764,23 @@
           <w:lang w:val="en-US"/>
         </w:rPr>
       </w:pPr>
-      <w:r>
-        <w:rPr>
-          <w:sz w:val="24"/>
-          <w:szCs w:val="22"/>
-          <w:lang w:val="en-US"/>
-        </w:rPr>
-        <w:t xml:space="preserve">isSelected() </w:t>
+      <w:proofErr w:type="gramStart"/>
+      <w:r>
+        <w:rPr>
+          <w:sz w:val="24"/>
+          <w:szCs w:val="22"/>
+          <w:lang w:val="en-US"/>
+        </w:rPr>
+        <w:t>isSelected(</w:t>
+      </w:r>
+      <w:proofErr w:type="gramEnd"/>
+      <w:r>
+        <w:rPr>
+          <w:sz w:val="24"/>
+          <w:szCs w:val="22"/>
+          <w:lang w:val="en-US"/>
+        </w:rPr>
+        <w:t xml:space="preserve">) </w:t>
       </w:r>
       <w:r>
         <w:rPr>
@@ -5574,13 +5858,23 @@
           <w:lang w:val="en-US"/>
         </w:rPr>
       </w:pPr>
-      <w:r>
-        <w:rPr>
-          <w:sz w:val="24"/>
-          <w:szCs w:val="22"/>
-          <w:lang w:val="en-US"/>
-        </w:rPr>
-        <w:t xml:space="preserve">isDisplayed() </w:t>
+      <w:proofErr w:type="gramStart"/>
+      <w:r>
+        <w:rPr>
+          <w:sz w:val="24"/>
+          <w:szCs w:val="22"/>
+          <w:lang w:val="en-US"/>
+        </w:rPr>
+        <w:t>isDisplayed(</w:t>
+      </w:r>
+      <w:proofErr w:type="gramEnd"/>
+      <w:r>
+        <w:rPr>
+          <w:sz w:val="24"/>
+          <w:szCs w:val="22"/>
+          <w:lang w:val="en-US"/>
+        </w:rPr>
+        <w:t xml:space="preserve">) </w:t>
       </w:r>
       <w:r>
         <w:rPr>
@@ -5755,7 +6049,25 @@
           <w:szCs w:val="22"/>
           <w:lang w:val="en-US"/>
         </w:rPr>
-        <w:t>data-testid="royal-email"]</w:t>
+        <w:t>data-</w:t>
+      </w:r>
+      <w:proofErr w:type="spellStart"/>
+      <w:r>
+        <w:rPr>
+          <w:sz w:val="24"/>
+          <w:szCs w:val="22"/>
+          <w:lang w:val="en-US"/>
+        </w:rPr>
+        <w:t>testid</w:t>
+      </w:r>
+      <w:proofErr w:type="spellEnd"/>
+      <w:r>
+        <w:rPr>
+          <w:sz w:val="24"/>
+          <w:szCs w:val="22"/>
+          <w:lang w:val="en-US"/>
+        </w:rPr>
+        <w:t>="royal-email"]</w:t>
       </w:r>
     </w:p>
     <w:p>
@@ -5886,6 +6198,7 @@
           <w:szCs w:val="22"/>
           <w:lang w:val="en-US"/>
         </w:rPr>
+        <w:lastRenderedPageBreak/>
         <w:t xml:space="preserve">$ </w:t>
       </w:r>
       <w:r>
@@ -5933,7 +6246,6 @@
           <w:szCs w:val="22"/>
           <w:lang w:val="en-US"/>
         </w:rPr>
-        <w:lastRenderedPageBreak/>
         <w:t xml:space="preserve">* </w:t>
       </w:r>
       <w:r>
@@ -6578,13 +6890,24 @@
           <w:lang w:val="en-US"/>
         </w:rPr>
       </w:pPr>
-      <w:r>
-        <w:rPr>
-          <w:sz w:val="24"/>
-          <w:szCs w:val="22"/>
-          <w:lang w:val="en-US"/>
-        </w:rPr>
-        <w:t xml:space="preserve">getOptions() </w:t>
+      <w:proofErr w:type="gramStart"/>
+      <w:r>
+        <w:rPr>
+          <w:sz w:val="24"/>
+          <w:szCs w:val="22"/>
+          <w:lang w:val="en-US"/>
+        </w:rPr>
+        <w:lastRenderedPageBreak/>
+        <w:t>getOptions(</w:t>
+      </w:r>
+      <w:proofErr w:type="gramEnd"/>
+      <w:r>
+        <w:rPr>
+          <w:sz w:val="24"/>
+          <w:szCs w:val="22"/>
+          <w:lang w:val="en-US"/>
+        </w:rPr>
+        <w:t xml:space="preserve">) </w:t>
       </w:r>
       <w:r>
         <w:rPr>
@@ -6616,14 +6939,23 @@
           <w:lang w:val="en-US"/>
         </w:rPr>
       </w:pPr>
-      <w:r>
-        <w:rPr>
-          <w:sz w:val="24"/>
-          <w:szCs w:val="22"/>
-          <w:lang w:val="en-US"/>
-        </w:rPr>
-        <w:lastRenderedPageBreak/>
-        <w:t xml:space="preserve">selectByVisibleText() </w:t>
+      <w:proofErr w:type="gramStart"/>
+      <w:r>
+        <w:rPr>
+          <w:sz w:val="24"/>
+          <w:szCs w:val="22"/>
+          <w:lang w:val="en-US"/>
+        </w:rPr>
+        <w:t>selectByVisibleText(</w:t>
+      </w:r>
+      <w:proofErr w:type="gramEnd"/>
+      <w:r>
+        <w:rPr>
+          <w:sz w:val="24"/>
+          <w:szCs w:val="22"/>
+          <w:lang w:val="en-US"/>
+        </w:rPr>
+        <w:t xml:space="preserve">) </w:t>
       </w:r>
       <w:r>
         <w:rPr>
@@ -6693,13 +7025,23 @@
           <w:lang w:val="en-US"/>
         </w:rPr>
       </w:pPr>
-      <w:r>
-        <w:rPr>
-          <w:sz w:val="24"/>
-          <w:szCs w:val="22"/>
-          <w:lang w:val="en-US"/>
-        </w:rPr>
-        <w:t xml:space="preserve">selectByValue() </w:t>
+      <w:proofErr w:type="gramStart"/>
+      <w:r>
+        <w:rPr>
+          <w:sz w:val="24"/>
+          <w:szCs w:val="22"/>
+          <w:lang w:val="en-US"/>
+        </w:rPr>
+        <w:t>selectByValue(</w:t>
+      </w:r>
+      <w:proofErr w:type="gramEnd"/>
+      <w:r>
+        <w:rPr>
+          <w:sz w:val="24"/>
+          <w:szCs w:val="22"/>
+          <w:lang w:val="en-US"/>
+        </w:rPr>
+        <w:t xml:space="preserve">) </w:t>
       </w:r>
       <w:r>
         <w:rPr>
@@ -6739,13 +7081,23 @@
           <w:lang w:val="en-US"/>
         </w:rPr>
       </w:pPr>
-      <w:r>
-        <w:rPr>
-          <w:sz w:val="24"/>
-          <w:szCs w:val="22"/>
-          <w:lang w:val="en-US"/>
-        </w:rPr>
-        <w:t xml:space="preserve">selectByIndex() </w:t>
+      <w:proofErr w:type="gramStart"/>
+      <w:r>
+        <w:rPr>
+          <w:sz w:val="24"/>
+          <w:szCs w:val="22"/>
+          <w:lang w:val="en-US"/>
+        </w:rPr>
+        <w:t>selectByIndex(</w:t>
+      </w:r>
+      <w:proofErr w:type="gramEnd"/>
+      <w:r>
+        <w:rPr>
+          <w:sz w:val="24"/>
+          <w:szCs w:val="22"/>
+          <w:lang w:val="en-US"/>
+        </w:rPr>
+        <w:t xml:space="preserve">) </w:t>
       </w:r>
       <w:r>
         <w:rPr>
@@ -6761,7 +7113,25 @@
           <w:szCs w:val="22"/>
           <w:lang w:val="en-US"/>
         </w:rPr>
-        <w:t xml:space="preserve"> Selects the option by using its zero based index no. index no is +ve integer number.</w:t>
+        <w:t xml:space="preserve"> Selects the option by using its zero based index no. index no is +</w:t>
+      </w:r>
+      <w:proofErr w:type="spellStart"/>
+      <w:r>
+        <w:rPr>
+          <w:sz w:val="24"/>
+          <w:szCs w:val="22"/>
+          <w:lang w:val="en-US"/>
+        </w:rPr>
+        <w:t>ve</w:t>
+      </w:r>
+      <w:proofErr w:type="spellEnd"/>
+      <w:r>
+        <w:rPr>
+          <w:sz w:val="24"/>
+          <w:szCs w:val="22"/>
+          <w:lang w:val="en-US"/>
+        </w:rPr>
+        <w:t xml:space="preserve"> integer number.</w:t>
       </w:r>
     </w:p>
     <w:p>
@@ -6777,13 +7147,23 @@
           <w:lang w:val="en-US"/>
         </w:rPr>
       </w:pPr>
-      <w:r>
-        <w:rPr>
-          <w:sz w:val="24"/>
-          <w:szCs w:val="22"/>
-          <w:lang w:val="en-US"/>
-        </w:rPr>
-        <w:t xml:space="preserve">getAllSelectedOptions() </w:t>
+      <w:proofErr w:type="gramStart"/>
+      <w:r>
+        <w:rPr>
+          <w:sz w:val="24"/>
+          <w:szCs w:val="22"/>
+          <w:lang w:val="en-US"/>
+        </w:rPr>
+        <w:t>getAllSelectedOptions(</w:t>
+      </w:r>
+      <w:proofErr w:type="gramEnd"/>
+      <w:r>
+        <w:rPr>
+          <w:sz w:val="24"/>
+          <w:szCs w:val="22"/>
+          <w:lang w:val="en-US"/>
+        </w:rPr>
+        <w:t xml:space="preserve">) </w:t>
       </w:r>
       <w:r>
         <w:rPr>
@@ -6815,13 +7195,23 @@
           <w:lang w:val="en-US"/>
         </w:rPr>
       </w:pPr>
-      <w:r>
-        <w:rPr>
-          <w:sz w:val="24"/>
-          <w:szCs w:val="22"/>
-          <w:lang w:val="en-US"/>
-        </w:rPr>
-        <w:t xml:space="preserve">isMultiple() </w:t>
+      <w:proofErr w:type="gramStart"/>
+      <w:r>
+        <w:rPr>
+          <w:sz w:val="24"/>
+          <w:szCs w:val="22"/>
+          <w:lang w:val="en-US"/>
+        </w:rPr>
+        <w:t>isMultiple(</w:t>
+      </w:r>
+      <w:proofErr w:type="gramEnd"/>
+      <w:r>
+        <w:rPr>
+          <w:sz w:val="24"/>
+          <w:szCs w:val="22"/>
+          <w:lang w:val="en-US"/>
+        </w:rPr>
+        <w:t xml:space="preserve">) </w:t>
       </w:r>
       <w:r>
         <w:rPr>
@@ -7036,13 +7426,33 @@
           <w:lang w:val="en-US"/>
         </w:rPr>
       </w:pPr>
-      <w:r>
-        <w:rPr>
-          <w:sz w:val="24"/>
-          <w:szCs w:val="22"/>
-          <w:lang w:val="en-US"/>
-        </w:rPr>
-        <w:t>Thread.sleep()</w:t>
+      <w:proofErr w:type="spellStart"/>
+      <w:proofErr w:type="gramStart"/>
+      <w:r>
+        <w:rPr>
+          <w:sz w:val="24"/>
+          <w:szCs w:val="22"/>
+          <w:lang w:val="en-US"/>
+        </w:rPr>
+        <w:t>Thread.sleep</w:t>
+      </w:r>
+      <w:proofErr w:type="spellEnd"/>
+      <w:r>
+        <w:rPr>
+          <w:sz w:val="24"/>
+          <w:szCs w:val="22"/>
+          <w:lang w:val="en-US"/>
+        </w:rPr>
+        <w:t>(</w:t>
+      </w:r>
+      <w:proofErr w:type="gramEnd"/>
+      <w:r>
+        <w:rPr>
+          <w:sz w:val="24"/>
+          <w:szCs w:val="22"/>
+          <w:lang w:val="en-US"/>
+        </w:rPr>
+        <w:t>)</w:t>
       </w:r>
       <w:r>
         <w:rPr>
@@ -7178,83 +7588,454 @@
         </w:rPr>
         <w:t>It doesn’t take mandatory delay.</w:t>
       </w:r>
+    </w:p>
+    <w:p>
+      <w:pPr>
+        <w:pStyle w:val="ListParagraph"/>
+        <w:numPr>
+          <w:ilvl w:val="0"/>
+          <w:numId w:val="24"/>
+        </w:numPr>
+        <w:rPr>
+          <w:sz w:val="24"/>
+          <w:szCs w:val="22"/>
+          <w:lang w:val="en-US"/>
+        </w:rPr>
+      </w:pPr>
+      <w:r>
+        <w:rPr>
+          <w:sz w:val="24"/>
+          <w:szCs w:val="22"/>
+          <w:lang w:val="en-US"/>
+        </w:rPr>
+        <w:t>ExplicitWait</w:t>
+      </w:r>
+      <w:r>
+        <w:rPr>
+          <w:sz w:val="24"/>
+          <w:szCs w:val="22"/>
+          <w:lang w:val="en-US"/>
+        </w:rPr>
+        <w:t xml:space="preserve"> (WebDriverWait Class)</w:t>
+      </w:r>
+    </w:p>
+    <w:p>
+      <w:pPr>
+        <w:pStyle w:val="ListParagraph"/>
+        <w:numPr>
+          <w:ilvl w:val="1"/>
+          <w:numId w:val="24"/>
+        </w:numPr>
+        <w:rPr>
+          <w:sz w:val="24"/>
+          <w:szCs w:val="22"/>
+          <w:lang w:val="en-US"/>
+        </w:rPr>
+      </w:pPr>
+      <w:r>
+        <w:rPr>
+          <w:sz w:val="24"/>
+          <w:szCs w:val="22"/>
+          <w:lang w:val="en-US"/>
+        </w:rPr>
+        <w:t>It is applicable to single statement only</w:t>
+      </w:r>
+    </w:p>
+    <w:p>
+      <w:pPr>
+        <w:pStyle w:val="ListParagraph"/>
+        <w:numPr>
+          <w:ilvl w:val="1"/>
+          <w:numId w:val="24"/>
+        </w:numPr>
+        <w:rPr>
+          <w:sz w:val="24"/>
+          <w:szCs w:val="22"/>
+          <w:lang w:val="en-US"/>
+        </w:rPr>
+      </w:pPr>
+      <w:r>
+        <w:rPr>
+          <w:sz w:val="24"/>
+          <w:szCs w:val="22"/>
+          <w:lang w:val="en-US"/>
+        </w:rPr>
+        <w:t>It doesn’t take mandatory delay.</w:t>
+      </w:r>
+    </w:p>
+    <w:p>
+      <w:pPr>
+        <w:pStyle w:val="ListParagraph"/>
+        <w:numPr>
+          <w:ilvl w:val="1"/>
+          <w:numId w:val="24"/>
+        </w:numPr>
+        <w:rPr>
+          <w:sz w:val="24"/>
+          <w:szCs w:val="22"/>
+          <w:lang w:val="en-US"/>
+        </w:rPr>
+      </w:pPr>
+      <w:r>
+        <w:rPr>
+          <w:sz w:val="24"/>
+          <w:szCs w:val="22"/>
+          <w:lang w:val="en-US"/>
+        </w:rPr>
+        <w:t>Allows to handle the conditions like element to be clickable, visibility of element, alert to be present etc.</w:t>
+      </w:r>
+    </w:p>
+    <w:p>
+      <w:pPr>
+        <w:pStyle w:val="ListParagraph"/>
+        <w:numPr>
+          <w:ilvl w:val="0"/>
+          <w:numId w:val="24"/>
+        </w:numPr>
+        <w:rPr>
+          <w:sz w:val="24"/>
+          <w:szCs w:val="22"/>
+          <w:lang w:val="en-US"/>
+        </w:rPr>
+      </w:pPr>
+      <w:r>
+        <w:rPr>
+          <w:sz w:val="24"/>
+          <w:szCs w:val="22"/>
+          <w:lang w:val="en-US"/>
+        </w:rPr>
+        <w:t>FluentWait</w:t>
+      </w:r>
+    </w:p>
+    <w:p>
+      <w:pPr>
+        <w:pStyle w:val="ListParagraph"/>
+        <w:numPr>
+          <w:ilvl w:val="1"/>
+          <w:numId w:val="24"/>
+        </w:numPr>
+        <w:rPr>
+          <w:sz w:val="24"/>
+          <w:szCs w:val="22"/>
+          <w:lang w:val="en-US"/>
+        </w:rPr>
+      </w:pPr>
+      <w:r>
+        <w:rPr>
+          <w:sz w:val="24"/>
+          <w:szCs w:val="22"/>
+          <w:lang w:val="en-US"/>
+        </w:rPr>
+        <w:t>It is applicable to single statement only</w:t>
+      </w:r>
+    </w:p>
+    <w:p>
+      <w:pPr>
+        <w:pStyle w:val="ListParagraph"/>
+        <w:numPr>
+          <w:ilvl w:val="1"/>
+          <w:numId w:val="24"/>
+        </w:numPr>
+        <w:rPr>
+          <w:sz w:val="24"/>
+          <w:szCs w:val="22"/>
+          <w:lang w:val="en-US"/>
+        </w:rPr>
+      </w:pPr>
+      <w:r>
+        <w:rPr>
+          <w:sz w:val="24"/>
+          <w:szCs w:val="22"/>
+          <w:lang w:val="en-US"/>
+        </w:rPr>
+        <w:t>It doesn’t take mandatory delay.</w:t>
+      </w:r>
+    </w:p>
+    <w:p>
+      <w:pPr>
+        <w:pStyle w:val="ListParagraph"/>
+        <w:numPr>
+          <w:ilvl w:val="1"/>
+          <w:numId w:val="24"/>
+        </w:numPr>
+        <w:rPr>
+          <w:sz w:val="24"/>
+          <w:szCs w:val="22"/>
+          <w:lang w:val="en-US"/>
+        </w:rPr>
+      </w:pPr>
+      <w:r>
+        <w:rPr>
+          <w:sz w:val="24"/>
+          <w:szCs w:val="22"/>
+          <w:lang w:val="en-US"/>
+        </w:rPr>
+        <w:t>Allows to handle the conditions like element to be clickable, visibility of element, alert to be present etc.</w:t>
+      </w:r>
+    </w:p>
+    <w:p>
+      <w:pPr>
+        <w:pStyle w:val="ListParagraph"/>
+        <w:numPr>
+          <w:ilvl w:val="1"/>
+          <w:numId w:val="24"/>
+        </w:numPr>
+        <w:rPr>
+          <w:sz w:val="24"/>
+          <w:szCs w:val="22"/>
+          <w:lang w:val="en-US"/>
+        </w:rPr>
+      </w:pPr>
+      <w:r>
+        <w:rPr>
+          <w:sz w:val="24"/>
+          <w:szCs w:val="22"/>
+          <w:lang w:val="en-US"/>
+        </w:rPr>
+        <w:t>We can handle the exception as well.</w:t>
+      </w:r>
+      <w:r>
+        <w:rPr>
+          <w:sz w:val="24"/>
+          <w:szCs w:val="22"/>
+          <w:lang w:val="en-US"/>
+        </w:rPr>
+        <w:br/>
+      </w:r>
+      <w:r>
+        <w:rPr>
+          <w:sz w:val="24"/>
+          <w:szCs w:val="22"/>
+          <w:lang w:val="en-US"/>
+        </w:rPr>
+        <w:br/>
+        <w:t xml:space="preserve">w - withTimeout </w:t>
+      </w:r>
+      <w:r>
+        <w:rPr>
+          <w:sz w:val="24"/>
+          <w:szCs w:val="22"/>
+          <w:lang w:val="en-US"/>
+        </w:rPr>
+        <w:br/>
+      </w:r>
+      <w:proofErr w:type="spellStart"/>
+      <w:r>
+        <w:rPr>
+          <w:sz w:val="24"/>
+          <w:szCs w:val="22"/>
+          <w:lang w:val="en-US"/>
+        </w:rPr>
+        <w:lastRenderedPageBreak/>
+        <w:t>i</w:t>
+      </w:r>
+      <w:proofErr w:type="spellEnd"/>
+      <w:r>
+        <w:rPr>
+          <w:sz w:val="24"/>
+          <w:szCs w:val="22"/>
+          <w:lang w:val="en-US"/>
+        </w:rPr>
+        <w:t xml:space="preserve"> – ignoring </w:t>
+      </w:r>
+      <w:r>
+        <w:rPr>
+          <w:sz w:val="24"/>
+          <w:szCs w:val="22"/>
+          <w:lang w:val="en-US"/>
+        </w:rPr>
+        <w:br/>
+        <w:t>p - pollingEvery</w:t>
+      </w:r>
+      <w:r>
+        <w:rPr>
+          <w:sz w:val="24"/>
+          <w:szCs w:val="22"/>
+          <w:lang w:val="en-US"/>
+        </w:rPr>
+        <w:br/>
+        <w:t>u - until</w:t>
+      </w:r>
+    </w:p>
+    <w:p>
+      <w:pPr>
+        <w:pStyle w:val="ListParagraph"/>
+        <w:numPr>
+          <w:ilvl w:val="0"/>
+          <w:numId w:val="24"/>
+        </w:numPr>
+        <w:rPr>
+          <w:sz w:val="24"/>
+          <w:szCs w:val="22"/>
+          <w:lang w:val="en-US"/>
+        </w:rPr>
+      </w:pPr>
+      <w:r>
+        <w:rPr>
+          <w:sz w:val="24"/>
+          <w:szCs w:val="22"/>
+          <w:lang w:val="en-US"/>
+        </w:rPr>
+        <w:t>PageLoadTimeout</w:t>
+      </w:r>
+      <w:r>
+        <w:rPr>
+          <w:sz w:val="24"/>
+          <w:szCs w:val="22"/>
+          <w:lang w:val="en-US"/>
+        </w:rPr>
+        <w:t xml:space="preserve"> – It adds some more wait till the page get loaded to avoid </w:t>
+      </w:r>
+      <w:r>
+        <w:rPr>
+          <w:b/>
+          <w:bCs/>
+          <w:sz w:val="24"/>
+          <w:szCs w:val="22"/>
+          <w:lang w:val="en-US"/>
+        </w:rPr>
+        <w:t>TimeoutException</w:t>
+      </w:r>
+      <w:r>
+        <w:rPr>
+          <w:sz w:val="24"/>
+          <w:szCs w:val="22"/>
+          <w:lang w:val="en-US"/>
+        </w:rPr>
+        <w:t>.</w:t>
+      </w:r>
+    </w:p>
+    <w:p>
+      <w:pPr>
+        <w:rPr>
+          <w:sz w:val="24"/>
+          <w:szCs w:val="22"/>
+          <w:lang w:val="en-US"/>
+        </w:rPr>
+      </w:pPr>
+    </w:p>
+    <w:p>
+      <w:pPr>
+        <w:rPr>
+          <w:sz w:val="24"/>
+          <w:szCs w:val="22"/>
+          <w:lang w:val="en-US"/>
+        </w:rPr>
+      </w:pPr>
+      <w:r>
+        <w:rPr>
+          <w:b/>
+          <w:bCs/>
+          <w:sz w:val="24"/>
+          <w:szCs w:val="22"/>
+          <w:lang w:val="en-US"/>
+        </w:rPr>
+        <w:t>Handling Table</w:t>
+      </w:r>
+    </w:p>
+    <w:p>
+      <w:pPr>
+        <w:pStyle w:val="ListParagraph"/>
+        <w:numPr>
+          <w:ilvl w:val="0"/>
+          <w:numId w:val="25"/>
+        </w:numPr>
+        <w:rPr>
+          <w:sz w:val="24"/>
+          <w:szCs w:val="22"/>
+          <w:lang w:val="en-US"/>
+        </w:rPr>
+      </w:pPr>
+      <w:r>
+        <w:rPr>
+          <w:sz w:val="24"/>
+          <w:szCs w:val="22"/>
+          <w:lang w:val="en-US"/>
+        </w:rPr>
+        <w:t>Display all table header (&lt;</w:t>
+      </w:r>
+      <w:proofErr w:type="spellStart"/>
+      <w:r>
+        <w:rPr>
+          <w:sz w:val="24"/>
+          <w:szCs w:val="22"/>
+          <w:lang w:val="en-US"/>
+        </w:rPr>
+        <w:t>rh</w:t>
+      </w:r>
+      <w:proofErr w:type="spellEnd"/>
+      <w:r>
+        <w:rPr>
+          <w:sz w:val="24"/>
+          <w:szCs w:val="22"/>
+          <w:lang w:val="en-US"/>
+        </w:rPr>
+        <w:t>&gt;)</w:t>
+      </w:r>
+    </w:p>
+    <w:p>
+      <w:pPr>
+        <w:pStyle w:val="ListParagraph"/>
+        <w:numPr>
+          <w:ilvl w:val="0"/>
+          <w:numId w:val="25"/>
+        </w:numPr>
+        <w:rPr>
+          <w:sz w:val="24"/>
+          <w:szCs w:val="22"/>
+          <w:lang w:val="en-US"/>
+        </w:rPr>
+      </w:pPr>
+      <w:r>
+        <w:rPr>
+          <w:sz w:val="24"/>
+          <w:szCs w:val="22"/>
+          <w:lang w:val="en-US"/>
+        </w:rPr>
+        <w:t>Display total number of rows (&lt;</w:t>
+      </w:r>
+      <w:proofErr w:type="spellStart"/>
+      <w:r>
+        <w:rPr>
+          <w:sz w:val="24"/>
+          <w:szCs w:val="22"/>
+          <w:lang w:val="en-US"/>
+        </w:rPr>
+        <w:t>tr</w:t>
+      </w:r>
+      <w:proofErr w:type="spellEnd"/>
+      <w:r>
+        <w:rPr>
+          <w:sz w:val="24"/>
+          <w:szCs w:val="22"/>
+          <w:lang w:val="en-US"/>
+        </w:rPr>
+        <w:t>&gt;)</w:t>
+      </w:r>
+    </w:p>
+    <w:p>
+      <w:pPr>
+        <w:pStyle w:val="ListParagraph"/>
+        <w:numPr>
+          <w:ilvl w:val="0"/>
+          <w:numId w:val="25"/>
+        </w:numPr>
+        <w:rPr>
+          <w:sz w:val="24"/>
+          <w:szCs w:val="22"/>
+          <w:lang w:val="en-US"/>
+        </w:rPr>
+      </w:pPr>
+      <w:r>
+        <w:rPr>
+          <w:sz w:val="24"/>
+          <w:szCs w:val="22"/>
+          <w:lang w:val="en-US"/>
+        </w:rPr>
+        <w:t xml:space="preserve">Display any row randomly </w:t>
+      </w:r>
       <w:bookmarkStart w:id="0" w:name="_GoBack"/>
       <w:bookmarkEnd w:id="0"/>
-    </w:p>
-    <w:p>
-      <w:pPr>
-        <w:pStyle w:val="ListParagraph"/>
-        <w:numPr>
-          <w:ilvl w:val="0"/>
-          <w:numId w:val="24"/>
-        </w:numPr>
-        <w:rPr>
-          <w:sz w:val="24"/>
-          <w:szCs w:val="22"/>
-          <w:lang w:val="en-US"/>
-        </w:rPr>
-      </w:pPr>
-      <w:r>
-        <w:rPr>
-          <w:sz w:val="24"/>
-          <w:szCs w:val="22"/>
-          <w:lang w:val="en-US"/>
-        </w:rPr>
-        <w:t>ExplicitWait</w:t>
-      </w:r>
-    </w:p>
-    <w:p>
-      <w:pPr>
-        <w:pStyle w:val="ListParagraph"/>
-        <w:numPr>
-          <w:ilvl w:val="0"/>
-          <w:numId w:val="24"/>
-        </w:numPr>
-        <w:rPr>
-          <w:sz w:val="24"/>
-          <w:szCs w:val="22"/>
-          <w:lang w:val="en-US"/>
-        </w:rPr>
-      </w:pPr>
-      <w:r>
-        <w:rPr>
-          <w:sz w:val="24"/>
-          <w:szCs w:val="22"/>
-          <w:lang w:val="en-US"/>
-        </w:rPr>
-        <w:t>FluentWait</w:t>
-      </w:r>
-    </w:p>
-    <w:p>
-      <w:pPr>
-        <w:pStyle w:val="ListParagraph"/>
-        <w:numPr>
-          <w:ilvl w:val="0"/>
-          <w:numId w:val="24"/>
-        </w:numPr>
-        <w:rPr>
-          <w:sz w:val="24"/>
-          <w:szCs w:val="22"/>
-          <w:lang w:val="en-US"/>
-        </w:rPr>
-      </w:pPr>
-      <w:r>
-        <w:rPr>
-          <w:sz w:val="24"/>
-          <w:szCs w:val="22"/>
-          <w:lang w:val="en-US"/>
-        </w:rPr>
-        <w:t>PageLoadTimeout</w:t>
-      </w:r>
-    </w:p>
-    <w:p>
-      <w:pPr>
-        <w:rPr>
-          <w:sz w:val="24"/>
-          <w:szCs w:val="22"/>
-          <w:lang w:val="en-US"/>
-        </w:rPr>
-      </w:pPr>
     </w:p>
     <w:p>
       <w:pPr>
@@ -9185,6 +9966,95 @@
     </w:lvl>
   </w:abstractNum>
   <w:abstractNum w:abstractNumId="19">
+    <w:nsid w:val="6E5A4342"/>
+    <w:multiLevelType w:val="hybridMultilevel"/>
+    <w:tmpl w:val="414440E6"/>
+    <w:lvl w:ilvl="0" w:tplc="4009000F">
+      <w:start w:val="1"/>
+      <w:numFmt w:val="decimal"/>
+      <w:lvlText w:val="%1."/>
+      <w:lvlJc w:val="left"/>
+      <w:pPr>
+        <w:ind w:left="720" w:hanging="360"/>
+      </w:pPr>
+      <w:rPr>
+        <w:rFonts w:hint="default"/>
+      </w:rPr>
+    </w:lvl>
+    <w:lvl w:ilvl="1" w:tplc="40090019" w:tentative="1">
+      <w:start w:val="1"/>
+      <w:numFmt w:val="lowerLetter"/>
+      <w:lvlText w:val="%2."/>
+      <w:lvlJc w:val="left"/>
+      <w:pPr>
+        <w:ind w:left="1440" w:hanging="360"/>
+      </w:pPr>
+    </w:lvl>
+    <w:lvl w:ilvl="2" w:tplc="4009001B" w:tentative="1">
+      <w:start w:val="1"/>
+      <w:numFmt w:val="lowerRoman"/>
+      <w:lvlText w:val="%3."/>
+      <w:lvlJc w:val="right"/>
+      <w:pPr>
+        <w:ind w:left="2160" w:hanging="180"/>
+      </w:pPr>
+    </w:lvl>
+    <w:lvl w:ilvl="3" w:tplc="4009000F" w:tentative="1">
+      <w:start w:val="1"/>
+      <w:numFmt w:val="decimal"/>
+      <w:lvlText w:val="%4."/>
+      <w:lvlJc w:val="left"/>
+      <w:pPr>
+        <w:ind w:left="2880" w:hanging="360"/>
+      </w:pPr>
+    </w:lvl>
+    <w:lvl w:ilvl="4" w:tplc="40090019" w:tentative="1">
+      <w:start w:val="1"/>
+      <w:numFmt w:val="lowerLetter"/>
+      <w:lvlText w:val="%5."/>
+      <w:lvlJc w:val="left"/>
+      <w:pPr>
+        <w:ind w:left="3600" w:hanging="360"/>
+      </w:pPr>
+    </w:lvl>
+    <w:lvl w:ilvl="5" w:tplc="4009001B" w:tentative="1">
+      <w:start w:val="1"/>
+      <w:numFmt w:val="lowerRoman"/>
+      <w:lvlText w:val="%6."/>
+      <w:lvlJc w:val="right"/>
+      <w:pPr>
+        <w:ind w:left="4320" w:hanging="180"/>
+      </w:pPr>
+    </w:lvl>
+    <w:lvl w:ilvl="6" w:tplc="4009000F" w:tentative="1">
+      <w:start w:val="1"/>
+      <w:numFmt w:val="decimal"/>
+      <w:lvlText w:val="%7."/>
+      <w:lvlJc w:val="left"/>
+      <w:pPr>
+        <w:ind w:left="5040" w:hanging="360"/>
+      </w:pPr>
+    </w:lvl>
+    <w:lvl w:ilvl="7" w:tplc="40090019" w:tentative="1">
+      <w:start w:val="1"/>
+      <w:numFmt w:val="lowerLetter"/>
+      <w:lvlText w:val="%8."/>
+      <w:lvlJc w:val="left"/>
+      <w:pPr>
+        <w:ind w:left="5760" w:hanging="360"/>
+      </w:pPr>
+    </w:lvl>
+    <w:lvl w:ilvl="8" w:tplc="4009001B" w:tentative="1">
+      <w:start w:val="1"/>
+      <w:numFmt w:val="lowerRoman"/>
+      <w:lvlText w:val="%9."/>
+      <w:lvlJc w:val="right"/>
+      <w:pPr>
+        <w:ind w:left="6480" w:hanging="180"/>
+      </w:pPr>
+    </w:lvl>
+  </w:abstractNum>
+  <w:abstractNum w:abstractNumId="20">
     <w:nsid w:val="6F0A1BD2"/>
     <w:multiLevelType w:val="hybridMultilevel"/>
     <w:tmpl w:val="EF7884CC"/>
@@ -9297,7 +10167,7 @@
       </w:rPr>
     </w:lvl>
   </w:abstractNum>
-  <w:abstractNum w:abstractNumId="20">
+  <w:abstractNum w:abstractNumId="21">
     <w:nsid w:val="729D49A6"/>
     <w:multiLevelType w:val="hybridMultilevel"/>
     <w:tmpl w:val="212E6380"/>
@@ -9386,7 +10256,7 @@
       </w:pPr>
     </w:lvl>
   </w:abstractNum>
-  <w:abstractNum w:abstractNumId="21">
+  <w:abstractNum w:abstractNumId="22">
     <w:nsid w:val="7C1B7A62"/>
     <w:multiLevelType w:val="hybridMultilevel"/>
     <w:tmpl w:val="A1EEB68C"/>
@@ -9499,7 +10369,7 @@
       </w:rPr>
     </w:lvl>
   </w:abstractNum>
-  <w:abstractNum w:abstractNumId="22">
+  <w:abstractNum w:abstractNumId="23">
     <w:nsid w:val="7E0C5E33"/>
     <w:multiLevelType w:val="hybridMultilevel"/>
     <w:tmpl w:val="17A20342"/>
@@ -9588,7 +10458,7 @@
       </w:pPr>
     </w:lvl>
   </w:abstractNum>
-  <w:abstractNum w:abstractNumId="23">
+  <w:abstractNum w:abstractNumId="24">
     <w:nsid w:val="7EEF6783"/>
     <w:multiLevelType w:val="hybridMultilevel"/>
     <w:tmpl w:val="2292AFAC"/>
@@ -9684,7 +10554,7 @@
     <w:abstractNumId w:val="5"/>
   </w:num>
   <w:num w:numId="3">
-    <w:abstractNumId w:val="21"/>
+    <w:abstractNumId w:val="22"/>
   </w:num>
   <w:num w:numId="4">
     <w:abstractNumId w:val="16"/>
@@ -9720,19 +10590,19 @@
     <w:abstractNumId w:val="12"/>
   </w:num>
   <w:num w:numId="15">
-    <w:abstractNumId w:val="23"/>
+    <w:abstractNumId w:val="24"/>
   </w:num>
   <w:num w:numId="16">
     <w:abstractNumId w:val="10"/>
   </w:num>
   <w:num w:numId="17">
-    <w:abstractNumId w:val="19"/>
+    <w:abstractNumId w:val="20"/>
   </w:num>
   <w:num w:numId="18">
     <w:abstractNumId w:val="0"/>
   </w:num>
   <w:num w:numId="19">
-    <w:abstractNumId w:val="22"/>
+    <w:abstractNumId w:val="23"/>
   </w:num>
   <w:num w:numId="20">
     <w:abstractNumId w:val="18"/>
@@ -9744,10 +10614,13 @@
     <w:abstractNumId w:val="2"/>
   </w:num>
   <w:num w:numId="23">
-    <w:abstractNumId w:val="20"/>
+    <w:abstractNumId w:val="21"/>
   </w:num>
   <w:num w:numId="24">
     <w:abstractNumId w:val="14"/>
+  </w:num>
+  <w:num w:numId="25">
+    <w:abstractNumId w:val="19"/>
   </w:num>
 </w:numbering>
 </file>
@@ -10477,7 +11350,7 @@
 </file>
 
 <file path=customXml/itemProps1.xml><?xml version="1.0" encoding="utf-8"?>
-<ds:datastoreItem xmlns:ds="http://schemas.openxmlformats.org/officeDocument/2006/customXml" ds:itemID="{426CF71C-7676-4CB0-94E2-242164103541}">
+<ds:datastoreItem xmlns:ds="http://schemas.openxmlformats.org/officeDocument/2006/customXml" ds:itemID="{55F5C8C7-2F2E-49E5-B9BE-D4D20711B6BE}">
   <ds:schemaRefs>
     <ds:schemaRef ds:uri="http://schemas.openxmlformats.org/officeDocument/2006/bibliography"/>
   </ds:schemaRefs>

--- a/Notes_Selenium_14.docx
+++ b/Notes_Selenium_14.docx
@@ -621,23 +621,13 @@
           <w:lang w:val="en-US"/>
         </w:rPr>
       </w:pPr>
-      <w:proofErr w:type="spellStart"/>
-      <w:r>
-        <w:rPr>
-          <w:sz w:val="24"/>
-          <w:szCs w:val="22"/>
-          <w:lang w:val="en-US"/>
-        </w:rPr>
-        <w:t>Thread.sleep</w:t>
-      </w:r>
-      <w:proofErr w:type="spellEnd"/>
-      <w:r>
-        <w:rPr>
-          <w:sz w:val="24"/>
-          <w:szCs w:val="22"/>
-          <w:lang w:val="en-US"/>
-        </w:rPr>
-        <w:t>()</w:t>
+      <w:r>
+        <w:rPr>
+          <w:sz w:val="24"/>
+          <w:szCs w:val="22"/>
+          <w:lang w:val="en-US"/>
+        </w:rPr>
+        <w:t>Thread.sleep()</w:t>
       </w:r>
     </w:p>
     <w:p>
@@ -2166,25 +2156,7 @@
           <w:szCs w:val="22"/>
           <w:lang w:val="en-US"/>
         </w:rPr>
-        <w:t xml:space="preserve"> Correctness, Completeness, </w:t>
-      </w:r>
-      <w:proofErr w:type="gramStart"/>
-      <w:r>
-        <w:rPr>
-          <w:sz w:val="24"/>
-          <w:szCs w:val="22"/>
-          <w:lang w:val="en-US"/>
-        </w:rPr>
-        <w:t>Security</w:t>
-      </w:r>
-      <w:proofErr w:type="gramEnd"/>
-      <w:r>
-        <w:rPr>
-          <w:sz w:val="24"/>
-          <w:szCs w:val="22"/>
-          <w:lang w:val="en-US"/>
-        </w:rPr>
-        <w:t xml:space="preserve"> &amp; Quality of developed software application.</w:t>
+        <w:t xml:space="preserve"> Correctness, Completeness, Security &amp; Quality of developed software application.</w:t>
       </w:r>
     </w:p>
     <w:p>
@@ -3511,18 +3483,8 @@
           <w:szCs w:val="22"/>
           <w:lang w:val="en-US"/>
         </w:rPr>
-        <w:t xml:space="preserve">Idea </w:t>
-      </w:r>
-      <w:proofErr w:type="spellStart"/>
-      <w:r>
-        <w:rPr>
-          <w:sz w:val="24"/>
-          <w:szCs w:val="22"/>
-          <w:lang w:val="en-US"/>
-        </w:rPr>
-        <w:t>Intellij</w:t>
-      </w:r>
-      <w:proofErr w:type="spellEnd"/>
+        <w:t>Idea Intellij</w:t>
+      </w:r>
     </w:p>
     <w:p>
       <w:pPr>
@@ -3620,7 +3582,6 @@
           <w:lang w:val="en-US"/>
         </w:rPr>
       </w:pPr>
-      <w:proofErr w:type="spellStart"/>
       <w:r>
         <w:rPr>
           <w:sz w:val="24"/>
@@ -3629,7 +3590,6 @@
         </w:rPr>
         <w:t>YourName_SeleniumDemos</w:t>
       </w:r>
-      <w:proofErr w:type="spellEnd"/>
     </w:p>
     <w:p>
       <w:pPr>
@@ -3672,18 +3632,8 @@
           <w:szCs w:val="22"/>
           <w:lang w:val="en-US"/>
         </w:rPr>
-        <w:t xml:space="preserve">Open </w:t>
-      </w:r>
-      <w:proofErr w:type="spellStart"/>
-      <w:r>
-        <w:rPr>
-          <w:sz w:val="24"/>
-          <w:szCs w:val="22"/>
-          <w:lang w:val="en-US"/>
-        </w:rPr>
-        <w:t>selenium.dev</w:t>
-      </w:r>
-      <w:proofErr w:type="spellEnd"/>
+        <w:t>Open selenium.dev</w:t>
+      </w:r>
     </w:p>
     <w:p>
       <w:pPr>
@@ -3953,25 +3903,7 @@
           <w:szCs w:val="22"/>
           <w:lang w:val="en-US"/>
         </w:rPr>
-        <w:t>Give the name for project (</w:t>
-      </w:r>
-      <w:proofErr w:type="spellStart"/>
-      <w:r>
-        <w:rPr>
-          <w:sz w:val="24"/>
-          <w:szCs w:val="22"/>
-          <w:lang w:val="en-US"/>
-        </w:rPr>
-        <w:t>MyAutomationProject</w:t>
-      </w:r>
-      <w:proofErr w:type="spellEnd"/>
-      <w:r>
-        <w:rPr>
-          <w:sz w:val="24"/>
-          <w:szCs w:val="22"/>
-          <w:lang w:val="en-US"/>
-        </w:rPr>
-        <w:t>)</w:t>
+        <w:t>Give the name for project (MyAutomationProject)</w:t>
       </w:r>
     </w:p>
     <w:p>
@@ -4110,25 +4042,7 @@
           <w:szCs w:val="22"/>
           <w:lang w:val="en-US"/>
         </w:rPr>
-        <w:t>Give the name (</w:t>
-      </w:r>
-      <w:proofErr w:type="spellStart"/>
-      <w:r>
-        <w:rPr>
-          <w:sz w:val="24"/>
-          <w:szCs w:val="22"/>
-          <w:lang w:val="en-US"/>
-        </w:rPr>
-        <w:t>com.WebDriverDemos</w:t>
-      </w:r>
-      <w:proofErr w:type="spellEnd"/>
-      <w:r>
-        <w:rPr>
-          <w:sz w:val="24"/>
-          <w:szCs w:val="22"/>
-          <w:lang w:val="en-US"/>
-        </w:rPr>
-        <w:t>)</w:t>
+        <w:t>Give the name (com.WebDriverDemos)</w:t>
       </w:r>
     </w:p>
     <w:p>
@@ -4465,23 +4379,13 @@
           <w:lang w:val="en-US"/>
         </w:rPr>
       </w:pPr>
-      <w:proofErr w:type="gramStart"/>
-      <w:r>
-        <w:rPr>
-          <w:sz w:val="24"/>
-          <w:szCs w:val="22"/>
-          <w:lang w:val="en-US"/>
-        </w:rPr>
-        <w:t>get(</w:t>
-      </w:r>
-      <w:proofErr w:type="gramEnd"/>
-      <w:r>
-        <w:rPr>
-          <w:sz w:val="24"/>
-          <w:szCs w:val="22"/>
-          <w:lang w:val="en-US"/>
-        </w:rPr>
-        <w:t xml:space="preserve">) </w:t>
+      <w:r>
+        <w:rPr>
+          <w:sz w:val="24"/>
+          <w:szCs w:val="22"/>
+          <w:lang w:val="en-US"/>
+        </w:rPr>
+        <w:t xml:space="preserve">get() </w:t>
       </w:r>
       <w:r>
         <w:rPr>
@@ -4513,23 +4417,13 @@
           <w:lang w:val="en-US"/>
         </w:rPr>
       </w:pPr>
-      <w:proofErr w:type="spellStart"/>
-      <w:r>
-        <w:rPr>
-          <w:sz w:val="24"/>
-          <w:szCs w:val="22"/>
-          <w:lang w:val="en-US"/>
-        </w:rPr>
-        <w:t>driver.manage</w:t>
-      </w:r>
-      <w:proofErr w:type="spellEnd"/>
-      <w:r>
-        <w:rPr>
-          <w:sz w:val="24"/>
-          <w:szCs w:val="22"/>
-          <w:lang w:val="en-US"/>
-        </w:rPr>
-        <w:t xml:space="preserve">().window().maximize() </w:t>
+      <w:r>
+        <w:rPr>
+          <w:sz w:val="24"/>
+          <w:szCs w:val="22"/>
+          <w:lang w:val="en-US"/>
+        </w:rPr>
+        <w:t xml:space="preserve">driver.manage().window().maximize() </w:t>
       </w:r>
       <w:r>
         <w:rPr>
@@ -4561,23 +4455,13 @@
           <w:lang w:val="en-US"/>
         </w:rPr>
       </w:pPr>
-      <w:proofErr w:type="gramStart"/>
-      <w:r>
-        <w:rPr>
-          <w:sz w:val="24"/>
-          <w:szCs w:val="22"/>
-          <w:lang w:val="en-US"/>
-        </w:rPr>
-        <w:t>close(</w:t>
-      </w:r>
-      <w:proofErr w:type="gramEnd"/>
-      <w:r>
-        <w:rPr>
-          <w:sz w:val="24"/>
-          <w:szCs w:val="22"/>
-          <w:lang w:val="en-US"/>
-        </w:rPr>
-        <w:t xml:space="preserve">) </w:t>
+      <w:r>
+        <w:rPr>
+          <w:sz w:val="24"/>
+          <w:szCs w:val="22"/>
+          <w:lang w:val="en-US"/>
+        </w:rPr>
+        <w:t xml:space="preserve">close() </w:t>
       </w:r>
       <w:r>
         <w:rPr>
@@ -4609,23 +4493,13 @@
           <w:lang w:val="en-US"/>
         </w:rPr>
       </w:pPr>
-      <w:proofErr w:type="gramStart"/>
-      <w:r>
-        <w:rPr>
-          <w:sz w:val="24"/>
-          <w:szCs w:val="22"/>
-          <w:lang w:val="en-US"/>
-        </w:rPr>
-        <w:t>getTitle(</w:t>
-      </w:r>
-      <w:proofErr w:type="gramEnd"/>
-      <w:r>
-        <w:rPr>
-          <w:sz w:val="24"/>
-          <w:szCs w:val="22"/>
-          <w:lang w:val="en-US"/>
-        </w:rPr>
-        <w:t xml:space="preserve">) </w:t>
+      <w:r>
+        <w:rPr>
+          <w:sz w:val="24"/>
+          <w:szCs w:val="22"/>
+          <w:lang w:val="en-US"/>
+        </w:rPr>
+        <w:t xml:space="preserve">getTitle() </w:t>
       </w:r>
       <w:r>
         <w:rPr>
@@ -4665,23 +4539,13 @@
           <w:lang w:val="en-US"/>
         </w:rPr>
       </w:pPr>
-      <w:proofErr w:type="gramStart"/>
-      <w:r>
-        <w:rPr>
-          <w:sz w:val="24"/>
-          <w:szCs w:val="22"/>
-          <w:lang w:val="en-US"/>
-        </w:rPr>
-        <w:t>getCurrentUrl(</w:t>
-      </w:r>
-      <w:proofErr w:type="gramEnd"/>
-      <w:r>
-        <w:rPr>
-          <w:sz w:val="24"/>
-          <w:szCs w:val="22"/>
-          <w:lang w:val="en-US"/>
-        </w:rPr>
-        <w:t xml:space="preserve">) </w:t>
+      <w:r>
+        <w:rPr>
+          <w:sz w:val="24"/>
+          <w:szCs w:val="22"/>
+          <w:lang w:val="en-US"/>
+        </w:rPr>
+        <w:t xml:space="preserve">getCurrentUrl() </w:t>
       </w:r>
       <w:r>
         <w:rPr>
@@ -4713,23 +4577,13 @@
           <w:lang w:val="en-US"/>
         </w:rPr>
       </w:pPr>
-      <w:proofErr w:type="gramStart"/>
-      <w:r>
-        <w:rPr>
-          <w:sz w:val="24"/>
-          <w:szCs w:val="22"/>
-          <w:lang w:val="en-US"/>
-        </w:rPr>
-        <w:t>getPageSource(</w:t>
-      </w:r>
-      <w:proofErr w:type="gramEnd"/>
-      <w:r>
-        <w:rPr>
-          <w:sz w:val="24"/>
-          <w:szCs w:val="22"/>
-          <w:lang w:val="en-US"/>
-        </w:rPr>
-        <w:t xml:space="preserve">) </w:t>
+      <w:r>
+        <w:rPr>
+          <w:sz w:val="24"/>
+          <w:szCs w:val="22"/>
+          <w:lang w:val="en-US"/>
+        </w:rPr>
+        <w:t xml:space="preserve">getPageSource() </w:t>
       </w:r>
       <w:r>
         <w:rPr>
@@ -4761,23 +4615,13 @@
           <w:lang w:val="en-US"/>
         </w:rPr>
       </w:pPr>
-      <w:proofErr w:type="gramStart"/>
-      <w:r>
-        <w:rPr>
-          <w:sz w:val="24"/>
-          <w:szCs w:val="22"/>
-          <w:lang w:val="en-US"/>
-        </w:rPr>
-        <w:t>findElement(</w:t>
-      </w:r>
-      <w:proofErr w:type="gramEnd"/>
-      <w:r>
-        <w:rPr>
-          <w:sz w:val="24"/>
-          <w:szCs w:val="22"/>
-          <w:lang w:val="en-US"/>
-        </w:rPr>
-        <w:t xml:space="preserve">) </w:t>
+      <w:r>
+        <w:rPr>
+          <w:sz w:val="24"/>
+          <w:szCs w:val="22"/>
+          <w:lang w:val="en-US"/>
+        </w:rPr>
+        <w:t xml:space="preserve">findElement() </w:t>
       </w:r>
       <w:r>
         <w:rPr>
@@ -4861,23 +4705,13 @@
           <w:lang w:val="en-US"/>
         </w:rPr>
       </w:pPr>
-      <w:proofErr w:type="gramStart"/>
-      <w:r>
-        <w:rPr>
-          <w:sz w:val="24"/>
-          <w:szCs w:val="22"/>
-          <w:lang w:val="en-US"/>
-        </w:rPr>
-        <w:t>findElements(</w:t>
-      </w:r>
-      <w:proofErr w:type="gramEnd"/>
-      <w:r>
-        <w:rPr>
-          <w:sz w:val="24"/>
-          <w:szCs w:val="22"/>
-          <w:lang w:val="en-US"/>
-        </w:rPr>
-        <w:t xml:space="preserve">) </w:t>
+      <w:r>
+        <w:rPr>
+          <w:sz w:val="24"/>
+          <w:szCs w:val="22"/>
+          <w:lang w:val="en-US"/>
+        </w:rPr>
+        <w:t xml:space="preserve">findElements() </w:t>
       </w:r>
       <w:r>
         <w:rPr>
@@ -5169,23 +5003,51 @@
         </w:rPr>
         <w:t xml:space="preserve"> </w:t>
       </w:r>
-      <w:proofErr w:type="spellStart"/>
-      <w:r>
-        <w:rPr>
-          <w:sz w:val="24"/>
-          <w:szCs w:val="22"/>
-          <w:lang w:val="en-US"/>
-        </w:rPr>
-        <w:t>driver.get</w:t>
-      </w:r>
-      <w:proofErr w:type="spellEnd"/>
-      <w:r>
-        <w:rPr>
-          <w:sz w:val="24"/>
-          <w:szCs w:val="22"/>
-          <w:lang w:val="en-US"/>
-        </w:rPr>
-        <w:t>() implicitly waits for 30 seconds, but if any one of the page is not getting loaded within these 30 seconds then you will get TimeoutException.</w:t>
+      <w:r>
+        <w:rPr>
+          <w:sz w:val="24"/>
+          <w:szCs w:val="22"/>
+          <w:lang w:val="en-US"/>
+        </w:rPr>
+        <w:t>driver.get() implicitly waits for 30 seconds, but if any one of the page is not getting loaded within these 30 seconds then you will get TimeoutException.</w:t>
+      </w:r>
+    </w:p>
+    <w:p>
+      <w:pPr>
+        <w:pStyle w:val="ListParagraph"/>
+        <w:numPr>
+          <w:ilvl w:val="0"/>
+          <w:numId w:val="15"/>
+        </w:numPr>
+        <w:rPr>
+          <w:sz w:val="24"/>
+          <w:szCs w:val="22"/>
+          <w:lang w:val="en-US"/>
+        </w:rPr>
+      </w:pPr>
+      <w:r>
+        <w:rPr>
+          <w:sz w:val="24"/>
+          <w:szCs w:val="22"/>
+          <w:lang w:val="en-US"/>
+        </w:rPr>
+        <w:t xml:space="preserve">ElementClickInterceptedException </w:t>
+      </w:r>
+      <w:r>
+        <w:rPr>
+          <w:sz w:val="24"/>
+          <w:szCs w:val="22"/>
+          <w:lang w:val="en-US"/>
+        </w:rPr>
+        <w:sym w:font="Wingdings" w:char="F0E0"/>
+      </w:r>
+      <w:r>
+        <w:rPr>
+          <w:sz w:val="24"/>
+          <w:szCs w:val="22"/>
+          <w:lang w:val="en-US"/>
+        </w:rPr>
+        <w:t xml:space="preserve"> when the control in hidden by some another control.</w:t>
       </w:r>
     </w:p>
     <w:p>
@@ -5290,7 +5152,6 @@
           <w:szCs w:val="22"/>
           <w:lang w:val="en-US"/>
         </w:rPr>
-        <w:lastRenderedPageBreak/>
         <w:t>Locator:</w:t>
       </w:r>
     </w:p>
@@ -5612,23 +5473,13 @@
           <w:lang w:val="en-US"/>
         </w:rPr>
       </w:pPr>
-      <w:proofErr w:type="gramStart"/>
-      <w:r>
-        <w:rPr>
-          <w:sz w:val="24"/>
-          <w:szCs w:val="22"/>
-          <w:lang w:val="en-US"/>
-        </w:rPr>
-        <w:t>sendKeys(</w:t>
-      </w:r>
-      <w:proofErr w:type="gramEnd"/>
-      <w:r>
-        <w:rPr>
-          <w:sz w:val="24"/>
-          <w:szCs w:val="22"/>
-          <w:lang w:val="en-US"/>
-        </w:rPr>
-        <w:t xml:space="preserve">) </w:t>
+      <w:r>
+        <w:rPr>
+          <w:sz w:val="24"/>
+          <w:szCs w:val="22"/>
+          <w:lang w:val="en-US"/>
+        </w:rPr>
+        <w:t xml:space="preserve">sendKeys() </w:t>
       </w:r>
       <w:r>
         <w:rPr>
@@ -5668,23 +5519,13 @@
           <w:lang w:val="en-US"/>
         </w:rPr>
       </w:pPr>
-      <w:proofErr w:type="gramStart"/>
-      <w:r>
-        <w:rPr>
-          <w:sz w:val="24"/>
-          <w:szCs w:val="22"/>
-          <w:lang w:val="en-US"/>
-        </w:rPr>
-        <w:t>click(</w:t>
-      </w:r>
-      <w:proofErr w:type="gramEnd"/>
-      <w:r>
-        <w:rPr>
-          <w:sz w:val="24"/>
-          <w:szCs w:val="22"/>
-          <w:lang w:val="en-US"/>
-        </w:rPr>
-        <w:t xml:space="preserve">) </w:t>
+      <w:r>
+        <w:rPr>
+          <w:sz w:val="24"/>
+          <w:szCs w:val="22"/>
+          <w:lang w:val="en-US"/>
+        </w:rPr>
+        <w:t xml:space="preserve">click() </w:t>
       </w:r>
       <w:r>
         <w:rPr>
@@ -5716,23 +5557,13 @@
           <w:lang w:val="en-US"/>
         </w:rPr>
       </w:pPr>
-      <w:proofErr w:type="gramStart"/>
-      <w:r>
-        <w:rPr>
-          <w:sz w:val="24"/>
-          <w:szCs w:val="22"/>
-          <w:lang w:val="en-US"/>
-        </w:rPr>
-        <w:t>getText(</w:t>
-      </w:r>
-      <w:proofErr w:type="gramEnd"/>
-      <w:r>
-        <w:rPr>
-          <w:sz w:val="24"/>
-          <w:szCs w:val="22"/>
-          <w:lang w:val="en-US"/>
-        </w:rPr>
-        <w:t xml:space="preserve">) </w:t>
+      <w:r>
+        <w:rPr>
+          <w:sz w:val="24"/>
+          <w:szCs w:val="22"/>
+          <w:lang w:val="en-US"/>
+        </w:rPr>
+        <w:t xml:space="preserve">getText() </w:t>
       </w:r>
       <w:r>
         <w:rPr>
@@ -5764,23 +5595,13 @@
           <w:lang w:val="en-US"/>
         </w:rPr>
       </w:pPr>
-      <w:proofErr w:type="gramStart"/>
-      <w:r>
-        <w:rPr>
-          <w:sz w:val="24"/>
-          <w:szCs w:val="22"/>
-          <w:lang w:val="en-US"/>
-        </w:rPr>
-        <w:t>isSelected(</w:t>
-      </w:r>
-      <w:proofErr w:type="gramEnd"/>
-      <w:r>
-        <w:rPr>
-          <w:sz w:val="24"/>
-          <w:szCs w:val="22"/>
-          <w:lang w:val="en-US"/>
-        </w:rPr>
-        <w:t xml:space="preserve">) </w:t>
+      <w:r>
+        <w:rPr>
+          <w:sz w:val="24"/>
+          <w:szCs w:val="22"/>
+          <w:lang w:val="en-US"/>
+        </w:rPr>
+        <w:t xml:space="preserve">isSelected() </w:t>
       </w:r>
       <w:r>
         <w:rPr>
@@ -5858,23 +5679,13 @@
           <w:lang w:val="en-US"/>
         </w:rPr>
       </w:pPr>
-      <w:proofErr w:type="gramStart"/>
-      <w:r>
-        <w:rPr>
-          <w:sz w:val="24"/>
-          <w:szCs w:val="22"/>
-          <w:lang w:val="en-US"/>
-        </w:rPr>
-        <w:t>isDisplayed(</w:t>
-      </w:r>
-      <w:proofErr w:type="gramEnd"/>
-      <w:r>
-        <w:rPr>
-          <w:sz w:val="24"/>
-          <w:szCs w:val="22"/>
-          <w:lang w:val="en-US"/>
-        </w:rPr>
-        <w:t xml:space="preserve">) </w:t>
+      <w:r>
+        <w:rPr>
+          <w:sz w:val="24"/>
+          <w:szCs w:val="22"/>
+          <w:lang w:val="en-US"/>
+        </w:rPr>
+        <w:t xml:space="preserve">isDisplayed() </w:t>
       </w:r>
       <w:r>
         <w:rPr>
@@ -6049,25 +5860,7 @@
           <w:szCs w:val="22"/>
           <w:lang w:val="en-US"/>
         </w:rPr>
-        <w:t>data-</w:t>
-      </w:r>
-      <w:proofErr w:type="spellStart"/>
-      <w:r>
-        <w:rPr>
-          <w:sz w:val="24"/>
-          <w:szCs w:val="22"/>
-          <w:lang w:val="en-US"/>
-        </w:rPr>
-        <w:t>testid</w:t>
-      </w:r>
-      <w:proofErr w:type="spellEnd"/>
-      <w:r>
-        <w:rPr>
-          <w:sz w:val="24"/>
-          <w:szCs w:val="22"/>
-          <w:lang w:val="en-US"/>
-        </w:rPr>
-        <w:t>="royal-email"]</w:t>
+        <w:t>data-testid="royal-email"]</w:t>
       </w:r>
     </w:p>
     <w:p>
@@ -6151,6 +5944,7 @@
           <w:szCs w:val="22"/>
           <w:lang w:val="en-US"/>
         </w:rPr>
+        <w:lastRenderedPageBreak/>
         <w:t xml:space="preserve">^ </w:t>
       </w:r>
       <w:r>
@@ -6198,7 +5992,6 @@
           <w:szCs w:val="22"/>
           <w:lang w:val="en-US"/>
         </w:rPr>
-        <w:lastRenderedPageBreak/>
         <w:t xml:space="preserve">$ </w:t>
       </w:r>
       <w:r>
@@ -6858,6 +6651,7 @@
           <w:szCs w:val="22"/>
           <w:lang w:val="en-US"/>
         </w:rPr>
+        <w:lastRenderedPageBreak/>
         <w:t xml:space="preserve">getFirstSelectedOption() </w:t>
       </w:r>
       <w:r>
@@ -6890,24 +6684,13 @@
           <w:lang w:val="en-US"/>
         </w:rPr>
       </w:pPr>
-      <w:proofErr w:type="gramStart"/>
-      <w:r>
-        <w:rPr>
-          <w:sz w:val="24"/>
-          <w:szCs w:val="22"/>
-          <w:lang w:val="en-US"/>
-        </w:rPr>
-        <w:lastRenderedPageBreak/>
-        <w:t>getOptions(</w:t>
-      </w:r>
-      <w:proofErr w:type="gramEnd"/>
-      <w:r>
-        <w:rPr>
-          <w:sz w:val="24"/>
-          <w:szCs w:val="22"/>
-          <w:lang w:val="en-US"/>
-        </w:rPr>
-        <w:t xml:space="preserve">) </w:t>
+      <w:r>
+        <w:rPr>
+          <w:sz w:val="24"/>
+          <w:szCs w:val="22"/>
+          <w:lang w:val="en-US"/>
+        </w:rPr>
+        <w:t xml:space="preserve">getOptions() </w:t>
       </w:r>
       <w:r>
         <w:rPr>
@@ -6939,23 +6722,13 @@
           <w:lang w:val="en-US"/>
         </w:rPr>
       </w:pPr>
-      <w:proofErr w:type="gramStart"/>
-      <w:r>
-        <w:rPr>
-          <w:sz w:val="24"/>
-          <w:szCs w:val="22"/>
-          <w:lang w:val="en-US"/>
-        </w:rPr>
-        <w:t>selectByVisibleText(</w:t>
-      </w:r>
-      <w:proofErr w:type="gramEnd"/>
-      <w:r>
-        <w:rPr>
-          <w:sz w:val="24"/>
-          <w:szCs w:val="22"/>
-          <w:lang w:val="en-US"/>
-        </w:rPr>
-        <w:t xml:space="preserve">) </w:t>
+      <w:r>
+        <w:rPr>
+          <w:sz w:val="24"/>
+          <w:szCs w:val="22"/>
+          <w:lang w:val="en-US"/>
+        </w:rPr>
+        <w:t xml:space="preserve">selectByVisibleText() </w:t>
       </w:r>
       <w:r>
         <w:rPr>
@@ -7025,23 +6798,13 @@
           <w:lang w:val="en-US"/>
         </w:rPr>
       </w:pPr>
-      <w:proofErr w:type="gramStart"/>
-      <w:r>
-        <w:rPr>
-          <w:sz w:val="24"/>
-          <w:szCs w:val="22"/>
-          <w:lang w:val="en-US"/>
-        </w:rPr>
-        <w:t>selectByValue(</w:t>
-      </w:r>
-      <w:proofErr w:type="gramEnd"/>
-      <w:r>
-        <w:rPr>
-          <w:sz w:val="24"/>
-          <w:szCs w:val="22"/>
-          <w:lang w:val="en-US"/>
-        </w:rPr>
-        <w:t xml:space="preserve">) </w:t>
+      <w:r>
+        <w:rPr>
+          <w:sz w:val="24"/>
+          <w:szCs w:val="22"/>
+          <w:lang w:val="en-US"/>
+        </w:rPr>
+        <w:t xml:space="preserve">selectByValue() </w:t>
       </w:r>
       <w:r>
         <w:rPr>
@@ -7081,23 +6844,13 @@
           <w:lang w:val="en-US"/>
         </w:rPr>
       </w:pPr>
-      <w:proofErr w:type="gramStart"/>
-      <w:r>
-        <w:rPr>
-          <w:sz w:val="24"/>
-          <w:szCs w:val="22"/>
-          <w:lang w:val="en-US"/>
-        </w:rPr>
-        <w:t>selectByIndex(</w:t>
-      </w:r>
-      <w:proofErr w:type="gramEnd"/>
-      <w:r>
-        <w:rPr>
-          <w:sz w:val="24"/>
-          <w:szCs w:val="22"/>
-          <w:lang w:val="en-US"/>
-        </w:rPr>
-        <w:t xml:space="preserve">) </w:t>
+      <w:r>
+        <w:rPr>
+          <w:sz w:val="24"/>
+          <w:szCs w:val="22"/>
+          <w:lang w:val="en-US"/>
+        </w:rPr>
+        <w:t xml:space="preserve">selectByIndex() </w:t>
       </w:r>
       <w:r>
         <w:rPr>
@@ -7113,25 +6866,7 @@
           <w:szCs w:val="22"/>
           <w:lang w:val="en-US"/>
         </w:rPr>
-        <w:t xml:space="preserve"> Selects the option by using its zero based index no. index no is +</w:t>
-      </w:r>
-      <w:proofErr w:type="spellStart"/>
-      <w:r>
-        <w:rPr>
-          <w:sz w:val="24"/>
-          <w:szCs w:val="22"/>
-          <w:lang w:val="en-US"/>
-        </w:rPr>
-        <w:t>ve</w:t>
-      </w:r>
-      <w:proofErr w:type="spellEnd"/>
-      <w:r>
-        <w:rPr>
-          <w:sz w:val="24"/>
-          <w:szCs w:val="22"/>
-          <w:lang w:val="en-US"/>
-        </w:rPr>
-        <w:t xml:space="preserve"> integer number.</w:t>
+        <w:t xml:space="preserve"> Selects the option by using its zero based index no. index no is +ve integer number.</w:t>
       </w:r>
     </w:p>
     <w:p>
@@ -7147,23 +6882,13 @@
           <w:lang w:val="en-US"/>
         </w:rPr>
       </w:pPr>
-      <w:proofErr w:type="gramStart"/>
-      <w:r>
-        <w:rPr>
-          <w:sz w:val="24"/>
-          <w:szCs w:val="22"/>
-          <w:lang w:val="en-US"/>
-        </w:rPr>
-        <w:t>getAllSelectedOptions(</w:t>
-      </w:r>
-      <w:proofErr w:type="gramEnd"/>
-      <w:r>
-        <w:rPr>
-          <w:sz w:val="24"/>
-          <w:szCs w:val="22"/>
-          <w:lang w:val="en-US"/>
-        </w:rPr>
-        <w:t xml:space="preserve">) </w:t>
+      <w:r>
+        <w:rPr>
+          <w:sz w:val="24"/>
+          <w:szCs w:val="22"/>
+          <w:lang w:val="en-US"/>
+        </w:rPr>
+        <w:t xml:space="preserve">getAllSelectedOptions() </w:t>
       </w:r>
       <w:r>
         <w:rPr>
@@ -7195,23 +6920,13 @@
           <w:lang w:val="en-US"/>
         </w:rPr>
       </w:pPr>
-      <w:proofErr w:type="gramStart"/>
-      <w:r>
-        <w:rPr>
-          <w:sz w:val="24"/>
-          <w:szCs w:val="22"/>
-          <w:lang w:val="en-US"/>
-        </w:rPr>
-        <w:t>isMultiple(</w:t>
-      </w:r>
-      <w:proofErr w:type="gramEnd"/>
-      <w:r>
-        <w:rPr>
-          <w:sz w:val="24"/>
-          <w:szCs w:val="22"/>
-          <w:lang w:val="en-US"/>
-        </w:rPr>
-        <w:t xml:space="preserve">) </w:t>
+      <w:r>
+        <w:rPr>
+          <w:sz w:val="24"/>
+          <w:szCs w:val="22"/>
+          <w:lang w:val="en-US"/>
+        </w:rPr>
+        <w:t xml:space="preserve">isMultiple() </w:t>
       </w:r>
       <w:r>
         <w:rPr>
@@ -7426,33 +7141,13 @@
           <w:lang w:val="en-US"/>
         </w:rPr>
       </w:pPr>
-      <w:proofErr w:type="spellStart"/>
-      <w:proofErr w:type="gramStart"/>
-      <w:r>
-        <w:rPr>
-          <w:sz w:val="24"/>
-          <w:szCs w:val="22"/>
-          <w:lang w:val="en-US"/>
-        </w:rPr>
-        <w:t>Thread.sleep</w:t>
-      </w:r>
-      <w:proofErr w:type="spellEnd"/>
-      <w:r>
-        <w:rPr>
-          <w:sz w:val="24"/>
-          <w:szCs w:val="22"/>
-          <w:lang w:val="en-US"/>
-        </w:rPr>
-        <w:t>(</w:t>
-      </w:r>
-      <w:proofErr w:type="gramEnd"/>
-      <w:r>
-        <w:rPr>
-          <w:sz w:val="24"/>
-          <w:szCs w:val="22"/>
-          <w:lang w:val="en-US"/>
-        </w:rPr>
-        <w:t>)</w:t>
+      <w:r>
+        <w:rPr>
+          <w:sz w:val="24"/>
+          <w:szCs w:val="22"/>
+          <w:lang w:val="en-US"/>
+        </w:rPr>
+        <w:t>Thread.sleep()</w:t>
       </w:r>
       <w:r>
         <w:rPr>
@@ -7792,6 +7487,7 @@
           <w:szCs w:val="22"/>
           <w:lang w:val="en-US"/>
         </w:rPr>
+        <w:lastRenderedPageBreak/>
         <w:t>We can handle the exception as well.</w:t>
       </w:r>
       <w:r>
@@ -7818,25 +7514,7 @@
           <w:lang w:val="en-US"/>
         </w:rPr>
         <w:br/>
-      </w:r>
-      <w:proofErr w:type="spellStart"/>
-      <w:r>
-        <w:rPr>
-          <w:sz w:val="24"/>
-          <w:szCs w:val="22"/>
-          <w:lang w:val="en-US"/>
-        </w:rPr>
-        <w:lastRenderedPageBreak/>
-        <w:t>i</w:t>
-      </w:r>
-      <w:proofErr w:type="spellEnd"/>
-      <w:r>
-        <w:rPr>
-          <w:sz w:val="24"/>
-          <w:szCs w:val="22"/>
-          <w:lang w:val="en-US"/>
-        </w:rPr>
-        <w:t xml:space="preserve"> – ignoring </w:t>
+        <w:t xml:space="preserve">i – ignoring </w:t>
       </w:r>
       <w:r>
         <w:rPr>
@@ -7952,25 +7630,15 @@
           <w:szCs w:val="22"/>
           <w:lang w:val="en-US"/>
         </w:rPr>
-        <w:t>Display all table header (&lt;</w:t>
-      </w:r>
-      <w:proofErr w:type="spellStart"/>
-      <w:r>
-        <w:rPr>
-          <w:sz w:val="24"/>
-          <w:szCs w:val="22"/>
-          <w:lang w:val="en-US"/>
-        </w:rPr>
-        <w:t>rh</w:t>
-      </w:r>
-      <w:proofErr w:type="spellEnd"/>
-      <w:r>
-        <w:rPr>
-          <w:sz w:val="24"/>
-          <w:szCs w:val="22"/>
-          <w:lang w:val="en-US"/>
-        </w:rPr>
-        <w:t>&gt;)</w:t>
+        <w:t>Display all table header (&lt;t</w:t>
+      </w:r>
+      <w:r>
+        <w:rPr>
+          <w:sz w:val="24"/>
+          <w:szCs w:val="22"/>
+          <w:lang w:val="en-US"/>
+        </w:rPr>
+        <w:t>h&gt;)</w:t>
       </w:r>
     </w:p>
     <w:p>
@@ -7992,25 +7660,7 @@
           <w:szCs w:val="22"/>
           <w:lang w:val="en-US"/>
         </w:rPr>
-        <w:t>Display total number of rows (&lt;</w:t>
-      </w:r>
-      <w:proofErr w:type="spellStart"/>
-      <w:r>
-        <w:rPr>
-          <w:sz w:val="24"/>
-          <w:szCs w:val="22"/>
-          <w:lang w:val="en-US"/>
-        </w:rPr>
-        <w:t>tr</w:t>
-      </w:r>
-      <w:proofErr w:type="spellEnd"/>
-      <w:r>
-        <w:rPr>
-          <w:sz w:val="24"/>
-          <w:szCs w:val="22"/>
-          <w:lang w:val="en-US"/>
-        </w:rPr>
-        <w:t>&gt;)</w:t>
+        <w:t>Display total number of rows (&lt;tr&gt;)</w:t>
       </w:r>
     </w:p>
     <w:p>
@@ -8033,18 +7683,122 @@
           <w:lang w:val="en-US"/>
         </w:rPr>
         <w:t xml:space="preserve">Display any row randomly </w:t>
+      </w:r>
+    </w:p>
+    <w:p>
+      <w:pPr>
+        <w:rPr>
+          <w:sz w:val="24"/>
+          <w:szCs w:val="22"/>
+          <w:lang w:val="en-US"/>
+        </w:rPr>
+      </w:pPr>
+    </w:p>
+    <w:p>
+      <w:pPr>
+        <w:rPr>
+          <w:b/>
+          <w:bCs/>
+          <w:sz w:val="24"/>
+          <w:szCs w:val="22"/>
+          <w:lang w:val="en-US"/>
+        </w:rPr>
+      </w:pPr>
+      <w:r>
+        <w:rPr>
+          <w:b/>
+          <w:bCs/>
+          <w:sz w:val="24"/>
+          <w:szCs w:val="22"/>
+          <w:lang w:val="en-US"/>
+        </w:rPr>
+        <w:t>JavascriptExecutor Interface</w:t>
+      </w:r>
+    </w:p>
+    <w:p>
+      <w:pPr>
+        <w:rPr>
+          <w:sz w:val="24"/>
+          <w:szCs w:val="22"/>
+          <w:lang w:val="en-US"/>
+        </w:rPr>
+      </w:pPr>
+      <w:r>
+        <w:rPr>
+          <w:sz w:val="24"/>
+          <w:szCs w:val="22"/>
+          <w:lang w:val="en-US"/>
+        </w:rPr>
+        <w:t>This is an interface in Java which can be used for</w:t>
+      </w:r>
+    </w:p>
+    <w:p>
+      <w:pPr>
+        <w:pStyle w:val="ListParagraph"/>
+        <w:numPr>
+          <w:ilvl w:val="0"/>
+          <w:numId w:val="26"/>
+        </w:numPr>
+        <w:rPr>
+          <w:sz w:val="24"/>
+          <w:szCs w:val="22"/>
+          <w:lang w:val="en-US"/>
+        </w:rPr>
+      </w:pPr>
+      <w:r>
+        <w:rPr>
+          <w:sz w:val="24"/>
+          <w:szCs w:val="22"/>
+          <w:lang w:val="en-US"/>
+        </w:rPr>
+        <w:t>Scrolling the window horizontally or vertically</w:t>
+      </w:r>
+    </w:p>
+    <w:p>
+      <w:pPr>
+        <w:pStyle w:val="ListParagraph"/>
+        <w:numPr>
+          <w:ilvl w:val="0"/>
+          <w:numId w:val="26"/>
+        </w:numPr>
+        <w:rPr>
+          <w:sz w:val="24"/>
+          <w:szCs w:val="22"/>
+          <w:lang w:val="en-US"/>
+        </w:rPr>
+      </w:pPr>
+      <w:r>
+        <w:rPr>
+          <w:sz w:val="24"/>
+          <w:szCs w:val="22"/>
+          <w:lang w:val="en-US"/>
+        </w:rPr>
+        <w:t>Clicking on some control if it is hidden by some another control</w:t>
+      </w:r>
+    </w:p>
+    <w:p>
+      <w:pPr>
+        <w:pStyle w:val="ListParagraph"/>
+        <w:numPr>
+          <w:ilvl w:val="0"/>
+          <w:numId w:val="26"/>
+        </w:numPr>
+        <w:rPr>
+          <w:sz w:val="24"/>
+          <w:szCs w:val="22"/>
+          <w:lang w:val="en-US"/>
+        </w:rPr>
+      </w:pPr>
+      <w:r>
+        <w:rPr>
+          <w:sz w:val="24"/>
+          <w:szCs w:val="22"/>
+          <w:lang w:val="en-US"/>
+        </w:rPr>
+        <w:t>Entering some data in the text boxes (sendKeys()).</w:t>
       </w:r>
       <w:bookmarkStart w:id="0" w:name="_GoBack"/>
       <w:bookmarkEnd w:id="0"/>
-    </w:p>
-    <w:p>
-      <w:pPr>
-        <w:rPr>
-          <w:sz w:val="24"/>
-          <w:szCs w:val="22"/>
-          <w:lang w:val="en-US"/>
-        </w:rPr>
-      </w:pPr>
     </w:p>
     <w:sectPr>
       <w:pgSz w:w="11906" w:h="16838"/>
@@ -9158,6 +8912,95 @@
     </w:lvl>
   </w:abstractNum>
   <w:abstractNum w:abstractNumId="11">
+    <w:nsid w:val="32FE0416"/>
+    <w:multiLevelType w:val="hybridMultilevel"/>
+    <w:tmpl w:val="16BC674C"/>
+    <w:lvl w:ilvl="0" w:tplc="4009000F">
+      <w:start w:val="1"/>
+      <w:numFmt w:val="decimal"/>
+      <w:lvlText w:val="%1."/>
+      <w:lvlJc w:val="left"/>
+      <w:pPr>
+        <w:ind w:left="720" w:hanging="360"/>
+      </w:pPr>
+      <w:rPr>
+        <w:rFonts w:hint="default"/>
+      </w:rPr>
+    </w:lvl>
+    <w:lvl w:ilvl="1" w:tplc="40090019" w:tentative="1">
+      <w:start w:val="1"/>
+      <w:numFmt w:val="lowerLetter"/>
+      <w:lvlText w:val="%2."/>
+      <w:lvlJc w:val="left"/>
+      <w:pPr>
+        <w:ind w:left="1440" w:hanging="360"/>
+      </w:pPr>
+    </w:lvl>
+    <w:lvl w:ilvl="2" w:tplc="4009001B" w:tentative="1">
+      <w:start w:val="1"/>
+      <w:numFmt w:val="lowerRoman"/>
+      <w:lvlText w:val="%3."/>
+      <w:lvlJc w:val="right"/>
+      <w:pPr>
+        <w:ind w:left="2160" w:hanging="180"/>
+      </w:pPr>
+    </w:lvl>
+    <w:lvl w:ilvl="3" w:tplc="4009000F" w:tentative="1">
+      <w:start w:val="1"/>
+      <w:numFmt w:val="decimal"/>
+      <w:lvlText w:val="%4."/>
+      <w:lvlJc w:val="left"/>
+      <w:pPr>
+        <w:ind w:left="2880" w:hanging="360"/>
+      </w:pPr>
+    </w:lvl>
+    <w:lvl w:ilvl="4" w:tplc="40090019" w:tentative="1">
+      <w:start w:val="1"/>
+      <w:numFmt w:val="lowerLetter"/>
+      <w:lvlText w:val="%5."/>
+      <w:lvlJc w:val="left"/>
+      <w:pPr>
+        <w:ind w:left="3600" w:hanging="360"/>
+      </w:pPr>
+    </w:lvl>
+    <w:lvl w:ilvl="5" w:tplc="4009001B" w:tentative="1">
+      <w:start w:val="1"/>
+      <w:numFmt w:val="lowerRoman"/>
+      <w:lvlText w:val="%6."/>
+      <w:lvlJc w:val="right"/>
+      <w:pPr>
+        <w:ind w:left="4320" w:hanging="180"/>
+      </w:pPr>
+    </w:lvl>
+    <w:lvl w:ilvl="6" w:tplc="4009000F" w:tentative="1">
+      <w:start w:val="1"/>
+      <w:numFmt w:val="decimal"/>
+      <w:lvlText w:val="%7."/>
+      <w:lvlJc w:val="left"/>
+      <w:pPr>
+        <w:ind w:left="5040" w:hanging="360"/>
+      </w:pPr>
+    </w:lvl>
+    <w:lvl w:ilvl="7" w:tplc="40090019" w:tentative="1">
+      <w:start w:val="1"/>
+      <w:numFmt w:val="lowerLetter"/>
+      <w:lvlText w:val="%8."/>
+      <w:lvlJc w:val="left"/>
+      <w:pPr>
+        <w:ind w:left="5760" w:hanging="360"/>
+      </w:pPr>
+    </w:lvl>
+    <w:lvl w:ilvl="8" w:tplc="4009001B" w:tentative="1">
+      <w:start w:val="1"/>
+      <w:numFmt w:val="lowerRoman"/>
+      <w:lvlText w:val="%9."/>
+      <w:lvlJc w:val="right"/>
+      <w:pPr>
+        <w:ind w:left="6480" w:hanging="180"/>
+      </w:pPr>
+    </w:lvl>
+  </w:abstractNum>
+  <w:abstractNum w:abstractNumId="12">
     <w:nsid w:val="37062EB4"/>
     <w:multiLevelType w:val="hybridMultilevel"/>
     <w:tmpl w:val="8528B142"/>
@@ -9246,7 +9089,7 @@
       </w:pPr>
     </w:lvl>
   </w:abstractNum>
-  <w:abstractNum w:abstractNumId="12">
+  <w:abstractNum w:abstractNumId="13">
     <w:nsid w:val="4B45536D"/>
     <w:multiLevelType w:val="hybridMultilevel"/>
     <w:tmpl w:val="0B3449C8"/>
@@ -9335,7 +9178,7 @@
       </w:pPr>
     </w:lvl>
   </w:abstractNum>
-  <w:abstractNum w:abstractNumId="13">
+  <w:abstractNum w:abstractNumId="14">
     <w:nsid w:val="4D236C02"/>
     <w:multiLevelType w:val="hybridMultilevel"/>
     <w:tmpl w:val="CBFADF28"/>
@@ -9448,7 +9291,7 @@
       </w:rPr>
     </w:lvl>
   </w:abstractNum>
-  <w:abstractNum w:abstractNumId="14">
+  <w:abstractNum w:abstractNumId="15">
     <w:nsid w:val="4FC02C6C"/>
     <w:multiLevelType w:val="hybridMultilevel"/>
     <w:tmpl w:val="05D2B08E"/>
@@ -9537,7 +9380,7 @@
       </w:pPr>
     </w:lvl>
   </w:abstractNum>
-  <w:abstractNum w:abstractNumId="15">
+  <w:abstractNum w:abstractNumId="16">
     <w:nsid w:val="52B52268"/>
     <w:multiLevelType w:val="hybridMultilevel"/>
     <w:tmpl w:val="331AF78C"/>
@@ -9650,7 +9493,7 @@
       </w:rPr>
     </w:lvl>
   </w:abstractNum>
-  <w:abstractNum w:abstractNumId="16">
+  <w:abstractNum w:abstractNumId="17">
     <w:nsid w:val="55D92B24"/>
     <w:multiLevelType w:val="hybridMultilevel"/>
     <w:tmpl w:val="9BCED27C"/>
@@ -9763,7 +9606,7 @@
       </w:rPr>
     </w:lvl>
   </w:abstractNum>
-  <w:abstractNum w:abstractNumId="17">
+  <w:abstractNum w:abstractNumId="18">
     <w:nsid w:val="57564656"/>
     <w:multiLevelType w:val="hybridMultilevel"/>
     <w:tmpl w:val="3E1C27F6"/>
@@ -9876,7 +9719,7 @@
       </w:rPr>
     </w:lvl>
   </w:abstractNum>
-  <w:abstractNum w:abstractNumId="18">
+  <w:abstractNum w:abstractNumId="19">
     <w:nsid w:val="61A962B8"/>
     <w:multiLevelType w:val="hybridMultilevel"/>
     <w:tmpl w:val="5EDC7138"/>
@@ -9965,7 +9808,7 @@
       </w:pPr>
     </w:lvl>
   </w:abstractNum>
-  <w:abstractNum w:abstractNumId="19">
+  <w:abstractNum w:abstractNumId="20">
     <w:nsid w:val="6E5A4342"/>
     <w:multiLevelType w:val="hybridMultilevel"/>
     <w:tmpl w:val="414440E6"/>
@@ -10054,7 +9897,7 @@
       </w:pPr>
     </w:lvl>
   </w:abstractNum>
-  <w:abstractNum w:abstractNumId="20">
+  <w:abstractNum w:abstractNumId="21">
     <w:nsid w:val="6F0A1BD2"/>
     <w:multiLevelType w:val="hybridMultilevel"/>
     <w:tmpl w:val="EF7884CC"/>
@@ -10167,7 +10010,7 @@
       </w:rPr>
     </w:lvl>
   </w:abstractNum>
-  <w:abstractNum w:abstractNumId="21">
+  <w:abstractNum w:abstractNumId="22">
     <w:nsid w:val="729D49A6"/>
     <w:multiLevelType w:val="hybridMultilevel"/>
     <w:tmpl w:val="212E6380"/>
@@ -10256,7 +10099,7 @@
       </w:pPr>
     </w:lvl>
   </w:abstractNum>
-  <w:abstractNum w:abstractNumId="22">
+  <w:abstractNum w:abstractNumId="23">
     <w:nsid w:val="7C1B7A62"/>
     <w:multiLevelType w:val="hybridMultilevel"/>
     <w:tmpl w:val="A1EEB68C"/>
@@ -10369,7 +10212,7 @@
       </w:rPr>
     </w:lvl>
   </w:abstractNum>
-  <w:abstractNum w:abstractNumId="23">
+  <w:abstractNum w:abstractNumId="24">
     <w:nsid w:val="7E0C5E33"/>
     <w:multiLevelType w:val="hybridMultilevel"/>
     <w:tmpl w:val="17A20342"/>
@@ -10458,7 +10301,7 @@
       </w:pPr>
     </w:lvl>
   </w:abstractNum>
-  <w:abstractNum w:abstractNumId="24">
+  <w:abstractNum w:abstractNumId="25">
     <w:nsid w:val="7EEF6783"/>
     <w:multiLevelType w:val="hybridMultilevel"/>
     <w:tmpl w:val="2292AFAC"/>
@@ -10554,22 +10397,22 @@
     <w:abstractNumId w:val="5"/>
   </w:num>
   <w:num w:numId="3">
-    <w:abstractNumId w:val="22"/>
+    <w:abstractNumId w:val="23"/>
   </w:num>
   <w:num w:numId="4">
-    <w:abstractNumId w:val="16"/>
+    <w:abstractNumId w:val="17"/>
   </w:num>
   <w:num w:numId="5">
-    <w:abstractNumId w:val="11"/>
+    <w:abstractNumId w:val="12"/>
   </w:num>
   <w:num w:numId="6">
     <w:abstractNumId w:val="6"/>
   </w:num>
   <w:num w:numId="7">
-    <w:abstractNumId w:val="13"/>
+    <w:abstractNumId w:val="14"/>
   </w:num>
   <w:num w:numId="8">
-    <w:abstractNumId w:val="17"/>
+    <w:abstractNumId w:val="18"/>
   </w:num>
   <w:num w:numId="9">
     <w:abstractNumId w:val="9"/>
@@ -10587,40 +10430,43 @@
     <w:abstractNumId w:val="1"/>
   </w:num>
   <w:num w:numId="14">
-    <w:abstractNumId w:val="12"/>
+    <w:abstractNumId w:val="13"/>
   </w:num>
   <w:num w:numId="15">
-    <w:abstractNumId w:val="24"/>
+    <w:abstractNumId w:val="25"/>
   </w:num>
   <w:num w:numId="16">
     <w:abstractNumId w:val="10"/>
   </w:num>
   <w:num w:numId="17">
-    <w:abstractNumId w:val="20"/>
+    <w:abstractNumId w:val="21"/>
   </w:num>
   <w:num w:numId="18">
     <w:abstractNumId w:val="0"/>
   </w:num>
   <w:num w:numId="19">
-    <w:abstractNumId w:val="23"/>
+    <w:abstractNumId w:val="24"/>
   </w:num>
   <w:num w:numId="20">
-    <w:abstractNumId w:val="18"/>
+    <w:abstractNumId w:val="19"/>
   </w:num>
   <w:num w:numId="21">
-    <w:abstractNumId w:val="15"/>
+    <w:abstractNumId w:val="16"/>
   </w:num>
   <w:num w:numId="22">
     <w:abstractNumId w:val="2"/>
   </w:num>
   <w:num w:numId="23">
-    <w:abstractNumId w:val="21"/>
+    <w:abstractNumId w:val="22"/>
   </w:num>
   <w:num w:numId="24">
-    <w:abstractNumId w:val="14"/>
+    <w:abstractNumId w:val="15"/>
   </w:num>
   <w:num w:numId="25">
-    <w:abstractNumId w:val="19"/>
+    <w:abstractNumId w:val="20"/>
+  </w:num>
+  <w:num w:numId="26">
+    <w:abstractNumId w:val="11"/>
   </w:num>
 </w:numbering>
 </file>
@@ -11350,7 +11196,7 @@
 </file>
 
 <file path=customXml/itemProps1.xml><?xml version="1.0" encoding="utf-8"?>
-<ds:datastoreItem xmlns:ds="http://schemas.openxmlformats.org/officeDocument/2006/customXml" ds:itemID="{55F5C8C7-2F2E-49E5-B9BE-D4D20711B6BE}">
+<ds:datastoreItem xmlns:ds="http://schemas.openxmlformats.org/officeDocument/2006/customXml" ds:itemID="{045BE1BF-D7D7-495D-93D5-380C82500C87}">
   <ds:schemaRefs>
     <ds:schemaRef ds:uri="http://schemas.openxmlformats.org/officeDocument/2006/bibliography"/>
   </ds:schemaRefs>

--- a/Notes_Selenium_14.docx
+++ b/Notes_Selenium_14.docx
@@ -4758,6 +4758,90 @@
     </w:p>
     <w:p>
       <w:pPr>
+        <w:pStyle w:val="ListParagraph"/>
+        <w:numPr>
+          <w:ilvl w:val="0"/>
+          <w:numId w:val="14"/>
+        </w:numPr>
+        <w:rPr>
+          <w:sz w:val="24"/>
+          <w:szCs w:val="22"/>
+          <w:lang w:val="en-US"/>
+        </w:rPr>
+      </w:pPr>
+      <w:r>
+        <w:rPr>
+          <w:sz w:val="24"/>
+          <w:szCs w:val="22"/>
+          <w:lang w:val="en-US"/>
+        </w:rPr>
+        <w:t xml:space="preserve">getWindowHandles() </w:t>
+      </w:r>
+      <w:r>
+        <w:rPr>
+          <w:sz w:val="24"/>
+          <w:szCs w:val="22"/>
+          <w:lang w:val="en-US"/>
+        </w:rPr>
+        <w:sym w:font="Wingdings" w:char="F0E0"/>
+      </w:r>
+      <w:r>
+        <w:rPr>
+          <w:sz w:val="24"/>
+          <w:szCs w:val="22"/>
+          <w:lang w:val="en-US"/>
+        </w:rPr>
+        <w:t xml:space="preserve"> Will return ids of the windows those are opened by WebDriver object.</w:t>
+      </w:r>
+      <w:r>
+        <w:rPr>
+          <w:sz w:val="24"/>
+          <w:szCs w:val="22"/>
+          <w:lang w:val="en-US"/>
+        </w:rPr>
+        <w:t xml:space="preserve"> (Set&lt;String&gt;)</w:t>
+      </w:r>
+    </w:p>
+    <w:p>
+      <w:pPr>
+        <w:pStyle w:val="ListParagraph"/>
+        <w:numPr>
+          <w:ilvl w:val="0"/>
+          <w:numId w:val="14"/>
+        </w:numPr>
+        <w:rPr>
+          <w:sz w:val="24"/>
+          <w:szCs w:val="22"/>
+          <w:lang w:val="en-US"/>
+        </w:rPr>
+      </w:pPr>
+      <w:r>
+        <w:rPr>
+          <w:sz w:val="24"/>
+          <w:szCs w:val="22"/>
+          <w:lang w:val="en-US"/>
+        </w:rPr>
+        <w:t xml:space="preserve">quit() </w:t>
+      </w:r>
+      <w:r>
+        <w:rPr>
+          <w:sz w:val="24"/>
+          <w:szCs w:val="22"/>
+          <w:lang w:val="en-US"/>
+        </w:rPr>
+        <w:sym w:font="Wingdings" w:char="F0E0"/>
+      </w:r>
+      <w:r>
+        <w:rPr>
+          <w:sz w:val="24"/>
+          <w:szCs w:val="22"/>
+          <w:lang w:val="en-US"/>
+        </w:rPr>
+        <w:t xml:space="preserve"> Will close all the windows / tabs those are opened by WebDriver object.</w:t>
+      </w:r>
+    </w:p>
+    <w:p>
+      <w:pPr>
         <w:rPr>
           <w:sz w:val="24"/>
           <w:szCs w:val="22"/>
@@ -5081,6 +5165,7 @@
           <w:noProof/>
           <w:lang w:eastAsia="en-IN"/>
         </w:rPr>
+        <w:lastRenderedPageBreak/>
         <w:drawing>
           <wp:inline distT="0" distB="0" distL="0" distR="0" wp14:anchorId="0C157778" wp14:editId="672FAE31">
             <wp:extent cx="3743325" cy="2234241"/>
@@ -5786,6 +5871,7 @@
           <w:szCs w:val="22"/>
           <w:lang w:val="en-US"/>
         </w:rPr>
+        <w:lastRenderedPageBreak/>
         <w:t>CssSelector allows to locate a control any one or multiple attributes of control.</w:t>
       </w:r>
     </w:p>
@@ -5944,7 +6030,6 @@
           <w:szCs w:val="22"/>
           <w:lang w:val="en-US"/>
         </w:rPr>
-        <w:lastRenderedPageBreak/>
         <w:t xml:space="preserve">^ </w:t>
       </w:r>
       <w:r>
@@ -6479,6 +6564,7 @@
           <w:szCs w:val="22"/>
           <w:lang w:val="en-US"/>
         </w:rPr>
+        <w:lastRenderedPageBreak/>
         <w:t>If the control is having &lt;select&gt; tag then only it is treated as Drop down list / List Box.</w:t>
       </w:r>
     </w:p>
@@ -6651,7 +6737,6 @@
           <w:szCs w:val="22"/>
           <w:lang w:val="en-US"/>
         </w:rPr>
-        <w:lastRenderedPageBreak/>
         <w:t xml:space="preserve">getFirstSelectedOption() </w:t>
       </w:r>
       <w:r>
@@ -7333,6 +7418,7 @@
           <w:szCs w:val="22"/>
           <w:lang w:val="en-US"/>
         </w:rPr>
+        <w:lastRenderedPageBreak/>
         <w:t>It is applicable to single statement only</w:t>
       </w:r>
     </w:p>
@@ -7487,7 +7573,6 @@
           <w:szCs w:val="22"/>
           <w:lang w:val="en-US"/>
         </w:rPr>
-        <w:lastRenderedPageBreak/>
         <w:t>We can handle the exception as well.</w:t>
       </w:r>
       <w:r>
@@ -7729,7 +7814,23 @@
           <w:szCs w:val="22"/>
           <w:lang w:val="en-US"/>
         </w:rPr>
-        <w:t>This is an interface in Java which can be used for</w:t>
+        <w:t>This is an interface in Java</w:t>
+      </w:r>
+      <w:r>
+        <w:rPr>
+          <w:sz w:val="24"/>
+          <w:szCs w:val="22"/>
+          <w:lang w:val="en-US"/>
+        </w:rPr>
+        <w:t xml:space="preserve"> (from Selenium package)</w:t>
+      </w:r>
+      <w:r>
+        <w:rPr>
+          <w:sz w:val="24"/>
+          <w:szCs w:val="22"/>
+          <w:lang w:val="en-US"/>
+        </w:rPr>
+        <w:t xml:space="preserve"> which can be used for</w:t>
       </w:r>
     </w:p>
     <w:p>
@@ -7797,6 +7898,62 @@
         </w:rPr>
         <w:t>Entering some data in the text boxes (sendKeys()).</w:t>
       </w:r>
+    </w:p>
+    <w:p>
+      <w:pPr>
+        <w:rPr>
+          <w:sz w:val="24"/>
+          <w:szCs w:val="22"/>
+          <w:lang w:val="en-US"/>
+        </w:rPr>
+      </w:pPr>
+    </w:p>
+    <w:p>
+      <w:pPr>
+        <w:rPr>
+          <w:b/>
+          <w:bCs/>
+          <w:sz w:val="24"/>
+          <w:szCs w:val="22"/>
+          <w:lang w:val="en-US"/>
+        </w:rPr>
+      </w:pPr>
+      <w:r>
+        <w:rPr>
+          <w:b/>
+          <w:bCs/>
+          <w:sz w:val="24"/>
+          <w:szCs w:val="22"/>
+          <w:lang w:val="en-US"/>
+        </w:rPr>
+        <w:t>Handling File Upload</w:t>
+      </w:r>
+    </w:p>
+    <w:p>
+      <w:pPr>
+        <w:rPr>
+          <w:sz w:val="24"/>
+          <w:szCs w:val="22"/>
+          <w:lang w:val="en-US"/>
+        </w:rPr>
+      </w:pPr>
+      <w:r>
+        <w:rPr>
+          <w:sz w:val="24"/>
+          <w:szCs w:val="22"/>
+          <w:lang w:val="en-US"/>
+        </w:rPr>
+        <w:t>If the control is having &lt;type = “file&gt; attribute then such a control is called as File Upload control. Such controls are used to simply uploading the file.</w:t>
+      </w:r>
+    </w:p>
+    <w:p>
+      <w:pPr>
+        <w:rPr>
+          <w:sz w:val="24"/>
+          <w:szCs w:val="22"/>
+          <w:lang w:val="en-US"/>
+        </w:rPr>
+      </w:pPr>
       <w:bookmarkStart w:id="0" w:name="_GoBack"/>
       <w:bookmarkEnd w:id="0"/>
     </w:p>
@@ -11196,7 +11353,7 @@
 </file>
 
 <file path=customXml/itemProps1.xml><?xml version="1.0" encoding="utf-8"?>
-<ds:datastoreItem xmlns:ds="http://schemas.openxmlformats.org/officeDocument/2006/customXml" ds:itemID="{045BE1BF-D7D7-495D-93D5-380C82500C87}">
+<ds:datastoreItem xmlns:ds="http://schemas.openxmlformats.org/officeDocument/2006/customXml" ds:itemID="{40556793-8D33-4BEB-939F-67BDF510EC35}">
   <ds:schemaRefs>
     <ds:schemaRef ds:uri="http://schemas.openxmlformats.org/officeDocument/2006/bibliography"/>
   </ds:schemaRefs>

--- a/Notes_Selenium_14.docx
+++ b/Notes_Selenium_14.docx
@@ -5132,6 +5132,44 @@
           <w:lang w:val="en-US"/>
         </w:rPr>
         <w:t xml:space="preserve"> when the control in hidden by some another control.</w:t>
+      </w:r>
+    </w:p>
+    <w:p>
+      <w:pPr>
+        <w:pStyle w:val="ListParagraph"/>
+        <w:numPr>
+          <w:ilvl w:val="0"/>
+          <w:numId w:val="15"/>
+        </w:numPr>
+        <w:rPr>
+          <w:sz w:val="24"/>
+          <w:szCs w:val="22"/>
+          <w:lang w:val="en-US"/>
+        </w:rPr>
+      </w:pPr>
+      <w:r>
+        <w:rPr>
+          <w:sz w:val="24"/>
+          <w:szCs w:val="22"/>
+          <w:lang w:val="en-US"/>
+        </w:rPr>
+        <w:t xml:space="preserve">NoAlertPresentException </w:t>
+      </w:r>
+      <w:r>
+        <w:rPr>
+          <w:sz w:val="24"/>
+          <w:szCs w:val="22"/>
+          <w:lang w:val="en-US"/>
+        </w:rPr>
+        <w:sym w:font="Wingdings" w:char="F0E0"/>
+      </w:r>
+      <w:r>
+        <w:rPr>
+          <w:sz w:val="24"/>
+          <w:szCs w:val="22"/>
+          <w:lang w:val="en-US"/>
+        </w:rPr>
+        <w:t xml:space="preserve"> You are trying to handle an alert, but there is no any alert on the page.</w:t>
       </w:r>
     </w:p>
     <w:p>
@@ -7954,8 +7992,729 @@
           <w:lang w:val="en-US"/>
         </w:rPr>
       </w:pPr>
+    </w:p>
+    <w:p>
+      <w:pPr>
+        <w:rPr>
+          <w:b/>
+          <w:bCs/>
+          <w:sz w:val="24"/>
+          <w:szCs w:val="22"/>
+          <w:lang w:val="en-US"/>
+        </w:rPr>
+      </w:pPr>
+      <w:r>
+        <w:rPr>
+          <w:b/>
+          <w:bCs/>
+          <w:sz w:val="24"/>
+          <w:szCs w:val="22"/>
+          <w:lang w:val="en-US"/>
+        </w:rPr>
+        <w:t>Handling Alert</w:t>
+      </w:r>
+    </w:p>
+    <w:p>
+      <w:pPr>
+        <w:rPr>
+          <w:sz w:val="24"/>
+          <w:szCs w:val="22"/>
+          <w:lang w:val="en-US"/>
+        </w:rPr>
+      </w:pPr>
+      <w:r>
+        <w:rPr>
+          <w:sz w:val="24"/>
+          <w:szCs w:val="22"/>
+          <w:lang w:val="en-US"/>
+        </w:rPr>
+        <w:t>Alert is a pop-up window that</w:t>
+      </w:r>
+    </w:p>
+    <w:p>
+      <w:pPr>
+        <w:pStyle w:val="ListParagraph"/>
+        <w:numPr>
+          <w:ilvl w:val="0"/>
+          <w:numId w:val="27"/>
+        </w:numPr>
+        <w:rPr>
+          <w:sz w:val="24"/>
+          <w:szCs w:val="22"/>
+          <w:lang w:val="en-US"/>
+        </w:rPr>
+      </w:pPr>
+      <w:r>
+        <w:rPr>
+          <w:sz w:val="24"/>
+          <w:szCs w:val="22"/>
+          <w:lang w:val="en-US"/>
+        </w:rPr>
+        <w:t>Normally displayed on the top of browser window</w:t>
+      </w:r>
+    </w:p>
+    <w:p>
+      <w:pPr>
+        <w:pStyle w:val="ListParagraph"/>
+        <w:numPr>
+          <w:ilvl w:val="0"/>
+          <w:numId w:val="27"/>
+        </w:numPr>
+        <w:rPr>
+          <w:sz w:val="24"/>
+          <w:szCs w:val="22"/>
+          <w:lang w:val="en-US"/>
+        </w:rPr>
+      </w:pPr>
+      <w:r>
+        <w:rPr>
+          <w:sz w:val="24"/>
+          <w:szCs w:val="22"/>
+          <w:lang w:val="en-US"/>
+        </w:rPr>
+        <w:t>You are not allowed to perform any action on the site until the alert is open</w:t>
+      </w:r>
+    </w:p>
+    <w:p>
+      <w:pPr>
+        <w:pStyle w:val="ListParagraph"/>
+        <w:numPr>
+          <w:ilvl w:val="0"/>
+          <w:numId w:val="27"/>
+        </w:numPr>
+        <w:rPr>
+          <w:sz w:val="24"/>
+          <w:szCs w:val="22"/>
+          <w:lang w:val="en-US"/>
+        </w:rPr>
+      </w:pPr>
+      <w:r>
+        <w:rPr>
+          <w:sz w:val="24"/>
+          <w:szCs w:val="22"/>
+          <w:lang w:val="en-US"/>
+        </w:rPr>
+        <w:lastRenderedPageBreak/>
+        <w:t>It is not able to inspect</w:t>
+      </w:r>
+    </w:p>
+    <w:p>
+      <w:pPr>
+        <w:pStyle w:val="ListParagraph"/>
+        <w:numPr>
+          <w:ilvl w:val="0"/>
+          <w:numId w:val="27"/>
+        </w:numPr>
+        <w:rPr>
+          <w:sz w:val="24"/>
+          <w:szCs w:val="22"/>
+          <w:lang w:val="en-US"/>
+        </w:rPr>
+      </w:pPr>
+      <w:r>
+        <w:rPr>
+          <w:sz w:val="24"/>
+          <w:szCs w:val="22"/>
+          <w:lang w:val="en-US"/>
+        </w:rPr>
+        <w:t>It don’t have close (x) button</w:t>
+      </w:r>
+    </w:p>
+    <w:p>
+      <w:pPr>
+        <w:rPr>
+          <w:b/>
+          <w:bCs/>
+          <w:sz w:val="24"/>
+          <w:szCs w:val="22"/>
+          <w:lang w:val="en-US"/>
+        </w:rPr>
+      </w:pPr>
+      <w:r>
+        <w:rPr>
+          <w:b/>
+          <w:bCs/>
+          <w:sz w:val="24"/>
+          <w:szCs w:val="22"/>
+          <w:lang w:val="en-US"/>
+        </w:rPr>
+        <w:t>Types of Alert</w:t>
+      </w:r>
+    </w:p>
+    <w:p>
+      <w:pPr>
+        <w:pStyle w:val="ListParagraph"/>
+        <w:numPr>
+          <w:ilvl w:val="0"/>
+          <w:numId w:val="28"/>
+        </w:numPr>
+        <w:rPr>
+          <w:sz w:val="24"/>
+          <w:szCs w:val="22"/>
+          <w:lang w:val="en-US"/>
+        </w:rPr>
+      </w:pPr>
+      <w:r>
+        <w:rPr>
+          <w:sz w:val="24"/>
+          <w:szCs w:val="22"/>
+          <w:lang w:val="en-US"/>
+        </w:rPr>
+        <w:t>Normal alert (Ok button)</w:t>
+      </w:r>
+    </w:p>
+    <w:p>
+      <w:pPr>
+        <w:pStyle w:val="ListParagraph"/>
+        <w:numPr>
+          <w:ilvl w:val="0"/>
+          <w:numId w:val="28"/>
+        </w:numPr>
+        <w:rPr>
+          <w:sz w:val="24"/>
+          <w:szCs w:val="22"/>
+          <w:lang w:val="en-US"/>
+        </w:rPr>
+      </w:pPr>
+      <w:r>
+        <w:rPr>
+          <w:sz w:val="24"/>
+          <w:szCs w:val="22"/>
+          <w:lang w:val="en-US"/>
+        </w:rPr>
+        <w:t>Confirmation alert (Ok and Cancel button)</w:t>
+      </w:r>
+    </w:p>
+    <w:p>
+      <w:pPr>
+        <w:pStyle w:val="ListParagraph"/>
+        <w:numPr>
+          <w:ilvl w:val="0"/>
+          <w:numId w:val="28"/>
+        </w:numPr>
+        <w:rPr>
+          <w:sz w:val="24"/>
+          <w:szCs w:val="22"/>
+          <w:lang w:val="en-US"/>
+        </w:rPr>
+      </w:pPr>
+      <w:r>
+        <w:rPr>
+          <w:sz w:val="24"/>
+          <w:szCs w:val="22"/>
+          <w:lang w:val="en-US"/>
+        </w:rPr>
+        <w:t>Prompt alert / Input box (Allows to enter some data)</w:t>
+      </w:r>
+    </w:p>
+    <w:p>
+      <w:pPr>
+        <w:rPr>
+          <w:b/>
+          <w:bCs/>
+          <w:sz w:val="24"/>
+          <w:szCs w:val="22"/>
+          <w:lang w:val="en-US"/>
+        </w:rPr>
+      </w:pPr>
+      <w:r>
+        <w:rPr>
+          <w:b/>
+          <w:bCs/>
+          <w:sz w:val="24"/>
+          <w:szCs w:val="22"/>
+          <w:lang w:val="en-US"/>
+        </w:rPr>
+        <w:t>WebDriver has interface called as Alert to handle these kind of alerts.</w:t>
+      </w:r>
+    </w:p>
+    <w:p>
+      <w:pPr>
+        <w:rPr>
+          <w:b/>
+          <w:bCs/>
+          <w:sz w:val="24"/>
+          <w:szCs w:val="22"/>
+          <w:lang w:val="en-US"/>
+        </w:rPr>
+      </w:pPr>
+      <w:r>
+        <w:rPr>
+          <w:b/>
+          <w:bCs/>
+          <w:sz w:val="24"/>
+          <w:szCs w:val="22"/>
+          <w:lang w:val="en-US"/>
+        </w:rPr>
+        <w:t>Methods</w:t>
+      </w:r>
+    </w:p>
+    <w:p>
+      <w:pPr>
+        <w:pStyle w:val="ListParagraph"/>
+        <w:numPr>
+          <w:ilvl w:val="0"/>
+          <w:numId w:val="29"/>
+        </w:numPr>
+        <w:rPr>
+          <w:sz w:val="24"/>
+          <w:szCs w:val="22"/>
+          <w:lang w:val="en-US"/>
+        </w:rPr>
+      </w:pPr>
+      <w:r>
+        <w:rPr>
+          <w:sz w:val="24"/>
+          <w:szCs w:val="22"/>
+          <w:lang w:val="en-US"/>
+        </w:rPr>
+        <w:t xml:space="preserve">driver.switchTo().alert() </w:t>
+      </w:r>
+      <w:r>
+        <w:rPr>
+          <w:sz w:val="24"/>
+          <w:szCs w:val="22"/>
+          <w:lang w:val="en-US"/>
+        </w:rPr>
+        <w:sym w:font="Wingdings" w:char="F0E0"/>
+      </w:r>
+      <w:r>
+        <w:rPr>
+          <w:sz w:val="24"/>
+          <w:szCs w:val="22"/>
+          <w:lang w:val="en-US"/>
+        </w:rPr>
+        <w:t xml:space="preserve"> Will switch to the alert</w:t>
+      </w:r>
+    </w:p>
+    <w:p>
+      <w:pPr>
+        <w:pStyle w:val="ListParagraph"/>
+        <w:numPr>
+          <w:ilvl w:val="0"/>
+          <w:numId w:val="29"/>
+        </w:numPr>
+        <w:rPr>
+          <w:sz w:val="24"/>
+          <w:szCs w:val="22"/>
+          <w:lang w:val="en-US"/>
+        </w:rPr>
+      </w:pPr>
+      <w:r>
+        <w:rPr>
+          <w:sz w:val="24"/>
+          <w:szCs w:val="22"/>
+          <w:lang w:val="en-US"/>
+        </w:rPr>
+        <w:t xml:space="preserve">getText() </w:t>
+      </w:r>
+      <w:r>
+        <w:rPr>
+          <w:sz w:val="24"/>
+          <w:szCs w:val="22"/>
+          <w:lang w:val="en-US"/>
+        </w:rPr>
+        <w:sym w:font="Wingdings" w:char="F0E0"/>
+      </w:r>
+      <w:r>
+        <w:rPr>
+          <w:sz w:val="24"/>
+          <w:szCs w:val="22"/>
+          <w:lang w:val="en-US"/>
+        </w:rPr>
+        <w:t xml:space="preserve"> Return the text on alert. (String)</w:t>
+      </w:r>
+    </w:p>
+    <w:p>
+      <w:pPr>
+        <w:pStyle w:val="ListParagraph"/>
+        <w:numPr>
+          <w:ilvl w:val="0"/>
+          <w:numId w:val="29"/>
+        </w:numPr>
+        <w:rPr>
+          <w:sz w:val="24"/>
+          <w:szCs w:val="22"/>
+          <w:lang w:val="en-US"/>
+        </w:rPr>
+      </w:pPr>
+      <w:r>
+        <w:rPr>
+          <w:sz w:val="24"/>
+          <w:szCs w:val="22"/>
+          <w:lang w:val="en-US"/>
+        </w:rPr>
+        <w:t xml:space="preserve">accept() </w:t>
+      </w:r>
+      <w:r>
+        <w:rPr>
+          <w:sz w:val="24"/>
+          <w:szCs w:val="22"/>
+          <w:lang w:val="en-US"/>
+        </w:rPr>
+        <w:sym w:font="Wingdings" w:char="F0E0"/>
+      </w:r>
+      <w:r>
+        <w:rPr>
+          <w:sz w:val="24"/>
+          <w:szCs w:val="22"/>
+          <w:lang w:val="en-US"/>
+        </w:rPr>
+        <w:t xml:space="preserve"> Will click on Ok button</w:t>
+      </w:r>
+    </w:p>
+    <w:p>
+      <w:pPr>
+        <w:pStyle w:val="ListParagraph"/>
+        <w:numPr>
+          <w:ilvl w:val="0"/>
+          <w:numId w:val="29"/>
+        </w:numPr>
+        <w:rPr>
+          <w:sz w:val="24"/>
+          <w:szCs w:val="22"/>
+          <w:lang w:val="en-US"/>
+        </w:rPr>
+      </w:pPr>
+      <w:r>
+        <w:rPr>
+          <w:sz w:val="24"/>
+          <w:szCs w:val="22"/>
+          <w:lang w:val="en-US"/>
+        </w:rPr>
+        <w:t xml:space="preserve">dismiss() </w:t>
+      </w:r>
+      <w:r>
+        <w:rPr>
+          <w:sz w:val="24"/>
+          <w:szCs w:val="22"/>
+          <w:lang w:val="en-US"/>
+        </w:rPr>
+        <w:sym w:font="Wingdings" w:char="F0E0"/>
+      </w:r>
+      <w:r>
+        <w:rPr>
+          <w:sz w:val="24"/>
+          <w:szCs w:val="22"/>
+          <w:lang w:val="en-US"/>
+        </w:rPr>
+        <w:t xml:space="preserve"> Will click on Cancel button</w:t>
+      </w:r>
+    </w:p>
+    <w:p>
+      <w:pPr>
+        <w:pStyle w:val="ListParagraph"/>
+        <w:numPr>
+          <w:ilvl w:val="0"/>
+          <w:numId w:val="29"/>
+        </w:numPr>
+        <w:rPr>
+          <w:sz w:val="24"/>
+          <w:szCs w:val="22"/>
+          <w:lang w:val="en-US"/>
+        </w:rPr>
+      </w:pPr>
+      <w:r>
+        <w:rPr>
+          <w:sz w:val="24"/>
+          <w:szCs w:val="22"/>
+          <w:lang w:val="en-US"/>
+        </w:rPr>
+        <w:t xml:space="preserve">sendKeys() </w:t>
+      </w:r>
+      <w:r>
+        <w:rPr>
+          <w:sz w:val="24"/>
+          <w:szCs w:val="22"/>
+          <w:lang w:val="en-US"/>
+        </w:rPr>
+        <w:sym w:font="Wingdings" w:char="F0E0"/>
+      </w:r>
+      <w:r>
+        <w:rPr>
+          <w:sz w:val="24"/>
+          <w:szCs w:val="22"/>
+          <w:lang w:val="en-US"/>
+        </w:rPr>
+        <w:t xml:space="preserve"> Will enter the text on alert box (input box / prompt box)</w:t>
+      </w:r>
+    </w:p>
+    <w:p>
+      <w:pPr>
+        <w:rPr>
+          <w:b/>
+          <w:bCs/>
+          <w:sz w:val="24"/>
+          <w:szCs w:val="22"/>
+          <w:lang w:val="en-US"/>
+        </w:rPr>
+      </w:pPr>
+    </w:p>
+    <w:p>
+      <w:pPr>
+        <w:rPr>
+          <w:b/>
+          <w:bCs/>
+          <w:sz w:val="24"/>
+          <w:szCs w:val="22"/>
+          <w:lang w:val="en-US"/>
+        </w:rPr>
+      </w:pPr>
+      <w:r>
+        <w:rPr>
+          <w:b/>
+          <w:bCs/>
+          <w:sz w:val="24"/>
+          <w:szCs w:val="22"/>
+          <w:lang w:val="en-US"/>
+        </w:rPr>
+        <w:t>Mouse Actions</w:t>
+      </w:r>
+    </w:p>
+    <w:p>
+      <w:pPr>
+        <w:pStyle w:val="ListParagraph"/>
+        <w:numPr>
+          <w:ilvl w:val="0"/>
+          <w:numId w:val="30"/>
+        </w:numPr>
+        <w:rPr>
+          <w:sz w:val="24"/>
+          <w:szCs w:val="22"/>
+          <w:lang w:val="en-US"/>
+        </w:rPr>
+      </w:pPr>
+      <w:r>
+        <w:rPr>
+          <w:sz w:val="24"/>
+          <w:szCs w:val="22"/>
+          <w:lang w:val="en-US"/>
+        </w:rPr>
+        <w:t>Hover</w:t>
+      </w:r>
+    </w:p>
+    <w:p>
+      <w:pPr>
+        <w:pStyle w:val="ListParagraph"/>
+        <w:numPr>
+          <w:ilvl w:val="0"/>
+          <w:numId w:val="30"/>
+        </w:numPr>
+        <w:rPr>
+          <w:sz w:val="24"/>
+          <w:szCs w:val="22"/>
+          <w:lang w:val="en-US"/>
+        </w:rPr>
+      </w:pPr>
+      <w:r>
+        <w:rPr>
+          <w:sz w:val="24"/>
+          <w:szCs w:val="22"/>
+          <w:lang w:val="en-US"/>
+        </w:rPr>
+        <w:t>Left Click</w:t>
+      </w:r>
+    </w:p>
+    <w:p>
+      <w:pPr>
+        <w:pStyle w:val="ListParagraph"/>
+        <w:numPr>
+          <w:ilvl w:val="0"/>
+          <w:numId w:val="30"/>
+        </w:numPr>
+        <w:rPr>
+          <w:sz w:val="24"/>
+          <w:szCs w:val="22"/>
+          <w:lang w:val="en-US"/>
+        </w:rPr>
+      </w:pPr>
+      <w:r>
+        <w:rPr>
+          <w:sz w:val="24"/>
+          <w:szCs w:val="22"/>
+          <w:lang w:val="en-US"/>
+        </w:rPr>
+        <w:t>Right Click</w:t>
+      </w:r>
+    </w:p>
+    <w:p>
+      <w:pPr>
+        <w:pStyle w:val="ListParagraph"/>
+        <w:numPr>
+          <w:ilvl w:val="0"/>
+          <w:numId w:val="30"/>
+        </w:numPr>
+        <w:rPr>
+          <w:sz w:val="24"/>
+          <w:szCs w:val="22"/>
+          <w:lang w:val="en-US"/>
+        </w:rPr>
+      </w:pPr>
+      <w:r>
+        <w:rPr>
+          <w:sz w:val="24"/>
+          <w:szCs w:val="22"/>
+          <w:lang w:val="en-US"/>
+        </w:rPr>
+        <w:t>Double Click</w:t>
+      </w:r>
+    </w:p>
+    <w:p>
+      <w:pPr>
+        <w:pStyle w:val="ListParagraph"/>
+        <w:numPr>
+          <w:ilvl w:val="0"/>
+          <w:numId w:val="30"/>
+        </w:numPr>
+        <w:rPr>
+          <w:sz w:val="24"/>
+          <w:szCs w:val="22"/>
+          <w:lang w:val="en-US"/>
+        </w:rPr>
+      </w:pPr>
+      <w:r>
+        <w:rPr>
+          <w:sz w:val="24"/>
+          <w:szCs w:val="22"/>
+          <w:lang w:val="en-US"/>
+        </w:rPr>
+        <w:t>Drag and Drop</w:t>
+      </w:r>
+    </w:p>
+    <w:p>
+      <w:pPr>
+        <w:rPr>
+          <w:sz w:val="24"/>
+          <w:szCs w:val="22"/>
+          <w:lang w:val="en-US"/>
+        </w:rPr>
+      </w:pPr>
+      <w:r>
+        <w:rPr>
+          <w:b/>
+          <w:bCs/>
+          <w:sz w:val="24"/>
+          <w:szCs w:val="22"/>
+          <w:lang w:val="en-US"/>
+        </w:rPr>
+        <w:t xml:space="preserve">Actions Class </w:t>
+      </w:r>
+      <w:r>
+        <w:rPr>
+          <w:sz w:val="24"/>
+          <w:szCs w:val="22"/>
+          <w:lang w:val="en-US"/>
+        </w:rPr>
+        <w:t>is used to perform above actions.</w:t>
+      </w:r>
+    </w:p>
+    <w:p>
+      <w:pPr>
+        <w:rPr>
+          <w:b/>
+          <w:bCs/>
+          <w:sz w:val="24"/>
+          <w:szCs w:val="22"/>
+          <w:lang w:val="en-US"/>
+        </w:rPr>
+      </w:pPr>
+      <w:r>
+        <w:rPr>
+          <w:b/>
+          <w:bCs/>
+          <w:sz w:val="24"/>
+          <w:szCs w:val="22"/>
+          <w:lang w:val="en-US"/>
+        </w:rPr>
+        <w:t>Methods of Action class</w:t>
+      </w:r>
+    </w:p>
+    <w:p>
+      <w:pPr>
+        <w:pStyle w:val="ListParagraph"/>
+        <w:numPr>
+          <w:ilvl w:val="0"/>
+          <w:numId w:val="31"/>
+        </w:numPr>
+        <w:rPr>
+          <w:sz w:val="24"/>
+          <w:szCs w:val="22"/>
+          <w:lang w:val="en-US"/>
+        </w:rPr>
+      </w:pPr>
+      <w:r>
+        <w:rPr>
+          <w:sz w:val="24"/>
+          <w:szCs w:val="22"/>
+          <w:lang w:val="en-US"/>
+        </w:rPr>
+        <w:t xml:space="preserve">moveToElement() </w:t>
+      </w:r>
+      <w:r>
+        <w:rPr>
+          <w:sz w:val="24"/>
+          <w:szCs w:val="22"/>
+          <w:lang w:val="en-US"/>
+        </w:rPr>
+        <w:sym w:font="Wingdings" w:char="F0E0"/>
+      </w:r>
+      <w:r>
+        <w:rPr>
+          <w:sz w:val="24"/>
+          <w:szCs w:val="22"/>
+          <w:lang w:val="en-US"/>
+        </w:rPr>
+        <w:t xml:space="preserve"> Hovers the mouse on the specified WebElement.</w:t>
+      </w:r>
+    </w:p>
+    <w:p>
+      <w:pPr>
+        <w:pStyle w:val="ListParagraph"/>
+        <w:numPr>
+          <w:ilvl w:val="0"/>
+          <w:numId w:val="31"/>
+        </w:numPr>
+        <w:rPr>
+          <w:sz w:val="24"/>
+          <w:szCs w:val="22"/>
+          <w:lang w:val="en-US"/>
+        </w:rPr>
+      </w:pPr>
+      <w:r>
+        <w:rPr>
+          <w:sz w:val="24"/>
+          <w:szCs w:val="22"/>
+          <w:lang w:val="en-US"/>
+        </w:rPr>
+        <w:t xml:space="preserve">perform() </w:t>
+      </w:r>
+      <w:r>
+        <w:rPr>
+          <w:sz w:val="24"/>
+          <w:szCs w:val="22"/>
+          <w:lang w:val="en-US"/>
+        </w:rPr>
+        <w:sym w:font="Wingdings" w:char="F0E0"/>
+      </w:r>
+      <w:r>
+        <w:rPr>
+          <w:sz w:val="24"/>
+          <w:szCs w:val="22"/>
+          <w:lang w:val="en-US"/>
+        </w:rPr>
+        <w:t xml:space="preserve"> To perform said action.</w:t>
+      </w:r>
       <w:bookmarkStart w:id="0" w:name="_GoBack"/>
       <w:bookmarkEnd w:id="0"/>
+    </w:p>
+    <w:p>
+      <w:pPr>
+        <w:rPr>
+          <w:sz w:val="24"/>
+          <w:szCs w:val="22"/>
+          <w:lang w:val="en-US"/>
+        </w:rPr>
+      </w:pPr>
     </w:p>
     <w:sectPr>
       <w:pgSz w:w="11906" w:h="16838"/>
@@ -7970,6 +8729,95 @@
 <file path=word/numbering.xml><?xml version="1.0" encoding="utf-8"?>
 <w:numbering xmlns:wpc="http://schemas.microsoft.com/office/word/2010/wordprocessingCanvas" xmlns:mc="http://schemas.openxmlformats.org/markup-compatibility/2006" xmlns:o="urn:schemas-microsoft-com:office:office" xmlns:r="http://schemas.openxmlformats.org/officeDocument/2006/relationships" xmlns:m="http://schemas.openxmlformats.org/officeDocument/2006/math" xmlns:v="urn:schemas-microsoft-com:vml" xmlns:wp14="http://schemas.microsoft.com/office/word/2010/wordprocessingDrawing" xmlns:wp="http://schemas.openxmlformats.org/drawingml/2006/wordprocessingDrawing" xmlns:w10="urn:schemas-microsoft-com:office:word" xmlns:w="http://schemas.openxmlformats.org/wordprocessingml/2006/main" xmlns:w14="http://schemas.microsoft.com/office/word/2010/wordml" xmlns:w15="http://schemas.microsoft.com/office/word/2012/wordml" xmlns:wpg="http://schemas.microsoft.com/office/word/2010/wordprocessingGroup" xmlns:wpi="http://schemas.microsoft.com/office/word/2010/wordprocessingInk" xmlns:wne="http://schemas.microsoft.com/office/word/2006/wordml" xmlns:wps="http://schemas.microsoft.com/office/word/2010/wordprocessingShape" mc:Ignorable="w14 w15 wp14">
   <w:abstractNum w:abstractNumId="0">
+    <w:nsid w:val="017D3B06"/>
+    <w:multiLevelType w:val="hybridMultilevel"/>
+    <w:tmpl w:val="3C9C9CFC"/>
+    <w:lvl w:ilvl="0" w:tplc="4009000F">
+      <w:start w:val="1"/>
+      <w:numFmt w:val="decimal"/>
+      <w:lvlText w:val="%1."/>
+      <w:lvlJc w:val="left"/>
+      <w:pPr>
+        <w:ind w:left="720" w:hanging="360"/>
+      </w:pPr>
+      <w:rPr>
+        <w:rFonts w:hint="default"/>
+      </w:rPr>
+    </w:lvl>
+    <w:lvl w:ilvl="1" w:tplc="40090019" w:tentative="1">
+      <w:start w:val="1"/>
+      <w:numFmt w:val="lowerLetter"/>
+      <w:lvlText w:val="%2."/>
+      <w:lvlJc w:val="left"/>
+      <w:pPr>
+        <w:ind w:left="1440" w:hanging="360"/>
+      </w:pPr>
+    </w:lvl>
+    <w:lvl w:ilvl="2" w:tplc="4009001B" w:tentative="1">
+      <w:start w:val="1"/>
+      <w:numFmt w:val="lowerRoman"/>
+      <w:lvlText w:val="%3."/>
+      <w:lvlJc w:val="right"/>
+      <w:pPr>
+        <w:ind w:left="2160" w:hanging="180"/>
+      </w:pPr>
+    </w:lvl>
+    <w:lvl w:ilvl="3" w:tplc="4009000F" w:tentative="1">
+      <w:start w:val="1"/>
+      <w:numFmt w:val="decimal"/>
+      <w:lvlText w:val="%4."/>
+      <w:lvlJc w:val="left"/>
+      <w:pPr>
+        <w:ind w:left="2880" w:hanging="360"/>
+      </w:pPr>
+    </w:lvl>
+    <w:lvl w:ilvl="4" w:tplc="40090019" w:tentative="1">
+      <w:start w:val="1"/>
+      <w:numFmt w:val="lowerLetter"/>
+      <w:lvlText w:val="%5."/>
+      <w:lvlJc w:val="left"/>
+      <w:pPr>
+        <w:ind w:left="3600" w:hanging="360"/>
+      </w:pPr>
+    </w:lvl>
+    <w:lvl w:ilvl="5" w:tplc="4009001B" w:tentative="1">
+      <w:start w:val="1"/>
+      <w:numFmt w:val="lowerRoman"/>
+      <w:lvlText w:val="%6."/>
+      <w:lvlJc w:val="right"/>
+      <w:pPr>
+        <w:ind w:left="4320" w:hanging="180"/>
+      </w:pPr>
+    </w:lvl>
+    <w:lvl w:ilvl="6" w:tplc="4009000F" w:tentative="1">
+      <w:start w:val="1"/>
+      <w:numFmt w:val="decimal"/>
+      <w:lvlText w:val="%7."/>
+      <w:lvlJc w:val="left"/>
+      <w:pPr>
+        <w:ind w:left="5040" w:hanging="360"/>
+      </w:pPr>
+    </w:lvl>
+    <w:lvl w:ilvl="7" w:tplc="40090019" w:tentative="1">
+      <w:start w:val="1"/>
+      <w:numFmt w:val="lowerLetter"/>
+      <w:lvlText w:val="%8."/>
+      <w:lvlJc w:val="left"/>
+      <w:pPr>
+        <w:ind w:left="5760" w:hanging="360"/>
+      </w:pPr>
+    </w:lvl>
+    <w:lvl w:ilvl="8" w:tplc="4009001B" w:tentative="1">
+      <w:start w:val="1"/>
+      <w:numFmt w:val="lowerRoman"/>
+      <w:lvlText w:val="%9."/>
+      <w:lvlJc w:val="right"/>
+      <w:pPr>
+        <w:ind w:left="6480" w:hanging="180"/>
+      </w:pPr>
+    </w:lvl>
+  </w:abstractNum>
+  <w:abstractNum w:abstractNumId="1">
     <w:nsid w:val="037A13DF"/>
     <w:multiLevelType w:val="hybridMultilevel"/>
     <w:tmpl w:val="6C4E7538"/>
@@ -8058,7 +8906,7 @@
       </w:pPr>
     </w:lvl>
   </w:abstractNum>
-  <w:abstractNum w:abstractNumId="1">
+  <w:abstractNum w:abstractNumId="2">
     <w:nsid w:val="071B5A4D"/>
     <w:multiLevelType w:val="hybridMultilevel"/>
     <w:tmpl w:val="F1723BF4"/>
@@ -8147,7 +8995,7 @@
       </w:pPr>
     </w:lvl>
   </w:abstractNum>
-  <w:abstractNum w:abstractNumId="2">
+  <w:abstractNum w:abstractNumId="3">
     <w:nsid w:val="074A630D"/>
     <w:multiLevelType w:val="hybridMultilevel"/>
     <w:tmpl w:val="C1EABD62"/>
@@ -8236,7 +9084,7 @@
       </w:pPr>
     </w:lvl>
   </w:abstractNum>
-  <w:abstractNum w:abstractNumId="3">
+  <w:abstractNum w:abstractNumId="4">
     <w:nsid w:val="1453593C"/>
     <w:multiLevelType w:val="hybridMultilevel"/>
     <w:tmpl w:val="EC725C48"/>
@@ -8325,7 +9173,7 @@
       </w:pPr>
     </w:lvl>
   </w:abstractNum>
-  <w:abstractNum w:abstractNumId="4">
+  <w:abstractNum w:abstractNumId="5">
     <w:nsid w:val="1B900A26"/>
     <w:multiLevelType w:val="hybridMultilevel"/>
     <w:tmpl w:val="18980896"/>
@@ -8438,7 +9286,7 @@
       </w:rPr>
     </w:lvl>
   </w:abstractNum>
-  <w:abstractNum w:abstractNumId="5">
+  <w:abstractNum w:abstractNumId="6">
     <w:nsid w:val="1D003CBD"/>
     <w:multiLevelType w:val="hybridMultilevel"/>
     <w:tmpl w:val="99D4C676"/>
@@ -8551,7 +9399,7 @@
       </w:rPr>
     </w:lvl>
   </w:abstractNum>
-  <w:abstractNum w:abstractNumId="6">
+  <w:abstractNum w:abstractNumId="7">
     <w:nsid w:val="1EFE2129"/>
     <w:multiLevelType w:val="hybridMultilevel"/>
     <w:tmpl w:val="CD76CB1E"/>
@@ -8664,7 +9512,7 @@
       </w:rPr>
     </w:lvl>
   </w:abstractNum>
-  <w:abstractNum w:abstractNumId="7">
+  <w:abstractNum w:abstractNumId="8">
     <w:nsid w:val="201E61D6"/>
     <w:multiLevelType w:val="hybridMultilevel"/>
     <w:tmpl w:val="28B4F59E"/>
@@ -8777,7 +9625,7 @@
       </w:rPr>
     </w:lvl>
   </w:abstractNum>
-  <w:abstractNum w:abstractNumId="8">
+  <w:abstractNum w:abstractNumId="9">
     <w:nsid w:val="21197407"/>
     <w:multiLevelType w:val="hybridMultilevel"/>
     <w:tmpl w:val="6D30545C"/>
@@ -8866,7 +9714,96 @@
       </w:pPr>
     </w:lvl>
   </w:abstractNum>
-  <w:abstractNum w:abstractNumId="9">
+  <w:abstractNum w:abstractNumId="10">
+    <w:nsid w:val="21E921C4"/>
+    <w:multiLevelType w:val="hybridMultilevel"/>
+    <w:tmpl w:val="824AB5DC"/>
+    <w:lvl w:ilvl="0" w:tplc="4009000F">
+      <w:start w:val="1"/>
+      <w:numFmt w:val="decimal"/>
+      <w:lvlText w:val="%1."/>
+      <w:lvlJc w:val="left"/>
+      <w:pPr>
+        <w:ind w:left="720" w:hanging="360"/>
+      </w:pPr>
+      <w:rPr>
+        <w:rFonts w:hint="default"/>
+      </w:rPr>
+    </w:lvl>
+    <w:lvl w:ilvl="1" w:tplc="40090019" w:tentative="1">
+      <w:start w:val="1"/>
+      <w:numFmt w:val="lowerLetter"/>
+      <w:lvlText w:val="%2."/>
+      <w:lvlJc w:val="left"/>
+      <w:pPr>
+        <w:ind w:left="1440" w:hanging="360"/>
+      </w:pPr>
+    </w:lvl>
+    <w:lvl w:ilvl="2" w:tplc="4009001B" w:tentative="1">
+      <w:start w:val="1"/>
+      <w:numFmt w:val="lowerRoman"/>
+      <w:lvlText w:val="%3."/>
+      <w:lvlJc w:val="right"/>
+      <w:pPr>
+        <w:ind w:left="2160" w:hanging="180"/>
+      </w:pPr>
+    </w:lvl>
+    <w:lvl w:ilvl="3" w:tplc="4009000F" w:tentative="1">
+      <w:start w:val="1"/>
+      <w:numFmt w:val="decimal"/>
+      <w:lvlText w:val="%4."/>
+      <w:lvlJc w:val="left"/>
+      <w:pPr>
+        <w:ind w:left="2880" w:hanging="360"/>
+      </w:pPr>
+    </w:lvl>
+    <w:lvl w:ilvl="4" w:tplc="40090019" w:tentative="1">
+      <w:start w:val="1"/>
+      <w:numFmt w:val="lowerLetter"/>
+      <w:lvlText w:val="%5."/>
+      <w:lvlJc w:val="left"/>
+      <w:pPr>
+        <w:ind w:left="3600" w:hanging="360"/>
+      </w:pPr>
+    </w:lvl>
+    <w:lvl w:ilvl="5" w:tplc="4009001B" w:tentative="1">
+      <w:start w:val="1"/>
+      <w:numFmt w:val="lowerRoman"/>
+      <w:lvlText w:val="%6."/>
+      <w:lvlJc w:val="right"/>
+      <w:pPr>
+        <w:ind w:left="4320" w:hanging="180"/>
+      </w:pPr>
+    </w:lvl>
+    <w:lvl w:ilvl="6" w:tplc="4009000F" w:tentative="1">
+      <w:start w:val="1"/>
+      <w:numFmt w:val="decimal"/>
+      <w:lvlText w:val="%7."/>
+      <w:lvlJc w:val="left"/>
+      <w:pPr>
+        <w:ind w:left="5040" w:hanging="360"/>
+      </w:pPr>
+    </w:lvl>
+    <w:lvl w:ilvl="7" w:tplc="40090019" w:tentative="1">
+      <w:start w:val="1"/>
+      <w:numFmt w:val="lowerLetter"/>
+      <w:lvlText w:val="%8."/>
+      <w:lvlJc w:val="left"/>
+      <w:pPr>
+        <w:ind w:left="5760" w:hanging="360"/>
+      </w:pPr>
+    </w:lvl>
+    <w:lvl w:ilvl="8" w:tplc="4009001B" w:tentative="1">
+      <w:start w:val="1"/>
+      <w:numFmt w:val="lowerRoman"/>
+      <w:lvlText w:val="%9."/>
+      <w:lvlJc w:val="right"/>
+      <w:pPr>
+        <w:ind w:left="6480" w:hanging="180"/>
+      </w:pPr>
+    </w:lvl>
+  </w:abstractNum>
+  <w:abstractNum w:abstractNumId="11">
     <w:nsid w:val="231E6D1F"/>
     <w:multiLevelType w:val="hybridMultilevel"/>
     <w:tmpl w:val="DAC42EF8"/>
@@ -8955,7 +9892,7 @@
       </w:pPr>
     </w:lvl>
   </w:abstractNum>
-  <w:abstractNum w:abstractNumId="10">
+  <w:abstractNum w:abstractNumId="12">
     <w:nsid w:val="24CA0387"/>
     <w:multiLevelType w:val="hybridMultilevel"/>
     <w:tmpl w:val="E81AAACE"/>
@@ -9068,7 +10005,7 @@
       </w:rPr>
     </w:lvl>
   </w:abstractNum>
-  <w:abstractNum w:abstractNumId="11">
+  <w:abstractNum w:abstractNumId="13">
     <w:nsid w:val="32FE0416"/>
     <w:multiLevelType w:val="hybridMultilevel"/>
     <w:tmpl w:val="16BC674C"/>
@@ -9157,7 +10094,7 @@
       </w:pPr>
     </w:lvl>
   </w:abstractNum>
-  <w:abstractNum w:abstractNumId="12">
+  <w:abstractNum w:abstractNumId="14">
     <w:nsid w:val="37062EB4"/>
     <w:multiLevelType w:val="hybridMultilevel"/>
     <w:tmpl w:val="8528B142"/>
@@ -9246,7 +10183,96 @@
       </w:pPr>
     </w:lvl>
   </w:abstractNum>
-  <w:abstractNum w:abstractNumId="13">
+  <w:abstractNum w:abstractNumId="15">
+    <w:nsid w:val="3B892462"/>
+    <w:multiLevelType w:val="hybridMultilevel"/>
+    <w:tmpl w:val="CB1C6C4E"/>
+    <w:lvl w:ilvl="0" w:tplc="4009000F">
+      <w:start w:val="1"/>
+      <w:numFmt w:val="decimal"/>
+      <w:lvlText w:val="%1."/>
+      <w:lvlJc w:val="left"/>
+      <w:pPr>
+        <w:ind w:left="720" w:hanging="360"/>
+      </w:pPr>
+      <w:rPr>
+        <w:rFonts w:hint="default"/>
+      </w:rPr>
+    </w:lvl>
+    <w:lvl w:ilvl="1" w:tplc="40090019" w:tentative="1">
+      <w:start w:val="1"/>
+      <w:numFmt w:val="lowerLetter"/>
+      <w:lvlText w:val="%2."/>
+      <w:lvlJc w:val="left"/>
+      <w:pPr>
+        <w:ind w:left="1440" w:hanging="360"/>
+      </w:pPr>
+    </w:lvl>
+    <w:lvl w:ilvl="2" w:tplc="4009001B" w:tentative="1">
+      <w:start w:val="1"/>
+      <w:numFmt w:val="lowerRoman"/>
+      <w:lvlText w:val="%3."/>
+      <w:lvlJc w:val="right"/>
+      <w:pPr>
+        <w:ind w:left="2160" w:hanging="180"/>
+      </w:pPr>
+    </w:lvl>
+    <w:lvl w:ilvl="3" w:tplc="4009000F" w:tentative="1">
+      <w:start w:val="1"/>
+      <w:numFmt w:val="decimal"/>
+      <w:lvlText w:val="%4."/>
+      <w:lvlJc w:val="left"/>
+      <w:pPr>
+        <w:ind w:left="2880" w:hanging="360"/>
+      </w:pPr>
+    </w:lvl>
+    <w:lvl w:ilvl="4" w:tplc="40090019" w:tentative="1">
+      <w:start w:val="1"/>
+      <w:numFmt w:val="lowerLetter"/>
+      <w:lvlText w:val="%5."/>
+      <w:lvlJc w:val="left"/>
+      <w:pPr>
+        <w:ind w:left="3600" w:hanging="360"/>
+      </w:pPr>
+    </w:lvl>
+    <w:lvl w:ilvl="5" w:tplc="4009001B" w:tentative="1">
+      <w:start w:val="1"/>
+      <w:numFmt w:val="lowerRoman"/>
+      <w:lvlText w:val="%6."/>
+      <w:lvlJc w:val="right"/>
+      <w:pPr>
+        <w:ind w:left="4320" w:hanging="180"/>
+      </w:pPr>
+    </w:lvl>
+    <w:lvl w:ilvl="6" w:tplc="4009000F" w:tentative="1">
+      <w:start w:val="1"/>
+      <w:numFmt w:val="decimal"/>
+      <w:lvlText w:val="%7."/>
+      <w:lvlJc w:val="left"/>
+      <w:pPr>
+        <w:ind w:left="5040" w:hanging="360"/>
+      </w:pPr>
+    </w:lvl>
+    <w:lvl w:ilvl="7" w:tplc="40090019" w:tentative="1">
+      <w:start w:val="1"/>
+      <w:numFmt w:val="lowerLetter"/>
+      <w:lvlText w:val="%8."/>
+      <w:lvlJc w:val="left"/>
+      <w:pPr>
+        <w:ind w:left="5760" w:hanging="360"/>
+      </w:pPr>
+    </w:lvl>
+    <w:lvl w:ilvl="8" w:tplc="4009001B" w:tentative="1">
+      <w:start w:val="1"/>
+      <w:numFmt w:val="lowerRoman"/>
+      <w:lvlText w:val="%9."/>
+      <w:lvlJc w:val="right"/>
+      <w:pPr>
+        <w:ind w:left="6480" w:hanging="180"/>
+      </w:pPr>
+    </w:lvl>
+  </w:abstractNum>
+  <w:abstractNum w:abstractNumId="16">
     <w:nsid w:val="4B45536D"/>
     <w:multiLevelType w:val="hybridMultilevel"/>
     <w:tmpl w:val="0B3449C8"/>
@@ -9335,7 +10361,7 @@
       </w:pPr>
     </w:lvl>
   </w:abstractNum>
-  <w:abstractNum w:abstractNumId="14">
+  <w:abstractNum w:abstractNumId="17">
     <w:nsid w:val="4D236C02"/>
     <w:multiLevelType w:val="hybridMultilevel"/>
     <w:tmpl w:val="CBFADF28"/>
@@ -9448,7 +10474,7 @@
       </w:rPr>
     </w:lvl>
   </w:abstractNum>
-  <w:abstractNum w:abstractNumId="15">
+  <w:abstractNum w:abstractNumId="18">
     <w:nsid w:val="4FC02C6C"/>
     <w:multiLevelType w:val="hybridMultilevel"/>
     <w:tmpl w:val="05D2B08E"/>
@@ -9537,7 +10563,7 @@
       </w:pPr>
     </w:lvl>
   </w:abstractNum>
-  <w:abstractNum w:abstractNumId="16">
+  <w:abstractNum w:abstractNumId="19">
     <w:nsid w:val="52B52268"/>
     <w:multiLevelType w:val="hybridMultilevel"/>
     <w:tmpl w:val="331AF78C"/>
@@ -9650,7 +10676,7 @@
       </w:rPr>
     </w:lvl>
   </w:abstractNum>
-  <w:abstractNum w:abstractNumId="17">
+  <w:abstractNum w:abstractNumId="20">
     <w:nsid w:val="55D92B24"/>
     <w:multiLevelType w:val="hybridMultilevel"/>
     <w:tmpl w:val="9BCED27C"/>
@@ -9763,7 +10789,7 @@
       </w:rPr>
     </w:lvl>
   </w:abstractNum>
-  <w:abstractNum w:abstractNumId="18">
+  <w:abstractNum w:abstractNumId="21">
     <w:nsid w:val="57564656"/>
     <w:multiLevelType w:val="hybridMultilevel"/>
     <w:tmpl w:val="3E1C27F6"/>
@@ -9876,7 +10902,7 @@
       </w:rPr>
     </w:lvl>
   </w:abstractNum>
-  <w:abstractNum w:abstractNumId="19">
+  <w:abstractNum w:abstractNumId="22">
     <w:nsid w:val="61A962B8"/>
     <w:multiLevelType w:val="hybridMultilevel"/>
     <w:tmpl w:val="5EDC7138"/>
@@ -9965,7 +10991,96 @@
       </w:pPr>
     </w:lvl>
   </w:abstractNum>
-  <w:abstractNum w:abstractNumId="20">
+  <w:abstractNum w:abstractNumId="23">
+    <w:nsid w:val="69867F0D"/>
+    <w:multiLevelType w:val="hybridMultilevel"/>
+    <w:tmpl w:val="EAF8E468"/>
+    <w:lvl w:ilvl="0" w:tplc="4009000F">
+      <w:start w:val="1"/>
+      <w:numFmt w:val="decimal"/>
+      <w:lvlText w:val="%1."/>
+      <w:lvlJc w:val="left"/>
+      <w:pPr>
+        <w:ind w:left="720" w:hanging="360"/>
+      </w:pPr>
+      <w:rPr>
+        <w:rFonts w:hint="default"/>
+      </w:rPr>
+    </w:lvl>
+    <w:lvl w:ilvl="1" w:tplc="40090019" w:tentative="1">
+      <w:start w:val="1"/>
+      <w:numFmt w:val="lowerLetter"/>
+      <w:lvlText w:val="%2."/>
+      <w:lvlJc w:val="left"/>
+      <w:pPr>
+        <w:ind w:left="1440" w:hanging="360"/>
+      </w:pPr>
+    </w:lvl>
+    <w:lvl w:ilvl="2" w:tplc="4009001B" w:tentative="1">
+      <w:start w:val="1"/>
+      <w:numFmt w:val="lowerRoman"/>
+      <w:lvlText w:val="%3."/>
+      <w:lvlJc w:val="right"/>
+      <w:pPr>
+        <w:ind w:left="2160" w:hanging="180"/>
+      </w:pPr>
+    </w:lvl>
+    <w:lvl w:ilvl="3" w:tplc="4009000F" w:tentative="1">
+      <w:start w:val="1"/>
+      <w:numFmt w:val="decimal"/>
+      <w:lvlText w:val="%4."/>
+      <w:lvlJc w:val="left"/>
+      <w:pPr>
+        <w:ind w:left="2880" w:hanging="360"/>
+      </w:pPr>
+    </w:lvl>
+    <w:lvl w:ilvl="4" w:tplc="40090019" w:tentative="1">
+      <w:start w:val="1"/>
+      <w:numFmt w:val="lowerLetter"/>
+      <w:lvlText w:val="%5."/>
+      <w:lvlJc w:val="left"/>
+      <w:pPr>
+        <w:ind w:left="3600" w:hanging="360"/>
+      </w:pPr>
+    </w:lvl>
+    <w:lvl w:ilvl="5" w:tplc="4009001B" w:tentative="1">
+      <w:start w:val="1"/>
+      <w:numFmt w:val="lowerRoman"/>
+      <w:lvlText w:val="%6."/>
+      <w:lvlJc w:val="right"/>
+      <w:pPr>
+        <w:ind w:left="4320" w:hanging="180"/>
+      </w:pPr>
+    </w:lvl>
+    <w:lvl w:ilvl="6" w:tplc="4009000F" w:tentative="1">
+      <w:start w:val="1"/>
+      <w:numFmt w:val="decimal"/>
+      <w:lvlText w:val="%7."/>
+      <w:lvlJc w:val="left"/>
+      <w:pPr>
+        <w:ind w:left="5040" w:hanging="360"/>
+      </w:pPr>
+    </w:lvl>
+    <w:lvl w:ilvl="7" w:tplc="40090019" w:tentative="1">
+      <w:start w:val="1"/>
+      <w:numFmt w:val="lowerLetter"/>
+      <w:lvlText w:val="%8."/>
+      <w:lvlJc w:val="left"/>
+      <w:pPr>
+        <w:ind w:left="5760" w:hanging="360"/>
+      </w:pPr>
+    </w:lvl>
+    <w:lvl w:ilvl="8" w:tplc="4009001B" w:tentative="1">
+      <w:start w:val="1"/>
+      <w:numFmt w:val="lowerRoman"/>
+      <w:lvlText w:val="%9."/>
+      <w:lvlJc w:val="right"/>
+      <w:pPr>
+        <w:ind w:left="6480" w:hanging="180"/>
+      </w:pPr>
+    </w:lvl>
+  </w:abstractNum>
+  <w:abstractNum w:abstractNumId="24">
     <w:nsid w:val="6E5A4342"/>
     <w:multiLevelType w:val="hybridMultilevel"/>
     <w:tmpl w:val="414440E6"/>
@@ -10054,7 +11169,7 @@
       </w:pPr>
     </w:lvl>
   </w:abstractNum>
-  <w:abstractNum w:abstractNumId="21">
+  <w:abstractNum w:abstractNumId="25">
     <w:nsid w:val="6F0A1BD2"/>
     <w:multiLevelType w:val="hybridMultilevel"/>
     <w:tmpl w:val="EF7884CC"/>
@@ -10167,7 +11282,7 @@
       </w:rPr>
     </w:lvl>
   </w:abstractNum>
-  <w:abstractNum w:abstractNumId="22">
+  <w:abstractNum w:abstractNumId="26">
     <w:nsid w:val="729D49A6"/>
     <w:multiLevelType w:val="hybridMultilevel"/>
     <w:tmpl w:val="212E6380"/>
@@ -10256,7 +11371,96 @@
       </w:pPr>
     </w:lvl>
   </w:abstractNum>
-  <w:abstractNum w:abstractNumId="23">
+  <w:abstractNum w:abstractNumId="27">
+    <w:nsid w:val="72E5107C"/>
+    <w:multiLevelType w:val="hybridMultilevel"/>
+    <w:tmpl w:val="30BE3018"/>
+    <w:lvl w:ilvl="0" w:tplc="4009000F">
+      <w:start w:val="1"/>
+      <w:numFmt w:val="decimal"/>
+      <w:lvlText w:val="%1."/>
+      <w:lvlJc w:val="left"/>
+      <w:pPr>
+        <w:ind w:left="720" w:hanging="360"/>
+      </w:pPr>
+      <w:rPr>
+        <w:rFonts w:hint="default"/>
+      </w:rPr>
+    </w:lvl>
+    <w:lvl w:ilvl="1" w:tplc="40090019" w:tentative="1">
+      <w:start w:val="1"/>
+      <w:numFmt w:val="lowerLetter"/>
+      <w:lvlText w:val="%2."/>
+      <w:lvlJc w:val="left"/>
+      <w:pPr>
+        <w:ind w:left="1440" w:hanging="360"/>
+      </w:pPr>
+    </w:lvl>
+    <w:lvl w:ilvl="2" w:tplc="4009001B" w:tentative="1">
+      <w:start w:val="1"/>
+      <w:numFmt w:val="lowerRoman"/>
+      <w:lvlText w:val="%3."/>
+      <w:lvlJc w:val="right"/>
+      <w:pPr>
+        <w:ind w:left="2160" w:hanging="180"/>
+      </w:pPr>
+    </w:lvl>
+    <w:lvl w:ilvl="3" w:tplc="4009000F" w:tentative="1">
+      <w:start w:val="1"/>
+      <w:numFmt w:val="decimal"/>
+      <w:lvlText w:val="%4."/>
+      <w:lvlJc w:val="left"/>
+      <w:pPr>
+        <w:ind w:left="2880" w:hanging="360"/>
+      </w:pPr>
+    </w:lvl>
+    <w:lvl w:ilvl="4" w:tplc="40090019" w:tentative="1">
+      <w:start w:val="1"/>
+      <w:numFmt w:val="lowerLetter"/>
+      <w:lvlText w:val="%5."/>
+      <w:lvlJc w:val="left"/>
+      <w:pPr>
+        <w:ind w:left="3600" w:hanging="360"/>
+      </w:pPr>
+    </w:lvl>
+    <w:lvl w:ilvl="5" w:tplc="4009001B" w:tentative="1">
+      <w:start w:val="1"/>
+      <w:numFmt w:val="lowerRoman"/>
+      <w:lvlText w:val="%6."/>
+      <w:lvlJc w:val="right"/>
+      <w:pPr>
+        <w:ind w:left="4320" w:hanging="180"/>
+      </w:pPr>
+    </w:lvl>
+    <w:lvl w:ilvl="6" w:tplc="4009000F" w:tentative="1">
+      <w:start w:val="1"/>
+      <w:numFmt w:val="decimal"/>
+      <w:lvlText w:val="%7."/>
+      <w:lvlJc w:val="left"/>
+      <w:pPr>
+        <w:ind w:left="5040" w:hanging="360"/>
+      </w:pPr>
+    </w:lvl>
+    <w:lvl w:ilvl="7" w:tplc="40090019" w:tentative="1">
+      <w:start w:val="1"/>
+      <w:numFmt w:val="lowerLetter"/>
+      <w:lvlText w:val="%8."/>
+      <w:lvlJc w:val="left"/>
+      <w:pPr>
+        <w:ind w:left="5760" w:hanging="360"/>
+      </w:pPr>
+    </w:lvl>
+    <w:lvl w:ilvl="8" w:tplc="4009001B" w:tentative="1">
+      <w:start w:val="1"/>
+      <w:numFmt w:val="lowerRoman"/>
+      <w:lvlText w:val="%9."/>
+      <w:lvlJc w:val="right"/>
+      <w:pPr>
+        <w:ind w:left="6480" w:hanging="180"/>
+      </w:pPr>
+    </w:lvl>
+  </w:abstractNum>
+  <w:abstractNum w:abstractNumId="28">
     <w:nsid w:val="7C1B7A62"/>
     <w:multiLevelType w:val="hybridMultilevel"/>
     <w:tmpl w:val="A1EEB68C"/>
@@ -10369,7 +11573,7 @@
       </w:rPr>
     </w:lvl>
   </w:abstractNum>
-  <w:abstractNum w:abstractNumId="24">
+  <w:abstractNum w:abstractNumId="29">
     <w:nsid w:val="7E0C5E33"/>
     <w:multiLevelType w:val="hybridMultilevel"/>
     <w:tmpl w:val="17A20342"/>
@@ -10458,7 +11662,7 @@
       </w:pPr>
     </w:lvl>
   </w:abstractNum>
-  <w:abstractNum w:abstractNumId="25">
+  <w:abstractNum w:abstractNumId="30">
     <w:nsid w:val="7EEF6783"/>
     <w:multiLevelType w:val="hybridMultilevel"/>
     <w:tmpl w:val="2292AFAC"/>
@@ -10548,82 +11752,97 @@
     </w:lvl>
   </w:abstractNum>
   <w:num w:numId="1">
+    <w:abstractNumId w:val="8"/>
+  </w:num>
+  <w:num w:numId="2">
+    <w:abstractNumId w:val="6"/>
+  </w:num>
+  <w:num w:numId="3">
+    <w:abstractNumId w:val="28"/>
+  </w:num>
+  <w:num w:numId="4">
+    <w:abstractNumId w:val="20"/>
+  </w:num>
+  <w:num w:numId="5">
+    <w:abstractNumId w:val="14"/>
+  </w:num>
+  <w:num w:numId="6">
     <w:abstractNumId w:val="7"/>
   </w:num>
-  <w:num w:numId="2">
+  <w:num w:numId="7">
+    <w:abstractNumId w:val="17"/>
+  </w:num>
+  <w:num w:numId="8">
+    <w:abstractNumId w:val="21"/>
+  </w:num>
+  <w:num w:numId="9">
+    <w:abstractNumId w:val="11"/>
+  </w:num>
+  <w:num w:numId="10">
+    <w:abstractNumId w:val="4"/>
+  </w:num>
+  <w:num w:numId="11">
     <w:abstractNumId w:val="5"/>
   </w:num>
-  <w:num w:numId="3">
+  <w:num w:numId="12">
+    <w:abstractNumId w:val="9"/>
+  </w:num>
+  <w:num w:numId="13">
+    <w:abstractNumId w:val="2"/>
+  </w:num>
+  <w:num w:numId="14">
+    <w:abstractNumId w:val="16"/>
+  </w:num>
+  <w:num w:numId="15">
+    <w:abstractNumId w:val="30"/>
+  </w:num>
+  <w:num w:numId="16">
+    <w:abstractNumId w:val="12"/>
+  </w:num>
+  <w:num w:numId="17">
+    <w:abstractNumId w:val="25"/>
+  </w:num>
+  <w:num w:numId="18">
+    <w:abstractNumId w:val="1"/>
+  </w:num>
+  <w:num w:numId="19">
+    <w:abstractNumId w:val="29"/>
+  </w:num>
+  <w:num w:numId="20">
+    <w:abstractNumId w:val="22"/>
+  </w:num>
+  <w:num w:numId="21">
+    <w:abstractNumId w:val="19"/>
+  </w:num>
+  <w:num w:numId="22">
+    <w:abstractNumId w:val="3"/>
+  </w:num>
+  <w:num w:numId="23">
+    <w:abstractNumId w:val="26"/>
+  </w:num>
+  <w:num w:numId="24">
+    <w:abstractNumId w:val="18"/>
+  </w:num>
+  <w:num w:numId="25">
+    <w:abstractNumId w:val="24"/>
+  </w:num>
+  <w:num w:numId="26">
+    <w:abstractNumId w:val="13"/>
+  </w:num>
+  <w:num w:numId="27">
+    <w:abstractNumId w:val="10"/>
+  </w:num>
+  <w:num w:numId="28">
+    <w:abstractNumId w:val="27"/>
+  </w:num>
+  <w:num w:numId="29">
+    <w:abstractNumId w:val="15"/>
+  </w:num>
+  <w:num w:numId="30">
     <w:abstractNumId w:val="23"/>
   </w:num>
-  <w:num w:numId="4">
-    <w:abstractNumId w:val="17"/>
-  </w:num>
-  <w:num w:numId="5">
-    <w:abstractNumId w:val="12"/>
-  </w:num>
-  <w:num w:numId="6">
-    <w:abstractNumId w:val="6"/>
-  </w:num>
-  <w:num w:numId="7">
-    <w:abstractNumId w:val="14"/>
-  </w:num>
-  <w:num w:numId="8">
-    <w:abstractNumId w:val="18"/>
-  </w:num>
-  <w:num w:numId="9">
-    <w:abstractNumId w:val="9"/>
-  </w:num>
-  <w:num w:numId="10">
-    <w:abstractNumId w:val="3"/>
-  </w:num>
-  <w:num w:numId="11">
-    <w:abstractNumId w:val="4"/>
-  </w:num>
-  <w:num w:numId="12">
-    <w:abstractNumId w:val="8"/>
-  </w:num>
-  <w:num w:numId="13">
-    <w:abstractNumId w:val="1"/>
-  </w:num>
-  <w:num w:numId="14">
-    <w:abstractNumId w:val="13"/>
-  </w:num>
-  <w:num w:numId="15">
-    <w:abstractNumId w:val="25"/>
-  </w:num>
-  <w:num w:numId="16">
-    <w:abstractNumId w:val="10"/>
-  </w:num>
-  <w:num w:numId="17">
-    <w:abstractNumId w:val="21"/>
-  </w:num>
-  <w:num w:numId="18">
+  <w:num w:numId="31">
     <w:abstractNumId w:val="0"/>
-  </w:num>
-  <w:num w:numId="19">
-    <w:abstractNumId w:val="24"/>
-  </w:num>
-  <w:num w:numId="20">
-    <w:abstractNumId w:val="19"/>
-  </w:num>
-  <w:num w:numId="21">
-    <w:abstractNumId w:val="16"/>
-  </w:num>
-  <w:num w:numId="22">
-    <w:abstractNumId w:val="2"/>
-  </w:num>
-  <w:num w:numId="23">
-    <w:abstractNumId w:val="22"/>
-  </w:num>
-  <w:num w:numId="24">
-    <w:abstractNumId w:val="15"/>
-  </w:num>
-  <w:num w:numId="25">
-    <w:abstractNumId w:val="20"/>
-  </w:num>
-  <w:num w:numId="26">
-    <w:abstractNumId w:val="11"/>
   </w:num>
 </w:numbering>
 </file>
@@ -11353,7 +12572,7 @@
 </file>
 
 <file path=customXml/itemProps1.xml><?xml version="1.0" encoding="utf-8"?>
-<ds:datastoreItem xmlns:ds="http://schemas.openxmlformats.org/officeDocument/2006/customXml" ds:itemID="{40556793-8D33-4BEB-939F-67BDF510EC35}">
+<ds:datastoreItem xmlns:ds="http://schemas.openxmlformats.org/officeDocument/2006/customXml" ds:itemID="{9B94E47A-0545-443F-B9CA-7DC09CC4160C}">
   <ds:schemaRefs>
     <ds:schemaRef ds:uri="http://schemas.openxmlformats.org/officeDocument/2006/bibliography"/>
   </ds:schemaRefs>

--- a/Notes_Selenium_14.docx
+++ b/Notes_Selenium_14.docx
@@ -621,13 +621,23 @@
           <w:lang w:val="en-US"/>
         </w:rPr>
       </w:pPr>
-      <w:r>
-        <w:rPr>
-          <w:sz w:val="24"/>
-          <w:szCs w:val="22"/>
-          <w:lang w:val="en-US"/>
-        </w:rPr>
-        <w:t>Thread.sleep()</w:t>
+      <w:proofErr w:type="spellStart"/>
+      <w:r>
+        <w:rPr>
+          <w:sz w:val="24"/>
+          <w:szCs w:val="22"/>
+          <w:lang w:val="en-US"/>
+        </w:rPr>
+        <w:t>Thread.sleep</w:t>
+      </w:r>
+      <w:proofErr w:type="spellEnd"/>
+      <w:r>
+        <w:rPr>
+          <w:sz w:val="24"/>
+          <w:szCs w:val="22"/>
+          <w:lang w:val="en-US"/>
+        </w:rPr>
+        <w:t>()</w:t>
       </w:r>
     </w:p>
     <w:p>
@@ -2156,7 +2166,25 @@
           <w:szCs w:val="22"/>
           <w:lang w:val="en-US"/>
         </w:rPr>
-        <w:t xml:space="preserve"> Correctness, Completeness, Security &amp; Quality of developed software application.</w:t>
+        <w:t xml:space="preserve"> Correctness, Completeness, </w:t>
+      </w:r>
+      <w:proofErr w:type="gramStart"/>
+      <w:r>
+        <w:rPr>
+          <w:sz w:val="24"/>
+          <w:szCs w:val="22"/>
+          <w:lang w:val="en-US"/>
+        </w:rPr>
+        <w:t>Security</w:t>
+      </w:r>
+      <w:proofErr w:type="gramEnd"/>
+      <w:r>
+        <w:rPr>
+          <w:sz w:val="24"/>
+          <w:szCs w:val="22"/>
+          <w:lang w:val="en-US"/>
+        </w:rPr>
+        <w:t xml:space="preserve"> &amp; Quality of developed software application.</w:t>
       </w:r>
     </w:p>
     <w:p>
@@ -3483,8 +3511,18 @@
           <w:szCs w:val="22"/>
           <w:lang w:val="en-US"/>
         </w:rPr>
-        <w:t>Idea Intellij</w:t>
-      </w:r>
+        <w:t xml:space="preserve">Idea </w:t>
+      </w:r>
+      <w:proofErr w:type="spellStart"/>
+      <w:r>
+        <w:rPr>
+          <w:sz w:val="24"/>
+          <w:szCs w:val="22"/>
+          <w:lang w:val="en-US"/>
+        </w:rPr>
+        <w:t>Intellij</w:t>
+      </w:r>
+      <w:proofErr w:type="spellEnd"/>
     </w:p>
     <w:p>
       <w:pPr>
@@ -3582,6 +3620,7 @@
           <w:lang w:val="en-US"/>
         </w:rPr>
       </w:pPr>
+      <w:proofErr w:type="spellStart"/>
       <w:r>
         <w:rPr>
           <w:sz w:val="24"/>
@@ -3590,6 +3629,7 @@
         </w:rPr>
         <w:t>YourName_SeleniumDemos</w:t>
       </w:r>
+      <w:proofErr w:type="spellEnd"/>
     </w:p>
     <w:p>
       <w:pPr>
@@ -3632,8 +3672,18 @@
           <w:szCs w:val="22"/>
           <w:lang w:val="en-US"/>
         </w:rPr>
-        <w:t>Open selenium.dev</w:t>
-      </w:r>
+        <w:t xml:space="preserve">Open </w:t>
+      </w:r>
+      <w:proofErr w:type="spellStart"/>
+      <w:r>
+        <w:rPr>
+          <w:sz w:val="24"/>
+          <w:szCs w:val="22"/>
+          <w:lang w:val="en-US"/>
+        </w:rPr>
+        <w:t>selenium.dev</w:t>
+      </w:r>
+      <w:proofErr w:type="spellEnd"/>
     </w:p>
     <w:p>
       <w:pPr>
@@ -3903,7 +3953,25 @@
           <w:szCs w:val="22"/>
           <w:lang w:val="en-US"/>
         </w:rPr>
-        <w:t>Give the name for project (MyAutomationProject)</w:t>
+        <w:t>Give the name for project (</w:t>
+      </w:r>
+      <w:proofErr w:type="spellStart"/>
+      <w:r>
+        <w:rPr>
+          <w:sz w:val="24"/>
+          <w:szCs w:val="22"/>
+          <w:lang w:val="en-US"/>
+        </w:rPr>
+        <w:t>MyAutomationProject</w:t>
+      </w:r>
+      <w:proofErr w:type="spellEnd"/>
+      <w:r>
+        <w:rPr>
+          <w:sz w:val="24"/>
+          <w:szCs w:val="22"/>
+          <w:lang w:val="en-US"/>
+        </w:rPr>
+        <w:t>)</w:t>
       </w:r>
     </w:p>
     <w:p>
@@ -4042,7 +4110,25 @@
           <w:szCs w:val="22"/>
           <w:lang w:val="en-US"/>
         </w:rPr>
-        <w:t>Give the name (com.WebDriverDemos)</w:t>
+        <w:t>Give the name (</w:t>
+      </w:r>
+      <w:proofErr w:type="spellStart"/>
+      <w:r>
+        <w:rPr>
+          <w:sz w:val="24"/>
+          <w:szCs w:val="22"/>
+          <w:lang w:val="en-US"/>
+        </w:rPr>
+        <w:t>com.WebDriverDemos</w:t>
+      </w:r>
+      <w:proofErr w:type="spellEnd"/>
+      <w:r>
+        <w:rPr>
+          <w:sz w:val="24"/>
+          <w:szCs w:val="22"/>
+          <w:lang w:val="en-US"/>
+        </w:rPr>
+        <w:t>)</w:t>
       </w:r>
     </w:p>
     <w:p>
@@ -4379,13 +4465,23 @@
           <w:lang w:val="en-US"/>
         </w:rPr>
       </w:pPr>
-      <w:r>
-        <w:rPr>
-          <w:sz w:val="24"/>
-          <w:szCs w:val="22"/>
-          <w:lang w:val="en-US"/>
-        </w:rPr>
-        <w:t xml:space="preserve">get() </w:t>
+      <w:proofErr w:type="gramStart"/>
+      <w:r>
+        <w:rPr>
+          <w:sz w:val="24"/>
+          <w:szCs w:val="22"/>
+          <w:lang w:val="en-US"/>
+        </w:rPr>
+        <w:t>get(</w:t>
+      </w:r>
+      <w:proofErr w:type="gramEnd"/>
+      <w:r>
+        <w:rPr>
+          <w:sz w:val="24"/>
+          <w:szCs w:val="22"/>
+          <w:lang w:val="en-US"/>
+        </w:rPr>
+        <w:t xml:space="preserve">) </w:t>
       </w:r>
       <w:r>
         <w:rPr>
@@ -4417,13 +4513,23 @@
           <w:lang w:val="en-US"/>
         </w:rPr>
       </w:pPr>
-      <w:r>
-        <w:rPr>
-          <w:sz w:val="24"/>
-          <w:szCs w:val="22"/>
-          <w:lang w:val="en-US"/>
-        </w:rPr>
-        <w:t xml:space="preserve">driver.manage().window().maximize() </w:t>
+      <w:proofErr w:type="spellStart"/>
+      <w:r>
+        <w:rPr>
+          <w:sz w:val="24"/>
+          <w:szCs w:val="22"/>
+          <w:lang w:val="en-US"/>
+        </w:rPr>
+        <w:t>driver.manage</w:t>
+      </w:r>
+      <w:proofErr w:type="spellEnd"/>
+      <w:r>
+        <w:rPr>
+          <w:sz w:val="24"/>
+          <w:szCs w:val="22"/>
+          <w:lang w:val="en-US"/>
+        </w:rPr>
+        <w:t xml:space="preserve">().window().maximize() </w:t>
       </w:r>
       <w:r>
         <w:rPr>
@@ -4455,13 +4561,23 @@
           <w:lang w:val="en-US"/>
         </w:rPr>
       </w:pPr>
-      <w:r>
-        <w:rPr>
-          <w:sz w:val="24"/>
-          <w:szCs w:val="22"/>
-          <w:lang w:val="en-US"/>
-        </w:rPr>
-        <w:t xml:space="preserve">close() </w:t>
+      <w:proofErr w:type="gramStart"/>
+      <w:r>
+        <w:rPr>
+          <w:sz w:val="24"/>
+          <w:szCs w:val="22"/>
+          <w:lang w:val="en-US"/>
+        </w:rPr>
+        <w:t>close(</w:t>
+      </w:r>
+      <w:proofErr w:type="gramEnd"/>
+      <w:r>
+        <w:rPr>
+          <w:sz w:val="24"/>
+          <w:szCs w:val="22"/>
+          <w:lang w:val="en-US"/>
+        </w:rPr>
+        <w:t xml:space="preserve">) </w:t>
       </w:r>
       <w:r>
         <w:rPr>
@@ -4493,13 +4609,23 @@
           <w:lang w:val="en-US"/>
         </w:rPr>
       </w:pPr>
-      <w:r>
-        <w:rPr>
-          <w:sz w:val="24"/>
-          <w:szCs w:val="22"/>
-          <w:lang w:val="en-US"/>
-        </w:rPr>
-        <w:t xml:space="preserve">getTitle() </w:t>
+      <w:proofErr w:type="gramStart"/>
+      <w:r>
+        <w:rPr>
+          <w:sz w:val="24"/>
+          <w:szCs w:val="22"/>
+          <w:lang w:val="en-US"/>
+        </w:rPr>
+        <w:t>getTitle(</w:t>
+      </w:r>
+      <w:proofErr w:type="gramEnd"/>
+      <w:r>
+        <w:rPr>
+          <w:sz w:val="24"/>
+          <w:szCs w:val="22"/>
+          <w:lang w:val="en-US"/>
+        </w:rPr>
+        <w:t xml:space="preserve">) </w:t>
       </w:r>
       <w:r>
         <w:rPr>
@@ -4539,13 +4665,23 @@
           <w:lang w:val="en-US"/>
         </w:rPr>
       </w:pPr>
-      <w:r>
-        <w:rPr>
-          <w:sz w:val="24"/>
-          <w:szCs w:val="22"/>
-          <w:lang w:val="en-US"/>
-        </w:rPr>
-        <w:t xml:space="preserve">getCurrentUrl() </w:t>
+      <w:proofErr w:type="gramStart"/>
+      <w:r>
+        <w:rPr>
+          <w:sz w:val="24"/>
+          <w:szCs w:val="22"/>
+          <w:lang w:val="en-US"/>
+        </w:rPr>
+        <w:t>getCurrentUrl(</w:t>
+      </w:r>
+      <w:proofErr w:type="gramEnd"/>
+      <w:r>
+        <w:rPr>
+          <w:sz w:val="24"/>
+          <w:szCs w:val="22"/>
+          <w:lang w:val="en-US"/>
+        </w:rPr>
+        <w:t xml:space="preserve">) </w:t>
       </w:r>
       <w:r>
         <w:rPr>
@@ -4577,13 +4713,23 @@
           <w:lang w:val="en-US"/>
         </w:rPr>
       </w:pPr>
-      <w:r>
-        <w:rPr>
-          <w:sz w:val="24"/>
-          <w:szCs w:val="22"/>
-          <w:lang w:val="en-US"/>
-        </w:rPr>
-        <w:t xml:space="preserve">getPageSource() </w:t>
+      <w:proofErr w:type="gramStart"/>
+      <w:r>
+        <w:rPr>
+          <w:sz w:val="24"/>
+          <w:szCs w:val="22"/>
+          <w:lang w:val="en-US"/>
+        </w:rPr>
+        <w:t>getPageSource(</w:t>
+      </w:r>
+      <w:proofErr w:type="gramEnd"/>
+      <w:r>
+        <w:rPr>
+          <w:sz w:val="24"/>
+          <w:szCs w:val="22"/>
+          <w:lang w:val="en-US"/>
+        </w:rPr>
+        <w:t xml:space="preserve">) </w:t>
       </w:r>
       <w:r>
         <w:rPr>
@@ -4615,13 +4761,23 @@
           <w:lang w:val="en-US"/>
         </w:rPr>
       </w:pPr>
-      <w:r>
-        <w:rPr>
-          <w:sz w:val="24"/>
-          <w:szCs w:val="22"/>
-          <w:lang w:val="en-US"/>
-        </w:rPr>
-        <w:t xml:space="preserve">findElement() </w:t>
+      <w:proofErr w:type="gramStart"/>
+      <w:r>
+        <w:rPr>
+          <w:sz w:val="24"/>
+          <w:szCs w:val="22"/>
+          <w:lang w:val="en-US"/>
+        </w:rPr>
+        <w:t>findElement(</w:t>
+      </w:r>
+      <w:proofErr w:type="gramEnd"/>
+      <w:r>
+        <w:rPr>
+          <w:sz w:val="24"/>
+          <w:szCs w:val="22"/>
+          <w:lang w:val="en-US"/>
+        </w:rPr>
+        <w:t xml:space="preserve">) </w:t>
       </w:r>
       <w:r>
         <w:rPr>
@@ -4705,13 +4861,23 @@
           <w:lang w:val="en-US"/>
         </w:rPr>
       </w:pPr>
-      <w:r>
-        <w:rPr>
-          <w:sz w:val="24"/>
-          <w:szCs w:val="22"/>
-          <w:lang w:val="en-US"/>
-        </w:rPr>
-        <w:t xml:space="preserve">findElements() </w:t>
+      <w:proofErr w:type="gramStart"/>
+      <w:r>
+        <w:rPr>
+          <w:sz w:val="24"/>
+          <w:szCs w:val="22"/>
+          <w:lang w:val="en-US"/>
+        </w:rPr>
+        <w:t>findElements(</w:t>
+      </w:r>
+      <w:proofErr w:type="gramEnd"/>
+      <w:r>
+        <w:rPr>
+          <w:sz w:val="24"/>
+          <w:szCs w:val="22"/>
+          <w:lang w:val="en-US"/>
+        </w:rPr>
+        <w:t xml:space="preserve">) </w:t>
       </w:r>
       <w:r>
         <w:rPr>
@@ -4769,13 +4935,23 @@
           <w:lang w:val="en-US"/>
         </w:rPr>
       </w:pPr>
-      <w:r>
-        <w:rPr>
-          <w:sz w:val="24"/>
-          <w:szCs w:val="22"/>
-          <w:lang w:val="en-US"/>
-        </w:rPr>
-        <w:t xml:space="preserve">getWindowHandles() </w:t>
+      <w:proofErr w:type="gramStart"/>
+      <w:r>
+        <w:rPr>
+          <w:sz w:val="24"/>
+          <w:szCs w:val="22"/>
+          <w:lang w:val="en-US"/>
+        </w:rPr>
+        <w:t>getWindowHandles(</w:t>
+      </w:r>
+      <w:proofErr w:type="gramEnd"/>
+      <w:r>
+        <w:rPr>
+          <w:sz w:val="24"/>
+          <w:szCs w:val="22"/>
+          <w:lang w:val="en-US"/>
+        </w:rPr>
+        <w:t xml:space="preserve">) </w:t>
       </w:r>
       <w:r>
         <w:rPr>
@@ -4815,13 +4991,23 @@
           <w:lang w:val="en-US"/>
         </w:rPr>
       </w:pPr>
-      <w:r>
-        <w:rPr>
-          <w:sz w:val="24"/>
-          <w:szCs w:val="22"/>
-          <w:lang w:val="en-US"/>
-        </w:rPr>
-        <w:t xml:space="preserve">quit() </w:t>
+      <w:proofErr w:type="gramStart"/>
+      <w:r>
+        <w:rPr>
+          <w:sz w:val="24"/>
+          <w:szCs w:val="22"/>
+          <w:lang w:val="en-US"/>
+        </w:rPr>
+        <w:t>quit(</w:t>
+      </w:r>
+      <w:proofErr w:type="gramEnd"/>
+      <w:r>
+        <w:rPr>
+          <w:sz w:val="24"/>
+          <w:szCs w:val="22"/>
+          <w:lang w:val="en-US"/>
+        </w:rPr>
+        <w:t xml:space="preserve">) </w:t>
       </w:r>
       <w:r>
         <w:rPr>
@@ -5016,7 +5202,7 @@
       <w:pPr>
         <w:pStyle w:val="ListParagraph"/>
         <w:numPr>
-          <w:ilvl w:val="0"/>
+          <w:ilvl w:val="1"/>
           <w:numId w:val="15"/>
         </w:numPr>
         <w:rPr>
@@ -5031,6 +5217,38 @@
           <w:szCs w:val="22"/>
           <w:lang w:val="en-US"/>
         </w:rPr>
+        <w:t>The control may be in &lt;iframe&gt;</w:t>
+      </w:r>
+      <w:r>
+        <w:rPr>
+          <w:sz w:val="24"/>
+          <w:szCs w:val="22"/>
+          <w:lang w:val="en-US"/>
+        </w:rPr>
+        <w:t xml:space="preserve"> </w:t>
+      </w:r>
+      <w:bookmarkStart w:id="0" w:name="_GoBack"/>
+      <w:bookmarkEnd w:id="0"/>
+    </w:p>
+    <w:p>
+      <w:pPr>
+        <w:pStyle w:val="ListParagraph"/>
+        <w:numPr>
+          <w:ilvl w:val="0"/>
+          <w:numId w:val="15"/>
+        </w:numPr>
+        <w:rPr>
+          <w:sz w:val="24"/>
+          <w:szCs w:val="22"/>
+          <w:lang w:val="en-US"/>
+        </w:rPr>
+      </w:pPr>
+      <w:r>
+        <w:rPr>
+          <w:sz w:val="24"/>
+          <w:szCs w:val="22"/>
+          <w:lang w:val="en-US"/>
+        </w:rPr>
         <w:t xml:space="preserve">InvalidSelectorException </w:t>
       </w:r>
       <w:r>
@@ -5087,13 +5305,23 @@
         </w:rPr>
         <w:t xml:space="preserve"> </w:t>
       </w:r>
-      <w:r>
-        <w:rPr>
-          <w:sz w:val="24"/>
-          <w:szCs w:val="22"/>
-          <w:lang w:val="en-US"/>
-        </w:rPr>
-        <w:t>driver.get() implicitly waits for 30 seconds, but if any one of the page is not getting loaded within these 30 seconds then you will get TimeoutException.</w:t>
+      <w:proofErr w:type="spellStart"/>
+      <w:r>
+        <w:rPr>
+          <w:sz w:val="24"/>
+          <w:szCs w:val="22"/>
+          <w:lang w:val="en-US"/>
+        </w:rPr>
+        <w:t>driver.get</w:t>
+      </w:r>
+      <w:proofErr w:type="spellEnd"/>
+      <w:r>
+        <w:rPr>
+          <w:sz w:val="24"/>
+          <w:szCs w:val="22"/>
+          <w:lang w:val="en-US"/>
+        </w:rPr>
+        <w:t>() implicitly waits for 30 seconds, but if any one of the page is not getting loaded within these 30 seconds then you will get TimeoutException.</w:t>
       </w:r>
     </w:p>
     <w:p>
@@ -5596,13 +5824,23 @@
           <w:lang w:val="en-US"/>
         </w:rPr>
       </w:pPr>
-      <w:r>
-        <w:rPr>
-          <w:sz w:val="24"/>
-          <w:szCs w:val="22"/>
-          <w:lang w:val="en-US"/>
-        </w:rPr>
-        <w:t xml:space="preserve">sendKeys() </w:t>
+      <w:proofErr w:type="gramStart"/>
+      <w:r>
+        <w:rPr>
+          <w:sz w:val="24"/>
+          <w:szCs w:val="22"/>
+          <w:lang w:val="en-US"/>
+        </w:rPr>
+        <w:t>sendKeys(</w:t>
+      </w:r>
+      <w:proofErr w:type="gramEnd"/>
+      <w:r>
+        <w:rPr>
+          <w:sz w:val="24"/>
+          <w:szCs w:val="22"/>
+          <w:lang w:val="en-US"/>
+        </w:rPr>
+        <w:t xml:space="preserve">) </w:t>
       </w:r>
       <w:r>
         <w:rPr>
@@ -5642,13 +5880,23 @@
           <w:lang w:val="en-US"/>
         </w:rPr>
       </w:pPr>
-      <w:r>
-        <w:rPr>
-          <w:sz w:val="24"/>
-          <w:szCs w:val="22"/>
-          <w:lang w:val="en-US"/>
-        </w:rPr>
-        <w:t xml:space="preserve">click() </w:t>
+      <w:proofErr w:type="gramStart"/>
+      <w:r>
+        <w:rPr>
+          <w:sz w:val="24"/>
+          <w:szCs w:val="22"/>
+          <w:lang w:val="en-US"/>
+        </w:rPr>
+        <w:t>click(</w:t>
+      </w:r>
+      <w:proofErr w:type="gramEnd"/>
+      <w:r>
+        <w:rPr>
+          <w:sz w:val="24"/>
+          <w:szCs w:val="22"/>
+          <w:lang w:val="en-US"/>
+        </w:rPr>
+        <w:t xml:space="preserve">) </w:t>
       </w:r>
       <w:r>
         <w:rPr>
@@ -5680,13 +5928,23 @@
           <w:lang w:val="en-US"/>
         </w:rPr>
       </w:pPr>
-      <w:r>
-        <w:rPr>
-          <w:sz w:val="24"/>
-          <w:szCs w:val="22"/>
-          <w:lang w:val="en-US"/>
-        </w:rPr>
-        <w:t xml:space="preserve">getText() </w:t>
+      <w:proofErr w:type="gramStart"/>
+      <w:r>
+        <w:rPr>
+          <w:sz w:val="24"/>
+          <w:szCs w:val="22"/>
+          <w:lang w:val="en-US"/>
+        </w:rPr>
+        <w:t>getText(</w:t>
+      </w:r>
+      <w:proofErr w:type="gramEnd"/>
+      <w:r>
+        <w:rPr>
+          <w:sz w:val="24"/>
+          <w:szCs w:val="22"/>
+          <w:lang w:val="en-US"/>
+        </w:rPr>
+        <w:t xml:space="preserve">) </w:t>
       </w:r>
       <w:r>
         <w:rPr>
@@ -5718,13 +5976,23 @@
           <w:lang w:val="en-US"/>
         </w:rPr>
       </w:pPr>
-      <w:r>
-        <w:rPr>
-          <w:sz w:val="24"/>
-          <w:szCs w:val="22"/>
-          <w:lang w:val="en-US"/>
-        </w:rPr>
-        <w:t xml:space="preserve">isSelected() </w:t>
+      <w:proofErr w:type="gramStart"/>
+      <w:r>
+        <w:rPr>
+          <w:sz w:val="24"/>
+          <w:szCs w:val="22"/>
+          <w:lang w:val="en-US"/>
+        </w:rPr>
+        <w:t>isSelected(</w:t>
+      </w:r>
+      <w:proofErr w:type="gramEnd"/>
+      <w:r>
+        <w:rPr>
+          <w:sz w:val="24"/>
+          <w:szCs w:val="22"/>
+          <w:lang w:val="en-US"/>
+        </w:rPr>
+        <w:t xml:space="preserve">) </w:t>
       </w:r>
       <w:r>
         <w:rPr>
@@ -5802,13 +6070,23 @@
           <w:lang w:val="en-US"/>
         </w:rPr>
       </w:pPr>
-      <w:r>
-        <w:rPr>
-          <w:sz w:val="24"/>
-          <w:szCs w:val="22"/>
-          <w:lang w:val="en-US"/>
-        </w:rPr>
-        <w:t xml:space="preserve">isDisplayed() </w:t>
+      <w:proofErr w:type="gramStart"/>
+      <w:r>
+        <w:rPr>
+          <w:sz w:val="24"/>
+          <w:szCs w:val="22"/>
+          <w:lang w:val="en-US"/>
+        </w:rPr>
+        <w:t>isDisplayed(</w:t>
+      </w:r>
+      <w:proofErr w:type="gramEnd"/>
+      <w:r>
+        <w:rPr>
+          <w:sz w:val="24"/>
+          <w:szCs w:val="22"/>
+          <w:lang w:val="en-US"/>
+        </w:rPr>
+        <w:t xml:space="preserve">) </w:t>
       </w:r>
       <w:r>
         <w:rPr>
@@ -5984,7 +6262,25 @@
           <w:szCs w:val="22"/>
           <w:lang w:val="en-US"/>
         </w:rPr>
-        <w:t>data-testid="royal-email"]</w:t>
+        <w:t>data-</w:t>
+      </w:r>
+      <w:proofErr w:type="spellStart"/>
+      <w:r>
+        <w:rPr>
+          <w:sz w:val="24"/>
+          <w:szCs w:val="22"/>
+          <w:lang w:val="en-US"/>
+        </w:rPr>
+        <w:t>testid</w:t>
+      </w:r>
+      <w:proofErr w:type="spellEnd"/>
+      <w:r>
+        <w:rPr>
+          <w:sz w:val="24"/>
+          <w:szCs w:val="22"/>
+          <w:lang w:val="en-US"/>
+        </w:rPr>
+        <w:t>="royal-email"]</w:t>
       </w:r>
     </w:p>
     <w:p>
@@ -6807,13 +7103,23 @@
           <w:lang w:val="en-US"/>
         </w:rPr>
       </w:pPr>
-      <w:r>
-        <w:rPr>
-          <w:sz w:val="24"/>
-          <w:szCs w:val="22"/>
-          <w:lang w:val="en-US"/>
-        </w:rPr>
-        <w:t xml:space="preserve">getOptions() </w:t>
+      <w:proofErr w:type="gramStart"/>
+      <w:r>
+        <w:rPr>
+          <w:sz w:val="24"/>
+          <w:szCs w:val="22"/>
+          <w:lang w:val="en-US"/>
+        </w:rPr>
+        <w:t>getOptions(</w:t>
+      </w:r>
+      <w:proofErr w:type="gramEnd"/>
+      <w:r>
+        <w:rPr>
+          <w:sz w:val="24"/>
+          <w:szCs w:val="22"/>
+          <w:lang w:val="en-US"/>
+        </w:rPr>
+        <w:t xml:space="preserve">) </w:t>
       </w:r>
       <w:r>
         <w:rPr>
@@ -6845,13 +7151,23 @@
           <w:lang w:val="en-US"/>
         </w:rPr>
       </w:pPr>
-      <w:r>
-        <w:rPr>
-          <w:sz w:val="24"/>
-          <w:szCs w:val="22"/>
-          <w:lang w:val="en-US"/>
-        </w:rPr>
-        <w:t xml:space="preserve">selectByVisibleText() </w:t>
+      <w:proofErr w:type="gramStart"/>
+      <w:r>
+        <w:rPr>
+          <w:sz w:val="24"/>
+          <w:szCs w:val="22"/>
+          <w:lang w:val="en-US"/>
+        </w:rPr>
+        <w:t>selectByVisibleText(</w:t>
+      </w:r>
+      <w:proofErr w:type="gramEnd"/>
+      <w:r>
+        <w:rPr>
+          <w:sz w:val="24"/>
+          <w:szCs w:val="22"/>
+          <w:lang w:val="en-US"/>
+        </w:rPr>
+        <w:t xml:space="preserve">) </w:t>
       </w:r>
       <w:r>
         <w:rPr>
@@ -6921,13 +7237,23 @@
           <w:lang w:val="en-US"/>
         </w:rPr>
       </w:pPr>
-      <w:r>
-        <w:rPr>
-          <w:sz w:val="24"/>
-          <w:szCs w:val="22"/>
-          <w:lang w:val="en-US"/>
-        </w:rPr>
-        <w:t xml:space="preserve">selectByValue() </w:t>
+      <w:proofErr w:type="gramStart"/>
+      <w:r>
+        <w:rPr>
+          <w:sz w:val="24"/>
+          <w:szCs w:val="22"/>
+          <w:lang w:val="en-US"/>
+        </w:rPr>
+        <w:t>selectByValue(</w:t>
+      </w:r>
+      <w:proofErr w:type="gramEnd"/>
+      <w:r>
+        <w:rPr>
+          <w:sz w:val="24"/>
+          <w:szCs w:val="22"/>
+          <w:lang w:val="en-US"/>
+        </w:rPr>
+        <w:t xml:space="preserve">) </w:t>
       </w:r>
       <w:r>
         <w:rPr>
@@ -6967,13 +7293,23 @@
           <w:lang w:val="en-US"/>
         </w:rPr>
       </w:pPr>
-      <w:r>
-        <w:rPr>
-          <w:sz w:val="24"/>
-          <w:szCs w:val="22"/>
-          <w:lang w:val="en-US"/>
-        </w:rPr>
-        <w:t xml:space="preserve">selectByIndex() </w:t>
+      <w:proofErr w:type="gramStart"/>
+      <w:r>
+        <w:rPr>
+          <w:sz w:val="24"/>
+          <w:szCs w:val="22"/>
+          <w:lang w:val="en-US"/>
+        </w:rPr>
+        <w:t>selectByIndex(</w:t>
+      </w:r>
+      <w:proofErr w:type="gramEnd"/>
+      <w:r>
+        <w:rPr>
+          <w:sz w:val="24"/>
+          <w:szCs w:val="22"/>
+          <w:lang w:val="en-US"/>
+        </w:rPr>
+        <w:t xml:space="preserve">) </w:t>
       </w:r>
       <w:r>
         <w:rPr>
@@ -6989,7 +7325,25 @@
           <w:szCs w:val="22"/>
           <w:lang w:val="en-US"/>
         </w:rPr>
-        <w:t xml:space="preserve"> Selects the option by using its zero based index no. index no is +ve integer number.</w:t>
+        <w:t xml:space="preserve"> Selects the option by using its zero based index no. index no is +</w:t>
+      </w:r>
+      <w:proofErr w:type="spellStart"/>
+      <w:r>
+        <w:rPr>
+          <w:sz w:val="24"/>
+          <w:szCs w:val="22"/>
+          <w:lang w:val="en-US"/>
+        </w:rPr>
+        <w:t>ve</w:t>
+      </w:r>
+      <w:proofErr w:type="spellEnd"/>
+      <w:r>
+        <w:rPr>
+          <w:sz w:val="24"/>
+          <w:szCs w:val="22"/>
+          <w:lang w:val="en-US"/>
+        </w:rPr>
+        <w:t xml:space="preserve"> integer number.</w:t>
       </w:r>
     </w:p>
     <w:p>
@@ -7005,13 +7359,23 @@
           <w:lang w:val="en-US"/>
         </w:rPr>
       </w:pPr>
-      <w:r>
-        <w:rPr>
-          <w:sz w:val="24"/>
-          <w:szCs w:val="22"/>
-          <w:lang w:val="en-US"/>
-        </w:rPr>
-        <w:t xml:space="preserve">getAllSelectedOptions() </w:t>
+      <w:proofErr w:type="gramStart"/>
+      <w:r>
+        <w:rPr>
+          <w:sz w:val="24"/>
+          <w:szCs w:val="22"/>
+          <w:lang w:val="en-US"/>
+        </w:rPr>
+        <w:t>getAllSelectedOptions(</w:t>
+      </w:r>
+      <w:proofErr w:type="gramEnd"/>
+      <w:r>
+        <w:rPr>
+          <w:sz w:val="24"/>
+          <w:szCs w:val="22"/>
+          <w:lang w:val="en-US"/>
+        </w:rPr>
+        <w:t xml:space="preserve">) </w:t>
       </w:r>
       <w:r>
         <w:rPr>
@@ -7043,13 +7407,23 @@
           <w:lang w:val="en-US"/>
         </w:rPr>
       </w:pPr>
-      <w:r>
-        <w:rPr>
-          <w:sz w:val="24"/>
-          <w:szCs w:val="22"/>
-          <w:lang w:val="en-US"/>
-        </w:rPr>
-        <w:t xml:space="preserve">isMultiple() </w:t>
+      <w:proofErr w:type="gramStart"/>
+      <w:r>
+        <w:rPr>
+          <w:sz w:val="24"/>
+          <w:szCs w:val="22"/>
+          <w:lang w:val="en-US"/>
+        </w:rPr>
+        <w:t>isMultiple(</w:t>
+      </w:r>
+      <w:proofErr w:type="gramEnd"/>
+      <w:r>
+        <w:rPr>
+          <w:sz w:val="24"/>
+          <w:szCs w:val="22"/>
+          <w:lang w:val="en-US"/>
+        </w:rPr>
+        <w:t xml:space="preserve">) </w:t>
       </w:r>
       <w:r>
         <w:rPr>
@@ -7264,13 +7638,33 @@
           <w:lang w:val="en-US"/>
         </w:rPr>
       </w:pPr>
-      <w:r>
-        <w:rPr>
-          <w:sz w:val="24"/>
-          <w:szCs w:val="22"/>
-          <w:lang w:val="en-US"/>
-        </w:rPr>
-        <w:t>Thread.sleep()</w:t>
+      <w:proofErr w:type="spellStart"/>
+      <w:proofErr w:type="gramStart"/>
+      <w:r>
+        <w:rPr>
+          <w:sz w:val="24"/>
+          <w:szCs w:val="22"/>
+          <w:lang w:val="en-US"/>
+        </w:rPr>
+        <w:t>Thread.sleep</w:t>
+      </w:r>
+      <w:proofErr w:type="spellEnd"/>
+      <w:r>
+        <w:rPr>
+          <w:sz w:val="24"/>
+          <w:szCs w:val="22"/>
+          <w:lang w:val="en-US"/>
+        </w:rPr>
+        <w:t>(</w:t>
+      </w:r>
+      <w:proofErr w:type="gramEnd"/>
+      <w:r>
+        <w:rPr>
+          <w:sz w:val="24"/>
+          <w:szCs w:val="22"/>
+          <w:lang w:val="en-US"/>
+        </w:rPr>
+        <w:t>)</w:t>
       </w:r>
       <w:r>
         <w:rPr>
@@ -7637,7 +8031,24 @@
           <w:lang w:val="en-US"/>
         </w:rPr>
         <w:br/>
-        <w:t xml:space="preserve">i – ignoring </w:t>
+      </w:r>
+      <w:proofErr w:type="spellStart"/>
+      <w:r>
+        <w:rPr>
+          <w:sz w:val="24"/>
+          <w:szCs w:val="22"/>
+          <w:lang w:val="en-US"/>
+        </w:rPr>
+        <w:t>i</w:t>
+      </w:r>
+      <w:proofErr w:type="spellEnd"/>
+      <w:r>
+        <w:rPr>
+          <w:sz w:val="24"/>
+          <w:szCs w:val="22"/>
+          <w:lang w:val="en-US"/>
+        </w:rPr>
+        <w:t xml:space="preserve"> – ignoring </w:t>
       </w:r>
       <w:r>
         <w:rPr>
@@ -7753,15 +8164,33 @@
           <w:szCs w:val="22"/>
           <w:lang w:val="en-US"/>
         </w:rPr>
-        <w:t>Display all table header (&lt;t</w:t>
-      </w:r>
-      <w:r>
-        <w:rPr>
-          <w:sz w:val="24"/>
-          <w:szCs w:val="22"/>
-          <w:lang w:val="en-US"/>
-        </w:rPr>
-        <w:t>h&gt;)</w:t>
+        <w:t>Display all table header (&lt;</w:t>
+      </w:r>
+      <w:proofErr w:type="spellStart"/>
+      <w:r>
+        <w:rPr>
+          <w:sz w:val="24"/>
+          <w:szCs w:val="22"/>
+          <w:lang w:val="en-US"/>
+        </w:rPr>
+        <w:t>t</w:t>
+      </w:r>
+      <w:r>
+        <w:rPr>
+          <w:sz w:val="24"/>
+          <w:szCs w:val="22"/>
+          <w:lang w:val="en-US"/>
+        </w:rPr>
+        <w:t>h</w:t>
+      </w:r>
+      <w:proofErr w:type="spellEnd"/>
+      <w:r>
+        <w:rPr>
+          <w:sz w:val="24"/>
+          <w:szCs w:val="22"/>
+          <w:lang w:val="en-US"/>
+        </w:rPr>
+        <w:t>&gt;)</w:t>
       </w:r>
     </w:p>
     <w:p>
@@ -7783,7 +8212,25 @@
           <w:szCs w:val="22"/>
           <w:lang w:val="en-US"/>
         </w:rPr>
-        <w:t>Display total number of rows (&lt;tr&gt;)</w:t>
+        <w:t>Display total number of rows (&lt;</w:t>
+      </w:r>
+      <w:proofErr w:type="spellStart"/>
+      <w:r>
+        <w:rPr>
+          <w:sz w:val="24"/>
+          <w:szCs w:val="22"/>
+          <w:lang w:val="en-US"/>
+        </w:rPr>
+        <w:t>tr</w:t>
+      </w:r>
+      <w:proofErr w:type="spellEnd"/>
+      <w:r>
+        <w:rPr>
+          <w:sz w:val="24"/>
+          <w:szCs w:val="22"/>
+          <w:lang w:val="en-US"/>
+        </w:rPr>
+        <w:t>&gt;)</w:t>
       </w:r>
     </w:p>
     <w:p>
@@ -7934,7 +8381,25 @@
           <w:szCs w:val="22"/>
           <w:lang w:val="en-US"/>
         </w:rPr>
-        <w:t>Entering some data in the text boxes (sendKeys()).</w:t>
+        <w:t>Entering some data in the text boxes (</w:t>
+      </w:r>
+      <w:proofErr w:type="gramStart"/>
+      <w:r>
+        <w:rPr>
+          <w:sz w:val="24"/>
+          <w:szCs w:val="22"/>
+          <w:lang w:val="en-US"/>
+        </w:rPr>
+        <w:t>sendKeys(</w:t>
+      </w:r>
+      <w:proofErr w:type="gramEnd"/>
+      <w:r>
+        <w:rPr>
+          <w:sz w:val="24"/>
+          <w:szCs w:val="22"/>
+          <w:lang w:val="en-US"/>
+        </w:rPr>
+        <w:t>)).</w:t>
       </w:r>
     </w:p>
     <w:p>
@@ -8262,13 +8727,23 @@
           <w:lang w:val="en-US"/>
         </w:rPr>
       </w:pPr>
-      <w:r>
-        <w:rPr>
-          <w:sz w:val="24"/>
-          <w:szCs w:val="22"/>
-          <w:lang w:val="en-US"/>
-        </w:rPr>
-        <w:t xml:space="preserve">driver.switchTo().alert() </w:t>
+      <w:proofErr w:type="spellStart"/>
+      <w:r>
+        <w:rPr>
+          <w:sz w:val="24"/>
+          <w:szCs w:val="22"/>
+          <w:lang w:val="en-US"/>
+        </w:rPr>
+        <w:t>driver.switchTo</w:t>
+      </w:r>
+      <w:proofErr w:type="spellEnd"/>
+      <w:r>
+        <w:rPr>
+          <w:sz w:val="24"/>
+          <w:szCs w:val="22"/>
+          <w:lang w:val="en-US"/>
+        </w:rPr>
+        <w:t xml:space="preserve">().alert() </w:t>
       </w:r>
       <w:r>
         <w:rPr>
@@ -8300,13 +8775,23 @@
           <w:lang w:val="en-US"/>
         </w:rPr>
       </w:pPr>
-      <w:r>
-        <w:rPr>
-          <w:sz w:val="24"/>
-          <w:szCs w:val="22"/>
-          <w:lang w:val="en-US"/>
-        </w:rPr>
-        <w:t xml:space="preserve">getText() </w:t>
+      <w:proofErr w:type="gramStart"/>
+      <w:r>
+        <w:rPr>
+          <w:sz w:val="24"/>
+          <w:szCs w:val="22"/>
+          <w:lang w:val="en-US"/>
+        </w:rPr>
+        <w:t>getText(</w:t>
+      </w:r>
+      <w:proofErr w:type="gramEnd"/>
+      <w:r>
+        <w:rPr>
+          <w:sz w:val="24"/>
+          <w:szCs w:val="22"/>
+          <w:lang w:val="en-US"/>
+        </w:rPr>
+        <w:t xml:space="preserve">) </w:t>
       </w:r>
       <w:r>
         <w:rPr>
@@ -8642,13 +9127,23 @@
           <w:lang w:val="en-US"/>
         </w:rPr>
       </w:pPr>
-      <w:r>
-        <w:rPr>
-          <w:sz w:val="24"/>
-          <w:szCs w:val="22"/>
-          <w:lang w:val="en-US"/>
-        </w:rPr>
-        <w:t xml:space="preserve">moveToElement() </w:t>
+      <w:proofErr w:type="gramStart"/>
+      <w:r>
+        <w:rPr>
+          <w:sz w:val="24"/>
+          <w:szCs w:val="22"/>
+          <w:lang w:val="en-US"/>
+        </w:rPr>
+        <w:t>moveToElement(</w:t>
+      </w:r>
+      <w:proofErr w:type="gramEnd"/>
+      <w:r>
+        <w:rPr>
+          <w:sz w:val="24"/>
+          <w:szCs w:val="22"/>
+          <w:lang w:val="en-US"/>
+        </w:rPr>
+        <w:t xml:space="preserve">) </w:t>
       </w:r>
       <w:r>
         <w:rPr>
@@ -8680,13 +9175,23 @@
           <w:lang w:val="en-US"/>
         </w:rPr>
       </w:pPr>
-      <w:r>
-        <w:rPr>
-          <w:sz w:val="24"/>
-          <w:szCs w:val="22"/>
-          <w:lang w:val="en-US"/>
-        </w:rPr>
-        <w:t xml:space="preserve">perform() </w:t>
+      <w:proofErr w:type="gramStart"/>
+      <w:r>
+        <w:rPr>
+          <w:sz w:val="24"/>
+          <w:szCs w:val="22"/>
+          <w:lang w:val="en-US"/>
+        </w:rPr>
+        <w:t>perform(</w:t>
+      </w:r>
+      <w:proofErr w:type="gramEnd"/>
+      <w:r>
+        <w:rPr>
+          <w:sz w:val="24"/>
+          <w:szCs w:val="22"/>
+          <w:lang w:val="en-US"/>
+        </w:rPr>
+        <w:t xml:space="preserve">) </w:t>
       </w:r>
       <w:r>
         <w:rPr>
@@ -8704,17 +9209,102 @@
         </w:rPr>
         <w:t xml:space="preserve"> To perform said action.</w:t>
       </w:r>
-      <w:bookmarkStart w:id="0" w:name="_GoBack"/>
-      <w:bookmarkEnd w:id="0"/>
-    </w:p>
-    <w:p>
-      <w:pPr>
-        <w:rPr>
-          <w:sz w:val="24"/>
-          <w:szCs w:val="22"/>
-          <w:lang w:val="en-US"/>
-        </w:rPr>
-      </w:pPr>
+    </w:p>
+    <w:p>
+      <w:pPr>
+        <w:pStyle w:val="ListParagraph"/>
+        <w:numPr>
+          <w:ilvl w:val="0"/>
+          <w:numId w:val="31"/>
+        </w:numPr>
+        <w:rPr>
+          <w:sz w:val="24"/>
+          <w:szCs w:val="22"/>
+          <w:lang w:val="en-US"/>
+        </w:rPr>
+      </w:pPr>
+      <w:proofErr w:type="gramStart"/>
+      <w:r>
+        <w:rPr>
+          <w:sz w:val="24"/>
+          <w:szCs w:val="22"/>
+          <w:lang w:val="en-US"/>
+        </w:rPr>
+        <w:t>contextClick(</w:t>
+      </w:r>
+      <w:proofErr w:type="gramEnd"/>
+      <w:r>
+        <w:rPr>
+          <w:sz w:val="24"/>
+          <w:szCs w:val="22"/>
+          <w:lang w:val="en-US"/>
+        </w:rPr>
+        <w:t xml:space="preserve">) </w:t>
+      </w:r>
+      <w:r>
+        <w:rPr>
+          <w:sz w:val="24"/>
+          <w:szCs w:val="22"/>
+          <w:lang w:val="en-US"/>
+        </w:rPr>
+        <w:sym w:font="Wingdings" w:char="F0E0"/>
+      </w:r>
+      <w:r>
+        <w:rPr>
+          <w:sz w:val="24"/>
+          <w:szCs w:val="22"/>
+          <w:lang w:val="en-US"/>
+        </w:rPr>
+        <w:t xml:space="preserve"> To right click on any control.</w:t>
+      </w:r>
+    </w:p>
+    <w:p>
+      <w:pPr>
+        <w:pStyle w:val="ListParagraph"/>
+        <w:numPr>
+          <w:ilvl w:val="0"/>
+          <w:numId w:val="31"/>
+        </w:numPr>
+        <w:rPr>
+          <w:sz w:val="24"/>
+          <w:szCs w:val="22"/>
+          <w:lang w:val="en-US"/>
+        </w:rPr>
+      </w:pPr>
+      <w:proofErr w:type="gramStart"/>
+      <w:r>
+        <w:rPr>
+          <w:sz w:val="24"/>
+          <w:szCs w:val="22"/>
+          <w:lang w:val="en-US"/>
+        </w:rPr>
+        <w:t>doubleClick(</w:t>
+      </w:r>
+      <w:proofErr w:type="gramEnd"/>
+      <w:r>
+        <w:rPr>
+          <w:sz w:val="24"/>
+          <w:szCs w:val="22"/>
+          <w:lang w:val="en-US"/>
+        </w:rPr>
+        <w:t xml:space="preserve">) </w:t>
+      </w:r>
+      <w:r>
+        <w:rPr>
+          <w:sz w:val="24"/>
+          <w:szCs w:val="22"/>
+          <w:lang w:val="en-US"/>
+        </w:rPr>
+        <w:sym w:font="Wingdings" w:char="F0E0"/>
+      </w:r>
+      <w:r>
+        <w:rPr>
+          <w:sz w:val="24"/>
+          <w:szCs w:val="22"/>
+          <w:lang w:val="en-US"/>
+        </w:rPr>
+        <w:t xml:space="preserve"> To double click on the control.</w:t>
+      </w:r>
     </w:p>
     <w:sectPr>
       <w:pgSz w:w="11906" w:h="16838"/>
@@ -12572,7 +13162,7 @@
 </file>
 
 <file path=customXml/itemProps1.xml><?xml version="1.0" encoding="utf-8"?>
-<ds:datastoreItem xmlns:ds="http://schemas.openxmlformats.org/officeDocument/2006/customXml" ds:itemID="{9B94E47A-0545-443F-B9CA-7DC09CC4160C}">
+<ds:datastoreItem xmlns:ds="http://schemas.openxmlformats.org/officeDocument/2006/customXml" ds:itemID="{AB5D5F81-2F7B-4D60-BC3C-51D7BF5F0C98}">
   <ds:schemaRefs>
     <ds:schemaRef ds:uri="http://schemas.openxmlformats.org/officeDocument/2006/bibliography"/>
   </ds:schemaRefs>

--- a/Notes_Selenium_14.docx
+++ b/Notes_Selenium_14.docx
@@ -621,23 +621,13 @@
           <w:lang w:val="en-US"/>
         </w:rPr>
       </w:pPr>
-      <w:proofErr w:type="spellStart"/>
-      <w:r>
-        <w:rPr>
-          <w:sz w:val="24"/>
-          <w:szCs w:val="22"/>
-          <w:lang w:val="en-US"/>
-        </w:rPr>
-        <w:t>Thread.sleep</w:t>
-      </w:r>
-      <w:proofErr w:type="spellEnd"/>
-      <w:r>
-        <w:rPr>
-          <w:sz w:val="24"/>
-          <w:szCs w:val="22"/>
-          <w:lang w:val="en-US"/>
-        </w:rPr>
-        <w:t>()</w:t>
+      <w:r>
+        <w:rPr>
+          <w:sz w:val="24"/>
+          <w:szCs w:val="22"/>
+          <w:lang w:val="en-US"/>
+        </w:rPr>
+        <w:t>Thread.sleep()</w:t>
       </w:r>
     </w:p>
     <w:p>
@@ -2166,25 +2156,7 @@
           <w:szCs w:val="22"/>
           <w:lang w:val="en-US"/>
         </w:rPr>
-        <w:t xml:space="preserve"> Correctness, Completeness, </w:t>
-      </w:r>
-      <w:proofErr w:type="gramStart"/>
-      <w:r>
-        <w:rPr>
-          <w:sz w:val="24"/>
-          <w:szCs w:val="22"/>
-          <w:lang w:val="en-US"/>
-        </w:rPr>
-        <w:t>Security</w:t>
-      </w:r>
-      <w:proofErr w:type="gramEnd"/>
-      <w:r>
-        <w:rPr>
-          <w:sz w:val="24"/>
-          <w:szCs w:val="22"/>
-          <w:lang w:val="en-US"/>
-        </w:rPr>
-        <w:t xml:space="preserve"> &amp; Quality of developed software application.</w:t>
+        <w:t xml:space="preserve"> Correctness, Completeness, Security &amp; Quality of developed software application.</w:t>
       </w:r>
     </w:p>
     <w:p>
@@ -3511,18 +3483,8 @@
           <w:szCs w:val="22"/>
           <w:lang w:val="en-US"/>
         </w:rPr>
-        <w:t xml:space="preserve">Idea </w:t>
-      </w:r>
-      <w:proofErr w:type="spellStart"/>
-      <w:r>
-        <w:rPr>
-          <w:sz w:val="24"/>
-          <w:szCs w:val="22"/>
-          <w:lang w:val="en-US"/>
-        </w:rPr>
-        <w:t>Intellij</w:t>
-      </w:r>
-      <w:proofErr w:type="spellEnd"/>
+        <w:t>Idea Intellij</w:t>
+      </w:r>
     </w:p>
     <w:p>
       <w:pPr>
@@ -3620,7 +3582,6 @@
           <w:lang w:val="en-US"/>
         </w:rPr>
       </w:pPr>
-      <w:proofErr w:type="spellStart"/>
       <w:r>
         <w:rPr>
           <w:sz w:val="24"/>
@@ -3629,7 +3590,6 @@
         </w:rPr>
         <w:t>YourName_SeleniumDemos</w:t>
       </w:r>
-      <w:proofErr w:type="spellEnd"/>
     </w:p>
     <w:p>
       <w:pPr>
@@ -3672,18 +3632,8 @@
           <w:szCs w:val="22"/>
           <w:lang w:val="en-US"/>
         </w:rPr>
-        <w:t xml:space="preserve">Open </w:t>
-      </w:r>
-      <w:proofErr w:type="spellStart"/>
-      <w:r>
-        <w:rPr>
-          <w:sz w:val="24"/>
-          <w:szCs w:val="22"/>
-          <w:lang w:val="en-US"/>
-        </w:rPr>
-        <w:t>selenium.dev</w:t>
-      </w:r>
-      <w:proofErr w:type="spellEnd"/>
+        <w:t>Open selenium.dev</w:t>
+      </w:r>
     </w:p>
     <w:p>
       <w:pPr>
@@ -3953,25 +3903,7 @@
           <w:szCs w:val="22"/>
           <w:lang w:val="en-US"/>
         </w:rPr>
-        <w:t>Give the name for project (</w:t>
-      </w:r>
-      <w:proofErr w:type="spellStart"/>
-      <w:r>
-        <w:rPr>
-          <w:sz w:val="24"/>
-          <w:szCs w:val="22"/>
-          <w:lang w:val="en-US"/>
-        </w:rPr>
-        <w:t>MyAutomationProject</w:t>
-      </w:r>
-      <w:proofErr w:type="spellEnd"/>
-      <w:r>
-        <w:rPr>
-          <w:sz w:val="24"/>
-          <w:szCs w:val="22"/>
-          <w:lang w:val="en-US"/>
-        </w:rPr>
-        <w:t>)</w:t>
+        <w:t>Give the name for project (MyAutomationProject)</w:t>
       </w:r>
     </w:p>
     <w:p>
@@ -4110,25 +4042,7 @@
           <w:szCs w:val="22"/>
           <w:lang w:val="en-US"/>
         </w:rPr>
-        <w:t>Give the name (</w:t>
-      </w:r>
-      <w:proofErr w:type="spellStart"/>
-      <w:r>
-        <w:rPr>
-          <w:sz w:val="24"/>
-          <w:szCs w:val="22"/>
-          <w:lang w:val="en-US"/>
-        </w:rPr>
-        <w:t>com.WebDriverDemos</w:t>
-      </w:r>
-      <w:proofErr w:type="spellEnd"/>
-      <w:r>
-        <w:rPr>
-          <w:sz w:val="24"/>
-          <w:szCs w:val="22"/>
-          <w:lang w:val="en-US"/>
-        </w:rPr>
-        <w:t>)</w:t>
+        <w:t>Give the name (com.WebDriverDemos)</w:t>
       </w:r>
     </w:p>
     <w:p>
@@ -4465,23 +4379,13 @@
           <w:lang w:val="en-US"/>
         </w:rPr>
       </w:pPr>
-      <w:proofErr w:type="gramStart"/>
-      <w:r>
-        <w:rPr>
-          <w:sz w:val="24"/>
-          <w:szCs w:val="22"/>
-          <w:lang w:val="en-US"/>
-        </w:rPr>
-        <w:t>get(</w:t>
-      </w:r>
-      <w:proofErr w:type="gramEnd"/>
-      <w:r>
-        <w:rPr>
-          <w:sz w:val="24"/>
-          <w:szCs w:val="22"/>
-          <w:lang w:val="en-US"/>
-        </w:rPr>
-        <w:t xml:space="preserve">) </w:t>
+      <w:r>
+        <w:rPr>
+          <w:sz w:val="24"/>
+          <w:szCs w:val="22"/>
+          <w:lang w:val="en-US"/>
+        </w:rPr>
+        <w:t xml:space="preserve">get() </w:t>
       </w:r>
       <w:r>
         <w:rPr>
@@ -4513,23 +4417,13 @@
           <w:lang w:val="en-US"/>
         </w:rPr>
       </w:pPr>
-      <w:proofErr w:type="spellStart"/>
-      <w:r>
-        <w:rPr>
-          <w:sz w:val="24"/>
-          <w:szCs w:val="22"/>
-          <w:lang w:val="en-US"/>
-        </w:rPr>
-        <w:t>driver.manage</w:t>
-      </w:r>
-      <w:proofErr w:type="spellEnd"/>
-      <w:r>
-        <w:rPr>
-          <w:sz w:val="24"/>
-          <w:szCs w:val="22"/>
-          <w:lang w:val="en-US"/>
-        </w:rPr>
-        <w:t xml:space="preserve">().window().maximize() </w:t>
+      <w:r>
+        <w:rPr>
+          <w:sz w:val="24"/>
+          <w:szCs w:val="22"/>
+          <w:lang w:val="en-US"/>
+        </w:rPr>
+        <w:t xml:space="preserve">driver.manage().window().maximize() </w:t>
       </w:r>
       <w:r>
         <w:rPr>
@@ -4561,23 +4455,13 @@
           <w:lang w:val="en-US"/>
         </w:rPr>
       </w:pPr>
-      <w:proofErr w:type="gramStart"/>
-      <w:r>
-        <w:rPr>
-          <w:sz w:val="24"/>
-          <w:szCs w:val="22"/>
-          <w:lang w:val="en-US"/>
-        </w:rPr>
-        <w:t>close(</w:t>
-      </w:r>
-      <w:proofErr w:type="gramEnd"/>
-      <w:r>
-        <w:rPr>
-          <w:sz w:val="24"/>
-          <w:szCs w:val="22"/>
-          <w:lang w:val="en-US"/>
-        </w:rPr>
-        <w:t xml:space="preserve">) </w:t>
+      <w:r>
+        <w:rPr>
+          <w:sz w:val="24"/>
+          <w:szCs w:val="22"/>
+          <w:lang w:val="en-US"/>
+        </w:rPr>
+        <w:t xml:space="preserve">close() </w:t>
       </w:r>
       <w:r>
         <w:rPr>
@@ -4609,23 +4493,13 @@
           <w:lang w:val="en-US"/>
         </w:rPr>
       </w:pPr>
-      <w:proofErr w:type="gramStart"/>
-      <w:r>
-        <w:rPr>
-          <w:sz w:val="24"/>
-          <w:szCs w:val="22"/>
-          <w:lang w:val="en-US"/>
-        </w:rPr>
-        <w:t>getTitle(</w:t>
-      </w:r>
-      <w:proofErr w:type="gramEnd"/>
-      <w:r>
-        <w:rPr>
-          <w:sz w:val="24"/>
-          <w:szCs w:val="22"/>
-          <w:lang w:val="en-US"/>
-        </w:rPr>
-        <w:t xml:space="preserve">) </w:t>
+      <w:r>
+        <w:rPr>
+          <w:sz w:val="24"/>
+          <w:szCs w:val="22"/>
+          <w:lang w:val="en-US"/>
+        </w:rPr>
+        <w:t xml:space="preserve">getTitle() </w:t>
       </w:r>
       <w:r>
         <w:rPr>
@@ -4665,23 +4539,13 @@
           <w:lang w:val="en-US"/>
         </w:rPr>
       </w:pPr>
-      <w:proofErr w:type="gramStart"/>
-      <w:r>
-        <w:rPr>
-          <w:sz w:val="24"/>
-          <w:szCs w:val="22"/>
-          <w:lang w:val="en-US"/>
-        </w:rPr>
-        <w:t>getCurrentUrl(</w:t>
-      </w:r>
-      <w:proofErr w:type="gramEnd"/>
-      <w:r>
-        <w:rPr>
-          <w:sz w:val="24"/>
-          <w:szCs w:val="22"/>
-          <w:lang w:val="en-US"/>
-        </w:rPr>
-        <w:t xml:space="preserve">) </w:t>
+      <w:r>
+        <w:rPr>
+          <w:sz w:val="24"/>
+          <w:szCs w:val="22"/>
+          <w:lang w:val="en-US"/>
+        </w:rPr>
+        <w:t xml:space="preserve">getCurrentUrl() </w:t>
       </w:r>
       <w:r>
         <w:rPr>
@@ -4713,23 +4577,13 @@
           <w:lang w:val="en-US"/>
         </w:rPr>
       </w:pPr>
-      <w:proofErr w:type="gramStart"/>
-      <w:r>
-        <w:rPr>
-          <w:sz w:val="24"/>
-          <w:szCs w:val="22"/>
-          <w:lang w:val="en-US"/>
-        </w:rPr>
-        <w:t>getPageSource(</w:t>
-      </w:r>
-      <w:proofErr w:type="gramEnd"/>
-      <w:r>
-        <w:rPr>
-          <w:sz w:val="24"/>
-          <w:szCs w:val="22"/>
-          <w:lang w:val="en-US"/>
-        </w:rPr>
-        <w:t xml:space="preserve">) </w:t>
+      <w:r>
+        <w:rPr>
+          <w:sz w:val="24"/>
+          <w:szCs w:val="22"/>
+          <w:lang w:val="en-US"/>
+        </w:rPr>
+        <w:t xml:space="preserve">getPageSource() </w:t>
       </w:r>
       <w:r>
         <w:rPr>
@@ -4761,23 +4615,13 @@
           <w:lang w:val="en-US"/>
         </w:rPr>
       </w:pPr>
-      <w:proofErr w:type="gramStart"/>
-      <w:r>
-        <w:rPr>
-          <w:sz w:val="24"/>
-          <w:szCs w:val="22"/>
-          <w:lang w:val="en-US"/>
-        </w:rPr>
-        <w:t>findElement(</w:t>
-      </w:r>
-      <w:proofErr w:type="gramEnd"/>
-      <w:r>
-        <w:rPr>
-          <w:sz w:val="24"/>
-          <w:szCs w:val="22"/>
-          <w:lang w:val="en-US"/>
-        </w:rPr>
-        <w:t xml:space="preserve">) </w:t>
+      <w:r>
+        <w:rPr>
+          <w:sz w:val="24"/>
+          <w:szCs w:val="22"/>
+          <w:lang w:val="en-US"/>
+        </w:rPr>
+        <w:t xml:space="preserve">findElement() </w:t>
       </w:r>
       <w:r>
         <w:rPr>
@@ -4861,23 +4705,13 @@
           <w:lang w:val="en-US"/>
         </w:rPr>
       </w:pPr>
-      <w:proofErr w:type="gramStart"/>
-      <w:r>
-        <w:rPr>
-          <w:sz w:val="24"/>
-          <w:szCs w:val="22"/>
-          <w:lang w:val="en-US"/>
-        </w:rPr>
-        <w:t>findElements(</w:t>
-      </w:r>
-      <w:proofErr w:type="gramEnd"/>
-      <w:r>
-        <w:rPr>
-          <w:sz w:val="24"/>
-          <w:szCs w:val="22"/>
-          <w:lang w:val="en-US"/>
-        </w:rPr>
-        <w:t xml:space="preserve">) </w:t>
+      <w:r>
+        <w:rPr>
+          <w:sz w:val="24"/>
+          <w:szCs w:val="22"/>
+          <w:lang w:val="en-US"/>
+        </w:rPr>
+        <w:t xml:space="preserve">findElements() </w:t>
       </w:r>
       <w:r>
         <w:rPr>
@@ -4935,23 +4769,13 @@
           <w:lang w:val="en-US"/>
         </w:rPr>
       </w:pPr>
-      <w:proofErr w:type="gramStart"/>
-      <w:r>
-        <w:rPr>
-          <w:sz w:val="24"/>
-          <w:szCs w:val="22"/>
-          <w:lang w:val="en-US"/>
-        </w:rPr>
-        <w:t>getWindowHandles(</w:t>
-      </w:r>
-      <w:proofErr w:type="gramEnd"/>
-      <w:r>
-        <w:rPr>
-          <w:sz w:val="24"/>
-          <w:szCs w:val="22"/>
-          <w:lang w:val="en-US"/>
-        </w:rPr>
-        <w:t xml:space="preserve">) </w:t>
+      <w:r>
+        <w:rPr>
+          <w:sz w:val="24"/>
+          <w:szCs w:val="22"/>
+          <w:lang w:val="en-US"/>
+        </w:rPr>
+        <w:t xml:space="preserve">getWindowHandles() </w:t>
       </w:r>
       <w:r>
         <w:rPr>
@@ -4991,23 +4815,13 @@
           <w:lang w:val="en-US"/>
         </w:rPr>
       </w:pPr>
-      <w:proofErr w:type="gramStart"/>
-      <w:r>
-        <w:rPr>
-          <w:sz w:val="24"/>
-          <w:szCs w:val="22"/>
-          <w:lang w:val="en-US"/>
-        </w:rPr>
-        <w:t>quit(</w:t>
-      </w:r>
-      <w:proofErr w:type="gramEnd"/>
-      <w:r>
-        <w:rPr>
-          <w:sz w:val="24"/>
-          <w:szCs w:val="22"/>
-          <w:lang w:val="en-US"/>
-        </w:rPr>
-        <w:t xml:space="preserve">) </w:t>
+      <w:r>
+        <w:rPr>
+          <w:sz w:val="24"/>
+          <w:szCs w:val="22"/>
+          <w:lang w:val="en-US"/>
+        </w:rPr>
+        <w:t xml:space="preserve">quit() </w:t>
       </w:r>
       <w:r>
         <w:rPr>
@@ -5227,8 +5041,6 @@
         </w:rPr>
         <w:t xml:space="preserve"> </w:t>
       </w:r>
-      <w:bookmarkStart w:id="0" w:name="_GoBack"/>
-      <w:bookmarkEnd w:id="0"/>
     </w:p>
     <w:p>
       <w:pPr>
@@ -5305,23 +5117,13 @@
         </w:rPr>
         <w:t xml:space="preserve"> </w:t>
       </w:r>
-      <w:proofErr w:type="spellStart"/>
-      <w:r>
-        <w:rPr>
-          <w:sz w:val="24"/>
-          <w:szCs w:val="22"/>
-          <w:lang w:val="en-US"/>
-        </w:rPr>
-        <w:t>driver.get</w:t>
-      </w:r>
-      <w:proofErr w:type="spellEnd"/>
-      <w:r>
-        <w:rPr>
-          <w:sz w:val="24"/>
-          <w:szCs w:val="22"/>
-          <w:lang w:val="en-US"/>
-        </w:rPr>
-        <w:t>() implicitly waits for 30 seconds, but if any one of the page is not getting loaded within these 30 seconds then you will get TimeoutException.</w:t>
+      <w:r>
+        <w:rPr>
+          <w:sz w:val="24"/>
+          <w:szCs w:val="22"/>
+          <w:lang w:val="en-US"/>
+        </w:rPr>
+        <w:t>driver.get() implicitly waits for 30 seconds, but if any one of the page is not getting loaded within these 30 seconds then you will get TimeoutException.</w:t>
       </w:r>
     </w:p>
     <w:p>
@@ -5824,23 +5626,13 @@
           <w:lang w:val="en-US"/>
         </w:rPr>
       </w:pPr>
-      <w:proofErr w:type="gramStart"/>
-      <w:r>
-        <w:rPr>
-          <w:sz w:val="24"/>
-          <w:szCs w:val="22"/>
-          <w:lang w:val="en-US"/>
-        </w:rPr>
-        <w:t>sendKeys(</w:t>
-      </w:r>
-      <w:proofErr w:type="gramEnd"/>
-      <w:r>
-        <w:rPr>
-          <w:sz w:val="24"/>
-          <w:szCs w:val="22"/>
-          <w:lang w:val="en-US"/>
-        </w:rPr>
-        <w:t xml:space="preserve">) </w:t>
+      <w:r>
+        <w:rPr>
+          <w:sz w:val="24"/>
+          <w:szCs w:val="22"/>
+          <w:lang w:val="en-US"/>
+        </w:rPr>
+        <w:t xml:space="preserve">sendKeys() </w:t>
       </w:r>
       <w:r>
         <w:rPr>
@@ -5880,23 +5672,13 @@
           <w:lang w:val="en-US"/>
         </w:rPr>
       </w:pPr>
-      <w:proofErr w:type="gramStart"/>
-      <w:r>
-        <w:rPr>
-          <w:sz w:val="24"/>
-          <w:szCs w:val="22"/>
-          <w:lang w:val="en-US"/>
-        </w:rPr>
-        <w:t>click(</w:t>
-      </w:r>
-      <w:proofErr w:type="gramEnd"/>
-      <w:r>
-        <w:rPr>
-          <w:sz w:val="24"/>
-          <w:szCs w:val="22"/>
-          <w:lang w:val="en-US"/>
-        </w:rPr>
-        <w:t xml:space="preserve">) </w:t>
+      <w:r>
+        <w:rPr>
+          <w:sz w:val="24"/>
+          <w:szCs w:val="22"/>
+          <w:lang w:val="en-US"/>
+        </w:rPr>
+        <w:t xml:space="preserve">click() </w:t>
       </w:r>
       <w:r>
         <w:rPr>
@@ -5928,23 +5710,13 @@
           <w:lang w:val="en-US"/>
         </w:rPr>
       </w:pPr>
-      <w:proofErr w:type="gramStart"/>
-      <w:r>
-        <w:rPr>
-          <w:sz w:val="24"/>
-          <w:szCs w:val="22"/>
-          <w:lang w:val="en-US"/>
-        </w:rPr>
-        <w:t>getText(</w:t>
-      </w:r>
-      <w:proofErr w:type="gramEnd"/>
-      <w:r>
-        <w:rPr>
-          <w:sz w:val="24"/>
-          <w:szCs w:val="22"/>
-          <w:lang w:val="en-US"/>
-        </w:rPr>
-        <w:t xml:space="preserve">) </w:t>
+      <w:r>
+        <w:rPr>
+          <w:sz w:val="24"/>
+          <w:szCs w:val="22"/>
+          <w:lang w:val="en-US"/>
+        </w:rPr>
+        <w:t xml:space="preserve">getText() </w:t>
       </w:r>
       <w:r>
         <w:rPr>
@@ -5976,23 +5748,13 @@
           <w:lang w:val="en-US"/>
         </w:rPr>
       </w:pPr>
-      <w:proofErr w:type="gramStart"/>
-      <w:r>
-        <w:rPr>
-          <w:sz w:val="24"/>
-          <w:szCs w:val="22"/>
-          <w:lang w:val="en-US"/>
-        </w:rPr>
-        <w:t>isSelected(</w:t>
-      </w:r>
-      <w:proofErr w:type="gramEnd"/>
-      <w:r>
-        <w:rPr>
-          <w:sz w:val="24"/>
-          <w:szCs w:val="22"/>
-          <w:lang w:val="en-US"/>
-        </w:rPr>
-        <w:t xml:space="preserve">) </w:t>
+      <w:r>
+        <w:rPr>
+          <w:sz w:val="24"/>
+          <w:szCs w:val="22"/>
+          <w:lang w:val="en-US"/>
+        </w:rPr>
+        <w:t xml:space="preserve">isSelected() </w:t>
       </w:r>
       <w:r>
         <w:rPr>
@@ -6070,23 +5832,13 @@
           <w:lang w:val="en-US"/>
         </w:rPr>
       </w:pPr>
-      <w:proofErr w:type="gramStart"/>
-      <w:r>
-        <w:rPr>
-          <w:sz w:val="24"/>
-          <w:szCs w:val="22"/>
-          <w:lang w:val="en-US"/>
-        </w:rPr>
-        <w:t>isDisplayed(</w:t>
-      </w:r>
-      <w:proofErr w:type="gramEnd"/>
-      <w:r>
-        <w:rPr>
-          <w:sz w:val="24"/>
-          <w:szCs w:val="22"/>
-          <w:lang w:val="en-US"/>
-        </w:rPr>
-        <w:t xml:space="preserve">) </w:t>
+      <w:r>
+        <w:rPr>
+          <w:sz w:val="24"/>
+          <w:szCs w:val="22"/>
+          <w:lang w:val="en-US"/>
+        </w:rPr>
+        <w:t xml:space="preserve">isDisplayed() </w:t>
       </w:r>
       <w:r>
         <w:rPr>
@@ -6262,25 +6014,7 @@
           <w:szCs w:val="22"/>
           <w:lang w:val="en-US"/>
         </w:rPr>
-        <w:t>data-</w:t>
-      </w:r>
-      <w:proofErr w:type="spellStart"/>
-      <w:r>
-        <w:rPr>
-          <w:sz w:val="24"/>
-          <w:szCs w:val="22"/>
-          <w:lang w:val="en-US"/>
-        </w:rPr>
-        <w:t>testid</w:t>
-      </w:r>
-      <w:proofErr w:type="spellEnd"/>
-      <w:r>
-        <w:rPr>
-          <w:sz w:val="24"/>
-          <w:szCs w:val="22"/>
-          <w:lang w:val="en-US"/>
-        </w:rPr>
-        <w:t>="royal-email"]</w:t>
+        <w:t>data-testid="royal-email"]</w:t>
       </w:r>
     </w:p>
     <w:p>
@@ -7103,23 +6837,13 @@
           <w:lang w:val="en-US"/>
         </w:rPr>
       </w:pPr>
-      <w:proofErr w:type="gramStart"/>
-      <w:r>
-        <w:rPr>
-          <w:sz w:val="24"/>
-          <w:szCs w:val="22"/>
-          <w:lang w:val="en-US"/>
-        </w:rPr>
-        <w:t>getOptions(</w:t>
-      </w:r>
-      <w:proofErr w:type="gramEnd"/>
-      <w:r>
-        <w:rPr>
-          <w:sz w:val="24"/>
-          <w:szCs w:val="22"/>
-          <w:lang w:val="en-US"/>
-        </w:rPr>
-        <w:t xml:space="preserve">) </w:t>
+      <w:r>
+        <w:rPr>
+          <w:sz w:val="24"/>
+          <w:szCs w:val="22"/>
+          <w:lang w:val="en-US"/>
+        </w:rPr>
+        <w:t xml:space="preserve">getOptions() </w:t>
       </w:r>
       <w:r>
         <w:rPr>
@@ -7151,23 +6875,13 @@
           <w:lang w:val="en-US"/>
         </w:rPr>
       </w:pPr>
-      <w:proofErr w:type="gramStart"/>
-      <w:r>
-        <w:rPr>
-          <w:sz w:val="24"/>
-          <w:szCs w:val="22"/>
-          <w:lang w:val="en-US"/>
-        </w:rPr>
-        <w:t>selectByVisibleText(</w:t>
-      </w:r>
-      <w:proofErr w:type="gramEnd"/>
-      <w:r>
-        <w:rPr>
-          <w:sz w:val="24"/>
-          <w:szCs w:val="22"/>
-          <w:lang w:val="en-US"/>
-        </w:rPr>
-        <w:t xml:space="preserve">) </w:t>
+      <w:r>
+        <w:rPr>
+          <w:sz w:val="24"/>
+          <w:szCs w:val="22"/>
+          <w:lang w:val="en-US"/>
+        </w:rPr>
+        <w:t xml:space="preserve">selectByVisibleText() </w:t>
       </w:r>
       <w:r>
         <w:rPr>
@@ -7237,23 +6951,13 @@
           <w:lang w:val="en-US"/>
         </w:rPr>
       </w:pPr>
-      <w:proofErr w:type="gramStart"/>
-      <w:r>
-        <w:rPr>
-          <w:sz w:val="24"/>
-          <w:szCs w:val="22"/>
-          <w:lang w:val="en-US"/>
-        </w:rPr>
-        <w:t>selectByValue(</w:t>
-      </w:r>
-      <w:proofErr w:type="gramEnd"/>
-      <w:r>
-        <w:rPr>
-          <w:sz w:val="24"/>
-          <w:szCs w:val="22"/>
-          <w:lang w:val="en-US"/>
-        </w:rPr>
-        <w:t xml:space="preserve">) </w:t>
+      <w:r>
+        <w:rPr>
+          <w:sz w:val="24"/>
+          <w:szCs w:val="22"/>
+          <w:lang w:val="en-US"/>
+        </w:rPr>
+        <w:t xml:space="preserve">selectByValue() </w:t>
       </w:r>
       <w:r>
         <w:rPr>
@@ -7293,23 +6997,13 @@
           <w:lang w:val="en-US"/>
         </w:rPr>
       </w:pPr>
-      <w:proofErr w:type="gramStart"/>
-      <w:r>
-        <w:rPr>
-          <w:sz w:val="24"/>
-          <w:szCs w:val="22"/>
-          <w:lang w:val="en-US"/>
-        </w:rPr>
-        <w:t>selectByIndex(</w:t>
-      </w:r>
-      <w:proofErr w:type="gramEnd"/>
-      <w:r>
-        <w:rPr>
-          <w:sz w:val="24"/>
-          <w:szCs w:val="22"/>
-          <w:lang w:val="en-US"/>
-        </w:rPr>
-        <w:t xml:space="preserve">) </w:t>
+      <w:r>
+        <w:rPr>
+          <w:sz w:val="24"/>
+          <w:szCs w:val="22"/>
+          <w:lang w:val="en-US"/>
+        </w:rPr>
+        <w:t xml:space="preserve">selectByIndex() </w:t>
       </w:r>
       <w:r>
         <w:rPr>
@@ -7325,25 +7019,7 @@
           <w:szCs w:val="22"/>
           <w:lang w:val="en-US"/>
         </w:rPr>
-        <w:t xml:space="preserve"> Selects the option by using its zero based index no. index no is +</w:t>
-      </w:r>
-      <w:proofErr w:type="spellStart"/>
-      <w:r>
-        <w:rPr>
-          <w:sz w:val="24"/>
-          <w:szCs w:val="22"/>
-          <w:lang w:val="en-US"/>
-        </w:rPr>
-        <w:t>ve</w:t>
-      </w:r>
-      <w:proofErr w:type="spellEnd"/>
-      <w:r>
-        <w:rPr>
-          <w:sz w:val="24"/>
-          <w:szCs w:val="22"/>
-          <w:lang w:val="en-US"/>
-        </w:rPr>
-        <w:t xml:space="preserve"> integer number.</w:t>
+        <w:t xml:space="preserve"> Selects the option by using its zero based index no. index no is +ve integer number.</w:t>
       </w:r>
     </w:p>
     <w:p>
@@ -7359,23 +7035,13 @@
           <w:lang w:val="en-US"/>
         </w:rPr>
       </w:pPr>
-      <w:proofErr w:type="gramStart"/>
-      <w:r>
-        <w:rPr>
-          <w:sz w:val="24"/>
-          <w:szCs w:val="22"/>
-          <w:lang w:val="en-US"/>
-        </w:rPr>
-        <w:t>getAllSelectedOptions(</w:t>
-      </w:r>
-      <w:proofErr w:type="gramEnd"/>
-      <w:r>
-        <w:rPr>
-          <w:sz w:val="24"/>
-          <w:szCs w:val="22"/>
-          <w:lang w:val="en-US"/>
-        </w:rPr>
-        <w:t xml:space="preserve">) </w:t>
+      <w:r>
+        <w:rPr>
+          <w:sz w:val="24"/>
+          <w:szCs w:val="22"/>
+          <w:lang w:val="en-US"/>
+        </w:rPr>
+        <w:t xml:space="preserve">getAllSelectedOptions() </w:t>
       </w:r>
       <w:r>
         <w:rPr>
@@ -7407,23 +7073,13 @@
           <w:lang w:val="en-US"/>
         </w:rPr>
       </w:pPr>
-      <w:proofErr w:type="gramStart"/>
-      <w:r>
-        <w:rPr>
-          <w:sz w:val="24"/>
-          <w:szCs w:val="22"/>
-          <w:lang w:val="en-US"/>
-        </w:rPr>
-        <w:t>isMultiple(</w:t>
-      </w:r>
-      <w:proofErr w:type="gramEnd"/>
-      <w:r>
-        <w:rPr>
-          <w:sz w:val="24"/>
-          <w:szCs w:val="22"/>
-          <w:lang w:val="en-US"/>
-        </w:rPr>
-        <w:t xml:space="preserve">) </w:t>
+      <w:r>
+        <w:rPr>
+          <w:sz w:val="24"/>
+          <w:szCs w:val="22"/>
+          <w:lang w:val="en-US"/>
+        </w:rPr>
+        <w:t xml:space="preserve">isMultiple() </w:t>
       </w:r>
       <w:r>
         <w:rPr>
@@ -7638,33 +7294,13 @@
           <w:lang w:val="en-US"/>
         </w:rPr>
       </w:pPr>
-      <w:proofErr w:type="spellStart"/>
-      <w:proofErr w:type="gramStart"/>
-      <w:r>
-        <w:rPr>
-          <w:sz w:val="24"/>
-          <w:szCs w:val="22"/>
-          <w:lang w:val="en-US"/>
-        </w:rPr>
-        <w:t>Thread.sleep</w:t>
-      </w:r>
-      <w:proofErr w:type="spellEnd"/>
-      <w:r>
-        <w:rPr>
-          <w:sz w:val="24"/>
-          <w:szCs w:val="22"/>
-          <w:lang w:val="en-US"/>
-        </w:rPr>
-        <w:t>(</w:t>
-      </w:r>
-      <w:proofErr w:type="gramEnd"/>
-      <w:r>
-        <w:rPr>
-          <w:sz w:val="24"/>
-          <w:szCs w:val="22"/>
-          <w:lang w:val="en-US"/>
-        </w:rPr>
-        <w:t>)</w:t>
+      <w:r>
+        <w:rPr>
+          <w:sz w:val="24"/>
+          <w:szCs w:val="22"/>
+          <w:lang w:val="en-US"/>
+        </w:rPr>
+        <w:t>Thread.sleep()</w:t>
       </w:r>
       <w:r>
         <w:rPr>
@@ -8031,24 +7667,7 @@
           <w:lang w:val="en-US"/>
         </w:rPr>
         <w:br/>
-      </w:r>
-      <w:proofErr w:type="spellStart"/>
-      <w:r>
-        <w:rPr>
-          <w:sz w:val="24"/>
-          <w:szCs w:val="22"/>
-          <w:lang w:val="en-US"/>
-        </w:rPr>
-        <w:t>i</w:t>
-      </w:r>
-      <w:proofErr w:type="spellEnd"/>
-      <w:r>
-        <w:rPr>
-          <w:sz w:val="24"/>
-          <w:szCs w:val="22"/>
-          <w:lang w:val="en-US"/>
-        </w:rPr>
-        <w:t xml:space="preserve"> – ignoring </w:t>
+        <w:t xml:space="preserve">i – ignoring </w:t>
       </w:r>
       <w:r>
         <w:rPr>
@@ -8164,33 +7783,15 @@
           <w:szCs w:val="22"/>
           <w:lang w:val="en-US"/>
         </w:rPr>
-        <w:t>Display all table header (&lt;</w:t>
-      </w:r>
-      <w:proofErr w:type="spellStart"/>
-      <w:r>
-        <w:rPr>
-          <w:sz w:val="24"/>
-          <w:szCs w:val="22"/>
-          <w:lang w:val="en-US"/>
-        </w:rPr>
-        <w:t>t</w:t>
-      </w:r>
-      <w:r>
-        <w:rPr>
-          <w:sz w:val="24"/>
-          <w:szCs w:val="22"/>
-          <w:lang w:val="en-US"/>
-        </w:rPr>
-        <w:t>h</w:t>
-      </w:r>
-      <w:proofErr w:type="spellEnd"/>
-      <w:r>
-        <w:rPr>
-          <w:sz w:val="24"/>
-          <w:szCs w:val="22"/>
-          <w:lang w:val="en-US"/>
-        </w:rPr>
-        <w:t>&gt;)</w:t>
+        <w:t>Display all table header (&lt;t</w:t>
+      </w:r>
+      <w:r>
+        <w:rPr>
+          <w:sz w:val="24"/>
+          <w:szCs w:val="22"/>
+          <w:lang w:val="en-US"/>
+        </w:rPr>
+        <w:t>h&gt;)</w:t>
       </w:r>
     </w:p>
     <w:p>
@@ -8212,25 +7813,7 @@
           <w:szCs w:val="22"/>
           <w:lang w:val="en-US"/>
         </w:rPr>
-        <w:t>Display total number of rows (&lt;</w:t>
-      </w:r>
-      <w:proofErr w:type="spellStart"/>
-      <w:r>
-        <w:rPr>
-          <w:sz w:val="24"/>
-          <w:szCs w:val="22"/>
-          <w:lang w:val="en-US"/>
-        </w:rPr>
-        <w:t>tr</w:t>
-      </w:r>
-      <w:proofErr w:type="spellEnd"/>
-      <w:r>
-        <w:rPr>
-          <w:sz w:val="24"/>
-          <w:szCs w:val="22"/>
-          <w:lang w:val="en-US"/>
-        </w:rPr>
-        <w:t>&gt;)</w:t>
+        <w:t>Display total number of rows (&lt;tr&gt;)</w:t>
       </w:r>
     </w:p>
     <w:p>
@@ -8381,25 +7964,7 @@
           <w:szCs w:val="22"/>
           <w:lang w:val="en-US"/>
         </w:rPr>
-        <w:t>Entering some data in the text boxes (</w:t>
-      </w:r>
-      <w:proofErr w:type="gramStart"/>
-      <w:r>
-        <w:rPr>
-          <w:sz w:val="24"/>
-          <w:szCs w:val="22"/>
-          <w:lang w:val="en-US"/>
-        </w:rPr>
-        <w:t>sendKeys(</w:t>
-      </w:r>
-      <w:proofErr w:type="gramEnd"/>
-      <w:r>
-        <w:rPr>
-          <w:sz w:val="24"/>
-          <w:szCs w:val="22"/>
-          <w:lang w:val="en-US"/>
-        </w:rPr>
-        <w:t>)).</w:t>
+        <w:t>Entering some data in the text boxes (sendKeys()).</w:t>
       </w:r>
     </w:p>
     <w:p>
@@ -8727,23 +8292,13 @@
           <w:lang w:val="en-US"/>
         </w:rPr>
       </w:pPr>
-      <w:proofErr w:type="spellStart"/>
-      <w:r>
-        <w:rPr>
-          <w:sz w:val="24"/>
-          <w:szCs w:val="22"/>
-          <w:lang w:val="en-US"/>
-        </w:rPr>
-        <w:t>driver.switchTo</w:t>
-      </w:r>
-      <w:proofErr w:type="spellEnd"/>
-      <w:r>
-        <w:rPr>
-          <w:sz w:val="24"/>
-          <w:szCs w:val="22"/>
-          <w:lang w:val="en-US"/>
-        </w:rPr>
-        <w:t xml:space="preserve">().alert() </w:t>
+      <w:r>
+        <w:rPr>
+          <w:sz w:val="24"/>
+          <w:szCs w:val="22"/>
+          <w:lang w:val="en-US"/>
+        </w:rPr>
+        <w:t xml:space="preserve">driver.switchTo().alert() </w:t>
       </w:r>
       <w:r>
         <w:rPr>
@@ -8775,23 +8330,13 @@
           <w:lang w:val="en-US"/>
         </w:rPr>
       </w:pPr>
-      <w:proofErr w:type="gramStart"/>
-      <w:r>
-        <w:rPr>
-          <w:sz w:val="24"/>
-          <w:szCs w:val="22"/>
-          <w:lang w:val="en-US"/>
-        </w:rPr>
-        <w:t>getText(</w:t>
-      </w:r>
-      <w:proofErr w:type="gramEnd"/>
-      <w:r>
-        <w:rPr>
-          <w:sz w:val="24"/>
-          <w:szCs w:val="22"/>
-          <w:lang w:val="en-US"/>
-        </w:rPr>
-        <w:t xml:space="preserve">) </w:t>
+      <w:r>
+        <w:rPr>
+          <w:sz w:val="24"/>
+          <w:szCs w:val="22"/>
+          <w:lang w:val="en-US"/>
+        </w:rPr>
+        <w:t xml:space="preserve">getText() </w:t>
       </w:r>
       <w:r>
         <w:rPr>
@@ -9127,23 +8672,13 @@
           <w:lang w:val="en-US"/>
         </w:rPr>
       </w:pPr>
-      <w:proofErr w:type="gramStart"/>
-      <w:r>
-        <w:rPr>
-          <w:sz w:val="24"/>
-          <w:szCs w:val="22"/>
-          <w:lang w:val="en-US"/>
-        </w:rPr>
-        <w:t>moveToElement(</w:t>
-      </w:r>
-      <w:proofErr w:type="gramEnd"/>
-      <w:r>
-        <w:rPr>
-          <w:sz w:val="24"/>
-          <w:szCs w:val="22"/>
-          <w:lang w:val="en-US"/>
-        </w:rPr>
-        <w:t xml:space="preserve">) </w:t>
+      <w:r>
+        <w:rPr>
+          <w:sz w:val="24"/>
+          <w:szCs w:val="22"/>
+          <w:lang w:val="en-US"/>
+        </w:rPr>
+        <w:t xml:space="preserve">moveToElement() </w:t>
       </w:r>
       <w:r>
         <w:rPr>
@@ -9175,23 +8710,13 @@
           <w:lang w:val="en-US"/>
         </w:rPr>
       </w:pPr>
-      <w:proofErr w:type="gramStart"/>
-      <w:r>
-        <w:rPr>
-          <w:sz w:val="24"/>
-          <w:szCs w:val="22"/>
-          <w:lang w:val="en-US"/>
-        </w:rPr>
-        <w:t>perform(</w:t>
-      </w:r>
-      <w:proofErr w:type="gramEnd"/>
-      <w:r>
-        <w:rPr>
-          <w:sz w:val="24"/>
-          <w:szCs w:val="22"/>
-          <w:lang w:val="en-US"/>
-        </w:rPr>
-        <w:t xml:space="preserve">) </w:t>
+      <w:r>
+        <w:rPr>
+          <w:sz w:val="24"/>
+          <w:szCs w:val="22"/>
+          <w:lang w:val="en-US"/>
+        </w:rPr>
+        <w:t xml:space="preserve">perform() </w:t>
       </w:r>
       <w:r>
         <w:rPr>
@@ -9223,23 +8748,13 @@
           <w:lang w:val="en-US"/>
         </w:rPr>
       </w:pPr>
-      <w:proofErr w:type="gramStart"/>
-      <w:r>
-        <w:rPr>
-          <w:sz w:val="24"/>
-          <w:szCs w:val="22"/>
-          <w:lang w:val="en-US"/>
-        </w:rPr>
-        <w:t>contextClick(</w:t>
-      </w:r>
-      <w:proofErr w:type="gramEnd"/>
-      <w:r>
-        <w:rPr>
-          <w:sz w:val="24"/>
-          <w:szCs w:val="22"/>
-          <w:lang w:val="en-US"/>
-        </w:rPr>
-        <w:t xml:space="preserve">) </w:t>
+      <w:r>
+        <w:rPr>
+          <w:sz w:val="24"/>
+          <w:szCs w:val="22"/>
+          <w:lang w:val="en-US"/>
+        </w:rPr>
+        <w:t xml:space="preserve">contextClick() </w:t>
       </w:r>
       <w:r>
         <w:rPr>
@@ -9271,23 +8786,13 @@
           <w:lang w:val="en-US"/>
         </w:rPr>
       </w:pPr>
-      <w:proofErr w:type="gramStart"/>
-      <w:r>
-        <w:rPr>
-          <w:sz w:val="24"/>
-          <w:szCs w:val="22"/>
-          <w:lang w:val="en-US"/>
-        </w:rPr>
-        <w:t>doubleClick(</w:t>
-      </w:r>
-      <w:proofErr w:type="gramEnd"/>
-      <w:r>
-        <w:rPr>
-          <w:sz w:val="24"/>
-          <w:szCs w:val="22"/>
-          <w:lang w:val="en-US"/>
-        </w:rPr>
-        <w:t xml:space="preserve">) </w:t>
+      <w:r>
+        <w:rPr>
+          <w:sz w:val="24"/>
+          <w:szCs w:val="22"/>
+          <w:lang w:val="en-US"/>
+        </w:rPr>
+        <w:t xml:space="preserve">doubleClick() </w:t>
       </w:r>
       <w:r>
         <w:rPr>
@@ -9305,6 +8810,964 @@
         </w:rPr>
         <w:t xml:space="preserve"> To double click on the control.</w:t>
       </w:r>
+    </w:p>
+    <w:p>
+      <w:pPr>
+        <w:rPr>
+          <w:sz w:val="24"/>
+          <w:szCs w:val="22"/>
+          <w:lang w:val="en-US"/>
+        </w:rPr>
+      </w:pPr>
+      <w:r>
+        <w:rPr>
+          <w:sz w:val="24"/>
+          <w:szCs w:val="22"/>
+          <w:lang w:val="en-US"/>
+        </w:rPr>
+        <w:br w:type="page"/>
+      </w:r>
+    </w:p>
+    <w:p>
+      <w:pPr>
+        <w:rPr>
+          <w:b/>
+          <w:bCs/>
+          <w:sz w:val="24"/>
+          <w:szCs w:val="22"/>
+          <w:lang w:val="en-US"/>
+        </w:rPr>
+      </w:pPr>
+      <w:r>
+        <w:rPr>
+          <w:b/>
+          <w:bCs/>
+          <w:sz w:val="24"/>
+          <w:szCs w:val="22"/>
+          <w:lang w:val="en-US"/>
+        </w:rPr>
+        <w:lastRenderedPageBreak/>
+        <w:t>TestNG</w:t>
+      </w:r>
+      <w:r>
+        <w:rPr>
+          <w:b/>
+          <w:bCs/>
+          <w:sz w:val="24"/>
+          <w:szCs w:val="22"/>
+          <w:lang w:val="en-US"/>
+        </w:rPr>
+        <w:t xml:space="preserve"> (Test Next Generation)</w:t>
+      </w:r>
+    </w:p>
+    <w:p>
+      <w:pPr>
+        <w:rPr>
+          <w:sz w:val="24"/>
+          <w:szCs w:val="22"/>
+          <w:lang w:val="en-US"/>
+        </w:rPr>
+      </w:pPr>
+      <w:r>
+        <w:rPr>
+          <w:sz w:val="24"/>
+          <w:szCs w:val="22"/>
+          <w:lang w:val="en-US"/>
+        </w:rPr>
+        <w:t>It is testing framework which will make automation testing more easy.</w:t>
+      </w:r>
+    </w:p>
+    <w:p>
+      <w:pPr>
+        <w:rPr>
+          <w:sz w:val="24"/>
+          <w:szCs w:val="22"/>
+          <w:lang w:val="en-US"/>
+        </w:rPr>
+      </w:pPr>
+      <w:r>
+        <w:rPr>
+          <w:b/>
+          <w:bCs/>
+          <w:sz w:val="24"/>
+          <w:szCs w:val="22"/>
+          <w:lang w:val="en-US"/>
+        </w:rPr>
+        <w:t xml:space="preserve">Framework: </w:t>
+      </w:r>
+      <w:r>
+        <w:rPr>
+          <w:sz w:val="24"/>
+          <w:szCs w:val="22"/>
+          <w:lang w:val="en-US"/>
+        </w:rPr>
+        <w:t>Is set of rules, guidelines and best practices for automation testing.</w:t>
+      </w:r>
+    </w:p>
+    <w:p>
+      <w:pPr>
+        <w:rPr>
+          <w:sz w:val="24"/>
+          <w:szCs w:val="22"/>
+          <w:lang w:val="en-US"/>
+        </w:rPr>
+      </w:pPr>
+    </w:p>
+    <w:p>
+      <w:pPr>
+        <w:rPr>
+          <w:b/>
+          <w:bCs/>
+          <w:sz w:val="24"/>
+          <w:szCs w:val="22"/>
+          <w:lang w:val="en-US"/>
+        </w:rPr>
+      </w:pPr>
+      <w:r>
+        <w:rPr>
+          <w:b/>
+          <w:bCs/>
+          <w:sz w:val="24"/>
+          <w:szCs w:val="22"/>
+          <w:lang w:val="en-US"/>
+        </w:rPr>
+        <w:t>Advantages:</w:t>
+      </w:r>
+    </w:p>
+    <w:p>
+      <w:pPr>
+        <w:pStyle w:val="ListParagraph"/>
+        <w:numPr>
+          <w:ilvl w:val="0"/>
+          <w:numId w:val="32"/>
+        </w:numPr>
+        <w:rPr>
+          <w:sz w:val="24"/>
+          <w:szCs w:val="22"/>
+          <w:lang w:val="en-US"/>
+        </w:rPr>
+      </w:pPr>
+      <w:r>
+        <w:rPr>
+          <w:sz w:val="24"/>
+          <w:szCs w:val="22"/>
+          <w:lang w:val="en-US"/>
+        </w:rPr>
+        <w:t>Allows to create multiple tests in single class.</w:t>
+      </w:r>
+    </w:p>
+    <w:p>
+      <w:pPr>
+        <w:pStyle w:val="ListParagraph"/>
+        <w:numPr>
+          <w:ilvl w:val="0"/>
+          <w:numId w:val="32"/>
+        </w:numPr>
+        <w:rPr>
+          <w:sz w:val="24"/>
+          <w:szCs w:val="22"/>
+          <w:lang w:val="en-US"/>
+        </w:rPr>
+      </w:pPr>
+      <w:r>
+        <w:rPr>
+          <w:sz w:val="24"/>
+          <w:szCs w:val="22"/>
+          <w:lang w:val="en-US"/>
+        </w:rPr>
+        <w:t>Allows to execute single / multiple tests</w:t>
+      </w:r>
+    </w:p>
+    <w:p>
+      <w:pPr>
+        <w:pStyle w:val="ListParagraph"/>
+        <w:numPr>
+          <w:ilvl w:val="0"/>
+          <w:numId w:val="32"/>
+        </w:numPr>
+        <w:rPr>
+          <w:sz w:val="24"/>
+          <w:szCs w:val="22"/>
+          <w:lang w:val="en-US"/>
+        </w:rPr>
+      </w:pPr>
+      <w:r>
+        <w:rPr>
+          <w:sz w:val="24"/>
+          <w:szCs w:val="22"/>
+          <w:lang w:val="en-US"/>
+        </w:rPr>
+        <w:t>Allows to set the priority to tests.</w:t>
+      </w:r>
+    </w:p>
+    <w:p>
+      <w:pPr>
+        <w:pStyle w:val="ListParagraph"/>
+        <w:numPr>
+          <w:ilvl w:val="0"/>
+          <w:numId w:val="32"/>
+        </w:numPr>
+        <w:rPr>
+          <w:sz w:val="24"/>
+          <w:szCs w:val="22"/>
+          <w:lang w:val="en-US"/>
+        </w:rPr>
+      </w:pPr>
+      <w:r>
+        <w:rPr>
+          <w:sz w:val="24"/>
+          <w:szCs w:val="22"/>
+          <w:lang w:val="en-US"/>
+        </w:rPr>
+        <w:t>Uses annotations</w:t>
+      </w:r>
+    </w:p>
+    <w:p>
+      <w:pPr>
+        <w:pStyle w:val="ListParagraph"/>
+        <w:numPr>
+          <w:ilvl w:val="1"/>
+          <w:numId w:val="32"/>
+        </w:numPr>
+        <w:rPr>
+          <w:sz w:val="24"/>
+          <w:szCs w:val="22"/>
+          <w:lang w:val="en-US"/>
+        </w:rPr>
+      </w:pPr>
+      <w:r>
+        <w:rPr>
+          <w:sz w:val="24"/>
+          <w:szCs w:val="22"/>
+          <w:lang w:val="en-US"/>
+        </w:rPr>
+        <w:t>@Test</w:t>
+      </w:r>
+    </w:p>
+    <w:p>
+      <w:pPr>
+        <w:pStyle w:val="ListParagraph"/>
+        <w:numPr>
+          <w:ilvl w:val="1"/>
+          <w:numId w:val="32"/>
+        </w:numPr>
+        <w:rPr>
+          <w:sz w:val="24"/>
+          <w:szCs w:val="22"/>
+          <w:lang w:val="en-US"/>
+        </w:rPr>
+      </w:pPr>
+      <w:r>
+        <w:rPr>
+          <w:sz w:val="24"/>
+          <w:szCs w:val="22"/>
+          <w:lang w:val="en-US"/>
+        </w:rPr>
+        <w:t>@BeforeTest</w:t>
+      </w:r>
+    </w:p>
+    <w:p>
+      <w:pPr>
+        <w:pStyle w:val="ListParagraph"/>
+        <w:numPr>
+          <w:ilvl w:val="1"/>
+          <w:numId w:val="32"/>
+        </w:numPr>
+        <w:rPr>
+          <w:sz w:val="24"/>
+          <w:szCs w:val="22"/>
+          <w:lang w:val="en-US"/>
+        </w:rPr>
+      </w:pPr>
+      <w:r>
+        <w:rPr>
+          <w:sz w:val="24"/>
+          <w:szCs w:val="22"/>
+          <w:lang w:val="en-US"/>
+        </w:rPr>
+        <w:t>@AfterTest</w:t>
+      </w:r>
+    </w:p>
+    <w:p>
+      <w:pPr>
+        <w:pStyle w:val="ListParagraph"/>
+        <w:numPr>
+          <w:ilvl w:val="1"/>
+          <w:numId w:val="32"/>
+        </w:numPr>
+        <w:rPr>
+          <w:sz w:val="24"/>
+          <w:szCs w:val="22"/>
+          <w:lang w:val="en-US"/>
+        </w:rPr>
+      </w:pPr>
+      <w:r>
+        <w:rPr>
+          <w:sz w:val="24"/>
+          <w:szCs w:val="22"/>
+          <w:lang w:val="en-US"/>
+        </w:rPr>
+        <w:t>@BeforeMethod</w:t>
+      </w:r>
+    </w:p>
+    <w:p>
+      <w:pPr>
+        <w:pStyle w:val="ListParagraph"/>
+        <w:numPr>
+          <w:ilvl w:val="1"/>
+          <w:numId w:val="32"/>
+        </w:numPr>
+        <w:rPr>
+          <w:sz w:val="24"/>
+          <w:szCs w:val="22"/>
+          <w:lang w:val="en-US"/>
+        </w:rPr>
+      </w:pPr>
+      <w:r>
+        <w:rPr>
+          <w:sz w:val="24"/>
+          <w:szCs w:val="22"/>
+          <w:lang w:val="en-US"/>
+        </w:rPr>
+        <w:t>@AfterMethod</w:t>
+      </w:r>
+    </w:p>
+    <w:p>
+      <w:pPr>
+        <w:pStyle w:val="ListParagraph"/>
+        <w:numPr>
+          <w:ilvl w:val="1"/>
+          <w:numId w:val="32"/>
+        </w:numPr>
+        <w:rPr>
+          <w:sz w:val="24"/>
+          <w:szCs w:val="22"/>
+          <w:lang w:val="en-US"/>
+        </w:rPr>
+      </w:pPr>
+      <w:r>
+        <w:rPr>
+          <w:sz w:val="24"/>
+          <w:szCs w:val="22"/>
+          <w:lang w:val="en-US"/>
+        </w:rPr>
+        <w:t>@DataProvider</w:t>
+      </w:r>
+    </w:p>
+    <w:p>
+      <w:pPr>
+        <w:pStyle w:val="ListParagraph"/>
+        <w:numPr>
+          <w:ilvl w:val="1"/>
+          <w:numId w:val="32"/>
+        </w:numPr>
+        <w:rPr>
+          <w:sz w:val="24"/>
+          <w:szCs w:val="22"/>
+          <w:lang w:val="en-US"/>
+        </w:rPr>
+      </w:pPr>
+      <w:r>
+        <w:rPr>
+          <w:sz w:val="24"/>
+          <w:szCs w:val="22"/>
+          <w:lang w:val="en-US"/>
+        </w:rPr>
+        <w:t>@Parameters</w:t>
+      </w:r>
+    </w:p>
+    <w:p>
+      <w:pPr>
+        <w:pStyle w:val="ListParagraph"/>
+        <w:numPr>
+          <w:ilvl w:val="0"/>
+          <w:numId w:val="32"/>
+        </w:numPr>
+        <w:rPr>
+          <w:sz w:val="24"/>
+          <w:szCs w:val="22"/>
+          <w:lang w:val="en-US"/>
+        </w:rPr>
+      </w:pPr>
+      <w:r>
+        <w:rPr>
+          <w:sz w:val="24"/>
+          <w:szCs w:val="22"/>
+          <w:lang w:val="en-US"/>
+        </w:rPr>
+        <w:t>Allows to create automated report</w:t>
+      </w:r>
+    </w:p>
+    <w:p>
+      <w:pPr>
+        <w:pStyle w:val="ListParagraph"/>
+        <w:numPr>
+          <w:ilvl w:val="1"/>
+          <w:numId w:val="32"/>
+        </w:numPr>
+        <w:rPr>
+          <w:sz w:val="24"/>
+          <w:szCs w:val="22"/>
+          <w:lang w:val="en-US"/>
+        </w:rPr>
+      </w:pPr>
+      <w:r>
+        <w:rPr>
+          <w:sz w:val="24"/>
+          <w:szCs w:val="22"/>
+          <w:lang w:val="en-US"/>
+        </w:rPr>
+        <w:t>Normal Report</w:t>
+      </w:r>
+    </w:p>
+    <w:p>
+      <w:pPr>
+        <w:pStyle w:val="ListParagraph"/>
+        <w:numPr>
+          <w:ilvl w:val="1"/>
+          <w:numId w:val="32"/>
+        </w:numPr>
+        <w:rPr>
+          <w:sz w:val="24"/>
+          <w:szCs w:val="22"/>
+          <w:lang w:val="en-US"/>
+        </w:rPr>
+      </w:pPr>
+      <w:r>
+        <w:rPr>
+          <w:sz w:val="24"/>
+          <w:szCs w:val="22"/>
+          <w:lang w:val="en-US"/>
+        </w:rPr>
+        <w:t>HTML Report</w:t>
+      </w:r>
+    </w:p>
+    <w:p>
+      <w:pPr>
+        <w:pStyle w:val="ListParagraph"/>
+        <w:numPr>
+          <w:ilvl w:val="0"/>
+          <w:numId w:val="32"/>
+        </w:numPr>
+        <w:rPr>
+          <w:sz w:val="24"/>
+          <w:szCs w:val="22"/>
+          <w:lang w:val="en-US"/>
+        </w:rPr>
+      </w:pPr>
+      <w:r>
+        <w:rPr>
+          <w:sz w:val="24"/>
+          <w:szCs w:val="22"/>
+          <w:lang w:val="en-US"/>
+        </w:rPr>
+        <w:t>Allows to create and execute groups of test cases</w:t>
+      </w:r>
+    </w:p>
+    <w:p>
+      <w:pPr>
+        <w:pStyle w:val="ListParagraph"/>
+        <w:numPr>
+          <w:ilvl w:val="0"/>
+          <w:numId w:val="32"/>
+        </w:numPr>
+        <w:rPr>
+          <w:sz w:val="24"/>
+          <w:szCs w:val="22"/>
+          <w:lang w:val="en-US"/>
+        </w:rPr>
+      </w:pPr>
+      <w:r>
+        <w:rPr>
+          <w:sz w:val="24"/>
+          <w:szCs w:val="22"/>
+          <w:lang w:val="en-US"/>
+        </w:rPr>
+        <w:t>Allows Data Driven Testing</w:t>
+      </w:r>
+    </w:p>
+    <w:p>
+      <w:pPr>
+        <w:pStyle w:val="ListParagraph"/>
+        <w:numPr>
+          <w:ilvl w:val="0"/>
+          <w:numId w:val="32"/>
+        </w:numPr>
+        <w:rPr>
+          <w:sz w:val="24"/>
+          <w:szCs w:val="22"/>
+          <w:lang w:val="en-US"/>
+        </w:rPr>
+      </w:pPr>
+      <w:r>
+        <w:rPr>
+          <w:sz w:val="24"/>
+          <w:szCs w:val="22"/>
+          <w:lang w:val="en-US"/>
+        </w:rPr>
+        <w:t>Allows to implement variety kind of frameworks</w:t>
+      </w:r>
+    </w:p>
+    <w:p>
+      <w:pPr>
+        <w:pStyle w:val="ListParagraph"/>
+        <w:numPr>
+          <w:ilvl w:val="1"/>
+          <w:numId w:val="32"/>
+        </w:numPr>
+        <w:rPr>
+          <w:sz w:val="24"/>
+          <w:szCs w:val="22"/>
+          <w:lang w:val="en-US"/>
+        </w:rPr>
+      </w:pPr>
+      <w:r>
+        <w:rPr>
+          <w:sz w:val="24"/>
+          <w:szCs w:val="22"/>
+          <w:lang w:val="en-US"/>
+        </w:rPr>
+        <w:t>Linear Framework</w:t>
+      </w:r>
+    </w:p>
+    <w:p>
+      <w:pPr>
+        <w:pStyle w:val="ListParagraph"/>
+        <w:numPr>
+          <w:ilvl w:val="1"/>
+          <w:numId w:val="32"/>
+        </w:numPr>
+        <w:rPr>
+          <w:sz w:val="24"/>
+          <w:szCs w:val="22"/>
+          <w:lang w:val="en-US"/>
+        </w:rPr>
+      </w:pPr>
+      <w:r>
+        <w:rPr>
+          <w:sz w:val="24"/>
+          <w:szCs w:val="22"/>
+          <w:lang w:val="en-US"/>
+        </w:rPr>
+        <w:t>Modular Framework</w:t>
+      </w:r>
+    </w:p>
+    <w:p>
+      <w:pPr>
+        <w:pStyle w:val="ListParagraph"/>
+        <w:numPr>
+          <w:ilvl w:val="1"/>
+          <w:numId w:val="32"/>
+        </w:numPr>
+        <w:rPr>
+          <w:sz w:val="24"/>
+          <w:szCs w:val="22"/>
+          <w:lang w:val="en-US"/>
+        </w:rPr>
+      </w:pPr>
+      <w:r>
+        <w:rPr>
+          <w:sz w:val="24"/>
+          <w:szCs w:val="22"/>
+          <w:lang w:val="en-US"/>
+        </w:rPr>
+        <w:t>Keyword Driven Framework</w:t>
+      </w:r>
+    </w:p>
+    <w:p>
+      <w:pPr>
+        <w:pStyle w:val="ListParagraph"/>
+        <w:numPr>
+          <w:ilvl w:val="1"/>
+          <w:numId w:val="32"/>
+        </w:numPr>
+        <w:rPr>
+          <w:sz w:val="24"/>
+          <w:szCs w:val="22"/>
+          <w:lang w:val="en-US"/>
+        </w:rPr>
+      </w:pPr>
+      <w:r>
+        <w:rPr>
+          <w:sz w:val="24"/>
+          <w:szCs w:val="22"/>
+          <w:lang w:val="en-US"/>
+        </w:rPr>
+        <w:t>Data Driven Framework</w:t>
+      </w:r>
+    </w:p>
+    <w:p>
+      <w:pPr>
+        <w:pStyle w:val="ListParagraph"/>
+        <w:numPr>
+          <w:ilvl w:val="1"/>
+          <w:numId w:val="32"/>
+        </w:numPr>
+        <w:rPr>
+          <w:sz w:val="24"/>
+          <w:szCs w:val="22"/>
+          <w:lang w:val="en-US"/>
+        </w:rPr>
+      </w:pPr>
+      <w:r>
+        <w:rPr>
+          <w:sz w:val="24"/>
+          <w:szCs w:val="22"/>
+          <w:lang w:val="en-US"/>
+        </w:rPr>
+        <w:t>Page Object Model (POM)</w:t>
+      </w:r>
+    </w:p>
+    <w:p>
+      <w:pPr>
+        <w:pStyle w:val="ListParagraph"/>
+        <w:numPr>
+          <w:ilvl w:val="1"/>
+          <w:numId w:val="32"/>
+        </w:numPr>
+        <w:rPr>
+          <w:sz w:val="24"/>
+          <w:szCs w:val="22"/>
+          <w:lang w:val="en-US"/>
+        </w:rPr>
+      </w:pPr>
+      <w:r>
+        <w:rPr>
+          <w:sz w:val="24"/>
+          <w:szCs w:val="22"/>
+          <w:lang w:val="en-US"/>
+        </w:rPr>
+        <w:t>Hybrid Framework</w:t>
+      </w:r>
+    </w:p>
+    <w:p>
+      <w:pPr>
+        <w:rPr>
+          <w:sz w:val="24"/>
+          <w:szCs w:val="22"/>
+          <w:lang w:val="en-US"/>
+        </w:rPr>
+      </w:pPr>
+    </w:p>
+    <w:p>
+      <w:pPr>
+        <w:rPr>
+          <w:b/>
+          <w:bCs/>
+          <w:sz w:val="24"/>
+          <w:szCs w:val="22"/>
+          <w:lang w:val="en-US"/>
+        </w:rPr>
+      </w:pPr>
+      <w:r>
+        <w:rPr>
+          <w:b/>
+          <w:bCs/>
+          <w:sz w:val="24"/>
+          <w:szCs w:val="22"/>
+          <w:lang w:val="en-US"/>
+        </w:rPr>
+        <w:t>Annotations</w:t>
+      </w:r>
+    </w:p>
+    <w:p>
+      <w:pPr>
+        <w:pStyle w:val="ListParagraph"/>
+        <w:numPr>
+          <w:ilvl w:val="0"/>
+          <w:numId w:val="33"/>
+        </w:numPr>
+        <w:rPr>
+          <w:sz w:val="24"/>
+          <w:szCs w:val="22"/>
+          <w:lang w:val="en-US"/>
+        </w:rPr>
+      </w:pPr>
+      <w:r>
+        <w:rPr>
+          <w:b/>
+          <w:bCs/>
+          <w:sz w:val="24"/>
+          <w:szCs w:val="22"/>
+          <w:lang w:val="en-US"/>
+        </w:rPr>
+        <w:t>@Test</w:t>
+      </w:r>
+      <w:r>
+        <w:rPr>
+          <w:sz w:val="24"/>
+          <w:szCs w:val="22"/>
+          <w:lang w:val="en-US"/>
+        </w:rPr>
+        <w:t xml:space="preserve"> </w:t>
+      </w:r>
+      <w:r>
+        <w:rPr>
+          <w:sz w:val="24"/>
+          <w:szCs w:val="22"/>
+          <w:lang w:val="en-US"/>
+        </w:rPr>
+        <w:sym w:font="Wingdings" w:char="F0E0"/>
+      </w:r>
+      <w:r>
+        <w:rPr>
+          <w:sz w:val="24"/>
+          <w:szCs w:val="22"/>
+          <w:lang w:val="en-US"/>
+        </w:rPr>
+        <w:t xml:space="preserve"> This is the method that will be treated as Test Case</w:t>
+      </w:r>
+    </w:p>
+    <w:p>
+      <w:pPr>
+        <w:pStyle w:val="ListParagraph"/>
+        <w:numPr>
+          <w:ilvl w:val="0"/>
+          <w:numId w:val="33"/>
+        </w:numPr>
+        <w:rPr>
+          <w:sz w:val="24"/>
+          <w:szCs w:val="22"/>
+          <w:lang w:val="en-US"/>
+        </w:rPr>
+      </w:pPr>
+      <w:r>
+        <w:rPr>
+          <w:b/>
+          <w:bCs/>
+          <w:sz w:val="24"/>
+          <w:szCs w:val="22"/>
+          <w:lang w:val="en-US"/>
+        </w:rPr>
+        <w:t xml:space="preserve">@BeforeTest </w:t>
+      </w:r>
+      <w:r>
+        <w:rPr>
+          <w:sz w:val="24"/>
+          <w:szCs w:val="22"/>
+          <w:lang w:val="en-US"/>
+        </w:rPr>
+        <w:sym w:font="Wingdings" w:char="F0E0"/>
+      </w:r>
+      <w:r>
+        <w:rPr>
+          <w:sz w:val="24"/>
+          <w:szCs w:val="22"/>
+          <w:lang w:val="en-US"/>
+        </w:rPr>
+        <w:t xml:space="preserve"> This is the method that will get executed </w:t>
+      </w:r>
+      <w:r>
+        <w:rPr>
+          <w:b/>
+          <w:bCs/>
+          <w:sz w:val="24"/>
+          <w:szCs w:val="22"/>
+          <w:lang w:val="en-US"/>
+        </w:rPr>
+        <w:t>Only once B</w:t>
+      </w:r>
+      <w:r>
+        <w:rPr>
+          <w:b/>
+          <w:bCs/>
+          <w:sz w:val="24"/>
+          <w:szCs w:val="22"/>
+          <w:lang w:val="en-US"/>
+        </w:rPr>
+        <w:t>efore executing 1</w:t>
+      </w:r>
+      <w:r>
+        <w:rPr>
+          <w:b/>
+          <w:bCs/>
+          <w:sz w:val="24"/>
+          <w:szCs w:val="22"/>
+          <w:vertAlign w:val="superscript"/>
+          <w:lang w:val="en-US"/>
+        </w:rPr>
+        <w:t>st</w:t>
+      </w:r>
+      <w:r>
+        <w:rPr>
+          <w:b/>
+          <w:bCs/>
+          <w:sz w:val="24"/>
+          <w:szCs w:val="22"/>
+          <w:lang w:val="en-US"/>
+        </w:rPr>
+        <w:t xml:space="preserve"> test case</w:t>
+      </w:r>
+    </w:p>
+    <w:p>
+      <w:pPr>
+        <w:pStyle w:val="ListParagraph"/>
+        <w:numPr>
+          <w:ilvl w:val="0"/>
+          <w:numId w:val="33"/>
+        </w:numPr>
+        <w:rPr>
+          <w:sz w:val="24"/>
+          <w:szCs w:val="22"/>
+          <w:lang w:val="en-US"/>
+        </w:rPr>
+      </w:pPr>
+      <w:r>
+        <w:rPr>
+          <w:b/>
+          <w:bCs/>
+          <w:sz w:val="24"/>
+          <w:szCs w:val="22"/>
+          <w:lang w:val="en-US"/>
+        </w:rPr>
+        <w:t xml:space="preserve">@AfterTest </w:t>
+      </w:r>
+      <w:r>
+        <w:rPr>
+          <w:b/>
+          <w:bCs/>
+          <w:sz w:val="24"/>
+          <w:szCs w:val="22"/>
+          <w:lang w:val="en-US"/>
+        </w:rPr>
+        <w:sym w:font="Wingdings" w:char="F0E0"/>
+      </w:r>
+      <w:r>
+        <w:rPr>
+          <w:sz w:val="24"/>
+          <w:szCs w:val="22"/>
+          <w:lang w:val="en-US"/>
+        </w:rPr>
+        <w:t xml:space="preserve"> This is the method that will get executed </w:t>
+      </w:r>
+      <w:r>
+        <w:rPr>
+          <w:b/>
+          <w:bCs/>
+          <w:sz w:val="24"/>
+          <w:szCs w:val="22"/>
+          <w:lang w:val="en-US"/>
+        </w:rPr>
+        <w:t>Only once After executing last test case.</w:t>
+      </w:r>
+    </w:p>
+    <w:p>
+      <w:pPr>
+        <w:rPr>
+          <w:sz w:val="24"/>
+          <w:szCs w:val="22"/>
+          <w:lang w:val="en-US"/>
+        </w:rPr>
+      </w:pPr>
+    </w:p>
+    <w:p>
+      <w:pPr>
+        <w:rPr>
+          <w:sz w:val="24"/>
+          <w:szCs w:val="22"/>
+          <w:lang w:val="en-US"/>
+        </w:rPr>
+      </w:pPr>
+      <w:r>
+        <w:rPr>
+          <w:sz w:val="24"/>
+          <w:szCs w:val="22"/>
+          <w:lang w:val="en-US"/>
+        </w:rPr>
+        <w:t>BeforeTest</w:t>
+      </w:r>
+    </w:p>
+    <w:p>
+      <w:pPr>
+        <w:rPr>
+          <w:sz w:val="24"/>
+          <w:szCs w:val="22"/>
+          <w:lang w:val="en-US"/>
+        </w:rPr>
+      </w:pPr>
+      <w:r>
+        <w:rPr>
+          <w:sz w:val="24"/>
+          <w:szCs w:val="22"/>
+          <w:lang w:val="en-US"/>
+        </w:rPr>
+        <w:tab/>
+        <w:t>Test 1</w:t>
+      </w:r>
+    </w:p>
+    <w:p>
+      <w:pPr>
+        <w:rPr>
+          <w:sz w:val="24"/>
+          <w:szCs w:val="22"/>
+          <w:lang w:val="en-US"/>
+        </w:rPr>
+      </w:pPr>
+      <w:r>
+        <w:rPr>
+          <w:sz w:val="24"/>
+          <w:szCs w:val="22"/>
+          <w:lang w:val="en-US"/>
+        </w:rPr>
+        <w:lastRenderedPageBreak/>
+        <w:tab/>
+        <w:t>Test 2</w:t>
+      </w:r>
+    </w:p>
+    <w:p>
+      <w:pPr>
+        <w:rPr>
+          <w:sz w:val="24"/>
+          <w:szCs w:val="22"/>
+          <w:lang w:val="en-US"/>
+        </w:rPr>
+      </w:pPr>
+      <w:r>
+        <w:rPr>
+          <w:sz w:val="24"/>
+          <w:szCs w:val="22"/>
+          <w:lang w:val="en-US"/>
+        </w:rPr>
+        <w:tab/>
+        <w:t>Test 3</w:t>
+      </w:r>
+    </w:p>
+    <w:p>
+      <w:pPr>
+        <w:rPr>
+          <w:sz w:val="24"/>
+          <w:szCs w:val="22"/>
+          <w:lang w:val="en-US"/>
+        </w:rPr>
+      </w:pPr>
+      <w:r>
+        <w:rPr>
+          <w:sz w:val="24"/>
+          <w:szCs w:val="22"/>
+          <w:lang w:val="en-US"/>
+        </w:rPr>
+        <w:tab/>
+        <w:t>Test 4</w:t>
+      </w:r>
+    </w:p>
+    <w:p>
+      <w:pPr>
+        <w:rPr>
+          <w:sz w:val="24"/>
+          <w:szCs w:val="22"/>
+          <w:lang w:val="en-US"/>
+        </w:rPr>
+      </w:pPr>
+      <w:r>
+        <w:rPr>
+          <w:sz w:val="24"/>
+          <w:szCs w:val="22"/>
+          <w:lang w:val="en-US"/>
+        </w:rPr>
+        <w:t>AfterTest</w:t>
+      </w:r>
+      <w:bookmarkStart w:id="0" w:name="_GoBack"/>
+      <w:bookmarkEnd w:id="0"/>
     </w:p>
     <w:sectPr>
       <w:pgSz w:w="11906" w:h="16838"/>
@@ -10216,6 +10679,95 @@
     </w:lvl>
   </w:abstractNum>
   <w:abstractNum w:abstractNumId="9">
+    <w:nsid w:val="208412D1"/>
+    <w:multiLevelType w:val="hybridMultilevel"/>
+    <w:tmpl w:val="95DE081C"/>
+    <w:lvl w:ilvl="0" w:tplc="4009000F">
+      <w:start w:val="1"/>
+      <w:numFmt w:val="decimal"/>
+      <w:lvlText w:val="%1."/>
+      <w:lvlJc w:val="left"/>
+      <w:pPr>
+        <w:ind w:left="720" w:hanging="360"/>
+      </w:pPr>
+      <w:rPr>
+        <w:rFonts w:hint="default"/>
+      </w:rPr>
+    </w:lvl>
+    <w:lvl w:ilvl="1" w:tplc="40090019">
+      <w:start w:val="1"/>
+      <w:numFmt w:val="lowerLetter"/>
+      <w:lvlText w:val="%2."/>
+      <w:lvlJc w:val="left"/>
+      <w:pPr>
+        <w:ind w:left="1440" w:hanging="360"/>
+      </w:pPr>
+    </w:lvl>
+    <w:lvl w:ilvl="2" w:tplc="4009001B" w:tentative="1">
+      <w:start w:val="1"/>
+      <w:numFmt w:val="lowerRoman"/>
+      <w:lvlText w:val="%3."/>
+      <w:lvlJc w:val="right"/>
+      <w:pPr>
+        <w:ind w:left="2160" w:hanging="180"/>
+      </w:pPr>
+    </w:lvl>
+    <w:lvl w:ilvl="3" w:tplc="4009000F" w:tentative="1">
+      <w:start w:val="1"/>
+      <w:numFmt w:val="decimal"/>
+      <w:lvlText w:val="%4."/>
+      <w:lvlJc w:val="left"/>
+      <w:pPr>
+        <w:ind w:left="2880" w:hanging="360"/>
+      </w:pPr>
+    </w:lvl>
+    <w:lvl w:ilvl="4" w:tplc="40090019" w:tentative="1">
+      <w:start w:val="1"/>
+      <w:numFmt w:val="lowerLetter"/>
+      <w:lvlText w:val="%5."/>
+      <w:lvlJc w:val="left"/>
+      <w:pPr>
+        <w:ind w:left="3600" w:hanging="360"/>
+      </w:pPr>
+    </w:lvl>
+    <w:lvl w:ilvl="5" w:tplc="4009001B" w:tentative="1">
+      <w:start w:val="1"/>
+      <w:numFmt w:val="lowerRoman"/>
+      <w:lvlText w:val="%6."/>
+      <w:lvlJc w:val="right"/>
+      <w:pPr>
+        <w:ind w:left="4320" w:hanging="180"/>
+      </w:pPr>
+    </w:lvl>
+    <w:lvl w:ilvl="6" w:tplc="4009000F" w:tentative="1">
+      <w:start w:val="1"/>
+      <w:numFmt w:val="decimal"/>
+      <w:lvlText w:val="%7."/>
+      <w:lvlJc w:val="left"/>
+      <w:pPr>
+        <w:ind w:left="5040" w:hanging="360"/>
+      </w:pPr>
+    </w:lvl>
+    <w:lvl w:ilvl="7" w:tplc="40090019" w:tentative="1">
+      <w:start w:val="1"/>
+      <w:numFmt w:val="lowerLetter"/>
+      <w:lvlText w:val="%8."/>
+      <w:lvlJc w:val="left"/>
+      <w:pPr>
+        <w:ind w:left="5760" w:hanging="360"/>
+      </w:pPr>
+    </w:lvl>
+    <w:lvl w:ilvl="8" w:tplc="4009001B" w:tentative="1">
+      <w:start w:val="1"/>
+      <w:numFmt w:val="lowerRoman"/>
+      <w:lvlText w:val="%9."/>
+      <w:lvlJc w:val="right"/>
+      <w:pPr>
+        <w:ind w:left="6480" w:hanging="180"/>
+      </w:pPr>
+    </w:lvl>
+  </w:abstractNum>
+  <w:abstractNum w:abstractNumId="10">
     <w:nsid w:val="21197407"/>
     <w:multiLevelType w:val="hybridMultilevel"/>
     <w:tmpl w:val="6D30545C"/>
@@ -10304,7 +10856,7 @@
       </w:pPr>
     </w:lvl>
   </w:abstractNum>
-  <w:abstractNum w:abstractNumId="10">
+  <w:abstractNum w:abstractNumId="11">
     <w:nsid w:val="21E921C4"/>
     <w:multiLevelType w:val="hybridMultilevel"/>
     <w:tmpl w:val="824AB5DC"/>
@@ -10393,7 +10945,7 @@
       </w:pPr>
     </w:lvl>
   </w:abstractNum>
-  <w:abstractNum w:abstractNumId="11">
+  <w:abstractNum w:abstractNumId="12">
     <w:nsid w:val="231E6D1F"/>
     <w:multiLevelType w:val="hybridMultilevel"/>
     <w:tmpl w:val="DAC42EF8"/>
@@ -10482,7 +11034,7 @@
       </w:pPr>
     </w:lvl>
   </w:abstractNum>
-  <w:abstractNum w:abstractNumId="12">
+  <w:abstractNum w:abstractNumId="13">
     <w:nsid w:val="24CA0387"/>
     <w:multiLevelType w:val="hybridMultilevel"/>
     <w:tmpl w:val="E81AAACE"/>
@@ -10595,7 +11147,7 @@
       </w:rPr>
     </w:lvl>
   </w:abstractNum>
-  <w:abstractNum w:abstractNumId="13">
+  <w:abstractNum w:abstractNumId="14">
     <w:nsid w:val="32FE0416"/>
     <w:multiLevelType w:val="hybridMultilevel"/>
     <w:tmpl w:val="16BC674C"/>
@@ -10684,7 +11236,7 @@
       </w:pPr>
     </w:lvl>
   </w:abstractNum>
-  <w:abstractNum w:abstractNumId="14">
+  <w:abstractNum w:abstractNumId="15">
     <w:nsid w:val="37062EB4"/>
     <w:multiLevelType w:val="hybridMultilevel"/>
     <w:tmpl w:val="8528B142"/>
@@ -10773,7 +11325,7 @@
       </w:pPr>
     </w:lvl>
   </w:abstractNum>
-  <w:abstractNum w:abstractNumId="15">
+  <w:abstractNum w:abstractNumId="16">
     <w:nsid w:val="3B892462"/>
     <w:multiLevelType w:val="hybridMultilevel"/>
     <w:tmpl w:val="CB1C6C4E"/>
@@ -10862,7 +11414,96 @@
       </w:pPr>
     </w:lvl>
   </w:abstractNum>
-  <w:abstractNum w:abstractNumId="16">
+  <w:abstractNum w:abstractNumId="17">
+    <w:nsid w:val="40361D0B"/>
+    <w:multiLevelType w:val="hybridMultilevel"/>
+    <w:tmpl w:val="4A54C56E"/>
+    <w:lvl w:ilvl="0" w:tplc="4009000F">
+      <w:start w:val="1"/>
+      <w:numFmt w:val="decimal"/>
+      <w:lvlText w:val="%1."/>
+      <w:lvlJc w:val="left"/>
+      <w:pPr>
+        <w:ind w:left="720" w:hanging="360"/>
+      </w:pPr>
+      <w:rPr>
+        <w:rFonts w:hint="default"/>
+      </w:rPr>
+    </w:lvl>
+    <w:lvl w:ilvl="1" w:tplc="40090019" w:tentative="1">
+      <w:start w:val="1"/>
+      <w:numFmt w:val="lowerLetter"/>
+      <w:lvlText w:val="%2."/>
+      <w:lvlJc w:val="left"/>
+      <w:pPr>
+        <w:ind w:left="1440" w:hanging="360"/>
+      </w:pPr>
+    </w:lvl>
+    <w:lvl w:ilvl="2" w:tplc="4009001B" w:tentative="1">
+      <w:start w:val="1"/>
+      <w:numFmt w:val="lowerRoman"/>
+      <w:lvlText w:val="%3."/>
+      <w:lvlJc w:val="right"/>
+      <w:pPr>
+        <w:ind w:left="2160" w:hanging="180"/>
+      </w:pPr>
+    </w:lvl>
+    <w:lvl w:ilvl="3" w:tplc="4009000F" w:tentative="1">
+      <w:start w:val="1"/>
+      <w:numFmt w:val="decimal"/>
+      <w:lvlText w:val="%4."/>
+      <w:lvlJc w:val="left"/>
+      <w:pPr>
+        <w:ind w:left="2880" w:hanging="360"/>
+      </w:pPr>
+    </w:lvl>
+    <w:lvl w:ilvl="4" w:tplc="40090019" w:tentative="1">
+      <w:start w:val="1"/>
+      <w:numFmt w:val="lowerLetter"/>
+      <w:lvlText w:val="%5."/>
+      <w:lvlJc w:val="left"/>
+      <w:pPr>
+        <w:ind w:left="3600" w:hanging="360"/>
+      </w:pPr>
+    </w:lvl>
+    <w:lvl w:ilvl="5" w:tplc="4009001B" w:tentative="1">
+      <w:start w:val="1"/>
+      <w:numFmt w:val="lowerRoman"/>
+      <w:lvlText w:val="%6."/>
+      <w:lvlJc w:val="right"/>
+      <w:pPr>
+        <w:ind w:left="4320" w:hanging="180"/>
+      </w:pPr>
+    </w:lvl>
+    <w:lvl w:ilvl="6" w:tplc="4009000F" w:tentative="1">
+      <w:start w:val="1"/>
+      <w:numFmt w:val="decimal"/>
+      <w:lvlText w:val="%7."/>
+      <w:lvlJc w:val="left"/>
+      <w:pPr>
+        <w:ind w:left="5040" w:hanging="360"/>
+      </w:pPr>
+    </w:lvl>
+    <w:lvl w:ilvl="7" w:tplc="40090019" w:tentative="1">
+      <w:start w:val="1"/>
+      <w:numFmt w:val="lowerLetter"/>
+      <w:lvlText w:val="%8."/>
+      <w:lvlJc w:val="left"/>
+      <w:pPr>
+        <w:ind w:left="5760" w:hanging="360"/>
+      </w:pPr>
+    </w:lvl>
+    <w:lvl w:ilvl="8" w:tplc="4009001B" w:tentative="1">
+      <w:start w:val="1"/>
+      <w:numFmt w:val="lowerRoman"/>
+      <w:lvlText w:val="%9."/>
+      <w:lvlJc w:val="right"/>
+      <w:pPr>
+        <w:ind w:left="6480" w:hanging="180"/>
+      </w:pPr>
+    </w:lvl>
+  </w:abstractNum>
+  <w:abstractNum w:abstractNumId="18">
     <w:nsid w:val="4B45536D"/>
     <w:multiLevelType w:val="hybridMultilevel"/>
     <w:tmpl w:val="0B3449C8"/>
@@ -10951,7 +11592,7 @@
       </w:pPr>
     </w:lvl>
   </w:abstractNum>
-  <w:abstractNum w:abstractNumId="17">
+  <w:abstractNum w:abstractNumId="19">
     <w:nsid w:val="4D236C02"/>
     <w:multiLevelType w:val="hybridMultilevel"/>
     <w:tmpl w:val="CBFADF28"/>
@@ -11064,7 +11705,7 @@
       </w:rPr>
     </w:lvl>
   </w:abstractNum>
-  <w:abstractNum w:abstractNumId="18">
+  <w:abstractNum w:abstractNumId="20">
     <w:nsid w:val="4FC02C6C"/>
     <w:multiLevelType w:val="hybridMultilevel"/>
     <w:tmpl w:val="05D2B08E"/>
@@ -11153,7 +11794,7 @@
       </w:pPr>
     </w:lvl>
   </w:abstractNum>
-  <w:abstractNum w:abstractNumId="19">
+  <w:abstractNum w:abstractNumId="21">
     <w:nsid w:val="52B52268"/>
     <w:multiLevelType w:val="hybridMultilevel"/>
     <w:tmpl w:val="331AF78C"/>
@@ -11266,7 +11907,7 @@
       </w:rPr>
     </w:lvl>
   </w:abstractNum>
-  <w:abstractNum w:abstractNumId="20">
+  <w:abstractNum w:abstractNumId="22">
     <w:nsid w:val="55D92B24"/>
     <w:multiLevelType w:val="hybridMultilevel"/>
     <w:tmpl w:val="9BCED27C"/>
@@ -11379,7 +12020,7 @@
       </w:rPr>
     </w:lvl>
   </w:abstractNum>
-  <w:abstractNum w:abstractNumId="21">
+  <w:abstractNum w:abstractNumId="23">
     <w:nsid w:val="57564656"/>
     <w:multiLevelType w:val="hybridMultilevel"/>
     <w:tmpl w:val="3E1C27F6"/>
@@ -11492,7 +12133,7 @@
       </w:rPr>
     </w:lvl>
   </w:abstractNum>
-  <w:abstractNum w:abstractNumId="22">
+  <w:abstractNum w:abstractNumId="24">
     <w:nsid w:val="61A962B8"/>
     <w:multiLevelType w:val="hybridMultilevel"/>
     <w:tmpl w:val="5EDC7138"/>
@@ -11581,7 +12222,7 @@
       </w:pPr>
     </w:lvl>
   </w:abstractNum>
-  <w:abstractNum w:abstractNumId="23">
+  <w:abstractNum w:abstractNumId="25">
     <w:nsid w:val="69867F0D"/>
     <w:multiLevelType w:val="hybridMultilevel"/>
     <w:tmpl w:val="EAF8E468"/>
@@ -11670,7 +12311,7 @@
       </w:pPr>
     </w:lvl>
   </w:abstractNum>
-  <w:abstractNum w:abstractNumId="24">
+  <w:abstractNum w:abstractNumId="26">
     <w:nsid w:val="6E5A4342"/>
     <w:multiLevelType w:val="hybridMultilevel"/>
     <w:tmpl w:val="414440E6"/>
@@ -11759,7 +12400,7 @@
       </w:pPr>
     </w:lvl>
   </w:abstractNum>
-  <w:abstractNum w:abstractNumId="25">
+  <w:abstractNum w:abstractNumId="27">
     <w:nsid w:val="6F0A1BD2"/>
     <w:multiLevelType w:val="hybridMultilevel"/>
     <w:tmpl w:val="EF7884CC"/>
@@ -11872,7 +12513,7 @@
       </w:rPr>
     </w:lvl>
   </w:abstractNum>
-  <w:abstractNum w:abstractNumId="26">
+  <w:abstractNum w:abstractNumId="28">
     <w:nsid w:val="729D49A6"/>
     <w:multiLevelType w:val="hybridMultilevel"/>
     <w:tmpl w:val="212E6380"/>
@@ -11961,7 +12602,7 @@
       </w:pPr>
     </w:lvl>
   </w:abstractNum>
-  <w:abstractNum w:abstractNumId="27">
+  <w:abstractNum w:abstractNumId="29">
     <w:nsid w:val="72E5107C"/>
     <w:multiLevelType w:val="hybridMultilevel"/>
     <w:tmpl w:val="30BE3018"/>
@@ -12050,7 +12691,7 @@
       </w:pPr>
     </w:lvl>
   </w:abstractNum>
-  <w:abstractNum w:abstractNumId="28">
+  <w:abstractNum w:abstractNumId="30">
     <w:nsid w:val="7C1B7A62"/>
     <w:multiLevelType w:val="hybridMultilevel"/>
     <w:tmpl w:val="A1EEB68C"/>
@@ -12163,7 +12804,7 @@
       </w:rPr>
     </w:lvl>
   </w:abstractNum>
-  <w:abstractNum w:abstractNumId="29">
+  <w:abstractNum w:abstractNumId="31">
     <w:nsid w:val="7E0C5E33"/>
     <w:multiLevelType w:val="hybridMultilevel"/>
     <w:tmpl w:val="17A20342"/>
@@ -12252,7 +12893,7 @@
       </w:pPr>
     </w:lvl>
   </w:abstractNum>
-  <w:abstractNum w:abstractNumId="30">
+  <w:abstractNum w:abstractNumId="32">
     <w:nsid w:val="7EEF6783"/>
     <w:multiLevelType w:val="hybridMultilevel"/>
     <w:tmpl w:val="2292AFAC"/>
@@ -12348,25 +12989,25 @@
     <w:abstractNumId w:val="6"/>
   </w:num>
   <w:num w:numId="3">
-    <w:abstractNumId w:val="28"/>
+    <w:abstractNumId w:val="30"/>
   </w:num>
   <w:num w:numId="4">
-    <w:abstractNumId w:val="20"/>
+    <w:abstractNumId w:val="22"/>
   </w:num>
   <w:num w:numId="5">
-    <w:abstractNumId w:val="14"/>
+    <w:abstractNumId w:val="15"/>
   </w:num>
   <w:num w:numId="6">
     <w:abstractNumId w:val="7"/>
   </w:num>
   <w:num w:numId="7">
-    <w:abstractNumId w:val="17"/>
+    <w:abstractNumId w:val="19"/>
   </w:num>
   <w:num w:numId="8">
-    <w:abstractNumId w:val="21"/>
+    <w:abstractNumId w:val="23"/>
   </w:num>
   <w:num w:numId="9">
-    <w:abstractNumId w:val="11"/>
+    <w:abstractNumId w:val="12"/>
   </w:num>
   <w:num w:numId="10">
     <w:abstractNumId w:val="4"/>
@@ -12375,64 +13016,70 @@
     <w:abstractNumId w:val="5"/>
   </w:num>
   <w:num w:numId="12">
-    <w:abstractNumId w:val="9"/>
+    <w:abstractNumId w:val="10"/>
   </w:num>
   <w:num w:numId="13">
     <w:abstractNumId w:val="2"/>
   </w:num>
   <w:num w:numId="14">
-    <w:abstractNumId w:val="16"/>
+    <w:abstractNumId w:val="18"/>
   </w:num>
   <w:num w:numId="15">
-    <w:abstractNumId w:val="30"/>
+    <w:abstractNumId w:val="32"/>
   </w:num>
   <w:num w:numId="16">
-    <w:abstractNumId w:val="12"/>
+    <w:abstractNumId w:val="13"/>
   </w:num>
   <w:num w:numId="17">
-    <w:abstractNumId w:val="25"/>
+    <w:abstractNumId w:val="27"/>
   </w:num>
   <w:num w:numId="18">
     <w:abstractNumId w:val="1"/>
   </w:num>
   <w:num w:numId="19">
-    <w:abstractNumId w:val="29"/>
+    <w:abstractNumId w:val="31"/>
   </w:num>
   <w:num w:numId="20">
-    <w:abstractNumId w:val="22"/>
+    <w:abstractNumId w:val="24"/>
   </w:num>
   <w:num w:numId="21">
-    <w:abstractNumId w:val="19"/>
+    <w:abstractNumId w:val="21"/>
   </w:num>
   <w:num w:numId="22">
     <w:abstractNumId w:val="3"/>
   </w:num>
   <w:num w:numId="23">
+    <w:abstractNumId w:val="28"/>
+  </w:num>
+  <w:num w:numId="24">
+    <w:abstractNumId w:val="20"/>
+  </w:num>
+  <w:num w:numId="25">
     <w:abstractNumId w:val="26"/>
   </w:num>
-  <w:num w:numId="24">
-    <w:abstractNumId w:val="18"/>
-  </w:num>
-  <w:num w:numId="25">
-    <w:abstractNumId w:val="24"/>
-  </w:num>
   <w:num w:numId="26">
-    <w:abstractNumId w:val="13"/>
+    <w:abstractNumId w:val="14"/>
   </w:num>
   <w:num w:numId="27">
-    <w:abstractNumId w:val="10"/>
+    <w:abstractNumId w:val="11"/>
   </w:num>
   <w:num w:numId="28">
-    <w:abstractNumId w:val="27"/>
+    <w:abstractNumId w:val="29"/>
   </w:num>
   <w:num w:numId="29">
-    <w:abstractNumId w:val="15"/>
+    <w:abstractNumId w:val="16"/>
   </w:num>
   <w:num w:numId="30">
-    <w:abstractNumId w:val="23"/>
+    <w:abstractNumId w:val="25"/>
   </w:num>
   <w:num w:numId="31">
     <w:abstractNumId w:val="0"/>
+  </w:num>
+  <w:num w:numId="32">
+    <w:abstractNumId w:val="9"/>
+  </w:num>
+  <w:num w:numId="33">
+    <w:abstractNumId w:val="17"/>
   </w:num>
 </w:numbering>
 </file>
@@ -13162,7 +13809,7 @@
 </file>
 
 <file path=customXml/itemProps1.xml><?xml version="1.0" encoding="utf-8"?>
-<ds:datastoreItem xmlns:ds="http://schemas.openxmlformats.org/officeDocument/2006/customXml" ds:itemID="{AB5D5F81-2F7B-4D60-BC3C-51D7BF5F0C98}">
+<ds:datastoreItem xmlns:ds="http://schemas.openxmlformats.org/officeDocument/2006/customXml" ds:itemID="{0A230F20-B167-470A-9681-8945DDBF6594}">
   <ds:schemaRefs>
     <ds:schemaRef ds:uri="http://schemas.openxmlformats.org/officeDocument/2006/bibliography"/>
   </ds:schemaRefs>

--- a/Notes_Selenium_14.docx
+++ b/Notes_Selenium_14.docx
@@ -9261,6 +9261,28 @@
           <w:szCs w:val="22"/>
           <w:lang w:val="en-US"/>
         </w:rPr>
+        <w:t>Allows parameterization</w:t>
+      </w:r>
+    </w:p>
+    <w:p>
+      <w:pPr>
+        <w:pStyle w:val="ListParagraph"/>
+        <w:numPr>
+          <w:ilvl w:val="0"/>
+          <w:numId w:val="32"/>
+        </w:numPr>
+        <w:rPr>
+          <w:sz w:val="24"/>
+          <w:szCs w:val="22"/>
+          <w:lang w:val="en-US"/>
+        </w:rPr>
+      </w:pPr>
+      <w:r>
+        <w:rPr>
+          <w:sz w:val="24"/>
+          <w:szCs w:val="22"/>
+          <w:lang w:val="en-US"/>
+        </w:rPr>
         <w:t>Allows to create and execute groups of test cases</w:t>
       </w:r>
     </w:p>
@@ -9653,6 +9675,208 @@
     </w:p>
     <w:p>
       <w:pPr>
+        <w:pStyle w:val="ListParagraph"/>
+        <w:numPr>
+          <w:ilvl w:val="0"/>
+          <w:numId w:val="33"/>
+        </w:numPr>
+        <w:rPr>
+          <w:sz w:val="24"/>
+          <w:szCs w:val="22"/>
+          <w:lang w:val="en-US"/>
+        </w:rPr>
+      </w:pPr>
+      <w:r>
+        <w:rPr>
+          <w:b/>
+          <w:bCs/>
+          <w:sz w:val="24"/>
+          <w:szCs w:val="22"/>
+          <w:lang w:val="en-US"/>
+        </w:rPr>
+        <w:t xml:space="preserve">@BeforeMethod </w:t>
+      </w:r>
+      <w:r>
+        <w:rPr>
+          <w:sz w:val="24"/>
+          <w:szCs w:val="22"/>
+          <w:lang w:val="en-US"/>
+        </w:rPr>
+        <w:sym w:font="Wingdings" w:char="F0E0"/>
+      </w:r>
+      <w:r>
+        <w:rPr>
+          <w:sz w:val="24"/>
+          <w:szCs w:val="22"/>
+          <w:lang w:val="en-US"/>
+        </w:rPr>
+        <w:t xml:space="preserve"> This is the method that will get executed </w:t>
+      </w:r>
+      <w:r>
+        <w:rPr>
+          <w:b/>
+          <w:bCs/>
+          <w:sz w:val="24"/>
+          <w:szCs w:val="22"/>
+          <w:lang w:val="en-US"/>
+        </w:rPr>
+        <w:t>Before every Test case</w:t>
+      </w:r>
+    </w:p>
+    <w:p>
+      <w:pPr>
+        <w:pStyle w:val="ListParagraph"/>
+        <w:numPr>
+          <w:ilvl w:val="0"/>
+          <w:numId w:val="33"/>
+        </w:numPr>
+        <w:rPr>
+          <w:sz w:val="24"/>
+          <w:szCs w:val="22"/>
+          <w:lang w:val="en-US"/>
+        </w:rPr>
+      </w:pPr>
+      <w:r>
+        <w:rPr>
+          <w:b/>
+          <w:bCs/>
+          <w:sz w:val="24"/>
+          <w:szCs w:val="22"/>
+          <w:lang w:val="en-US"/>
+        </w:rPr>
+        <w:t xml:space="preserve">@AfterMethod </w:t>
+      </w:r>
+      <w:r>
+        <w:rPr>
+          <w:b/>
+          <w:bCs/>
+          <w:sz w:val="24"/>
+          <w:szCs w:val="22"/>
+          <w:lang w:val="en-US"/>
+        </w:rPr>
+        <w:sym w:font="Wingdings" w:char="F0E0"/>
+      </w:r>
+      <w:r>
+        <w:rPr>
+          <w:b/>
+          <w:bCs/>
+          <w:sz w:val="24"/>
+          <w:szCs w:val="22"/>
+          <w:lang w:val="en-US"/>
+        </w:rPr>
+        <w:t xml:space="preserve"> </w:t>
+      </w:r>
+      <w:r>
+        <w:rPr>
+          <w:sz w:val="24"/>
+          <w:szCs w:val="22"/>
+          <w:lang w:val="en-US"/>
+        </w:rPr>
+        <w:t xml:space="preserve">This is the method that will get executed </w:t>
+      </w:r>
+      <w:r>
+        <w:rPr>
+          <w:b/>
+          <w:bCs/>
+          <w:sz w:val="24"/>
+          <w:szCs w:val="22"/>
+          <w:lang w:val="en-US"/>
+        </w:rPr>
+        <w:t>After Every Test Case.</w:t>
+      </w:r>
+    </w:p>
+    <w:p>
+      <w:pPr>
+        <w:pStyle w:val="ListParagraph"/>
+        <w:numPr>
+          <w:ilvl w:val="0"/>
+          <w:numId w:val="33"/>
+        </w:numPr>
+        <w:rPr>
+          <w:sz w:val="24"/>
+          <w:szCs w:val="22"/>
+          <w:lang w:val="en-US"/>
+        </w:rPr>
+      </w:pPr>
+      <w:bookmarkStart w:id="0" w:name="_GoBack"/>
+      <w:bookmarkEnd w:id="0"/>
+    </w:p>
+    <w:p>
+      <w:pPr>
+        <w:rPr>
+          <w:sz w:val="24"/>
+          <w:szCs w:val="22"/>
+          <w:lang w:val="en-US"/>
+        </w:rPr>
+      </w:pPr>
+    </w:p>
+    <w:p>
+      <w:pPr>
+        <w:rPr>
+          <w:b/>
+          <w:bCs/>
+          <w:sz w:val="24"/>
+          <w:szCs w:val="22"/>
+          <w:lang w:val="en-US"/>
+        </w:rPr>
+      </w:pPr>
+      <w:r>
+        <w:rPr>
+          <w:b/>
+          <w:bCs/>
+          <w:sz w:val="24"/>
+          <w:szCs w:val="22"/>
+          <w:lang w:val="en-US"/>
+        </w:rPr>
+        <w:t>Points to be noted about configuration methods</w:t>
+      </w:r>
+    </w:p>
+    <w:p>
+      <w:pPr>
+        <w:pStyle w:val="ListParagraph"/>
+        <w:numPr>
+          <w:ilvl w:val="0"/>
+          <w:numId w:val="34"/>
+        </w:numPr>
+        <w:rPr>
+          <w:sz w:val="24"/>
+          <w:szCs w:val="22"/>
+          <w:lang w:val="en-US"/>
+        </w:rPr>
+      </w:pPr>
+      <w:r>
+        <w:rPr>
+          <w:sz w:val="24"/>
+          <w:szCs w:val="22"/>
+          <w:lang w:val="en-US"/>
+        </w:rPr>
+        <w:t>They need not to be in pair</w:t>
+      </w:r>
+    </w:p>
+    <w:p>
+      <w:pPr>
+        <w:pStyle w:val="ListParagraph"/>
+        <w:numPr>
+          <w:ilvl w:val="0"/>
+          <w:numId w:val="34"/>
+        </w:numPr>
+        <w:rPr>
+          <w:sz w:val="24"/>
+          <w:szCs w:val="22"/>
+          <w:lang w:val="en-US"/>
+        </w:rPr>
+      </w:pPr>
+      <w:r>
+        <w:rPr>
+          <w:sz w:val="24"/>
+          <w:szCs w:val="22"/>
+          <w:lang w:val="en-US"/>
+        </w:rPr>
+        <w:t>They need not to be in any special order (sequence doesn’t matter)</w:t>
+      </w:r>
+    </w:p>
+    <w:p>
+      <w:pPr>
         <w:rPr>
           <w:sz w:val="24"/>
           <w:szCs w:val="22"/>
@@ -9709,7 +9933,6 @@
           <w:szCs w:val="22"/>
           <w:lang w:val="en-US"/>
         </w:rPr>
-        <w:lastRenderedPageBreak/>
         <w:tab/>
         <w:t>Test 2</w:t>
       </w:r>
@@ -9766,8 +9989,6 @@
         </w:rPr>
         <w:t>AfterTest</w:t>
       </w:r>
-      <w:bookmarkStart w:id="0" w:name="_GoBack"/>
-      <w:bookmarkEnd w:id="0"/>
     </w:p>
     <w:sectPr>
       <w:pgSz w:w="11906" w:h="16838"/>
@@ -12514,6 +12735,95 @@
     </w:lvl>
   </w:abstractNum>
   <w:abstractNum w:abstractNumId="28">
+    <w:nsid w:val="6FC368C3"/>
+    <w:multiLevelType w:val="hybridMultilevel"/>
+    <w:tmpl w:val="F892BAB0"/>
+    <w:lvl w:ilvl="0" w:tplc="4009000F">
+      <w:start w:val="1"/>
+      <w:numFmt w:val="decimal"/>
+      <w:lvlText w:val="%1."/>
+      <w:lvlJc w:val="left"/>
+      <w:pPr>
+        <w:ind w:left="720" w:hanging="360"/>
+      </w:pPr>
+      <w:rPr>
+        <w:rFonts w:hint="default"/>
+      </w:rPr>
+    </w:lvl>
+    <w:lvl w:ilvl="1" w:tplc="40090019" w:tentative="1">
+      <w:start w:val="1"/>
+      <w:numFmt w:val="lowerLetter"/>
+      <w:lvlText w:val="%2."/>
+      <w:lvlJc w:val="left"/>
+      <w:pPr>
+        <w:ind w:left="1440" w:hanging="360"/>
+      </w:pPr>
+    </w:lvl>
+    <w:lvl w:ilvl="2" w:tplc="4009001B" w:tentative="1">
+      <w:start w:val="1"/>
+      <w:numFmt w:val="lowerRoman"/>
+      <w:lvlText w:val="%3."/>
+      <w:lvlJc w:val="right"/>
+      <w:pPr>
+        <w:ind w:left="2160" w:hanging="180"/>
+      </w:pPr>
+    </w:lvl>
+    <w:lvl w:ilvl="3" w:tplc="4009000F" w:tentative="1">
+      <w:start w:val="1"/>
+      <w:numFmt w:val="decimal"/>
+      <w:lvlText w:val="%4."/>
+      <w:lvlJc w:val="left"/>
+      <w:pPr>
+        <w:ind w:left="2880" w:hanging="360"/>
+      </w:pPr>
+    </w:lvl>
+    <w:lvl w:ilvl="4" w:tplc="40090019" w:tentative="1">
+      <w:start w:val="1"/>
+      <w:numFmt w:val="lowerLetter"/>
+      <w:lvlText w:val="%5."/>
+      <w:lvlJc w:val="left"/>
+      <w:pPr>
+        <w:ind w:left="3600" w:hanging="360"/>
+      </w:pPr>
+    </w:lvl>
+    <w:lvl w:ilvl="5" w:tplc="4009001B" w:tentative="1">
+      <w:start w:val="1"/>
+      <w:numFmt w:val="lowerRoman"/>
+      <w:lvlText w:val="%6."/>
+      <w:lvlJc w:val="right"/>
+      <w:pPr>
+        <w:ind w:left="4320" w:hanging="180"/>
+      </w:pPr>
+    </w:lvl>
+    <w:lvl w:ilvl="6" w:tplc="4009000F" w:tentative="1">
+      <w:start w:val="1"/>
+      <w:numFmt w:val="decimal"/>
+      <w:lvlText w:val="%7."/>
+      <w:lvlJc w:val="left"/>
+      <w:pPr>
+        <w:ind w:left="5040" w:hanging="360"/>
+      </w:pPr>
+    </w:lvl>
+    <w:lvl w:ilvl="7" w:tplc="40090019" w:tentative="1">
+      <w:start w:val="1"/>
+      <w:numFmt w:val="lowerLetter"/>
+      <w:lvlText w:val="%8."/>
+      <w:lvlJc w:val="left"/>
+      <w:pPr>
+        <w:ind w:left="5760" w:hanging="360"/>
+      </w:pPr>
+    </w:lvl>
+    <w:lvl w:ilvl="8" w:tplc="4009001B" w:tentative="1">
+      <w:start w:val="1"/>
+      <w:numFmt w:val="lowerRoman"/>
+      <w:lvlText w:val="%9."/>
+      <w:lvlJc w:val="right"/>
+      <w:pPr>
+        <w:ind w:left="6480" w:hanging="180"/>
+      </w:pPr>
+    </w:lvl>
+  </w:abstractNum>
+  <w:abstractNum w:abstractNumId="29">
     <w:nsid w:val="729D49A6"/>
     <w:multiLevelType w:val="hybridMultilevel"/>
     <w:tmpl w:val="212E6380"/>
@@ -12602,7 +12912,7 @@
       </w:pPr>
     </w:lvl>
   </w:abstractNum>
-  <w:abstractNum w:abstractNumId="29">
+  <w:abstractNum w:abstractNumId="30">
     <w:nsid w:val="72E5107C"/>
     <w:multiLevelType w:val="hybridMultilevel"/>
     <w:tmpl w:val="30BE3018"/>
@@ -12691,7 +13001,7 @@
       </w:pPr>
     </w:lvl>
   </w:abstractNum>
-  <w:abstractNum w:abstractNumId="30">
+  <w:abstractNum w:abstractNumId="31">
     <w:nsid w:val="7C1B7A62"/>
     <w:multiLevelType w:val="hybridMultilevel"/>
     <w:tmpl w:val="A1EEB68C"/>
@@ -12804,7 +13114,7 @@
       </w:rPr>
     </w:lvl>
   </w:abstractNum>
-  <w:abstractNum w:abstractNumId="31">
+  <w:abstractNum w:abstractNumId="32">
     <w:nsid w:val="7E0C5E33"/>
     <w:multiLevelType w:val="hybridMultilevel"/>
     <w:tmpl w:val="17A20342"/>
@@ -12893,7 +13203,7 @@
       </w:pPr>
     </w:lvl>
   </w:abstractNum>
-  <w:abstractNum w:abstractNumId="32">
+  <w:abstractNum w:abstractNumId="33">
     <w:nsid w:val="7EEF6783"/>
     <w:multiLevelType w:val="hybridMultilevel"/>
     <w:tmpl w:val="2292AFAC"/>
@@ -12989,7 +13299,7 @@
     <w:abstractNumId w:val="6"/>
   </w:num>
   <w:num w:numId="3">
-    <w:abstractNumId w:val="30"/>
+    <w:abstractNumId w:val="31"/>
   </w:num>
   <w:num w:numId="4">
     <w:abstractNumId w:val="22"/>
@@ -13025,7 +13335,7 @@
     <w:abstractNumId w:val="18"/>
   </w:num>
   <w:num w:numId="15">
-    <w:abstractNumId w:val="32"/>
+    <w:abstractNumId w:val="33"/>
   </w:num>
   <w:num w:numId="16">
     <w:abstractNumId w:val="13"/>
@@ -13037,7 +13347,7 @@
     <w:abstractNumId w:val="1"/>
   </w:num>
   <w:num w:numId="19">
-    <w:abstractNumId w:val="31"/>
+    <w:abstractNumId w:val="32"/>
   </w:num>
   <w:num w:numId="20">
     <w:abstractNumId w:val="24"/>
@@ -13049,7 +13359,7 @@
     <w:abstractNumId w:val="3"/>
   </w:num>
   <w:num w:numId="23">
-    <w:abstractNumId w:val="28"/>
+    <w:abstractNumId w:val="29"/>
   </w:num>
   <w:num w:numId="24">
     <w:abstractNumId w:val="20"/>
@@ -13064,7 +13374,7 @@
     <w:abstractNumId w:val="11"/>
   </w:num>
   <w:num w:numId="28">
-    <w:abstractNumId w:val="29"/>
+    <w:abstractNumId w:val="30"/>
   </w:num>
   <w:num w:numId="29">
     <w:abstractNumId w:val="16"/>
@@ -13080,6 +13390,9 @@
   </w:num>
   <w:num w:numId="33">
     <w:abstractNumId w:val="17"/>
+  </w:num>
+  <w:num w:numId="34">
+    <w:abstractNumId w:val="28"/>
   </w:num>
 </w:numbering>
 </file>
@@ -13809,7 +14122,7 @@
 </file>
 
 <file path=customXml/itemProps1.xml><?xml version="1.0" encoding="utf-8"?>
-<ds:datastoreItem xmlns:ds="http://schemas.openxmlformats.org/officeDocument/2006/customXml" ds:itemID="{0A230F20-B167-470A-9681-8945DDBF6594}">
+<ds:datastoreItem xmlns:ds="http://schemas.openxmlformats.org/officeDocument/2006/customXml" ds:itemID="{20018840-2807-47DD-A2EC-05F74C0DF688}">
   <ds:schemaRefs>
     <ds:schemaRef ds:uri="http://schemas.openxmlformats.org/officeDocument/2006/bibliography"/>
   </ds:schemaRefs>

--- a/Notes_Selenium_14.docx
+++ b/Notes_Selenium_14.docx
@@ -621,13 +621,23 @@
           <w:lang w:val="en-US"/>
         </w:rPr>
       </w:pPr>
-      <w:r>
-        <w:rPr>
-          <w:sz w:val="24"/>
-          <w:szCs w:val="22"/>
-          <w:lang w:val="en-US"/>
-        </w:rPr>
-        <w:t>Thread.sleep()</w:t>
+      <w:proofErr w:type="spellStart"/>
+      <w:r>
+        <w:rPr>
+          <w:sz w:val="24"/>
+          <w:szCs w:val="22"/>
+          <w:lang w:val="en-US"/>
+        </w:rPr>
+        <w:t>Thread.sleep</w:t>
+      </w:r>
+      <w:proofErr w:type="spellEnd"/>
+      <w:r>
+        <w:rPr>
+          <w:sz w:val="24"/>
+          <w:szCs w:val="22"/>
+          <w:lang w:val="en-US"/>
+        </w:rPr>
+        <w:t>()</w:t>
       </w:r>
     </w:p>
     <w:p>
@@ -2156,7 +2166,25 @@
           <w:szCs w:val="22"/>
           <w:lang w:val="en-US"/>
         </w:rPr>
-        <w:t xml:space="preserve"> Correctness, Completeness, Security &amp; Quality of developed software application.</w:t>
+        <w:t xml:space="preserve"> Correctness, Completeness, </w:t>
+      </w:r>
+      <w:proofErr w:type="gramStart"/>
+      <w:r>
+        <w:rPr>
+          <w:sz w:val="24"/>
+          <w:szCs w:val="22"/>
+          <w:lang w:val="en-US"/>
+        </w:rPr>
+        <w:t>Security</w:t>
+      </w:r>
+      <w:proofErr w:type="gramEnd"/>
+      <w:r>
+        <w:rPr>
+          <w:sz w:val="24"/>
+          <w:szCs w:val="22"/>
+          <w:lang w:val="en-US"/>
+        </w:rPr>
+        <w:t xml:space="preserve"> &amp; Quality of developed software application.</w:t>
       </w:r>
     </w:p>
     <w:p>
@@ -3483,8 +3511,18 @@
           <w:szCs w:val="22"/>
           <w:lang w:val="en-US"/>
         </w:rPr>
-        <w:t>Idea Intellij</w:t>
-      </w:r>
+        <w:t xml:space="preserve">Idea </w:t>
+      </w:r>
+      <w:proofErr w:type="spellStart"/>
+      <w:r>
+        <w:rPr>
+          <w:sz w:val="24"/>
+          <w:szCs w:val="22"/>
+          <w:lang w:val="en-US"/>
+        </w:rPr>
+        <w:t>Intellij</w:t>
+      </w:r>
+      <w:proofErr w:type="spellEnd"/>
     </w:p>
     <w:p>
       <w:pPr>
@@ -3582,6 +3620,7 @@
           <w:lang w:val="en-US"/>
         </w:rPr>
       </w:pPr>
+      <w:proofErr w:type="spellStart"/>
       <w:r>
         <w:rPr>
           <w:sz w:val="24"/>
@@ -3590,6 +3629,7 @@
         </w:rPr>
         <w:t>YourName_SeleniumDemos</w:t>
       </w:r>
+      <w:proofErr w:type="spellEnd"/>
     </w:p>
     <w:p>
       <w:pPr>
@@ -3632,8 +3672,18 @@
           <w:szCs w:val="22"/>
           <w:lang w:val="en-US"/>
         </w:rPr>
-        <w:t>Open selenium.dev</w:t>
-      </w:r>
+        <w:t xml:space="preserve">Open </w:t>
+      </w:r>
+      <w:proofErr w:type="spellStart"/>
+      <w:r>
+        <w:rPr>
+          <w:sz w:val="24"/>
+          <w:szCs w:val="22"/>
+          <w:lang w:val="en-US"/>
+        </w:rPr>
+        <w:t>selenium.dev</w:t>
+      </w:r>
+      <w:proofErr w:type="spellEnd"/>
     </w:p>
     <w:p>
       <w:pPr>
@@ -3903,7 +3953,25 @@
           <w:szCs w:val="22"/>
           <w:lang w:val="en-US"/>
         </w:rPr>
-        <w:t>Give the name for project (MyAutomationProject)</w:t>
+        <w:t>Give the name for project (</w:t>
+      </w:r>
+      <w:proofErr w:type="spellStart"/>
+      <w:r>
+        <w:rPr>
+          <w:sz w:val="24"/>
+          <w:szCs w:val="22"/>
+          <w:lang w:val="en-US"/>
+        </w:rPr>
+        <w:t>MyAutomationProject</w:t>
+      </w:r>
+      <w:proofErr w:type="spellEnd"/>
+      <w:r>
+        <w:rPr>
+          <w:sz w:val="24"/>
+          <w:szCs w:val="22"/>
+          <w:lang w:val="en-US"/>
+        </w:rPr>
+        <w:t>)</w:t>
       </w:r>
     </w:p>
     <w:p>
@@ -4042,7 +4110,25 @@
           <w:szCs w:val="22"/>
           <w:lang w:val="en-US"/>
         </w:rPr>
-        <w:t>Give the name (com.WebDriverDemos)</w:t>
+        <w:t>Give the name (</w:t>
+      </w:r>
+      <w:proofErr w:type="spellStart"/>
+      <w:r>
+        <w:rPr>
+          <w:sz w:val="24"/>
+          <w:szCs w:val="22"/>
+          <w:lang w:val="en-US"/>
+        </w:rPr>
+        <w:t>com.WebDriverDemos</w:t>
+      </w:r>
+      <w:proofErr w:type="spellEnd"/>
+      <w:r>
+        <w:rPr>
+          <w:sz w:val="24"/>
+          <w:szCs w:val="22"/>
+          <w:lang w:val="en-US"/>
+        </w:rPr>
+        <w:t>)</w:t>
       </w:r>
     </w:p>
     <w:p>
@@ -4379,13 +4465,23 @@
           <w:lang w:val="en-US"/>
         </w:rPr>
       </w:pPr>
-      <w:r>
-        <w:rPr>
-          <w:sz w:val="24"/>
-          <w:szCs w:val="22"/>
-          <w:lang w:val="en-US"/>
-        </w:rPr>
-        <w:t xml:space="preserve">get() </w:t>
+      <w:proofErr w:type="gramStart"/>
+      <w:r>
+        <w:rPr>
+          <w:sz w:val="24"/>
+          <w:szCs w:val="22"/>
+          <w:lang w:val="en-US"/>
+        </w:rPr>
+        <w:t>get(</w:t>
+      </w:r>
+      <w:proofErr w:type="gramEnd"/>
+      <w:r>
+        <w:rPr>
+          <w:sz w:val="24"/>
+          <w:szCs w:val="22"/>
+          <w:lang w:val="en-US"/>
+        </w:rPr>
+        <w:t xml:space="preserve">) </w:t>
       </w:r>
       <w:r>
         <w:rPr>
@@ -4417,13 +4513,23 @@
           <w:lang w:val="en-US"/>
         </w:rPr>
       </w:pPr>
-      <w:r>
-        <w:rPr>
-          <w:sz w:val="24"/>
-          <w:szCs w:val="22"/>
-          <w:lang w:val="en-US"/>
-        </w:rPr>
-        <w:t xml:space="preserve">driver.manage().window().maximize() </w:t>
+      <w:proofErr w:type="spellStart"/>
+      <w:r>
+        <w:rPr>
+          <w:sz w:val="24"/>
+          <w:szCs w:val="22"/>
+          <w:lang w:val="en-US"/>
+        </w:rPr>
+        <w:t>driver.manage</w:t>
+      </w:r>
+      <w:proofErr w:type="spellEnd"/>
+      <w:r>
+        <w:rPr>
+          <w:sz w:val="24"/>
+          <w:szCs w:val="22"/>
+          <w:lang w:val="en-US"/>
+        </w:rPr>
+        <w:t xml:space="preserve">().window().maximize() </w:t>
       </w:r>
       <w:r>
         <w:rPr>
@@ -4455,13 +4561,23 @@
           <w:lang w:val="en-US"/>
         </w:rPr>
       </w:pPr>
-      <w:r>
-        <w:rPr>
-          <w:sz w:val="24"/>
-          <w:szCs w:val="22"/>
-          <w:lang w:val="en-US"/>
-        </w:rPr>
-        <w:t xml:space="preserve">close() </w:t>
+      <w:proofErr w:type="gramStart"/>
+      <w:r>
+        <w:rPr>
+          <w:sz w:val="24"/>
+          <w:szCs w:val="22"/>
+          <w:lang w:val="en-US"/>
+        </w:rPr>
+        <w:t>close(</w:t>
+      </w:r>
+      <w:proofErr w:type="gramEnd"/>
+      <w:r>
+        <w:rPr>
+          <w:sz w:val="24"/>
+          <w:szCs w:val="22"/>
+          <w:lang w:val="en-US"/>
+        </w:rPr>
+        <w:t xml:space="preserve">) </w:t>
       </w:r>
       <w:r>
         <w:rPr>
@@ -4493,13 +4609,23 @@
           <w:lang w:val="en-US"/>
         </w:rPr>
       </w:pPr>
-      <w:r>
-        <w:rPr>
-          <w:sz w:val="24"/>
-          <w:szCs w:val="22"/>
-          <w:lang w:val="en-US"/>
-        </w:rPr>
-        <w:t xml:space="preserve">getTitle() </w:t>
+      <w:proofErr w:type="gramStart"/>
+      <w:r>
+        <w:rPr>
+          <w:sz w:val="24"/>
+          <w:szCs w:val="22"/>
+          <w:lang w:val="en-US"/>
+        </w:rPr>
+        <w:t>getTitle(</w:t>
+      </w:r>
+      <w:proofErr w:type="gramEnd"/>
+      <w:r>
+        <w:rPr>
+          <w:sz w:val="24"/>
+          <w:szCs w:val="22"/>
+          <w:lang w:val="en-US"/>
+        </w:rPr>
+        <w:t xml:space="preserve">) </w:t>
       </w:r>
       <w:r>
         <w:rPr>
@@ -4539,13 +4665,23 @@
           <w:lang w:val="en-US"/>
         </w:rPr>
       </w:pPr>
-      <w:r>
-        <w:rPr>
-          <w:sz w:val="24"/>
-          <w:szCs w:val="22"/>
-          <w:lang w:val="en-US"/>
-        </w:rPr>
-        <w:t xml:space="preserve">getCurrentUrl() </w:t>
+      <w:proofErr w:type="gramStart"/>
+      <w:r>
+        <w:rPr>
+          <w:sz w:val="24"/>
+          <w:szCs w:val="22"/>
+          <w:lang w:val="en-US"/>
+        </w:rPr>
+        <w:t>getCurrentUrl(</w:t>
+      </w:r>
+      <w:proofErr w:type="gramEnd"/>
+      <w:r>
+        <w:rPr>
+          <w:sz w:val="24"/>
+          <w:szCs w:val="22"/>
+          <w:lang w:val="en-US"/>
+        </w:rPr>
+        <w:t xml:space="preserve">) </w:t>
       </w:r>
       <w:r>
         <w:rPr>
@@ -4577,13 +4713,23 @@
           <w:lang w:val="en-US"/>
         </w:rPr>
       </w:pPr>
-      <w:r>
-        <w:rPr>
-          <w:sz w:val="24"/>
-          <w:szCs w:val="22"/>
-          <w:lang w:val="en-US"/>
-        </w:rPr>
-        <w:t xml:space="preserve">getPageSource() </w:t>
+      <w:proofErr w:type="gramStart"/>
+      <w:r>
+        <w:rPr>
+          <w:sz w:val="24"/>
+          <w:szCs w:val="22"/>
+          <w:lang w:val="en-US"/>
+        </w:rPr>
+        <w:t>getPageSource(</w:t>
+      </w:r>
+      <w:proofErr w:type="gramEnd"/>
+      <w:r>
+        <w:rPr>
+          <w:sz w:val="24"/>
+          <w:szCs w:val="22"/>
+          <w:lang w:val="en-US"/>
+        </w:rPr>
+        <w:t xml:space="preserve">) </w:t>
       </w:r>
       <w:r>
         <w:rPr>
@@ -4615,13 +4761,23 @@
           <w:lang w:val="en-US"/>
         </w:rPr>
       </w:pPr>
-      <w:r>
-        <w:rPr>
-          <w:sz w:val="24"/>
-          <w:szCs w:val="22"/>
-          <w:lang w:val="en-US"/>
-        </w:rPr>
-        <w:t xml:space="preserve">findElement() </w:t>
+      <w:proofErr w:type="gramStart"/>
+      <w:r>
+        <w:rPr>
+          <w:sz w:val="24"/>
+          <w:szCs w:val="22"/>
+          <w:lang w:val="en-US"/>
+        </w:rPr>
+        <w:t>findElement(</w:t>
+      </w:r>
+      <w:proofErr w:type="gramEnd"/>
+      <w:r>
+        <w:rPr>
+          <w:sz w:val="24"/>
+          <w:szCs w:val="22"/>
+          <w:lang w:val="en-US"/>
+        </w:rPr>
+        <w:t xml:space="preserve">) </w:t>
       </w:r>
       <w:r>
         <w:rPr>
@@ -4705,13 +4861,23 @@
           <w:lang w:val="en-US"/>
         </w:rPr>
       </w:pPr>
-      <w:r>
-        <w:rPr>
-          <w:sz w:val="24"/>
-          <w:szCs w:val="22"/>
-          <w:lang w:val="en-US"/>
-        </w:rPr>
-        <w:t xml:space="preserve">findElements() </w:t>
+      <w:proofErr w:type="gramStart"/>
+      <w:r>
+        <w:rPr>
+          <w:sz w:val="24"/>
+          <w:szCs w:val="22"/>
+          <w:lang w:val="en-US"/>
+        </w:rPr>
+        <w:t>findElements(</w:t>
+      </w:r>
+      <w:proofErr w:type="gramEnd"/>
+      <w:r>
+        <w:rPr>
+          <w:sz w:val="24"/>
+          <w:szCs w:val="22"/>
+          <w:lang w:val="en-US"/>
+        </w:rPr>
+        <w:t xml:space="preserve">) </w:t>
       </w:r>
       <w:r>
         <w:rPr>
@@ -4769,13 +4935,23 @@
           <w:lang w:val="en-US"/>
         </w:rPr>
       </w:pPr>
-      <w:r>
-        <w:rPr>
-          <w:sz w:val="24"/>
-          <w:szCs w:val="22"/>
-          <w:lang w:val="en-US"/>
-        </w:rPr>
-        <w:t xml:space="preserve">getWindowHandles() </w:t>
+      <w:proofErr w:type="gramStart"/>
+      <w:r>
+        <w:rPr>
+          <w:sz w:val="24"/>
+          <w:szCs w:val="22"/>
+          <w:lang w:val="en-US"/>
+        </w:rPr>
+        <w:t>getWindowHandles(</w:t>
+      </w:r>
+      <w:proofErr w:type="gramEnd"/>
+      <w:r>
+        <w:rPr>
+          <w:sz w:val="24"/>
+          <w:szCs w:val="22"/>
+          <w:lang w:val="en-US"/>
+        </w:rPr>
+        <w:t xml:space="preserve">) </w:t>
       </w:r>
       <w:r>
         <w:rPr>
@@ -4815,13 +4991,23 @@
           <w:lang w:val="en-US"/>
         </w:rPr>
       </w:pPr>
-      <w:r>
-        <w:rPr>
-          <w:sz w:val="24"/>
-          <w:szCs w:val="22"/>
-          <w:lang w:val="en-US"/>
-        </w:rPr>
-        <w:t xml:space="preserve">quit() </w:t>
+      <w:proofErr w:type="gramStart"/>
+      <w:r>
+        <w:rPr>
+          <w:sz w:val="24"/>
+          <w:szCs w:val="22"/>
+          <w:lang w:val="en-US"/>
+        </w:rPr>
+        <w:t>quit(</w:t>
+      </w:r>
+      <w:proofErr w:type="gramEnd"/>
+      <w:r>
+        <w:rPr>
+          <w:sz w:val="24"/>
+          <w:szCs w:val="22"/>
+          <w:lang w:val="en-US"/>
+        </w:rPr>
+        <w:t xml:space="preserve">) </w:t>
       </w:r>
       <w:r>
         <w:rPr>
@@ -5117,13 +5303,23 @@
         </w:rPr>
         <w:t xml:space="preserve"> </w:t>
       </w:r>
-      <w:r>
-        <w:rPr>
-          <w:sz w:val="24"/>
-          <w:szCs w:val="22"/>
-          <w:lang w:val="en-US"/>
-        </w:rPr>
-        <w:t>driver.get() implicitly waits for 30 seconds, but if any one of the page is not getting loaded within these 30 seconds then you will get TimeoutException.</w:t>
+      <w:proofErr w:type="spellStart"/>
+      <w:r>
+        <w:rPr>
+          <w:sz w:val="24"/>
+          <w:szCs w:val="22"/>
+          <w:lang w:val="en-US"/>
+        </w:rPr>
+        <w:t>driver.get</w:t>
+      </w:r>
+      <w:proofErr w:type="spellEnd"/>
+      <w:r>
+        <w:rPr>
+          <w:sz w:val="24"/>
+          <w:szCs w:val="22"/>
+          <w:lang w:val="en-US"/>
+        </w:rPr>
+        <w:t>() implicitly waits for 30 seconds, but if any one of the page is not getting loaded within these 30 seconds then you will get TimeoutException.</w:t>
       </w:r>
     </w:p>
     <w:p>
@@ -5626,13 +5822,23 @@
           <w:lang w:val="en-US"/>
         </w:rPr>
       </w:pPr>
-      <w:r>
-        <w:rPr>
-          <w:sz w:val="24"/>
-          <w:szCs w:val="22"/>
-          <w:lang w:val="en-US"/>
-        </w:rPr>
-        <w:t xml:space="preserve">sendKeys() </w:t>
+      <w:proofErr w:type="gramStart"/>
+      <w:r>
+        <w:rPr>
+          <w:sz w:val="24"/>
+          <w:szCs w:val="22"/>
+          <w:lang w:val="en-US"/>
+        </w:rPr>
+        <w:t>sendKeys(</w:t>
+      </w:r>
+      <w:proofErr w:type="gramEnd"/>
+      <w:r>
+        <w:rPr>
+          <w:sz w:val="24"/>
+          <w:szCs w:val="22"/>
+          <w:lang w:val="en-US"/>
+        </w:rPr>
+        <w:t xml:space="preserve">) </w:t>
       </w:r>
       <w:r>
         <w:rPr>
@@ -5672,13 +5878,23 @@
           <w:lang w:val="en-US"/>
         </w:rPr>
       </w:pPr>
-      <w:r>
-        <w:rPr>
-          <w:sz w:val="24"/>
-          <w:szCs w:val="22"/>
-          <w:lang w:val="en-US"/>
-        </w:rPr>
-        <w:t xml:space="preserve">click() </w:t>
+      <w:proofErr w:type="gramStart"/>
+      <w:r>
+        <w:rPr>
+          <w:sz w:val="24"/>
+          <w:szCs w:val="22"/>
+          <w:lang w:val="en-US"/>
+        </w:rPr>
+        <w:t>click(</w:t>
+      </w:r>
+      <w:proofErr w:type="gramEnd"/>
+      <w:r>
+        <w:rPr>
+          <w:sz w:val="24"/>
+          <w:szCs w:val="22"/>
+          <w:lang w:val="en-US"/>
+        </w:rPr>
+        <w:t xml:space="preserve">) </w:t>
       </w:r>
       <w:r>
         <w:rPr>
@@ -5710,13 +5926,23 @@
           <w:lang w:val="en-US"/>
         </w:rPr>
       </w:pPr>
-      <w:r>
-        <w:rPr>
-          <w:sz w:val="24"/>
-          <w:szCs w:val="22"/>
-          <w:lang w:val="en-US"/>
-        </w:rPr>
-        <w:t xml:space="preserve">getText() </w:t>
+      <w:proofErr w:type="gramStart"/>
+      <w:r>
+        <w:rPr>
+          <w:sz w:val="24"/>
+          <w:szCs w:val="22"/>
+          <w:lang w:val="en-US"/>
+        </w:rPr>
+        <w:t>getText(</w:t>
+      </w:r>
+      <w:proofErr w:type="gramEnd"/>
+      <w:r>
+        <w:rPr>
+          <w:sz w:val="24"/>
+          <w:szCs w:val="22"/>
+          <w:lang w:val="en-US"/>
+        </w:rPr>
+        <w:t xml:space="preserve">) </w:t>
       </w:r>
       <w:r>
         <w:rPr>
@@ -5748,13 +5974,23 @@
           <w:lang w:val="en-US"/>
         </w:rPr>
       </w:pPr>
-      <w:r>
-        <w:rPr>
-          <w:sz w:val="24"/>
-          <w:szCs w:val="22"/>
-          <w:lang w:val="en-US"/>
-        </w:rPr>
-        <w:t xml:space="preserve">isSelected() </w:t>
+      <w:proofErr w:type="gramStart"/>
+      <w:r>
+        <w:rPr>
+          <w:sz w:val="24"/>
+          <w:szCs w:val="22"/>
+          <w:lang w:val="en-US"/>
+        </w:rPr>
+        <w:t>isSelected(</w:t>
+      </w:r>
+      <w:proofErr w:type="gramEnd"/>
+      <w:r>
+        <w:rPr>
+          <w:sz w:val="24"/>
+          <w:szCs w:val="22"/>
+          <w:lang w:val="en-US"/>
+        </w:rPr>
+        <w:t xml:space="preserve">) </w:t>
       </w:r>
       <w:r>
         <w:rPr>
@@ -5832,13 +6068,23 @@
           <w:lang w:val="en-US"/>
         </w:rPr>
       </w:pPr>
-      <w:r>
-        <w:rPr>
-          <w:sz w:val="24"/>
-          <w:szCs w:val="22"/>
-          <w:lang w:val="en-US"/>
-        </w:rPr>
-        <w:t xml:space="preserve">isDisplayed() </w:t>
+      <w:proofErr w:type="gramStart"/>
+      <w:r>
+        <w:rPr>
+          <w:sz w:val="24"/>
+          <w:szCs w:val="22"/>
+          <w:lang w:val="en-US"/>
+        </w:rPr>
+        <w:t>isDisplayed(</w:t>
+      </w:r>
+      <w:proofErr w:type="gramEnd"/>
+      <w:r>
+        <w:rPr>
+          <w:sz w:val="24"/>
+          <w:szCs w:val="22"/>
+          <w:lang w:val="en-US"/>
+        </w:rPr>
+        <w:t xml:space="preserve">) </w:t>
       </w:r>
       <w:r>
         <w:rPr>
@@ -6014,7 +6260,25 @@
           <w:szCs w:val="22"/>
           <w:lang w:val="en-US"/>
         </w:rPr>
-        <w:t>data-testid="royal-email"]</w:t>
+        <w:t>data-</w:t>
+      </w:r>
+      <w:proofErr w:type="spellStart"/>
+      <w:r>
+        <w:rPr>
+          <w:sz w:val="24"/>
+          <w:szCs w:val="22"/>
+          <w:lang w:val="en-US"/>
+        </w:rPr>
+        <w:t>testid</w:t>
+      </w:r>
+      <w:proofErr w:type="spellEnd"/>
+      <w:r>
+        <w:rPr>
+          <w:sz w:val="24"/>
+          <w:szCs w:val="22"/>
+          <w:lang w:val="en-US"/>
+        </w:rPr>
+        <w:t>="royal-email"]</w:t>
       </w:r>
     </w:p>
     <w:p>
@@ -6837,13 +7101,23 @@
           <w:lang w:val="en-US"/>
         </w:rPr>
       </w:pPr>
-      <w:r>
-        <w:rPr>
-          <w:sz w:val="24"/>
-          <w:szCs w:val="22"/>
-          <w:lang w:val="en-US"/>
-        </w:rPr>
-        <w:t xml:space="preserve">getOptions() </w:t>
+      <w:proofErr w:type="gramStart"/>
+      <w:r>
+        <w:rPr>
+          <w:sz w:val="24"/>
+          <w:szCs w:val="22"/>
+          <w:lang w:val="en-US"/>
+        </w:rPr>
+        <w:t>getOptions(</w:t>
+      </w:r>
+      <w:proofErr w:type="gramEnd"/>
+      <w:r>
+        <w:rPr>
+          <w:sz w:val="24"/>
+          <w:szCs w:val="22"/>
+          <w:lang w:val="en-US"/>
+        </w:rPr>
+        <w:t xml:space="preserve">) </w:t>
       </w:r>
       <w:r>
         <w:rPr>
@@ -6875,13 +7149,23 @@
           <w:lang w:val="en-US"/>
         </w:rPr>
       </w:pPr>
-      <w:r>
-        <w:rPr>
-          <w:sz w:val="24"/>
-          <w:szCs w:val="22"/>
-          <w:lang w:val="en-US"/>
-        </w:rPr>
-        <w:t xml:space="preserve">selectByVisibleText() </w:t>
+      <w:proofErr w:type="gramStart"/>
+      <w:r>
+        <w:rPr>
+          <w:sz w:val="24"/>
+          <w:szCs w:val="22"/>
+          <w:lang w:val="en-US"/>
+        </w:rPr>
+        <w:t>selectByVisibleText(</w:t>
+      </w:r>
+      <w:proofErr w:type="gramEnd"/>
+      <w:r>
+        <w:rPr>
+          <w:sz w:val="24"/>
+          <w:szCs w:val="22"/>
+          <w:lang w:val="en-US"/>
+        </w:rPr>
+        <w:t xml:space="preserve">) </w:t>
       </w:r>
       <w:r>
         <w:rPr>
@@ -6951,13 +7235,23 @@
           <w:lang w:val="en-US"/>
         </w:rPr>
       </w:pPr>
-      <w:r>
-        <w:rPr>
-          <w:sz w:val="24"/>
-          <w:szCs w:val="22"/>
-          <w:lang w:val="en-US"/>
-        </w:rPr>
-        <w:t xml:space="preserve">selectByValue() </w:t>
+      <w:proofErr w:type="gramStart"/>
+      <w:r>
+        <w:rPr>
+          <w:sz w:val="24"/>
+          <w:szCs w:val="22"/>
+          <w:lang w:val="en-US"/>
+        </w:rPr>
+        <w:t>selectByValue(</w:t>
+      </w:r>
+      <w:proofErr w:type="gramEnd"/>
+      <w:r>
+        <w:rPr>
+          <w:sz w:val="24"/>
+          <w:szCs w:val="22"/>
+          <w:lang w:val="en-US"/>
+        </w:rPr>
+        <w:t xml:space="preserve">) </w:t>
       </w:r>
       <w:r>
         <w:rPr>
@@ -6997,13 +7291,23 @@
           <w:lang w:val="en-US"/>
         </w:rPr>
       </w:pPr>
-      <w:r>
-        <w:rPr>
-          <w:sz w:val="24"/>
-          <w:szCs w:val="22"/>
-          <w:lang w:val="en-US"/>
-        </w:rPr>
-        <w:t xml:space="preserve">selectByIndex() </w:t>
+      <w:proofErr w:type="gramStart"/>
+      <w:r>
+        <w:rPr>
+          <w:sz w:val="24"/>
+          <w:szCs w:val="22"/>
+          <w:lang w:val="en-US"/>
+        </w:rPr>
+        <w:t>selectByIndex(</w:t>
+      </w:r>
+      <w:proofErr w:type="gramEnd"/>
+      <w:r>
+        <w:rPr>
+          <w:sz w:val="24"/>
+          <w:szCs w:val="22"/>
+          <w:lang w:val="en-US"/>
+        </w:rPr>
+        <w:t xml:space="preserve">) </w:t>
       </w:r>
       <w:r>
         <w:rPr>
@@ -7019,7 +7323,25 @@
           <w:szCs w:val="22"/>
           <w:lang w:val="en-US"/>
         </w:rPr>
-        <w:t xml:space="preserve"> Selects the option by using its zero based index no. index no is +ve integer number.</w:t>
+        <w:t xml:space="preserve"> Selects the option by using its zero based index no. index no is +</w:t>
+      </w:r>
+      <w:proofErr w:type="spellStart"/>
+      <w:r>
+        <w:rPr>
+          <w:sz w:val="24"/>
+          <w:szCs w:val="22"/>
+          <w:lang w:val="en-US"/>
+        </w:rPr>
+        <w:t>ve</w:t>
+      </w:r>
+      <w:proofErr w:type="spellEnd"/>
+      <w:r>
+        <w:rPr>
+          <w:sz w:val="24"/>
+          <w:szCs w:val="22"/>
+          <w:lang w:val="en-US"/>
+        </w:rPr>
+        <w:t xml:space="preserve"> integer number.</w:t>
       </w:r>
     </w:p>
     <w:p>
@@ -7035,13 +7357,23 @@
           <w:lang w:val="en-US"/>
         </w:rPr>
       </w:pPr>
-      <w:r>
-        <w:rPr>
-          <w:sz w:val="24"/>
-          <w:szCs w:val="22"/>
-          <w:lang w:val="en-US"/>
-        </w:rPr>
-        <w:t xml:space="preserve">getAllSelectedOptions() </w:t>
+      <w:proofErr w:type="gramStart"/>
+      <w:r>
+        <w:rPr>
+          <w:sz w:val="24"/>
+          <w:szCs w:val="22"/>
+          <w:lang w:val="en-US"/>
+        </w:rPr>
+        <w:t>getAllSelectedOptions(</w:t>
+      </w:r>
+      <w:proofErr w:type="gramEnd"/>
+      <w:r>
+        <w:rPr>
+          <w:sz w:val="24"/>
+          <w:szCs w:val="22"/>
+          <w:lang w:val="en-US"/>
+        </w:rPr>
+        <w:t xml:space="preserve">) </w:t>
       </w:r>
       <w:r>
         <w:rPr>
@@ -7073,13 +7405,23 @@
           <w:lang w:val="en-US"/>
         </w:rPr>
       </w:pPr>
-      <w:r>
-        <w:rPr>
-          <w:sz w:val="24"/>
-          <w:szCs w:val="22"/>
-          <w:lang w:val="en-US"/>
-        </w:rPr>
-        <w:t xml:space="preserve">isMultiple() </w:t>
+      <w:proofErr w:type="gramStart"/>
+      <w:r>
+        <w:rPr>
+          <w:sz w:val="24"/>
+          <w:szCs w:val="22"/>
+          <w:lang w:val="en-US"/>
+        </w:rPr>
+        <w:t>isMultiple(</w:t>
+      </w:r>
+      <w:proofErr w:type="gramEnd"/>
+      <w:r>
+        <w:rPr>
+          <w:sz w:val="24"/>
+          <w:szCs w:val="22"/>
+          <w:lang w:val="en-US"/>
+        </w:rPr>
+        <w:t xml:space="preserve">) </w:t>
       </w:r>
       <w:r>
         <w:rPr>
@@ -7294,13 +7636,33 @@
           <w:lang w:val="en-US"/>
         </w:rPr>
       </w:pPr>
-      <w:r>
-        <w:rPr>
-          <w:sz w:val="24"/>
-          <w:szCs w:val="22"/>
-          <w:lang w:val="en-US"/>
-        </w:rPr>
-        <w:t>Thread.sleep()</w:t>
+      <w:proofErr w:type="spellStart"/>
+      <w:proofErr w:type="gramStart"/>
+      <w:r>
+        <w:rPr>
+          <w:sz w:val="24"/>
+          <w:szCs w:val="22"/>
+          <w:lang w:val="en-US"/>
+        </w:rPr>
+        <w:t>Thread.sleep</w:t>
+      </w:r>
+      <w:proofErr w:type="spellEnd"/>
+      <w:r>
+        <w:rPr>
+          <w:sz w:val="24"/>
+          <w:szCs w:val="22"/>
+          <w:lang w:val="en-US"/>
+        </w:rPr>
+        <w:t>(</w:t>
+      </w:r>
+      <w:proofErr w:type="gramEnd"/>
+      <w:r>
+        <w:rPr>
+          <w:sz w:val="24"/>
+          <w:szCs w:val="22"/>
+          <w:lang w:val="en-US"/>
+        </w:rPr>
+        <w:t>)</w:t>
       </w:r>
       <w:r>
         <w:rPr>
@@ -7667,7 +8029,24 @@
           <w:lang w:val="en-US"/>
         </w:rPr>
         <w:br/>
-        <w:t xml:space="preserve">i – ignoring </w:t>
+      </w:r>
+      <w:proofErr w:type="spellStart"/>
+      <w:r>
+        <w:rPr>
+          <w:sz w:val="24"/>
+          <w:szCs w:val="22"/>
+          <w:lang w:val="en-US"/>
+        </w:rPr>
+        <w:t>i</w:t>
+      </w:r>
+      <w:proofErr w:type="spellEnd"/>
+      <w:r>
+        <w:rPr>
+          <w:sz w:val="24"/>
+          <w:szCs w:val="22"/>
+          <w:lang w:val="en-US"/>
+        </w:rPr>
+        <w:t xml:space="preserve"> – ignoring </w:t>
       </w:r>
       <w:r>
         <w:rPr>
@@ -7783,15 +8162,33 @@
           <w:szCs w:val="22"/>
           <w:lang w:val="en-US"/>
         </w:rPr>
-        <w:t>Display all table header (&lt;t</w:t>
-      </w:r>
-      <w:r>
-        <w:rPr>
-          <w:sz w:val="24"/>
-          <w:szCs w:val="22"/>
-          <w:lang w:val="en-US"/>
-        </w:rPr>
-        <w:t>h&gt;)</w:t>
+        <w:t>Display all table header (&lt;</w:t>
+      </w:r>
+      <w:proofErr w:type="spellStart"/>
+      <w:r>
+        <w:rPr>
+          <w:sz w:val="24"/>
+          <w:szCs w:val="22"/>
+          <w:lang w:val="en-US"/>
+        </w:rPr>
+        <w:t>t</w:t>
+      </w:r>
+      <w:r>
+        <w:rPr>
+          <w:sz w:val="24"/>
+          <w:szCs w:val="22"/>
+          <w:lang w:val="en-US"/>
+        </w:rPr>
+        <w:t>h</w:t>
+      </w:r>
+      <w:proofErr w:type="spellEnd"/>
+      <w:r>
+        <w:rPr>
+          <w:sz w:val="24"/>
+          <w:szCs w:val="22"/>
+          <w:lang w:val="en-US"/>
+        </w:rPr>
+        <w:t>&gt;)</w:t>
       </w:r>
     </w:p>
     <w:p>
@@ -7813,7 +8210,25 @@
           <w:szCs w:val="22"/>
           <w:lang w:val="en-US"/>
         </w:rPr>
-        <w:t>Display total number of rows (&lt;tr&gt;)</w:t>
+        <w:t>Display total number of rows (&lt;</w:t>
+      </w:r>
+      <w:proofErr w:type="spellStart"/>
+      <w:r>
+        <w:rPr>
+          <w:sz w:val="24"/>
+          <w:szCs w:val="22"/>
+          <w:lang w:val="en-US"/>
+        </w:rPr>
+        <w:t>tr</w:t>
+      </w:r>
+      <w:proofErr w:type="spellEnd"/>
+      <w:r>
+        <w:rPr>
+          <w:sz w:val="24"/>
+          <w:szCs w:val="22"/>
+          <w:lang w:val="en-US"/>
+        </w:rPr>
+        <w:t>&gt;)</w:t>
       </w:r>
     </w:p>
     <w:p>
@@ -7964,7 +8379,25 @@
           <w:szCs w:val="22"/>
           <w:lang w:val="en-US"/>
         </w:rPr>
-        <w:t>Entering some data in the text boxes (sendKeys()).</w:t>
+        <w:t>Entering some data in the text boxes (</w:t>
+      </w:r>
+      <w:proofErr w:type="gramStart"/>
+      <w:r>
+        <w:rPr>
+          <w:sz w:val="24"/>
+          <w:szCs w:val="22"/>
+          <w:lang w:val="en-US"/>
+        </w:rPr>
+        <w:t>sendKeys(</w:t>
+      </w:r>
+      <w:proofErr w:type="gramEnd"/>
+      <w:r>
+        <w:rPr>
+          <w:sz w:val="24"/>
+          <w:szCs w:val="22"/>
+          <w:lang w:val="en-US"/>
+        </w:rPr>
+        <w:t>)).</w:t>
       </w:r>
     </w:p>
     <w:p>
@@ -8292,13 +8725,23 @@
           <w:lang w:val="en-US"/>
         </w:rPr>
       </w:pPr>
-      <w:r>
-        <w:rPr>
-          <w:sz w:val="24"/>
-          <w:szCs w:val="22"/>
-          <w:lang w:val="en-US"/>
-        </w:rPr>
-        <w:t xml:space="preserve">driver.switchTo().alert() </w:t>
+      <w:proofErr w:type="spellStart"/>
+      <w:r>
+        <w:rPr>
+          <w:sz w:val="24"/>
+          <w:szCs w:val="22"/>
+          <w:lang w:val="en-US"/>
+        </w:rPr>
+        <w:t>driver.switchTo</w:t>
+      </w:r>
+      <w:proofErr w:type="spellEnd"/>
+      <w:r>
+        <w:rPr>
+          <w:sz w:val="24"/>
+          <w:szCs w:val="22"/>
+          <w:lang w:val="en-US"/>
+        </w:rPr>
+        <w:t xml:space="preserve">().alert() </w:t>
       </w:r>
       <w:r>
         <w:rPr>
@@ -8330,13 +8773,23 @@
           <w:lang w:val="en-US"/>
         </w:rPr>
       </w:pPr>
-      <w:r>
-        <w:rPr>
-          <w:sz w:val="24"/>
-          <w:szCs w:val="22"/>
-          <w:lang w:val="en-US"/>
-        </w:rPr>
-        <w:t xml:space="preserve">getText() </w:t>
+      <w:proofErr w:type="gramStart"/>
+      <w:r>
+        <w:rPr>
+          <w:sz w:val="24"/>
+          <w:szCs w:val="22"/>
+          <w:lang w:val="en-US"/>
+        </w:rPr>
+        <w:t>getText(</w:t>
+      </w:r>
+      <w:proofErr w:type="gramEnd"/>
+      <w:r>
+        <w:rPr>
+          <w:sz w:val="24"/>
+          <w:szCs w:val="22"/>
+          <w:lang w:val="en-US"/>
+        </w:rPr>
+        <w:t xml:space="preserve">) </w:t>
       </w:r>
       <w:r>
         <w:rPr>
@@ -8672,13 +9125,23 @@
           <w:lang w:val="en-US"/>
         </w:rPr>
       </w:pPr>
-      <w:r>
-        <w:rPr>
-          <w:sz w:val="24"/>
-          <w:szCs w:val="22"/>
-          <w:lang w:val="en-US"/>
-        </w:rPr>
-        <w:t xml:space="preserve">moveToElement() </w:t>
+      <w:proofErr w:type="gramStart"/>
+      <w:r>
+        <w:rPr>
+          <w:sz w:val="24"/>
+          <w:szCs w:val="22"/>
+          <w:lang w:val="en-US"/>
+        </w:rPr>
+        <w:t>moveToElement(</w:t>
+      </w:r>
+      <w:proofErr w:type="gramEnd"/>
+      <w:r>
+        <w:rPr>
+          <w:sz w:val="24"/>
+          <w:szCs w:val="22"/>
+          <w:lang w:val="en-US"/>
+        </w:rPr>
+        <w:t xml:space="preserve">) </w:t>
       </w:r>
       <w:r>
         <w:rPr>
@@ -8710,13 +9173,23 @@
           <w:lang w:val="en-US"/>
         </w:rPr>
       </w:pPr>
-      <w:r>
-        <w:rPr>
-          <w:sz w:val="24"/>
-          <w:szCs w:val="22"/>
-          <w:lang w:val="en-US"/>
-        </w:rPr>
-        <w:t xml:space="preserve">perform() </w:t>
+      <w:proofErr w:type="gramStart"/>
+      <w:r>
+        <w:rPr>
+          <w:sz w:val="24"/>
+          <w:szCs w:val="22"/>
+          <w:lang w:val="en-US"/>
+        </w:rPr>
+        <w:t>perform(</w:t>
+      </w:r>
+      <w:proofErr w:type="gramEnd"/>
+      <w:r>
+        <w:rPr>
+          <w:sz w:val="24"/>
+          <w:szCs w:val="22"/>
+          <w:lang w:val="en-US"/>
+        </w:rPr>
+        <w:t xml:space="preserve">) </w:t>
       </w:r>
       <w:r>
         <w:rPr>
@@ -8748,13 +9221,23 @@
           <w:lang w:val="en-US"/>
         </w:rPr>
       </w:pPr>
-      <w:r>
-        <w:rPr>
-          <w:sz w:val="24"/>
-          <w:szCs w:val="22"/>
-          <w:lang w:val="en-US"/>
-        </w:rPr>
-        <w:t xml:space="preserve">contextClick() </w:t>
+      <w:proofErr w:type="gramStart"/>
+      <w:r>
+        <w:rPr>
+          <w:sz w:val="24"/>
+          <w:szCs w:val="22"/>
+          <w:lang w:val="en-US"/>
+        </w:rPr>
+        <w:t>contextClick(</w:t>
+      </w:r>
+      <w:proofErr w:type="gramEnd"/>
+      <w:r>
+        <w:rPr>
+          <w:sz w:val="24"/>
+          <w:szCs w:val="22"/>
+          <w:lang w:val="en-US"/>
+        </w:rPr>
+        <w:t xml:space="preserve">) </w:t>
       </w:r>
       <w:r>
         <w:rPr>
@@ -8786,13 +9269,23 @@
           <w:lang w:val="en-US"/>
         </w:rPr>
       </w:pPr>
-      <w:r>
-        <w:rPr>
-          <w:sz w:val="24"/>
-          <w:szCs w:val="22"/>
-          <w:lang w:val="en-US"/>
-        </w:rPr>
-        <w:t xml:space="preserve">doubleClick() </w:t>
+      <w:proofErr w:type="gramStart"/>
+      <w:r>
+        <w:rPr>
+          <w:sz w:val="24"/>
+          <w:szCs w:val="22"/>
+          <w:lang w:val="en-US"/>
+        </w:rPr>
+        <w:t>doubleClick(</w:t>
+      </w:r>
+      <w:proofErr w:type="gramEnd"/>
+      <w:r>
+        <w:rPr>
+          <w:sz w:val="24"/>
+          <w:szCs w:val="22"/>
+          <w:lang w:val="en-US"/>
+        </w:rPr>
+        <w:t xml:space="preserve">) </w:t>
       </w:r>
       <w:r>
         <w:rPr>
@@ -8874,7 +9367,25 @@
           <w:szCs w:val="22"/>
           <w:lang w:val="en-US"/>
         </w:rPr>
-        <w:t>It is testing framework which will make automation testing more easy.</w:t>
+        <w:t xml:space="preserve">It is testing framework which will make automation testing more </w:t>
+      </w:r>
+      <w:proofErr w:type="gramStart"/>
+      <w:r>
+        <w:rPr>
+          <w:sz w:val="24"/>
+          <w:szCs w:val="22"/>
+          <w:lang w:val="en-US"/>
+        </w:rPr>
+        <w:t>easy</w:t>
+      </w:r>
+      <w:proofErr w:type="gramEnd"/>
+      <w:r>
+        <w:rPr>
+          <w:sz w:val="24"/>
+          <w:szCs w:val="22"/>
+          <w:lang w:val="en-US"/>
+        </w:rPr>
+        <w:t>.</w:t>
       </w:r>
     </w:p>
     <w:p>
@@ -9662,6 +10173,7 @@
         </w:rPr>
         <w:t xml:space="preserve"> This is the method that will get executed </w:t>
       </w:r>
+      <w:proofErr w:type="gramStart"/>
       <w:r>
         <w:rPr>
           <w:b/>
@@ -9670,22 +10182,9 @@
           <w:szCs w:val="22"/>
           <w:lang w:val="en-US"/>
         </w:rPr>
-        <w:t>Only once After executing last test case.</w:t>
-      </w:r>
-    </w:p>
-    <w:p>
-      <w:pPr>
-        <w:pStyle w:val="ListParagraph"/>
-        <w:numPr>
-          <w:ilvl w:val="0"/>
-          <w:numId w:val="33"/>
-        </w:numPr>
-        <w:rPr>
-          <w:sz w:val="24"/>
-          <w:szCs w:val="22"/>
-          <w:lang w:val="en-US"/>
-        </w:rPr>
-      </w:pPr>
+        <w:t>Only</w:t>
+      </w:r>
+      <w:proofErr w:type="gramEnd"/>
       <w:r>
         <w:rPr>
           <w:b/>
@@ -9694,24 +10193,22 @@
           <w:szCs w:val="22"/>
           <w:lang w:val="en-US"/>
         </w:rPr>
-        <w:t xml:space="preserve">@BeforeMethod </w:t>
-      </w:r>
-      <w:r>
-        <w:rPr>
-          <w:sz w:val="24"/>
-          <w:szCs w:val="22"/>
-          <w:lang w:val="en-US"/>
-        </w:rPr>
-        <w:sym w:font="Wingdings" w:char="F0E0"/>
-      </w:r>
-      <w:r>
-        <w:rPr>
-          <w:sz w:val="24"/>
-          <w:szCs w:val="22"/>
-          <w:lang w:val="en-US"/>
-        </w:rPr>
-        <w:t xml:space="preserve"> This is the method that will get executed </w:t>
-      </w:r>
+        <w:t xml:space="preserve"> once After executing last test case.</w:t>
+      </w:r>
+    </w:p>
+    <w:p>
+      <w:pPr>
+        <w:pStyle w:val="ListParagraph"/>
+        <w:numPr>
+          <w:ilvl w:val="0"/>
+          <w:numId w:val="33"/>
+        </w:numPr>
+        <w:rPr>
+          <w:sz w:val="24"/>
+          <w:szCs w:val="22"/>
+          <w:lang w:val="en-US"/>
+        </w:rPr>
+      </w:pPr>
       <w:r>
         <w:rPr>
           <w:b/>
@@ -9720,22 +10217,24 @@
           <w:szCs w:val="22"/>
           <w:lang w:val="en-US"/>
         </w:rPr>
-        <w:t>Before every Test case</w:t>
-      </w:r>
-    </w:p>
-    <w:p>
-      <w:pPr>
-        <w:pStyle w:val="ListParagraph"/>
-        <w:numPr>
-          <w:ilvl w:val="0"/>
-          <w:numId w:val="33"/>
-        </w:numPr>
-        <w:rPr>
-          <w:sz w:val="24"/>
-          <w:szCs w:val="22"/>
-          <w:lang w:val="en-US"/>
-        </w:rPr>
-      </w:pPr>
+        <w:t xml:space="preserve">@BeforeMethod </w:t>
+      </w:r>
+      <w:r>
+        <w:rPr>
+          <w:sz w:val="24"/>
+          <w:szCs w:val="22"/>
+          <w:lang w:val="en-US"/>
+        </w:rPr>
+        <w:sym w:font="Wingdings" w:char="F0E0"/>
+      </w:r>
+      <w:r>
+        <w:rPr>
+          <w:sz w:val="24"/>
+          <w:szCs w:val="22"/>
+          <w:lang w:val="en-US"/>
+        </w:rPr>
+        <w:t xml:space="preserve"> This is the method that will get executed </w:t>
+      </w:r>
       <w:r>
         <w:rPr>
           <w:b/>
@@ -9744,8 +10243,22 @@
           <w:szCs w:val="22"/>
           <w:lang w:val="en-US"/>
         </w:rPr>
-        <w:t xml:space="preserve">@AfterMethod </w:t>
-      </w:r>
+        <w:t>Before every Test case</w:t>
+      </w:r>
+    </w:p>
+    <w:p>
+      <w:pPr>
+        <w:pStyle w:val="ListParagraph"/>
+        <w:numPr>
+          <w:ilvl w:val="0"/>
+          <w:numId w:val="33"/>
+        </w:numPr>
+        <w:rPr>
+          <w:sz w:val="24"/>
+          <w:szCs w:val="22"/>
+          <w:lang w:val="en-US"/>
+        </w:rPr>
+      </w:pPr>
       <w:r>
         <w:rPr>
           <w:b/>
@@ -9754,7 +10267,7 @@
           <w:szCs w:val="22"/>
           <w:lang w:val="en-US"/>
         </w:rPr>
-        <w:sym w:font="Wingdings" w:char="F0E0"/>
+        <w:t xml:space="preserve">@AfterMethod </w:t>
       </w:r>
       <w:r>
         <w:rPr>
@@ -9764,15 +10277,7 @@
           <w:szCs w:val="22"/>
           <w:lang w:val="en-US"/>
         </w:rPr>
-        <w:t xml:space="preserve"> </w:t>
-      </w:r>
-      <w:r>
-        <w:rPr>
-          <w:sz w:val="24"/>
-          <w:szCs w:val="22"/>
-          <w:lang w:val="en-US"/>
-        </w:rPr>
-        <w:t xml:space="preserve">This is the method that will get executed </w:t>
+        <w:sym w:font="Wingdings" w:char="F0E0"/>
       </w:r>
       <w:r>
         <w:rPr>
@@ -9782,36 +10287,17 @@
           <w:szCs w:val="22"/>
           <w:lang w:val="en-US"/>
         </w:rPr>
-        <w:t>After Every Test Case.</w:t>
-      </w:r>
-    </w:p>
-    <w:p>
-      <w:pPr>
-        <w:pStyle w:val="ListParagraph"/>
-        <w:numPr>
-          <w:ilvl w:val="0"/>
-          <w:numId w:val="33"/>
-        </w:numPr>
-        <w:rPr>
-          <w:sz w:val="24"/>
-          <w:szCs w:val="22"/>
-          <w:lang w:val="en-US"/>
-        </w:rPr>
-      </w:pPr>
-      <w:bookmarkStart w:id="0" w:name="_GoBack"/>
-      <w:bookmarkEnd w:id="0"/>
-    </w:p>
-    <w:p>
-      <w:pPr>
-        <w:rPr>
-          <w:sz w:val="24"/>
-          <w:szCs w:val="22"/>
-          <w:lang w:val="en-US"/>
-        </w:rPr>
-      </w:pPr>
-    </w:p>
-    <w:p>
-      <w:pPr>
+        <w:t xml:space="preserve"> </w:t>
+      </w:r>
+      <w:r>
+        <w:rPr>
+          <w:sz w:val="24"/>
+          <w:szCs w:val="22"/>
+          <w:lang w:val="en-US"/>
+        </w:rPr>
+        <w:t xml:space="preserve">This is the method that will get executed </w:t>
+      </w:r>
+      <w:r>
         <w:rPr>
           <w:b/>
           <w:bCs/>
@@ -9819,8 +10305,34 @@
           <w:szCs w:val="22"/>
           <w:lang w:val="en-US"/>
         </w:rPr>
-      </w:pPr>
-      <w:r>
+        <w:t>After Every Test Case.</w:t>
+      </w:r>
+    </w:p>
+    <w:p>
+      <w:pPr>
+        <w:pStyle w:val="ListParagraph"/>
+        <w:numPr>
+          <w:ilvl w:val="0"/>
+          <w:numId w:val="33"/>
+        </w:numPr>
+        <w:rPr>
+          <w:sz w:val="24"/>
+          <w:szCs w:val="22"/>
+          <w:lang w:val="en-US"/>
+        </w:rPr>
+      </w:pPr>
+    </w:p>
+    <w:p>
+      <w:pPr>
+        <w:rPr>
+          <w:sz w:val="24"/>
+          <w:szCs w:val="22"/>
+          <w:lang w:val="en-US"/>
+        </w:rPr>
+      </w:pPr>
+    </w:p>
+    <w:p>
+      <w:pPr>
         <w:rPr>
           <w:b/>
           <w:bCs/>
@@ -9828,6 +10340,15 @@
           <w:szCs w:val="22"/>
           <w:lang w:val="en-US"/>
         </w:rPr>
+      </w:pPr>
+      <w:r>
+        <w:rPr>
+          <w:b/>
+          <w:bCs/>
+          <w:sz w:val="24"/>
+          <w:szCs w:val="22"/>
+          <w:lang w:val="en-US"/>
+        </w:rPr>
         <w:t>Points to be noted about configuration methods</w:t>
       </w:r>
     </w:p>
@@ -9916,6 +10437,32 @@
           <w:lang w:val="en-US"/>
         </w:rPr>
         <w:tab/>
+        <w:t>BeforeMethod</w:t>
+      </w:r>
+      <w:r>
+        <w:rPr>
+          <w:sz w:val="24"/>
+          <w:szCs w:val="22"/>
+          <w:lang w:val="en-US"/>
+        </w:rPr>
+        <w:tab/>
+      </w:r>
+    </w:p>
+    <w:p>
+      <w:pPr>
+        <w:ind w:left="720" w:firstLine="720"/>
+        <w:rPr>
+          <w:sz w:val="24"/>
+          <w:szCs w:val="22"/>
+          <w:lang w:val="en-US"/>
+        </w:rPr>
+      </w:pPr>
+      <w:r>
+        <w:rPr>
+          <w:sz w:val="24"/>
+          <w:szCs w:val="22"/>
+          <w:lang w:val="en-US"/>
+        </w:rPr>
         <w:t>Test 1</w:t>
       </w:r>
     </w:p>
@@ -9934,17 +10481,67 @@
           <w:lang w:val="en-US"/>
         </w:rPr>
         <w:tab/>
+        <w:t>AfterMethod</w:t>
+      </w:r>
+    </w:p>
+    <w:p>
+      <w:pPr>
+        <w:rPr>
+          <w:sz w:val="24"/>
+          <w:szCs w:val="22"/>
+          <w:lang w:val="en-US"/>
+        </w:rPr>
+      </w:pPr>
+      <w:r>
+        <w:rPr>
+          <w:sz w:val="24"/>
+          <w:szCs w:val="22"/>
+          <w:lang w:val="en-US"/>
+        </w:rPr>
+        <w:tab/>
+        <w:t>BeforeMethod</w:t>
+      </w:r>
+    </w:p>
+    <w:p>
+      <w:pPr>
+        <w:rPr>
+          <w:sz w:val="24"/>
+          <w:szCs w:val="22"/>
+          <w:lang w:val="en-US"/>
+        </w:rPr>
+      </w:pPr>
+      <w:r>
+        <w:rPr>
+          <w:sz w:val="24"/>
+          <w:szCs w:val="22"/>
+          <w:lang w:val="en-US"/>
+        </w:rPr>
+        <w:tab/>
+      </w:r>
+      <w:r>
+        <w:rPr>
+          <w:sz w:val="24"/>
+          <w:szCs w:val="22"/>
+          <w:lang w:val="en-US"/>
+        </w:rPr>
+        <w:tab/>
+      </w:r>
+      <w:r>
+        <w:rPr>
+          <w:sz w:val="24"/>
+          <w:szCs w:val="22"/>
+          <w:lang w:val="en-US"/>
+        </w:rPr>
         <w:t>Test 2</w:t>
       </w:r>
-    </w:p>
-    <w:p>
-      <w:pPr>
-        <w:rPr>
-          <w:sz w:val="24"/>
-          <w:szCs w:val="22"/>
-          <w:lang w:val="en-US"/>
-        </w:rPr>
-      </w:pPr>
+      <w:r>
+        <w:rPr>
+          <w:sz w:val="24"/>
+          <w:szCs w:val="22"/>
+          <w:lang w:val="en-US"/>
+        </w:rPr>
+        <w:br/>
+      </w:r>
       <w:r>
         <w:rPr>
           <w:sz w:val="24"/>
@@ -9952,6 +10549,57 @@
           <w:lang w:val="en-US"/>
         </w:rPr>
         <w:tab/>
+        <w:t>AfterMethod</w:t>
+      </w:r>
+    </w:p>
+    <w:p>
+      <w:pPr>
+        <w:rPr>
+          <w:sz w:val="24"/>
+          <w:szCs w:val="22"/>
+          <w:lang w:val="en-US"/>
+        </w:rPr>
+      </w:pPr>
+      <w:r>
+        <w:rPr>
+          <w:sz w:val="24"/>
+          <w:szCs w:val="22"/>
+          <w:lang w:val="en-US"/>
+        </w:rPr>
+        <w:tab/>
+        <w:t>BeforeMethod</w:t>
+      </w:r>
+    </w:p>
+    <w:p>
+      <w:pPr>
+        <w:rPr>
+          <w:sz w:val="24"/>
+          <w:szCs w:val="22"/>
+          <w:lang w:val="en-US"/>
+        </w:rPr>
+      </w:pPr>
+      <w:r>
+        <w:rPr>
+          <w:sz w:val="24"/>
+          <w:szCs w:val="22"/>
+          <w:lang w:val="en-US"/>
+        </w:rPr>
+        <w:tab/>
+      </w:r>
+      <w:r>
+        <w:rPr>
+          <w:sz w:val="24"/>
+          <w:szCs w:val="22"/>
+          <w:lang w:val="en-US"/>
+        </w:rPr>
+        <w:tab/>
+      </w:r>
+      <w:r>
+        <w:rPr>
+          <w:sz w:val="24"/>
+          <w:szCs w:val="22"/>
+          <w:lang w:val="en-US"/>
+        </w:rPr>
         <w:t>Test 3</w:t>
       </w:r>
     </w:p>
@@ -9970,7 +10618,76 @@
           <w:lang w:val="en-US"/>
         </w:rPr>
         <w:tab/>
+        <w:t>AfterMethod</w:t>
+      </w:r>
+    </w:p>
+    <w:p>
+      <w:pPr>
+        <w:rPr>
+          <w:sz w:val="24"/>
+          <w:szCs w:val="22"/>
+          <w:lang w:val="en-US"/>
+        </w:rPr>
+      </w:pPr>
+      <w:r>
+        <w:rPr>
+          <w:sz w:val="24"/>
+          <w:szCs w:val="22"/>
+          <w:lang w:val="en-US"/>
+        </w:rPr>
+        <w:tab/>
+        <w:t>BeforeMethod</w:t>
+      </w:r>
+    </w:p>
+    <w:p>
+      <w:pPr>
+        <w:rPr>
+          <w:sz w:val="24"/>
+          <w:szCs w:val="22"/>
+          <w:lang w:val="en-US"/>
+        </w:rPr>
+      </w:pPr>
+      <w:r>
+        <w:rPr>
+          <w:sz w:val="24"/>
+          <w:szCs w:val="22"/>
+          <w:lang w:val="en-US"/>
+        </w:rPr>
+        <w:tab/>
+      </w:r>
+      <w:r>
+        <w:rPr>
+          <w:sz w:val="24"/>
+          <w:szCs w:val="22"/>
+          <w:lang w:val="en-US"/>
+        </w:rPr>
+        <w:tab/>
+      </w:r>
+      <w:r>
+        <w:rPr>
+          <w:sz w:val="24"/>
+          <w:szCs w:val="22"/>
+          <w:lang w:val="en-US"/>
+        </w:rPr>
         <w:t>Test 4</w:t>
+      </w:r>
+    </w:p>
+    <w:p>
+      <w:pPr>
+        <w:rPr>
+          <w:sz w:val="24"/>
+          <w:szCs w:val="22"/>
+          <w:lang w:val="en-US"/>
+        </w:rPr>
+      </w:pPr>
+      <w:r>
+        <w:rPr>
+          <w:sz w:val="24"/>
+          <w:szCs w:val="22"/>
+          <w:lang w:val="en-US"/>
+        </w:rPr>
+        <w:tab/>
+        <w:t>AfterMethod</w:t>
       </w:r>
     </w:p>
     <w:p>
@@ -14122,7 +14839,7 @@
 </file>
 
 <file path=customXml/itemProps1.xml><?xml version="1.0" encoding="utf-8"?>
-<ds:datastoreItem xmlns:ds="http://schemas.openxmlformats.org/officeDocument/2006/customXml" ds:itemID="{20018840-2807-47DD-A2EC-05F74C0DF688}">
+<ds:datastoreItem xmlns:ds="http://schemas.openxmlformats.org/officeDocument/2006/customXml" ds:itemID="{1FE44EA0-FE3F-4635-BD9A-C6D4F8D25F21}">
   <ds:schemaRefs>
     <ds:schemaRef ds:uri="http://schemas.openxmlformats.org/officeDocument/2006/bibliography"/>
   </ds:schemaRefs>

--- a/Notes_Selenium_14.docx
+++ b/Notes_Selenium_14.docx
@@ -621,23 +621,13 @@
           <w:lang w:val="en-US"/>
         </w:rPr>
       </w:pPr>
-      <w:proofErr w:type="spellStart"/>
-      <w:r>
-        <w:rPr>
-          <w:sz w:val="24"/>
-          <w:szCs w:val="22"/>
-          <w:lang w:val="en-US"/>
-        </w:rPr>
-        <w:t>Thread.sleep</w:t>
-      </w:r>
-      <w:proofErr w:type="spellEnd"/>
-      <w:r>
-        <w:rPr>
-          <w:sz w:val="24"/>
-          <w:szCs w:val="22"/>
-          <w:lang w:val="en-US"/>
-        </w:rPr>
-        <w:t>()</w:t>
+      <w:r>
+        <w:rPr>
+          <w:sz w:val="24"/>
+          <w:szCs w:val="22"/>
+          <w:lang w:val="en-US"/>
+        </w:rPr>
+        <w:t>Thread.sleep()</w:t>
       </w:r>
     </w:p>
     <w:p>
@@ -2166,25 +2156,7 @@
           <w:szCs w:val="22"/>
           <w:lang w:val="en-US"/>
         </w:rPr>
-        <w:t xml:space="preserve"> Correctness, Completeness, </w:t>
-      </w:r>
-      <w:proofErr w:type="gramStart"/>
-      <w:r>
-        <w:rPr>
-          <w:sz w:val="24"/>
-          <w:szCs w:val="22"/>
-          <w:lang w:val="en-US"/>
-        </w:rPr>
-        <w:t>Security</w:t>
-      </w:r>
-      <w:proofErr w:type="gramEnd"/>
-      <w:r>
-        <w:rPr>
-          <w:sz w:val="24"/>
-          <w:szCs w:val="22"/>
-          <w:lang w:val="en-US"/>
-        </w:rPr>
-        <w:t xml:space="preserve"> &amp; Quality of developed software application.</w:t>
+        <w:t xml:space="preserve"> Correctness, Completeness, Security &amp; Quality of developed software application.</w:t>
       </w:r>
     </w:p>
     <w:p>
@@ -3511,18 +3483,8 @@
           <w:szCs w:val="22"/>
           <w:lang w:val="en-US"/>
         </w:rPr>
-        <w:t xml:space="preserve">Idea </w:t>
-      </w:r>
-      <w:proofErr w:type="spellStart"/>
-      <w:r>
-        <w:rPr>
-          <w:sz w:val="24"/>
-          <w:szCs w:val="22"/>
-          <w:lang w:val="en-US"/>
-        </w:rPr>
-        <w:t>Intellij</w:t>
-      </w:r>
-      <w:proofErr w:type="spellEnd"/>
+        <w:t>Idea Intellij</w:t>
+      </w:r>
     </w:p>
     <w:p>
       <w:pPr>
@@ -3620,7 +3582,6 @@
           <w:lang w:val="en-US"/>
         </w:rPr>
       </w:pPr>
-      <w:proofErr w:type="spellStart"/>
       <w:r>
         <w:rPr>
           <w:sz w:val="24"/>
@@ -3629,7 +3590,6 @@
         </w:rPr>
         <w:t>YourName_SeleniumDemos</w:t>
       </w:r>
-      <w:proofErr w:type="spellEnd"/>
     </w:p>
     <w:p>
       <w:pPr>
@@ -3672,18 +3632,8 @@
           <w:szCs w:val="22"/>
           <w:lang w:val="en-US"/>
         </w:rPr>
-        <w:t xml:space="preserve">Open </w:t>
-      </w:r>
-      <w:proofErr w:type="spellStart"/>
-      <w:r>
-        <w:rPr>
-          <w:sz w:val="24"/>
-          <w:szCs w:val="22"/>
-          <w:lang w:val="en-US"/>
-        </w:rPr>
-        <w:t>selenium.dev</w:t>
-      </w:r>
-      <w:proofErr w:type="spellEnd"/>
+        <w:t>Open selenium.dev</w:t>
+      </w:r>
     </w:p>
     <w:p>
       <w:pPr>
@@ -3953,25 +3903,7 @@
           <w:szCs w:val="22"/>
           <w:lang w:val="en-US"/>
         </w:rPr>
-        <w:t>Give the name for project (</w:t>
-      </w:r>
-      <w:proofErr w:type="spellStart"/>
-      <w:r>
-        <w:rPr>
-          <w:sz w:val="24"/>
-          <w:szCs w:val="22"/>
-          <w:lang w:val="en-US"/>
-        </w:rPr>
-        <w:t>MyAutomationProject</w:t>
-      </w:r>
-      <w:proofErr w:type="spellEnd"/>
-      <w:r>
-        <w:rPr>
-          <w:sz w:val="24"/>
-          <w:szCs w:val="22"/>
-          <w:lang w:val="en-US"/>
-        </w:rPr>
-        <w:t>)</w:t>
+        <w:t>Give the name for project (MyAutomationProject)</w:t>
       </w:r>
     </w:p>
     <w:p>
@@ -4110,25 +4042,7 @@
           <w:szCs w:val="22"/>
           <w:lang w:val="en-US"/>
         </w:rPr>
-        <w:t>Give the name (</w:t>
-      </w:r>
-      <w:proofErr w:type="spellStart"/>
-      <w:r>
-        <w:rPr>
-          <w:sz w:val="24"/>
-          <w:szCs w:val="22"/>
-          <w:lang w:val="en-US"/>
-        </w:rPr>
-        <w:t>com.WebDriverDemos</w:t>
-      </w:r>
-      <w:proofErr w:type="spellEnd"/>
-      <w:r>
-        <w:rPr>
-          <w:sz w:val="24"/>
-          <w:szCs w:val="22"/>
-          <w:lang w:val="en-US"/>
-        </w:rPr>
-        <w:t>)</w:t>
+        <w:t>Give the name (com.WebDriverDemos)</w:t>
       </w:r>
     </w:p>
     <w:p>
@@ -4465,23 +4379,13 @@
           <w:lang w:val="en-US"/>
         </w:rPr>
       </w:pPr>
-      <w:proofErr w:type="gramStart"/>
-      <w:r>
-        <w:rPr>
-          <w:sz w:val="24"/>
-          <w:szCs w:val="22"/>
-          <w:lang w:val="en-US"/>
-        </w:rPr>
-        <w:t>get(</w:t>
-      </w:r>
-      <w:proofErr w:type="gramEnd"/>
-      <w:r>
-        <w:rPr>
-          <w:sz w:val="24"/>
-          <w:szCs w:val="22"/>
-          <w:lang w:val="en-US"/>
-        </w:rPr>
-        <w:t xml:space="preserve">) </w:t>
+      <w:r>
+        <w:rPr>
+          <w:sz w:val="24"/>
+          <w:szCs w:val="22"/>
+          <w:lang w:val="en-US"/>
+        </w:rPr>
+        <w:t xml:space="preserve">get() </w:t>
       </w:r>
       <w:r>
         <w:rPr>
@@ -4513,23 +4417,13 @@
           <w:lang w:val="en-US"/>
         </w:rPr>
       </w:pPr>
-      <w:proofErr w:type="spellStart"/>
-      <w:r>
-        <w:rPr>
-          <w:sz w:val="24"/>
-          <w:szCs w:val="22"/>
-          <w:lang w:val="en-US"/>
-        </w:rPr>
-        <w:t>driver.manage</w:t>
-      </w:r>
-      <w:proofErr w:type="spellEnd"/>
-      <w:r>
-        <w:rPr>
-          <w:sz w:val="24"/>
-          <w:szCs w:val="22"/>
-          <w:lang w:val="en-US"/>
-        </w:rPr>
-        <w:t xml:space="preserve">().window().maximize() </w:t>
+      <w:r>
+        <w:rPr>
+          <w:sz w:val="24"/>
+          <w:szCs w:val="22"/>
+          <w:lang w:val="en-US"/>
+        </w:rPr>
+        <w:t xml:space="preserve">driver.manage().window().maximize() </w:t>
       </w:r>
       <w:r>
         <w:rPr>
@@ -4561,23 +4455,13 @@
           <w:lang w:val="en-US"/>
         </w:rPr>
       </w:pPr>
-      <w:proofErr w:type="gramStart"/>
-      <w:r>
-        <w:rPr>
-          <w:sz w:val="24"/>
-          <w:szCs w:val="22"/>
-          <w:lang w:val="en-US"/>
-        </w:rPr>
-        <w:t>close(</w:t>
-      </w:r>
-      <w:proofErr w:type="gramEnd"/>
-      <w:r>
-        <w:rPr>
-          <w:sz w:val="24"/>
-          <w:szCs w:val="22"/>
-          <w:lang w:val="en-US"/>
-        </w:rPr>
-        <w:t xml:space="preserve">) </w:t>
+      <w:r>
+        <w:rPr>
+          <w:sz w:val="24"/>
+          <w:szCs w:val="22"/>
+          <w:lang w:val="en-US"/>
+        </w:rPr>
+        <w:t xml:space="preserve">close() </w:t>
       </w:r>
       <w:r>
         <w:rPr>
@@ -4609,23 +4493,13 @@
           <w:lang w:val="en-US"/>
         </w:rPr>
       </w:pPr>
-      <w:proofErr w:type="gramStart"/>
-      <w:r>
-        <w:rPr>
-          <w:sz w:val="24"/>
-          <w:szCs w:val="22"/>
-          <w:lang w:val="en-US"/>
-        </w:rPr>
-        <w:t>getTitle(</w:t>
-      </w:r>
-      <w:proofErr w:type="gramEnd"/>
-      <w:r>
-        <w:rPr>
-          <w:sz w:val="24"/>
-          <w:szCs w:val="22"/>
-          <w:lang w:val="en-US"/>
-        </w:rPr>
-        <w:t xml:space="preserve">) </w:t>
+      <w:r>
+        <w:rPr>
+          <w:sz w:val="24"/>
+          <w:szCs w:val="22"/>
+          <w:lang w:val="en-US"/>
+        </w:rPr>
+        <w:t xml:space="preserve">getTitle() </w:t>
       </w:r>
       <w:r>
         <w:rPr>
@@ -4665,23 +4539,13 @@
           <w:lang w:val="en-US"/>
         </w:rPr>
       </w:pPr>
-      <w:proofErr w:type="gramStart"/>
-      <w:r>
-        <w:rPr>
-          <w:sz w:val="24"/>
-          <w:szCs w:val="22"/>
-          <w:lang w:val="en-US"/>
-        </w:rPr>
-        <w:t>getCurrentUrl(</w:t>
-      </w:r>
-      <w:proofErr w:type="gramEnd"/>
-      <w:r>
-        <w:rPr>
-          <w:sz w:val="24"/>
-          <w:szCs w:val="22"/>
-          <w:lang w:val="en-US"/>
-        </w:rPr>
-        <w:t xml:space="preserve">) </w:t>
+      <w:r>
+        <w:rPr>
+          <w:sz w:val="24"/>
+          <w:szCs w:val="22"/>
+          <w:lang w:val="en-US"/>
+        </w:rPr>
+        <w:t xml:space="preserve">getCurrentUrl() </w:t>
       </w:r>
       <w:r>
         <w:rPr>
@@ -4713,23 +4577,13 @@
           <w:lang w:val="en-US"/>
         </w:rPr>
       </w:pPr>
-      <w:proofErr w:type="gramStart"/>
-      <w:r>
-        <w:rPr>
-          <w:sz w:val="24"/>
-          <w:szCs w:val="22"/>
-          <w:lang w:val="en-US"/>
-        </w:rPr>
-        <w:t>getPageSource(</w:t>
-      </w:r>
-      <w:proofErr w:type="gramEnd"/>
-      <w:r>
-        <w:rPr>
-          <w:sz w:val="24"/>
-          <w:szCs w:val="22"/>
-          <w:lang w:val="en-US"/>
-        </w:rPr>
-        <w:t xml:space="preserve">) </w:t>
+      <w:r>
+        <w:rPr>
+          <w:sz w:val="24"/>
+          <w:szCs w:val="22"/>
+          <w:lang w:val="en-US"/>
+        </w:rPr>
+        <w:t xml:space="preserve">getPageSource() </w:t>
       </w:r>
       <w:r>
         <w:rPr>
@@ -4761,23 +4615,13 @@
           <w:lang w:val="en-US"/>
         </w:rPr>
       </w:pPr>
-      <w:proofErr w:type="gramStart"/>
-      <w:r>
-        <w:rPr>
-          <w:sz w:val="24"/>
-          <w:szCs w:val="22"/>
-          <w:lang w:val="en-US"/>
-        </w:rPr>
-        <w:t>findElement(</w:t>
-      </w:r>
-      <w:proofErr w:type="gramEnd"/>
-      <w:r>
-        <w:rPr>
-          <w:sz w:val="24"/>
-          <w:szCs w:val="22"/>
-          <w:lang w:val="en-US"/>
-        </w:rPr>
-        <w:t xml:space="preserve">) </w:t>
+      <w:r>
+        <w:rPr>
+          <w:sz w:val="24"/>
+          <w:szCs w:val="22"/>
+          <w:lang w:val="en-US"/>
+        </w:rPr>
+        <w:t xml:space="preserve">findElement() </w:t>
       </w:r>
       <w:r>
         <w:rPr>
@@ -4861,23 +4705,13 @@
           <w:lang w:val="en-US"/>
         </w:rPr>
       </w:pPr>
-      <w:proofErr w:type="gramStart"/>
-      <w:r>
-        <w:rPr>
-          <w:sz w:val="24"/>
-          <w:szCs w:val="22"/>
-          <w:lang w:val="en-US"/>
-        </w:rPr>
-        <w:t>findElements(</w:t>
-      </w:r>
-      <w:proofErr w:type="gramEnd"/>
-      <w:r>
-        <w:rPr>
-          <w:sz w:val="24"/>
-          <w:szCs w:val="22"/>
-          <w:lang w:val="en-US"/>
-        </w:rPr>
-        <w:t xml:space="preserve">) </w:t>
+      <w:r>
+        <w:rPr>
+          <w:sz w:val="24"/>
+          <w:szCs w:val="22"/>
+          <w:lang w:val="en-US"/>
+        </w:rPr>
+        <w:t xml:space="preserve">findElements() </w:t>
       </w:r>
       <w:r>
         <w:rPr>
@@ -4935,23 +4769,13 @@
           <w:lang w:val="en-US"/>
         </w:rPr>
       </w:pPr>
-      <w:proofErr w:type="gramStart"/>
-      <w:r>
-        <w:rPr>
-          <w:sz w:val="24"/>
-          <w:szCs w:val="22"/>
-          <w:lang w:val="en-US"/>
-        </w:rPr>
-        <w:t>getWindowHandles(</w:t>
-      </w:r>
-      <w:proofErr w:type="gramEnd"/>
-      <w:r>
-        <w:rPr>
-          <w:sz w:val="24"/>
-          <w:szCs w:val="22"/>
-          <w:lang w:val="en-US"/>
-        </w:rPr>
-        <w:t xml:space="preserve">) </w:t>
+      <w:r>
+        <w:rPr>
+          <w:sz w:val="24"/>
+          <w:szCs w:val="22"/>
+          <w:lang w:val="en-US"/>
+        </w:rPr>
+        <w:t xml:space="preserve">getWindowHandles() </w:t>
       </w:r>
       <w:r>
         <w:rPr>
@@ -4991,23 +4815,13 @@
           <w:lang w:val="en-US"/>
         </w:rPr>
       </w:pPr>
-      <w:proofErr w:type="gramStart"/>
-      <w:r>
-        <w:rPr>
-          <w:sz w:val="24"/>
-          <w:szCs w:val="22"/>
-          <w:lang w:val="en-US"/>
-        </w:rPr>
-        <w:t>quit(</w:t>
-      </w:r>
-      <w:proofErr w:type="gramEnd"/>
-      <w:r>
-        <w:rPr>
-          <w:sz w:val="24"/>
-          <w:szCs w:val="22"/>
-          <w:lang w:val="en-US"/>
-        </w:rPr>
-        <w:t xml:space="preserve">) </w:t>
+      <w:r>
+        <w:rPr>
+          <w:sz w:val="24"/>
+          <w:szCs w:val="22"/>
+          <w:lang w:val="en-US"/>
+        </w:rPr>
+        <w:t xml:space="preserve">quit() </w:t>
       </w:r>
       <w:r>
         <w:rPr>
@@ -5303,23 +5117,13 @@
         </w:rPr>
         <w:t xml:space="preserve"> </w:t>
       </w:r>
-      <w:proofErr w:type="spellStart"/>
-      <w:r>
-        <w:rPr>
-          <w:sz w:val="24"/>
-          <w:szCs w:val="22"/>
-          <w:lang w:val="en-US"/>
-        </w:rPr>
-        <w:t>driver.get</w:t>
-      </w:r>
-      <w:proofErr w:type="spellEnd"/>
-      <w:r>
-        <w:rPr>
-          <w:sz w:val="24"/>
-          <w:szCs w:val="22"/>
-          <w:lang w:val="en-US"/>
-        </w:rPr>
-        <w:t>() implicitly waits for 30 seconds, but if any one of the page is not getting loaded within these 30 seconds then you will get TimeoutException.</w:t>
+      <w:r>
+        <w:rPr>
+          <w:sz w:val="24"/>
+          <w:szCs w:val="22"/>
+          <w:lang w:val="en-US"/>
+        </w:rPr>
+        <w:t>driver.get() implicitly waits for 30 seconds, but if any one of the page is not getting loaded within these 30 seconds then you will get TimeoutException.</w:t>
       </w:r>
     </w:p>
     <w:p>
@@ -5822,23 +5626,13 @@
           <w:lang w:val="en-US"/>
         </w:rPr>
       </w:pPr>
-      <w:proofErr w:type="gramStart"/>
-      <w:r>
-        <w:rPr>
-          <w:sz w:val="24"/>
-          <w:szCs w:val="22"/>
-          <w:lang w:val="en-US"/>
-        </w:rPr>
-        <w:t>sendKeys(</w:t>
-      </w:r>
-      <w:proofErr w:type="gramEnd"/>
-      <w:r>
-        <w:rPr>
-          <w:sz w:val="24"/>
-          <w:szCs w:val="22"/>
-          <w:lang w:val="en-US"/>
-        </w:rPr>
-        <w:t xml:space="preserve">) </w:t>
+      <w:r>
+        <w:rPr>
+          <w:sz w:val="24"/>
+          <w:szCs w:val="22"/>
+          <w:lang w:val="en-US"/>
+        </w:rPr>
+        <w:t xml:space="preserve">sendKeys() </w:t>
       </w:r>
       <w:r>
         <w:rPr>
@@ -5878,23 +5672,13 @@
           <w:lang w:val="en-US"/>
         </w:rPr>
       </w:pPr>
-      <w:proofErr w:type="gramStart"/>
-      <w:r>
-        <w:rPr>
-          <w:sz w:val="24"/>
-          <w:szCs w:val="22"/>
-          <w:lang w:val="en-US"/>
-        </w:rPr>
-        <w:t>click(</w:t>
-      </w:r>
-      <w:proofErr w:type="gramEnd"/>
-      <w:r>
-        <w:rPr>
-          <w:sz w:val="24"/>
-          <w:szCs w:val="22"/>
-          <w:lang w:val="en-US"/>
-        </w:rPr>
-        <w:t xml:space="preserve">) </w:t>
+      <w:r>
+        <w:rPr>
+          <w:sz w:val="24"/>
+          <w:szCs w:val="22"/>
+          <w:lang w:val="en-US"/>
+        </w:rPr>
+        <w:t xml:space="preserve">click() </w:t>
       </w:r>
       <w:r>
         <w:rPr>
@@ -5926,23 +5710,13 @@
           <w:lang w:val="en-US"/>
         </w:rPr>
       </w:pPr>
-      <w:proofErr w:type="gramStart"/>
-      <w:r>
-        <w:rPr>
-          <w:sz w:val="24"/>
-          <w:szCs w:val="22"/>
-          <w:lang w:val="en-US"/>
-        </w:rPr>
-        <w:t>getText(</w:t>
-      </w:r>
-      <w:proofErr w:type="gramEnd"/>
-      <w:r>
-        <w:rPr>
-          <w:sz w:val="24"/>
-          <w:szCs w:val="22"/>
-          <w:lang w:val="en-US"/>
-        </w:rPr>
-        <w:t xml:space="preserve">) </w:t>
+      <w:r>
+        <w:rPr>
+          <w:sz w:val="24"/>
+          <w:szCs w:val="22"/>
+          <w:lang w:val="en-US"/>
+        </w:rPr>
+        <w:t xml:space="preserve">getText() </w:t>
       </w:r>
       <w:r>
         <w:rPr>
@@ -5974,23 +5748,13 @@
           <w:lang w:val="en-US"/>
         </w:rPr>
       </w:pPr>
-      <w:proofErr w:type="gramStart"/>
-      <w:r>
-        <w:rPr>
-          <w:sz w:val="24"/>
-          <w:szCs w:val="22"/>
-          <w:lang w:val="en-US"/>
-        </w:rPr>
-        <w:t>isSelected(</w:t>
-      </w:r>
-      <w:proofErr w:type="gramEnd"/>
-      <w:r>
-        <w:rPr>
-          <w:sz w:val="24"/>
-          <w:szCs w:val="22"/>
-          <w:lang w:val="en-US"/>
-        </w:rPr>
-        <w:t xml:space="preserve">) </w:t>
+      <w:r>
+        <w:rPr>
+          <w:sz w:val="24"/>
+          <w:szCs w:val="22"/>
+          <w:lang w:val="en-US"/>
+        </w:rPr>
+        <w:t xml:space="preserve">isSelected() </w:t>
       </w:r>
       <w:r>
         <w:rPr>
@@ -6068,23 +5832,13 @@
           <w:lang w:val="en-US"/>
         </w:rPr>
       </w:pPr>
-      <w:proofErr w:type="gramStart"/>
-      <w:r>
-        <w:rPr>
-          <w:sz w:val="24"/>
-          <w:szCs w:val="22"/>
-          <w:lang w:val="en-US"/>
-        </w:rPr>
-        <w:t>isDisplayed(</w:t>
-      </w:r>
-      <w:proofErr w:type="gramEnd"/>
-      <w:r>
-        <w:rPr>
-          <w:sz w:val="24"/>
-          <w:szCs w:val="22"/>
-          <w:lang w:val="en-US"/>
-        </w:rPr>
-        <w:t xml:space="preserve">) </w:t>
+      <w:r>
+        <w:rPr>
+          <w:sz w:val="24"/>
+          <w:szCs w:val="22"/>
+          <w:lang w:val="en-US"/>
+        </w:rPr>
+        <w:t xml:space="preserve">isDisplayed() </w:t>
       </w:r>
       <w:r>
         <w:rPr>
@@ -6260,25 +6014,7 @@
           <w:szCs w:val="22"/>
           <w:lang w:val="en-US"/>
         </w:rPr>
-        <w:t>data-</w:t>
-      </w:r>
-      <w:proofErr w:type="spellStart"/>
-      <w:r>
-        <w:rPr>
-          <w:sz w:val="24"/>
-          <w:szCs w:val="22"/>
-          <w:lang w:val="en-US"/>
-        </w:rPr>
-        <w:t>testid</w:t>
-      </w:r>
-      <w:proofErr w:type="spellEnd"/>
-      <w:r>
-        <w:rPr>
-          <w:sz w:val="24"/>
-          <w:szCs w:val="22"/>
-          <w:lang w:val="en-US"/>
-        </w:rPr>
-        <w:t>="royal-email"]</w:t>
+        <w:t>data-testid="royal-email"]</w:t>
       </w:r>
     </w:p>
     <w:p>
@@ -7101,23 +6837,13 @@
           <w:lang w:val="en-US"/>
         </w:rPr>
       </w:pPr>
-      <w:proofErr w:type="gramStart"/>
-      <w:r>
-        <w:rPr>
-          <w:sz w:val="24"/>
-          <w:szCs w:val="22"/>
-          <w:lang w:val="en-US"/>
-        </w:rPr>
-        <w:t>getOptions(</w:t>
-      </w:r>
-      <w:proofErr w:type="gramEnd"/>
-      <w:r>
-        <w:rPr>
-          <w:sz w:val="24"/>
-          <w:szCs w:val="22"/>
-          <w:lang w:val="en-US"/>
-        </w:rPr>
-        <w:t xml:space="preserve">) </w:t>
+      <w:r>
+        <w:rPr>
+          <w:sz w:val="24"/>
+          <w:szCs w:val="22"/>
+          <w:lang w:val="en-US"/>
+        </w:rPr>
+        <w:t xml:space="preserve">getOptions() </w:t>
       </w:r>
       <w:r>
         <w:rPr>
@@ -7149,23 +6875,13 @@
           <w:lang w:val="en-US"/>
         </w:rPr>
       </w:pPr>
-      <w:proofErr w:type="gramStart"/>
-      <w:r>
-        <w:rPr>
-          <w:sz w:val="24"/>
-          <w:szCs w:val="22"/>
-          <w:lang w:val="en-US"/>
-        </w:rPr>
-        <w:t>selectByVisibleText(</w:t>
-      </w:r>
-      <w:proofErr w:type="gramEnd"/>
-      <w:r>
-        <w:rPr>
-          <w:sz w:val="24"/>
-          <w:szCs w:val="22"/>
-          <w:lang w:val="en-US"/>
-        </w:rPr>
-        <w:t xml:space="preserve">) </w:t>
+      <w:r>
+        <w:rPr>
+          <w:sz w:val="24"/>
+          <w:szCs w:val="22"/>
+          <w:lang w:val="en-US"/>
+        </w:rPr>
+        <w:t xml:space="preserve">selectByVisibleText() </w:t>
       </w:r>
       <w:r>
         <w:rPr>
@@ -7235,23 +6951,13 @@
           <w:lang w:val="en-US"/>
         </w:rPr>
       </w:pPr>
-      <w:proofErr w:type="gramStart"/>
-      <w:r>
-        <w:rPr>
-          <w:sz w:val="24"/>
-          <w:szCs w:val="22"/>
-          <w:lang w:val="en-US"/>
-        </w:rPr>
-        <w:t>selectByValue(</w:t>
-      </w:r>
-      <w:proofErr w:type="gramEnd"/>
-      <w:r>
-        <w:rPr>
-          <w:sz w:val="24"/>
-          <w:szCs w:val="22"/>
-          <w:lang w:val="en-US"/>
-        </w:rPr>
-        <w:t xml:space="preserve">) </w:t>
+      <w:r>
+        <w:rPr>
+          <w:sz w:val="24"/>
+          <w:szCs w:val="22"/>
+          <w:lang w:val="en-US"/>
+        </w:rPr>
+        <w:t xml:space="preserve">selectByValue() </w:t>
       </w:r>
       <w:r>
         <w:rPr>
@@ -7291,23 +6997,13 @@
           <w:lang w:val="en-US"/>
         </w:rPr>
       </w:pPr>
-      <w:proofErr w:type="gramStart"/>
-      <w:r>
-        <w:rPr>
-          <w:sz w:val="24"/>
-          <w:szCs w:val="22"/>
-          <w:lang w:val="en-US"/>
-        </w:rPr>
-        <w:t>selectByIndex(</w:t>
-      </w:r>
-      <w:proofErr w:type="gramEnd"/>
-      <w:r>
-        <w:rPr>
-          <w:sz w:val="24"/>
-          <w:szCs w:val="22"/>
-          <w:lang w:val="en-US"/>
-        </w:rPr>
-        <w:t xml:space="preserve">) </w:t>
+      <w:r>
+        <w:rPr>
+          <w:sz w:val="24"/>
+          <w:szCs w:val="22"/>
+          <w:lang w:val="en-US"/>
+        </w:rPr>
+        <w:t xml:space="preserve">selectByIndex() </w:t>
       </w:r>
       <w:r>
         <w:rPr>
@@ -7323,25 +7019,7 @@
           <w:szCs w:val="22"/>
           <w:lang w:val="en-US"/>
         </w:rPr>
-        <w:t xml:space="preserve"> Selects the option by using its zero based index no. index no is +</w:t>
-      </w:r>
-      <w:proofErr w:type="spellStart"/>
-      <w:r>
-        <w:rPr>
-          <w:sz w:val="24"/>
-          <w:szCs w:val="22"/>
-          <w:lang w:val="en-US"/>
-        </w:rPr>
-        <w:t>ve</w:t>
-      </w:r>
-      <w:proofErr w:type="spellEnd"/>
-      <w:r>
-        <w:rPr>
-          <w:sz w:val="24"/>
-          <w:szCs w:val="22"/>
-          <w:lang w:val="en-US"/>
-        </w:rPr>
-        <w:t xml:space="preserve"> integer number.</w:t>
+        <w:t xml:space="preserve"> Selects the option by using its zero based index no. index no is +ve integer number.</w:t>
       </w:r>
     </w:p>
     <w:p>
@@ -7357,23 +7035,13 @@
           <w:lang w:val="en-US"/>
         </w:rPr>
       </w:pPr>
-      <w:proofErr w:type="gramStart"/>
-      <w:r>
-        <w:rPr>
-          <w:sz w:val="24"/>
-          <w:szCs w:val="22"/>
-          <w:lang w:val="en-US"/>
-        </w:rPr>
-        <w:t>getAllSelectedOptions(</w:t>
-      </w:r>
-      <w:proofErr w:type="gramEnd"/>
-      <w:r>
-        <w:rPr>
-          <w:sz w:val="24"/>
-          <w:szCs w:val="22"/>
-          <w:lang w:val="en-US"/>
-        </w:rPr>
-        <w:t xml:space="preserve">) </w:t>
+      <w:r>
+        <w:rPr>
+          <w:sz w:val="24"/>
+          <w:szCs w:val="22"/>
+          <w:lang w:val="en-US"/>
+        </w:rPr>
+        <w:t xml:space="preserve">getAllSelectedOptions() </w:t>
       </w:r>
       <w:r>
         <w:rPr>
@@ -7405,23 +7073,13 @@
           <w:lang w:val="en-US"/>
         </w:rPr>
       </w:pPr>
-      <w:proofErr w:type="gramStart"/>
-      <w:r>
-        <w:rPr>
-          <w:sz w:val="24"/>
-          <w:szCs w:val="22"/>
-          <w:lang w:val="en-US"/>
-        </w:rPr>
-        <w:t>isMultiple(</w:t>
-      </w:r>
-      <w:proofErr w:type="gramEnd"/>
-      <w:r>
-        <w:rPr>
-          <w:sz w:val="24"/>
-          <w:szCs w:val="22"/>
-          <w:lang w:val="en-US"/>
-        </w:rPr>
-        <w:t xml:space="preserve">) </w:t>
+      <w:r>
+        <w:rPr>
+          <w:sz w:val="24"/>
+          <w:szCs w:val="22"/>
+          <w:lang w:val="en-US"/>
+        </w:rPr>
+        <w:t xml:space="preserve">isMultiple() </w:t>
       </w:r>
       <w:r>
         <w:rPr>
@@ -7636,33 +7294,13 @@
           <w:lang w:val="en-US"/>
         </w:rPr>
       </w:pPr>
-      <w:proofErr w:type="spellStart"/>
-      <w:proofErr w:type="gramStart"/>
-      <w:r>
-        <w:rPr>
-          <w:sz w:val="24"/>
-          <w:szCs w:val="22"/>
-          <w:lang w:val="en-US"/>
-        </w:rPr>
-        <w:t>Thread.sleep</w:t>
-      </w:r>
-      <w:proofErr w:type="spellEnd"/>
-      <w:r>
-        <w:rPr>
-          <w:sz w:val="24"/>
-          <w:szCs w:val="22"/>
-          <w:lang w:val="en-US"/>
-        </w:rPr>
-        <w:t>(</w:t>
-      </w:r>
-      <w:proofErr w:type="gramEnd"/>
-      <w:r>
-        <w:rPr>
-          <w:sz w:val="24"/>
-          <w:szCs w:val="22"/>
-          <w:lang w:val="en-US"/>
-        </w:rPr>
-        <w:t>)</w:t>
+      <w:r>
+        <w:rPr>
+          <w:sz w:val="24"/>
+          <w:szCs w:val="22"/>
+          <w:lang w:val="en-US"/>
+        </w:rPr>
+        <w:t>Thread.sleep()</w:t>
       </w:r>
       <w:r>
         <w:rPr>
@@ -8029,24 +7667,7 @@
           <w:lang w:val="en-US"/>
         </w:rPr>
         <w:br/>
-      </w:r>
-      <w:proofErr w:type="spellStart"/>
-      <w:r>
-        <w:rPr>
-          <w:sz w:val="24"/>
-          <w:szCs w:val="22"/>
-          <w:lang w:val="en-US"/>
-        </w:rPr>
-        <w:t>i</w:t>
-      </w:r>
-      <w:proofErr w:type="spellEnd"/>
-      <w:r>
-        <w:rPr>
-          <w:sz w:val="24"/>
-          <w:szCs w:val="22"/>
-          <w:lang w:val="en-US"/>
-        </w:rPr>
-        <w:t xml:space="preserve"> – ignoring </w:t>
+        <w:t xml:space="preserve">i – ignoring </w:t>
       </w:r>
       <w:r>
         <w:rPr>
@@ -8162,33 +7783,15 @@
           <w:szCs w:val="22"/>
           <w:lang w:val="en-US"/>
         </w:rPr>
-        <w:t>Display all table header (&lt;</w:t>
-      </w:r>
-      <w:proofErr w:type="spellStart"/>
-      <w:r>
-        <w:rPr>
-          <w:sz w:val="24"/>
-          <w:szCs w:val="22"/>
-          <w:lang w:val="en-US"/>
-        </w:rPr>
-        <w:t>t</w:t>
-      </w:r>
-      <w:r>
-        <w:rPr>
-          <w:sz w:val="24"/>
-          <w:szCs w:val="22"/>
-          <w:lang w:val="en-US"/>
-        </w:rPr>
-        <w:t>h</w:t>
-      </w:r>
-      <w:proofErr w:type="spellEnd"/>
-      <w:r>
-        <w:rPr>
-          <w:sz w:val="24"/>
-          <w:szCs w:val="22"/>
-          <w:lang w:val="en-US"/>
-        </w:rPr>
-        <w:t>&gt;)</w:t>
+        <w:t>Display all table header (&lt;t</w:t>
+      </w:r>
+      <w:r>
+        <w:rPr>
+          <w:sz w:val="24"/>
+          <w:szCs w:val="22"/>
+          <w:lang w:val="en-US"/>
+        </w:rPr>
+        <w:t>h&gt;)</w:t>
       </w:r>
     </w:p>
     <w:p>
@@ -8210,25 +7813,7 @@
           <w:szCs w:val="22"/>
           <w:lang w:val="en-US"/>
         </w:rPr>
-        <w:t>Display total number of rows (&lt;</w:t>
-      </w:r>
-      <w:proofErr w:type="spellStart"/>
-      <w:r>
-        <w:rPr>
-          <w:sz w:val="24"/>
-          <w:szCs w:val="22"/>
-          <w:lang w:val="en-US"/>
-        </w:rPr>
-        <w:t>tr</w:t>
-      </w:r>
-      <w:proofErr w:type="spellEnd"/>
-      <w:r>
-        <w:rPr>
-          <w:sz w:val="24"/>
-          <w:szCs w:val="22"/>
-          <w:lang w:val="en-US"/>
-        </w:rPr>
-        <w:t>&gt;)</w:t>
+        <w:t>Display total number of rows (&lt;tr&gt;)</w:t>
       </w:r>
     </w:p>
     <w:p>
@@ -8379,25 +7964,7 @@
           <w:szCs w:val="22"/>
           <w:lang w:val="en-US"/>
         </w:rPr>
-        <w:t>Entering some data in the text boxes (</w:t>
-      </w:r>
-      <w:proofErr w:type="gramStart"/>
-      <w:r>
-        <w:rPr>
-          <w:sz w:val="24"/>
-          <w:szCs w:val="22"/>
-          <w:lang w:val="en-US"/>
-        </w:rPr>
-        <w:t>sendKeys(</w:t>
-      </w:r>
-      <w:proofErr w:type="gramEnd"/>
-      <w:r>
-        <w:rPr>
-          <w:sz w:val="24"/>
-          <w:szCs w:val="22"/>
-          <w:lang w:val="en-US"/>
-        </w:rPr>
-        <w:t>)).</w:t>
+        <w:t>Entering some data in the text boxes (sendKeys()).</w:t>
       </w:r>
     </w:p>
     <w:p>
@@ -8725,23 +8292,13 @@
           <w:lang w:val="en-US"/>
         </w:rPr>
       </w:pPr>
-      <w:proofErr w:type="spellStart"/>
-      <w:r>
-        <w:rPr>
-          <w:sz w:val="24"/>
-          <w:szCs w:val="22"/>
-          <w:lang w:val="en-US"/>
-        </w:rPr>
-        <w:t>driver.switchTo</w:t>
-      </w:r>
-      <w:proofErr w:type="spellEnd"/>
-      <w:r>
-        <w:rPr>
-          <w:sz w:val="24"/>
-          <w:szCs w:val="22"/>
-          <w:lang w:val="en-US"/>
-        </w:rPr>
-        <w:t xml:space="preserve">().alert() </w:t>
+      <w:r>
+        <w:rPr>
+          <w:sz w:val="24"/>
+          <w:szCs w:val="22"/>
+          <w:lang w:val="en-US"/>
+        </w:rPr>
+        <w:t xml:space="preserve">driver.switchTo().alert() </w:t>
       </w:r>
       <w:r>
         <w:rPr>
@@ -8773,23 +8330,13 @@
           <w:lang w:val="en-US"/>
         </w:rPr>
       </w:pPr>
-      <w:proofErr w:type="gramStart"/>
-      <w:r>
-        <w:rPr>
-          <w:sz w:val="24"/>
-          <w:szCs w:val="22"/>
-          <w:lang w:val="en-US"/>
-        </w:rPr>
-        <w:t>getText(</w:t>
-      </w:r>
-      <w:proofErr w:type="gramEnd"/>
-      <w:r>
-        <w:rPr>
-          <w:sz w:val="24"/>
-          <w:szCs w:val="22"/>
-          <w:lang w:val="en-US"/>
-        </w:rPr>
-        <w:t xml:space="preserve">) </w:t>
+      <w:r>
+        <w:rPr>
+          <w:sz w:val="24"/>
+          <w:szCs w:val="22"/>
+          <w:lang w:val="en-US"/>
+        </w:rPr>
+        <w:t xml:space="preserve">getText() </w:t>
       </w:r>
       <w:r>
         <w:rPr>
@@ -9125,23 +8672,13 @@
           <w:lang w:val="en-US"/>
         </w:rPr>
       </w:pPr>
-      <w:proofErr w:type="gramStart"/>
-      <w:r>
-        <w:rPr>
-          <w:sz w:val="24"/>
-          <w:szCs w:val="22"/>
-          <w:lang w:val="en-US"/>
-        </w:rPr>
-        <w:t>moveToElement(</w:t>
-      </w:r>
-      <w:proofErr w:type="gramEnd"/>
-      <w:r>
-        <w:rPr>
-          <w:sz w:val="24"/>
-          <w:szCs w:val="22"/>
-          <w:lang w:val="en-US"/>
-        </w:rPr>
-        <w:t xml:space="preserve">) </w:t>
+      <w:r>
+        <w:rPr>
+          <w:sz w:val="24"/>
+          <w:szCs w:val="22"/>
+          <w:lang w:val="en-US"/>
+        </w:rPr>
+        <w:t xml:space="preserve">moveToElement() </w:t>
       </w:r>
       <w:r>
         <w:rPr>
@@ -9173,23 +8710,13 @@
           <w:lang w:val="en-US"/>
         </w:rPr>
       </w:pPr>
-      <w:proofErr w:type="gramStart"/>
-      <w:r>
-        <w:rPr>
-          <w:sz w:val="24"/>
-          <w:szCs w:val="22"/>
-          <w:lang w:val="en-US"/>
-        </w:rPr>
-        <w:t>perform(</w:t>
-      </w:r>
-      <w:proofErr w:type="gramEnd"/>
-      <w:r>
-        <w:rPr>
-          <w:sz w:val="24"/>
-          <w:szCs w:val="22"/>
-          <w:lang w:val="en-US"/>
-        </w:rPr>
-        <w:t xml:space="preserve">) </w:t>
+      <w:r>
+        <w:rPr>
+          <w:sz w:val="24"/>
+          <w:szCs w:val="22"/>
+          <w:lang w:val="en-US"/>
+        </w:rPr>
+        <w:t xml:space="preserve">perform() </w:t>
       </w:r>
       <w:r>
         <w:rPr>
@@ -9221,23 +8748,13 @@
           <w:lang w:val="en-US"/>
         </w:rPr>
       </w:pPr>
-      <w:proofErr w:type="gramStart"/>
-      <w:r>
-        <w:rPr>
-          <w:sz w:val="24"/>
-          <w:szCs w:val="22"/>
-          <w:lang w:val="en-US"/>
-        </w:rPr>
-        <w:t>contextClick(</w:t>
-      </w:r>
-      <w:proofErr w:type="gramEnd"/>
-      <w:r>
-        <w:rPr>
-          <w:sz w:val="24"/>
-          <w:szCs w:val="22"/>
-          <w:lang w:val="en-US"/>
-        </w:rPr>
-        <w:t xml:space="preserve">) </w:t>
+      <w:r>
+        <w:rPr>
+          <w:sz w:val="24"/>
+          <w:szCs w:val="22"/>
+          <w:lang w:val="en-US"/>
+        </w:rPr>
+        <w:t xml:space="preserve">contextClick() </w:t>
       </w:r>
       <w:r>
         <w:rPr>
@@ -9269,23 +8786,13 @@
           <w:lang w:val="en-US"/>
         </w:rPr>
       </w:pPr>
-      <w:proofErr w:type="gramStart"/>
-      <w:r>
-        <w:rPr>
-          <w:sz w:val="24"/>
-          <w:szCs w:val="22"/>
-          <w:lang w:val="en-US"/>
-        </w:rPr>
-        <w:t>doubleClick(</w:t>
-      </w:r>
-      <w:proofErr w:type="gramEnd"/>
-      <w:r>
-        <w:rPr>
-          <w:sz w:val="24"/>
-          <w:szCs w:val="22"/>
-          <w:lang w:val="en-US"/>
-        </w:rPr>
-        <w:t xml:space="preserve">) </w:t>
+      <w:r>
+        <w:rPr>
+          <w:sz w:val="24"/>
+          <w:szCs w:val="22"/>
+          <w:lang w:val="en-US"/>
+        </w:rPr>
+        <w:t xml:space="preserve">doubleClick() </w:t>
       </w:r>
       <w:r>
         <w:rPr>
@@ -9367,25 +8874,7 @@
           <w:szCs w:val="22"/>
           <w:lang w:val="en-US"/>
         </w:rPr>
-        <w:t xml:space="preserve">It is testing framework which will make automation testing more </w:t>
-      </w:r>
-      <w:proofErr w:type="gramStart"/>
-      <w:r>
-        <w:rPr>
-          <w:sz w:val="24"/>
-          <w:szCs w:val="22"/>
-          <w:lang w:val="en-US"/>
-        </w:rPr>
-        <w:t>easy</w:t>
-      </w:r>
-      <w:proofErr w:type="gramEnd"/>
-      <w:r>
-        <w:rPr>
-          <w:sz w:val="24"/>
-          <w:szCs w:val="22"/>
-          <w:lang w:val="en-US"/>
-        </w:rPr>
-        <w:t>.</w:t>
+        <w:t>It is testing framework which will make automation testing more easy.</w:t>
       </w:r>
     </w:p>
     <w:p>
@@ -10173,7 +9662,6 @@
         </w:rPr>
         <w:t xml:space="preserve"> This is the method that will get executed </w:t>
       </w:r>
-      <w:proofErr w:type="gramStart"/>
       <w:r>
         <w:rPr>
           <w:b/>
@@ -10182,9 +9670,22 @@
           <w:szCs w:val="22"/>
           <w:lang w:val="en-US"/>
         </w:rPr>
-        <w:t>Only</w:t>
-      </w:r>
-      <w:proofErr w:type="gramEnd"/>
+        <w:t>Only once After executing last test case.</w:t>
+      </w:r>
+    </w:p>
+    <w:p>
+      <w:pPr>
+        <w:pStyle w:val="ListParagraph"/>
+        <w:numPr>
+          <w:ilvl w:val="0"/>
+          <w:numId w:val="33"/>
+        </w:numPr>
+        <w:rPr>
+          <w:sz w:val="24"/>
+          <w:szCs w:val="22"/>
+          <w:lang w:val="en-US"/>
+        </w:rPr>
+      </w:pPr>
       <w:r>
         <w:rPr>
           <w:b/>
@@ -10193,22 +9694,24 @@
           <w:szCs w:val="22"/>
           <w:lang w:val="en-US"/>
         </w:rPr>
-        <w:t xml:space="preserve"> once After executing last test case.</w:t>
-      </w:r>
-    </w:p>
-    <w:p>
-      <w:pPr>
-        <w:pStyle w:val="ListParagraph"/>
-        <w:numPr>
-          <w:ilvl w:val="0"/>
-          <w:numId w:val="33"/>
-        </w:numPr>
-        <w:rPr>
-          <w:sz w:val="24"/>
-          <w:szCs w:val="22"/>
-          <w:lang w:val="en-US"/>
-        </w:rPr>
-      </w:pPr>
+        <w:t xml:space="preserve">@BeforeMethod </w:t>
+      </w:r>
+      <w:r>
+        <w:rPr>
+          <w:sz w:val="24"/>
+          <w:szCs w:val="22"/>
+          <w:lang w:val="en-US"/>
+        </w:rPr>
+        <w:sym w:font="Wingdings" w:char="F0E0"/>
+      </w:r>
+      <w:r>
+        <w:rPr>
+          <w:sz w:val="24"/>
+          <w:szCs w:val="22"/>
+          <w:lang w:val="en-US"/>
+        </w:rPr>
+        <w:t xml:space="preserve"> This is the method that will get executed </w:t>
+      </w:r>
       <w:r>
         <w:rPr>
           <w:b/>
@@ -10217,24 +9720,22 @@
           <w:szCs w:val="22"/>
           <w:lang w:val="en-US"/>
         </w:rPr>
-        <w:t xml:space="preserve">@BeforeMethod </w:t>
-      </w:r>
-      <w:r>
-        <w:rPr>
-          <w:sz w:val="24"/>
-          <w:szCs w:val="22"/>
-          <w:lang w:val="en-US"/>
-        </w:rPr>
-        <w:sym w:font="Wingdings" w:char="F0E0"/>
-      </w:r>
-      <w:r>
-        <w:rPr>
-          <w:sz w:val="24"/>
-          <w:szCs w:val="22"/>
-          <w:lang w:val="en-US"/>
-        </w:rPr>
-        <w:t xml:space="preserve"> This is the method that will get executed </w:t>
-      </w:r>
+        <w:t>Before every Test case</w:t>
+      </w:r>
+    </w:p>
+    <w:p>
+      <w:pPr>
+        <w:pStyle w:val="ListParagraph"/>
+        <w:numPr>
+          <w:ilvl w:val="0"/>
+          <w:numId w:val="33"/>
+        </w:numPr>
+        <w:rPr>
+          <w:sz w:val="24"/>
+          <w:szCs w:val="22"/>
+          <w:lang w:val="en-US"/>
+        </w:rPr>
+      </w:pPr>
       <w:r>
         <w:rPr>
           <w:b/>
@@ -10243,22 +9744,8 @@
           <w:szCs w:val="22"/>
           <w:lang w:val="en-US"/>
         </w:rPr>
-        <w:t>Before every Test case</w:t>
-      </w:r>
-    </w:p>
-    <w:p>
-      <w:pPr>
-        <w:pStyle w:val="ListParagraph"/>
-        <w:numPr>
-          <w:ilvl w:val="0"/>
-          <w:numId w:val="33"/>
-        </w:numPr>
-        <w:rPr>
-          <w:sz w:val="24"/>
-          <w:szCs w:val="22"/>
-          <w:lang w:val="en-US"/>
-        </w:rPr>
-      </w:pPr>
+        <w:t xml:space="preserve">@AfterMethod </w:t>
+      </w:r>
       <w:r>
         <w:rPr>
           <w:b/>
@@ -10267,7 +9754,7 @@
           <w:szCs w:val="22"/>
           <w:lang w:val="en-US"/>
         </w:rPr>
-        <w:t xml:space="preserve">@AfterMethod </w:t>
+        <w:sym w:font="Wingdings" w:char="F0E0"/>
       </w:r>
       <w:r>
         <w:rPr>
@@ -10277,7 +9764,15 @@
           <w:szCs w:val="22"/>
           <w:lang w:val="en-US"/>
         </w:rPr>
-        <w:sym w:font="Wingdings" w:char="F0E0"/>
+        <w:t xml:space="preserve"> </w:t>
+      </w:r>
+      <w:r>
+        <w:rPr>
+          <w:sz w:val="24"/>
+          <w:szCs w:val="22"/>
+          <w:lang w:val="en-US"/>
+        </w:rPr>
+        <w:t xml:space="preserve">This is the method that will get executed </w:t>
       </w:r>
       <w:r>
         <w:rPr>
@@ -10287,16 +9782,22 @@
           <w:szCs w:val="22"/>
           <w:lang w:val="en-US"/>
         </w:rPr>
-        <w:t xml:space="preserve"> </w:t>
-      </w:r>
-      <w:r>
-        <w:rPr>
-          <w:sz w:val="24"/>
-          <w:szCs w:val="22"/>
-          <w:lang w:val="en-US"/>
-        </w:rPr>
-        <w:t xml:space="preserve">This is the method that will get executed </w:t>
-      </w:r>
+        <w:t>After Every Test Case.</w:t>
+      </w:r>
+    </w:p>
+    <w:p>
+      <w:pPr>
+        <w:pStyle w:val="ListParagraph"/>
+        <w:numPr>
+          <w:ilvl w:val="0"/>
+          <w:numId w:val="33"/>
+        </w:numPr>
+        <w:rPr>
+          <w:sz w:val="24"/>
+          <w:szCs w:val="22"/>
+          <w:lang w:val="en-US"/>
+        </w:rPr>
+      </w:pPr>
       <w:r>
         <w:rPr>
           <w:b/>
@@ -10305,22 +9806,24 @@
           <w:szCs w:val="22"/>
           <w:lang w:val="en-US"/>
         </w:rPr>
-        <w:t>After Every Test Case.</w:t>
-      </w:r>
-    </w:p>
-    <w:p>
-      <w:pPr>
-        <w:pStyle w:val="ListParagraph"/>
-        <w:numPr>
-          <w:ilvl w:val="0"/>
-          <w:numId w:val="33"/>
-        </w:numPr>
-        <w:rPr>
-          <w:sz w:val="24"/>
-          <w:szCs w:val="22"/>
-          <w:lang w:val="en-US"/>
-        </w:rPr>
-      </w:pPr>
+        <w:t xml:space="preserve">@DataProvider </w:t>
+      </w:r>
+      <w:r>
+        <w:rPr>
+          <w:sz w:val="24"/>
+          <w:szCs w:val="22"/>
+          <w:lang w:val="en-US"/>
+        </w:rPr>
+        <w:sym w:font="Wingdings" w:char="F0E0"/>
+      </w:r>
+      <w:r>
+        <w:rPr>
+          <w:sz w:val="24"/>
+          <w:szCs w:val="22"/>
+          <w:lang w:val="en-US"/>
+        </w:rPr>
+        <w:t xml:space="preserve"> This is the method that sends the data to the test case, so that single test case will get executed for multiple times.</w:t>
+      </w:r>
     </w:p>
     <w:p>
       <w:pPr>
@@ -10706,6 +10209,129 @@
         </w:rPr>
         <w:t>AfterTest</w:t>
       </w:r>
+    </w:p>
+    <w:p>
+      <w:pPr>
+        <w:rPr>
+          <w:sz w:val="24"/>
+          <w:szCs w:val="22"/>
+          <w:lang w:val="en-US"/>
+        </w:rPr>
+      </w:pPr>
+    </w:p>
+    <w:p>
+      <w:pPr>
+        <w:rPr>
+          <w:b/>
+          <w:bCs/>
+          <w:sz w:val="24"/>
+          <w:szCs w:val="22"/>
+          <w:lang w:val="en-US"/>
+        </w:rPr>
+      </w:pPr>
+      <w:r>
+        <w:rPr>
+          <w:b/>
+          <w:bCs/>
+          <w:sz w:val="24"/>
+          <w:szCs w:val="22"/>
+          <w:lang w:val="en-US"/>
+        </w:rPr>
+        <w:t>Data Driven Testing</w:t>
+      </w:r>
+    </w:p>
+    <w:p>
+      <w:pPr>
+        <w:pStyle w:val="ListParagraph"/>
+        <w:numPr>
+          <w:ilvl w:val="0"/>
+          <w:numId w:val="35"/>
+        </w:numPr>
+        <w:rPr>
+          <w:sz w:val="24"/>
+          <w:szCs w:val="22"/>
+          <w:lang w:val="en-US"/>
+        </w:rPr>
+      </w:pPr>
+      <w:r>
+        <w:rPr>
+          <w:sz w:val="24"/>
+          <w:szCs w:val="22"/>
+          <w:lang w:val="en-US"/>
+        </w:rPr>
+        <w:t>Process of executing single test case for multiple times with multiple data set.</w:t>
+      </w:r>
+    </w:p>
+    <w:p>
+      <w:pPr>
+        <w:pStyle w:val="ListParagraph"/>
+        <w:numPr>
+          <w:ilvl w:val="0"/>
+          <w:numId w:val="35"/>
+        </w:numPr>
+        <w:rPr>
+          <w:sz w:val="24"/>
+          <w:szCs w:val="22"/>
+          <w:lang w:val="en-US"/>
+        </w:rPr>
+      </w:pPr>
+      <w:r>
+        <w:rPr>
+          <w:sz w:val="24"/>
+          <w:szCs w:val="22"/>
+          <w:lang w:val="en-US"/>
+        </w:rPr>
+        <w:t>It is implemented using @DataProvider annotation</w:t>
+      </w:r>
+    </w:p>
+    <w:p>
+      <w:pPr>
+        <w:rPr>
+          <w:sz w:val="24"/>
+          <w:szCs w:val="22"/>
+          <w:lang w:val="en-US"/>
+        </w:rPr>
+      </w:pPr>
+    </w:p>
+    <w:p>
+      <w:pPr>
+        <w:rPr>
+          <w:b/>
+          <w:bCs/>
+          <w:sz w:val="24"/>
+          <w:szCs w:val="22"/>
+          <w:lang w:val="en-US"/>
+        </w:rPr>
+      </w:pPr>
+      <w:r>
+        <w:rPr>
+          <w:b/>
+          <w:bCs/>
+          <w:sz w:val="24"/>
+          <w:szCs w:val="22"/>
+          <w:lang w:val="en-US"/>
+        </w:rPr>
+        <w:t>Assertion</w:t>
+      </w:r>
+    </w:p>
+    <w:p>
+      <w:pPr>
+        <w:rPr>
+          <w:sz w:val="24"/>
+          <w:szCs w:val="22"/>
+          <w:lang w:val="en-US"/>
+        </w:rPr>
+      </w:pPr>
+      <w:r>
+        <w:rPr>
+          <w:sz w:val="24"/>
+          <w:szCs w:val="22"/>
+          <w:lang w:val="en-US"/>
+        </w:rPr>
+        <w:t>It is a mechanism that will mark any test case as Pass or Fail in report.</w:t>
+      </w:r>
+      <w:bookmarkStart w:id="0" w:name="_GoBack"/>
+      <w:bookmarkEnd w:id="0"/>
     </w:p>
     <w:sectPr>
       <w:pgSz w:w="11906" w:h="16838"/>
@@ -12442,6 +12068,119 @@
     </w:lvl>
   </w:abstractNum>
   <w:abstractNum w:abstractNumId="18">
+    <w:nsid w:val="40C03745"/>
+    <w:multiLevelType w:val="hybridMultilevel"/>
+    <w:tmpl w:val="401AA9E2"/>
+    <w:lvl w:ilvl="0" w:tplc="40090001">
+      <w:start w:val="1"/>
+      <w:numFmt w:val="bullet"/>
+      <w:lvlText w:val=""/>
+      <w:lvlJc w:val="left"/>
+      <w:pPr>
+        <w:ind w:left="720" w:hanging="360"/>
+      </w:pPr>
+      <w:rPr>
+        <w:rFonts w:ascii="Symbol" w:hAnsi="Symbol" w:hint="default"/>
+      </w:rPr>
+    </w:lvl>
+    <w:lvl w:ilvl="1" w:tplc="40090003" w:tentative="1">
+      <w:start w:val="1"/>
+      <w:numFmt w:val="bullet"/>
+      <w:lvlText w:val="o"/>
+      <w:lvlJc w:val="left"/>
+      <w:pPr>
+        <w:ind w:left="1440" w:hanging="360"/>
+      </w:pPr>
+      <w:rPr>
+        <w:rFonts w:ascii="Courier New" w:hAnsi="Courier New" w:cs="Courier New" w:hint="default"/>
+      </w:rPr>
+    </w:lvl>
+    <w:lvl w:ilvl="2" w:tplc="40090005" w:tentative="1">
+      <w:start w:val="1"/>
+      <w:numFmt w:val="bullet"/>
+      <w:lvlText w:val=""/>
+      <w:lvlJc w:val="left"/>
+      <w:pPr>
+        <w:ind w:left="2160" w:hanging="360"/>
+      </w:pPr>
+      <w:rPr>
+        <w:rFonts w:ascii="Wingdings" w:hAnsi="Wingdings" w:hint="default"/>
+      </w:rPr>
+    </w:lvl>
+    <w:lvl w:ilvl="3" w:tplc="40090001" w:tentative="1">
+      <w:start w:val="1"/>
+      <w:numFmt w:val="bullet"/>
+      <w:lvlText w:val=""/>
+      <w:lvlJc w:val="left"/>
+      <w:pPr>
+        <w:ind w:left="2880" w:hanging="360"/>
+      </w:pPr>
+      <w:rPr>
+        <w:rFonts w:ascii="Symbol" w:hAnsi="Symbol" w:hint="default"/>
+      </w:rPr>
+    </w:lvl>
+    <w:lvl w:ilvl="4" w:tplc="40090003" w:tentative="1">
+      <w:start w:val="1"/>
+      <w:numFmt w:val="bullet"/>
+      <w:lvlText w:val="o"/>
+      <w:lvlJc w:val="left"/>
+      <w:pPr>
+        <w:ind w:left="3600" w:hanging="360"/>
+      </w:pPr>
+      <w:rPr>
+        <w:rFonts w:ascii="Courier New" w:hAnsi="Courier New" w:cs="Courier New" w:hint="default"/>
+      </w:rPr>
+    </w:lvl>
+    <w:lvl w:ilvl="5" w:tplc="40090005" w:tentative="1">
+      <w:start w:val="1"/>
+      <w:numFmt w:val="bullet"/>
+      <w:lvlText w:val=""/>
+      <w:lvlJc w:val="left"/>
+      <w:pPr>
+        <w:ind w:left="4320" w:hanging="360"/>
+      </w:pPr>
+      <w:rPr>
+        <w:rFonts w:ascii="Wingdings" w:hAnsi="Wingdings" w:hint="default"/>
+      </w:rPr>
+    </w:lvl>
+    <w:lvl w:ilvl="6" w:tplc="40090001" w:tentative="1">
+      <w:start w:val="1"/>
+      <w:numFmt w:val="bullet"/>
+      <w:lvlText w:val=""/>
+      <w:lvlJc w:val="left"/>
+      <w:pPr>
+        <w:ind w:left="5040" w:hanging="360"/>
+      </w:pPr>
+      <w:rPr>
+        <w:rFonts w:ascii="Symbol" w:hAnsi="Symbol" w:hint="default"/>
+      </w:rPr>
+    </w:lvl>
+    <w:lvl w:ilvl="7" w:tplc="40090003" w:tentative="1">
+      <w:start w:val="1"/>
+      <w:numFmt w:val="bullet"/>
+      <w:lvlText w:val="o"/>
+      <w:lvlJc w:val="left"/>
+      <w:pPr>
+        <w:ind w:left="5760" w:hanging="360"/>
+      </w:pPr>
+      <w:rPr>
+        <w:rFonts w:ascii="Courier New" w:hAnsi="Courier New" w:cs="Courier New" w:hint="default"/>
+      </w:rPr>
+    </w:lvl>
+    <w:lvl w:ilvl="8" w:tplc="40090005" w:tentative="1">
+      <w:start w:val="1"/>
+      <w:numFmt w:val="bullet"/>
+      <w:lvlText w:val=""/>
+      <w:lvlJc w:val="left"/>
+      <w:pPr>
+        <w:ind w:left="6480" w:hanging="360"/>
+      </w:pPr>
+      <w:rPr>
+        <w:rFonts w:ascii="Wingdings" w:hAnsi="Wingdings" w:hint="default"/>
+      </w:rPr>
+    </w:lvl>
+  </w:abstractNum>
+  <w:abstractNum w:abstractNumId="19">
     <w:nsid w:val="4B45536D"/>
     <w:multiLevelType w:val="hybridMultilevel"/>
     <w:tmpl w:val="0B3449C8"/>
@@ -12530,7 +12269,7 @@
       </w:pPr>
     </w:lvl>
   </w:abstractNum>
-  <w:abstractNum w:abstractNumId="19">
+  <w:abstractNum w:abstractNumId="20">
     <w:nsid w:val="4D236C02"/>
     <w:multiLevelType w:val="hybridMultilevel"/>
     <w:tmpl w:val="CBFADF28"/>
@@ -12643,7 +12382,7 @@
       </w:rPr>
     </w:lvl>
   </w:abstractNum>
-  <w:abstractNum w:abstractNumId="20">
+  <w:abstractNum w:abstractNumId="21">
     <w:nsid w:val="4FC02C6C"/>
     <w:multiLevelType w:val="hybridMultilevel"/>
     <w:tmpl w:val="05D2B08E"/>
@@ -12732,7 +12471,7 @@
       </w:pPr>
     </w:lvl>
   </w:abstractNum>
-  <w:abstractNum w:abstractNumId="21">
+  <w:abstractNum w:abstractNumId="22">
     <w:nsid w:val="52B52268"/>
     <w:multiLevelType w:val="hybridMultilevel"/>
     <w:tmpl w:val="331AF78C"/>
@@ -12845,7 +12584,7 @@
       </w:rPr>
     </w:lvl>
   </w:abstractNum>
-  <w:abstractNum w:abstractNumId="22">
+  <w:abstractNum w:abstractNumId="23">
     <w:nsid w:val="55D92B24"/>
     <w:multiLevelType w:val="hybridMultilevel"/>
     <w:tmpl w:val="9BCED27C"/>
@@ -12958,7 +12697,7 @@
       </w:rPr>
     </w:lvl>
   </w:abstractNum>
-  <w:abstractNum w:abstractNumId="23">
+  <w:abstractNum w:abstractNumId="24">
     <w:nsid w:val="57564656"/>
     <w:multiLevelType w:val="hybridMultilevel"/>
     <w:tmpl w:val="3E1C27F6"/>
@@ -13071,7 +12810,7 @@
       </w:rPr>
     </w:lvl>
   </w:abstractNum>
-  <w:abstractNum w:abstractNumId="24">
+  <w:abstractNum w:abstractNumId="25">
     <w:nsid w:val="61A962B8"/>
     <w:multiLevelType w:val="hybridMultilevel"/>
     <w:tmpl w:val="5EDC7138"/>
@@ -13160,7 +12899,7 @@
       </w:pPr>
     </w:lvl>
   </w:abstractNum>
-  <w:abstractNum w:abstractNumId="25">
+  <w:abstractNum w:abstractNumId="26">
     <w:nsid w:val="69867F0D"/>
     <w:multiLevelType w:val="hybridMultilevel"/>
     <w:tmpl w:val="EAF8E468"/>
@@ -13249,7 +12988,7 @@
       </w:pPr>
     </w:lvl>
   </w:abstractNum>
-  <w:abstractNum w:abstractNumId="26">
+  <w:abstractNum w:abstractNumId="27">
     <w:nsid w:val="6E5A4342"/>
     <w:multiLevelType w:val="hybridMultilevel"/>
     <w:tmpl w:val="414440E6"/>
@@ -13338,7 +13077,7 @@
       </w:pPr>
     </w:lvl>
   </w:abstractNum>
-  <w:abstractNum w:abstractNumId="27">
+  <w:abstractNum w:abstractNumId="28">
     <w:nsid w:val="6F0A1BD2"/>
     <w:multiLevelType w:val="hybridMultilevel"/>
     <w:tmpl w:val="EF7884CC"/>
@@ -13451,7 +13190,7 @@
       </w:rPr>
     </w:lvl>
   </w:abstractNum>
-  <w:abstractNum w:abstractNumId="28">
+  <w:abstractNum w:abstractNumId="29">
     <w:nsid w:val="6FC368C3"/>
     <w:multiLevelType w:val="hybridMultilevel"/>
     <w:tmpl w:val="F892BAB0"/>
@@ -13540,7 +13279,7 @@
       </w:pPr>
     </w:lvl>
   </w:abstractNum>
-  <w:abstractNum w:abstractNumId="29">
+  <w:abstractNum w:abstractNumId="30">
     <w:nsid w:val="729D49A6"/>
     <w:multiLevelType w:val="hybridMultilevel"/>
     <w:tmpl w:val="212E6380"/>
@@ -13629,7 +13368,7 @@
       </w:pPr>
     </w:lvl>
   </w:abstractNum>
-  <w:abstractNum w:abstractNumId="30">
+  <w:abstractNum w:abstractNumId="31">
     <w:nsid w:val="72E5107C"/>
     <w:multiLevelType w:val="hybridMultilevel"/>
     <w:tmpl w:val="30BE3018"/>
@@ -13718,7 +13457,7 @@
       </w:pPr>
     </w:lvl>
   </w:abstractNum>
-  <w:abstractNum w:abstractNumId="31">
+  <w:abstractNum w:abstractNumId="32">
     <w:nsid w:val="7C1B7A62"/>
     <w:multiLevelType w:val="hybridMultilevel"/>
     <w:tmpl w:val="A1EEB68C"/>
@@ -13831,7 +13570,7 @@
       </w:rPr>
     </w:lvl>
   </w:abstractNum>
-  <w:abstractNum w:abstractNumId="32">
+  <w:abstractNum w:abstractNumId="33">
     <w:nsid w:val="7E0C5E33"/>
     <w:multiLevelType w:val="hybridMultilevel"/>
     <w:tmpl w:val="17A20342"/>
@@ -13920,7 +13659,7 @@
       </w:pPr>
     </w:lvl>
   </w:abstractNum>
-  <w:abstractNum w:abstractNumId="33">
+  <w:abstractNum w:abstractNumId="34">
     <w:nsid w:val="7EEF6783"/>
     <w:multiLevelType w:val="hybridMultilevel"/>
     <w:tmpl w:val="2292AFAC"/>
@@ -14016,10 +13755,10 @@
     <w:abstractNumId w:val="6"/>
   </w:num>
   <w:num w:numId="3">
-    <w:abstractNumId w:val="31"/>
+    <w:abstractNumId w:val="32"/>
   </w:num>
   <w:num w:numId="4">
-    <w:abstractNumId w:val="22"/>
+    <w:abstractNumId w:val="23"/>
   </w:num>
   <w:num w:numId="5">
     <w:abstractNumId w:val="15"/>
@@ -14028,10 +13767,10 @@
     <w:abstractNumId w:val="7"/>
   </w:num>
   <w:num w:numId="7">
-    <w:abstractNumId w:val="19"/>
+    <w:abstractNumId w:val="20"/>
   </w:num>
   <w:num w:numId="8">
-    <w:abstractNumId w:val="23"/>
+    <w:abstractNumId w:val="24"/>
   </w:num>
   <w:num w:numId="9">
     <w:abstractNumId w:val="12"/>
@@ -14049,40 +13788,40 @@
     <w:abstractNumId w:val="2"/>
   </w:num>
   <w:num w:numId="14">
-    <w:abstractNumId w:val="18"/>
+    <w:abstractNumId w:val="19"/>
   </w:num>
   <w:num w:numId="15">
-    <w:abstractNumId w:val="33"/>
+    <w:abstractNumId w:val="34"/>
   </w:num>
   <w:num w:numId="16">
     <w:abstractNumId w:val="13"/>
   </w:num>
   <w:num w:numId="17">
-    <w:abstractNumId w:val="27"/>
+    <w:abstractNumId w:val="28"/>
   </w:num>
   <w:num w:numId="18">
     <w:abstractNumId w:val="1"/>
   </w:num>
   <w:num w:numId="19">
-    <w:abstractNumId w:val="32"/>
+    <w:abstractNumId w:val="33"/>
   </w:num>
   <w:num w:numId="20">
-    <w:abstractNumId w:val="24"/>
+    <w:abstractNumId w:val="25"/>
   </w:num>
   <w:num w:numId="21">
-    <w:abstractNumId w:val="21"/>
+    <w:abstractNumId w:val="22"/>
   </w:num>
   <w:num w:numId="22">
     <w:abstractNumId w:val="3"/>
   </w:num>
   <w:num w:numId="23">
-    <w:abstractNumId w:val="29"/>
+    <w:abstractNumId w:val="30"/>
   </w:num>
   <w:num w:numId="24">
-    <w:abstractNumId w:val="20"/>
+    <w:abstractNumId w:val="21"/>
   </w:num>
   <w:num w:numId="25">
-    <w:abstractNumId w:val="26"/>
+    <w:abstractNumId w:val="27"/>
   </w:num>
   <w:num w:numId="26">
     <w:abstractNumId w:val="14"/>
@@ -14091,13 +13830,13 @@
     <w:abstractNumId w:val="11"/>
   </w:num>
   <w:num w:numId="28">
-    <w:abstractNumId w:val="30"/>
+    <w:abstractNumId w:val="31"/>
   </w:num>
   <w:num w:numId="29">
     <w:abstractNumId w:val="16"/>
   </w:num>
   <w:num w:numId="30">
-    <w:abstractNumId w:val="25"/>
+    <w:abstractNumId w:val="26"/>
   </w:num>
   <w:num w:numId="31">
     <w:abstractNumId w:val="0"/>
@@ -14109,7 +13848,10 @@
     <w:abstractNumId w:val="17"/>
   </w:num>
   <w:num w:numId="34">
-    <w:abstractNumId w:val="28"/>
+    <w:abstractNumId w:val="29"/>
+  </w:num>
+  <w:num w:numId="35">
+    <w:abstractNumId w:val="18"/>
   </w:num>
 </w:numbering>
 </file>
@@ -14839,7 +14581,7 @@
 </file>
 
 <file path=customXml/itemProps1.xml><?xml version="1.0" encoding="utf-8"?>
-<ds:datastoreItem xmlns:ds="http://schemas.openxmlformats.org/officeDocument/2006/customXml" ds:itemID="{1FE44EA0-FE3F-4635-BD9A-C6D4F8D25F21}">
+<ds:datastoreItem xmlns:ds="http://schemas.openxmlformats.org/officeDocument/2006/customXml" ds:itemID="{A0A7575D-E775-4808-A4A2-F76210F3B57A}">
   <ds:schemaRefs>
     <ds:schemaRef ds:uri="http://schemas.openxmlformats.org/officeDocument/2006/bibliography"/>
   </ds:schemaRefs>

--- a/Notes_Selenium_14.docx
+++ b/Notes_Selenium_14.docx
@@ -10330,6 +10330,102 @@
         </w:rPr>
         <w:t>It is a mechanism that will mark any test case as Pass or Fail in report.</w:t>
       </w:r>
+    </w:p>
+    <w:p>
+      <w:pPr>
+        <w:rPr>
+          <w:sz w:val="24"/>
+          <w:szCs w:val="22"/>
+          <w:lang w:val="en-US"/>
+        </w:rPr>
+      </w:pPr>
+    </w:p>
+    <w:p>
+      <w:pPr>
+        <w:rPr>
+          <w:b/>
+          <w:bCs/>
+          <w:sz w:val="24"/>
+          <w:szCs w:val="22"/>
+          <w:lang w:val="en-US"/>
+        </w:rPr>
+      </w:pPr>
+      <w:r>
+        <w:rPr>
+          <w:b/>
+          <w:bCs/>
+          <w:sz w:val="24"/>
+          <w:szCs w:val="22"/>
+          <w:lang w:val="en-US"/>
+        </w:rPr>
+        <w:t>While creating XML file for executing tests please note…</w:t>
+      </w:r>
+    </w:p>
+    <w:p>
+      <w:pPr>
+        <w:pStyle w:val="ListParagraph"/>
+        <w:numPr>
+          <w:ilvl w:val="0"/>
+          <w:numId w:val="36"/>
+        </w:numPr>
+        <w:rPr>
+          <w:sz w:val="24"/>
+          <w:szCs w:val="22"/>
+          <w:lang w:val="en-US"/>
+        </w:rPr>
+      </w:pPr>
+      <w:r>
+        <w:rPr>
+          <w:sz w:val="24"/>
+          <w:szCs w:val="22"/>
+          <w:lang w:val="en-US"/>
+        </w:rPr>
+        <w:t>All the tags are pre-defined.</w:t>
+      </w:r>
+    </w:p>
+    <w:p>
+      <w:pPr>
+        <w:pStyle w:val="ListParagraph"/>
+        <w:numPr>
+          <w:ilvl w:val="0"/>
+          <w:numId w:val="36"/>
+        </w:numPr>
+        <w:rPr>
+          <w:sz w:val="24"/>
+          <w:szCs w:val="22"/>
+          <w:lang w:val="en-US"/>
+        </w:rPr>
+      </w:pPr>
+      <w:r>
+        <w:rPr>
+          <w:sz w:val="24"/>
+          <w:szCs w:val="22"/>
+          <w:lang w:val="en-US"/>
+        </w:rPr>
+        <w:t>You cannot change the sequence of tags.</w:t>
+      </w:r>
+    </w:p>
+    <w:p>
+      <w:pPr>
+        <w:pStyle w:val="ListParagraph"/>
+        <w:numPr>
+          <w:ilvl w:val="0"/>
+          <w:numId w:val="36"/>
+        </w:numPr>
+        <w:rPr>
+          <w:sz w:val="24"/>
+          <w:szCs w:val="22"/>
+          <w:lang w:val="en-US"/>
+        </w:rPr>
+      </w:pPr>
+      <w:r>
+        <w:rPr>
+          <w:sz w:val="24"/>
+          <w:szCs w:val="22"/>
+          <w:lang w:val="en-US"/>
+        </w:rPr>
+        <w:t xml:space="preserve">All the tags and attributes are case sensitive. </w:t>
+      </w:r>
       <w:bookmarkStart w:id="0" w:name="_GoBack"/>
       <w:bookmarkEnd w:id="0"/>
     </w:p>
@@ -11890,6 +11986,95 @@
     </w:lvl>
   </w:abstractNum>
   <w:abstractNum w:abstractNumId="16">
+    <w:nsid w:val="3A7611DD"/>
+    <w:multiLevelType w:val="hybridMultilevel"/>
+    <w:tmpl w:val="69D469B0"/>
+    <w:lvl w:ilvl="0" w:tplc="4009000F">
+      <w:start w:val="1"/>
+      <w:numFmt w:val="decimal"/>
+      <w:lvlText w:val="%1."/>
+      <w:lvlJc w:val="left"/>
+      <w:pPr>
+        <w:ind w:left="720" w:hanging="360"/>
+      </w:pPr>
+      <w:rPr>
+        <w:rFonts w:hint="default"/>
+      </w:rPr>
+    </w:lvl>
+    <w:lvl w:ilvl="1" w:tplc="40090019" w:tentative="1">
+      <w:start w:val="1"/>
+      <w:numFmt w:val="lowerLetter"/>
+      <w:lvlText w:val="%2."/>
+      <w:lvlJc w:val="left"/>
+      <w:pPr>
+        <w:ind w:left="1440" w:hanging="360"/>
+      </w:pPr>
+    </w:lvl>
+    <w:lvl w:ilvl="2" w:tplc="4009001B" w:tentative="1">
+      <w:start w:val="1"/>
+      <w:numFmt w:val="lowerRoman"/>
+      <w:lvlText w:val="%3."/>
+      <w:lvlJc w:val="right"/>
+      <w:pPr>
+        <w:ind w:left="2160" w:hanging="180"/>
+      </w:pPr>
+    </w:lvl>
+    <w:lvl w:ilvl="3" w:tplc="4009000F" w:tentative="1">
+      <w:start w:val="1"/>
+      <w:numFmt w:val="decimal"/>
+      <w:lvlText w:val="%4."/>
+      <w:lvlJc w:val="left"/>
+      <w:pPr>
+        <w:ind w:left="2880" w:hanging="360"/>
+      </w:pPr>
+    </w:lvl>
+    <w:lvl w:ilvl="4" w:tplc="40090019" w:tentative="1">
+      <w:start w:val="1"/>
+      <w:numFmt w:val="lowerLetter"/>
+      <w:lvlText w:val="%5."/>
+      <w:lvlJc w:val="left"/>
+      <w:pPr>
+        <w:ind w:left="3600" w:hanging="360"/>
+      </w:pPr>
+    </w:lvl>
+    <w:lvl w:ilvl="5" w:tplc="4009001B" w:tentative="1">
+      <w:start w:val="1"/>
+      <w:numFmt w:val="lowerRoman"/>
+      <w:lvlText w:val="%6."/>
+      <w:lvlJc w:val="right"/>
+      <w:pPr>
+        <w:ind w:left="4320" w:hanging="180"/>
+      </w:pPr>
+    </w:lvl>
+    <w:lvl w:ilvl="6" w:tplc="4009000F" w:tentative="1">
+      <w:start w:val="1"/>
+      <w:numFmt w:val="decimal"/>
+      <w:lvlText w:val="%7."/>
+      <w:lvlJc w:val="left"/>
+      <w:pPr>
+        <w:ind w:left="5040" w:hanging="360"/>
+      </w:pPr>
+    </w:lvl>
+    <w:lvl w:ilvl="7" w:tplc="40090019" w:tentative="1">
+      <w:start w:val="1"/>
+      <w:numFmt w:val="lowerLetter"/>
+      <w:lvlText w:val="%8."/>
+      <w:lvlJc w:val="left"/>
+      <w:pPr>
+        <w:ind w:left="5760" w:hanging="360"/>
+      </w:pPr>
+    </w:lvl>
+    <w:lvl w:ilvl="8" w:tplc="4009001B" w:tentative="1">
+      <w:start w:val="1"/>
+      <w:numFmt w:val="lowerRoman"/>
+      <w:lvlText w:val="%9."/>
+      <w:lvlJc w:val="right"/>
+      <w:pPr>
+        <w:ind w:left="6480" w:hanging="180"/>
+      </w:pPr>
+    </w:lvl>
+  </w:abstractNum>
+  <w:abstractNum w:abstractNumId="17">
     <w:nsid w:val="3B892462"/>
     <w:multiLevelType w:val="hybridMultilevel"/>
     <w:tmpl w:val="CB1C6C4E"/>
@@ -11978,7 +12163,7 @@
       </w:pPr>
     </w:lvl>
   </w:abstractNum>
-  <w:abstractNum w:abstractNumId="17">
+  <w:abstractNum w:abstractNumId="18">
     <w:nsid w:val="40361D0B"/>
     <w:multiLevelType w:val="hybridMultilevel"/>
     <w:tmpl w:val="4A54C56E"/>
@@ -12067,7 +12252,7 @@
       </w:pPr>
     </w:lvl>
   </w:abstractNum>
-  <w:abstractNum w:abstractNumId="18">
+  <w:abstractNum w:abstractNumId="19">
     <w:nsid w:val="40C03745"/>
     <w:multiLevelType w:val="hybridMultilevel"/>
     <w:tmpl w:val="401AA9E2"/>
@@ -12180,7 +12365,7 @@
       </w:rPr>
     </w:lvl>
   </w:abstractNum>
-  <w:abstractNum w:abstractNumId="19">
+  <w:abstractNum w:abstractNumId="20">
     <w:nsid w:val="4B45536D"/>
     <w:multiLevelType w:val="hybridMultilevel"/>
     <w:tmpl w:val="0B3449C8"/>
@@ -12269,7 +12454,7 @@
       </w:pPr>
     </w:lvl>
   </w:abstractNum>
-  <w:abstractNum w:abstractNumId="20">
+  <w:abstractNum w:abstractNumId="21">
     <w:nsid w:val="4D236C02"/>
     <w:multiLevelType w:val="hybridMultilevel"/>
     <w:tmpl w:val="CBFADF28"/>
@@ -12382,7 +12567,7 @@
       </w:rPr>
     </w:lvl>
   </w:abstractNum>
-  <w:abstractNum w:abstractNumId="21">
+  <w:abstractNum w:abstractNumId="22">
     <w:nsid w:val="4FC02C6C"/>
     <w:multiLevelType w:val="hybridMultilevel"/>
     <w:tmpl w:val="05D2B08E"/>
@@ -12471,7 +12656,7 @@
       </w:pPr>
     </w:lvl>
   </w:abstractNum>
-  <w:abstractNum w:abstractNumId="22">
+  <w:abstractNum w:abstractNumId="23">
     <w:nsid w:val="52B52268"/>
     <w:multiLevelType w:val="hybridMultilevel"/>
     <w:tmpl w:val="331AF78C"/>
@@ -12584,7 +12769,7 @@
       </w:rPr>
     </w:lvl>
   </w:abstractNum>
-  <w:abstractNum w:abstractNumId="23">
+  <w:abstractNum w:abstractNumId="24">
     <w:nsid w:val="55D92B24"/>
     <w:multiLevelType w:val="hybridMultilevel"/>
     <w:tmpl w:val="9BCED27C"/>
@@ -12697,7 +12882,7 @@
       </w:rPr>
     </w:lvl>
   </w:abstractNum>
-  <w:abstractNum w:abstractNumId="24">
+  <w:abstractNum w:abstractNumId="25">
     <w:nsid w:val="57564656"/>
     <w:multiLevelType w:val="hybridMultilevel"/>
     <w:tmpl w:val="3E1C27F6"/>
@@ -12810,7 +12995,7 @@
       </w:rPr>
     </w:lvl>
   </w:abstractNum>
-  <w:abstractNum w:abstractNumId="25">
+  <w:abstractNum w:abstractNumId="26">
     <w:nsid w:val="61A962B8"/>
     <w:multiLevelType w:val="hybridMultilevel"/>
     <w:tmpl w:val="5EDC7138"/>
@@ -12899,7 +13084,7 @@
       </w:pPr>
     </w:lvl>
   </w:abstractNum>
-  <w:abstractNum w:abstractNumId="26">
+  <w:abstractNum w:abstractNumId="27">
     <w:nsid w:val="69867F0D"/>
     <w:multiLevelType w:val="hybridMultilevel"/>
     <w:tmpl w:val="EAF8E468"/>
@@ -12988,7 +13173,7 @@
       </w:pPr>
     </w:lvl>
   </w:abstractNum>
-  <w:abstractNum w:abstractNumId="27">
+  <w:abstractNum w:abstractNumId="28">
     <w:nsid w:val="6E5A4342"/>
     <w:multiLevelType w:val="hybridMultilevel"/>
     <w:tmpl w:val="414440E6"/>
@@ -13077,7 +13262,7 @@
       </w:pPr>
     </w:lvl>
   </w:abstractNum>
-  <w:abstractNum w:abstractNumId="28">
+  <w:abstractNum w:abstractNumId="29">
     <w:nsid w:val="6F0A1BD2"/>
     <w:multiLevelType w:val="hybridMultilevel"/>
     <w:tmpl w:val="EF7884CC"/>
@@ -13190,7 +13375,7 @@
       </w:rPr>
     </w:lvl>
   </w:abstractNum>
-  <w:abstractNum w:abstractNumId="29">
+  <w:abstractNum w:abstractNumId="30">
     <w:nsid w:val="6FC368C3"/>
     <w:multiLevelType w:val="hybridMultilevel"/>
     <w:tmpl w:val="F892BAB0"/>
@@ -13279,7 +13464,7 @@
       </w:pPr>
     </w:lvl>
   </w:abstractNum>
-  <w:abstractNum w:abstractNumId="30">
+  <w:abstractNum w:abstractNumId="31">
     <w:nsid w:val="729D49A6"/>
     <w:multiLevelType w:val="hybridMultilevel"/>
     <w:tmpl w:val="212E6380"/>
@@ -13368,7 +13553,7 @@
       </w:pPr>
     </w:lvl>
   </w:abstractNum>
-  <w:abstractNum w:abstractNumId="31">
+  <w:abstractNum w:abstractNumId="32">
     <w:nsid w:val="72E5107C"/>
     <w:multiLevelType w:val="hybridMultilevel"/>
     <w:tmpl w:val="30BE3018"/>
@@ -13457,7 +13642,7 @@
       </w:pPr>
     </w:lvl>
   </w:abstractNum>
-  <w:abstractNum w:abstractNumId="32">
+  <w:abstractNum w:abstractNumId="33">
     <w:nsid w:val="7C1B7A62"/>
     <w:multiLevelType w:val="hybridMultilevel"/>
     <w:tmpl w:val="A1EEB68C"/>
@@ -13570,7 +13755,7 @@
       </w:rPr>
     </w:lvl>
   </w:abstractNum>
-  <w:abstractNum w:abstractNumId="33">
+  <w:abstractNum w:abstractNumId="34">
     <w:nsid w:val="7E0C5E33"/>
     <w:multiLevelType w:val="hybridMultilevel"/>
     <w:tmpl w:val="17A20342"/>
@@ -13659,7 +13844,7 @@
       </w:pPr>
     </w:lvl>
   </w:abstractNum>
-  <w:abstractNum w:abstractNumId="34">
+  <w:abstractNum w:abstractNumId="35">
     <w:nsid w:val="7EEF6783"/>
     <w:multiLevelType w:val="hybridMultilevel"/>
     <w:tmpl w:val="2292AFAC"/>
@@ -13755,10 +13940,10 @@
     <w:abstractNumId w:val="6"/>
   </w:num>
   <w:num w:numId="3">
-    <w:abstractNumId w:val="32"/>
+    <w:abstractNumId w:val="33"/>
   </w:num>
   <w:num w:numId="4">
-    <w:abstractNumId w:val="23"/>
+    <w:abstractNumId w:val="24"/>
   </w:num>
   <w:num w:numId="5">
     <w:abstractNumId w:val="15"/>
@@ -13767,10 +13952,10 @@
     <w:abstractNumId w:val="7"/>
   </w:num>
   <w:num w:numId="7">
-    <w:abstractNumId w:val="20"/>
+    <w:abstractNumId w:val="21"/>
   </w:num>
   <w:num w:numId="8">
-    <w:abstractNumId w:val="24"/>
+    <w:abstractNumId w:val="25"/>
   </w:num>
   <w:num w:numId="9">
     <w:abstractNumId w:val="12"/>
@@ -13788,40 +13973,40 @@
     <w:abstractNumId w:val="2"/>
   </w:num>
   <w:num w:numId="14">
-    <w:abstractNumId w:val="19"/>
+    <w:abstractNumId w:val="20"/>
   </w:num>
   <w:num w:numId="15">
-    <w:abstractNumId w:val="34"/>
+    <w:abstractNumId w:val="35"/>
   </w:num>
   <w:num w:numId="16">
     <w:abstractNumId w:val="13"/>
   </w:num>
   <w:num w:numId="17">
-    <w:abstractNumId w:val="28"/>
+    <w:abstractNumId w:val="29"/>
   </w:num>
   <w:num w:numId="18">
     <w:abstractNumId w:val="1"/>
   </w:num>
   <w:num w:numId="19">
-    <w:abstractNumId w:val="33"/>
+    <w:abstractNumId w:val="34"/>
   </w:num>
   <w:num w:numId="20">
-    <w:abstractNumId w:val="25"/>
+    <w:abstractNumId w:val="26"/>
   </w:num>
   <w:num w:numId="21">
-    <w:abstractNumId w:val="22"/>
+    <w:abstractNumId w:val="23"/>
   </w:num>
   <w:num w:numId="22">
     <w:abstractNumId w:val="3"/>
   </w:num>
   <w:num w:numId="23">
-    <w:abstractNumId w:val="30"/>
+    <w:abstractNumId w:val="31"/>
   </w:num>
   <w:num w:numId="24">
-    <w:abstractNumId w:val="21"/>
+    <w:abstractNumId w:val="22"/>
   </w:num>
   <w:num w:numId="25">
-    <w:abstractNumId w:val="27"/>
+    <w:abstractNumId w:val="28"/>
   </w:num>
   <w:num w:numId="26">
     <w:abstractNumId w:val="14"/>
@@ -13830,13 +14015,13 @@
     <w:abstractNumId w:val="11"/>
   </w:num>
   <w:num w:numId="28">
-    <w:abstractNumId w:val="31"/>
+    <w:abstractNumId w:val="32"/>
   </w:num>
   <w:num w:numId="29">
-    <w:abstractNumId w:val="16"/>
+    <w:abstractNumId w:val="17"/>
   </w:num>
   <w:num w:numId="30">
-    <w:abstractNumId w:val="26"/>
+    <w:abstractNumId w:val="27"/>
   </w:num>
   <w:num w:numId="31">
     <w:abstractNumId w:val="0"/>
@@ -13845,13 +14030,16 @@
     <w:abstractNumId w:val="9"/>
   </w:num>
   <w:num w:numId="33">
-    <w:abstractNumId w:val="17"/>
+    <w:abstractNumId w:val="18"/>
   </w:num>
   <w:num w:numId="34">
-    <w:abstractNumId w:val="29"/>
+    <w:abstractNumId w:val="30"/>
   </w:num>
   <w:num w:numId="35">
-    <w:abstractNumId w:val="18"/>
+    <w:abstractNumId w:val="19"/>
+  </w:num>
+  <w:num w:numId="36">
+    <w:abstractNumId w:val="16"/>
   </w:num>
 </w:numbering>
 </file>
@@ -14581,7 +14769,7 @@
 </file>
 
 <file path=customXml/itemProps1.xml><?xml version="1.0" encoding="utf-8"?>
-<ds:datastoreItem xmlns:ds="http://schemas.openxmlformats.org/officeDocument/2006/customXml" ds:itemID="{A0A7575D-E775-4808-A4A2-F76210F3B57A}">
+<ds:datastoreItem xmlns:ds="http://schemas.openxmlformats.org/officeDocument/2006/customXml" ds:itemID="{0D5FEA11-F788-471B-807F-0B39F230E5C1}">
   <ds:schemaRefs>
     <ds:schemaRef ds:uri="http://schemas.openxmlformats.org/officeDocument/2006/bibliography"/>
   </ds:schemaRefs>

--- a/Notes_Selenium_14.docx
+++ b/Notes_Selenium_14.docx
@@ -621,13 +621,23 @@
           <w:lang w:val="en-US"/>
         </w:rPr>
       </w:pPr>
-      <w:r>
-        <w:rPr>
-          <w:sz w:val="24"/>
-          <w:szCs w:val="22"/>
-          <w:lang w:val="en-US"/>
-        </w:rPr>
-        <w:t>Thread.sleep()</w:t>
+      <w:proofErr w:type="spellStart"/>
+      <w:r>
+        <w:rPr>
+          <w:sz w:val="24"/>
+          <w:szCs w:val="22"/>
+          <w:lang w:val="en-US"/>
+        </w:rPr>
+        <w:t>Thread.sleep</w:t>
+      </w:r>
+      <w:proofErr w:type="spellEnd"/>
+      <w:r>
+        <w:rPr>
+          <w:sz w:val="24"/>
+          <w:szCs w:val="22"/>
+          <w:lang w:val="en-US"/>
+        </w:rPr>
+        <w:t>()</w:t>
       </w:r>
     </w:p>
     <w:p>
@@ -2156,7 +2166,25 @@
           <w:szCs w:val="22"/>
           <w:lang w:val="en-US"/>
         </w:rPr>
-        <w:t xml:space="preserve"> Correctness, Completeness, Security &amp; Quality of developed software application.</w:t>
+        <w:t xml:space="preserve"> Correctness, Completeness, </w:t>
+      </w:r>
+      <w:proofErr w:type="gramStart"/>
+      <w:r>
+        <w:rPr>
+          <w:sz w:val="24"/>
+          <w:szCs w:val="22"/>
+          <w:lang w:val="en-US"/>
+        </w:rPr>
+        <w:t>Security</w:t>
+      </w:r>
+      <w:proofErr w:type="gramEnd"/>
+      <w:r>
+        <w:rPr>
+          <w:sz w:val="24"/>
+          <w:szCs w:val="22"/>
+          <w:lang w:val="en-US"/>
+        </w:rPr>
+        <w:t xml:space="preserve"> &amp; Quality of developed software application.</w:t>
       </w:r>
     </w:p>
     <w:p>
@@ -3483,8 +3511,18 @@
           <w:szCs w:val="22"/>
           <w:lang w:val="en-US"/>
         </w:rPr>
-        <w:t>Idea Intellij</w:t>
-      </w:r>
+        <w:t xml:space="preserve">Idea </w:t>
+      </w:r>
+      <w:proofErr w:type="spellStart"/>
+      <w:r>
+        <w:rPr>
+          <w:sz w:val="24"/>
+          <w:szCs w:val="22"/>
+          <w:lang w:val="en-US"/>
+        </w:rPr>
+        <w:t>Intellij</w:t>
+      </w:r>
+      <w:proofErr w:type="spellEnd"/>
     </w:p>
     <w:p>
       <w:pPr>
@@ -3582,6 +3620,7 @@
           <w:lang w:val="en-US"/>
         </w:rPr>
       </w:pPr>
+      <w:proofErr w:type="spellStart"/>
       <w:r>
         <w:rPr>
           <w:sz w:val="24"/>
@@ -3590,6 +3629,7 @@
         </w:rPr>
         <w:t>YourName_SeleniumDemos</w:t>
       </w:r>
+      <w:proofErr w:type="spellEnd"/>
     </w:p>
     <w:p>
       <w:pPr>
@@ -3632,8 +3672,18 @@
           <w:szCs w:val="22"/>
           <w:lang w:val="en-US"/>
         </w:rPr>
-        <w:t>Open selenium.dev</w:t>
-      </w:r>
+        <w:t xml:space="preserve">Open </w:t>
+      </w:r>
+      <w:proofErr w:type="spellStart"/>
+      <w:r>
+        <w:rPr>
+          <w:sz w:val="24"/>
+          <w:szCs w:val="22"/>
+          <w:lang w:val="en-US"/>
+        </w:rPr>
+        <w:t>selenium.dev</w:t>
+      </w:r>
+      <w:proofErr w:type="spellEnd"/>
     </w:p>
     <w:p>
       <w:pPr>
@@ -3903,7 +3953,25 @@
           <w:szCs w:val="22"/>
           <w:lang w:val="en-US"/>
         </w:rPr>
-        <w:t>Give the name for project (MyAutomationProject)</w:t>
+        <w:t>Give the name for project (</w:t>
+      </w:r>
+      <w:proofErr w:type="spellStart"/>
+      <w:r>
+        <w:rPr>
+          <w:sz w:val="24"/>
+          <w:szCs w:val="22"/>
+          <w:lang w:val="en-US"/>
+        </w:rPr>
+        <w:t>MyAutomationProject</w:t>
+      </w:r>
+      <w:proofErr w:type="spellEnd"/>
+      <w:r>
+        <w:rPr>
+          <w:sz w:val="24"/>
+          <w:szCs w:val="22"/>
+          <w:lang w:val="en-US"/>
+        </w:rPr>
+        <w:t>)</w:t>
       </w:r>
     </w:p>
     <w:p>
@@ -4042,7 +4110,25 @@
           <w:szCs w:val="22"/>
           <w:lang w:val="en-US"/>
         </w:rPr>
-        <w:t>Give the name (com.WebDriverDemos)</w:t>
+        <w:t>Give the name (</w:t>
+      </w:r>
+      <w:proofErr w:type="spellStart"/>
+      <w:r>
+        <w:rPr>
+          <w:sz w:val="24"/>
+          <w:szCs w:val="22"/>
+          <w:lang w:val="en-US"/>
+        </w:rPr>
+        <w:t>com.WebDriverDemos</w:t>
+      </w:r>
+      <w:proofErr w:type="spellEnd"/>
+      <w:r>
+        <w:rPr>
+          <w:sz w:val="24"/>
+          <w:szCs w:val="22"/>
+          <w:lang w:val="en-US"/>
+        </w:rPr>
+        <w:t>)</w:t>
       </w:r>
     </w:p>
     <w:p>
@@ -4379,13 +4465,23 @@
           <w:lang w:val="en-US"/>
         </w:rPr>
       </w:pPr>
-      <w:r>
-        <w:rPr>
-          <w:sz w:val="24"/>
-          <w:szCs w:val="22"/>
-          <w:lang w:val="en-US"/>
-        </w:rPr>
-        <w:t xml:space="preserve">get() </w:t>
+      <w:proofErr w:type="gramStart"/>
+      <w:r>
+        <w:rPr>
+          <w:sz w:val="24"/>
+          <w:szCs w:val="22"/>
+          <w:lang w:val="en-US"/>
+        </w:rPr>
+        <w:t>get(</w:t>
+      </w:r>
+      <w:proofErr w:type="gramEnd"/>
+      <w:r>
+        <w:rPr>
+          <w:sz w:val="24"/>
+          <w:szCs w:val="22"/>
+          <w:lang w:val="en-US"/>
+        </w:rPr>
+        <w:t xml:space="preserve">) </w:t>
       </w:r>
       <w:r>
         <w:rPr>
@@ -4417,13 +4513,23 @@
           <w:lang w:val="en-US"/>
         </w:rPr>
       </w:pPr>
-      <w:r>
-        <w:rPr>
-          <w:sz w:val="24"/>
-          <w:szCs w:val="22"/>
-          <w:lang w:val="en-US"/>
-        </w:rPr>
-        <w:t xml:space="preserve">driver.manage().window().maximize() </w:t>
+      <w:proofErr w:type="spellStart"/>
+      <w:r>
+        <w:rPr>
+          <w:sz w:val="24"/>
+          <w:szCs w:val="22"/>
+          <w:lang w:val="en-US"/>
+        </w:rPr>
+        <w:t>driver.manage</w:t>
+      </w:r>
+      <w:proofErr w:type="spellEnd"/>
+      <w:r>
+        <w:rPr>
+          <w:sz w:val="24"/>
+          <w:szCs w:val="22"/>
+          <w:lang w:val="en-US"/>
+        </w:rPr>
+        <w:t xml:space="preserve">().window().maximize() </w:t>
       </w:r>
       <w:r>
         <w:rPr>
@@ -4455,13 +4561,23 @@
           <w:lang w:val="en-US"/>
         </w:rPr>
       </w:pPr>
-      <w:r>
-        <w:rPr>
-          <w:sz w:val="24"/>
-          <w:szCs w:val="22"/>
-          <w:lang w:val="en-US"/>
-        </w:rPr>
-        <w:t xml:space="preserve">close() </w:t>
+      <w:proofErr w:type="gramStart"/>
+      <w:r>
+        <w:rPr>
+          <w:sz w:val="24"/>
+          <w:szCs w:val="22"/>
+          <w:lang w:val="en-US"/>
+        </w:rPr>
+        <w:t>close(</w:t>
+      </w:r>
+      <w:proofErr w:type="gramEnd"/>
+      <w:r>
+        <w:rPr>
+          <w:sz w:val="24"/>
+          <w:szCs w:val="22"/>
+          <w:lang w:val="en-US"/>
+        </w:rPr>
+        <w:t xml:space="preserve">) </w:t>
       </w:r>
       <w:r>
         <w:rPr>
@@ -4493,13 +4609,23 @@
           <w:lang w:val="en-US"/>
         </w:rPr>
       </w:pPr>
-      <w:r>
-        <w:rPr>
-          <w:sz w:val="24"/>
-          <w:szCs w:val="22"/>
-          <w:lang w:val="en-US"/>
-        </w:rPr>
-        <w:t xml:space="preserve">getTitle() </w:t>
+      <w:proofErr w:type="gramStart"/>
+      <w:r>
+        <w:rPr>
+          <w:sz w:val="24"/>
+          <w:szCs w:val="22"/>
+          <w:lang w:val="en-US"/>
+        </w:rPr>
+        <w:t>getTitle(</w:t>
+      </w:r>
+      <w:proofErr w:type="gramEnd"/>
+      <w:r>
+        <w:rPr>
+          <w:sz w:val="24"/>
+          <w:szCs w:val="22"/>
+          <w:lang w:val="en-US"/>
+        </w:rPr>
+        <w:t xml:space="preserve">) </w:t>
       </w:r>
       <w:r>
         <w:rPr>
@@ -4539,13 +4665,23 @@
           <w:lang w:val="en-US"/>
         </w:rPr>
       </w:pPr>
-      <w:r>
-        <w:rPr>
-          <w:sz w:val="24"/>
-          <w:szCs w:val="22"/>
-          <w:lang w:val="en-US"/>
-        </w:rPr>
-        <w:t xml:space="preserve">getCurrentUrl() </w:t>
+      <w:proofErr w:type="gramStart"/>
+      <w:r>
+        <w:rPr>
+          <w:sz w:val="24"/>
+          <w:szCs w:val="22"/>
+          <w:lang w:val="en-US"/>
+        </w:rPr>
+        <w:t>getCurrentUrl(</w:t>
+      </w:r>
+      <w:proofErr w:type="gramEnd"/>
+      <w:r>
+        <w:rPr>
+          <w:sz w:val="24"/>
+          <w:szCs w:val="22"/>
+          <w:lang w:val="en-US"/>
+        </w:rPr>
+        <w:t xml:space="preserve">) </w:t>
       </w:r>
       <w:r>
         <w:rPr>
@@ -4577,13 +4713,23 @@
           <w:lang w:val="en-US"/>
         </w:rPr>
       </w:pPr>
-      <w:r>
-        <w:rPr>
-          <w:sz w:val="24"/>
-          <w:szCs w:val="22"/>
-          <w:lang w:val="en-US"/>
-        </w:rPr>
-        <w:t xml:space="preserve">getPageSource() </w:t>
+      <w:proofErr w:type="gramStart"/>
+      <w:r>
+        <w:rPr>
+          <w:sz w:val="24"/>
+          <w:szCs w:val="22"/>
+          <w:lang w:val="en-US"/>
+        </w:rPr>
+        <w:t>getPageSource(</w:t>
+      </w:r>
+      <w:proofErr w:type="gramEnd"/>
+      <w:r>
+        <w:rPr>
+          <w:sz w:val="24"/>
+          <w:szCs w:val="22"/>
+          <w:lang w:val="en-US"/>
+        </w:rPr>
+        <w:t xml:space="preserve">) </w:t>
       </w:r>
       <w:r>
         <w:rPr>
@@ -4615,13 +4761,23 @@
           <w:lang w:val="en-US"/>
         </w:rPr>
       </w:pPr>
-      <w:r>
-        <w:rPr>
-          <w:sz w:val="24"/>
-          <w:szCs w:val="22"/>
-          <w:lang w:val="en-US"/>
-        </w:rPr>
-        <w:t xml:space="preserve">findElement() </w:t>
+      <w:proofErr w:type="gramStart"/>
+      <w:r>
+        <w:rPr>
+          <w:sz w:val="24"/>
+          <w:szCs w:val="22"/>
+          <w:lang w:val="en-US"/>
+        </w:rPr>
+        <w:t>findElement(</w:t>
+      </w:r>
+      <w:proofErr w:type="gramEnd"/>
+      <w:r>
+        <w:rPr>
+          <w:sz w:val="24"/>
+          <w:szCs w:val="22"/>
+          <w:lang w:val="en-US"/>
+        </w:rPr>
+        <w:t xml:space="preserve">) </w:t>
       </w:r>
       <w:r>
         <w:rPr>
@@ -4705,13 +4861,23 @@
           <w:lang w:val="en-US"/>
         </w:rPr>
       </w:pPr>
-      <w:r>
-        <w:rPr>
-          <w:sz w:val="24"/>
-          <w:szCs w:val="22"/>
-          <w:lang w:val="en-US"/>
-        </w:rPr>
-        <w:t xml:space="preserve">findElements() </w:t>
+      <w:proofErr w:type="gramStart"/>
+      <w:r>
+        <w:rPr>
+          <w:sz w:val="24"/>
+          <w:szCs w:val="22"/>
+          <w:lang w:val="en-US"/>
+        </w:rPr>
+        <w:t>findElements(</w:t>
+      </w:r>
+      <w:proofErr w:type="gramEnd"/>
+      <w:r>
+        <w:rPr>
+          <w:sz w:val="24"/>
+          <w:szCs w:val="22"/>
+          <w:lang w:val="en-US"/>
+        </w:rPr>
+        <w:t xml:space="preserve">) </w:t>
       </w:r>
       <w:r>
         <w:rPr>
@@ -4769,13 +4935,23 @@
           <w:lang w:val="en-US"/>
         </w:rPr>
       </w:pPr>
-      <w:r>
-        <w:rPr>
-          <w:sz w:val="24"/>
-          <w:szCs w:val="22"/>
-          <w:lang w:val="en-US"/>
-        </w:rPr>
-        <w:t xml:space="preserve">getWindowHandles() </w:t>
+      <w:proofErr w:type="gramStart"/>
+      <w:r>
+        <w:rPr>
+          <w:sz w:val="24"/>
+          <w:szCs w:val="22"/>
+          <w:lang w:val="en-US"/>
+        </w:rPr>
+        <w:t>getWindowHandles(</w:t>
+      </w:r>
+      <w:proofErr w:type="gramEnd"/>
+      <w:r>
+        <w:rPr>
+          <w:sz w:val="24"/>
+          <w:szCs w:val="22"/>
+          <w:lang w:val="en-US"/>
+        </w:rPr>
+        <w:t xml:space="preserve">) </w:t>
       </w:r>
       <w:r>
         <w:rPr>
@@ -4815,13 +4991,23 @@
           <w:lang w:val="en-US"/>
         </w:rPr>
       </w:pPr>
-      <w:r>
-        <w:rPr>
-          <w:sz w:val="24"/>
-          <w:szCs w:val="22"/>
-          <w:lang w:val="en-US"/>
-        </w:rPr>
-        <w:t xml:space="preserve">quit() </w:t>
+      <w:proofErr w:type="gramStart"/>
+      <w:r>
+        <w:rPr>
+          <w:sz w:val="24"/>
+          <w:szCs w:val="22"/>
+          <w:lang w:val="en-US"/>
+        </w:rPr>
+        <w:t>quit(</w:t>
+      </w:r>
+      <w:proofErr w:type="gramEnd"/>
+      <w:r>
+        <w:rPr>
+          <w:sz w:val="24"/>
+          <w:szCs w:val="22"/>
+          <w:lang w:val="en-US"/>
+        </w:rPr>
+        <w:t xml:space="preserve">) </w:t>
       </w:r>
       <w:r>
         <w:rPr>
@@ -5117,13 +5303,23 @@
         </w:rPr>
         <w:t xml:space="preserve"> </w:t>
       </w:r>
-      <w:r>
-        <w:rPr>
-          <w:sz w:val="24"/>
-          <w:szCs w:val="22"/>
-          <w:lang w:val="en-US"/>
-        </w:rPr>
-        <w:t>driver.get() implicitly waits for 30 seconds, but if any one of the page is not getting loaded within these 30 seconds then you will get TimeoutException.</w:t>
+      <w:proofErr w:type="spellStart"/>
+      <w:r>
+        <w:rPr>
+          <w:sz w:val="24"/>
+          <w:szCs w:val="22"/>
+          <w:lang w:val="en-US"/>
+        </w:rPr>
+        <w:t>driver.get</w:t>
+      </w:r>
+      <w:proofErr w:type="spellEnd"/>
+      <w:r>
+        <w:rPr>
+          <w:sz w:val="24"/>
+          <w:szCs w:val="22"/>
+          <w:lang w:val="en-US"/>
+        </w:rPr>
+        <w:t>() implicitly waits for 30 seconds, but if any one of the page is not getting loaded within these 30 seconds then you will get TimeoutException.</w:t>
       </w:r>
     </w:p>
     <w:p>
@@ -5626,13 +5822,23 @@
           <w:lang w:val="en-US"/>
         </w:rPr>
       </w:pPr>
-      <w:r>
-        <w:rPr>
-          <w:sz w:val="24"/>
-          <w:szCs w:val="22"/>
-          <w:lang w:val="en-US"/>
-        </w:rPr>
-        <w:t xml:space="preserve">sendKeys() </w:t>
+      <w:proofErr w:type="gramStart"/>
+      <w:r>
+        <w:rPr>
+          <w:sz w:val="24"/>
+          <w:szCs w:val="22"/>
+          <w:lang w:val="en-US"/>
+        </w:rPr>
+        <w:t>sendKeys(</w:t>
+      </w:r>
+      <w:proofErr w:type="gramEnd"/>
+      <w:r>
+        <w:rPr>
+          <w:sz w:val="24"/>
+          <w:szCs w:val="22"/>
+          <w:lang w:val="en-US"/>
+        </w:rPr>
+        <w:t xml:space="preserve">) </w:t>
       </w:r>
       <w:r>
         <w:rPr>
@@ -5672,13 +5878,23 @@
           <w:lang w:val="en-US"/>
         </w:rPr>
       </w:pPr>
-      <w:r>
-        <w:rPr>
-          <w:sz w:val="24"/>
-          <w:szCs w:val="22"/>
-          <w:lang w:val="en-US"/>
-        </w:rPr>
-        <w:t xml:space="preserve">click() </w:t>
+      <w:proofErr w:type="gramStart"/>
+      <w:r>
+        <w:rPr>
+          <w:sz w:val="24"/>
+          <w:szCs w:val="22"/>
+          <w:lang w:val="en-US"/>
+        </w:rPr>
+        <w:t>click(</w:t>
+      </w:r>
+      <w:proofErr w:type="gramEnd"/>
+      <w:r>
+        <w:rPr>
+          <w:sz w:val="24"/>
+          <w:szCs w:val="22"/>
+          <w:lang w:val="en-US"/>
+        </w:rPr>
+        <w:t xml:space="preserve">) </w:t>
       </w:r>
       <w:r>
         <w:rPr>
@@ -5710,13 +5926,23 @@
           <w:lang w:val="en-US"/>
         </w:rPr>
       </w:pPr>
-      <w:r>
-        <w:rPr>
-          <w:sz w:val="24"/>
-          <w:szCs w:val="22"/>
-          <w:lang w:val="en-US"/>
-        </w:rPr>
-        <w:t xml:space="preserve">getText() </w:t>
+      <w:proofErr w:type="gramStart"/>
+      <w:r>
+        <w:rPr>
+          <w:sz w:val="24"/>
+          <w:szCs w:val="22"/>
+          <w:lang w:val="en-US"/>
+        </w:rPr>
+        <w:t>getText(</w:t>
+      </w:r>
+      <w:proofErr w:type="gramEnd"/>
+      <w:r>
+        <w:rPr>
+          <w:sz w:val="24"/>
+          <w:szCs w:val="22"/>
+          <w:lang w:val="en-US"/>
+        </w:rPr>
+        <w:t xml:space="preserve">) </w:t>
       </w:r>
       <w:r>
         <w:rPr>
@@ -5748,13 +5974,23 @@
           <w:lang w:val="en-US"/>
         </w:rPr>
       </w:pPr>
-      <w:r>
-        <w:rPr>
-          <w:sz w:val="24"/>
-          <w:szCs w:val="22"/>
-          <w:lang w:val="en-US"/>
-        </w:rPr>
-        <w:t xml:space="preserve">isSelected() </w:t>
+      <w:proofErr w:type="gramStart"/>
+      <w:r>
+        <w:rPr>
+          <w:sz w:val="24"/>
+          <w:szCs w:val="22"/>
+          <w:lang w:val="en-US"/>
+        </w:rPr>
+        <w:t>isSelected(</w:t>
+      </w:r>
+      <w:proofErr w:type="gramEnd"/>
+      <w:r>
+        <w:rPr>
+          <w:sz w:val="24"/>
+          <w:szCs w:val="22"/>
+          <w:lang w:val="en-US"/>
+        </w:rPr>
+        <w:t xml:space="preserve">) </w:t>
       </w:r>
       <w:r>
         <w:rPr>
@@ -5832,13 +6068,23 @@
           <w:lang w:val="en-US"/>
         </w:rPr>
       </w:pPr>
-      <w:r>
-        <w:rPr>
-          <w:sz w:val="24"/>
-          <w:szCs w:val="22"/>
-          <w:lang w:val="en-US"/>
-        </w:rPr>
-        <w:t xml:space="preserve">isDisplayed() </w:t>
+      <w:proofErr w:type="gramStart"/>
+      <w:r>
+        <w:rPr>
+          <w:sz w:val="24"/>
+          <w:szCs w:val="22"/>
+          <w:lang w:val="en-US"/>
+        </w:rPr>
+        <w:t>isDisplayed(</w:t>
+      </w:r>
+      <w:proofErr w:type="gramEnd"/>
+      <w:r>
+        <w:rPr>
+          <w:sz w:val="24"/>
+          <w:szCs w:val="22"/>
+          <w:lang w:val="en-US"/>
+        </w:rPr>
+        <w:t xml:space="preserve">) </w:t>
       </w:r>
       <w:r>
         <w:rPr>
@@ -6014,7 +6260,25 @@
           <w:szCs w:val="22"/>
           <w:lang w:val="en-US"/>
         </w:rPr>
-        <w:t>data-testid="royal-email"]</w:t>
+        <w:t>data-</w:t>
+      </w:r>
+      <w:proofErr w:type="spellStart"/>
+      <w:r>
+        <w:rPr>
+          <w:sz w:val="24"/>
+          <w:szCs w:val="22"/>
+          <w:lang w:val="en-US"/>
+        </w:rPr>
+        <w:t>testid</w:t>
+      </w:r>
+      <w:proofErr w:type="spellEnd"/>
+      <w:r>
+        <w:rPr>
+          <w:sz w:val="24"/>
+          <w:szCs w:val="22"/>
+          <w:lang w:val="en-US"/>
+        </w:rPr>
+        <w:t>="royal-email"]</w:t>
       </w:r>
     </w:p>
     <w:p>
@@ -6837,13 +7101,23 @@
           <w:lang w:val="en-US"/>
         </w:rPr>
       </w:pPr>
-      <w:r>
-        <w:rPr>
-          <w:sz w:val="24"/>
-          <w:szCs w:val="22"/>
-          <w:lang w:val="en-US"/>
-        </w:rPr>
-        <w:t xml:space="preserve">getOptions() </w:t>
+      <w:proofErr w:type="gramStart"/>
+      <w:r>
+        <w:rPr>
+          <w:sz w:val="24"/>
+          <w:szCs w:val="22"/>
+          <w:lang w:val="en-US"/>
+        </w:rPr>
+        <w:t>getOptions(</w:t>
+      </w:r>
+      <w:proofErr w:type="gramEnd"/>
+      <w:r>
+        <w:rPr>
+          <w:sz w:val="24"/>
+          <w:szCs w:val="22"/>
+          <w:lang w:val="en-US"/>
+        </w:rPr>
+        <w:t xml:space="preserve">) </w:t>
       </w:r>
       <w:r>
         <w:rPr>
@@ -6875,13 +7149,23 @@
           <w:lang w:val="en-US"/>
         </w:rPr>
       </w:pPr>
-      <w:r>
-        <w:rPr>
-          <w:sz w:val="24"/>
-          <w:szCs w:val="22"/>
-          <w:lang w:val="en-US"/>
-        </w:rPr>
-        <w:t xml:space="preserve">selectByVisibleText() </w:t>
+      <w:proofErr w:type="gramStart"/>
+      <w:r>
+        <w:rPr>
+          <w:sz w:val="24"/>
+          <w:szCs w:val="22"/>
+          <w:lang w:val="en-US"/>
+        </w:rPr>
+        <w:t>selectByVisibleText(</w:t>
+      </w:r>
+      <w:proofErr w:type="gramEnd"/>
+      <w:r>
+        <w:rPr>
+          <w:sz w:val="24"/>
+          <w:szCs w:val="22"/>
+          <w:lang w:val="en-US"/>
+        </w:rPr>
+        <w:t xml:space="preserve">) </w:t>
       </w:r>
       <w:r>
         <w:rPr>
@@ -6951,13 +7235,23 @@
           <w:lang w:val="en-US"/>
         </w:rPr>
       </w:pPr>
-      <w:r>
-        <w:rPr>
-          <w:sz w:val="24"/>
-          <w:szCs w:val="22"/>
-          <w:lang w:val="en-US"/>
-        </w:rPr>
-        <w:t xml:space="preserve">selectByValue() </w:t>
+      <w:proofErr w:type="gramStart"/>
+      <w:r>
+        <w:rPr>
+          <w:sz w:val="24"/>
+          <w:szCs w:val="22"/>
+          <w:lang w:val="en-US"/>
+        </w:rPr>
+        <w:t>selectByValue(</w:t>
+      </w:r>
+      <w:proofErr w:type="gramEnd"/>
+      <w:r>
+        <w:rPr>
+          <w:sz w:val="24"/>
+          <w:szCs w:val="22"/>
+          <w:lang w:val="en-US"/>
+        </w:rPr>
+        <w:t xml:space="preserve">) </w:t>
       </w:r>
       <w:r>
         <w:rPr>
@@ -6997,13 +7291,23 @@
           <w:lang w:val="en-US"/>
         </w:rPr>
       </w:pPr>
-      <w:r>
-        <w:rPr>
-          <w:sz w:val="24"/>
-          <w:szCs w:val="22"/>
-          <w:lang w:val="en-US"/>
-        </w:rPr>
-        <w:t xml:space="preserve">selectByIndex() </w:t>
+      <w:proofErr w:type="gramStart"/>
+      <w:r>
+        <w:rPr>
+          <w:sz w:val="24"/>
+          <w:szCs w:val="22"/>
+          <w:lang w:val="en-US"/>
+        </w:rPr>
+        <w:t>selectByIndex(</w:t>
+      </w:r>
+      <w:proofErr w:type="gramEnd"/>
+      <w:r>
+        <w:rPr>
+          <w:sz w:val="24"/>
+          <w:szCs w:val="22"/>
+          <w:lang w:val="en-US"/>
+        </w:rPr>
+        <w:t xml:space="preserve">) </w:t>
       </w:r>
       <w:r>
         <w:rPr>
@@ -7019,7 +7323,25 @@
           <w:szCs w:val="22"/>
           <w:lang w:val="en-US"/>
         </w:rPr>
-        <w:t xml:space="preserve"> Selects the option by using its zero based index no. index no is +ve integer number.</w:t>
+        <w:t xml:space="preserve"> Selects the option by using its zero based index no. index no is +</w:t>
+      </w:r>
+      <w:proofErr w:type="spellStart"/>
+      <w:r>
+        <w:rPr>
+          <w:sz w:val="24"/>
+          <w:szCs w:val="22"/>
+          <w:lang w:val="en-US"/>
+        </w:rPr>
+        <w:t>ve</w:t>
+      </w:r>
+      <w:proofErr w:type="spellEnd"/>
+      <w:r>
+        <w:rPr>
+          <w:sz w:val="24"/>
+          <w:szCs w:val="22"/>
+          <w:lang w:val="en-US"/>
+        </w:rPr>
+        <w:t xml:space="preserve"> integer number.</w:t>
       </w:r>
     </w:p>
     <w:p>
@@ -7035,13 +7357,23 @@
           <w:lang w:val="en-US"/>
         </w:rPr>
       </w:pPr>
-      <w:r>
-        <w:rPr>
-          <w:sz w:val="24"/>
-          <w:szCs w:val="22"/>
-          <w:lang w:val="en-US"/>
-        </w:rPr>
-        <w:t xml:space="preserve">getAllSelectedOptions() </w:t>
+      <w:proofErr w:type="gramStart"/>
+      <w:r>
+        <w:rPr>
+          <w:sz w:val="24"/>
+          <w:szCs w:val="22"/>
+          <w:lang w:val="en-US"/>
+        </w:rPr>
+        <w:t>getAllSelectedOptions(</w:t>
+      </w:r>
+      <w:proofErr w:type="gramEnd"/>
+      <w:r>
+        <w:rPr>
+          <w:sz w:val="24"/>
+          <w:szCs w:val="22"/>
+          <w:lang w:val="en-US"/>
+        </w:rPr>
+        <w:t xml:space="preserve">) </w:t>
       </w:r>
       <w:r>
         <w:rPr>
@@ -7073,13 +7405,23 @@
           <w:lang w:val="en-US"/>
         </w:rPr>
       </w:pPr>
-      <w:r>
-        <w:rPr>
-          <w:sz w:val="24"/>
-          <w:szCs w:val="22"/>
-          <w:lang w:val="en-US"/>
-        </w:rPr>
-        <w:t xml:space="preserve">isMultiple() </w:t>
+      <w:proofErr w:type="gramStart"/>
+      <w:r>
+        <w:rPr>
+          <w:sz w:val="24"/>
+          <w:szCs w:val="22"/>
+          <w:lang w:val="en-US"/>
+        </w:rPr>
+        <w:t>isMultiple(</w:t>
+      </w:r>
+      <w:proofErr w:type="gramEnd"/>
+      <w:r>
+        <w:rPr>
+          <w:sz w:val="24"/>
+          <w:szCs w:val="22"/>
+          <w:lang w:val="en-US"/>
+        </w:rPr>
+        <w:t xml:space="preserve">) </w:t>
       </w:r>
       <w:r>
         <w:rPr>
@@ -7294,13 +7636,33 @@
           <w:lang w:val="en-US"/>
         </w:rPr>
       </w:pPr>
-      <w:r>
-        <w:rPr>
-          <w:sz w:val="24"/>
-          <w:szCs w:val="22"/>
-          <w:lang w:val="en-US"/>
-        </w:rPr>
-        <w:t>Thread.sleep()</w:t>
+      <w:proofErr w:type="spellStart"/>
+      <w:proofErr w:type="gramStart"/>
+      <w:r>
+        <w:rPr>
+          <w:sz w:val="24"/>
+          <w:szCs w:val="22"/>
+          <w:lang w:val="en-US"/>
+        </w:rPr>
+        <w:t>Thread.sleep</w:t>
+      </w:r>
+      <w:proofErr w:type="spellEnd"/>
+      <w:r>
+        <w:rPr>
+          <w:sz w:val="24"/>
+          <w:szCs w:val="22"/>
+          <w:lang w:val="en-US"/>
+        </w:rPr>
+        <w:t>(</w:t>
+      </w:r>
+      <w:proofErr w:type="gramEnd"/>
+      <w:r>
+        <w:rPr>
+          <w:sz w:val="24"/>
+          <w:szCs w:val="22"/>
+          <w:lang w:val="en-US"/>
+        </w:rPr>
+        <w:t>)</w:t>
       </w:r>
       <w:r>
         <w:rPr>
@@ -7667,7 +8029,24 @@
           <w:lang w:val="en-US"/>
         </w:rPr>
         <w:br/>
-        <w:t xml:space="preserve">i – ignoring </w:t>
+      </w:r>
+      <w:proofErr w:type="spellStart"/>
+      <w:r>
+        <w:rPr>
+          <w:sz w:val="24"/>
+          <w:szCs w:val="22"/>
+          <w:lang w:val="en-US"/>
+        </w:rPr>
+        <w:t>i</w:t>
+      </w:r>
+      <w:proofErr w:type="spellEnd"/>
+      <w:r>
+        <w:rPr>
+          <w:sz w:val="24"/>
+          <w:szCs w:val="22"/>
+          <w:lang w:val="en-US"/>
+        </w:rPr>
+        <w:t xml:space="preserve"> – ignoring </w:t>
       </w:r>
       <w:r>
         <w:rPr>
@@ -7783,15 +8162,33 @@
           <w:szCs w:val="22"/>
           <w:lang w:val="en-US"/>
         </w:rPr>
-        <w:t>Display all table header (&lt;t</w:t>
-      </w:r>
-      <w:r>
-        <w:rPr>
-          <w:sz w:val="24"/>
-          <w:szCs w:val="22"/>
-          <w:lang w:val="en-US"/>
-        </w:rPr>
-        <w:t>h&gt;)</w:t>
+        <w:t>Display all table header (&lt;</w:t>
+      </w:r>
+      <w:proofErr w:type="spellStart"/>
+      <w:r>
+        <w:rPr>
+          <w:sz w:val="24"/>
+          <w:szCs w:val="22"/>
+          <w:lang w:val="en-US"/>
+        </w:rPr>
+        <w:t>t</w:t>
+      </w:r>
+      <w:r>
+        <w:rPr>
+          <w:sz w:val="24"/>
+          <w:szCs w:val="22"/>
+          <w:lang w:val="en-US"/>
+        </w:rPr>
+        <w:t>h</w:t>
+      </w:r>
+      <w:proofErr w:type="spellEnd"/>
+      <w:r>
+        <w:rPr>
+          <w:sz w:val="24"/>
+          <w:szCs w:val="22"/>
+          <w:lang w:val="en-US"/>
+        </w:rPr>
+        <w:t>&gt;)</w:t>
       </w:r>
     </w:p>
     <w:p>
@@ -7813,7 +8210,25 @@
           <w:szCs w:val="22"/>
           <w:lang w:val="en-US"/>
         </w:rPr>
-        <w:t>Display total number of rows (&lt;tr&gt;)</w:t>
+        <w:t>Display total number of rows (&lt;</w:t>
+      </w:r>
+      <w:proofErr w:type="spellStart"/>
+      <w:r>
+        <w:rPr>
+          <w:sz w:val="24"/>
+          <w:szCs w:val="22"/>
+          <w:lang w:val="en-US"/>
+        </w:rPr>
+        <w:t>tr</w:t>
+      </w:r>
+      <w:proofErr w:type="spellEnd"/>
+      <w:r>
+        <w:rPr>
+          <w:sz w:val="24"/>
+          <w:szCs w:val="22"/>
+          <w:lang w:val="en-US"/>
+        </w:rPr>
+        <w:t>&gt;)</w:t>
       </w:r>
     </w:p>
     <w:p>
@@ -7964,7 +8379,25 @@
           <w:szCs w:val="22"/>
           <w:lang w:val="en-US"/>
         </w:rPr>
-        <w:t>Entering some data in the text boxes (sendKeys()).</w:t>
+        <w:t>Entering some data in the text boxes (</w:t>
+      </w:r>
+      <w:proofErr w:type="gramStart"/>
+      <w:r>
+        <w:rPr>
+          <w:sz w:val="24"/>
+          <w:szCs w:val="22"/>
+          <w:lang w:val="en-US"/>
+        </w:rPr>
+        <w:t>sendKeys(</w:t>
+      </w:r>
+      <w:proofErr w:type="gramEnd"/>
+      <w:r>
+        <w:rPr>
+          <w:sz w:val="24"/>
+          <w:szCs w:val="22"/>
+          <w:lang w:val="en-US"/>
+        </w:rPr>
+        <w:t>)).</w:t>
       </w:r>
     </w:p>
     <w:p>
@@ -8292,13 +8725,23 @@
           <w:lang w:val="en-US"/>
         </w:rPr>
       </w:pPr>
-      <w:r>
-        <w:rPr>
-          <w:sz w:val="24"/>
-          <w:szCs w:val="22"/>
-          <w:lang w:val="en-US"/>
-        </w:rPr>
-        <w:t xml:space="preserve">driver.switchTo().alert() </w:t>
+      <w:proofErr w:type="spellStart"/>
+      <w:r>
+        <w:rPr>
+          <w:sz w:val="24"/>
+          <w:szCs w:val="22"/>
+          <w:lang w:val="en-US"/>
+        </w:rPr>
+        <w:t>driver.switchTo</w:t>
+      </w:r>
+      <w:proofErr w:type="spellEnd"/>
+      <w:r>
+        <w:rPr>
+          <w:sz w:val="24"/>
+          <w:szCs w:val="22"/>
+          <w:lang w:val="en-US"/>
+        </w:rPr>
+        <w:t xml:space="preserve">().alert() </w:t>
       </w:r>
       <w:r>
         <w:rPr>
@@ -8330,13 +8773,23 @@
           <w:lang w:val="en-US"/>
         </w:rPr>
       </w:pPr>
-      <w:r>
-        <w:rPr>
-          <w:sz w:val="24"/>
-          <w:szCs w:val="22"/>
-          <w:lang w:val="en-US"/>
-        </w:rPr>
-        <w:t xml:space="preserve">getText() </w:t>
+      <w:proofErr w:type="gramStart"/>
+      <w:r>
+        <w:rPr>
+          <w:sz w:val="24"/>
+          <w:szCs w:val="22"/>
+          <w:lang w:val="en-US"/>
+        </w:rPr>
+        <w:t>getText(</w:t>
+      </w:r>
+      <w:proofErr w:type="gramEnd"/>
+      <w:r>
+        <w:rPr>
+          <w:sz w:val="24"/>
+          <w:szCs w:val="22"/>
+          <w:lang w:val="en-US"/>
+        </w:rPr>
+        <w:t xml:space="preserve">) </w:t>
       </w:r>
       <w:r>
         <w:rPr>
@@ -8672,13 +9125,23 @@
           <w:lang w:val="en-US"/>
         </w:rPr>
       </w:pPr>
-      <w:r>
-        <w:rPr>
-          <w:sz w:val="24"/>
-          <w:szCs w:val="22"/>
-          <w:lang w:val="en-US"/>
-        </w:rPr>
-        <w:t xml:space="preserve">moveToElement() </w:t>
+      <w:proofErr w:type="gramStart"/>
+      <w:r>
+        <w:rPr>
+          <w:sz w:val="24"/>
+          <w:szCs w:val="22"/>
+          <w:lang w:val="en-US"/>
+        </w:rPr>
+        <w:t>moveToElement(</w:t>
+      </w:r>
+      <w:proofErr w:type="gramEnd"/>
+      <w:r>
+        <w:rPr>
+          <w:sz w:val="24"/>
+          <w:szCs w:val="22"/>
+          <w:lang w:val="en-US"/>
+        </w:rPr>
+        <w:t xml:space="preserve">) </w:t>
       </w:r>
       <w:r>
         <w:rPr>
@@ -8710,13 +9173,23 @@
           <w:lang w:val="en-US"/>
         </w:rPr>
       </w:pPr>
-      <w:r>
-        <w:rPr>
-          <w:sz w:val="24"/>
-          <w:szCs w:val="22"/>
-          <w:lang w:val="en-US"/>
-        </w:rPr>
-        <w:t xml:space="preserve">perform() </w:t>
+      <w:proofErr w:type="gramStart"/>
+      <w:r>
+        <w:rPr>
+          <w:sz w:val="24"/>
+          <w:szCs w:val="22"/>
+          <w:lang w:val="en-US"/>
+        </w:rPr>
+        <w:t>perform(</w:t>
+      </w:r>
+      <w:proofErr w:type="gramEnd"/>
+      <w:r>
+        <w:rPr>
+          <w:sz w:val="24"/>
+          <w:szCs w:val="22"/>
+          <w:lang w:val="en-US"/>
+        </w:rPr>
+        <w:t xml:space="preserve">) </w:t>
       </w:r>
       <w:r>
         <w:rPr>
@@ -8748,13 +9221,23 @@
           <w:lang w:val="en-US"/>
         </w:rPr>
       </w:pPr>
-      <w:r>
-        <w:rPr>
-          <w:sz w:val="24"/>
-          <w:szCs w:val="22"/>
-          <w:lang w:val="en-US"/>
-        </w:rPr>
-        <w:t xml:space="preserve">contextClick() </w:t>
+      <w:proofErr w:type="gramStart"/>
+      <w:r>
+        <w:rPr>
+          <w:sz w:val="24"/>
+          <w:szCs w:val="22"/>
+          <w:lang w:val="en-US"/>
+        </w:rPr>
+        <w:t>contextClick(</w:t>
+      </w:r>
+      <w:proofErr w:type="gramEnd"/>
+      <w:r>
+        <w:rPr>
+          <w:sz w:val="24"/>
+          <w:szCs w:val="22"/>
+          <w:lang w:val="en-US"/>
+        </w:rPr>
+        <w:t xml:space="preserve">) </w:t>
       </w:r>
       <w:r>
         <w:rPr>
@@ -8786,13 +9269,23 @@
           <w:lang w:val="en-US"/>
         </w:rPr>
       </w:pPr>
-      <w:r>
-        <w:rPr>
-          <w:sz w:val="24"/>
-          <w:szCs w:val="22"/>
-          <w:lang w:val="en-US"/>
-        </w:rPr>
-        <w:t xml:space="preserve">doubleClick() </w:t>
+      <w:proofErr w:type="gramStart"/>
+      <w:r>
+        <w:rPr>
+          <w:sz w:val="24"/>
+          <w:szCs w:val="22"/>
+          <w:lang w:val="en-US"/>
+        </w:rPr>
+        <w:t>doubleClick(</w:t>
+      </w:r>
+      <w:proofErr w:type="gramEnd"/>
+      <w:r>
+        <w:rPr>
+          <w:sz w:val="24"/>
+          <w:szCs w:val="22"/>
+          <w:lang w:val="en-US"/>
+        </w:rPr>
+        <w:t xml:space="preserve">) </w:t>
       </w:r>
       <w:r>
         <w:rPr>
@@ -8874,7 +9367,25 @@
           <w:szCs w:val="22"/>
           <w:lang w:val="en-US"/>
         </w:rPr>
-        <w:t>It is testing framework which will make automation testing more easy.</w:t>
+        <w:t xml:space="preserve">It is testing framework which will make automation testing more </w:t>
+      </w:r>
+      <w:proofErr w:type="gramStart"/>
+      <w:r>
+        <w:rPr>
+          <w:sz w:val="24"/>
+          <w:szCs w:val="22"/>
+          <w:lang w:val="en-US"/>
+        </w:rPr>
+        <w:t>easy</w:t>
+      </w:r>
+      <w:proofErr w:type="gramEnd"/>
+      <w:r>
+        <w:rPr>
+          <w:sz w:val="24"/>
+          <w:szCs w:val="22"/>
+          <w:lang w:val="en-US"/>
+        </w:rPr>
+        <w:t>.</w:t>
       </w:r>
     </w:p>
     <w:p>
@@ -9662,6 +10173,7 @@
         </w:rPr>
         <w:t xml:space="preserve"> This is the method that will get executed </w:t>
       </w:r>
+      <w:proofErr w:type="gramStart"/>
       <w:r>
         <w:rPr>
           <w:b/>
@@ -9670,22 +10182,9 @@
           <w:szCs w:val="22"/>
           <w:lang w:val="en-US"/>
         </w:rPr>
-        <w:t>Only once After executing last test case.</w:t>
-      </w:r>
-    </w:p>
-    <w:p>
-      <w:pPr>
-        <w:pStyle w:val="ListParagraph"/>
-        <w:numPr>
-          <w:ilvl w:val="0"/>
-          <w:numId w:val="33"/>
-        </w:numPr>
-        <w:rPr>
-          <w:sz w:val="24"/>
-          <w:szCs w:val="22"/>
-          <w:lang w:val="en-US"/>
-        </w:rPr>
-      </w:pPr>
+        <w:t>Only</w:t>
+      </w:r>
+      <w:proofErr w:type="gramEnd"/>
       <w:r>
         <w:rPr>
           <w:b/>
@@ -9694,24 +10193,22 @@
           <w:szCs w:val="22"/>
           <w:lang w:val="en-US"/>
         </w:rPr>
-        <w:t xml:space="preserve">@BeforeMethod </w:t>
-      </w:r>
-      <w:r>
-        <w:rPr>
-          <w:sz w:val="24"/>
-          <w:szCs w:val="22"/>
-          <w:lang w:val="en-US"/>
-        </w:rPr>
-        <w:sym w:font="Wingdings" w:char="F0E0"/>
-      </w:r>
-      <w:r>
-        <w:rPr>
-          <w:sz w:val="24"/>
-          <w:szCs w:val="22"/>
-          <w:lang w:val="en-US"/>
-        </w:rPr>
-        <w:t xml:space="preserve"> This is the method that will get executed </w:t>
-      </w:r>
+        <w:t xml:space="preserve"> once After executing last test case.</w:t>
+      </w:r>
+    </w:p>
+    <w:p>
+      <w:pPr>
+        <w:pStyle w:val="ListParagraph"/>
+        <w:numPr>
+          <w:ilvl w:val="0"/>
+          <w:numId w:val="33"/>
+        </w:numPr>
+        <w:rPr>
+          <w:sz w:val="24"/>
+          <w:szCs w:val="22"/>
+          <w:lang w:val="en-US"/>
+        </w:rPr>
+      </w:pPr>
       <w:r>
         <w:rPr>
           <w:b/>
@@ -9720,22 +10217,24 @@
           <w:szCs w:val="22"/>
           <w:lang w:val="en-US"/>
         </w:rPr>
-        <w:t>Before every Test case</w:t>
-      </w:r>
-    </w:p>
-    <w:p>
-      <w:pPr>
-        <w:pStyle w:val="ListParagraph"/>
-        <w:numPr>
-          <w:ilvl w:val="0"/>
-          <w:numId w:val="33"/>
-        </w:numPr>
-        <w:rPr>
-          <w:sz w:val="24"/>
-          <w:szCs w:val="22"/>
-          <w:lang w:val="en-US"/>
-        </w:rPr>
-      </w:pPr>
+        <w:t xml:space="preserve">@BeforeMethod </w:t>
+      </w:r>
+      <w:r>
+        <w:rPr>
+          <w:sz w:val="24"/>
+          <w:szCs w:val="22"/>
+          <w:lang w:val="en-US"/>
+        </w:rPr>
+        <w:sym w:font="Wingdings" w:char="F0E0"/>
+      </w:r>
+      <w:r>
+        <w:rPr>
+          <w:sz w:val="24"/>
+          <w:szCs w:val="22"/>
+          <w:lang w:val="en-US"/>
+        </w:rPr>
+        <w:t xml:space="preserve"> This is the method that will get executed </w:t>
+      </w:r>
       <w:r>
         <w:rPr>
           <w:b/>
@@ -9744,8 +10243,22 @@
           <w:szCs w:val="22"/>
           <w:lang w:val="en-US"/>
         </w:rPr>
-        <w:t xml:space="preserve">@AfterMethod </w:t>
-      </w:r>
+        <w:t>Before every Test case</w:t>
+      </w:r>
+    </w:p>
+    <w:p>
+      <w:pPr>
+        <w:pStyle w:val="ListParagraph"/>
+        <w:numPr>
+          <w:ilvl w:val="0"/>
+          <w:numId w:val="33"/>
+        </w:numPr>
+        <w:rPr>
+          <w:sz w:val="24"/>
+          <w:szCs w:val="22"/>
+          <w:lang w:val="en-US"/>
+        </w:rPr>
+      </w:pPr>
       <w:r>
         <w:rPr>
           <w:b/>
@@ -9754,7 +10267,7 @@
           <w:szCs w:val="22"/>
           <w:lang w:val="en-US"/>
         </w:rPr>
-        <w:sym w:font="Wingdings" w:char="F0E0"/>
+        <w:t xml:space="preserve">@AfterMethod </w:t>
       </w:r>
       <w:r>
         <w:rPr>
@@ -9764,15 +10277,7 @@
           <w:szCs w:val="22"/>
           <w:lang w:val="en-US"/>
         </w:rPr>
-        <w:t xml:space="preserve"> </w:t>
-      </w:r>
-      <w:r>
-        <w:rPr>
-          <w:sz w:val="24"/>
-          <w:szCs w:val="22"/>
-          <w:lang w:val="en-US"/>
-        </w:rPr>
-        <w:t xml:space="preserve">This is the method that will get executed </w:t>
+        <w:sym w:font="Wingdings" w:char="F0E0"/>
       </w:r>
       <w:r>
         <w:rPr>
@@ -9782,22 +10287,16 @@
           <w:szCs w:val="22"/>
           <w:lang w:val="en-US"/>
         </w:rPr>
-        <w:t>After Every Test Case.</w:t>
-      </w:r>
-    </w:p>
-    <w:p>
-      <w:pPr>
-        <w:pStyle w:val="ListParagraph"/>
-        <w:numPr>
-          <w:ilvl w:val="0"/>
-          <w:numId w:val="33"/>
-        </w:numPr>
-        <w:rPr>
-          <w:sz w:val="24"/>
-          <w:szCs w:val="22"/>
-          <w:lang w:val="en-US"/>
-        </w:rPr>
-      </w:pPr>
+        <w:t xml:space="preserve"> </w:t>
+      </w:r>
+      <w:r>
+        <w:rPr>
+          <w:sz w:val="24"/>
+          <w:szCs w:val="22"/>
+          <w:lang w:val="en-US"/>
+        </w:rPr>
+        <w:t xml:space="preserve">This is the method that will get executed </w:t>
+      </w:r>
       <w:r>
         <w:rPr>
           <w:b/>
@@ -9806,36 +10305,23 @@
           <w:szCs w:val="22"/>
           <w:lang w:val="en-US"/>
         </w:rPr>
-        <w:t xml:space="preserve">@DataProvider </w:t>
-      </w:r>
-      <w:r>
-        <w:rPr>
-          <w:sz w:val="24"/>
-          <w:szCs w:val="22"/>
-          <w:lang w:val="en-US"/>
-        </w:rPr>
-        <w:sym w:font="Wingdings" w:char="F0E0"/>
-      </w:r>
-      <w:r>
-        <w:rPr>
-          <w:sz w:val="24"/>
-          <w:szCs w:val="22"/>
-          <w:lang w:val="en-US"/>
-        </w:rPr>
-        <w:t xml:space="preserve"> This is the method that sends the data to the test case, so that single test case will get executed for multiple times.</w:t>
-      </w:r>
-    </w:p>
-    <w:p>
-      <w:pPr>
-        <w:rPr>
-          <w:sz w:val="24"/>
-          <w:szCs w:val="22"/>
-          <w:lang w:val="en-US"/>
-        </w:rPr>
-      </w:pPr>
-    </w:p>
-    <w:p>
-      <w:pPr>
+        <w:t>After Every Test Case.</w:t>
+      </w:r>
+    </w:p>
+    <w:p>
+      <w:pPr>
+        <w:pStyle w:val="ListParagraph"/>
+        <w:numPr>
+          <w:ilvl w:val="0"/>
+          <w:numId w:val="33"/>
+        </w:numPr>
+        <w:rPr>
+          <w:sz w:val="24"/>
+          <w:szCs w:val="22"/>
+          <w:lang w:val="en-US"/>
+        </w:rPr>
+      </w:pPr>
+      <w:r>
         <w:rPr>
           <w:b/>
           <w:bCs/>
@@ -9843,8 +10329,36 @@
           <w:szCs w:val="22"/>
           <w:lang w:val="en-US"/>
         </w:rPr>
-      </w:pPr>
-      <w:r>
+        <w:t xml:space="preserve">@DataProvider </w:t>
+      </w:r>
+      <w:r>
+        <w:rPr>
+          <w:sz w:val="24"/>
+          <w:szCs w:val="22"/>
+          <w:lang w:val="en-US"/>
+        </w:rPr>
+        <w:sym w:font="Wingdings" w:char="F0E0"/>
+      </w:r>
+      <w:r>
+        <w:rPr>
+          <w:sz w:val="24"/>
+          <w:szCs w:val="22"/>
+          <w:lang w:val="en-US"/>
+        </w:rPr>
+        <w:t xml:space="preserve"> This is the method that sends the data to the test case, so that single test case will get executed for multiple times.</w:t>
+      </w:r>
+    </w:p>
+    <w:p>
+      <w:pPr>
+        <w:rPr>
+          <w:sz w:val="24"/>
+          <w:szCs w:val="22"/>
+          <w:lang w:val="en-US"/>
+        </w:rPr>
+      </w:pPr>
+    </w:p>
+    <w:p>
+      <w:pPr>
         <w:rPr>
           <w:b/>
           <w:bCs/>
@@ -9852,6 +10366,15 @@
           <w:szCs w:val="22"/>
           <w:lang w:val="en-US"/>
         </w:rPr>
+      </w:pPr>
+      <w:r>
+        <w:rPr>
+          <w:b/>
+          <w:bCs/>
+          <w:sz w:val="24"/>
+          <w:szCs w:val="22"/>
+          <w:lang w:val="en-US"/>
+        </w:rPr>
         <w:t>Points to be noted about configuration methods</w:t>
       </w:r>
     </w:p>
@@ -10426,8 +10949,84 @@
         </w:rPr>
         <w:t xml:space="preserve">All the tags and attributes are case sensitive. </w:t>
       </w:r>
+    </w:p>
+    <w:p>
+      <w:pPr>
+        <w:rPr>
+          <w:sz w:val="24"/>
+          <w:szCs w:val="22"/>
+          <w:lang w:val="en-US"/>
+        </w:rPr>
+      </w:pPr>
+      <w:r>
+        <w:rPr>
+          <w:noProof/>
+          <w:lang w:eastAsia="en-IN"/>
+        </w:rPr>
+        <w:lastRenderedPageBreak/>
+        <w:drawing>
+          <wp:inline distT="0" distB="0" distL="0" distR="0" wp14:anchorId="0B0400DB" wp14:editId="5A244133">
+            <wp:extent cx="6101691" cy="3381555"/>
+            <wp:effectExtent l="0" t="0" r="0" b="0"/>
+            <wp:docPr id="2" name="Picture 2"/>
+            <wp:cNvGraphicFramePr>
+              <a:graphicFrameLocks xmlns:a="http://schemas.openxmlformats.org/drawingml/2006/main" noChangeAspect="1"/>
+            </wp:cNvGraphicFramePr>
+            <a:graphic xmlns:a="http://schemas.openxmlformats.org/drawingml/2006/main">
+              <a:graphicData uri="http://schemas.openxmlformats.org/drawingml/2006/picture">
+                <pic:pic xmlns:pic="http://schemas.openxmlformats.org/drawingml/2006/picture">
+                  <pic:nvPicPr>
+                    <pic:cNvPr id="1" name=""/>
+                    <pic:cNvPicPr/>
+                  </pic:nvPicPr>
+                  <pic:blipFill rotWithShape="1">
+                    <a:blip r:embed="rId8"/>
+                    <a:srcRect l="22881" t="21683" r="8942" b="11119"/>
+                    <a:stretch/>
+                  </pic:blipFill>
+                  <pic:spPr bwMode="auto">
+                    <a:xfrm>
+                      <a:off x="0" y="0"/>
+                      <a:ext cx="6119430" cy="3391386"/>
+                    </a:xfrm>
+                    <a:prstGeom prst="rect">
+                      <a:avLst/>
+                    </a:prstGeom>
+                    <a:ln>
+                      <a:noFill/>
+                    </a:ln>
+                    <a:extLst>
+                      <a:ext uri="{53640926-AAD7-44D8-BBD7-CCE9431645EC}">
+                        <a14:shadowObscured xmlns:a14="http://schemas.microsoft.com/office/drawing/2010/main"/>
+                      </a:ext>
+                    </a:extLst>
+                  </pic:spPr>
+                </pic:pic>
+              </a:graphicData>
+            </a:graphic>
+          </wp:inline>
+        </w:drawing>
+      </w:r>
       <w:bookmarkStart w:id="0" w:name="_GoBack"/>
       <w:bookmarkEnd w:id="0"/>
+    </w:p>
+    <w:p>
+      <w:pPr>
+        <w:rPr>
+          <w:sz w:val="24"/>
+          <w:szCs w:val="22"/>
+          <w:lang w:val="en-US"/>
+        </w:rPr>
+      </w:pPr>
+    </w:p>
+    <w:p>
+      <w:pPr>
+        <w:rPr>
+          <w:sz w:val="24"/>
+          <w:szCs w:val="22"/>
+          <w:lang w:val="en-US"/>
+        </w:rPr>
+      </w:pPr>
     </w:p>
     <w:sectPr>
       <w:pgSz w:w="11906" w:h="16838"/>
@@ -14769,7 +15368,7 @@
 </file>
 
 <file path=customXml/itemProps1.xml><?xml version="1.0" encoding="utf-8"?>
-<ds:datastoreItem xmlns:ds="http://schemas.openxmlformats.org/officeDocument/2006/customXml" ds:itemID="{0D5FEA11-F788-471B-807F-0B39F230E5C1}">
+<ds:datastoreItem xmlns:ds="http://schemas.openxmlformats.org/officeDocument/2006/customXml" ds:itemID="{8A2D9AFF-3107-4C57-AC7A-46F1F7B66648}">
   <ds:schemaRefs>
     <ds:schemaRef ds:uri="http://schemas.openxmlformats.org/officeDocument/2006/bibliography"/>
   </ds:schemaRefs>

--- a/Notes_Selenium_14.docx
+++ b/Notes_Selenium_14.docx
@@ -5054,6 +5054,44 @@
           <w:lang w:val="en-US"/>
         </w:rPr>
         <w:t>Common Exceptions in WebDriver</w:t>
+      </w:r>
+    </w:p>
+    <w:p>
+      <w:pPr>
+        <w:pStyle w:val="ListParagraph"/>
+        <w:numPr>
+          <w:ilvl w:val="0"/>
+          <w:numId w:val="15"/>
+        </w:numPr>
+        <w:rPr>
+          <w:sz w:val="24"/>
+          <w:szCs w:val="22"/>
+          <w:lang w:val="en-US"/>
+        </w:rPr>
+      </w:pPr>
+      <w:r>
+        <w:rPr>
+          <w:sz w:val="24"/>
+          <w:szCs w:val="22"/>
+          <w:lang w:val="en-US"/>
+        </w:rPr>
+        <w:t xml:space="preserve">SessionNotCreatedException </w:t>
+      </w:r>
+      <w:r>
+        <w:rPr>
+          <w:sz w:val="24"/>
+          <w:szCs w:val="22"/>
+          <w:lang w:val="en-US"/>
+        </w:rPr>
+        <w:sym w:font="Wingdings" w:char="F0E0"/>
+      </w:r>
+      <w:r>
+        <w:rPr>
+          <w:sz w:val="24"/>
+          <w:szCs w:val="22"/>
+          <w:lang w:val="en-US"/>
+        </w:rPr>
+        <w:t xml:space="preserve"> The selenium and browser versions are not compatible with each other.</w:t>
       </w:r>
     </w:p>
     <w:p>
@@ -11007,26 +11045,415 @@
           </wp:inline>
         </w:drawing>
       </w:r>
+    </w:p>
+    <w:p>
+      <w:pPr>
+        <w:rPr>
+          <w:sz w:val="24"/>
+          <w:szCs w:val="22"/>
+          <w:lang w:val="en-US"/>
+        </w:rPr>
+      </w:pPr>
+    </w:p>
+    <w:p>
+      <w:pPr>
+        <w:rPr>
+          <w:sz w:val="24"/>
+          <w:szCs w:val="22"/>
+          <w:lang w:val="en-US"/>
+        </w:rPr>
+      </w:pPr>
+      <w:r>
+        <w:rPr>
+          <w:sz w:val="24"/>
+          <w:szCs w:val="22"/>
+          <w:lang w:val="en-US"/>
+        </w:rPr>
+        <w:br w:type="page"/>
+      </w:r>
+    </w:p>
+    <w:p>
+      <w:pPr>
+        <w:ind w:left="720"/>
+        <w:rPr>
+          <w:b/>
+          <w:bCs/>
+          <w:sz w:val="24"/>
+          <w:szCs w:val="22"/>
+          <w:lang w:val="en-US"/>
+        </w:rPr>
+      </w:pPr>
+      <w:r>
+        <w:rPr>
+          <w:b/>
+          <w:bCs/>
+          <w:sz w:val="24"/>
+          <w:szCs w:val="22"/>
+          <w:lang w:val="en-US"/>
+        </w:rPr>
+        <w:lastRenderedPageBreak/>
+        <w:t>Maven</w:t>
+      </w:r>
+    </w:p>
+    <w:p>
+      <w:pPr>
+        <w:pStyle w:val="ListParagraph"/>
+        <w:numPr>
+          <w:ilvl w:val="0"/>
+          <w:numId w:val="37"/>
+        </w:numPr>
+        <w:rPr>
+          <w:sz w:val="24"/>
+          <w:szCs w:val="22"/>
+          <w:lang w:val="en-US"/>
+        </w:rPr>
+      </w:pPr>
+      <w:r>
+        <w:rPr>
+          <w:sz w:val="24"/>
+          <w:szCs w:val="22"/>
+          <w:lang w:val="en-US"/>
+        </w:rPr>
+        <w:t xml:space="preserve">Build management tool. </w:t>
+      </w:r>
+    </w:p>
+    <w:p>
+      <w:pPr>
+        <w:pStyle w:val="ListParagraph"/>
+        <w:numPr>
+          <w:ilvl w:val="0"/>
+          <w:numId w:val="37"/>
+        </w:numPr>
+        <w:rPr>
+          <w:sz w:val="24"/>
+          <w:szCs w:val="22"/>
+          <w:lang w:val="en-US"/>
+        </w:rPr>
+      </w:pPr>
+      <w:r>
+        <w:rPr>
+          <w:sz w:val="24"/>
+          <w:szCs w:val="22"/>
+          <w:lang w:val="en-US"/>
+        </w:rPr>
+        <w:t>Created by Apache</w:t>
+      </w:r>
+    </w:p>
+    <w:p>
+      <w:pPr>
+        <w:pStyle w:val="ListParagraph"/>
+        <w:numPr>
+          <w:ilvl w:val="0"/>
+          <w:numId w:val="37"/>
+        </w:numPr>
+        <w:rPr>
+          <w:sz w:val="24"/>
+          <w:szCs w:val="22"/>
+          <w:lang w:val="en-US"/>
+        </w:rPr>
+      </w:pPr>
+      <w:r>
+        <w:rPr>
+          <w:sz w:val="24"/>
+          <w:szCs w:val="22"/>
+          <w:lang w:val="en-US"/>
+        </w:rPr>
+        <w:t>Can be used by both developer and tester</w:t>
+      </w:r>
+    </w:p>
+    <w:p>
+      <w:pPr>
+        <w:pStyle w:val="ListParagraph"/>
+        <w:numPr>
+          <w:ilvl w:val="0"/>
+          <w:numId w:val="37"/>
+        </w:numPr>
+        <w:rPr>
+          <w:sz w:val="24"/>
+          <w:szCs w:val="22"/>
+          <w:lang w:val="en-US"/>
+        </w:rPr>
+      </w:pPr>
+      <w:r>
+        <w:rPr>
+          <w:sz w:val="24"/>
+          <w:szCs w:val="22"/>
+          <w:lang w:val="en-US"/>
+        </w:rPr>
+        <w:t>A single project can be shared by both developer and tester</w:t>
+      </w:r>
+    </w:p>
+    <w:p>
+      <w:pPr>
+        <w:pStyle w:val="ListParagraph"/>
+        <w:numPr>
+          <w:ilvl w:val="0"/>
+          <w:numId w:val="37"/>
+        </w:numPr>
+        <w:rPr>
+          <w:sz w:val="24"/>
+          <w:szCs w:val="22"/>
+          <w:lang w:val="en-US"/>
+        </w:rPr>
+      </w:pPr>
+      <w:r>
+        <w:rPr>
+          <w:sz w:val="24"/>
+          <w:szCs w:val="22"/>
+          <w:lang w:val="en-US"/>
+        </w:rPr>
+        <w:t>Easy configuration via pom.xml (Project Object Model)</w:t>
+      </w:r>
+    </w:p>
+    <w:p>
+      <w:pPr>
+        <w:pStyle w:val="ListParagraph"/>
+        <w:numPr>
+          <w:ilvl w:val="0"/>
+          <w:numId w:val="37"/>
+        </w:numPr>
+        <w:rPr>
+          <w:sz w:val="24"/>
+          <w:szCs w:val="22"/>
+          <w:lang w:val="en-US"/>
+        </w:rPr>
+      </w:pPr>
+      <w:r>
+        <w:rPr>
+          <w:sz w:val="24"/>
+          <w:szCs w:val="22"/>
+          <w:lang w:val="en-US"/>
+        </w:rPr>
+        <w:t>Uses dependency</w:t>
+      </w:r>
+    </w:p>
+    <w:p>
+      <w:pPr>
+        <w:rPr>
+          <w:sz w:val="24"/>
+          <w:szCs w:val="22"/>
+          <w:lang w:val="en-US"/>
+        </w:rPr>
+      </w:pPr>
+    </w:p>
+    <w:p>
+      <w:pPr>
+        <w:rPr>
+          <w:sz w:val="24"/>
+          <w:szCs w:val="22"/>
+          <w:lang w:val="en-US"/>
+        </w:rPr>
+      </w:pPr>
+    </w:p>
+    <w:p>
+      <w:pPr>
+        <w:rPr>
+          <w:b/>
+          <w:bCs/>
+          <w:sz w:val="24"/>
+          <w:szCs w:val="22"/>
+          <w:lang w:val="en-US"/>
+        </w:rPr>
+      </w:pPr>
+      <w:r>
+        <w:rPr>
+          <w:b/>
+          <w:bCs/>
+          <w:sz w:val="24"/>
+          <w:szCs w:val="22"/>
+          <w:lang w:val="en-US"/>
+        </w:rPr>
+        <w:t>Creating a Maven Project</w:t>
+      </w:r>
+      <w:r>
+        <w:rPr>
+          <w:b/>
+          <w:bCs/>
+          <w:sz w:val="24"/>
+          <w:szCs w:val="22"/>
+          <w:lang w:val="en-US"/>
+        </w:rPr>
+        <w:t xml:space="preserve"> (Without </w:t>
+      </w:r>
+      <w:proofErr w:type="spellStart"/>
+      <w:r>
+        <w:rPr>
+          <w:b/>
+          <w:bCs/>
+          <w:sz w:val="24"/>
+          <w:szCs w:val="22"/>
+          <w:lang w:val="en-US"/>
+        </w:rPr>
+        <w:t>ArcheType</w:t>
+      </w:r>
+      <w:proofErr w:type="spellEnd"/>
+      <w:r>
+        <w:rPr>
+          <w:b/>
+          <w:bCs/>
+          <w:sz w:val="24"/>
+          <w:szCs w:val="22"/>
+          <w:lang w:val="en-US"/>
+        </w:rPr>
+        <w:t>)</w:t>
+      </w:r>
+    </w:p>
+    <w:p>
+      <w:pPr>
+        <w:pStyle w:val="ListParagraph"/>
+        <w:numPr>
+          <w:ilvl w:val="0"/>
+          <w:numId w:val="38"/>
+        </w:numPr>
+        <w:rPr>
+          <w:sz w:val="24"/>
+          <w:szCs w:val="22"/>
+          <w:lang w:val="en-US"/>
+        </w:rPr>
+      </w:pPr>
+      <w:r>
+        <w:rPr>
+          <w:sz w:val="24"/>
+          <w:szCs w:val="22"/>
+          <w:lang w:val="en-US"/>
+        </w:rPr>
+        <w:t xml:space="preserve">File </w:t>
+      </w:r>
+      <w:r>
+        <w:rPr>
+          <w:sz w:val="24"/>
+          <w:szCs w:val="22"/>
+          <w:lang w:val="en-US"/>
+        </w:rPr>
+        <w:sym w:font="Wingdings" w:char="F0E0"/>
+      </w:r>
+      <w:r>
+        <w:rPr>
+          <w:sz w:val="24"/>
+          <w:szCs w:val="22"/>
+          <w:lang w:val="en-US"/>
+        </w:rPr>
+        <w:t xml:space="preserve"> New </w:t>
+      </w:r>
+      <w:r>
+        <w:rPr>
+          <w:sz w:val="24"/>
+          <w:szCs w:val="22"/>
+          <w:lang w:val="en-US"/>
+        </w:rPr>
+        <w:sym w:font="Wingdings" w:char="F0E0"/>
+      </w:r>
+      <w:r>
+        <w:rPr>
+          <w:sz w:val="24"/>
+          <w:szCs w:val="22"/>
+          <w:lang w:val="en-US"/>
+        </w:rPr>
+        <w:t xml:space="preserve"> Maven Project</w:t>
+      </w:r>
+    </w:p>
+    <w:p>
+      <w:pPr>
+        <w:pStyle w:val="ListParagraph"/>
+        <w:numPr>
+          <w:ilvl w:val="0"/>
+          <w:numId w:val="38"/>
+        </w:numPr>
+        <w:rPr>
+          <w:sz w:val="24"/>
+          <w:szCs w:val="22"/>
+          <w:lang w:val="en-US"/>
+        </w:rPr>
+      </w:pPr>
+      <w:r>
+        <w:rPr>
+          <w:sz w:val="24"/>
+          <w:szCs w:val="22"/>
+          <w:lang w:val="en-US"/>
+        </w:rPr>
+        <w:t>Select 1</w:t>
+      </w:r>
+      <w:r>
+        <w:rPr>
+          <w:sz w:val="24"/>
+          <w:szCs w:val="22"/>
+          <w:vertAlign w:val="superscript"/>
+          <w:lang w:val="en-US"/>
+        </w:rPr>
+        <w:t>st</w:t>
+      </w:r>
+      <w:r>
+        <w:rPr>
+          <w:sz w:val="24"/>
+          <w:szCs w:val="22"/>
+          <w:lang w:val="en-US"/>
+        </w:rPr>
+        <w:t xml:space="preserve"> checkbox</w:t>
+      </w:r>
+    </w:p>
+    <w:p>
+      <w:pPr>
+        <w:pStyle w:val="ListParagraph"/>
+        <w:numPr>
+          <w:ilvl w:val="0"/>
+          <w:numId w:val="38"/>
+        </w:numPr>
+        <w:rPr>
+          <w:sz w:val="24"/>
+          <w:szCs w:val="22"/>
+          <w:lang w:val="en-US"/>
+        </w:rPr>
+      </w:pPr>
+      <w:r>
+        <w:rPr>
+          <w:sz w:val="24"/>
+          <w:szCs w:val="22"/>
+          <w:lang w:val="en-US"/>
+        </w:rPr>
+        <w:t>Enter Group Id &amp; Artifact Id</w:t>
+      </w:r>
+    </w:p>
+    <w:p>
+      <w:pPr>
+        <w:pStyle w:val="ListParagraph"/>
+        <w:numPr>
+          <w:ilvl w:val="0"/>
+          <w:numId w:val="38"/>
+        </w:numPr>
+        <w:rPr>
+          <w:sz w:val="24"/>
+          <w:szCs w:val="22"/>
+          <w:lang w:val="en-US"/>
+        </w:rPr>
+      </w:pPr>
+      <w:r>
+        <w:rPr>
+          <w:sz w:val="24"/>
+          <w:szCs w:val="22"/>
+          <w:lang w:val="en-US"/>
+        </w:rPr>
+        <w:t>Click on Finish</w:t>
+      </w:r>
+    </w:p>
+    <w:p>
+      <w:pPr>
+        <w:rPr>
+          <w:sz w:val="24"/>
+          <w:szCs w:val="22"/>
+          <w:lang w:val="en-US"/>
+        </w:rPr>
+      </w:pPr>
+    </w:p>
+    <w:p>
+      <w:pPr>
+        <w:rPr>
+          <w:sz w:val="24"/>
+          <w:szCs w:val="22"/>
+          <w:lang w:val="en-US"/>
+        </w:rPr>
+      </w:pPr>
       <w:bookmarkStart w:id="0" w:name="_GoBack"/>
       <w:bookmarkEnd w:id="0"/>
-    </w:p>
-    <w:p>
-      <w:pPr>
-        <w:rPr>
-          <w:sz w:val="24"/>
-          <w:szCs w:val="22"/>
-          <w:lang w:val="en-US"/>
-        </w:rPr>
-      </w:pPr>
-    </w:p>
-    <w:p>
-      <w:pPr>
-        <w:rPr>
-          <w:sz w:val="24"/>
-          <w:szCs w:val="22"/>
-          <w:lang w:val="en-US"/>
-        </w:rPr>
-      </w:pPr>
     </w:p>
     <w:sectPr>
       <w:pgSz w:w="11906" w:h="16838"/>
@@ -11397,6 +11824,119 @@
     </w:lvl>
   </w:abstractNum>
   <w:abstractNum w:abstractNumId="4">
+    <w:nsid w:val="0EF5769E"/>
+    <w:multiLevelType w:val="hybridMultilevel"/>
+    <w:tmpl w:val="974EFF12"/>
+    <w:lvl w:ilvl="0" w:tplc="40090001">
+      <w:start w:val="1"/>
+      <w:numFmt w:val="bullet"/>
+      <w:lvlText w:val=""/>
+      <w:lvlJc w:val="left"/>
+      <w:pPr>
+        <w:ind w:left="1440" w:hanging="360"/>
+      </w:pPr>
+      <w:rPr>
+        <w:rFonts w:ascii="Symbol" w:hAnsi="Symbol" w:hint="default"/>
+      </w:rPr>
+    </w:lvl>
+    <w:lvl w:ilvl="1" w:tplc="40090003" w:tentative="1">
+      <w:start w:val="1"/>
+      <w:numFmt w:val="bullet"/>
+      <w:lvlText w:val="o"/>
+      <w:lvlJc w:val="left"/>
+      <w:pPr>
+        <w:ind w:left="2160" w:hanging="360"/>
+      </w:pPr>
+      <w:rPr>
+        <w:rFonts w:ascii="Courier New" w:hAnsi="Courier New" w:cs="Courier New" w:hint="default"/>
+      </w:rPr>
+    </w:lvl>
+    <w:lvl w:ilvl="2" w:tplc="40090005" w:tentative="1">
+      <w:start w:val="1"/>
+      <w:numFmt w:val="bullet"/>
+      <w:lvlText w:val=""/>
+      <w:lvlJc w:val="left"/>
+      <w:pPr>
+        <w:ind w:left="2880" w:hanging="360"/>
+      </w:pPr>
+      <w:rPr>
+        <w:rFonts w:ascii="Wingdings" w:hAnsi="Wingdings" w:hint="default"/>
+      </w:rPr>
+    </w:lvl>
+    <w:lvl w:ilvl="3" w:tplc="40090001" w:tentative="1">
+      <w:start w:val="1"/>
+      <w:numFmt w:val="bullet"/>
+      <w:lvlText w:val=""/>
+      <w:lvlJc w:val="left"/>
+      <w:pPr>
+        <w:ind w:left="3600" w:hanging="360"/>
+      </w:pPr>
+      <w:rPr>
+        <w:rFonts w:ascii="Symbol" w:hAnsi="Symbol" w:hint="default"/>
+      </w:rPr>
+    </w:lvl>
+    <w:lvl w:ilvl="4" w:tplc="40090003" w:tentative="1">
+      <w:start w:val="1"/>
+      <w:numFmt w:val="bullet"/>
+      <w:lvlText w:val="o"/>
+      <w:lvlJc w:val="left"/>
+      <w:pPr>
+        <w:ind w:left="4320" w:hanging="360"/>
+      </w:pPr>
+      <w:rPr>
+        <w:rFonts w:ascii="Courier New" w:hAnsi="Courier New" w:cs="Courier New" w:hint="default"/>
+      </w:rPr>
+    </w:lvl>
+    <w:lvl w:ilvl="5" w:tplc="40090005" w:tentative="1">
+      <w:start w:val="1"/>
+      <w:numFmt w:val="bullet"/>
+      <w:lvlText w:val=""/>
+      <w:lvlJc w:val="left"/>
+      <w:pPr>
+        <w:ind w:left="5040" w:hanging="360"/>
+      </w:pPr>
+      <w:rPr>
+        <w:rFonts w:ascii="Wingdings" w:hAnsi="Wingdings" w:hint="default"/>
+      </w:rPr>
+    </w:lvl>
+    <w:lvl w:ilvl="6" w:tplc="40090001" w:tentative="1">
+      <w:start w:val="1"/>
+      <w:numFmt w:val="bullet"/>
+      <w:lvlText w:val=""/>
+      <w:lvlJc w:val="left"/>
+      <w:pPr>
+        <w:ind w:left="5760" w:hanging="360"/>
+      </w:pPr>
+      <w:rPr>
+        <w:rFonts w:ascii="Symbol" w:hAnsi="Symbol" w:hint="default"/>
+      </w:rPr>
+    </w:lvl>
+    <w:lvl w:ilvl="7" w:tplc="40090003" w:tentative="1">
+      <w:start w:val="1"/>
+      <w:numFmt w:val="bullet"/>
+      <w:lvlText w:val="o"/>
+      <w:lvlJc w:val="left"/>
+      <w:pPr>
+        <w:ind w:left="6480" w:hanging="360"/>
+      </w:pPr>
+      <w:rPr>
+        <w:rFonts w:ascii="Courier New" w:hAnsi="Courier New" w:cs="Courier New" w:hint="default"/>
+      </w:rPr>
+    </w:lvl>
+    <w:lvl w:ilvl="8" w:tplc="40090005" w:tentative="1">
+      <w:start w:val="1"/>
+      <w:numFmt w:val="bullet"/>
+      <w:lvlText w:val=""/>
+      <w:lvlJc w:val="left"/>
+      <w:pPr>
+        <w:ind w:left="7200" w:hanging="360"/>
+      </w:pPr>
+      <w:rPr>
+        <w:rFonts w:ascii="Wingdings" w:hAnsi="Wingdings" w:hint="default"/>
+      </w:rPr>
+    </w:lvl>
+  </w:abstractNum>
+  <w:abstractNum w:abstractNumId="5">
     <w:nsid w:val="1453593C"/>
     <w:multiLevelType w:val="hybridMultilevel"/>
     <w:tmpl w:val="EC725C48"/>
@@ -11485,7 +12025,96 @@
       </w:pPr>
     </w:lvl>
   </w:abstractNum>
-  <w:abstractNum w:abstractNumId="5">
+  <w:abstractNum w:abstractNumId="6">
+    <w:nsid w:val="148A2AB8"/>
+    <w:multiLevelType w:val="hybridMultilevel"/>
+    <w:tmpl w:val="9C18DFE6"/>
+    <w:lvl w:ilvl="0" w:tplc="4009000F">
+      <w:start w:val="1"/>
+      <w:numFmt w:val="decimal"/>
+      <w:lvlText w:val="%1."/>
+      <w:lvlJc w:val="left"/>
+      <w:pPr>
+        <w:ind w:left="720" w:hanging="360"/>
+      </w:pPr>
+      <w:rPr>
+        <w:rFonts w:hint="default"/>
+      </w:rPr>
+    </w:lvl>
+    <w:lvl w:ilvl="1" w:tplc="40090019" w:tentative="1">
+      <w:start w:val="1"/>
+      <w:numFmt w:val="lowerLetter"/>
+      <w:lvlText w:val="%2."/>
+      <w:lvlJc w:val="left"/>
+      <w:pPr>
+        <w:ind w:left="1440" w:hanging="360"/>
+      </w:pPr>
+    </w:lvl>
+    <w:lvl w:ilvl="2" w:tplc="4009001B" w:tentative="1">
+      <w:start w:val="1"/>
+      <w:numFmt w:val="lowerRoman"/>
+      <w:lvlText w:val="%3."/>
+      <w:lvlJc w:val="right"/>
+      <w:pPr>
+        <w:ind w:left="2160" w:hanging="180"/>
+      </w:pPr>
+    </w:lvl>
+    <w:lvl w:ilvl="3" w:tplc="4009000F" w:tentative="1">
+      <w:start w:val="1"/>
+      <w:numFmt w:val="decimal"/>
+      <w:lvlText w:val="%4."/>
+      <w:lvlJc w:val="left"/>
+      <w:pPr>
+        <w:ind w:left="2880" w:hanging="360"/>
+      </w:pPr>
+    </w:lvl>
+    <w:lvl w:ilvl="4" w:tplc="40090019" w:tentative="1">
+      <w:start w:val="1"/>
+      <w:numFmt w:val="lowerLetter"/>
+      <w:lvlText w:val="%5."/>
+      <w:lvlJc w:val="left"/>
+      <w:pPr>
+        <w:ind w:left="3600" w:hanging="360"/>
+      </w:pPr>
+    </w:lvl>
+    <w:lvl w:ilvl="5" w:tplc="4009001B" w:tentative="1">
+      <w:start w:val="1"/>
+      <w:numFmt w:val="lowerRoman"/>
+      <w:lvlText w:val="%6."/>
+      <w:lvlJc w:val="right"/>
+      <w:pPr>
+        <w:ind w:left="4320" w:hanging="180"/>
+      </w:pPr>
+    </w:lvl>
+    <w:lvl w:ilvl="6" w:tplc="4009000F" w:tentative="1">
+      <w:start w:val="1"/>
+      <w:numFmt w:val="decimal"/>
+      <w:lvlText w:val="%7."/>
+      <w:lvlJc w:val="left"/>
+      <w:pPr>
+        <w:ind w:left="5040" w:hanging="360"/>
+      </w:pPr>
+    </w:lvl>
+    <w:lvl w:ilvl="7" w:tplc="40090019" w:tentative="1">
+      <w:start w:val="1"/>
+      <w:numFmt w:val="lowerLetter"/>
+      <w:lvlText w:val="%8."/>
+      <w:lvlJc w:val="left"/>
+      <w:pPr>
+        <w:ind w:left="5760" w:hanging="360"/>
+      </w:pPr>
+    </w:lvl>
+    <w:lvl w:ilvl="8" w:tplc="4009001B" w:tentative="1">
+      <w:start w:val="1"/>
+      <w:numFmt w:val="lowerRoman"/>
+      <w:lvlText w:val="%9."/>
+      <w:lvlJc w:val="right"/>
+      <w:pPr>
+        <w:ind w:left="6480" w:hanging="180"/>
+      </w:pPr>
+    </w:lvl>
+  </w:abstractNum>
+  <w:abstractNum w:abstractNumId="7">
     <w:nsid w:val="1B900A26"/>
     <w:multiLevelType w:val="hybridMultilevel"/>
     <w:tmpl w:val="18980896"/>
@@ -11598,7 +12227,7 @@
       </w:rPr>
     </w:lvl>
   </w:abstractNum>
-  <w:abstractNum w:abstractNumId="6">
+  <w:abstractNum w:abstractNumId="8">
     <w:nsid w:val="1D003CBD"/>
     <w:multiLevelType w:val="hybridMultilevel"/>
     <w:tmpl w:val="99D4C676"/>
@@ -11711,7 +12340,7 @@
       </w:rPr>
     </w:lvl>
   </w:abstractNum>
-  <w:abstractNum w:abstractNumId="7">
+  <w:abstractNum w:abstractNumId="9">
     <w:nsid w:val="1EFE2129"/>
     <w:multiLevelType w:val="hybridMultilevel"/>
     <w:tmpl w:val="CD76CB1E"/>
@@ -11824,7 +12453,7 @@
       </w:rPr>
     </w:lvl>
   </w:abstractNum>
-  <w:abstractNum w:abstractNumId="8">
+  <w:abstractNum w:abstractNumId="10">
     <w:nsid w:val="201E61D6"/>
     <w:multiLevelType w:val="hybridMultilevel"/>
     <w:tmpl w:val="28B4F59E"/>
@@ -11937,7 +12566,7 @@
       </w:rPr>
     </w:lvl>
   </w:abstractNum>
-  <w:abstractNum w:abstractNumId="9">
+  <w:abstractNum w:abstractNumId="11">
     <w:nsid w:val="208412D1"/>
     <w:multiLevelType w:val="hybridMultilevel"/>
     <w:tmpl w:val="95DE081C"/>
@@ -12026,7 +12655,7 @@
       </w:pPr>
     </w:lvl>
   </w:abstractNum>
-  <w:abstractNum w:abstractNumId="10">
+  <w:abstractNum w:abstractNumId="12">
     <w:nsid w:val="21197407"/>
     <w:multiLevelType w:val="hybridMultilevel"/>
     <w:tmpl w:val="6D30545C"/>
@@ -12115,7 +12744,7 @@
       </w:pPr>
     </w:lvl>
   </w:abstractNum>
-  <w:abstractNum w:abstractNumId="11">
+  <w:abstractNum w:abstractNumId="13">
     <w:nsid w:val="21E921C4"/>
     <w:multiLevelType w:val="hybridMultilevel"/>
     <w:tmpl w:val="824AB5DC"/>
@@ -12204,7 +12833,7 @@
       </w:pPr>
     </w:lvl>
   </w:abstractNum>
-  <w:abstractNum w:abstractNumId="12">
+  <w:abstractNum w:abstractNumId="14">
     <w:nsid w:val="231E6D1F"/>
     <w:multiLevelType w:val="hybridMultilevel"/>
     <w:tmpl w:val="DAC42EF8"/>
@@ -12293,7 +12922,7 @@
       </w:pPr>
     </w:lvl>
   </w:abstractNum>
-  <w:abstractNum w:abstractNumId="13">
+  <w:abstractNum w:abstractNumId="15">
     <w:nsid w:val="24CA0387"/>
     <w:multiLevelType w:val="hybridMultilevel"/>
     <w:tmpl w:val="E81AAACE"/>
@@ -12406,7 +13035,7 @@
       </w:rPr>
     </w:lvl>
   </w:abstractNum>
-  <w:abstractNum w:abstractNumId="14">
+  <w:abstractNum w:abstractNumId="16">
     <w:nsid w:val="32FE0416"/>
     <w:multiLevelType w:val="hybridMultilevel"/>
     <w:tmpl w:val="16BC674C"/>
@@ -12495,7 +13124,7 @@
       </w:pPr>
     </w:lvl>
   </w:abstractNum>
-  <w:abstractNum w:abstractNumId="15">
+  <w:abstractNum w:abstractNumId="17">
     <w:nsid w:val="37062EB4"/>
     <w:multiLevelType w:val="hybridMultilevel"/>
     <w:tmpl w:val="8528B142"/>
@@ -12584,7 +13213,7 @@
       </w:pPr>
     </w:lvl>
   </w:abstractNum>
-  <w:abstractNum w:abstractNumId="16">
+  <w:abstractNum w:abstractNumId="18">
     <w:nsid w:val="3A7611DD"/>
     <w:multiLevelType w:val="hybridMultilevel"/>
     <w:tmpl w:val="69D469B0"/>
@@ -12673,7 +13302,7 @@
       </w:pPr>
     </w:lvl>
   </w:abstractNum>
-  <w:abstractNum w:abstractNumId="17">
+  <w:abstractNum w:abstractNumId="19">
     <w:nsid w:val="3B892462"/>
     <w:multiLevelType w:val="hybridMultilevel"/>
     <w:tmpl w:val="CB1C6C4E"/>
@@ -12762,7 +13391,7 @@
       </w:pPr>
     </w:lvl>
   </w:abstractNum>
-  <w:abstractNum w:abstractNumId="18">
+  <w:abstractNum w:abstractNumId="20">
     <w:nsid w:val="40361D0B"/>
     <w:multiLevelType w:val="hybridMultilevel"/>
     <w:tmpl w:val="4A54C56E"/>
@@ -12851,7 +13480,7 @@
       </w:pPr>
     </w:lvl>
   </w:abstractNum>
-  <w:abstractNum w:abstractNumId="19">
+  <w:abstractNum w:abstractNumId="21">
     <w:nsid w:val="40C03745"/>
     <w:multiLevelType w:val="hybridMultilevel"/>
     <w:tmpl w:val="401AA9E2"/>
@@ -12964,7 +13593,7 @@
       </w:rPr>
     </w:lvl>
   </w:abstractNum>
-  <w:abstractNum w:abstractNumId="20">
+  <w:abstractNum w:abstractNumId="22">
     <w:nsid w:val="4B45536D"/>
     <w:multiLevelType w:val="hybridMultilevel"/>
     <w:tmpl w:val="0B3449C8"/>
@@ -13053,7 +13682,7 @@
       </w:pPr>
     </w:lvl>
   </w:abstractNum>
-  <w:abstractNum w:abstractNumId="21">
+  <w:abstractNum w:abstractNumId="23">
     <w:nsid w:val="4D236C02"/>
     <w:multiLevelType w:val="hybridMultilevel"/>
     <w:tmpl w:val="CBFADF28"/>
@@ -13166,7 +13795,7 @@
       </w:rPr>
     </w:lvl>
   </w:abstractNum>
-  <w:abstractNum w:abstractNumId="22">
+  <w:abstractNum w:abstractNumId="24">
     <w:nsid w:val="4FC02C6C"/>
     <w:multiLevelType w:val="hybridMultilevel"/>
     <w:tmpl w:val="05D2B08E"/>
@@ -13255,7 +13884,7 @@
       </w:pPr>
     </w:lvl>
   </w:abstractNum>
-  <w:abstractNum w:abstractNumId="23">
+  <w:abstractNum w:abstractNumId="25">
     <w:nsid w:val="52B52268"/>
     <w:multiLevelType w:val="hybridMultilevel"/>
     <w:tmpl w:val="331AF78C"/>
@@ -13368,7 +13997,7 @@
       </w:rPr>
     </w:lvl>
   </w:abstractNum>
-  <w:abstractNum w:abstractNumId="24">
+  <w:abstractNum w:abstractNumId="26">
     <w:nsid w:val="55D92B24"/>
     <w:multiLevelType w:val="hybridMultilevel"/>
     <w:tmpl w:val="9BCED27C"/>
@@ -13481,7 +14110,7 @@
       </w:rPr>
     </w:lvl>
   </w:abstractNum>
-  <w:abstractNum w:abstractNumId="25">
+  <w:abstractNum w:abstractNumId="27">
     <w:nsid w:val="57564656"/>
     <w:multiLevelType w:val="hybridMultilevel"/>
     <w:tmpl w:val="3E1C27F6"/>
@@ -13594,7 +14223,7 @@
       </w:rPr>
     </w:lvl>
   </w:abstractNum>
-  <w:abstractNum w:abstractNumId="26">
+  <w:abstractNum w:abstractNumId="28">
     <w:nsid w:val="61A962B8"/>
     <w:multiLevelType w:val="hybridMultilevel"/>
     <w:tmpl w:val="5EDC7138"/>
@@ -13683,7 +14312,7 @@
       </w:pPr>
     </w:lvl>
   </w:abstractNum>
-  <w:abstractNum w:abstractNumId="27">
+  <w:abstractNum w:abstractNumId="29">
     <w:nsid w:val="69867F0D"/>
     <w:multiLevelType w:val="hybridMultilevel"/>
     <w:tmpl w:val="EAF8E468"/>
@@ -13772,7 +14401,7 @@
       </w:pPr>
     </w:lvl>
   </w:abstractNum>
-  <w:abstractNum w:abstractNumId="28">
+  <w:abstractNum w:abstractNumId="30">
     <w:nsid w:val="6E5A4342"/>
     <w:multiLevelType w:val="hybridMultilevel"/>
     <w:tmpl w:val="414440E6"/>
@@ -13861,7 +14490,7 @@
       </w:pPr>
     </w:lvl>
   </w:abstractNum>
-  <w:abstractNum w:abstractNumId="29">
+  <w:abstractNum w:abstractNumId="31">
     <w:nsid w:val="6F0A1BD2"/>
     <w:multiLevelType w:val="hybridMultilevel"/>
     <w:tmpl w:val="EF7884CC"/>
@@ -13974,7 +14603,7 @@
       </w:rPr>
     </w:lvl>
   </w:abstractNum>
-  <w:abstractNum w:abstractNumId="30">
+  <w:abstractNum w:abstractNumId="32">
     <w:nsid w:val="6FC368C3"/>
     <w:multiLevelType w:val="hybridMultilevel"/>
     <w:tmpl w:val="F892BAB0"/>
@@ -14063,7 +14692,7 @@
       </w:pPr>
     </w:lvl>
   </w:abstractNum>
-  <w:abstractNum w:abstractNumId="31">
+  <w:abstractNum w:abstractNumId="33">
     <w:nsid w:val="729D49A6"/>
     <w:multiLevelType w:val="hybridMultilevel"/>
     <w:tmpl w:val="212E6380"/>
@@ -14152,7 +14781,7 @@
       </w:pPr>
     </w:lvl>
   </w:abstractNum>
-  <w:abstractNum w:abstractNumId="32">
+  <w:abstractNum w:abstractNumId="34">
     <w:nsid w:val="72E5107C"/>
     <w:multiLevelType w:val="hybridMultilevel"/>
     <w:tmpl w:val="30BE3018"/>
@@ -14241,7 +14870,7 @@
       </w:pPr>
     </w:lvl>
   </w:abstractNum>
-  <w:abstractNum w:abstractNumId="33">
+  <w:abstractNum w:abstractNumId="35">
     <w:nsid w:val="7C1B7A62"/>
     <w:multiLevelType w:val="hybridMultilevel"/>
     <w:tmpl w:val="A1EEB68C"/>
@@ -14354,7 +14983,7 @@
       </w:rPr>
     </w:lvl>
   </w:abstractNum>
-  <w:abstractNum w:abstractNumId="34">
+  <w:abstractNum w:abstractNumId="36">
     <w:nsid w:val="7E0C5E33"/>
     <w:multiLevelType w:val="hybridMultilevel"/>
     <w:tmpl w:val="17A20342"/>
@@ -14443,7 +15072,7 @@
       </w:pPr>
     </w:lvl>
   </w:abstractNum>
-  <w:abstractNum w:abstractNumId="35">
+  <w:abstractNum w:abstractNumId="37">
     <w:nsid w:val="7EEF6783"/>
     <w:multiLevelType w:val="hybridMultilevel"/>
     <w:tmpl w:val="2292AFAC"/>
@@ -14533,112 +15162,118 @@
     </w:lvl>
   </w:abstractNum>
   <w:num w:numId="1">
+    <w:abstractNumId w:val="10"/>
+  </w:num>
+  <w:num w:numId="2">
     <w:abstractNumId w:val="8"/>
   </w:num>
-  <w:num w:numId="2">
-    <w:abstractNumId w:val="6"/>
-  </w:num>
   <w:num w:numId="3">
-    <w:abstractNumId w:val="33"/>
+    <w:abstractNumId w:val="35"/>
   </w:num>
   <w:num w:numId="4">
-    <w:abstractNumId w:val="24"/>
+    <w:abstractNumId w:val="26"/>
   </w:num>
   <w:num w:numId="5">
-    <w:abstractNumId w:val="15"/>
+    <w:abstractNumId w:val="17"/>
   </w:num>
   <w:num w:numId="6">
+    <w:abstractNumId w:val="9"/>
+  </w:num>
+  <w:num w:numId="7">
+    <w:abstractNumId w:val="23"/>
+  </w:num>
+  <w:num w:numId="8">
+    <w:abstractNumId w:val="27"/>
+  </w:num>
+  <w:num w:numId="9">
+    <w:abstractNumId w:val="14"/>
+  </w:num>
+  <w:num w:numId="10">
+    <w:abstractNumId w:val="5"/>
+  </w:num>
+  <w:num w:numId="11">
     <w:abstractNumId w:val="7"/>
   </w:num>
-  <w:num w:numId="7">
-    <w:abstractNumId w:val="21"/>
-  </w:num>
-  <w:num w:numId="8">
-    <w:abstractNumId w:val="25"/>
-  </w:num>
-  <w:num w:numId="9">
+  <w:num w:numId="12">
     <w:abstractNumId w:val="12"/>
-  </w:num>
-  <w:num w:numId="10">
-    <w:abstractNumId w:val="4"/>
-  </w:num>
-  <w:num w:numId="11">
-    <w:abstractNumId w:val="5"/>
-  </w:num>
-  <w:num w:numId="12">
-    <w:abstractNumId w:val="10"/>
   </w:num>
   <w:num w:numId="13">
     <w:abstractNumId w:val="2"/>
   </w:num>
   <w:num w:numId="14">
-    <w:abstractNumId w:val="20"/>
+    <w:abstractNumId w:val="22"/>
   </w:num>
   <w:num w:numId="15">
-    <w:abstractNumId w:val="35"/>
+    <w:abstractNumId w:val="37"/>
   </w:num>
   <w:num w:numId="16">
-    <w:abstractNumId w:val="13"/>
+    <w:abstractNumId w:val="15"/>
   </w:num>
   <w:num w:numId="17">
-    <w:abstractNumId w:val="29"/>
+    <w:abstractNumId w:val="31"/>
   </w:num>
   <w:num w:numId="18">
     <w:abstractNumId w:val="1"/>
   </w:num>
   <w:num w:numId="19">
-    <w:abstractNumId w:val="34"/>
+    <w:abstractNumId w:val="36"/>
   </w:num>
   <w:num w:numId="20">
-    <w:abstractNumId w:val="26"/>
+    <w:abstractNumId w:val="28"/>
   </w:num>
   <w:num w:numId="21">
-    <w:abstractNumId w:val="23"/>
+    <w:abstractNumId w:val="25"/>
   </w:num>
   <w:num w:numId="22">
     <w:abstractNumId w:val="3"/>
   </w:num>
   <w:num w:numId="23">
-    <w:abstractNumId w:val="31"/>
+    <w:abstractNumId w:val="33"/>
   </w:num>
   <w:num w:numId="24">
-    <w:abstractNumId w:val="22"/>
+    <w:abstractNumId w:val="24"/>
   </w:num>
   <w:num w:numId="25">
-    <w:abstractNumId w:val="28"/>
+    <w:abstractNumId w:val="30"/>
   </w:num>
   <w:num w:numId="26">
-    <w:abstractNumId w:val="14"/>
+    <w:abstractNumId w:val="16"/>
   </w:num>
   <w:num w:numId="27">
-    <w:abstractNumId w:val="11"/>
+    <w:abstractNumId w:val="13"/>
   </w:num>
   <w:num w:numId="28">
-    <w:abstractNumId w:val="32"/>
+    <w:abstractNumId w:val="34"/>
   </w:num>
   <w:num w:numId="29">
-    <w:abstractNumId w:val="17"/>
+    <w:abstractNumId w:val="19"/>
   </w:num>
   <w:num w:numId="30">
-    <w:abstractNumId w:val="27"/>
+    <w:abstractNumId w:val="29"/>
   </w:num>
   <w:num w:numId="31">
     <w:abstractNumId w:val="0"/>
   </w:num>
   <w:num w:numId="32">
-    <w:abstractNumId w:val="9"/>
+    <w:abstractNumId w:val="11"/>
   </w:num>
   <w:num w:numId="33">
+    <w:abstractNumId w:val="20"/>
+  </w:num>
+  <w:num w:numId="34">
+    <w:abstractNumId w:val="32"/>
+  </w:num>
+  <w:num w:numId="35">
+    <w:abstractNumId w:val="21"/>
+  </w:num>
+  <w:num w:numId="36">
     <w:abstractNumId w:val="18"/>
   </w:num>
-  <w:num w:numId="34">
-    <w:abstractNumId w:val="30"/>
+  <w:num w:numId="37">
+    <w:abstractNumId w:val="4"/>
   </w:num>
-  <w:num w:numId="35">
-    <w:abstractNumId w:val="19"/>
-  </w:num>
-  <w:num w:numId="36">
-    <w:abstractNumId w:val="16"/>
+  <w:num w:numId="38">
+    <w:abstractNumId w:val="6"/>
   </w:num>
 </w:numbering>
 </file>
@@ -15368,7 +16003,7 @@
 </file>
 
 <file path=customXml/itemProps1.xml><?xml version="1.0" encoding="utf-8"?>
-<ds:datastoreItem xmlns:ds="http://schemas.openxmlformats.org/officeDocument/2006/customXml" ds:itemID="{8A2D9AFF-3107-4C57-AC7A-46F1F7B66648}">
+<ds:datastoreItem xmlns:ds="http://schemas.openxmlformats.org/officeDocument/2006/customXml" ds:itemID="{37006711-EE3A-4975-BB3D-23A0D12791D0}">
   <ds:schemaRefs>
     <ds:schemaRef ds:uri="http://schemas.openxmlformats.org/officeDocument/2006/bibliography"/>
   </ds:schemaRefs>

--- a/Notes_Selenium_14.docx
+++ b/Notes_Selenium_14.docx
@@ -3511,18 +3511,8 @@
           <w:szCs w:val="22"/>
           <w:lang w:val="en-US"/>
         </w:rPr>
-        <w:t xml:space="preserve">Idea </w:t>
-      </w:r>
-      <w:proofErr w:type="spellStart"/>
-      <w:r>
-        <w:rPr>
-          <w:sz w:val="24"/>
-          <w:szCs w:val="22"/>
-          <w:lang w:val="en-US"/>
-        </w:rPr>
-        <w:t>Intellij</w:t>
-      </w:r>
-      <w:proofErr w:type="spellEnd"/>
+        <w:t>Idea Intellij</w:t>
+      </w:r>
     </w:p>
     <w:p>
       <w:pPr>
@@ -11447,6 +11437,223 @@
     <w:p>
       <w:pPr>
         <w:rPr>
+          <w:b/>
+          <w:bCs/>
+          <w:sz w:val="24"/>
+          <w:szCs w:val="22"/>
+          <w:lang w:val="en-US"/>
+        </w:rPr>
+      </w:pPr>
+      <w:r>
+        <w:rPr>
+          <w:b/>
+          <w:bCs/>
+          <w:sz w:val="24"/>
+          <w:szCs w:val="22"/>
+          <w:lang w:val="en-US"/>
+        </w:rPr>
+        <w:t>Creating Maven Project (With Archetype)</w:t>
+      </w:r>
+    </w:p>
+    <w:p>
+      <w:pPr>
+        <w:pStyle w:val="ListParagraph"/>
+        <w:numPr>
+          <w:ilvl w:val="0"/>
+          <w:numId w:val="40"/>
+        </w:numPr>
+        <w:rPr>
+          <w:sz w:val="24"/>
+          <w:szCs w:val="22"/>
+          <w:lang w:val="en-US"/>
+        </w:rPr>
+      </w:pPr>
+      <w:r>
+        <w:rPr>
+          <w:sz w:val="24"/>
+          <w:szCs w:val="22"/>
+          <w:lang w:val="en-US"/>
+        </w:rPr>
+        <w:t xml:space="preserve">File </w:t>
+      </w:r>
+      <w:r>
+        <w:rPr>
+          <w:sz w:val="24"/>
+          <w:szCs w:val="22"/>
+          <w:lang w:val="en-US"/>
+        </w:rPr>
+        <w:sym w:font="Wingdings" w:char="F0E0"/>
+      </w:r>
+      <w:r>
+        <w:rPr>
+          <w:sz w:val="24"/>
+          <w:szCs w:val="22"/>
+          <w:lang w:val="en-US"/>
+        </w:rPr>
+        <w:t xml:space="preserve"> New </w:t>
+      </w:r>
+      <w:r>
+        <w:rPr>
+          <w:sz w:val="24"/>
+          <w:szCs w:val="22"/>
+          <w:lang w:val="en-US"/>
+        </w:rPr>
+        <w:sym w:font="Wingdings" w:char="F0E0"/>
+      </w:r>
+      <w:r>
+        <w:rPr>
+          <w:sz w:val="24"/>
+          <w:szCs w:val="22"/>
+          <w:lang w:val="en-US"/>
+        </w:rPr>
+        <w:t xml:space="preserve"> Maven Project</w:t>
+      </w:r>
+    </w:p>
+    <w:p>
+      <w:pPr>
+        <w:pStyle w:val="ListParagraph"/>
+        <w:numPr>
+          <w:ilvl w:val="0"/>
+          <w:numId w:val="40"/>
+        </w:numPr>
+        <w:rPr>
+          <w:sz w:val="24"/>
+          <w:szCs w:val="22"/>
+          <w:lang w:val="en-US"/>
+        </w:rPr>
+      </w:pPr>
+      <w:r>
+        <w:rPr>
+          <w:sz w:val="24"/>
+          <w:szCs w:val="22"/>
+          <w:lang w:val="en-US"/>
+        </w:rPr>
+        <w:t>Select 3</w:t>
+      </w:r>
+      <w:r>
+        <w:rPr>
+          <w:sz w:val="24"/>
+          <w:szCs w:val="22"/>
+          <w:vertAlign w:val="superscript"/>
+          <w:lang w:val="en-US"/>
+        </w:rPr>
+        <w:t>rd</w:t>
+      </w:r>
+      <w:r>
+        <w:rPr>
+          <w:sz w:val="24"/>
+          <w:szCs w:val="22"/>
+          <w:lang w:val="en-US"/>
+        </w:rPr>
+        <w:t xml:space="preserve"> Checkbox (Add project to Working set)</w:t>
+      </w:r>
+    </w:p>
+    <w:p>
+      <w:pPr>
+        <w:pStyle w:val="ListParagraph"/>
+        <w:numPr>
+          <w:ilvl w:val="0"/>
+          <w:numId w:val="40"/>
+        </w:numPr>
+        <w:rPr>
+          <w:sz w:val="24"/>
+          <w:szCs w:val="22"/>
+          <w:lang w:val="en-US"/>
+        </w:rPr>
+      </w:pPr>
+      <w:r>
+        <w:rPr>
+          <w:sz w:val="24"/>
+          <w:szCs w:val="22"/>
+          <w:lang w:val="en-US"/>
+        </w:rPr>
+        <w:t>Click on Next</w:t>
+      </w:r>
+    </w:p>
+    <w:p>
+      <w:pPr>
+        <w:pStyle w:val="ListParagraph"/>
+        <w:numPr>
+          <w:ilvl w:val="0"/>
+          <w:numId w:val="40"/>
+        </w:numPr>
+        <w:rPr>
+          <w:sz w:val="24"/>
+          <w:szCs w:val="22"/>
+          <w:lang w:val="en-US"/>
+        </w:rPr>
+      </w:pPr>
+      <w:r>
+        <w:rPr>
+          <w:sz w:val="24"/>
+          <w:szCs w:val="22"/>
+          <w:lang w:val="en-US"/>
+        </w:rPr>
+        <w:t>Search the archetype as Maven-archetype-</w:t>
+      </w:r>
+      <w:proofErr w:type="spellStart"/>
+      <w:r>
+        <w:rPr>
+          <w:sz w:val="24"/>
+          <w:szCs w:val="22"/>
+          <w:lang w:val="en-US"/>
+        </w:rPr>
+        <w:t>quickstart</w:t>
+      </w:r>
+      <w:proofErr w:type="spellEnd"/>
+    </w:p>
+    <w:p>
+      <w:pPr>
+        <w:pStyle w:val="ListParagraph"/>
+        <w:numPr>
+          <w:ilvl w:val="0"/>
+          <w:numId w:val="40"/>
+        </w:numPr>
+        <w:rPr>
+          <w:sz w:val="24"/>
+          <w:szCs w:val="22"/>
+          <w:lang w:val="en-US"/>
+        </w:rPr>
+      </w:pPr>
+      <w:r>
+        <w:rPr>
+          <w:sz w:val="24"/>
+          <w:szCs w:val="22"/>
+          <w:lang w:val="en-US"/>
+        </w:rPr>
+        <w:t xml:space="preserve">Select the version </w:t>
+      </w:r>
+    </w:p>
+    <w:p>
+      <w:pPr>
+        <w:pStyle w:val="ListParagraph"/>
+        <w:numPr>
+          <w:ilvl w:val="0"/>
+          <w:numId w:val="40"/>
+        </w:numPr>
+        <w:rPr>
+          <w:sz w:val="24"/>
+          <w:szCs w:val="22"/>
+          <w:lang w:val="en-US"/>
+        </w:rPr>
+      </w:pPr>
+      <w:r>
+        <w:rPr>
+          <w:sz w:val="24"/>
+          <w:szCs w:val="22"/>
+          <w:lang w:val="en-US"/>
+        </w:rPr>
+        <w:t>Click on Next</w:t>
+      </w:r>
+    </w:p>
+    <w:p>
+      <w:pPr>
+        <w:pStyle w:val="ListParagraph"/>
+        <w:numPr>
+          <w:ilvl w:val="0"/>
+          <w:numId w:val="40"/>
+        </w:numPr>
+        <w:rPr>
           <w:sz w:val="24"/>
           <w:szCs w:val="22"/>
           <w:lang w:val="en-US"/>
@@ -11454,6 +11661,24 @@
       </w:pPr>
       <w:bookmarkStart w:id="0" w:name="_GoBack"/>
       <w:bookmarkEnd w:id="0"/>
+    </w:p>
+    <w:p>
+      <w:pPr>
+        <w:rPr>
+          <w:sz w:val="24"/>
+          <w:szCs w:val="22"/>
+          <w:lang w:val="en-US"/>
+        </w:rPr>
+      </w:pPr>
+    </w:p>
+    <w:p>
+      <w:pPr>
+        <w:rPr>
+          <w:sz w:val="24"/>
+          <w:szCs w:val="22"/>
+          <w:lang w:val="en-US"/>
+        </w:rPr>
+      </w:pPr>
     </w:p>
     <w:sectPr>
       <w:pgSz w:w="11906" w:h="16838"/>
@@ -11937,6 +12162,95 @@
     </w:lvl>
   </w:abstractNum>
   <w:abstractNum w:abstractNumId="5">
+    <w:nsid w:val="12642FA6"/>
+    <w:multiLevelType w:val="hybridMultilevel"/>
+    <w:tmpl w:val="9B860802"/>
+    <w:lvl w:ilvl="0" w:tplc="4009000F">
+      <w:start w:val="1"/>
+      <w:numFmt w:val="decimal"/>
+      <w:lvlText w:val="%1."/>
+      <w:lvlJc w:val="left"/>
+      <w:pPr>
+        <w:ind w:left="720" w:hanging="360"/>
+      </w:pPr>
+      <w:rPr>
+        <w:rFonts w:hint="default"/>
+      </w:rPr>
+    </w:lvl>
+    <w:lvl w:ilvl="1" w:tplc="40090019" w:tentative="1">
+      <w:start w:val="1"/>
+      <w:numFmt w:val="lowerLetter"/>
+      <w:lvlText w:val="%2."/>
+      <w:lvlJc w:val="left"/>
+      <w:pPr>
+        <w:ind w:left="1440" w:hanging="360"/>
+      </w:pPr>
+    </w:lvl>
+    <w:lvl w:ilvl="2" w:tplc="4009001B" w:tentative="1">
+      <w:start w:val="1"/>
+      <w:numFmt w:val="lowerRoman"/>
+      <w:lvlText w:val="%3."/>
+      <w:lvlJc w:val="right"/>
+      <w:pPr>
+        <w:ind w:left="2160" w:hanging="180"/>
+      </w:pPr>
+    </w:lvl>
+    <w:lvl w:ilvl="3" w:tplc="4009000F" w:tentative="1">
+      <w:start w:val="1"/>
+      <w:numFmt w:val="decimal"/>
+      <w:lvlText w:val="%4."/>
+      <w:lvlJc w:val="left"/>
+      <w:pPr>
+        <w:ind w:left="2880" w:hanging="360"/>
+      </w:pPr>
+    </w:lvl>
+    <w:lvl w:ilvl="4" w:tplc="40090019" w:tentative="1">
+      <w:start w:val="1"/>
+      <w:numFmt w:val="lowerLetter"/>
+      <w:lvlText w:val="%5."/>
+      <w:lvlJc w:val="left"/>
+      <w:pPr>
+        <w:ind w:left="3600" w:hanging="360"/>
+      </w:pPr>
+    </w:lvl>
+    <w:lvl w:ilvl="5" w:tplc="4009001B" w:tentative="1">
+      <w:start w:val="1"/>
+      <w:numFmt w:val="lowerRoman"/>
+      <w:lvlText w:val="%6."/>
+      <w:lvlJc w:val="right"/>
+      <w:pPr>
+        <w:ind w:left="4320" w:hanging="180"/>
+      </w:pPr>
+    </w:lvl>
+    <w:lvl w:ilvl="6" w:tplc="4009000F" w:tentative="1">
+      <w:start w:val="1"/>
+      <w:numFmt w:val="decimal"/>
+      <w:lvlText w:val="%7."/>
+      <w:lvlJc w:val="left"/>
+      <w:pPr>
+        <w:ind w:left="5040" w:hanging="360"/>
+      </w:pPr>
+    </w:lvl>
+    <w:lvl w:ilvl="7" w:tplc="40090019" w:tentative="1">
+      <w:start w:val="1"/>
+      <w:numFmt w:val="lowerLetter"/>
+      <w:lvlText w:val="%8."/>
+      <w:lvlJc w:val="left"/>
+      <w:pPr>
+        <w:ind w:left="5760" w:hanging="360"/>
+      </w:pPr>
+    </w:lvl>
+    <w:lvl w:ilvl="8" w:tplc="4009001B" w:tentative="1">
+      <w:start w:val="1"/>
+      <w:numFmt w:val="lowerRoman"/>
+      <w:lvlText w:val="%9."/>
+      <w:lvlJc w:val="right"/>
+      <w:pPr>
+        <w:ind w:left="6480" w:hanging="180"/>
+      </w:pPr>
+    </w:lvl>
+  </w:abstractNum>
+  <w:abstractNum w:abstractNumId="6">
     <w:nsid w:val="1453593C"/>
     <w:multiLevelType w:val="hybridMultilevel"/>
     <w:tmpl w:val="EC725C48"/>
@@ -12025,7 +12339,7 @@
       </w:pPr>
     </w:lvl>
   </w:abstractNum>
-  <w:abstractNum w:abstractNumId="6">
+  <w:abstractNum w:abstractNumId="7">
     <w:nsid w:val="148A2AB8"/>
     <w:multiLevelType w:val="hybridMultilevel"/>
     <w:tmpl w:val="9C18DFE6"/>
@@ -12114,7 +12428,7 @@
       </w:pPr>
     </w:lvl>
   </w:abstractNum>
-  <w:abstractNum w:abstractNumId="7">
+  <w:abstractNum w:abstractNumId="8">
     <w:nsid w:val="1B900A26"/>
     <w:multiLevelType w:val="hybridMultilevel"/>
     <w:tmpl w:val="18980896"/>
@@ -12227,7 +12541,7 @@
       </w:rPr>
     </w:lvl>
   </w:abstractNum>
-  <w:abstractNum w:abstractNumId="8">
+  <w:abstractNum w:abstractNumId="9">
     <w:nsid w:val="1D003CBD"/>
     <w:multiLevelType w:val="hybridMultilevel"/>
     <w:tmpl w:val="99D4C676"/>
@@ -12340,7 +12654,7 @@
       </w:rPr>
     </w:lvl>
   </w:abstractNum>
-  <w:abstractNum w:abstractNumId="9">
+  <w:abstractNum w:abstractNumId="10">
     <w:nsid w:val="1EFE2129"/>
     <w:multiLevelType w:val="hybridMultilevel"/>
     <w:tmpl w:val="CD76CB1E"/>
@@ -12453,7 +12767,7 @@
       </w:rPr>
     </w:lvl>
   </w:abstractNum>
-  <w:abstractNum w:abstractNumId="10">
+  <w:abstractNum w:abstractNumId="11">
     <w:nsid w:val="201E61D6"/>
     <w:multiLevelType w:val="hybridMultilevel"/>
     <w:tmpl w:val="28B4F59E"/>
@@ -12566,7 +12880,7 @@
       </w:rPr>
     </w:lvl>
   </w:abstractNum>
-  <w:abstractNum w:abstractNumId="11">
+  <w:abstractNum w:abstractNumId="12">
     <w:nsid w:val="208412D1"/>
     <w:multiLevelType w:val="hybridMultilevel"/>
     <w:tmpl w:val="95DE081C"/>
@@ -12655,7 +12969,7 @@
       </w:pPr>
     </w:lvl>
   </w:abstractNum>
-  <w:abstractNum w:abstractNumId="12">
+  <w:abstractNum w:abstractNumId="13">
     <w:nsid w:val="21197407"/>
     <w:multiLevelType w:val="hybridMultilevel"/>
     <w:tmpl w:val="6D30545C"/>
@@ -12744,7 +13058,7 @@
       </w:pPr>
     </w:lvl>
   </w:abstractNum>
-  <w:abstractNum w:abstractNumId="13">
+  <w:abstractNum w:abstractNumId="14">
     <w:nsid w:val="21E921C4"/>
     <w:multiLevelType w:val="hybridMultilevel"/>
     <w:tmpl w:val="824AB5DC"/>
@@ -12833,7 +13147,7 @@
       </w:pPr>
     </w:lvl>
   </w:abstractNum>
-  <w:abstractNum w:abstractNumId="14">
+  <w:abstractNum w:abstractNumId="15">
     <w:nsid w:val="231E6D1F"/>
     <w:multiLevelType w:val="hybridMultilevel"/>
     <w:tmpl w:val="DAC42EF8"/>
@@ -12922,7 +13236,7 @@
       </w:pPr>
     </w:lvl>
   </w:abstractNum>
-  <w:abstractNum w:abstractNumId="15">
+  <w:abstractNum w:abstractNumId="16">
     <w:nsid w:val="24CA0387"/>
     <w:multiLevelType w:val="hybridMultilevel"/>
     <w:tmpl w:val="E81AAACE"/>
@@ -13035,7 +13349,7 @@
       </w:rPr>
     </w:lvl>
   </w:abstractNum>
-  <w:abstractNum w:abstractNumId="16">
+  <w:abstractNum w:abstractNumId="17">
     <w:nsid w:val="32FE0416"/>
     <w:multiLevelType w:val="hybridMultilevel"/>
     <w:tmpl w:val="16BC674C"/>
@@ -13124,7 +13438,7 @@
       </w:pPr>
     </w:lvl>
   </w:abstractNum>
-  <w:abstractNum w:abstractNumId="17">
+  <w:abstractNum w:abstractNumId="18">
     <w:nsid w:val="37062EB4"/>
     <w:multiLevelType w:val="hybridMultilevel"/>
     <w:tmpl w:val="8528B142"/>
@@ -13213,7 +13527,7 @@
       </w:pPr>
     </w:lvl>
   </w:abstractNum>
-  <w:abstractNum w:abstractNumId="18">
+  <w:abstractNum w:abstractNumId="19">
     <w:nsid w:val="3A7611DD"/>
     <w:multiLevelType w:val="hybridMultilevel"/>
     <w:tmpl w:val="69D469B0"/>
@@ -13302,7 +13616,7 @@
       </w:pPr>
     </w:lvl>
   </w:abstractNum>
-  <w:abstractNum w:abstractNumId="19">
+  <w:abstractNum w:abstractNumId="20">
     <w:nsid w:val="3B892462"/>
     <w:multiLevelType w:val="hybridMultilevel"/>
     <w:tmpl w:val="CB1C6C4E"/>
@@ -13391,7 +13705,7 @@
       </w:pPr>
     </w:lvl>
   </w:abstractNum>
-  <w:abstractNum w:abstractNumId="20">
+  <w:abstractNum w:abstractNumId="21">
     <w:nsid w:val="40361D0B"/>
     <w:multiLevelType w:val="hybridMultilevel"/>
     <w:tmpl w:val="4A54C56E"/>
@@ -13480,7 +13794,7 @@
       </w:pPr>
     </w:lvl>
   </w:abstractNum>
-  <w:abstractNum w:abstractNumId="21">
+  <w:abstractNum w:abstractNumId="22">
     <w:nsid w:val="40C03745"/>
     <w:multiLevelType w:val="hybridMultilevel"/>
     <w:tmpl w:val="401AA9E2"/>
@@ -13593,7 +13907,7 @@
       </w:rPr>
     </w:lvl>
   </w:abstractNum>
-  <w:abstractNum w:abstractNumId="22">
+  <w:abstractNum w:abstractNumId="23">
     <w:nsid w:val="4B45536D"/>
     <w:multiLevelType w:val="hybridMultilevel"/>
     <w:tmpl w:val="0B3449C8"/>
@@ -13682,7 +13996,7 @@
       </w:pPr>
     </w:lvl>
   </w:abstractNum>
-  <w:abstractNum w:abstractNumId="23">
+  <w:abstractNum w:abstractNumId="24">
     <w:nsid w:val="4D236C02"/>
     <w:multiLevelType w:val="hybridMultilevel"/>
     <w:tmpl w:val="CBFADF28"/>
@@ -13795,7 +14109,7 @@
       </w:rPr>
     </w:lvl>
   </w:abstractNum>
-  <w:abstractNum w:abstractNumId="24">
+  <w:abstractNum w:abstractNumId="25">
     <w:nsid w:val="4FC02C6C"/>
     <w:multiLevelType w:val="hybridMultilevel"/>
     <w:tmpl w:val="05D2B08E"/>
@@ -13884,7 +14198,7 @@
       </w:pPr>
     </w:lvl>
   </w:abstractNum>
-  <w:abstractNum w:abstractNumId="25">
+  <w:abstractNum w:abstractNumId="26">
     <w:nsid w:val="52B52268"/>
     <w:multiLevelType w:val="hybridMultilevel"/>
     <w:tmpl w:val="331AF78C"/>
@@ -13997,7 +14311,7 @@
       </w:rPr>
     </w:lvl>
   </w:abstractNum>
-  <w:abstractNum w:abstractNumId="26">
+  <w:abstractNum w:abstractNumId="27">
     <w:nsid w:val="55D92B24"/>
     <w:multiLevelType w:val="hybridMultilevel"/>
     <w:tmpl w:val="9BCED27C"/>
@@ -14110,7 +14424,7 @@
       </w:rPr>
     </w:lvl>
   </w:abstractNum>
-  <w:abstractNum w:abstractNumId="27">
+  <w:abstractNum w:abstractNumId="28">
     <w:nsid w:val="57564656"/>
     <w:multiLevelType w:val="hybridMultilevel"/>
     <w:tmpl w:val="3E1C27F6"/>
@@ -14223,7 +14537,7 @@
       </w:rPr>
     </w:lvl>
   </w:abstractNum>
-  <w:abstractNum w:abstractNumId="28">
+  <w:abstractNum w:abstractNumId="29">
     <w:nsid w:val="61A962B8"/>
     <w:multiLevelType w:val="hybridMultilevel"/>
     <w:tmpl w:val="5EDC7138"/>
@@ -14312,7 +14626,7 @@
       </w:pPr>
     </w:lvl>
   </w:abstractNum>
-  <w:abstractNum w:abstractNumId="29">
+  <w:abstractNum w:abstractNumId="30">
     <w:nsid w:val="69867F0D"/>
     <w:multiLevelType w:val="hybridMultilevel"/>
     <w:tmpl w:val="EAF8E468"/>
@@ -14401,7 +14715,7 @@
       </w:pPr>
     </w:lvl>
   </w:abstractNum>
-  <w:abstractNum w:abstractNumId="30">
+  <w:abstractNum w:abstractNumId="31">
     <w:nsid w:val="6E5A4342"/>
     <w:multiLevelType w:val="hybridMultilevel"/>
     <w:tmpl w:val="414440E6"/>
@@ -14490,7 +14804,7 @@
       </w:pPr>
     </w:lvl>
   </w:abstractNum>
-  <w:abstractNum w:abstractNumId="31">
+  <w:abstractNum w:abstractNumId="32">
     <w:nsid w:val="6F0A1BD2"/>
     <w:multiLevelType w:val="hybridMultilevel"/>
     <w:tmpl w:val="EF7884CC"/>
@@ -14603,7 +14917,7 @@
       </w:rPr>
     </w:lvl>
   </w:abstractNum>
-  <w:abstractNum w:abstractNumId="32">
+  <w:abstractNum w:abstractNumId="33">
     <w:nsid w:val="6FC368C3"/>
     <w:multiLevelType w:val="hybridMultilevel"/>
     <w:tmpl w:val="F892BAB0"/>
@@ -14692,7 +15006,7 @@
       </w:pPr>
     </w:lvl>
   </w:abstractNum>
-  <w:abstractNum w:abstractNumId="33">
+  <w:abstractNum w:abstractNumId="34">
     <w:nsid w:val="729D49A6"/>
     <w:multiLevelType w:val="hybridMultilevel"/>
     <w:tmpl w:val="212E6380"/>
@@ -14781,7 +15095,7 @@
       </w:pPr>
     </w:lvl>
   </w:abstractNum>
-  <w:abstractNum w:abstractNumId="34">
+  <w:abstractNum w:abstractNumId="35">
     <w:nsid w:val="72E5107C"/>
     <w:multiLevelType w:val="hybridMultilevel"/>
     <w:tmpl w:val="30BE3018"/>
@@ -14870,7 +15184,96 @@
       </w:pPr>
     </w:lvl>
   </w:abstractNum>
-  <w:abstractNum w:abstractNumId="35">
+  <w:abstractNum w:abstractNumId="36">
+    <w:nsid w:val="7B1473D2"/>
+    <w:multiLevelType w:val="hybridMultilevel"/>
+    <w:tmpl w:val="78F6F478"/>
+    <w:lvl w:ilvl="0" w:tplc="4009000F">
+      <w:start w:val="1"/>
+      <w:numFmt w:val="decimal"/>
+      <w:lvlText w:val="%1."/>
+      <w:lvlJc w:val="left"/>
+      <w:pPr>
+        <w:ind w:left="720" w:hanging="360"/>
+      </w:pPr>
+      <w:rPr>
+        <w:rFonts w:hint="default"/>
+      </w:rPr>
+    </w:lvl>
+    <w:lvl w:ilvl="1" w:tplc="40090019" w:tentative="1">
+      <w:start w:val="1"/>
+      <w:numFmt w:val="lowerLetter"/>
+      <w:lvlText w:val="%2."/>
+      <w:lvlJc w:val="left"/>
+      <w:pPr>
+        <w:ind w:left="1440" w:hanging="360"/>
+      </w:pPr>
+    </w:lvl>
+    <w:lvl w:ilvl="2" w:tplc="4009001B" w:tentative="1">
+      <w:start w:val="1"/>
+      <w:numFmt w:val="lowerRoman"/>
+      <w:lvlText w:val="%3."/>
+      <w:lvlJc w:val="right"/>
+      <w:pPr>
+        <w:ind w:left="2160" w:hanging="180"/>
+      </w:pPr>
+    </w:lvl>
+    <w:lvl w:ilvl="3" w:tplc="4009000F" w:tentative="1">
+      <w:start w:val="1"/>
+      <w:numFmt w:val="decimal"/>
+      <w:lvlText w:val="%4."/>
+      <w:lvlJc w:val="left"/>
+      <w:pPr>
+        <w:ind w:left="2880" w:hanging="360"/>
+      </w:pPr>
+    </w:lvl>
+    <w:lvl w:ilvl="4" w:tplc="40090019" w:tentative="1">
+      <w:start w:val="1"/>
+      <w:numFmt w:val="lowerLetter"/>
+      <w:lvlText w:val="%5."/>
+      <w:lvlJc w:val="left"/>
+      <w:pPr>
+        <w:ind w:left="3600" w:hanging="360"/>
+      </w:pPr>
+    </w:lvl>
+    <w:lvl w:ilvl="5" w:tplc="4009001B" w:tentative="1">
+      <w:start w:val="1"/>
+      <w:numFmt w:val="lowerRoman"/>
+      <w:lvlText w:val="%6."/>
+      <w:lvlJc w:val="right"/>
+      <w:pPr>
+        <w:ind w:left="4320" w:hanging="180"/>
+      </w:pPr>
+    </w:lvl>
+    <w:lvl w:ilvl="6" w:tplc="4009000F" w:tentative="1">
+      <w:start w:val="1"/>
+      <w:numFmt w:val="decimal"/>
+      <w:lvlText w:val="%7."/>
+      <w:lvlJc w:val="left"/>
+      <w:pPr>
+        <w:ind w:left="5040" w:hanging="360"/>
+      </w:pPr>
+    </w:lvl>
+    <w:lvl w:ilvl="7" w:tplc="40090019" w:tentative="1">
+      <w:start w:val="1"/>
+      <w:numFmt w:val="lowerLetter"/>
+      <w:lvlText w:val="%8."/>
+      <w:lvlJc w:val="left"/>
+      <w:pPr>
+        <w:ind w:left="5760" w:hanging="360"/>
+      </w:pPr>
+    </w:lvl>
+    <w:lvl w:ilvl="8" w:tplc="4009001B" w:tentative="1">
+      <w:start w:val="1"/>
+      <w:numFmt w:val="lowerRoman"/>
+      <w:lvlText w:val="%9."/>
+      <w:lvlJc w:val="right"/>
+      <w:pPr>
+        <w:ind w:left="6480" w:hanging="180"/>
+      </w:pPr>
+    </w:lvl>
+  </w:abstractNum>
+  <w:abstractNum w:abstractNumId="37">
     <w:nsid w:val="7C1B7A62"/>
     <w:multiLevelType w:val="hybridMultilevel"/>
     <w:tmpl w:val="A1EEB68C"/>
@@ -14983,7 +15386,7 @@
       </w:rPr>
     </w:lvl>
   </w:abstractNum>
-  <w:abstractNum w:abstractNumId="36">
+  <w:abstractNum w:abstractNumId="38">
     <w:nsid w:val="7E0C5E33"/>
     <w:multiLevelType w:val="hybridMultilevel"/>
     <w:tmpl w:val="17A20342"/>
@@ -15072,7 +15475,7 @@
       </w:pPr>
     </w:lvl>
   </w:abstractNum>
-  <w:abstractNum w:abstractNumId="37">
+  <w:abstractNum w:abstractNumId="39">
     <w:nsid w:val="7EEF6783"/>
     <w:multiLevelType w:val="hybridMultilevel"/>
     <w:tmpl w:val="2292AFAC"/>
@@ -15162,118 +15565,124 @@
     </w:lvl>
   </w:abstractNum>
   <w:num w:numId="1">
+    <w:abstractNumId w:val="11"/>
+  </w:num>
+  <w:num w:numId="2">
+    <w:abstractNumId w:val="9"/>
+  </w:num>
+  <w:num w:numId="3">
+    <w:abstractNumId w:val="37"/>
+  </w:num>
+  <w:num w:numId="4">
+    <w:abstractNumId w:val="27"/>
+  </w:num>
+  <w:num w:numId="5">
+    <w:abstractNumId w:val="18"/>
+  </w:num>
+  <w:num w:numId="6">
     <w:abstractNumId w:val="10"/>
   </w:num>
-  <w:num w:numId="2">
+  <w:num w:numId="7">
+    <w:abstractNumId w:val="24"/>
+  </w:num>
+  <w:num w:numId="8">
+    <w:abstractNumId w:val="28"/>
+  </w:num>
+  <w:num w:numId="9">
+    <w:abstractNumId w:val="15"/>
+  </w:num>
+  <w:num w:numId="10">
+    <w:abstractNumId w:val="6"/>
+  </w:num>
+  <w:num w:numId="11">
     <w:abstractNumId w:val="8"/>
   </w:num>
-  <w:num w:numId="3">
-    <w:abstractNumId w:val="35"/>
-  </w:num>
-  <w:num w:numId="4">
-    <w:abstractNumId w:val="26"/>
-  </w:num>
-  <w:num w:numId="5">
-    <w:abstractNumId w:val="17"/>
-  </w:num>
-  <w:num w:numId="6">
-    <w:abstractNumId w:val="9"/>
-  </w:num>
-  <w:num w:numId="7">
-    <w:abstractNumId w:val="23"/>
-  </w:num>
-  <w:num w:numId="8">
-    <w:abstractNumId w:val="27"/>
-  </w:num>
-  <w:num w:numId="9">
-    <w:abstractNumId w:val="14"/>
-  </w:num>
-  <w:num w:numId="10">
-    <w:abstractNumId w:val="5"/>
-  </w:num>
-  <w:num w:numId="11">
-    <w:abstractNumId w:val="7"/>
-  </w:num>
   <w:num w:numId="12">
-    <w:abstractNumId w:val="12"/>
+    <w:abstractNumId w:val="13"/>
   </w:num>
   <w:num w:numId="13">
     <w:abstractNumId w:val="2"/>
   </w:num>
   <w:num w:numId="14">
-    <w:abstractNumId w:val="22"/>
+    <w:abstractNumId w:val="23"/>
   </w:num>
   <w:num w:numId="15">
-    <w:abstractNumId w:val="37"/>
+    <w:abstractNumId w:val="39"/>
   </w:num>
   <w:num w:numId="16">
-    <w:abstractNumId w:val="15"/>
+    <w:abstractNumId w:val="16"/>
   </w:num>
   <w:num w:numId="17">
-    <w:abstractNumId w:val="31"/>
+    <w:abstractNumId w:val="32"/>
   </w:num>
   <w:num w:numId="18">
     <w:abstractNumId w:val="1"/>
   </w:num>
   <w:num w:numId="19">
-    <w:abstractNumId w:val="36"/>
+    <w:abstractNumId w:val="38"/>
   </w:num>
   <w:num w:numId="20">
-    <w:abstractNumId w:val="28"/>
+    <w:abstractNumId w:val="29"/>
   </w:num>
   <w:num w:numId="21">
-    <w:abstractNumId w:val="25"/>
+    <w:abstractNumId w:val="26"/>
   </w:num>
   <w:num w:numId="22">
     <w:abstractNumId w:val="3"/>
   </w:num>
   <w:num w:numId="23">
-    <w:abstractNumId w:val="33"/>
+    <w:abstractNumId w:val="34"/>
   </w:num>
   <w:num w:numId="24">
-    <w:abstractNumId w:val="24"/>
+    <w:abstractNumId w:val="25"/>
   </w:num>
   <w:num w:numId="25">
-    <w:abstractNumId w:val="30"/>
+    <w:abstractNumId w:val="31"/>
   </w:num>
   <w:num w:numId="26">
-    <w:abstractNumId w:val="16"/>
+    <w:abstractNumId w:val="17"/>
   </w:num>
   <w:num w:numId="27">
-    <w:abstractNumId w:val="13"/>
+    <w:abstractNumId w:val="14"/>
   </w:num>
   <w:num w:numId="28">
-    <w:abstractNumId w:val="34"/>
+    <w:abstractNumId w:val="35"/>
   </w:num>
   <w:num w:numId="29">
-    <w:abstractNumId w:val="19"/>
+    <w:abstractNumId w:val="20"/>
   </w:num>
   <w:num w:numId="30">
-    <w:abstractNumId w:val="29"/>
+    <w:abstractNumId w:val="30"/>
   </w:num>
   <w:num w:numId="31">
     <w:abstractNumId w:val="0"/>
   </w:num>
   <w:num w:numId="32">
-    <w:abstractNumId w:val="11"/>
+    <w:abstractNumId w:val="12"/>
   </w:num>
   <w:num w:numId="33">
-    <w:abstractNumId w:val="20"/>
+    <w:abstractNumId w:val="21"/>
   </w:num>
   <w:num w:numId="34">
-    <w:abstractNumId w:val="32"/>
+    <w:abstractNumId w:val="33"/>
   </w:num>
   <w:num w:numId="35">
-    <w:abstractNumId w:val="21"/>
+    <w:abstractNumId w:val="22"/>
   </w:num>
   <w:num w:numId="36">
-    <w:abstractNumId w:val="18"/>
+    <w:abstractNumId w:val="19"/>
   </w:num>
   <w:num w:numId="37">
     <w:abstractNumId w:val="4"/>
   </w:num>
   <w:num w:numId="38">
-    <w:abstractNumId w:val="6"/>
+    <w:abstractNumId w:val="7"/>
+  </w:num>
+  <w:num w:numId="39">
+    <w:abstractNumId w:val="5"/>
+  </w:num>
+  <w:num w:numId="40">
+    <w:abstractNumId w:val="36"/>
   </w:num>
 </w:numbering>
 </file>
@@ -16003,7 +16412,7 @@
 </file>
 
 <file path=customXml/itemProps1.xml><?xml version="1.0" encoding="utf-8"?>
-<ds:datastoreItem xmlns:ds="http://schemas.openxmlformats.org/officeDocument/2006/customXml" ds:itemID="{37006711-EE3A-4975-BB3D-23A0D12791D0}">
+<ds:datastoreItem xmlns:ds="http://schemas.openxmlformats.org/officeDocument/2006/customXml" ds:itemID="{8C2E6312-982C-4857-BE9C-57E958E0ECCA}">
   <ds:schemaRefs>
     <ds:schemaRef ds:uri="http://schemas.openxmlformats.org/officeDocument/2006/bibliography"/>
   </ds:schemaRefs>

--- a/Notes_Selenium_14.docx
+++ b/Notes_Selenium_14.docx
@@ -11659,26 +11659,1864 @@
           <w:lang w:val="en-US"/>
         </w:rPr>
       </w:pPr>
+    </w:p>
+    <w:p>
+      <w:pPr>
+        <w:rPr>
+          <w:sz w:val="24"/>
+          <w:szCs w:val="22"/>
+          <w:lang w:val="en-US"/>
+        </w:rPr>
+      </w:pPr>
+    </w:p>
+    <w:p>
+      <w:pPr>
+        <w:rPr>
+          <w:sz w:val="24"/>
+          <w:szCs w:val="22"/>
+          <w:lang w:val="en-US"/>
+        </w:rPr>
+      </w:pPr>
+      <w:r>
+        <w:rPr>
+          <w:noProof/>
+          <w:lang w:eastAsia="en-IN"/>
+        </w:rPr>
+        <w:drawing>
+          <wp:inline distT="0" distB="0" distL="0" distR="0" wp14:anchorId="7D9545BF" wp14:editId="43BD5815">
+            <wp:extent cx="3924090" cy="2156604"/>
+            <wp:effectExtent l="0" t="0" r="635" b="0"/>
+            <wp:docPr id="3" name="Picture 3"/>
+            <wp:cNvGraphicFramePr>
+              <a:graphicFrameLocks xmlns:a="http://schemas.openxmlformats.org/drawingml/2006/main" noChangeAspect="1"/>
+            </wp:cNvGraphicFramePr>
+            <a:graphic xmlns:a="http://schemas.openxmlformats.org/drawingml/2006/main">
+              <a:graphicData uri="http://schemas.openxmlformats.org/drawingml/2006/picture">
+                <pic:pic xmlns:pic="http://schemas.openxmlformats.org/drawingml/2006/picture">
+                  <pic:nvPicPr>
+                    <pic:cNvPr id="1" name=""/>
+                    <pic:cNvPicPr/>
+                  </pic:nvPicPr>
+                  <pic:blipFill rotWithShape="1">
+                    <a:blip r:embed="rId9"/>
+                    <a:srcRect l="22280" t="23021" r="9243" b="10047"/>
+                    <a:stretch/>
+                  </pic:blipFill>
+                  <pic:spPr bwMode="auto">
+                    <a:xfrm>
+                      <a:off x="0" y="0"/>
+                      <a:ext cx="3924791" cy="2156989"/>
+                    </a:xfrm>
+                    <a:prstGeom prst="rect">
+                      <a:avLst/>
+                    </a:prstGeom>
+                    <a:ln>
+                      <a:noFill/>
+                    </a:ln>
+                    <a:extLst>
+                      <a:ext uri="{53640926-AAD7-44D8-BBD7-CCE9431645EC}">
+                        <a14:shadowObscured xmlns:a14="http://schemas.microsoft.com/office/drawing/2010/main"/>
+                      </a:ext>
+                    </a:extLst>
+                  </pic:spPr>
+                </pic:pic>
+              </a:graphicData>
+            </a:graphic>
+          </wp:inline>
+        </w:drawing>
+      </w:r>
+    </w:p>
+    <w:p>
+      <w:pPr>
+        <w:rPr>
+          <w:sz w:val="24"/>
+          <w:szCs w:val="22"/>
+          <w:lang w:val="en-US"/>
+        </w:rPr>
+      </w:pPr>
+    </w:p>
+    <w:p>
+      <w:pPr>
+        <w:rPr>
+          <w:b/>
+          <w:bCs/>
+          <w:sz w:val="24"/>
+          <w:szCs w:val="22"/>
+          <w:lang w:val="en-US"/>
+        </w:rPr>
+      </w:pPr>
+    </w:p>
+    <w:p>
+      <w:pPr>
+        <w:rPr>
+          <w:b/>
+          <w:bCs/>
+          <w:sz w:val="24"/>
+          <w:szCs w:val="22"/>
+          <w:lang w:val="en-US"/>
+        </w:rPr>
+      </w:pPr>
+      <w:r>
+        <w:rPr>
+          <w:b/>
+          <w:bCs/>
+          <w:sz w:val="24"/>
+          <w:szCs w:val="22"/>
+          <w:lang w:val="en-US"/>
+        </w:rPr>
+        <w:lastRenderedPageBreak/>
+        <w:t>Maven Execution</w:t>
+      </w:r>
+    </w:p>
+    <w:p>
+      <w:pPr>
+        <w:pStyle w:val="ListParagraph"/>
+        <w:numPr>
+          <w:ilvl w:val="0"/>
+          <w:numId w:val="41"/>
+        </w:numPr>
+        <w:rPr>
+          <w:sz w:val="24"/>
+          <w:szCs w:val="22"/>
+          <w:lang w:val="en-US"/>
+        </w:rPr>
+      </w:pPr>
+      <w:r>
+        <w:rPr>
+          <w:sz w:val="24"/>
+          <w:szCs w:val="22"/>
+          <w:lang w:val="en-US"/>
+        </w:rPr>
+        <w:t xml:space="preserve">Java 11 </w:t>
+      </w:r>
+    </w:p>
+    <w:p>
+      <w:pPr>
+        <w:pStyle w:val="ListParagraph"/>
+        <w:numPr>
+          <w:ilvl w:val="1"/>
+          <w:numId w:val="41"/>
+        </w:numPr>
+        <w:rPr>
+          <w:sz w:val="24"/>
+          <w:szCs w:val="22"/>
+          <w:lang w:val="en-US"/>
+        </w:rPr>
+      </w:pPr>
+      <w:r>
+        <w:rPr>
+          <w:sz w:val="24"/>
+          <w:szCs w:val="22"/>
+          <w:lang w:val="en-US"/>
+        </w:rPr>
+        <w:t>Environment variables needs to be set</w:t>
+      </w:r>
+    </w:p>
+    <w:p>
+      <w:pPr>
+        <w:pStyle w:val="ListParagraph"/>
+        <w:numPr>
+          <w:ilvl w:val="0"/>
+          <w:numId w:val="41"/>
+        </w:numPr>
+        <w:rPr>
+          <w:sz w:val="24"/>
+          <w:szCs w:val="22"/>
+          <w:lang w:val="en-US"/>
+        </w:rPr>
+      </w:pPr>
+      <w:r>
+        <w:rPr>
+          <w:sz w:val="24"/>
+          <w:szCs w:val="22"/>
+          <w:lang w:val="en-US"/>
+        </w:rPr>
+        <w:t>Plug-ins</w:t>
+      </w:r>
+    </w:p>
+    <w:p>
+      <w:pPr>
+        <w:pStyle w:val="ListParagraph"/>
+        <w:numPr>
+          <w:ilvl w:val="1"/>
+          <w:numId w:val="41"/>
+        </w:numPr>
+        <w:rPr>
+          <w:sz w:val="24"/>
+          <w:szCs w:val="22"/>
+          <w:lang w:val="en-US"/>
+        </w:rPr>
+      </w:pPr>
+      <w:r>
+        <w:rPr>
+          <w:sz w:val="24"/>
+          <w:szCs w:val="22"/>
+          <w:lang w:val="en-US"/>
+        </w:rPr>
+        <w:t>Maven Compiler Plugin</w:t>
+      </w:r>
+    </w:p>
+    <w:p>
+      <w:pPr>
+        <w:pStyle w:val="ListParagraph"/>
+        <w:numPr>
+          <w:ilvl w:val="1"/>
+          <w:numId w:val="41"/>
+        </w:numPr>
+        <w:rPr>
+          <w:sz w:val="24"/>
+          <w:szCs w:val="22"/>
+          <w:lang w:val="en-US"/>
+        </w:rPr>
+      </w:pPr>
+      <w:r>
+        <w:rPr>
+          <w:sz w:val="24"/>
+          <w:szCs w:val="22"/>
+          <w:lang w:val="en-US"/>
+        </w:rPr>
+        <w:t>Maven Surefire Plugin</w:t>
+      </w:r>
+    </w:p>
+    <w:p>
+      <w:pPr>
+        <w:rPr>
+          <w:sz w:val="24"/>
+          <w:szCs w:val="22"/>
+          <w:lang w:val="en-US"/>
+        </w:rPr>
+      </w:pPr>
+      <w:r>
+        <w:rPr>
+          <w:sz w:val="24"/>
+          <w:szCs w:val="22"/>
+          <w:lang w:val="en-US"/>
+        </w:rPr>
+        <w:br w:type="page"/>
+      </w:r>
+    </w:p>
+    <w:p>
+      <w:pPr>
+        <w:rPr>
+          <w:b/>
+          <w:bCs/>
+          <w:sz w:val="24"/>
+          <w:szCs w:val="22"/>
+          <w:lang w:val="en-US"/>
+        </w:rPr>
+      </w:pPr>
+      <w:r>
+        <w:rPr>
+          <w:b/>
+          <w:bCs/>
+          <w:sz w:val="24"/>
+          <w:szCs w:val="22"/>
+          <w:lang w:val="en-US"/>
+        </w:rPr>
+        <w:lastRenderedPageBreak/>
+        <w:t xml:space="preserve">TDD Approach </w:t>
+      </w:r>
+    </w:p>
+    <w:p>
+      <w:pPr>
+        <w:rPr>
+          <w:b/>
+          <w:bCs/>
+          <w:sz w:val="24"/>
+          <w:szCs w:val="22"/>
+          <w:lang w:val="en-US"/>
+        </w:rPr>
+      </w:pPr>
+      <w:r>
+        <w:rPr>
+          <w:b/>
+          <w:bCs/>
+          <w:sz w:val="24"/>
+          <w:szCs w:val="22"/>
+          <w:lang w:val="en-US"/>
+        </w:rPr>
+        <w:t>BDD Approach</w:t>
+      </w:r>
+    </w:p>
+    <w:p>
+      <w:pPr>
+        <w:pStyle w:val="ListParagraph"/>
+        <w:numPr>
+          <w:ilvl w:val="0"/>
+          <w:numId w:val="42"/>
+        </w:numPr>
+        <w:rPr>
+          <w:sz w:val="24"/>
+          <w:szCs w:val="22"/>
+          <w:lang w:val="en-US"/>
+        </w:rPr>
+      </w:pPr>
+      <w:r>
+        <w:rPr>
+          <w:sz w:val="24"/>
+          <w:szCs w:val="22"/>
+          <w:lang w:val="en-US"/>
+        </w:rPr>
+        <w:t xml:space="preserve">BA, QA team, </w:t>
+      </w:r>
+      <w:proofErr w:type="spellStart"/>
+      <w:r>
+        <w:rPr>
+          <w:sz w:val="24"/>
+          <w:szCs w:val="22"/>
+          <w:lang w:val="en-US"/>
+        </w:rPr>
+        <w:t>Dev</w:t>
+      </w:r>
+      <w:proofErr w:type="spellEnd"/>
+      <w:r>
+        <w:rPr>
+          <w:sz w:val="24"/>
+          <w:szCs w:val="22"/>
+          <w:lang w:val="en-US"/>
+        </w:rPr>
+        <w:t xml:space="preserve"> team will gather the requirements from client.</w:t>
+      </w:r>
+    </w:p>
+    <w:p>
+      <w:pPr>
+        <w:pStyle w:val="ListParagraph"/>
+        <w:numPr>
+          <w:ilvl w:val="0"/>
+          <w:numId w:val="42"/>
+        </w:numPr>
+        <w:rPr>
+          <w:sz w:val="24"/>
+          <w:szCs w:val="22"/>
+          <w:lang w:val="en-US"/>
+        </w:rPr>
+      </w:pPr>
+      <w:r>
+        <w:rPr>
+          <w:sz w:val="24"/>
+          <w:szCs w:val="22"/>
+          <w:lang w:val="en-US"/>
+        </w:rPr>
+        <w:t>Finalized requirements will be shared with QA team.</w:t>
+      </w:r>
+    </w:p>
+    <w:p>
+      <w:pPr>
+        <w:pStyle w:val="ListParagraph"/>
+        <w:numPr>
+          <w:ilvl w:val="0"/>
+          <w:numId w:val="42"/>
+        </w:numPr>
+        <w:rPr>
+          <w:sz w:val="24"/>
+          <w:szCs w:val="22"/>
+          <w:lang w:val="en-US"/>
+        </w:rPr>
+      </w:pPr>
+      <w:r>
+        <w:rPr>
+          <w:sz w:val="24"/>
+          <w:szCs w:val="22"/>
+          <w:lang w:val="en-US"/>
+        </w:rPr>
+        <w:t xml:space="preserve">QA team will create </w:t>
+      </w:r>
+      <w:r>
+        <w:rPr>
+          <w:b/>
+          <w:bCs/>
+          <w:sz w:val="24"/>
+          <w:szCs w:val="22"/>
+          <w:lang w:val="en-US"/>
+        </w:rPr>
+        <w:t>Feature File (1</w:t>
+      </w:r>
+      <w:r>
+        <w:rPr>
+          <w:b/>
+          <w:bCs/>
+          <w:sz w:val="24"/>
+          <w:szCs w:val="22"/>
+          <w:vertAlign w:val="superscript"/>
+          <w:lang w:val="en-US"/>
+        </w:rPr>
+        <w:t>st</w:t>
+      </w:r>
+      <w:r>
+        <w:rPr>
+          <w:b/>
+          <w:bCs/>
+          <w:sz w:val="24"/>
+          <w:szCs w:val="22"/>
+          <w:lang w:val="en-US"/>
+        </w:rPr>
+        <w:t xml:space="preserve"> Component of BDD)</w:t>
+      </w:r>
+    </w:p>
+    <w:p>
+      <w:pPr>
+        <w:pStyle w:val="ListParagraph"/>
+        <w:numPr>
+          <w:ilvl w:val="1"/>
+          <w:numId w:val="42"/>
+        </w:numPr>
+        <w:rPr>
+          <w:sz w:val="24"/>
+          <w:szCs w:val="22"/>
+          <w:lang w:val="en-US"/>
+        </w:rPr>
+      </w:pPr>
+      <w:r>
+        <w:rPr>
+          <w:sz w:val="24"/>
+          <w:szCs w:val="22"/>
+          <w:lang w:val="en-US"/>
+        </w:rPr>
+        <w:t>Feature file is collection of Test Scenarios</w:t>
+      </w:r>
+    </w:p>
+    <w:p>
+      <w:pPr>
+        <w:pStyle w:val="ListParagraph"/>
+        <w:numPr>
+          <w:ilvl w:val="0"/>
+          <w:numId w:val="42"/>
+        </w:numPr>
+        <w:rPr>
+          <w:sz w:val="24"/>
+          <w:szCs w:val="22"/>
+          <w:lang w:val="en-US"/>
+        </w:rPr>
+      </w:pPr>
+      <w:r>
+        <w:rPr>
+          <w:sz w:val="24"/>
+          <w:szCs w:val="22"/>
+          <w:lang w:val="en-US"/>
+        </w:rPr>
+        <w:t>This feature file will be shared with</w:t>
+      </w:r>
+    </w:p>
+    <w:p>
+      <w:pPr>
+        <w:pStyle w:val="ListParagraph"/>
+        <w:numPr>
+          <w:ilvl w:val="1"/>
+          <w:numId w:val="42"/>
+        </w:numPr>
+        <w:rPr>
+          <w:sz w:val="24"/>
+          <w:szCs w:val="22"/>
+          <w:lang w:val="en-US"/>
+        </w:rPr>
+      </w:pPr>
+      <w:r>
+        <w:rPr>
+          <w:sz w:val="24"/>
+          <w:szCs w:val="22"/>
+          <w:lang w:val="en-US"/>
+        </w:rPr>
+        <w:t>Development team</w:t>
+      </w:r>
+    </w:p>
+    <w:p>
+      <w:pPr>
+        <w:pStyle w:val="ListParagraph"/>
+        <w:numPr>
+          <w:ilvl w:val="1"/>
+          <w:numId w:val="42"/>
+        </w:numPr>
+        <w:rPr>
+          <w:sz w:val="24"/>
+          <w:szCs w:val="22"/>
+          <w:lang w:val="en-US"/>
+        </w:rPr>
+      </w:pPr>
+      <w:r>
+        <w:rPr>
+          <w:sz w:val="24"/>
+          <w:szCs w:val="22"/>
+          <w:lang w:val="en-US"/>
+        </w:rPr>
+        <w:t>Manual Tester</w:t>
+      </w:r>
+    </w:p>
+    <w:p>
+      <w:pPr>
+        <w:pStyle w:val="ListParagraph"/>
+        <w:numPr>
+          <w:ilvl w:val="1"/>
+          <w:numId w:val="42"/>
+        </w:numPr>
+        <w:rPr>
+          <w:sz w:val="24"/>
+          <w:szCs w:val="22"/>
+          <w:lang w:val="en-US"/>
+        </w:rPr>
+      </w:pPr>
+      <w:r>
+        <w:rPr>
+          <w:sz w:val="24"/>
+          <w:szCs w:val="22"/>
+          <w:lang w:val="en-US"/>
+        </w:rPr>
+        <w:t>Automation Tester</w:t>
+      </w:r>
+    </w:p>
+    <w:p>
+      <w:pPr>
+        <w:pStyle w:val="ListParagraph"/>
+        <w:numPr>
+          <w:ilvl w:val="0"/>
+          <w:numId w:val="42"/>
+        </w:numPr>
+        <w:rPr>
+          <w:sz w:val="24"/>
+          <w:szCs w:val="22"/>
+          <w:lang w:val="en-US"/>
+        </w:rPr>
+      </w:pPr>
+      <w:r>
+        <w:rPr>
+          <w:sz w:val="24"/>
+          <w:szCs w:val="22"/>
+          <w:lang w:val="en-US"/>
+        </w:rPr>
+        <w:t xml:space="preserve">Automation tester will execute this feature file and they will get </w:t>
+      </w:r>
+      <w:r>
+        <w:rPr>
+          <w:b/>
+          <w:bCs/>
+          <w:sz w:val="24"/>
+          <w:szCs w:val="22"/>
+          <w:lang w:val="en-US"/>
+        </w:rPr>
+        <w:t>Glue Code / Step Definition (2</w:t>
+      </w:r>
+      <w:r>
+        <w:rPr>
+          <w:b/>
+          <w:bCs/>
+          <w:sz w:val="24"/>
+          <w:szCs w:val="22"/>
+          <w:vertAlign w:val="superscript"/>
+          <w:lang w:val="en-US"/>
+        </w:rPr>
+        <w:t>nd</w:t>
+      </w:r>
+      <w:r>
+        <w:rPr>
+          <w:b/>
+          <w:bCs/>
+          <w:sz w:val="24"/>
+          <w:szCs w:val="22"/>
+          <w:lang w:val="en-US"/>
+        </w:rPr>
+        <w:t xml:space="preserve"> Component of BDD)</w:t>
+      </w:r>
+    </w:p>
+    <w:p>
+      <w:pPr>
+        <w:pStyle w:val="ListParagraph"/>
+        <w:numPr>
+          <w:ilvl w:val="1"/>
+          <w:numId w:val="42"/>
+        </w:numPr>
+        <w:rPr>
+          <w:sz w:val="24"/>
+          <w:szCs w:val="22"/>
+          <w:lang w:val="en-US"/>
+        </w:rPr>
+      </w:pPr>
+      <w:r>
+        <w:rPr>
+          <w:sz w:val="24"/>
+          <w:szCs w:val="22"/>
+          <w:lang w:val="en-US"/>
+        </w:rPr>
+        <w:t>Glue code – Skeleton for automation script</w:t>
+      </w:r>
+    </w:p>
+    <w:p>
+      <w:pPr>
+        <w:pStyle w:val="ListParagraph"/>
+        <w:numPr>
+          <w:ilvl w:val="0"/>
+          <w:numId w:val="42"/>
+        </w:numPr>
+        <w:rPr>
+          <w:sz w:val="24"/>
+          <w:szCs w:val="22"/>
+          <w:lang w:val="en-US"/>
+        </w:rPr>
+      </w:pPr>
+      <w:r>
+        <w:rPr>
+          <w:b/>
+          <w:bCs/>
+          <w:sz w:val="24"/>
+          <w:szCs w:val="22"/>
+          <w:lang w:val="en-US"/>
+        </w:rPr>
+        <w:t>Runner class (3</w:t>
+      </w:r>
+      <w:r>
+        <w:rPr>
+          <w:b/>
+          <w:bCs/>
+          <w:sz w:val="24"/>
+          <w:szCs w:val="22"/>
+          <w:vertAlign w:val="superscript"/>
+          <w:lang w:val="en-US"/>
+        </w:rPr>
+        <w:t>rd</w:t>
+      </w:r>
+      <w:r>
+        <w:rPr>
+          <w:b/>
+          <w:bCs/>
+          <w:sz w:val="24"/>
+          <w:szCs w:val="22"/>
+          <w:lang w:val="en-US"/>
+        </w:rPr>
+        <w:t xml:space="preserve"> Component of BDD) </w:t>
+      </w:r>
+      <w:r>
+        <w:rPr>
+          <w:sz w:val="24"/>
+          <w:szCs w:val="22"/>
+          <w:lang w:val="en-US"/>
+        </w:rPr>
+        <w:t xml:space="preserve">used to execute the automation script </w:t>
+      </w:r>
+    </w:p>
+    <w:p>
+      <w:pPr>
+        <w:rPr>
+          <w:sz w:val="24"/>
+          <w:szCs w:val="22"/>
+          <w:lang w:val="en-US"/>
+        </w:rPr>
+      </w:pPr>
+    </w:p>
+    <w:p>
+      <w:pPr>
+        <w:rPr>
+          <w:b/>
+          <w:bCs/>
+          <w:sz w:val="24"/>
+          <w:szCs w:val="22"/>
+          <w:lang w:val="en-US"/>
+        </w:rPr>
+      </w:pPr>
+      <w:r>
+        <w:rPr>
+          <w:b/>
+          <w:bCs/>
+          <w:sz w:val="24"/>
+          <w:szCs w:val="22"/>
+          <w:lang w:val="en-US"/>
+        </w:rPr>
+        <w:t xml:space="preserve">BDD can be implemented via Cucumber </w:t>
+      </w:r>
+    </w:p>
+    <w:p>
+      <w:pPr>
+        <w:pBdr>
+          <w:bottom w:val="single" w:sz="6" w:space="1" w:color="auto"/>
+        </w:pBdr>
+        <w:rPr>
+          <w:sz w:val="24"/>
+          <w:szCs w:val="22"/>
+          <w:lang w:val="en-US"/>
+        </w:rPr>
+      </w:pPr>
+    </w:p>
+    <w:p>
+      <w:pPr>
+        <w:rPr>
+          <w:sz w:val="24"/>
+          <w:szCs w:val="22"/>
+          <w:lang w:val="en-US"/>
+        </w:rPr>
+      </w:pPr>
+    </w:p>
+    <w:p>
+      <w:pPr>
+        <w:rPr>
+          <w:b/>
+          <w:bCs/>
+          <w:sz w:val="24"/>
+          <w:szCs w:val="22"/>
+          <w:lang w:val="en-US"/>
+        </w:rPr>
+      </w:pPr>
+      <w:r>
+        <w:rPr>
+          <w:b/>
+          <w:bCs/>
+          <w:sz w:val="24"/>
+          <w:szCs w:val="22"/>
+          <w:lang w:val="en-US"/>
+        </w:rPr>
+        <w:t>Feature File</w:t>
+      </w:r>
+    </w:p>
+    <w:p>
+      <w:pPr>
+        <w:pStyle w:val="ListParagraph"/>
+        <w:numPr>
+          <w:ilvl w:val="0"/>
+          <w:numId w:val="43"/>
+        </w:numPr>
+        <w:rPr>
+          <w:sz w:val="24"/>
+          <w:szCs w:val="22"/>
+          <w:lang w:val="en-US"/>
+        </w:rPr>
+      </w:pPr>
+      <w:r>
+        <w:rPr>
+          <w:sz w:val="24"/>
+          <w:szCs w:val="22"/>
+          <w:lang w:val="en-US"/>
+        </w:rPr>
+        <w:t>Collection of Test Scenarios</w:t>
+      </w:r>
+    </w:p>
+    <w:p>
+      <w:pPr>
+        <w:pStyle w:val="ListParagraph"/>
+        <w:numPr>
+          <w:ilvl w:val="0"/>
+          <w:numId w:val="43"/>
+        </w:numPr>
+        <w:rPr>
+          <w:sz w:val="24"/>
+          <w:szCs w:val="22"/>
+          <w:lang w:val="en-US"/>
+        </w:rPr>
+      </w:pPr>
+      <w:r>
+        <w:rPr>
+          <w:sz w:val="24"/>
+          <w:szCs w:val="22"/>
+          <w:lang w:val="en-US"/>
+        </w:rPr>
+        <w:t>Created using Gherkin</w:t>
+      </w:r>
+    </w:p>
+    <w:p>
+      <w:pPr>
+        <w:pStyle w:val="ListParagraph"/>
+        <w:numPr>
+          <w:ilvl w:val="0"/>
+          <w:numId w:val="43"/>
+        </w:numPr>
+        <w:rPr>
+          <w:sz w:val="24"/>
+          <w:szCs w:val="22"/>
+          <w:lang w:val="en-US"/>
+        </w:rPr>
+      </w:pPr>
+      <w:r>
+        <w:rPr>
+          <w:sz w:val="24"/>
+          <w:szCs w:val="22"/>
+          <w:lang w:val="en-US"/>
+        </w:rPr>
+        <w:t>Created using keyword</w:t>
+      </w:r>
+    </w:p>
+    <w:p>
+      <w:pPr>
+        <w:pStyle w:val="ListParagraph"/>
+        <w:numPr>
+          <w:ilvl w:val="1"/>
+          <w:numId w:val="43"/>
+        </w:numPr>
+        <w:rPr>
+          <w:sz w:val="24"/>
+          <w:szCs w:val="22"/>
+          <w:lang w:val="en-US"/>
+        </w:rPr>
+      </w:pPr>
+      <w:r>
+        <w:rPr>
+          <w:sz w:val="24"/>
+          <w:szCs w:val="22"/>
+          <w:lang w:val="en-US"/>
+        </w:rPr>
+        <w:t xml:space="preserve">Feature: </w:t>
+      </w:r>
+      <w:r>
+        <w:rPr>
+          <w:sz w:val="24"/>
+          <w:szCs w:val="22"/>
+          <w:lang w:val="en-US"/>
+        </w:rPr>
+        <w:sym w:font="Wingdings" w:char="F0E0"/>
+      </w:r>
+      <w:r>
+        <w:rPr>
+          <w:sz w:val="24"/>
+          <w:szCs w:val="22"/>
+          <w:lang w:val="en-US"/>
+        </w:rPr>
+        <w:t xml:space="preserve"> </w:t>
+      </w:r>
+      <w:r>
+        <w:rPr>
+          <w:sz w:val="24"/>
+          <w:szCs w:val="22"/>
+          <w:lang w:val="en-US"/>
+        </w:rPr>
+        <w:t>Represents requirement</w:t>
+      </w:r>
+    </w:p>
+    <w:p>
+      <w:pPr>
+        <w:pStyle w:val="ListParagraph"/>
+        <w:numPr>
+          <w:ilvl w:val="1"/>
+          <w:numId w:val="43"/>
+        </w:numPr>
+        <w:rPr>
+          <w:sz w:val="24"/>
+          <w:szCs w:val="22"/>
+          <w:lang w:val="en-US"/>
+        </w:rPr>
+      </w:pPr>
+      <w:r>
+        <w:rPr>
+          <w:sz w:val="24"/>
+          <w:szCs w:val="22"/>
+          <w:lang w:val="en-US"/>
+        </w:rPr>
+        <w:t xml:space="preserve">Scenario: </w:t>
+      </w:r>
+      <w:r>
+        <w:rPr>
+          <w:sz w:val="24"/>
+          <w:szCs w:val="22"/>
+          <w:lang w:val="en-US"/>
+        </w:rPr>
+        <w:sym w:font="Wingdings" w:char="F0E0"/>
+      </w:r>
+      <w:r>
+        <w:rPr>
+          <w:sz w:val="24"/>
+          <w:szCs w:val="22"/>
+          <w:lang w:val="en-US"/>
+        </w:rPr>
+        <w:t xml:space="preserve"> Represents Test case objective (Test Condition)</w:t>
+      </w:r>
+    </w:p>
+    <w:p>
+      <w:pPr>
+        <w:pStyle w:val="ListParagraph"/>
+        <w:numPr>
+          <w:ilvl w:val="1"/>
+          <w:numId w:val="43"/>
+        </w:numPr>
+        <w:rPr>
+          <w:sz w:val="24"/>
+          <w:szCs w:val="22"/>
+          <w:lang w:val="en-US"/>
+        </w:rPr>
+      </w:pPr>
+      <w:r>
+        <w:rPr>
+          <w:sz w:val="24"/>
+          <w:szCs w:val="22"/>
+          <w:lang w:val="en-US"/>
+        </w:rPr>
+        <w:t xml:space="preserve">Given </w:t>
+      </w:r>
+      <w:r>
+        <w:rPr>
+          <w:sz w:val="24"/>
+          <w:szCs w:val="22"/>
+          <w:lang w:val="en-US"/>
+        </w:rPr>
+        <w:sym w:font="Wingdings" w:char="F0E0"/>
+      </w:r>
+      <w:r>
+        <w:rPr>
+          <w:sz w:val="24"/>
+          <w:szCs w:val="22"/>
+          <w:lang w:val="en-US"/>
+        </w:rPr>
+        <w:t xml:space="preserve"> Represents Pre-Requisite</w:t>
+      </w:r>
+    </w:p>
+    <w:p>
+      <w:pPr>
+        <w:pStyle w:val="ListParagraph"/>
+        <w:numPr>
+          <w:ilvl w:val="1"/>
+          <w:numId w:val="43"/>
+        </w:numPr>
+        <w:rPr>
+          <w:sz w:val="24"/>
+          <w:szCs w:val="22"/>
+          <w:lang w:val="en-US"/>
+        </w:rPr>
+      </w:pPr>
+      <w:r>
+        <w:rPr>
+          <w:sz w:val="24"/>
+          <w:szCs w:val="22"/>
+          <w:lang w:val="en-US"/>
+        </w:rPr>
+        <w:t xml:space="preserve">When </w:t>
+      </w:r>
+      <w:r>
+        <w:rPr>
+          <w:sz w:val="24"/>
+          <w:szCs w:val="22"/>
+          <w:lang w:val="en-US"/>
+        </w:rPr>
+        <w:sym w:font="Wingdings" w:char="F0E0"/>
+      </w:r>
+      <w:r>
+        <w:rPr>
+          <w:sz w:val="24"/>
+          <w:szCs w:val="22"/>
+          <w:lang w:val="en-US"/>
+        </w:rPr>
+        <w:t xml:space="preserve"> Represents Steps (Separate When for each step)</w:t>
+      </w:r>
+    </w:p>
+    <w:p>
+      <w:pPr>
+        <w:pStyle w:val="ListParagraph"/>
+        <w:numPr>
+          <w:ilvl w:val="1"/>
+          <w:numId w:val="43"/>
+        </w:numPr>
+        <w:rPr>
+          <w:sz w:val="24"/>
+          <w:szCs w:val="22"/>
+          <w:lang w:val="en-US"/>
+        </w:rPr>
+      </w:pPr>
+      <w:r>
+        <w:rPr>
+          <w:sz w:val="24"/>
+          <w:szCs w:val="22"/>
+          <w:lang w:val="en-US"/>
+        </w:rPr>
+        <w:t xml:space="preserve">And </w:t>
+      </w:r>
+      <w:r>
+        <w:rPr>
+          <w:sz w:val="24"/>
+          <w:szCs w:val="22"/>
+          <w:lang w:val="en-US"/>
+        </w:rPr>
+        <w:sym w:font="Wingdings" w:char="F0E0"/>
+      </w:r>
+      <w:r>
+        <w:rPr>
+          <w:sz w:val="24"/>
+          <w:szCs w:val="22"/>
+          <w:lang w:val="en-US"/>
+        </w:rPr>
+        <w:t xml:space="preserve"> Used to combine multiple When statements</w:t>
+      </w:r>
+      <w:r>
+        <w:rPr>
+          <w:sz w:val="24"/>
+          <w:szCs w:val="22"/>
+          <w:lang w:val="en-US"/>
+        </w:rPr>
+        <w:t xml:space="preserve"> (And get replaced with When)</w:t>
+      </w:r>
+    </w:p>
+    <w:p>
+      <w:pPr>
+        <w:pStyle w:val="ListParagraph"/>
+        <w:numPr>
+          <w:ilvl w:val="1"/>
+          <w:numId w:val="43"/>
+        </w:numPr>
+        <w:rPr>
+          <w:sz w:val="24"/>
+          <w:szCs w:val="22"/>
+          <w:lang w:val="en-US"/>
+        </w:rPr>
+      </w:pPr>
+      <w:r>
+        <w:rPr>
+          <w:sz w:val="24"/>
+          <w:szCs w:val="22"/>
+          <w:lang w:val="en-US"/>
+        </w:rPr>
+        <w:t xml:space="preserve">Then </w:t>
+      </w:r>
+      <w:r>
+        <w:rPr>
+          <w:sz w:val="24"/>
+          <w:szCs w:val="22"/>
+          <w:lang w:val="en-US"/>
+        </w:rPr>
+        <w:sym w:font="Wingdings" w:char="F0E0"/>
+      </w:r>
+      <w:r>
+        <w:rPr>
+          <w:sz w:val="24"/>
+          <w:szCs w:val="22"/>
+          <w:lang w:val="en-US"/>
+        </w:rPr>
+        <w:t xml:space="preserve"> Represents Expected Result</w:t>
+      </w:r>
+    </w:p>
+    <w:p>
+      <w:pPr>
+        <w:pStyle w:val="ListParagraph"/>
+        <w:numPr>
+          <w:ilvl w:val="1"/>
+          <w:numId w:val="43"/>
+        </w:numPr>
+        <w:rPr>
+          <w:sz w:val="24"/>
+          <w:szCs w:val="22"/>
+          <w:lang w:val="en-US"/>
+        </w:rPr>
+      </w:pPr>
+      <w:r>
+        <w:rPr>
+          <w:sz w:val="24"/>
+          <w:szCs w:val="22"/>
+          <w:lang w:val="en-US"/>
+        </w:rPr>
+        <w:t xml:space="preserve">Background: </w:t>
+      </w:r>
+      <w:r>
+        <w:rPr>
+          <w:sz w:val="24"/>
+          <w:szCs w:val="22"/>
+          <w:lang w:val="en-US"/>
+        </w:rPr>
+        <w:sym w:font="Wingdings" w:char="F0E0"/>
+      </w:r>
+      <w:r>
+        <w:rPr>
+          <w:sz w:val="24"/>
+          <w:szCs w:val="22"/>
+          <w:lang w:val="en-US"/>
+        </w:rPr>
+        <w:t xml:space="preserve"> Used to avoid multiple </w:t>
+      </w:r>
+      <w:proofErr w:type="gramStart"/>
+      <w:r>
+        <w:rPr>
+          <w:sz w:val="24"/>
+          <w:szCs w:val="22"/>
+          <w:lang w:val="en-US"/>
+        </w:rPr>
+        <w:t>Given</w:t>
+      </w:r>
+      <w:proofErr w:type="gramEnd"/>
+      <w:r>
+        <w:rPr>
+          <w:sz w:val="24"/>
+          <w:szCs w:val="22"/>
+          <w:lang w:val="en-US"/>
+        </w:rPr>
+        <w:t xml:space="preserve"> statements for multiple scenarios.</w:t>
+      </w:r>
+    </w:p>
+    <w:p>
+      <w:pPr>
+        <w:pStyle w:val="ListParagraph"/>
+        <w:numPr>
+          <w:ilvl w:val="1"/>
+          <w:numId w:val="43"/>
+        </w:numPr>
+        <w:rPr>
+          <w:sz w:val="24"/>
+          <w:szCs w:val="22"/>
+          <w:lang w:val="en-US"/>
+        </w:rPr>
+      </w:pPr>
+      <w:r>
+        <w:rPr>
+          <w:sz w:val="24"/>
+          <w:szCs w:val="22"/>
+          <w:lang w:val="en-US"/>
+        </w:rPr>
+        <w:t xml:space="preserve">Examples: </w:t>
+      </w:r>
+      <w:r>
+        <w:rPr>
+          <w:sz w:val="24"/>
+          <w:szCs w:val="22"/>
+          <w:lang w:val="en-US"/>
+        </w:rPr>
+        <w:sym w:font="Wingdings" w:char="F0E0"/>
+      </w:r>
+      <w:r>
+        <w:rPr>
+          <w:sz w:val="24"/>
+          <w:szCs w:val="22"/>
+          <w:lang w:val="en-US"/>
+        </w:rPr>
+        <w:t xml:space="preserve"> Used in the Data Driven Testing</w:t>
+      </w:r>
+    </w:p>
+    <w:p>
+      <w:pPr>
+        <w:pStyle w:val="ListParagraph"/>
+        <w:numPr>
+          <w:ilvl w:val="1"/>
+          <w:numId w:val="43"/>
+        </w:numPr>
+        <w:rPr>
+          <w:sz w:val="24"/>
+          <w:szCs w:val="22"/>
+          <w:lang w:val="en-US"/>
+        </w:rPr>
+      </w:pPr>
+      <w:r>
+        <w:rPr>
+          <w:sz w:val="24"/>
+          <w:szCs w:val="22"/>
+          <w:lang w:val="en-US"/>
+        </w:rPr>
+        <w:t xml:space="preserve">Scenario Outline: </w:t>
+      </w:r>
+      <w:r>
+        <w:rPr>
+          <w:sz w:val="24"/>
+          <w:szCs w:val="22"/>
+          <w:lang w:val="en-US"/>
+        </w:rPr>
+        <w:sym w:font="Wingdings" w:char="F0E0"/>
+      </w:r>
+      <w:r>
+        <w:rPr>
+          <w:sz w:val="24"/>
+          <w:szCs w:val="22"/>
+          <w:lang w:val="en-US"/>
+        </w:rPr>
+        <w:t xml:space="preserve"> </w:t>
+      </w:r>
+      <w:r>
+        <w:rPr>
+          <w:sz w:val="24"/>
+          <w:szCs w:val="22"/>
+          <w:lang w:val="en-US"/>
+        </w:rPr>
+        <w:t>Used while Data Driven Testing</w:t>
+      </w:r>
+    </w:p>
+    <w:p>
+      <w:pPr>
+        <w:pBdr>
+          <w:bottom w:val="single" w:sz="6" w:space="1" w:color="auto"/>
+        </w:pBdr>
+        <w:rPr>
+          <w:sz w:val="24"/>
+          <w:szCs w:val="22"/>
+          <w:lang w:val="en-US"/>
+        </w:rPr>
+      </w:pPr>
+    </w:p>
+    <w:p>
+      <w:pPr>
+        <w:rPr>
+          <w:sz w:val="24"/>
+          <w:szCs w:val="22"/>
+          <w:lang w:val="en-US"/>
+        </w:rPr>
+      </w:pPr>
+    </w:p>
+    <w:p>
+      <w:pPr>
+        <w:rPr>
+          <w:b/>
+          <w:bCs/>
+          <w:sz w:val="24"/>
+          <w:szCs w:val="22"/>
+          <w:lang w:val="en-US"/>
+        </w:rPr>
+      </w:pPr>
+      <w:r>
+        <w:rPr>
+          <w:b/>
+          <w:bCs/>
+          <w:sz w:val="24"/>
+          <w:szCs w:val="22"/>
+          <w:lang w:val="en-US"/>
+        </w:rPr>
+        <w:br w:type="page"/>
+      </w:r>
+    </w:p>
+    <w:p>
+      <w:pPr>
+        <w:rPr>
+          <w:sz w:val="24"/>
+          <w:szCs w:val="22"/>
+          <w:lang w:val="en-US"/>
+        </w:rPr>
+      </w:pPr>
+      <w:r>
+        <w:rPr>
+          <w:b/>
+          <w:bCs/>
+          <w:sz w:val="24"/>
+          <w:szCs w:val="22"/>
+          <w:lang w:val="en-US"/>
+        </w:rPr>
+        <w:lastRenderedPageBreak/>
+        <w:t xml:space="preserve">Requirement: </w:t>
+      </w:r>
+      <w:r>
+        <w:rPr>
+          <w:sz w:val="24"/>
+          <w:szCs w:val="22"/>
+          <w:lang w:val="en-US"/>
+        </w:rPr>
+        <w:t>Validate Title of Google</w:t>
+      </w:r>
+    </w:p>
+    <w:p>
+      <w:pPr>
+        <w:pStyle w:val="ListParagraph"/>
+        <w:numPr>
+          <w:ilvl w:val="0"/>
+          <w:numId w:val="44"/>
+        </w:numPr>
+        <w:rPr>
+          <w:sz w:val="24"/>
+          <w:szCs w:val="22"/>
+          <w:lang w:val="en-US"/>
+        </w:rPr>
+      </w:pPr>
+      <w:r>
+        <w:rPr>
+          <w:sz w:val="24"/>
+          <w:szCs w:val="22"/>
+          <w:lang w:val="en-US"/>
+        </w:rPr>
+        <w:t>Open Google Home Page</w:t>
+      </w:r>
+    </w:p>
+    <w:p>
+      <w:pPr>
+        <w:pStyle w:val="ListParagraph"/>
+        <w:numPr>
+          <w:ilvl w:val="0"/>
+          <w:numId w:val="44"/>
+        </w:numPr>
+        <w:rPr>
+          <w:sz w:val="24"/>
+          <w:szCs w:val="22"/>
+          <w:lang w:val="en-US"/>
+        </w:rPr>
+      </w:pPr>
+      <w:r>
+        <w:rPr>
+          <w:sz w:val="24"/>
+          <w:szCs w:val="22"/>
+          <w:lang w:val="en-US"/>
+        </w:rPr>
+        <w:t>Read the title</w:t>
+      </w:r>
+    </w:p>
+    <w:p>
+      <w:pPr>
+        <w:pStyle w:val="ListParagraph"/>
+        <w:numPr>
+          <w:ilvl w:val="0"/>
+          <w:numId w:val="44"/>
+        </w:numPr>
+        <w:rPr>
+          <w:sz w:val="24"/>
+          <w:szCs w:val="22"/>
+          <w:lang w:val="en-US"/>
+        </w:rPr>
+      </w:pPr>
+      <w:r>
+        <w:rPr>
+          <w:sz w:val="24"/>
+          <w:szCs w:val="22"/>
+          <w:lang w:val="en-US"/>
+        </w:rPr>
+        <w:t>Title should be Google</w:t>
+      </w:r>
+    </w:p>
+    <w:p>
+      <w:pPr>
+        <w:rPr>
+          <w:b/>
+          <w:bCs/>
+          <w:sz w:val="24"/>
+          <w:szCs w:val="22"/>
+          <w:lang w:val="en-US"/>
+        </w:rPr>
+      </w:pPr>
+      <w:r>
+        <w:rPr>
+          <w:b/>
+          <w:bCs/>
+          <w:sz w:val="24"/>
+          <w:szCs w:val="22"/>
+          <w:lang w:val="en-US"/>
+        </w:rPr>
+        <w:t>Feature File</w:t>
+      </w:r>
+    </w:p>
+    <w:p>
+      <w:pPr>
+        <w:rPr>
+          <w:sz w:val="24"/>
+          <w:szCs w:val="22"/>
+          <w:lang w:val="en-US"/>
+        </w:rPr>
+      </w:pPr>
+      <w:r>
+        <w:rPr>
+          <w:sz w:val="24"/>
+          <w:szCs w:val="22"/>
+          <w:lang w:val="en-US"/>
+        </w:rPr>
+        <w:t>Feature: Validate Google Home page</w:t>
+      </w:r>
+    </w:p>
+    <w:p>
+      <w:pPr>
+        <w:rPr>
+          <w:sz w:val="24"/>
+          <w:szCs w:val="22"/>
+          <w:lang w:val="en-US"/>
+        </w:rPr>
+      </w:pPr>
+      <w:r>
+        <w:rPr>
+          <w:sz w:val="24"/>
+          <w:szCs w:val="22"/>
+          <w:lang w:val="en-US"/>
+        </w:rPr>
+        <w:t>Scenario: To validate title of Google home page</w:t>
+      </w:r>
+    </w:p>
+    <w:p>
+      <w:pPr>
+        <w:rPr>
+          <w:sz w:val="24"/>
+          <w:szCs w:val="22"/>
+          <w:lang w:val="en-US"/>
+        </w:rPr>
+      </w:pPr>
+      <w:r>
+        <w:rPr>
+          <w:sz w:val="24"/>
+          <w:szCs w:val="22"/>
+          <w:lang w:val="en-US"/>
+        </w:rPr>
+        <w:t xml:space="preserve">Given </w:t>
+      </w:r>
+      <w:r>
+        <w:rPr>
+          <w:sz w:val="24"/>
+          <w:szCs w:val="22"/>
+          <w:lang w:val="en-US"/>
+        </w:rPr>
+        <w:t>Launch google home page</w:t>
+      </w:r>
+    </w:p>
+    <w:p>
+      <w:pPr>
+        <w:rPr>
+          <w:sz w:val="24"/>
+          <w:szCs w:val="22"/>
+          <w:lang w:val="en-US"/>
+        </w:rPr>
+      </w:pPr>
+      <w:r>
+        <w:rPr>
+          <w:sz w:val="24"/>
+          <w:szCs w:val="22"/>
+          <w:lang w:val="en-US"/>
+        </w:rPr>
+        <w:t xml:space="preserve">When </w:t>
+      </w:r>
+      <w:proofErr w:type="gramStart"/>
+      <w:r>
+        <w:rPr>
+          <w:sz w:val="24"/>
+          <w:szCs w:val="22"/>
+          <w:lang w:val="en-US"/>
+        </w:rPr>
+        <w:t>Capture</w:t>
+      </w:r>
+      <w:proofErr w:type="gramEnd"/>
+      <w:r>
+        <w:rPr>
+          <w:sz w:val="24"/>
+          <w:szCs w:val="22"/>
+          <w:lang w:val="en-US"/>
+        </w:rPr>
+        <w:t xml:space="preserve"> the title </w:t>
+      </w:r>
+    </w:p>
+    <w:p>
+      <w:pPr>
+        <w:rPr>
+          <w:sz w:val="24"/>
+          <w:szCs w:val="22"/>
+          <w:lang w:val="en-US"/>
+        </w:rPr>
+      </w:pPr>
+      <w:r>
+        <w:rPr>
+          <w:sz w:val="24"/>
+          <w:szCs w:val="22"/>
+          <w:lang w:val="en-US"/>
+        </w:rPr>
+        <w:t>Then Title should be Google</w:t>
+      </w:r>
+    </w:p>
+    <w:p>
+      <w:pPr>
+        <w:pBdr>
+          <w:bottom w:val="single" w:sz="6" w:space="1" w:color="auto"/>
+        </w:pBdr>
+        <w:rPr>
+          <w:sz w:val="24"/>
+          <w:szCs w:val="22"/>
+          <w:lang w:val="en-US"/>
+        </w:rPr>
+      </w:pPr>
+    </w:p>
+    <w:p>
+      <w:pPr>
+        <w:rPr>
+          <w:sz w:val="24"/>
+          <w:szCs w:val="22"/>
+          <w:lang w:val="en-US"/>
+        </w:rPr>
+      </w:pPr>
+      <w:r>
+        <w:rPr>
+          <w:b/>
+          <w:bCs/>
+          <w:sz w:val="24"/>
+          <w:szCs w:val="22"/>
+          <w:lang w:val="en-US"/>
+        </w:rPr>
+        <w:t xml:space="preserve">Requirement: </w:t>
+      </w:r>
+      <w:r>
+        <w:rPr>
+          <w:sz w:val="24"/>
+          <w:szCs w:val="22"/>
+          <w:lang w:val="en-US"/>
+        </w:rPr>
+        <w:t>Search Functionality on Google</w:t>
+      </w:r>
+    </w:p>
+    <w:p>
+      <w:pPr>
+        <w:pStyle w:val="ListParagraph"/>
+        <w:numPr>
+          <w:ilvl w:val="0"/>
+          <w:numId w:val="45"/>
+        </w:numPr>
+        <w:rPr>
+          <w:sz w:val="24"/>
+          <w:szCs w:val="22"/>
+          <w:lang w:val="en-US"/>
+        </w:rPr>
+      </w:pPr>
+      <w:r>
+        <w:rPr>
+          <w:sz w:val="24"/>
+          <w:szCs w:val="22"/>
+          <w:lang w:val="en-US"/>
+        </w:rPr>
+        <w:t>Open Google</w:t>
+      </w:r>
+    </w:p>
+    <w:p>
+      <w:pPr>
+        <w:pStyle w:val="ListParagraph"/>
+        <w:numPr>
+          <w:ilvl w:val="0"/>
+          <w:numId w:val="45"/>
+        </w:numPr>
+        <w:rPr>
+          <w:sz w:val="24"/>
+          <w:szCs w:val="22"/>
+          <w:lang w:val="en-US"/>
+        </w:rPr>
+      </w:pPr>
+      <w:r>
+        <w:rPr>
+          <w:sz w:val="24"/>
+          <w:szCs w:val="22"/>
+          <w:lang w:val="en-US"/>
+        </w:rPr>
+        <w:t>Click on Search box</w:t>
+      </w:r>
+    </w:p>
+    <w:p>
+      <w:pPr>
+        <w:pStyle w:val="ListParagraph"/>
+        <w:numPr>
+          <w:ilvl w:val="0"/>
+          <w:numId w:val="45"/>
+        </w:numPr>
+        <w:rPr>
+          <w:sz w:val="24"/>
+          <w:szCs w:val="22"/>
+          <w:lang w:val="en-US"/>
+        </w:rPr>
+      </w:pPr>
+      <w:r>
+        <w:rPr>
+          <w:sz w:val="24"/>
+          <w:szCs w:val="22"/>
+          <w:lang w:val="en-US"/>
+        </w:rPr>
+        <w:t>Enter text to be search</w:t>
+      </w:r>
+    </w:p>
+    <w:p>
+      <w:pPr>
+        <w:pStyle w:val="ListParagraph"/>
+        <w:numPr>
+          <w:ilvl w:val="0"/>
+          <w:numId w:val="45"/>
+        </w:numPr>
+        <w:rPr>
+          <w:sz w:val="24"/>
+          <w:szCs w:val="22"/>
+          <w:lang w:val="en-US"/>
+        </w:rPr>
+      </w:pPr>
+      <w:r>
+        <w:rPr>
+          <w:sz w:val="24"/>
+          <w:szCs w:val="22"/>
+          <w:lang w:val="en-US"/>
+        </w:rPr>
+        <w:t>Hit Enter</w:t>
+      </w:r>
+    </w:p>
+    <w:p>
+      <w:pPr>
+        <w:pStyle w:val="ListParagraph"/>
+        <w:numPr>
+          <w:ilvl w:val="0"/>
+          <w:numId w:val="45"/>
+        </w:numPr>
+        <w:rPr>
+          <w:sz w:val="24"/>
+          <w:szCs w:val="22"/>
+          <w:lang w:val="en-US"/>
+        </w:rPr>
+      </w:pPr>
+      <w:r>
+        <w:rPr>
+          <w:sz w:val="24"/>
+          <w:szCs w:val="22"/>
+          <w:lang w:val="en-US"/>
+        </w:rPr>
+        <w:t>A valid search result should display</w:t>
+      </w:r>
+    </w:p>
+    <w:p>
+      <w:pPr>
+        <w:rPr>
+          <w:b/>
+          <w:bCs/>
+          <w:sz w:val="24"/>
+          <w:szCs w:val="22"/>
+          <w:lang w:val="en-US"/>
+        </w:rPr>
+      </w:pPr>
+      <w:r>
+        <w:rPr>
+          <w:b/>
+          <w:bCs/>
+          <w:sz w:val="24"/>
+          <w:szCs w:val="22"/>
+          <w:lang w:val="en-US"/>
+        </w:rPr>
+        <w:t>Feature File</w:t>
+      </w:r>
+    </w:p>
+    <w:p>
+      <w:pPr>
+        <w:rPr>
+          <w:sz w:val="24"/>
+          <w:szCs w:val="22"/>
+          <w:lang w:val="en-US"/>
+        </w:rPr>
+      </w:pPr>
+      <w:r>
+        <w:rPr>
+          <w:sz w:val="24"/>
+          <w:szCs w:val="22"/>
+          <w:lang w:val="en-US"/>
+        </w:rPr>
+        <w:t>Feature: Search Functionality on Google</w:t>
+      </w:r>
+    </w:p>
+    <w:p>
+      <w:pPr>
+        <w:rPr>
+          <w:sz w:val="24"/>
+          <w:szCs w:val="22"/>
+          <w:lang w:val="en-US"/>
+        </w:rPr>
+      </w:pPr>
+      <w:r>
+        <w:rPr>
+          <w:sz w:val="24"/>
+          <w:szCs w:val="22"/>
+          <w:lang w:val="en-US"/>
+        </w:rPr>
+        <w:t>Scenario: To validate search functionality on Google</w:t>
+      </w:r>
+    </w:p>
+    <w:p>
+      <w:pPr>
+        <w:rPr>
+          <w:sz w:val="24"/>
+          <w:szCs w:val="22"/>
+          <w:lang w:val="en-US"/>
+        </w:rPr>
+      </w:pPr>
+      <w:r>
+        <w:rPr>
+          <w:sz w:val="24"/>
+          <w:szCs w:val="22"/>
+          <w:lang w:val="en-US"/>
+        </w:rPr>
+        <w:t>Given Open Google</w:t>
+      </w:r>
+    </w:p>
+    <w:p>
+      <w:pPr>
+        <w:rPr>
+          <w:sz w:val="24"/>
+          <w:szCs w:val="22"/>
+          <w:lang w:val="en-US"/>
+        </w:rPr>
+      </w:pPr>
+      <w:r>
+        <w:rPr>
+          <w:sz w:val="24"/>
+          <w:szCs w:val="22"/>
+          <w:lang w:val="en-US"/>
+        </w:rPr>
+        <w:t xml:space="preserve">When </w:t>
+      </w:r>
+      <w:proofErr w:type="gramStart"/>
+      <w:r>
+        <w:rPr>
+          <w:sz w:val="24"/>
+          <w:szCs w:val="22"/>
+          <w:lang w:val="en-US"/>
+        </w:rPr>
+        <w:t>Enter</w:t>
+      </w:r>
+      <w:proofErr w:type="gramEnd"/>
+      <w:r>
+        <w:rPr>
+          <w:sz w:val="24"/>
+          <w:szCs w:val="22"/>
+          <w:lang w:val="en-US"/>
+        </w:rPr>
+        <w:t xml:space="preserve"> text to search in search box</w:t>
+      </w:r>
+    </w:p>
+    <w:p>
+      <w:pPr>
+        <w:rPr>
+          <w:sz w:val="24"/>
+          <w:szCs w:val="22"/>
+          <w:lang w:val="en-US"/>
+        </w:rPr>
+      </w:pPr>
+      <w:r>
+        <w:rPr>
+          <w:sz w:val="24"/>
+          <w:szCs w:val="22"/>
+          <w:lang w:val="en-US"/>
+        </w:rPr>
+        <w:t>And Hit Enter key</w:t>
+      </w:r>
+    </w:p>
+    <w:p>
+      <w:pPr>
+        <w:rPr>
+          <w:sz w:val="24"/>
+          <w:szCs w:val="22"/>
+          <w:lang w:val="en-US"/>
+        </w:rPr>
+      </w:pPr>
+      <w:r>
+        <w:rPr>
+          <w:sz w:val="24"/>
+          <w:szCs w:val="22"/>
+          <w:lang w:val="en-US"/>
+        </w:rPr>
+        <w:t xml:space="preserve">Then </w:t>
+      </w:r>
+      <w:proofErr w:type="gramStart"/>
+      <w:r>
+        <w:rPr>
+          <w:sz w:val="24"/>
+          <w:szCs w:val="22"/>
+          <w:lang w:val="en-US"/>
+        </w:rPr>
+        <w:t>A</w:t>
+      </w:r>
+      <w:proofErr w:type="gramEnd"/>
+      <w:r>
+        <w:rPr>
+          <w:sz w:val="24"/>
+          <w:szCs w:val="22"/>
+          <w:lang w:val="en-US"/>
+        </w:rPr>
+        <w:t xml:space="preserve"> valid search result should display</w:t>
+      </w:r>
+    </w:p>
+    <w:p>
+      <w:pPr>
+        <w:rPr>
+          <w:sz w:val="24"/>
+          <w:szCs w:val="22"/>
+          <w:lang w:val="en-US"/>
+        </w:rPr>
+      </w:pPr>
+    </w:p>
+    <w:p>
+      <w:pPr>
+        <w:rPr>
+          <w:sz w:val="24"/>
+          <w:szCs w:val="22"/>
+          <w:lang w:val="en-US"/>
+        </w:rPr>
+      </w:pPr>
+    </w:p>
+    <w:p>
+      <w:pPr>
+        <w:rPr>
+          <w:b/>
+          <w:bCs/>
+          <w:sz w:val="24"/>
+          <w:szCs w:val="22"/>
+          <w:lang w:val="en-US"/>
+        </w:rPr>
+      </w:pPr>
+      <w:r>
+        <w:rPr>
+          <w:b/>
+          <w:bCs/>
+          <w:sz w:val="24"/>
+          <w:szCs w:val="22"/>
+          <w:lang w:val="en-US"/>
+        </w:rPr>
+        <w:t>Tags in Cucumber</w:t>
+      </w:r>
+    </w:p>
+    <w:p>
+      <w:pPr>
+        <w:pStyle w:val="ListParagraph"/>
+        <w:numPr>
+          <w:ilvl w:val="0"/>
+          <w:numId w:val="46"/>
+        </w:numPr>
+        <w:rPr>
+          <w:sz w:val="24"/>
+          <w:szCs w:val="22"/>
+          <w:lang w:val="en-US"/>
+        </w:rPr>
+      </w:pPr>
+      <w:r>
+        <w:rPr>
+          <w:sz w:val="24"/>
+          <w:szCs w:val="22"/>
+          <w:lang w:val="en-US"/>
+        </w:rPr>
+        <w:t>Tags are used for executing or skipping single / multiple scenarios.</w:t>
+      </w:r>
+    </w:p>
+    <w:p>
+      <w:pPr>
+        <w:pStyle w:val="ListParagraph"/>
+        <w:numPr>
+          <w:ilvl w:val="0"/>
+          <w:numId w:val="46"/>
+        </w:numPr>
+        <w:rPr>
+          <w:sz w:val="24"/>
+          <w:szCs w:val="22"/>
+          <w:lang w:val="en-US"/>
+        </w:rPr>
+      </w:pPr>
+      <w:r>
+        <w:rPr>
+          <w:sz w:val="24"/>
+          <w:szCs w:val="22"/>
+          <w:lang w:val="en-US"/>
+        </w:rPr>
+        <w:t>Tags are specified in feature file</w:t>
+      </w:r>
+    </w:p>
+    <w:p>
+      <w:pPr>
+        <w:pStyle w:val="ListParagraph"/>
+        <w:numPr>
+          <w:ilvl w:val="0"/>
+          <w:numId w:val="46"/>
+        </w:numPr>
+        <w:rPr>
+          <w:sz w:val="24"/>
+          <w:szCs w:val="22"/>
+          <w:lang w:val="en-US"/>
+        </w:rPr>
+      </w:pPr>
+      <w:r>
+        <w:rPr>
+          <w:sz w:val="24"/>
+          <w:szCs w:val="22"/>
+          <w:lang w:val="en-US"/>
+        </w:rPr>
+        <w:t>But the execution criteria needs to defined in Runner class</w:t>
+      </w:r>
+    </w:p>
+    <w:p>
+      <w:pPr>
+        <w:pStyle w:val="ListParagraph"/>
+        <w:numPr>
+          <w:ilvl w:val="0"/>
+          <w:numId w:val="46"/>
+        </w:numPr>
+        <w:rPr>
+          <w:sz w:val="24"/>
+          <w:szCs w:val="22"/>
+          <w:lang w:val="en-US"/>
+        </w:rPr>
+      </w:pPr>
+      <w:r>
+        <w:rPr>
+          <w:sz w:val="24"/>
+          <w:szCs w:val="22"/>
+          <w:lang w:val="en-US"/>
+        </w:rPr>
+        <w:t>Every tag starts with @</w:t>
+      </w:r>
       <w:bookmarkStart w:id="0" w:name="_GoBack"/>
       <w:bookmarkEnd w:id="0"/>
-    </w:p>
-    <w:p>
-      <w:pPr>
-        <w:rPr>
-          <w:sz w:val="24"/>
-          <w:szCs w:val="22"/>
-          <w:lang w:val="en-US"/>
-        </w:rPr>
-      </w:pPr>
-    </w:p>
-    <w:p>
-      <w:pPr>
-        <w:rPr>
-          <w:sz w:val="24"/>
-          <w:szCs w:val="22"/>
-          <w:lang w:val="en-US"/>
-        </w:rPr>
-      </w:pPr>
     </w:p>
     <w:sectPr>
       <w:pgSz w:w="11906" w:h="16838"/>
@@ -13350,6 +15188,232 @@
     </w:lvl>
   </w:abstractNum>
   <w:abstractNum w:abstractNumId="17">
+    <w:nsid w:val="304B7454"/>
+    <w:multiLevelType w:val="hybridMultilevel"/>
+    <w:tmpl w:val="3962CA28"/>
+    <w:lvl w:ilvl="0" w:tplc="40090001">
+      <w:start w:val="1"/>
+      <w:numFmt w:val="bullet"/>
+      <w:lvlText w:val=""/>
+      <w:lvlJc w:val="left"/>
+      <w:pPr>
+        <w:ind w:left="720" w:hanging="360"/>
+      </w:pPr>
+      <w:rPr>
+        <w:rFonts w:ascii="Symbol" w:hAnsi="Symbol" w:hint="default"/>
+      </w:rPr>
+    </w:lvl>
+    <w:lvl w:ilvl="1" w:tplc="40090003">
+      <w:start w:val="1"/>
+      <w:numFmt w:val="bullet"/>
+      <w:lvlText w:val="o"/>
+      <w:lvlJc w:val="left"/>
+      <w:pPr>
+        <w:ind w:left="1440" w:hanging="360"/>
+      </w:pPr>
+      <w:rPr>
+        <w:rFonts w:ascii="Courier New" w:hAnsi="Courier New" w:cs="Courier New" w:hint="default"/>
+      </w:rPr>
+    </w:lvl>
+    <w:lvl w:ilvl="2" w:tplc="40090005" w:tentative="1">
+      <w:start w:val="1"/>
+      <w:numFmt w:val="bullet"/>
+      <w:lvlText w:val=""/>
+      <w:lvlJc w:val="left"/>
+      <w:pPr>
+        <w:ind w:left="2160" w:hanging="360"/>
+      </w:pPr>
+      <w:rPr>
+        <w:rFonts w:ascii="Wingdings" w:hAnsi="Wingdings" w:hint="default"/>
+      </w:rPr>
+    </w:lvl>
+    <w:lvl w:ilvl="3" w:tplc="40090001" w:tentative="1">
+      <w:start w:val="1"/>
+      <w:numFmt w:val="bullet"/>
+      <w:lvlText w:val=""/>
+      <w:lvlJc w:val="left"/>
+      <w:pPr>
+        <w:ind w:left="2880" w:hanging="360"/>
+      </w:pPr>
+      <w:rPr>
+        <w:rFonts w:ascii="Symbol" w:hAnsi="Symbol" w:hint="default"/>
+      </w:rPr>
+    </w:lvl>
+    <w:lvl w:ilvl="4" w:tplc="40090003" w:tentative="1">
+      <w:start w:val="1"/>
+      <w:numFmt w:val="bullet"/>
+      <w:lvlText w:val="o"/>
+      <w:lvlJc w:val="left"/>
+      <w:pPr>
+        <w:ind w:left="3600" w:hanging="360"/>
+      </w:pPr>
+      <w:rPr>
+        <w:rFonts w:ascii="Courier New" w:hAnsi="Courier New" w:cs="Courier New" w:hint="default"/>
+      </w:rPr>
+    </w:lvl>
+    <w:lvl w:ilvl="5" w:tplc="40090005" w:tentative="1">
+      <w:start w:val="1"/>
+      <w:numFmt w:val="bullet"/>
+      <w:lvlText w:val=""/>
+      <w:lvlJc w:val="left"/>
+      <w:pPr>
+        <w:ind w:left="4320" w:hanging="360"/>
+      </w:pPr>
+      <w:rPr>
+        <w:rFonts w:ascii="Wingdings" w:hAnsi="Wingdings" w:hint="default"/>
+      </w:rPr>
+    </w:lvl>
+    <w:lvl w:ilvl="6" w:tplc="40090001" w:tentative="1">
+      <w:start w:val="1"/>
+      <w:numFmt w:val="bullet"/>
+      <w:lvlText w:val=""/>
+      <w:lvlJc w:val="left"/>
+      <w:pPr>
+        <w:ind w:left="5040" w:hanging="360"/>
+      </w:pPr>
+      <w:rPr>
+        <w:rFonts w:ascii="Symbol" w:hAnsi="Symbol" w:hint="default"/>
+      </w:rPr>
+    </w:lvl>
+    <w:lvl w:ilvl="7" w:tplc="40090003" w:tentative="1">
+      <w:start w:val="1"/>
+      <w:numFmt w:val="bullet"/>
+      <w:lvlText w:val="o"/>
+      <w:lvlJc w:val="left"/>
+      <w:pPr>
+        <w:ind w:left="5760" w:hanging="360"/>
+      </w:pPr>
+      <w:rPr>
+        <w:rFonts w:ascii="Courier New" w:hAnsi="Courier New" w:cs="Courier New" w:hint="default"/>
+      </w:rPr>
+    </w:lvl>
+    <w:lvl w:ilvl="8" w:tplc="40090005" w:tentative="1">
+      <w:start w:val="1"/>
+      <w:numFmt w:val="bullet"/>
+      <w:lvlText w:val=""/>
+      <w:lvlJc w:val="left"/>
+      <w:pPr>
+        <w:ind w:left="6480" w:hanging="360"/>
+      </w:pPr>
+      <w:rPr>
+        <w:rFonts w:ascii="Wingdings" w:hAnsi="Wingdings" w:hint="default"/>
+      </w:rPr>
+    </w:lvl>
+  </w:abstractNum>
+  <w:abstractNum w:abstractNumId="18">
+    <w:nsid w:val="32A06B8A"/>
+    <w:multiLevelType w:val="hybridMultilevel"/>
+    <w:tmpl w:val="92CC3150"/>
+    <w:lvl w:ilvl="0" w:tplc="40090001">
+      <w:start w:val="1"/>
+      <w:numFmt w:val="bullet"/>
+      <w:lvlText w:val=""/>
+      <w:lvlJc w:val="left"/>
+      <w:pPr>
+        <w:ind w:left="720" w:hanging="360"/>
+      </w:pPr>
+      <w:rPr>
+        <w:rFonts w:ascii="Symbol" w:hAnsi="Symbol" w:hint="default"/>
+      </w:rPr>
+    </w:lvl>
+    <w:lvl w:ilvl="1" w:tplc="40090003" w:tentative="1">
+      <w:start w:val="1"/>
+      <w:numFmt w:val="bullet"/>
+      <w:lvlText w:val="o"/>
+      <w:lvlJc w:val="left"/>
+      <w:pPr>
+        <w:ind w:left="1440" w:hanging="360"/>
+      </w:pPr>
+      <w:rPr>
+        <w:rFonts w:ascii="Courier New" w:hAnsi="Courier New" w:cs="Courier New" w:hint="default"/>
+      </w:rPr>
+    </w:lvl>
+    <w:lvl w:ilvl="2" w:tplc="40090005" w:tentative="1">
+      <w:start w:val="1"/>
+      <w:numFmt w:val="bullet"/>
+      <w:lvlText w:val=""/>
+      <w:lvlJc w:val="left"/>
+      <w:pPr>
+        <w:ind w:left="2160" w:hanging="360"/>
+      </w:pPr>
+      <w:rPr>
+        <w:rFonts w:ascii="Wingdings" w:hAnsi="Wingdings" w:hint="default"/>
+      </w:rPr>
+    </w:lvl>
+    <w:lvl w:ilvl="3" w:tplc="40090001" w:tentative="1">
+      <w:start w:val="1"/>
+      <w:numFmt w:val="bullet"/>
+      <w:lvlText w:val=""/>
+      <w:lvlJc w:val="left"/>
+      <w:pPr>
+        <w:ind w:left="2880" w:hanging="360"/>
+      </w:pPr>
+      <w:rPr>
+        <w:rFonts w:ascii="Symbol" w:hAnsi="Symbol" w:hint="default"/>
+      </w:rPr>
+    </w:lvl>
+    <w:lvl w:ilvl="4" w:tplc="40090003" w:tentative="1">
+      <w:start w:val="1"/>
+      <w:numFmt w:val="bullet"/>
+      <w:lvlText w:val="o"/>
+      <w:lvlJc w:val="left"/>
+      <w:pPr>
+        <w:ind w:left="3600" w:hanging="360"/>
+      </w:pPr>
+      <w:rPr>
+        <w:rFonts w:ascii="Courier New" w:hAnsi="Courier New" w:cs="Courier New" w:hint="default"/>
+      </w:rPr>
+    </w:lvl>
+    <w:lvl w:ilvl="5" w:tplc="40090005" w:tentative="1">
+      <w:start w:val="1"/>
+      <w:numFmt w:val="bullet"/>
+      <w:lvlText w:val=""/>
+      <w:lvlJc w:val="left"/>
+      <w:pPr>
+        <w:ind w:left="4320" w:hanging="360"/>
+      </w:pPr>
+      <w:rPr>
+        <w:rFonts w:ascii="Wingdings" w:hAnsi="Wingdings" w:hint="default"/>
+      </w:rPr>
+    </w:lvl>
+    <w:lvl w:ilvl="6" w:tplc="40090001" w:tentative="1">
+      <w:start w:val="1"/>
+      <w:numFmt w:val="bullet"/>
+      <w:lvlText w:val=""/>
+      <w:lvlJc w:val="left"/>
+      <w:pPr>
+        <w:ind w:left="5040" w:hanging="360"/>
+      </w:pPr>
+      <w:rPr>
+        <w:rFonts w:ascii="Symbol" w:hAnsi="Symbol" w:hint="default"/>
+      </w:rPr>
+    </w:lvl>
+    <w:lvl w:ilvl="7" w:tplc="40090003" w:tentative="1">
+      <w:start w:val="1"/>
+      <w:numFmt w:val="bullet"/>
+      <w:lvlText w:val="o"/>
+      <w:lvlJc w:val="left"/>
+      <w:pPr>
+        <w:ind w:left="5760" w:hanging="360"/>
+      </w:pPr>
+      <w:rPr>
+        <w:rFonts w:ascii="Courier New" w:hAnsi="Courier New" w:cs="Courier New" w:hint="default"/>
+      </w:rPr>
+    </w:lvl>
+    <w:lvl w:ilvl="8" w:tplc="40090005" w:tentative="1">
+      <w:start w:val="1"/>
+      <w:numFmt w:val="bullet"/>
+      <w:lvlText w:val=""/>
+      <w:lvlJc w:val="left"/>
+      <w:pPr>
+        <w:ind w:left="6480" w:hanging="360"/>
+      </w:pPr>
+      <w:rPr>
+        <w:rFonts w:ascii="Wingdings" w:hAnsi="Wingdings" w:hint="default"/>
+      </w:rPr>
+    </w:lvl>
+  </w:abstractNum>
+  <w:abstractNum w:abstractNumId="19">
     <w:nsid w:val="32FE0416"/>
     <w:multiLevelType w:val="hybridMultilevel"/>
     <w:tmpl w:val="16BC674C"/>
@@ -13438,7 +15502,7 @@
       </w:pPr>
     </w:lvl>
   </w:abstractNum>
-  <w:abstractNum w:abstractNumId="18">
+  <w:abstractNum w:abstractNumId="20">
     <w:nsid w:val="37062EB4"/>
     <w:multiLevelType w:val="hybridMultilevel"/>
     <w:tmpl w:val="8528B142"/>
@@ -13527,7 +15591,7 @@
       </w:pPr>
     </w:lvl>
   </w:abstractNum>
-  <w:abstractNum w:abstractNumId="19">
+  <w:abstractNum w:abstractNumId="21">
     <w:nsid w:val="3A7611DD"/>
     <w:multiLevelType w:val="hybridMultilevel"/>
     <w:tmpl w:val="69D469B0"/>
@@ -13616,7 +15680,96 @@
       </w:pPr>
     </w:lvl>
   </w:abstractNum>
-  <w:abstractNum w:abstractNumId="20">
+  <w:abstractNum w:abstractNumId="22">
+    <w:nsid w:val="3B334D9F"/>
+    <w:multiLevelType w:val="hybridMultilevel"/>
+    <w:tmpl w:val="5C9AFEE2"/>
+    <w:lvl w:ilvl="0" w:tplc="4009000F">
+      <w:start w:val="1"/>
+      <w:numFmt w:val="decimal"/>
+      <w:lvlText w:val="%1."/>
+      <w:lvlJc w:val="left"/>
+      <w:pPr>
+        <w:ind w:left="720" w:hanging="360"/>
+      </w:pPr>
+      <w:rPr>
+        <w:rFonts w:hint="default"/>
+      </w:rPr>
+    </w:lvl>
+    <w:lvl w:ilvl="1" w:tplc="40090019" w:tentative="1">
+      <w:start w:val="1"/>
+      <w:numFmt w:val="lowerLetter"/>
+      <w:lvlText w:val="%2."/>
+      <w:lvlJc w:val="left"/>
+      <w:pPr>
+        <w:ind w:left="1440" w:hanging="360"/>
+      </w:pPr>
+    </w:lvl>
+    <w:lvl w:ilvl="2" w:tplc="4009001B" w:tentative="1">
+      <w:start w:val="1"/>
+      <w:numFmt w:val="lowerRoman"/>
+      <w:lvlText w:val="%3."/>
+      <w:lvlJc w:val="right"/>
+      <w:pPr>
+        <w:ind w:left="2160" w:hanging="180"/>
+      </w:pPr>
+    </w:lvl>
+    <w:lvl w:ilvl="3" w:tplc="4009000F" w:tentative="1">
+      <w:start w:val="1"/>
+      <w:numFmt w:val="decimal"/>
+      <w:lvlText w:val="%4."/>
+      <w:lvlJc w:val="left"/>
+      <w:pPr>
+        <w:ind w:left="2880" w:hanging="360"/>
+      </w:pPr>
+    </w:lvl>
+    <w:lvl w:ilvl="4" w:tplc="40090019" w:tentative="1">
+      <w:start w:val="1"/>
+      <w:numFmt w:val="lowerLetter"/>
+      <w:lvlText w:val="%5."/>
+      <w:lvlJc w:val="left"/>
+      <w:pPr>
+        <w:ind w:left="3600" w:hanging="360"/>
+      </w:pPr>
+    </w:lvl>
+    <w:lvl w:ilvl="5" w:tplc="4009001B" w:tentative="1">
+      <w:start w:val="1"/>
+      <w:numFmt w:val="lowerRoman"/>
+      <w:lvlText w:val="%6."/>
+      <w:lvlJc w:val="right"/>
+      <w:pPr>
+        <w:ind w:left="4320" w:hanging="180"/>
+      </w:pPr>
+    </w:lvl>
+    <w:lvl w:ilvl="6" w:tplc="4009000F" w:tentative="1">
+      <w:start w:val="1"/>
+      <w:numFmt w:val="decimal"/>
+      <w:lvlText w:val="%7."/>
+      <w:lvlJc w:val="left"/>
+      <w:pPr>
+        <w:ind w:left="5040" w:hanging="360"/>
+      </w:pPr>
+    </w:lvl>
+    <w:lvl w:ilvl="7" w:tplc="40090019" w:tentative="1">
+      <w:start w:val="1"/>
+      <w:numFmt w:val="lowerLetter"/>
+      <w:lvlText w:val="%8."/>
+      <w:lvlJc w:val="left"/>
+      <w:pPr>
+        <w:ind w:left="5760" w:hanging="360"/>
+      </w:pPr>
+    </w:lvl>
+    <w:lvl w:ilvl="8" w:tplc="4009001B" w:tentative="1">
+      <w:start w:val="1"/>
+      <w:numFmt w:val="lowerRoman"/>
+      <w:lvlText w:val="%9."/>
+      <w:lvlJc w:val="right"/>
+      <w:pPr>
+        <w:ind w:left="6480" w:hanging="180"/>
+      </w:pPr>
+    </w:lvl>
+  </w:abstractNum>
+  <w:abstractNum w:abstractNumId="23">
     <w:nsid w:val="3B892462"/>
     <w:multiLevelType w:val="hybridMultilevel"/>
     <w:tmpl w:val="CB1C6C4E"/>
@@ -13705,7 +15858,7 @@
       </w:pPr>
     </w:lvl>
   </w:abstractNum>
-  <w:abstractNum w:abstractNumId="21">
+  <w:abstractNum w:abstractNumId="24">
     <w:nsid w:val="40361D0B"/>
     <w:multiLevelType w:val="hybridMultilevel"/>
     <w:tmpl w:val="4A54C56E"/>
@@ -13794,7 +15947,7 @@
       </w:pPr>
     </w:lvl>
   </w:abstractNum>
-  <w:abstractNum w:abstractNumId="22">
+  <w:abstractNum w:abstractNumId="25">
     <w:nsid w:val="40C03745"/>
     <w:multiLevelType w:val="hybridMultilevel"/>
     <w:tmpl w:val="401AA9E2"/>
@@ -13907,7 +16060,96 @@
       </w:rPr>
     </w:lvl>
   </w:abstractNum>
-  <w:abstractNum w:abstractNumId="23">
+  <w:abstractNum w:abstractNumId="26">
+    <w:nsid w:val="42394E2B"/>
+    <w:multiLevelType w:val="hybridMultilevel"/>
+    <w:tmpl w:val="412A7490"/>
+    <w:lvl w:ilvl="0" w:tplc="4009000F">
+      <w:start w:val="1"/>
+      <w:numFmt w:val="decimal"/>
+      <w:lvlText w:val="%1."/>
+      <w:lvlJc w:val="left"/>
+      <w:pPr>
+        <w:ind w:left="720" w:hanging="360"/>
+      </w:pPr>
+      <w:rPr>
+        <w:rFonts w:hint="default"/>
+      </w:rPr>
+    </w:lvl>
+    <w:lvl w:ilvl="1" w:tplc="40090019">
+      <w:start w:val="1"/>
+      <w:numFmt w:val="lowerLetter"/>
+      <w:lvlText w:val="%2."/>
+      <w:lvlJc w:val="left"/>
+      <w:pPr>
+        <w:ind w:left="1440" w:hanging="360"/>
+      </w:pPr>
+    </w:lvl>
+    <w:lvl w:ilvl="2" w:tplc="4009001B" w:tentative="1">
+      <w:start w:val="1"/>
+      <w:numFmt w:val="lowerRoman"/>
+      <w:lvlText w:val="%3."/>
+      <w:lvlJc w:val="right"/>
+      <w:pPr>
+        <w:ind w:left="2160" w:hanging="180"/>
+      </w:pPr>
+    </w:lvl>
+    <w:lvl w:ilvl="3" w:tplc="4009000F" w:tentative="1">
+      <w:start w:val="1"/>
+      <w:numFmt w:val="decimal"/>
+      <w:lvlText w:val="%4."/>
+      <w:lvlJc w:val="left"/>
+      <w:pPr>
+        <w:ind w:left="2880" w:hanging="360"/>
+      </w:pPr>
+    </w:lvl>
+    <w:lvl w:ilvl="4" w:tplc="40090019" w:tentative="1">
+      <w:start w:val="1"/>
+      <w:numFmt w:val="lowerLetter"/>
+      <w:lvlText w:val="%5."/>
+      <w:lvlJc w:val="left"/>
+      <w:pPr>
+        <w:ind w:left="3600" w:hanging="360"/>
+      </w:pPr>
+    </w:lvl>
+    <w:lvl w:ilvl="5" w:tplc="4009001B" w:tentative="1">
+      <w:start w:val="1"/>
+      <w:numFmt w:val="lowerRoman"/>
+      <w:lvlText w:val="%6."/>
+      <w:lvlJc w:val="right"/>
+      <w:pPr>
+        <w:ind w:left="4320" w:hanging="180"/>
+      </w:pPr>
+    </w:lvl>
+    <w:lvl w:ilvl="6" w:tplc="4009000F" w:tentative="1">
+      <w:start w:val="1"/>
+      <w:numFmt w:val="decimal"/>
+      <w:lvlText w:val="%7."/>
+      <w:lvlJc w:val="left"/>
+      <w:pPr>
+        <w:ind w:left="5040" w:hanging="360"/>
+      </w:pPr>
+    </w:lvl>
+    <w:lvl w:ilvl="7" w:tplc="40090019" w:tentative="1">
+      <w:start w:val="1"/>
+      <w:numFmt w:val="lowerLetter"/>
+      <w:lvlText w:val="%8."/>
+      <w:lvlJc w:val="left"/>
+      <w:pPr>
+        <w:ind w:left="5760" w:hanging="360"/>
+      </w:pPr>
+    </w:lvl>
+    <w:lvl w:ilvl="8" w:tplc="4009001B" w:tentative="1">
+      <w:start w:val="1"/>
+      <w:numFmt w:val="lowerRoman"/>
+      <w:lvlText w:val="%9."/>
+      <w:lvlJc w:val="right"/>
+      <w:pPr>
+        <w:ind w:left="6480" w:hanging="180"/>
+      </w:pPr>
+    </w:lvl>
+  </w:abstractNum>
+  <w:abstractNum w:abstractNumId="27">
     <w:nsid w:val="4B45536D"/>
     <w:multiLevelType w:val="hybridMultilevel"/>
     <w:tmpl w:val="0B3449C8"/>
@@ -13996,7 +16238,7 @@
       </w:pPr>
     </w:lvl>
   </w:abstractNum>
-  <w:abstractNum w:abstractNumId="24">
+  <w:abstractNum w:abstractNumId="28">
     <w:nsid w:val="4D236C02"/>
     <w:multiLevelType w:val="hybridMultilevel"/>
     <w:tmpl w:val="CBFADF28"/>
@@ -14109,7 +16351,7 @@
       </w:rPr>
     </w:lvl>
   </w:abstractNum>
-  <w:abstractNum w:abstractNumId="25">
+  <w:abstractNum w:abstractNumId="29">
     <w:nsid w:val="4FC02C6C"/>
     <w:multiLevelType w:val="hybridMultilevel"/>
     <w:tmpl w:val="05D2B08E"/>
@@ -14198,7 +16440,96 @@
       </w:pPr>
     </w:lvl>
   </w:abstractNum>
-  <w:abstractNum w:abstractNumId="26">
+  <w:abstractNum w:abstractNumId="30">
+    <w:nsid w:val="509939C1"/>
+    <w:multiLevelType w:val="hybridMultilevel"/>
+    <w:tmpl w:val="BD90E928"/>
+    <w:lvl w:ilvl="0" w:tplc="4009000F">
+      <w:start w:val="1"/>
+      <w:numFmt w:val="decimal"/>
+      <w:lvlText w:val="%1."/>
+      <w:lvlJc w:val="left"/>
+      <w:pPr>
+        <w:ind w:left="720" w:hanging="360"/>
+      </w:pPr>
+      <w:rPr>
+        <w:rFonts w:hint="default"/>
+      </w:rPr>
+    </w:lvl>
+    <w:lvl w:ilvl="1" w:tplc="40090019" w:tentative="1">
+      <w:start w:val="1"/>
+      <w:numFmt w:val="lowerLetter"/>
+      <w:lvlText w:val="%2."/>
+      <w:lvlJc w:val="left"/>
+      <w:pPr>
+        <w:ind w:left="1440" w:hanging="360"/>
+      </w:pPr>
+    </w:lvl>
+    <w:lvl w:ilvl="2" w:tplc="4009001B" w:tentative="1">
+      <w:start w:val="1"/>
+      <w:numFmt w:val="lowerRoman"/>
+      <w:lvlText w:val="%3."/>
+      <w:lvlJc w:val="right"/>
+      <w:pPr>
+        <w:ind w:left="2160" w:hanging="180"/>
+      </w:pPr>
+    </w:lvl>
+    <w:lvl w:ilvl="3" w:tplc="4009000F" w:tentative="1">
+      <w:start w:val="1"/>
+      <w:numFmt w:val="decimal"/>
+      <w:lvlText w:val="%4."/>
+      <w:lvlJc w:val="left"/>
+      <w:pPr>
+        <w:ind w:left="2880" w:hanging="360"/>
+      </w:pPr>
+    </w:lvl>
+    <w:lvl w:ilvl="4" w:tplc="40090019" w:tentative="1">
+      <w:start w:val="1"/>
+      <w:numFmt w:val="lowerLetter"/>
+      <w:lvlText w:val="%5."/>
+      <w:lvlJc w:val="left"/>
+      <w:pPr>
+        <w:ind w:left="3600" w:hanging="360"/>
+      </w:pPr>
+    </w:lvl>
+    <w:lvl w:ilvl="5" w:tplc="4009001B" w:tentative="1">
+      <w:start w:val="1"/>
+      <w:numFmt w:val="lowerRoman"/>
+      <w:lvlText w:val="%6."/>
+      <w:lvlJc w:val="right"/>
+      <w:pPr>
+        <w:ind w:left="4320" w:hanging="180"/>
+      </w:pPr>
+    </w:lvl>
+    <w:lvl w:ilvl="6" w:tplc="4009000F" w:tentative="1">
+      <w:start w:val="1"/>
+      <w:numFmt w:val="decimal"/>
+      <w:lvlText w:val="%7."/>
+      <w:lvlJc w:val="left"/>
+      <w:pPr>
+        <w:ind w:left="5040" w:hanging="360"/>
+      </w:pPr>
+    </w:lvl>
+    <w:lvl w:ilvl="7" w:tplc="40090019" w:tentative="1">
+      <w:start w:val="1"/>
+      <w:numFmt w:val="lowerLetter"/>
+      <w:lvlText w:val="%8."/>
+      <w:lvlJc w:val="left"/>
+      <w:pPr>
+        <w:ind w:left="5760" w:hanging="360"/>
+      </w:pPr>
+    </w:lvl>
+    <w:lvl w:ilvl="8" w:tplc="4009001B" w:tentative="1">
+      <w:start w:val="1"/>
+      <w:numFmt w:val="lowerRoman"/>
+      <w:lvlText w:val="%9."/>
+      <w:lvlJc w:val="right"/>
+      <w:pPr>
+        <w:ind w:left="6480" w:hanging="180"/>
+      </w:pPr>
+    </w:lvl>
+  </w:abstractNum>
+  <w:abstractNum w:abstractNumId="31">
     <w:nsid w:val="52B52268"/>
     <w:multiLevelType w:val="hybridMultilevel"/>
     <w:tmpl w:val="331AF78C"/>
@@ -14311,7 +16642,7 @@
       </w:rPr>
     </w:lvl>
   </w:abstractNum>
-  <w:abstractNum w:abstractNumId="27">
+  <w:abstractNum w:abstractNumId="32">
     <w:nsid w:val="55D92B24"/>
     <w:multiLevelType w:val="hybridMultilevel"/>
     <w:tmpl w:val="9BCED27C"/>
@@ -14424,7 +16755,7 @@
       </w:rPr>
     </w:lvl>
   </w:abstractNum>
-  <w:abstractNum w:abstractNumId="28">
+  <w:abstractNum w:abstractNumId="33">
     <w:nsid w:val="57564656"/>
     <w:multiLevelType w:val="hybridMultilevel"/>
     <w:tmpl w:val="3E1C27F6"/>
@@ -14537,7 +16868,7 @@
       </w:rPr>
     </w:lvl>
   </w:abstractNum>
-  <w:abstractNum w:abstractNumId="29">
+  <w:abstractNum w:abstractNumId="34">
     <w:nsid w:val="61A962B8"/>
     <w:multiLevelType w:val="hybridMultilevel"/>
     <w:tmpl w:val="5EDC7138"/>
@@ -14626,7 +16957,7 @@
       </w:pPr>
     </w:lvl>
   </w:abstractNum>
-  <w:abstractNum w:abstractNumId="30">
+  <w:abstractNum w:abstractNumId="35">
     <w:nsid w:val="69867F0D"/>
     <w:multiLevelType w:val="hybridMultilevel"/>
     <w:tmpl w:val="EAF8E468"/>
@@ -14715,7 +17046,7 @@
       </w:pPr>
     </w:lvl>
   </w:abstractNum>
-  <w:abstractNum w:abstractNumId="31">
+  <w:abstractNum w:abstractNumId="36">
     <w:nsid w:val="6E5A4342"/>
     <w:multiLevelType w:val="hybridMultilevel"/>
     <w:tmpl w:val="414440E6"/>
@@ -14804,7 +17135,7 @@
       </w:pPr>
     </w:lvl>
   </w:abstractNum>
-  <w:abstractNum w:abstractNumId="32">
+  <w:abstractNum w:abstractNumId="37">
     <w:nsid w:val="6F0A1BD2"/>
     <w:multiLevelType w:val="hybridMultilevel"/>
     <w:tmpl w:val="EF7884CC"/>
@@ -14917,7 +17248,7 @@
       </w:rPr>
     </w:lvl>
   </w:abstractNum>
-  <w:abstractNum w:abstractNumId="33">
+  <w:abstractNum w:abstractNumId="38">
     <w:nsid w:val="6FC368C3"/>
     <w:multiLevelType w:val="hybridMultilevel"/>
     <w:tmpl w:val="F892BAB0"/>
@@ -15006,7 +17337,120 @@
       </w:pPr>
     </w:lvl>
   </w:abstractNum>
-  <w:abstractNum w:abstractNumId="34">
+  <w:abstractNum w:abstractNumId="39">
+    <w:nsid w:val="716E4BD9"/>
+    <w:multiLevelType w:val="hybridMultilevel"/>
+    <w:tmpl w:val="2916BD50"/>
+    <w:lvl w:ilvl="0" w:tplc="40090001">
+      <w:start w:val="1"/>
+      <w:numFmt w:val="bullet"/>
+      <w:lvlText w:val=""/>
+      <w:lvlJc w:val="left"/>
+      <w:pPr>
+        <w:ind w:left="720" w:hanging="360"/>
+      </w:pPr>
+      <w:rPr>
+        <w:rFonts w:ascii="Symbol" w:hAnsi="Symbol" w:hint="default"/>
+      </w:rPr>
+    </w:lvl>
+    <w:lvl w:ilvl="1" w:tplc="40090003">
+      <w:start w:val="1"/>
+      <w:numFmt w:val="bullet"/>
+      <w:lvlText w:val="o"/>
+      <w:lvlJc w:val="left"/>
+      <w:pPr>
+        <w:ind w:left="1440" w:hanging="360"/>
+      </w:pPr>
+      <w:rPr>
+        <w:rFonts w:ascii="Courier New" w:hAnsi="Courier New" w:cs="Courier New" w:hint="default"/>
+      </w:rPr>
+    </w:lvl>
+    <w:lvl w:ilvl="2" w:tplc="40090005" w:tentative="1">
+      <w:start w:val="1"/>
+      <w:numFmt w:val="bullet"/>
+      <w:lvlText w:val=""/>
+      <w:lvlJc w:val="left"/>
+      <w:pPr>
+        <w:ind w:left="2160" w:hanging="360"/>
+      </w:pPr>
+      <w:rPr>
+        <w:rFonts w:ascii="Wingdings" w:hAnsi="Wingdings" w:hint="default"/>
+      </w:rPr>
+    </w:lvl>
+    <w:lvl w:ilvl="3" w:tplc="40090001" w:tentative="1">
+      <w:start w:val="1"/>
+      <w:numFmt w:val="bullet"/>
+      <w:lvlText w:val=""/>
+      <w:lvlJc w:val="left"/>
+      <w:pPr>
+        <w:ind w:left="2880" w:hanging="360"/>
+      </w:pPr>
+      <w:rPr>
+        <w:rFonts w:ascii="Symbol" w:hAnsi="Symbol" w:hint="default"/>
+      </w:rPr>
+    </w:lvl>
+    <w:lvl w:ilvl="4" w:tplc="40090003" w:tentative="1">
+      <w:start w:val="1"/>
+      <w:numFmt w:val="bullet"/>
+      <w:lvlText w:val="o"/>
+      <w:lvlJc w:val="left"/>
+      <w:pPr>
+        <w:ind w:left="3600" w:hanging="360"/>
+      </w:pPr>
+      <w:rPr>
+        <w:rFonts w:ascii="Courier New" w:hAnsi="Courier New" w:cs="Courier New" w:hint="default"/>
+      </w:rPr>
+    </w:lvl>
+    <w:lvl w:ilvl="5" w:tplc="40090005" w:tentative="1">
+      <w:start w:val="1"/>
+      <w:numFmt w:val="bullet"/>
+      <w:lvlText w:val=""/>
+      <w:lvlJc w:val="left"/>
+      <w:pPr>
+        <w:ind w:left="4320" w:hanging="360"/>
+      </w:pPr>
+      <w:rPr>
+        <w:rFonts w:ascii="Wingdings" w:hAnsi="Wingdings" w:hint="default"/>
+      </w:rPr>
+    </w:lvl>
+    <w:lvl w:ilvl="6" w:tplc="40090001" w:tentative="1">
+      <w:start w:val="1"/>
+      <w:numFmt w:val="bullet"/>
+      <w:lvlText w:val=""/>
+      <w:lvlJc w:val="left"/>
+      <w:pPr>
+        <w:ind w:left="5040" w:hanging="360"/>
+      </w:pPr>
+      <w:rPr>
+        <w:rFonts w:ascii="Symbol" w:hAnsi="Symbol" w:hint="default"/>
+      </w:rPr>
+    </w:lvl>
+    <w:lvl w:ilvl="7" w:tplc="40090003" w:tentative="1">
+      <w:start w:val="1"/>
+      <w:numFmt w:val="bullet"/>
+      <w:lvlText w:val="o"/>
+      <w:lvlJc w:val="left"/>
+      <w:pPr>
+        <w:ind w:left="5760" w:hanging="360"/>
+      </w:pPr>
+      <w:rPr>
+        <w:rFonts w:ascii="Courier New" w:hAnsi="Courier New" w:cs="Courier New" w:hint="default"/>
+      </w:rPr>
+    </w:lvl>
+    <w:lvl w:ilvl="8" w:tplc="40090005" w:tentative="1">
+      <w:start w:val="1"/>
+      <w:numFmt w:val="bullet"/>
+      <w:lvlText w:val=""/>
+      <w:lvlJc w:val="left"/>
+      <w:pPr>
+        <w:ind w:left="6480" w:hanging="360"/>
+      </w:pPr>
+      <w:rPr>
+        <w:rFonts w:ascii="Wingdings" w:hAnsi="Wingdings" w:hint="default"/>
+      </w:rPr>
+    </w:lvl>
+  </w:abstractNum>
+  <w:abstractNum w:abstractNumId="40">
     <w:nsid w:val="729D49A6"/>
     <w:multiLevelType w:val="hybridMultilevel"/>
     <w:tmpl w:val="212E6380"/>
@@ -15095,7 +17539,7 @@
       </w:pPr>
     </w:lvl>
   </w:abstractNum>
-  <w:abstractNum w:abstractNumId="35">
+  <w:abstractNum w:abstractNumId="41">
     <w:nsid w:val="72E5107C"/>
     <w:multiLevelType w:val="hybridMultilevel"/>
     <w:tmpl w:val="30BE3018"/>
@@ -15184,7 +17628,7 @@
       </w:pPr>
     </w:lvl>
   </w:abstractNum>
-  <w:abstractNum w:abstractNumId="36">
+  <w:abstractNum w:abstractNumId="42">
     <w:nsid w:val="7B1473D2"/>
     <w:multiLevelType w:val="hybridMultilevel"/>
     <w:tmpl w:val="78F6F478"/>
@@ -15273,7 +17717,7 @@
       </w:pPr>
     </w:lvl>
   </w:abstractNum>
-  <w:abstractNum w:abstractNumId="37">
+  <w:abstractNum w:abstractNumId="43">
     <w:nsid w:val="7C1B7A62"/>
     <w:multiLevelType w:val="hybridMultilevel"/>
     <w:tmpl w:val="A1EEB68C"/>
@@ -15386,7 +17830,7 @@
       </w:rPr>
     </w:lvl>
   </w:abstractNum>
-  <w:abstractNum w:abstractNumId="38">
+  <w:abstractNum w:abstractNumId="44">
     <w:nsid w:val="7E0C5E33"/>
     <w:multiLevelType w:val="hybridMultilevel"/>
     <w:tmpl w:val="17A20342"/>
@@ -15475,7 +17919,7 @@
       </w:pPr>
     </w:lvl>
   </w:abstractNum>
-  <w:abstractNum w:abstractNumId="39">
+  <w:abstractNum w:abstractNumId="45">
     <w:nsid w:val="7EEF6783"/>
     <w:multiLevelType w:val="hybridMultilevel"/>
     <w:tmpl w:val="2292AFAC"/>
@@ -15571,22 +18015,22 @@
     <w:abstractNumId w:val="9"/>
   </w:num>
   <w:num w:numId="3">
-    <w:abstractNumId w:val="37"/>
+    <w:abstractNumId w:val="43"/>
   </w:num>
   <w:num w:numId="4">
-    <w:abstractNumId w:val="27"/>
+    <w:abstractNumId w:val="32"/>
   </w:num>
   <w:num w:numId="5">
-    <w:abstractNumId w:val="18"/>
+    <w:abstractNumId w:val="20"/>
   </w:num>
   <w:num w:numId="6">
     <w:abstractNumId w:val="10"/>
   </w:num>
   <w:num w:numId="7">
-    <w:abstractNumId w:val="24"/>
+    <w:abstractNumId w:val="28"/>
   </w:num>
   <w:num w:numId="8">
-    <w:abstractNumId w:val="28"/>
+    <w:abstractNumId w:val="33"/>
   </w:num>
   <w:num w:numId="9">
     <w:abstractNumId w:val="15"/>
@@ -15604,55 +18048,55 @@
     <w:abstractNumId w:val="2"/>
   </w:num>
   <w:num w:numId="14">
-    <w:abstractNumId w:val="23"/>
+    <w:abstractNumId w:val="27"/>
   </w:num>
   <w:num w:numId="15">
-    <w:abstractNumId w:val="39"/>
+    <w:abstractNumId w:val="45"/>
   </w:num>
   <w:num w:numId="16">
     <w:abstractNumId w:val="16"/>
   </w:num>
   <w:num w:numId="17">
-    <w:abstractNumId w:val="32"/>
+    <w:abstractNumId w:val="37"/>
   </w:num>
   <w:num w:numId="18">
     <w:abstractNumId w:val="1"/>
   </w:num>
   <w:num w:numId="19">
-    <w:abstractNumId w:val="38"/>
+    <w:abstractNumId w:val="44"/>
   </w:num>
   <w:num w:numId="20">
-    <w:abstractNumId w:val="29"/>
+    <w:abstractNumId w:val="34"/>
   </w:num>
   <w:num w:numId="21">
-    <w:abstractNumId w:val="26"/>
+    <w:abstractNumId w:val="31"/>
   </w:num>
   <w:num w:numId="22">
     <w:abstractNumId w:val="3"/>
   </w:num>
   <w:num w:numId="23">
-    <w:abstractNumId w:val="34"/>
+    <w:abstractNumId w:val="40"/>
   </w:num>
   <w:num w:numId="24">
-    <w:abstractNumId w:val="25"/>
+    <w:abstractNumId w:val="29"/>
   </w:num>
   <w:num w:numId="25">
-    <w:abstractNumId w:val="31"/>
+    <w:abstractNumId w:val="36"/>
   </w:num>
   <w:num w:numId="26">
-    <w:abstractNumId w:val="17"/>
+    <w:abstractNumId w:val="19"/>
   </w:num>
   <w:num w:numId="27">
     <w:abstractNumId w:val="14"/>
   </w:num>
   <w:num w:numId="28">
-    <w:abstractNumId w:val="35"/>
+    <w:abstractNumId w:val="41"/>
   </w:num>
   <w:num w:numId="29">
-    <w:abstractNumId w:val="20"/>
+    <w:abstractNumId w:val="23"/>
   </w:num>
   <w:num w:numId="30">
-    <w:abstractNumId w:val="30"/>
+    <w:abstractNumId w:val="35"/>
   </w:num>
   <w:num w:numId="31">
     <w:abstractNumId w:val="0"/>
@@ -15661,16 +18105,16 @@
     <w:abstractNumId w:val="12"/>
   </w:num>
   <w:num w:numId="33">
-    <w:abstractNumId w:val="21"/>
+    <w:abstractNumId w:val="24"/>
   </w:num>
   <w:num w:numId="34">
-    <w:abstractNumId w:val="33"/>
+    <w:abstractNumId w:val="38"/>
   </w:num>
   <w:num w:numId="35">
-    <w:abstractNumId w:val="22"/>
+    <w:abstractNumId w:val="25"/>
   </w:num>
   <w:num w:numId="36">
-    <w:abstractNumId w:val="19"/>
+    <w:abstractNumId w:val="21"/>
   </w:num>
   <w:num w:numId="37">
     <w:abstractNumId w:val="4"/>
@@ -15682,7 +18126,25 @@
     <w:abstractNumId w:val="5"/>
   </w:num>
   <w:num w:numId="40">
-    <w:abstractNumId w:val="36"/>
+    <w:abstractNumId w:val="42"/>
+  </w:num>
+  <w:num w:numId="41">
+    <w:abstractNumId w:val="26"/>
+  </w:num>
+  <w:num w:numId="42">
+    <w:abstractNumId w:val="17"/>
+  </w:num>
+  <w:num w:numId="43">
+    <w:abstractNumId w:val="39"/>
+  </w:num>
+  <w:num w:numId="44">
+    <w:abstractNumId w:val="22"/>
+  </w:num>
+  <w:num w:numId="45">
+    <w:abstractNumId w:val="30"/>
+  </w:num>
+  <w:num w:numId="46">
+    <w:abstractNumId w:val="18"/>
   </w:num>
 </w:numbering>
 </file>
@@ -16412,7 +18874,7 @@
 </file>
 
 <file path=customXml/itemProps1.xml><?xml version="1.0" encoding="utf-8"?>
-<ds:datastoreItem xmlns:ds="http://schemas.openxmlformats.org/officeDocument/2006/customXml" ds:itemID="{8C2E6312-982C-4857-BE9C-57E958E0ECCA}">
+<ds:datastoreItem xmlns:ds="http://schemas.openxmlformats.org/officeDocument/2006/customXml" ds:itemID="{75B1D210-D66F-4CD1-A42C-6EE717FB43A7}">
   <ds:schemaRefs>
     <ds:schemaRef ds:uri="http://schemas.openxmlformats.org/officeDocument/2006/bibliography"/>
   </ds:schemaRefs>

--- a/Notes_Selenium_14.docx
+++ b/Notes_Selenium_14.docx
@@ -621,23 +621,13 @@
           <w:lang w:val="en-US"/>
         </w:rPr>
       </w:pPr>
-      <w:proofErr w:type="spellStart"/>
-      <w:r>
-        <w:rPr>
-          <w:sz w:val="24"/>
-          <w:szCs w:val="22"/>
-          <w:lang w:val="en-US"/>
-        </w:rPr>
-        <w:t>Thread.sleep</w:t>
-      </w:r>
-      <w:proofErr w:type="spellEnd"/>
-      <w:r>
-        <w:rPr>
-          <w:sz w:val="24"/>
-          <w:szCs w:val="22"/>
-          <w:lang w:val="en-US"/>
-        </w:rPr>
-        <w:t>()</w:t>
+      <w:r>
+        <w:rPr>
+          <w:sz w:val="24"/>
+          <w:szCs w:val="22"/>
+          <w:lang w:val="en-US"/>
+        </w:rPr>
+        <w:t>Thread.sleep()</w:t>
       </w:r>
     </w:p>
     <w:p>
@@ -2166,25 +2156,7 @@
           <w:szCs w:val="22"/>
           <w:lang w:val="en-US"/>
         </w:rPr>
-        <w:t xml:space="preserve"> Correctness, Completeness, </w:t>
-      </w:r>
-      <w:proofErr w:type="gramStart"/>
-      <w:r>
-        <w:rPr>
-          <w:sz w:val="24"/>
-          <w:szCs w:val="22"/>
-          <w:lang w:val="en-US"/>
-        </w:rPr>
-        <w:t>Security</w:t>
-      </w:r>
-      <w:proofErr w:type="gramEnd"/>
-      <w:r>
-        <w:rPr>
-          <w:sz w:val="24"/>
-          <w:szCs w:val="22"/>
-          <w:lang w:val="en-US"/>
-        </w:rPr>
-        <w:t xml:space="preserve"> &amp; Quality of developed software application.</w:t>
+        <w:t xml:space="preserve"> Correctness, Completeness, Security &amp; Quality of developed software application.</w:t>
       </w:r>
     </w:p>
     <w:p>
@@ -3610,7 +3582,6 @@
           <w:lang w:val="en-US"/>
         </w:rPr>
       </w:pPr>
-      <w:proofErr w:type="spellStart"/>
       <w:r>
         <w:rPr>
           <w:sz w:val="24"/>
@@ -3619,7 +3590,6 @@
         </w:rPr>
         <w:t>YourName_SeleniumDemos</w:t>
       </w:r>
-      <w:proofErr w:type="spellEnd"/>
     </w:p>
     <w:p>
       <w:pPr>
@@ -3662,18 +3632,8 @@
           <w:szCs w:val="22"/>
           <w:lang w:val="en-US"/>
         </w:rPr>
-        <w:t xml:space="preserve">Open </w:t>
-      </w:r>
-      <w:proofErr w:type="spellStart"/>
-      <w:r>
-        <w:rPr>
-          <w:sz w:val="24"/>
-          <w:szCs w:val="22"/>
-          <w:lang w:val="en-US"/>
-        </w:rPr>
-        <w:t>selenium.dev</w:t>
-      </w:r>
-      <w:proofErr w:type="spellEnd"/>
+        <w:t>Open selenium.dev</w:t>
+      </w:r>
     </w:p>
     <w:p>
       <w:pPr>
@@ -3943,25 +3903,7 @@
           <w:szCs w:val="22"/>
           <w:lang w:val="en-US"/>
         </w:rPr>
-        <w:t>Give the name for project (</w:t>
-      </w:r>
-      <w:proofErr w:type="spellStart"/>
-      <w:r>
-        <w:rPr>
-          <w:sz w:val="24"/>
-          <w:szCs w:val="22"/>
-          <w:lang w:val="en-US"/>
-        </w:rPr>
-        <w:t>MyAutomationProject</w:t>
-      </w:r>
-      <w:proofErr w:type="spellEnd"/>
-      <w:r>
-        <w:rPr>
-          <w:sz w:val="24"/>
-          <w:szCs w:val="22"/>
-          <w:lang w:val="en-US"/>
-        </w:rPr>
-        <w:t>)</w:t>
+        <w:t>Give the name for project (MyAutomationProject)</w:t>
       </w:r>
     </w:p>
     <w:p>
@@ -4100,25 +4042,7 @@
           <w:szCs w:val="22"/>
           <w:lang w:val="en-US"/>
         </w:rPr>
-        <w:t>Give the name (</w:t>
-      </w:r>
-      <w:proofErr w:type="spellStart"/>
-      <w:r>
-        <w:rPr>
-          <w:sz w:val="24"/>
-          <w:szCs w:val="22"/>
-          <w:lang w:val="en-US"/>
-        </w:rPr>
-        <w:t>com.WebDriverDemos</w:t>
-      </w:r>
-      <w:proofErr w:type="spellEnd"/>
-      <w:r>
-        <w:rPr>
-          <w:sz w:val="24"/>
-          <w:szCs w:val="22"/>
-          <w:lang w:val="en-US"/>
-        </w:rPr>
-        <w:t>)</w:t>
+        <w:t>Give the name (com.WebDriverDemos)</w:t>
       </w:r>
     </w:p>
     <w:p>
@@ -4455,23 +4379,13 @@
           <w:lang w:val="en-US"/>
         </w:rPr>
       </w:pPr>
-      <w:proofErr w:type="gramStart"/>
-      <w:r>
-        <w:rPr>
-          <w:sz w:val="24"/>
-          <w:szCs w:val="22"/>
-          <w:lang w:val="en-US"/>
-        </w:rPr>
-        <w:t>get(</w:t>
-      </w:r>
-      <w:proofErr w:type="gramEnd"/>
-      <w:r>
-        <w:rPr>
-          <w:sz w:val="24"/>
-          <w:szCs w:val="22"/>
-          <w:lang w:val="en-US"/>
-        </w:rPr>
-        <w:t xml:space="preserve">) </w:t>
+      <w:r>
+        <w:rPr>
+          <w:sz w:val="24"/>
+          <w:szCs w:val="22"/>
+          <w:lang w:val="en-US"/>
+        </w:rPr>
+        <w:t xml:space="preserve">get() </w:t>
       </w:r>
       <w:r>
         <w:rPr>
@@ -4503,23 +4417,13 @@
           <w:lang w:val="en-US"/>
         </w:rPr>
       </w:pPr>
-      <w:proofErr w:type="spellStart"/>
-      <w:r>
-        <w:rPr>
-          <w:sz w:val="24"/>
-          <w:szCs w:val="22"/>
-          <w:lang w:val="en-US"/>
-        </w:rPr>
-        <w:t>driver.manage</w:t>
-      </w:r>
-      <w:proofErr w:type="spellEnd"/>
-      <w:r>
-        <w:rPr>
-          <w:sz w:val="24"/>
-          <w:szCs w:val="22"/>
-          <w:lang w:val="en-US"/>
-        </w:rPr>
-        <w:t xml:space="preserve">().window().maximize() </w:t>
+      <w:r>
+        <w:rPr>
+          <w:sz w:val="24"/>
+          <w:szCs w:val="22"/>
+          <w:lang w:val="en-US"/>
+        </w:rPr>
+        <w:t xml:space="preserve">driver.manage().window().maximize() </w:t>
       </w:r>
       <w:r>
         <w:rPr>
@@ -4551,23 +4455,13 @@
           <w:lang w:val="en-US"/>
         </w:rPr>
       </w:pPr>
-      <w:proofErr w:type="gramStart"/>
-      <w:r>
-        <w:rPr>
-          <w:sz w:val="24"/>
-          <w:szCs w:val="22"/>
-          <w:lang w:val="en-US"/>
-        </w:rPr>
-        <w:t>close(</w:t>
-      </w:r>
-      <w:proofErr w:type="gramEnd"/>
-      <w:r>
-        <w:rPr>
-          <w:sz w:val="24"/>
-          <w:szCs w:val="22"/>
-          <w:lang w:val="en-US"/>
-        </w:rPr>
-        <w:t xml:space="preserve">) </w:t>
+      <w:r>
+        <w:rPr>
+          <w:sz w:val="24"/>
+          <w:szCs w:val="22"/>
+          <w:lang w:val="en-US"/>
+        </w:rPr>
+        <w:t xml:space="preserve">close() </w:t>
       </w:r>
       <w:r>
         <w:rPr>
@@ -4599,23 +4493,13 @@
           <w:lang w:val="en-US"/>
         </w:rPr>
       </w:pPr>
-      <w:proofErr w:type="gramStart"/>
-      <w:r>
-        <w:rPr>
-          <w:sz w:val="24"/>
-          <w:szCs w:val="22"/>
-          <w:lang w:val="en-US"/>
-        </w:rPr>
-        <w:t>getTitle(</w:t>
-      </w:r>
-      <w:proofErr w:type="gramEnd"/>
-      <w:r>
-        <w:rPr>
-          <w:sz w:val="24"/>
-          <w:szCs w:val="22"/>
-          <w:lang w:val="en-US"/>
-        </w:rPr>
-        <w:t xml:space="preserve">) </w:t>
+      <w:r>
+        <w:rPr>
+          <w:sz w:val="24"/>
+          <w:szCs w:val="22"/>
+          <w:lang w:val="en-US"/>
+        </w:rPr>
+        <w:t xml:space="preserve">getTitle() </w:t>
       </w:r>
       <w:r>
         <w:rPr>
@@ -4655,23 +4539,13 @@
           <w:lang w:val="en-US"/>
         </w:rPr>
       </w:pPr>
-      <w:proofErr w:type="gramStart"/>
-      <w:r>
-        <w:rPr>
-          <w:sz w:val="24"/>
-          <w:szCs w:val="22"/>
-          <w:lang w:val="en-US"/>
-        </w:rPr>
-        <w:t>getCurrentUrl(</w:t>
-      </w:r>
-      <w:proofErr w:type="gramEnd"/>
-      <w:r>
-        <w:rPr>
-          <w:sz w:val="24"/>
-          <w:szCs w:val="22"/>
-          <w:lang w:val="en-US"/>
-        </w:rPr>
-        <w:t xml:space="preserve">) </w:t>
+      <w:r>
+        <w:rPr>
+          <w:sz w:val="24"/>
+          <w:szCs w:val="22"/>
+          <w:lang w:val="en-US"/>
+        </w:rPr>
+        <w:t xml:space="preserve">getCurrentUrl() </w:t>
       </w:r>
       <w:r>
         <w:rPr>
@@ -4703,23 +4577,13 @@
           <w:lang w:val="en-US"/>
         </w:rPr>
       </w:pPr>
-      <w:proofErr w:type="gramStart"/>
-      <w:r>
-        <w:rPr>
-          <w:sz w:val="24"/>
-          <w:szCs w:val="22"/>
-          <w:lang w:val="en-US"/>
-        </w:rPr>
-        <w:t>getPageSource(</w:t>
-      </w:r>
-      <w:proofErr w:type="gramEnd"/>
-      <w:r>
-        <w:rPr>
-          <w:sz w:val="24"/>
-          <w:szCs w:val="22"/>
-          <w:lang w:val="en-US"/>
-        </w:rPr>
-        <w:t xml:space="preserve">) </w:t>
+      <w:r>
+        <w:rPr>
+          <w:sz w:val="24"/>
+          <w:szCs w:val="22"/>
+          <w:lang w:val="en-US"/>
+        </w:rPr>
+        <w:t xml:space="preserve">getPageSource() </w:t>
       </w:r>
       <w:r>
         <w:rPr>
@@ -4751,23 +4615,13 @@
           <w:lang w:val="en-US"/>
         </w:rPr>
       </w:pPr>
-      <w:proofErr w:type="gramStart"/>
-      <w:r>
-        <w:rPr>
-          <w:sz w:val="24"/>
-          <w:szCs w:val="22"/>
-          <w:lang w:val="en-US"/>
-        </w:rPr>
-        <w:t>findElement(</w:t>
-      </w:r>
-      <w:proofErr w:type="gramEnd"/>
-      <w:r>
-        <w:rPr>
-          <w:sz w:val="24"/>
-          <w:szCs w:val="22"/>
-          <w:lang w:val="en-US"/>
-        </w:rPr>
-        <w:t xml:space="preserve">) </w:t>
+      <w:r>
+        <w:rPr>
+          <w:sz w:val="24"/>
+          <w:szCs w:val="22"/>
+          <w:lang w:val="en-US"/>
+        </w:rPr>
+        <w:t xml:space="preserve">findElement() </w:t>
       </w:r>
       <w:r>
         <w:rPr>
@@ -4851,23 +4705,13 @@
           <w:lang w:val="en-US"/>
         </w:rPr>
       </w:pPr>
-      <w:proofErr w:type="gramStart"/>
-      <w:r>
-        <w:rPr>
-          <w:sz w:val="24"/>
-          <w:szCs w:val="22"/>
-          <w:lang w:val="en-US"/>
-        </w:rPr>
-        <w:t>findElements(</w:t>
-      </w:r>
-      <w:proofErr w:type="gramEnd"/>
-      <w:r>
-        <w:rPr>
-          <w:sz w:val="24"/>
-          <w:szCs w:val="22"/>
-          <w:lang w:val="en-US"/>
-        </w:rPr>
-        <w:t xml:space="preserve">) </w:t>
+      <w:r>
+        <w:rPr>
+          <w:sz w:val="24"/>
+          <w:szCs w:val="22"/>
+          <w:lang w:val="en-US"/>
+        </w:rPr>
+        <w:t xml:space="preserve">findElements() </w:t>
       </w:r>
       <w:r>
         <w:rPr>
@@ -4925,23 +4769,13 @@
           <w:lang w:val="en-US"/>
         </w:rPr>
       </w:pPr>
-      <w:proofErr w:type="gramStart"/>
-      <w:r>
-        <w:rPr>
-          <w:sz w:val="24"/>
-          <w:szCs w:val="22"/>
-          <w:lang w:val="en-US"/>
-        </w:rPr>
-        <w:t>getWindowHandles(</w:t>
-      </w:r>
-      <w:proofErr w:type="gramEnd"/>
-      <w:r>
-        <w:rPr>
-          <w:sz w:val="24"/>
-          <w:szCs w:val="22"/>
-          <w:lang w:val="en-US"/>
-        </w:rPr>
-        <w:t xml:space="preserve">) </w:t>
+      <w:r>
+        <w:rPr>
+          <w:sz w:val="24"/>
+          <w:szCs w:val="22"/>
+          <w:lang w:val="en-US"/>
+        </w:rPr>
+        <w:t xml:space="preserve">getWindowHandles() </w:t>
       </w:r>
       <w:r>
         <w:rPr>
@@ -4981,23 +4815,13 @@
           <w:lang w:val="en-US"/>
         </w:rPr>
       </w:pPr>
-      <w:proofErr w:type="gramStart"/>
-      <w:r>
-        <w:rPr>
-          <w:sz w:val="24"/>
-          <w:szCs w:val="22"/>
-          <w:lang w:val="en-US"/>
-        </w:rPr>
-        <w:t>quit(</w:t>
-      </w:r>
-      <w:proofErr w:type="gramEnd"/>
-      <w:r>
-        <w:rPr>
-          <w:sz w:val="24"/>
-          <w:szCs w:val="22"/>
-          <w:lang w:val="en-US"/>
-        </w:rPr>
-        <w:t xml:space="preserve">) </w:t>
+      <w:r>
+        <w:rPr>
+          <w:sz w:val="24"/>
+          <w:szCs w:val="22"/>
+          <w:lang w:val="en-US"/>
+        </w:rPr>
+        <w:t xml:space="preserve">quit() </w:t>
       </w:r>
       <w:r>
         <w:rPr>
@@ -5331,23 +5155,13 @@
         </w:rPr>
         <w:t xml:space="preserve"> </w:t>
       </w:r>
-      <w:proofErr w:type="spellStart"/>
-      <w:r>
-        <w:rPr>
-          <w:sz w:val="24"/>
-          <w:szCs w:val="22"/>
-          <w:lang w:val="en-US"/>
-        </w:rPr>
-        <w:t>driver.get</w:t>
-      </w:r>
-      <w:proofErr w:type="spellEnd"/>
-      <w:r>
-        <w:rPr>
-          <w:sz w:val="24"/>
-          <w:szCs w:val="22"/>
-          <w:lang w:val="en-US"/>
-        </w:rPr>
-        <w:t>() implicitly waits for 30 seconds, but if any one of the page is not getting loaded within these 30 seconds then you will get TimeoutException.</w:t>
+      <w:r>
+        <w:rPr>
+          <w:sz w:val="24"/>
+          <w:szCs w:val="22"/>
+          <w:lang w:val="en-US"/>
+        </w:rPr>
+        <w:t>driver.get() implicitly waits for 30 seconds, but if any one of the page is not getting loaded within these 30 seconds then you will get TimeoutException.</w:t>
       </w:r>
     </w:p>
     <w:p>
@@ -5850,23 +5664,13 @@
           <w:lang w:val="en-US"/>
         </w:rPr>
       </w:pPr>
-      <w:proofErr w:type="gramStart"/>
-      <w:r>
-        <w:rPr>
-          <w:sz w:val="24"/>
-          <w:szCs w:val="22"/>
-          <w:lang w:val="en-US"/>
-        </w:rPr>
-        <w:t>sendKeys(</w:t>
-      </w:r>
-      <w:proofErr w:type="gramEnd"/>
-      <w:r>
-        <w:rPr>
-          <w:sz w:val="24"/>
-          <w:szCs w:val="22"/>
-          <w:lang w:val="en-US"/>
-        </w:rPr>
-        <w:t xml:space="preserve">) </w:t>
+      <w:r>
+        <w:rPr>
+          <w:sz w:val="24"/>
+          <w:szCs w:val="22"/>
+          <w:lang w:val="en-US"/>
+        </w:rPr>
+        <w:t xml:space="preserve">sendKeys() </w:t>
       </w:r>
       <w:r>
         <w:rPr>
@@ -5906,23 +5710,13 @@
           <w:lang w:val="en-US"/>
         </w:rPr>
       </w:pPr>
-      <w:proofErr w:type="gramStart"/>
-      <w:r>
-        <w:rPr>
-          <w:sz w:val="24"/>
-          <w:szCs w:val="22"/>
-          <w:lang w:val="en-US"/>
-        </w:rPr>
-        <w:t>click(</w:t>
-      </w:r>
-      <w:proofErr w:type="gramEnd"/>
-      <w:r>
-        <w:rPr>
-          <w:sz w:val="24"/>
-          <w:szCs w:val="22"/>
-          <w:lang w:val="en-US"/>
-        </w:rPr>
-        <w:t xml:space="preserve">) </w:t>
+      <w:r>
+        <w:rPr>
+          <w:sz w:val="24"/>
+          <w:szCs w:val="22"/>
+          <w:lang w:val="en-US"/>
+        </w:rPr>
+        <w:t xml:space="preserve">click() </w:t>
       </w:r>
       <w:r>
         <w:rPr>
@@ -5954,23 +5748,13 @@
           <w:lang w:val="en-US"/>
         </w:rPr>
       </w:pPr>
-      <w:proofErr w:type="gramStart"/>
-      <w:r>
-        <w:rPr>
-          <w:sz w:val="24"/>
-          <w:szCs w:val="22"/>
-          <w:lang w:val="en-US"/>
-        </w:rPr>
-        <w:t>getText(</w:t>
-      </w:r>
-      <w:proofErr w:type="gramEnd"/>
-      <w:r>
-        <w:rPr>
-          <w:sz w:val="24"/>
-          <w:szCs w:val="22"/>
-          <w:lang w:val="en-US"/>
-        </w:rPr>
-        <w:t xml:space="preserve">) </w:t>
+      <w:r>
+        <w:rPr>
+          <w:sz w:val="24"/>
+          <w:szCs w:val="22"/>
+          <w:lang w:val="en-US"/>
+        </w:rPr>
+        <w:t xml:space="preserve">getText() </w:t>
       </w:r>
       <w:r>
         <w:rPr>
@@ -6002,23 +5786,13 @@
           <w:lang w:val="en-US"/>
         </w:rPr>
       </w:pPr>
-      <w:proofErr w:type="gramStart"/>
-      <w:r>
-        <w:rPr>
-          <w:sz w:val="24"/>
-          <w:szCs w:val="22"/>
-          <w:lang w:val="en-US"/>
-        </w:rPr>
-        <w:t>isSelected(</w:t>
-      </w:r>
-      <w:proofErr w:type="gramEnd"/>
-      <w:r>
-        <w:rPr>
-          <w:sz w:val="24"/>
-          <w:szCs w:val="22"/>
-          <w:lang w:val="en-US"/>
-        </w:rPr>
-        <w:t xml:space="preserve">) </w:t>
+      <w:r>
+        <w:rPr>
+          <w:sz w:val="24"/>
+          <w:szCs w:val="22"/>
+          <w:lang w:val="en-US"/>
+        </w:rPr>
+        <w:t xml:space="preserve">isSelected() </w:t>
       </w:r>
       <w:r>
         <w:rPr>
@@ -6096,23 +5870,13 @@
           <w:lang w:val="en-US"/>
         </w:rPr>
       </w:pPr>
-      <w:proofErr w:type="gramStart"/>
-      <w:r>
-        <w:rPr>
-          <w:sz w:val="24"/>
-          <w:szCs w:val="22"/>
-          <w:lang w:val="en-US"/>
-        </w:rPr>
-        <w:t>isDisplayed(</w:t>
-      </w:r>
-      <w:proofErr w:type="gramEnd"/>
-      <w:r>
-        <w:rPr>
-          <w:sz w:val="24"/>
-          <w:szCs w:val="22"/>
-          <w:lang w:val="en-US"/>
-        </w:rPr>
-        <w:t xml:space="preserve">) </w:t>
+      <w:r>
+        <w:rPr>
+          <w:sz w:val="24"/>
+          <w:szCs w:val="22"/>
+          <w:lang w:val="en-US"/>
+        </w:rPr>
+        <w:t xml:space="preserve">isDisplayed() </w:t>
       </w:r>
       <w:r>
         <w:rPr>
@@ -6288,25 +6052,7 @@
           <w:szCs w:val="22"/>
           <w:lang w:val="en-US"/>
         </w:rPr>
-        <w:t>data-</w:t>
-      </w:r>
-      <w:proofErr w:type="spellStart"/>
-      <w:r>
-        <w:rPr>
-          <w:sz w:val="24"/>
-          <w:szCs w:val="22"/>
-          <w:lang w:val="en-US"/>
-        </w:rPr>
-        <w:t>testid</w:t>
-      </w:r>
-      <w:proofErr w:type="spellEnd"/>
-      <w:r>
-        <w:rPr>
-          <w:sz w:val="24"/>
-          <w:szCs w:val="22"/>
-          <w:lang w:val="en-US"/>
-        </w:rPr>
-        <w:t>="royal-email"]</w:t>
+        <w:t>data-testid="royal-email"]</w:t>
       </w:r>
     </w:p>
     <w:p>
@@ -7129,23 +6875,13 @@
           <w:lang w:val="en-US"/>
         </w:rPr>
       </w:pPr>
-      <w:proofErr w:type="gramStart"/>
-      <w:r>
-        <w:rPr>
-          <w:sz w:val="24"/>
-          <w:szCs w:val="22"/>
-          <w:lang w:val="en-US"/>
-        </w:rPr>
-        <w:t>getOptions(</w:t>
-      </w:r>
-      <w:proofErr w:type="gramEnd"/>
-      <w:r>
-        <w:rPr>
-          <w:sz w:val="24"/>
-          <w:szCs w:val="22"/>
-          <w:lang w:val="en-US"/>
-        </w:rPr>
-        <w:t xml:space="preserve">) </w:t>
+      <w:r>
+        <w:rPr>
+          <w:sz w:val="24"/>
+          <w:szCs w:val="22"/>
+          <w:lang w:val="en-US"/>
+        </w:rPr>
+        <w:t xml:space="preserve">getOptions() </w:t>
       </w:r>
       <w:r>
         <w:rPr>
@@ -7177,23 +6913,13 @@
           <w:lang w:val="en-US"/>
         </w:rPr>
       </w:pPr>
-      <w:proofErr w:type="gramStart"/>
-      <w:r>
-        <w:rPr>
-          <w:sz w:val="24"/>
-          <w:szCs w:val="22"/>
-          <w:lang w:val="en-US"/>
-        </w:rPr>
-        <w:t>selectByVisibleText(</w:t>
-      </w:r>
-      <w:proofErr w:type="gramEnd"/>
-      <w:r>
-        <w:rPr>
-          <w:sz w:val="24"/>
-          <w:szCs w:val="22"/>
-          <w:lang w:val="en-US"/>
-        </w:rPr>
-        <w:t xml:space="preserve">) </w:t>
+      <w:r>
+        <w:rPr>
+          <w:sz w:val="24"/>
+          <w:szCs w:val="22"/>
+          <w:lang w:val="en-US"/>
+        </w:rPr>
+        <w:t xml:space="preserve">selectByVisibleText() </w:t>
       </w:r>
       <w:r>
         <w:rPr>
@@ -7263,23 +6989,13 @@
           <w:lang w:val="en-US"/>
         </w:rPr>
       </w:pPr>
-      <w:proofErr w:type="gramStart"/>
-      <w:r>
-        <w:rPr>
-          <w:sz w:val="24"/>
-          <w:szCs w:val="22"/>
-          <w:lang w:val="en-US"/>
-        </w:rPr>
-        <w:t>selectByValue(</w:t>
-      </w:r>
-      <w:proofErr w:type="gramEnd"/>
-      <w:r>
-        <w:rPr>
-          <w:sz w:val="24"/>
-          <w:szCs w:val="22"/>
-          <w:lang w:val="en-US"/>
-        </w:rPr>
-        <w:t xml:space="preserve">) </w:t>
+      <w:r>
+        <w:rPr>
+          <w:sz w:val="24"/>
+          <w:szCs w:val="22"/>
+          <w:lang w:val="en-US"/>
+        </w:rPr>
+        <w:t xml:space="preserve">selectByValue() </w:t>
       </w:r>
       <w:r>
         <w:rPr>
@@ -7319,23 +7035,13 @@
           <w:lang w:val="en-US"/>
         </w:rPr>
       </w:pPr>
-      <w:proofErr w:type="gramStart"/>
-      <w:r>
-        <w:rPr>
-          <w:sz w:val="24"/>
-          <w:szCs w:val="22"/>
-          <w:lang w:val="en-US"/>
-        </w:rPr>
-        <w:t>selectByIndex(</w:t>
-      </w:r>
-      <w:proofErr w:type="gramEnd"/>
-      <w:r>
-        <w:rPr>
-          <w:sz w:val="24"/>
-          <w:szCs w:val="22"/>
-          <w:lang w:val="en-US"/>
-        </w:rPr>
-        <w:t xml:space="preserve">) </w:t>
+      <w:r>
+        <w:rPr>
+          <w:sz w:val="24"/>
+          <w:szCs w:val="22"/>
+          <w:lang w:val="en-US"/>
+        </w:rPr>
+        <w:t xml:space="preserve">selectByIndex() </w:t>
       </w:r>
       <w:r>
         <w:rPr>
@@ -7351,25 +7057,7 @@
           <w:szCs w:val="22"/>
           <w:lang w:val="en-US"/>
         </w:rPr>
-        <w:t xml:space="preserve"> Selects the option by using its zero based index no. index no is +</w:t>
-      </w:r>
-      <w:proofErr w:type="spellStart"/>
-      <w:r>
-        <w:rPr>
-          <w:sz w:val="24"/>
-          <w:szCs w:val="22"/>
-          <w:lang w:val="en-US"/>
-        </w:rPr>
-        <w:t>ve</w:t>
-      </w:r>
-      <w:proofErr w:type="spellEnd"/>
-      <w:r>
-        <w:rPr>
-          <w:sz w:val="24"/>
-          <w:szCs w:val="22"/>
-          <w:lang w:val="en-US"/>
-        </w:rPr>
-        <w:t xml:space="preserve"> integer number.</w:t>
+        <w:t xml:space="preserve"> Selects the option by using its zero based index no. index no is +ve integer number.</w:t>
       </w:r>
     </w:p>
     <w:p>
@@ -7385,23 +7073,13 @@
           <w:lang w:val="en-US"/>
         </w:rPr>
       </w:pPr>
-      <w:proofErr w:type="gramStart"/>
-      <w:r>
-        <w:rPr>
-          <w:sz w:val="24"/>
-          <w:szCs w:val="22"/>
-          <w:lang w:val="en-US"/>
-        </w:rPr>
-        <w:t>getAllSelectedOptions(</w:t>
-      </w:r>
-      <w:proofErr w:type="gramEnd"/>
-      <w:r>
-        <w:rPr>
-          <w:sz w:val="24"/>
-          <w:szCs w:val="22"/>
-          <w:lang w:val="en-US"/>
-        </w:rPr>
-        <w:t xml:space="preserve">) </w:t>
+      <w:r>
+        <w:rPr>
+          <w:sz w:val="24"/>
+          <w:szCs w:val="22"/>
+          <w:lang w:val="en-US"/>
+        </w:rPr>
+        <w:t xml:space="preserve">getAllSelectedOptions() </w:t>
       </w:r>
       <w:r>
         <w:rPr>
@@ -7433,23 +7111,13 @@
           <w:lang w:val="en-US"/>
         </w:rPr>
       </w:pPr>
-      <w:proofErr w:type="gramStart"/>
-      <w:r>
-        <w:rPr>
-          <w:sz w:val="24"/>
-          <w:szCs w:val="22"/>
-          <w:lang w:val="en-US"/>
-        </w:rPr>
-        <w:t>isMultiple(</w:t>
-      </w:r>
-      <w:proofErr w:type="gramEnd"/>
-      <w:r>
-        <w:rPr>
-          <w:sz w:val="24"/>
-          <w:szCs w:val="22"/>
-          <w:lang w:val="en-US"/>
-        </w:rPr>
-        <w:t xml:space="preserve">) </w:t>
+      <w:r>
+        <w:rPr>
+          <w:sz w:val="24"/>
+          <w:szCs w:val="22"/>
+          <w:lang w:val="en-US"/>
+        </w:rPr>
+        <w:t xml:space="preserve">isMultiple() </w:t>
       </w:r>
       <w:r>
         <w:rPr>
@@ -7664,33 +7332,13 @@
           <w:lang w:val="en-US"/>
         </w:rPr>
       </w:pPr>
-      <w:proofErr w:type="spellStart"/>
-      <w:proofErr w:type="gramStart"/>
-      <w:r>
-        <w:rPr>
-          <w:sz w:val="24"/>
-          <w:szCs w:val="22"/>
-          <w:lang w:val="en-US"/>
-        </w:rPr>
-        <w:t>Thread.sleep</w:t>
-      </w:r>
-      <w:proofErr w:type="spellEnd"/>
-      <w:r>
-        <w:rPr>
-          <w:sz w:val="24"/>
-          <w:szCs w:val="22"/>
-          <w:lang w:val="en-US"/>
-        </w:rPr>
-        <w:t>(</w:t>
-      </w:r>
-      <w:proofErr w:type="gramEnd"/>
-      <w:r>
-        <w:rPr>
-          <w:sz w:val="24"/>
-          <w:szCs w:val="22"/>
-          <w:lang w:val="en-US"/>
-        </w:rPr>
-        <w:t>)</w:t>
+      <w:r>
+        <w:rPr>
+          <w:sz w:val="24"/>
+          <w:szCs w:val="22"/>
+          <w:lang w:val="en-US"/>
+        </w:rPr>
+        <w:t>Thread.sleep()</w:t>
       </w:r>
       <w:r>
         <w:rPr>
@@ -8057,24 +7705,7 @@
           <w:lang w:val="en-US"/>
         </w:rPr>
         <w:br/>
-      </w:r>
-      <w:proofErr w:type="spellStart"/>
-      <w:r>
-        <w:rPr>
-          <w:sz w:val="24"/>
-          <w:szCs w:val="22"/>
-          <w:lang w:val="en-US"/>
-        </w:rPr>
-        <w:t>i</w:t>
-      </w:r>
-      <w:proofErr w:type="spellEnd"/>
-      <w:r>
-        <w:rPr>
-          <w:sz w:val="24"/>
-          <w:szCs w:val="22"/>
-          <w:lang w:val="en-US"/>
-        </w:rPr>
-        <w:t xml:space="preserve"> – ignoring </w:t>
+        <w:t xml:space="preserve">i – ignoring </w:t>
       </w:r>
       <w:r>
         <w:rPr>
@@ -8190,33 +7821,15 @@
           <w:szCs w:val="22"/>
           <w:lang w:val="en-US"/>
         </w:rPr>
-        <w:t>Display all table header (&lt;</w:t>
-      </w:r>
-      <w:proofErr w:type="spellStart"/>
-      <w:r>
-        <w:rPr>
-          <w:sz w:val="24"/>
-          <w:szCs w:val="22"/>
-          <w:lang w:val="en-US"/>
-        </w:rPr>
-        <w:t>t</w:t>
-      </w:r>
-      <w:r>
-        <w:rPr>
-          <w:sz w:val="24"/>
-          <w:szCs w:val="22"/>
-          <w:lang w:val="en-US"/>
-        </w:rPr>
-        <w:t>h</w:t>
-      </w:r>
-      <w:proofErr w:type="spellEnd"/>
-      <w:r>
-        <w:rPr>
-          <w:sz w:val="24"/>
-          <w:szCs w:val="22"/>
-          <w:lang w:val="en-US"/>
-        </w:rPr>
-        <w:t>&gt;)</w:t>
+        <w:t>Display all table header (&lt;t</w:t>
+      </w:r>
+      <w:r>
+        <w:rPr>
+          <w:sz w:val="24"/>
+          <w:szCs w:val="22"/>
+          <w:lang w:val="en-US"/>
+        </w:rPr>
+        <w:t>h&gt;)</w:t>
       </w:r>
     </w:p>
     <w:p>
@@ -8238,25 +7851,7 @@
           <w:szCs w:val="22"/>
           <w:lang w:val="en-US"/>
         </w:rPr>
-        <w:t>Display total number of rows (&lt;</w:t>
-      </w:r>
-      <w:proofErr w:type="spellStart"/>
-      <w:r>
-        <w:rPr>
-          <w:sz w:val="24"/>
-          <w:szCs w:val="22"/>
-          <w:lang w:val="en-US"/>
-        </w:rPr>
-        <w:t>tr</w:t>
-      </w:r>
-      <w:proofErr w:type="spellEnd"/>
-      <w:r>
-        <w:rPr>
-          <w:sz w:val="24"/>
-          <w:szCs w:val="22"/>
-          <w:lang w:val="en-US"/>
-        </w:rPr>
-        <w:t>&gt;)</w:t>
+        <w:t>Display total number of rows (&lt;tr&gt;)</w:t>
       </w:r>
     </w:p>
     <w:p>
@@ -8407,25 +8002,7 @@
           <w:szCs w:val="22"/>
           <w:lang w:val="en-US"/>
         </w:rPr>
-        <w:t>Entering some data in the text boxes (</w:t>
-      </w:r>
-      <w:proofErr w:type="gramStart"/>
-      <w:r>
-        <w:rPr>
-          <w:sz w:val="24"/>
-          <w:szCs w:val="22"/>
-          <w:lang w:val="en-US"/>
-        </w:rPr>
-        <w:t>sendKeys(</w:t>
-      </w:r>
-      <w:proofErr w:type="gramEnd"/>
-      <w:r>
-        <w:rPr>
-          <w:sz w:val="24"/>
-          <w:szCs w:val="22"/>
-          <w:lang w:val="en-US"/>
-        </w:rPr>
-        <w:t>)).</w:t>
+        <w:t>Entering some data in the text boxes (sendKeys()).</w:t>
       </w:r>
     </w:p>
     <w:p>
@@ -8753,23 +8330,13 @@
           <w:lang w:val="en-US"/>
         </w:rPr>
       </w:pPr>
-      <w:proofErr w:type="spellStart"/>
-      <w:r>
-        <w:rPr>
-          <w:sz w:val="24"/>
-          <w:szCs w:val="22"/>
-          <w:lang w:val="en-US"/>
-        </w:rPr>
-        <w:t>driver.switchTo</w:t>
-      </w:r>
-      <w:proofErr w:type="spellEnd"/>
-      <w:r>
-        <w:rPr>
-          <w:sz w:val="24"/>
-          <w:szCs w:val="22"/>
-          <w:lang w:val="en-US"/>
-        </w:rPr>
-        <w:t xml:space="preserve">().alert() </w:t>
+      <w:r>
+        <w:rPr>
+          <w:sz w:val="24"/>
+          <w:szCs w:val="22"/>
+          <w:lang w:val="en-US"/>
+        </w:rPr>
+        <w:t xml:space="preserve">driver.switchTo().alert() </w:t>
       </w:r>
       <w:r>
         <w:rPr>
@@ -8801,23 +8368,13 @@
           <w:lang w:val="en-US"/>
         </w:rPr>
       </w:pPr>
-      <w:proofErr w:type="gramStart"/>
-      <w:r>
-        <w:rPr>
-          <w:sz w:val="24"/>
-          <w:szCs w:val="22"/>
-          <w:lang w:val="en-US"/>
-        </w:rPr>
-        <w:t>getText(</w:t>
-      </w:r>
-      <w:proofErr w:type="gramEnd"/>
-      <w:r>
-        <w:rPr>
-          <w:sz w:val="24"/>
-          <w:szCs w:val="22"/>
-          <w:lang w:val="en-US"/>
-        </w:rPr>
-        <w:t xml:space="preserve">) </w:t>
+      <w:r>
+        <w:rPr>
+          <w:sz w:val="24"/>
+          <w:szCs w:val="22"/>
+          <w:lang w:val="en-US"/>
+        </w:rPr>
+        <w:t xml:space="preserve">getText() </w:t>
       </w:r>
       <w:r>
         <w:rPr>
@@ -9153,23 +8710,13 @@
           <w:lang w:val="en-US"/>
         </w:rPr>
       </w:pPr>
-      <w:proofErr w:type="gramStart"/>
-      <w:r>
-        <w:rPr>
-          <w:sz w:val="24"/>
-          <w:szCs w:val="22"/>
-          <w:lang w:val="en-US"/>
-        </w:rPr>
-        <w:t>moveToElement(</w:t>
-      </w:r>
-      <w:proofErr w:type="gramEnd"/>
-      <w:r>
-        <w:rPr>
-          <w:sz w:val="24"/>
-          <w:szCs w:val="22"/>
-          <w:lang w:val="en-US"/>
-        </w:rPr>
-        <w:t xml:space="preserve">) </w:t>
+      <w:r>
+        <w:rPr>
+          <w:sz w:val="24"/>
+          <w:szCs w:val="22"/>
+          <w:lang w:val="en-US"/>
+        </w:rPr>
+        <w:t xml:space="preserve">moveToElement() </w:t>
       </w:r>
       <w:r>
         <w:rPr>
@@ -9201,23 +8748,13 @@
           <w:lang w:val="en-US"/>
         </w:rPr>
       </w:pPr>
-      <w:proofErr w:type="gramStart"/>
-      <w:r>
-        <w:rPr>
-          <w:sz w:val="24"/>
-          <w:szCs w:val="22"/>
-          <w:lang w:val="en-US"/>
-        </w:rPr>
-        <w:t>perform(</w:t>
-      </w:r>
-      <w:proofErr w:type="gramEnd"/>
-      <w:r>
-        <w:rPr>
-          <w:sz w:val="24"/>
-          <w:szCs w:val="22"/>
-          <w:lang w:val="en-US"/>
-        </w:rPr>
-        <w:t xml:space="preserve">) </w:t>
+      <w:r>
+        <w:rPr>
+          <w:sz w:val="24"/>
+          <w:szCs w:val="22"/>
+          <w:lang w:val="en-US"/>
+        </w:rPr>
+        <w:t xml:space="preserve">perform() </w:t>
       </w:r>
       <w:r>
         <w:rPr>
@@ -9249,23 +8786,13 @@
           <w:lang w:val="en-US"/>
         </w:rPr>
       </w:pPr>
-      <w:proofErr w:type="gramStart"/>
-      <w:r>
-        <w:rPr>
-          <w:sz w:val="24"/>
-          <w:szCs w:val="22"/>
-          <w:lang w:val="en-US"/>
-        </w:rPr>
-        <w:t>contextClick(</w:t>
-      </w:r>
-      <w:proofErr w:type="gramEnd"/>
-      <w:r>
-        <w:rPr>
-          <w:sz w:val="24"/>
-          <w:szCs w:val="22"/>
-          <w:lang w:val="en-US"/>
-        </w:rPr>
-        <w:t xml:space="preserve">) </w:t>
+      <w:r>
+        <w:rPr>
+          <w:sz w:val="24"/>
+          <w:szCs w:val="22"/>
+          <w:lang w:val="en-US"/>
+        </w:rPr>
+        <w:t xml:space="preserve">contextClick() </w:t>
       </w:r>
       <w:r>
         <w:rPr>
@@ -9297,23 +8824,13 @@
           <w:lang w:val="en-US"/>
         </w:rPr>
       </w:pPr>
-      <w:proofErr w:type="gramStart"/>
-      <w:r>
-        <w:rPr>
-          <w:sz w:val="24"/>
-          <w:szCs w:val="22"/>
-          <w:lang w:val="en-US"/>
-        </w:rPr>
-        <w:t>doubleClick(</w:t>
-      </w:r>
-      <w:proofErr w:type="gramEnd"/>
-      <w:r>
-        <w:rPr>
-          <w:sz w:val="24"/>
-          <w:szCs w:val="22"/>
-          <w:lang w:val="en-US"/>
-        </w:rPr>
-        <w:t xml:space="preserve">) </w:t>
+      <w:r>
+        <w:rPr>
+          <w:sz w:val="24"/>
+          <w:szCs w:val="22"/>
+          <w:lang w:val="en-US"/>
+        </w:rPr>
+        <w:t xml:space="preserve">doubleClick() </w:t>
       </w:r>
       <w:r>
         <w:rPr>
@@ -9395,25 +8912,7 @@
           <w:szCs w:val="22"/>
           <w:lang w:val="en-US"/>
         </w:rPr>
-        <w:t xml:space="preserve">It is testing framework which will make automation testing more </w:t>
-      </w:r>
-      <w:proofErr w:type="gramStart"/>
-      <w:r>
-        <w:rPr>
-          <w:sz w:val="24"/>
-          <w:szCs w:val="22"/>
-          <w:lang w:val="en-US"/>
-        </w:rPr>
-        <w:t>easy</w:t>
-      </w:r>
-      <w:proofErr w:type="gramEnd"/>
-      <w:r>
-        <w:rPr>
-          <w:sz w:val="24"/>
-          <w:szCs w:val="22"/>
-          <w:lang w:val="en-US"/>
-        </w:rPr>
-        <w:t>.</w:t>
+        <w:t>It is testing framework which will make automation testing more easy.</w:t>
       </w:r>
     </w:p>
     <w:p>
@@ -10201,7 +9700,6 @@
         </w:rPr>
         <w:t xml:space="preserve"> This is the method that will get executed </w:t>
       </w:r>
-      <w:proofErr w:type="gramStart"/>
       <w:r>
         <w:rPr>
           <w:b/>
@@ -10210,18 +9708,7 @@
           <w:szCs w:val="22"/>
           <w:lang w:val="en-US"/>
         </w:rPr>
-        <w:t>Only</w:t>
-      </w:r>
-      <w:proofErr w:type="gramEnd"/>
-      <w:r>
-        <w:rPr>
-          <w:b/>
-          <w:bCs/>
-          <w:sz w:val="24"/>
-          <w:szCs w:val="22"/>
-          <w:lang w:val="en-US"/>
-        </w:rPr>
-        <w:t xml:space="preserve"> once After executing last test case.</w:t>
+        <w:t>Only once After executing last test case.</w:t>
       </w:r>
     </w:p>
     <w:p>
@@ -11263,10 +10750,157 @@
           <w:szCs w:val="22"/>
           <w:lang w:val="en-US"/>
         </w:rPr>
-        <w:t xml:space="preserve"> (Without </w:t>
-      </w:r>
-      <w:proofErr w:type="spellStart"/>
-      <w:r>
+        <w:t xml:space="preserve"> (Without ArcheType)</w:t>
+      </w:r>
+    </w:p>
+    <w:p>
+      <w:pPr>
+        <w:pStyle w:val="ListParagraph"/>
+        <w:numPr>
+          <w:ilvl w:val="0"/>
+          <w:numId w:val="38"/>
+        </w:numPr>
+        <w:rPr>
+          <w:sz w:val="24"/>
+          <w:szCs w:val="22"/>
+          <w:lang w:val="en-US"/>
+        </w:rPr>
+      </w:pPr>
+      <w:r>
+        <w:rPr>
+          <w:sz w:val="24"/>
+          <w:szCs w:val="22"/>
+          <w:lang w:val="en-US"/>
+        </w:rPr>
+        <w:t xml:space="preserve">File </w:t>
+      </w:r>
+      <w:r>
+        <w:rPr>
+          <w:sz w:val="24"/>
+          <w:szCs w:val="22"/>
+          <w:lang w:val="en-US"/>
+        </w:rPr>
+        <w:sym w:font="Wingdings" w:char="F0E0"/>
+      </w:r>
+      <w:r>
+        <w:rPr>
+          <w:sz w:val="24"/>
+          <w:szCs w:val="22"/>
+          <w:lang w:val="en-US"/>
+        </w:rPr>
+        <w:t xml:space="preserve"> New </w:t>
+      </w:r>
+      <w:r>
+        <w:rPr>
+          <w:sz w:val="24"/>
+          <w:szCs w:val="22"/>
+          <w:lang w:val="en-US"/>
+        </w:rPr>
+        <w:sym w:font="Wingdings" w:char="F0E0"/>
+      </w:r>
+      <w:r>
+        <w:rPr>
+          <w:sz w:val="24"/>
+          <w:szCs w:val="22"/>
+          <w:lang w:val="en-US"/>
+        </w:rPr>
+        <w:t xml:space="preserve"> Maven Project</w:t>
+      </w:r>
+    </w:p>
+    <w:p>
+      <w:pPr>
+        <w:pStyle w:val="ListParagraph"/>
+        <w:numPr>
+          <w:ilvl w:val="0"/>
+          <w:numId w:val="38"/>
+        </w:numPr>
+        <w:rPr>
+          <w:sz w:val="24"/>
+          <w:szCs w:val="22"/>
+          <w:lang w:val="en-US"/>
+        </w:rPr>
+      </w:pPr>
+      <w:r>
+        <w:rPr>
+          <w:sz w:val="24"/>
+          <w:szCs w:val="22"/>
+          <w:lang w:val="en-US"/>
+        </w:rPr>
+        <w:t>Select 1</w:t>
+      </w:r>
+      <w:r>
+        <w:rPr>
+          <w:sz w:val="24"/>
+          <w:szCs w:val="22"/>
+          <w:vertAlign w:val="superscript"/>
+          <w:lang w:val="en-US"/>
+        </w:rPr>
+        <w:t>st</w:t>
+      </w:r>
+      <w:r>
+        <w:rPr>
+          <w:sz w:val="24"/>
+          <w:szCs w:val="22"/>
+          <w:lang w:val="en-US"/>
+        </w:rPr>
+        <w:t xml:space="preserve"> checkbox</w:t>
+      </w:r>
+    </w:p>
+    <w:p>
+      <w:pPr>
+        <w:pStyle w:val="ListParagraph"/>
+        <w:numPr>
+          <w:ilvl w:val="0"/>
+          <w:numId w:val="38"/>
+        </w:numPr>
+        <w:rPr>
+          <w:sz w:val="24"/>
+          <w:szCs w:val="22"/>
+          <w:lang w:val="en-US"/>
+        </w:rPr>
+      </w:pPr>
+      <w:r>
+        <w:rPr>
+          <w:sz w:val="24"/>
+          <w:szCs w:val="22"/>
+          <w:lang w:val="en-US"/>
+        </w:rPr>
+        <w:t>Enter Group Id &amp; Artifact Id</w:t>
+      </w:r>
+    </w:p>
+    <w:p>
+      <w:pPr>
+        <w:pStyle w:val="ListParagraph"/>
+        <w:numPr>
+          <w:ilvl w:val="0"/>
+          <w:numId w:val="38"/>
+        </w:numPr>
+        <w:rPr>
+          <w:sz w:val="24"/>
+          <w:szCs w:val="22"/>
+          <w:lang w:val="en-US"/>
+        </w:rPr>
+      </w:pPr>
+      <w:r>
+        <w:rPr>
+          <w:sz w:val="24"/>
+          <w:szCs w:val="22"/>
+          <w:lang w:val="en-US"/>
+        </w:rPr>
+        <w:t>Click on Finish</w:t>
+      </w:r>
+    </w:p>
+    <w:p>
+      <w:pPr>
+        <w:rPr>
+          <w:sz w:val="24"/>
+          <w:szCs w:val="22"/>
+          <w:lang w:val="en-US"/>
+        </w:rPr>
+      </w:pPr>
+    </w:p>
+    <w:p>
+      <w:pPr>
         <w:rPr>
           <w:b/>
           <w:bCs/>
@@ -11274,9 +10908,7 @@
           <w:szCs w:val="22"/>
           <w:lang w:val="en-US"/>
         </w:rPr>
-        <w:t>ArcheType</w:t>
-      </w:r>
-      <w:proofErr w:type="spellEnd"/>
+      </w:pPr>
       <w:r>
         <w:rPr>
           <w:b/>
@@ -11285,15 +10917,15 @@
           <w:szCs w:val="22"/>
           <w:lang w:val="en-US"/>
         </w:rPr>
-        <w:t>)</w:t>
-      </w:r>
-    </w:p>
-    <w:p>
-      <w:pPr>
-        <w:pStyle w:val="ListParagraph"/>
-        <w:numPr>
-          <w:ilvl w:val="0"/>
-          <w:numId w:val="38"/>
+        <w:t>Creating Maven Project (With Archetype)</w:t>
+      </w:r>
+    </w:p>
+    <w:p>
+      <w:pPr>
+        <w:pStyle w:val="ListParagraph"/>
+        <w:numPr>
+          <w:ilvl w:val="0"/>
+          <w:numId w:val="40"/>
         </w:numPr>
         <w:rPr>
           <w:sz w:val="24"/>
@@ -11347,21 +10979,21 @@
         <w:pStyle w:val="ListParagraph"/>
         <w:numPr>
           <w:ilvl w:val="0"/>
-          <w:numId w:val="38"/>
-        </w:numPr>
-        <w:rPr>
-          <w:sz w:val="24"/>
-          <w:szCs w:val="22"/>
-          <w:lang w:val="en-US"/>
-        </w:rPr>
-      </w:pPr>
-      <w:r>
-        <w:rPr>
-          <w:sz w:val="24"/>
-          <w:szCs w:val="22"/>
-          <w:lang w:val="en-US"/>
-        </w:rPr>
-        <w:t>Select 1</w:t>
+          <w:numId w:val="40"/>
+        </w:numPr>
+        <w:rPr>
+          <w:sz w:val="24"/>
+          <w:szCs w:val="22"/>
+          <w:lang w:val="en-US"/>
+        </w:rPr>
+      </w:pPr>
+      <w:r>
+        <w:rPr>
+          <w:sz w:val="24"/>
+          <w:szCs w:val="22"/>
+          <w:lang w:val="en-US"/>
+        </w:rPr>
+        <w:t>Select 3</w:t>
       </w:r>
       <w:r>
         <w:rPr>
@@ -11370,89 +11002,15 @@
           <w:vertAlign w:val="superscript"/>
           <w:lang w:val="en-US"/>
         </w:rPr>
-        <w:t>st</w:t>
-      </w:r>
-      <w:r>
-        <w:rPr>
-          <w:sz w:val="24"/>
-          <w:szCs w:val="22"/>
-          <w:lang w:val="en-US"/>
-        </w:rPr>
-        <w:t xml:space="preserve"> checkbox</w:t>
-      </w:r>
-    </w:p>
-    <w:p>
-      <w:pPr>
-        <w:pStyle w:val="ListParagraph"/>
-        <w:numPr>
-          <w:ilvl w:val="0"/>
-          <w:numId w:val="38"/>
-        </w:numPr>
-        <w:rPr>
-          <w:sz w:val="24"/>
-          <w:szCs w:val="22"/>
-          <w:lang w:val="en-US"/>
-        </w:rPr>
-      </w:pPr>
-      <w:r>
-        <w:rPr>
-          <w:sz w:val="24"/>
-          <w:szCs w:val="22"/>
-          <w:lang w:val="en-US"/>
-        </w:rPr>
-        <w:t>Enter Group Id &amp; Artifact Id</w:t>
-      </w:r>
-    </w:p>
-    <w:p>
-      <w:pPr>
-        <w:pStyle w:val="ListParagraph"/>
-        <w:numPr>
-          <w:ilvl w:val="0"/>
-          <w:numId w:val="38"/>
-        </w:numPr>
-        <w:rPr>
-          <w:sz w:val="24"/>
-          <w:szCs w:val="22"/>
-          <w:lang w:val="en-US"/>
-        </w:rPr>
-      </w:pPr>
-      <w:r>
-        <w:rPr>
-          <w:sz w:val="24"/>
-          <w:szCs w:val="22"/>
-          <w:lang w:val="en-US"/>
-        </w:rPr>
-        <w:t>Click on Finish</w:t>
-      </w:r>
-    </w:p>
-    <w:p>
-      <w:pPr>
-        <w:rPr>
-          <w:sz w:val="24"/>
-          <w:szCs w:val="22"/>
-          <w:lang w:val="en-US"/>
-        </w:rPr>
-      </w:pPr>
-    </w:p>
-    <w:p>
-      <w:pPr>
-        <w:rPr>
-          <w:b/>
-          <w:bCs/>
-          <w:sz w:val="24"/>
-          <w:szCs w:val="22"/>
-          <w:lang w:val="en-US"/>
-        </w:rPr>
-      </w:pPr>
-      <w:r>
-        <w:rPr>
-          <w:b/>
-          <w:bCs/>
-          <w:sz w:val="24"/>
-          <w:szCs w:val="22"/>
-          <w:lang w:val="en-US"/>
-        </w:rPr>
-        <w:t>Creating Maven Project (With Archetype)</w:t>
+        <w:t>rd</w:t>
+      </w:r>
+      <w:r>
+        <w:rPr>
+          <w:sz w:val="24"/>
+          <w:szCs w:val="22"/>
+          <w:lang w:val="en-US"/>
+        </w:rPr>
+        <w:t xml:space="preserve"> Checkbox (Add project to Working set)</w:t>
       </w:r>
     </w:p>
     <w:p>
@@ -11474,39 +11032,7 @@
           <w:szCs w:val="22"/>
           <w:lang w:val="en-US"/>
         </w:rPr>
-        <w:t xml:space="preserve">File </w:t>
-      </w:r>
-      <w:r>
-        <w:rPr>
-          <w:sz w:val="24"/>
-          <w:szCs w:val="22"/>
-          <w:lang w:val="en-US"/>
-        </w:rPr>
-        <w:sym w:font="Wingdings" w:char="F0E0"/>
-      </w:r>
-      <w:r>
-        <w:rPr>
-          <w:sz w:val="24"/>
-          <w:szCs w:val="22"/>
-          <w:lang w:val="en-US"/>
-        </w:rPr>
-        <w:t xml:space="preserve"> New </w:t>
-      </w:r>
-      <w:r>
-        <w:rPr>
-          <w:sz w:val="24"/>
-          <w:szCs w:val="22"/>
-          <w:lang w:val="en-US"/>
-        </w:rPr>
-        <w:sym w:font="Wingdings" w:char="F0E0"/>
-      </w:r>
-      <w:r>
-        <w:rPr>
-          <w:sz w:val="24"/>
-          <w:szCs w:val="22"/>
-          <w:lang w:val="en-US"/>
-        </w:rPr>
-        <w:t xml:space="preserve"> Maven Project</w:t>
+        <w:t>Click on Next</w:t>
       </w:r>
     </w:p>
     <w:p>
@@ -11528,79 +11054,8 @@
           <w:szCs w:val="22"/>
           <w:lang w:val="en-US"/>
         </w:rPr>
-        <w:t>Select 3</w:t>
-      </w:r>
-      <w:r>
-        <w:rPr>
-          <w:sz w:val="24"/>
-          <w:szCs w:val="22"/>
-          <w:vertAlign w:val="superscript"/>
-          <w:lang w:val="en-US"/>
-        </w:rPr>
-        <w:t>rd</w:t>
-      </w:r>
-      <w:r>
-        <w:rPr>
-          <w:sz w:val="24"/>
-          <w:szCs w:val="22"/>
-          <w:lang w:val="en-US"/>
-        </w:rPr>
-        <w:t xml:space="preserve"> Checkbox (Add project to Working set)</w:t>
-      </w:r>
-    </w:p>
-    <w:p>
-      <w:pPr>
-        <w:pStyle w:val="ListParagraph"/>
-        <w:numPr>
-          <w:ilvl w:val="0"/>
-          <w:numId w:val="40"/>
-        </w:numPr>
-        <w:rPr>
-          <w:sz w:val="24"/>
-          <w:szCs w:val="22"/>
-          <w:lang w:val="en-US"/>
-        </w:rPr>
-      </w:pPr>
-      <w:r>
-        <w:rPr>
-          <w:sz w:val="24"/>
-          <w:szCs w:val="22"/>
-          <w:lang w:val="en-US"/>
-        </w:rPr>
-        <w:t>Click on Next</w:t>
-      </w:r>
-    </w:p>
-    <w:p>
-      <w:pPr>
-        <w:pStyle w:val="ListParagraph"/>
-        <w:numPr>
-          <w:ilvl w:val="0"/>
-          <w:numId w:val="40"/>
-        </w:numPr>
-        <w:rPr>
-          <w:sz w:val="24"/>
-          <w:szCs w:val="22"/>
-          <w:lang w:val="en-US"/>
-        </w:rPr>
-      </w:pPr>
-      <w:r>
-        <w:rPr>
-          <w:sz w:val="24"/>
-          <w:szCs w:val="22"/>
-          <w:lang w:val="en-US"/>
-        </w:rPr>
-        <w:t>Search the archetype as Maven-archetype-</w:t>
-      </w:r>
-      <w:proofErr w:type="spellStart"/>
-      <w:r>
-        <w:rPr>
-          <w:sz w:val="24"/>
-          <w:szCs w:val="22"/>
-          <w:lang w:val="en-US"/>
-        </w:rPr>
-        <w:t>quickstart</w:t>
-      </w:r>
-      <w:proofErr w:type="spellEnd"/>
+        <w:t>Search the archetype as Maven-archetype-quickstart</w:t>
+      </w:r>
     </w:p>
     <w:p>
       <w:pPr>
@@ -11957,25 +11412,7 @@
           <w:szCs w:val="22"/>
           <w:lang w:val="en-US"/>
         </w:rPr>
-        <w:t xml:space="preserve">BA, QA team, </w:t>
-      </w:r>
-      <w:proofErr w:type="spellStart"/>
-      <w:r>
-        <w:rPr>
-          <w:sz w:val="24"/>
-          <w:szCs w:val="22"/>
-          <w:lang w:val="en-US"/>
-        </w:rPr>
-        <w:t>Dev</w:t>
-      </w:r>
-      <w:proofErr w:type="spellEnd"/>
-      <w:r>
-        <w:rPr>
-          <w:sz w:val="24"/>
-          <w:szCs w:val="22"/>
-          <w:lang w:val="en-US"/>
-        </w:rPr>
-        <w:t xml:space="preserve"> team will gather the requirements from client.</w:t>
+        <w:t>BA, QA team, Dev team will gather the requirements from client.</w:t>
       </w:r>
     </w:p>
     <w:p>
@@ -12708,25 +12145,7 @@
           <w:szCs w:val="22"/>
           <w:lang w:val="en-US"/>
         </w:rPr>
-        <w:t xml:space="preserve"> Used to avoid multiple </w:t>
-      </w:r>
-      <w:proofErr w:type="gramStart"/>
-      <w:r>
-        <w:rPr>
-          <w:sz w:val="24"/>
-          <w:szCs w:val="22"/>
-          <w:lang w:val="en-US"/>
-        </w:rPr>
-        <w:t>Given</w:t>
-      </w:r>
-      <w:proofErr w:type="gramEnd"/>
-      <w:r>
-        <w:rPr>
-          <w:sz w:val="24"/>
-          <w:szCs w:val="22"/>
-          <w:lang w:val="en-US"/>
-        </w:rPr>
-        <w:t xml:space="preserve"> statements for multiple scenarios.</w:t>
+        <w:t xml:space="preserve"> Used to avoid multiple Given statements for multiple scenarios.</w:t>
       </w:r>
     </w:p>
     <w:p>
@@ -13043,25 +12462,7 @@
           <w:szCs w:val="22"/>
           <w:lang w:val="en-US"/>
         </w:rPr>
-        <w:t xml:space="preserve">When </w:t>
-      </w:r>
-      <w:proofErr w:type="gramStart"/>
-      <w:r>
-        <w:rPr>
-          <w:sz w:val="24"/>
-          <w:szCs w:val="22"/>
-          <w:lang w:val="en-US"/>
-        </w:rPr>
-        <w:t>Capture</w:t>
-      </w:r>
-      <w:proofErr w:type="gramEnd"/>
-      <w:r>
-        <w:rPr>
-          <w:sz w:val="24"/>
-          <w:szCs w:val="22"/>
-          <w:lang w:val="en-US"/>
-        </w:rPr>
-        <w:t xml:space="preserve"> the title </w:t>
+        <w:t xml:space="preserve">When Capture the title </w:t>
       </w:r>
     </w:p>
     <w:p>
@@ -13316,25 +12717,7 @@
           <w:szCs w:val="22"/>
           <w:lang w:val="en-US"/>
         </w:rPr>
-        <w:t xml:space="preserve">When </w:t>
-      </w:r>
-      <w:proofErr w:type="gramStart"/>
-      <w:r>
-        <w:rPr>
-          <w:sz w:val="24"/>
-          <w:szCs w:val="22"/>
-          <w:lang w:val="en-US"/>
-        </w:rPr>
-        <w:t>Enter</w:t>
-      </w:r>
-      <w:proofErr w:type="gramEnd"/>
-      <w:r>
-        <w:rPr>
-          <w:sz w:val="24"/>
-          <w:szCs w:val="22"/>
-          <w:lang w:val="en-US"/>
-        </w:rPr>
-        <w:t xml:space="preserve"> text to search in search box</w:t>
+        <w:t>When Enter text to search in search box</w:t>
       </w:r>
     </w:p>
     <w:p>
@@ -13368,25 +12751,7 @@
           <w:szCs w:val="22"/>
           <w:lang w:val="en-US"/>
         </w:rPr>
-        <w:t xml:space="preserve">Then </w:t>
-      </w:r>
-      <w:proofErr w:type="gramStart"/>
-      <w:r>
-        <w:rPr>
-          <w:sz w:val="24"/>
-          <w:szCs w:val="22"/>
-          <w:lang w:val="en-US"/>
-        </w:rPr>
-        <w:t>A</w:t>
-      </w:r>
-      <w:proofErr w:type="gramEnd"/>
-      <w:r>
-        <w:rPr>
-          <w:sz w:val="24"/>
-          <w:szCs w:val="22"/>
-          <w:lang w:val="en-US"/>
-        </w:rPr>
-        <w:t xml:space="preserve"> valid search result should display</w:t>
+        <w:t>Then A valid search result should display</w:t>
       </w:r>
     </w:p>
     <w:p>
@@ -13515,8 +12880,228 @@
         </w:rPr>
         <w:t>Every tag starts with @</w:t>
       </w:r>
+    </w:p>
+    <w:p>
+      <w:pPr>
+        <w:rPr>
+          <w:sz w:val="24"/>
+          <w:szCs w:val="22"/>
+          <w:lang w:val="en-US"/>
+        </w:rPr>
+      </w:pPr>
+    </w:p>
+    <w:p>
+      <w:pPr>
+        <w:rPr>
+          <w:b/>
+          <w:bCs/>
+          <w:sz w:val="24"/>
+          <w:szCs w:val="22"/>
+          <w:lang w:val="en-US"/>
+        </w:rPr>
+      </w:pPr>
+      <w:r>
+        <w:rPr>
+          <w:b/>
+          <w:bCs/>
+          <w:sz w:val="24"/>
+          <w:szCs w:val="22"/>
+          <w:lang w:val="en-US"/>
+        </w:rPr>
+        <w:lastRenderedPageBreak/>
+        <w:t>Hooks in Cucumber</w:t>
+      </w:r>
+    </w:p>
+    <w:p>
+      <w:pPr>
+        <w:pStyle w:val="ListParagraph"/>
+        <w:numPr>
+          <w:ilvl w:val="0"/>
+          <w:numId w:val="47"/>
+        </w:numPr>
+        <w:rPr>
+          <w:sz w:val="24"/>
+          <w:szCs w:val="22"/>
+          <w:lang w:val="en-US"/>
+        </w:rPr>
+      </w:pPr>
+      <w:r>
+        <w:rPr>
+          <w:sz w:val="24"/>
+          <w:szCs w:val="22"/>
+          <w:lang w:val="en-US"/>
+        </w:rPr>
+        <w:t>Special methods that get executed before and after every scenario.</w:t>
+      </w:r>
+    </w:p>
+    <w:p>
+      <w:pPr>
+        <w:pStyle w:val="ListParagraph"/>
+        <w:numPr>
+          <w:ilvl w:val="0"/>
+          <w:numId w:val="47"/>
+        </w:numPr>
+        <w:rPr>
+          <w:sz w:val="24"/>
+          <w:szCs w:val="22"/>
+          <w:lang w:val="en-US"/>
+        </w:rPr>
+      </w:pPr>
+      <w:r>
+        <w:rPr>
+          <w:sz w:val="24"/>
+          <w:szCs w:val="22"/>
+          <w:lang w:val="en-US"/>
+        </w:rPr>
+        <w:t>Hooks are never the part of Feature file or Runner class</w:t>
+      </w:r>
+    </w:p>
+    <w:p>
+      <w:pPr>
+        <w:pStyle w:val="ListParagraph"/>
+        <w:numPr>
+          <w:ilvl w:val="0"/>
+          <w:numId w:val="47"/>
+        </w:numPr>
+        <w:rPr>
+          <w:sz w:val="24"/>
+          <w:szCs w:val="22"/>
+          <w:lang w:val="en-US"/>
+        </w:rPr>
+      </w:pPr>
+      <w:r>
+        <w:rPr>
+          <w:sz w:val="24"/>
+          <w:szCs w:val="22"/>
+          <w:lang w:val="en-US"/>
+        </w:rPr>
+        <w:t>Cucumber supports 2 hooks</w:t>
+      </w:r>
+    </w:p>
+    <w:p>
+      <w:pPr>
+        <w:pStyle w:val="ListParagraph"/>
+        <w:numPr>
+          <w:ilvl w:val="1"/>
+          <w:numId w:val="47"/>
+        </w:numPr>
+        <w:rPr>
+          <w:sz w:val="24"/>
+          <w:szCs w:val="22"/>
+          <w:lang w:val="en-US"/>
+        </w:rPr>
+      </w:pPr>
+      <w:r>
+        <w:rPr>
+          <w:sz w:val="24"/>
+          <w:szCs w:val="22"/>
+          <w:lang w:val="en-US"/>
+        </w:rPr>
+        <w:t xml:space="preserve">@Before </w:t>
+      </w:r>
+      <w:r>
+        <w:rPr>
+          <w:sz w:val="24"/>
+          <w:szCs w:val="22"/>
+          <w:lang w:val="en-US"/>
+        </w:rPr>
+        <w:sym w:font="Wingdings" w:char="F0E0"/>
+      </w:r>
+      <w:r>
+        <w:rPr>
+          <w:sz w:val="24"/>
+          <w:szCs w:val="22"/>
+          <w:lang w:val="en-US"/>
+        </w:rPr>
+        <w:t xml:space="preserve"> Executes </w:t>
+      </w:r>
+      <w:r>
+        <w:rPr>
+          <w:b/>
+          <w:bCs/>
+          <w:sz w:val="24"/>
+          <w:szCs w:val="22"/>
+          <w:lang w:val="en-US"/>
+        </w:rPr>
+        <w:t>before every scenario</w:t>
+      </w:r>
+    </w:p>
+    <w:p>
+      <w:pPr>
+        <w:pStyle w:val="ListParagraph"/>
+        <w:numPr>
+          <w:ilvl w:val="1"/>
+          <w:numId w:val="47"/>
+        </w:numPr>
+        <w:rPr>
+          <w:sz w:val="24"/>
+          <w:szCs w:val="22"/>
+          <w:lang w:val="en-US"/>
+        </w:rPr>
+      </w:pPr>
+      <w:r>
+        <w:rPr>
+          <w:sz w:val="24"/>
+          <w:szCs w:val="22"/>
+          <w:lang w:val="en-US"/>
+        </w:rPr>
+        <w:t xml:space="preserve">@After </w:t>
+      </w:r>
+      <w:r>
+        <w:rPr>
+          <w:sz w:val="24"/>
+          <w:szCs w:val="22"/>
+          <w:lang w:val="en-US"/>
+        </w:rPr>
+        <w:sym w:font="Wingdings" w:char="F0E0"/>
+      </w:r>
+      <w:r>
+        <w:rPr>
+          <w:sz w:val="24"/>
+          <w:szCs w:val="22"/>
+          <w:lang w:val="en-US"/>
+        </w:rPr>
+        <w:t xml:space="preserve"> Executed</w:t>
+      </w:r>
+      <w:r>
+        <w:rPr>
+          <w:b/>
+          <w:bCs/>
+          <w:sz w:val="24"/>
+          <w:szCs w:val="22"/>
+          <w:lang w:val="en-US"/>
+        </w:rPr>
+        <w:t xml:space="preserve"> after every scenario</w:t>
+      </w:r>
+    </w:p>
+    <w:p>
+      <w:pPr>
+        <w:rPr>
+          <w:sz w:val="24"/>
+          <w:szCs w:val="22"/>
+          <w:lang w:val="en-US"/>
+        </w:rPr>
+      </w:pPr>
+    </w:p>
+    <w:p>
+      <w:pPr>
+        <w:rPr>
+          <w:sz w:val="24"/>
+          <w:szCs w:val="22"/>
+          <w:lang w:val="en-US"/>
+        </w:rPr>
+      </w:pPr>
       <w:bookmarkStart w:id="0" w:name="_GoBack"/>
       <w:bookmarkEnd w:id="0"/>
+    </w:p>
+    <w:p>
+      <w:pPr>
+        <w:rPr>
+          <w:sz w:val="24"/>
+          <w:szCs w:val="22"/>
+          <w:lang w:val="en-US"/>
+        </w:rPr>
+      </w:pPr>
     </w:p>
     <w:sectPr>
       <w:pgSz w:w="11906" w:h="16838"/>
@@ -16150,6 +15735,119 @@
     </w:lvl>
   </w:abstractNum>
   <w:abstractNum w:abstractNumId="27">
+    <w:nsid w:val="469C10FF"/>
+    <w:multiLevelType w:val="hybridMultilevel"/>
+    <w:tmpl w:val="768449CA"/>
+    <w:lvl w:ilvl="0" w:tplc="40090001">
+      <w:start w:val="1"/>
+      <w:numFmt w:val="bullet"/>
+      <w:lvlText w:val=""/>
+      <w:lvlJc w:val="left"/>
+      <w:pPr>
+        <w:ind w:left="720" w:hanging="360"/>
+      </w:pPr>
+      <w:rPr>
+        <w:rFonts w:ascii="Symbol" w:hAnsi="Symbol" w:hint="default"/>
+      </w:rPr>
+    </w:lvl>
+    <w:lvl w:ilvl="1" w:tplc="40090003">
+      <w:start w:val="1"/>
+      <w:numFmt w:val="bullet"/>
+      <w:lvlText w:val="o"/>
+      <w:lvlJc w:val="left"/>
+      <w:pPr>
+        <w:ind w:left="1440" w:hanging="360"/>
+      </w:pPr>
+      <w:rPr>
+        <w:rFonts w:ascii="Courier New" w:hAnsi="Courier New" w:cs="Courier New" w:hint="default"/>
+      </w:rPr>
+    </w:lvl>
+    <w:lvl w:ilvl="2" w:tplc="40090005" w:tentative="1">
+      <w:start w:val="1"/>
+      <w:numFmt w:val="bullet"/>
+      <w:lvlText w:val=""/>
+      <w:lvlJc w:val="left"/>
+      <w:pPr>
+        <w:ind w:left="2160" w:hanging="360"/>
+      </w:pPr>
+      <w:rPr>
+        <w:rFonts w:ascii="Wingdings" w:hAnsi="Wingdings" w:hint="default"/>
+      </w:rPr>
+    </w:lvl>
+    <w:lvl w:ilvl="3" w:tplc="40090001" w:tentative="1">
+      <w:start w:val="1"/>
+      <w:numFmt w:val="bullet"/>
+      <w:lvlText w:val=""/>
+      <w:lvlJc w:val="left"/>
+      <w:pPr>
+        <w:ind w:left="2880" w:hanging="360"/>
+      </w:pPr>
+      <w:rPr>
+        <w:rFonts w:ascii="Symbol" w:hAnsi="Symbol" w:hint="default"/>
+      </w:rPr>
+    </w:lvl>
+    <w:lvl w:ilvl="4" w:tplc="40090003" w:tentative="1">
+      <w:start w:val="1"/>
+      <w:numFmt w:val="bullet"/>
+      <w:lvlText w:val="o"/>
+      <w:lvlJc w:val="left"/>
+      <w:pPr>
+        <w:ind w:left="3600" w:hanging="360"/>
+      </w:pPr>
+      <w:rPr>
+        <w:rFonts w:ascii="Courier New" w:hAnsi="Courier New" w:cs="Courier New" w:hint="default"/>
+      </w:rPr>
+    </w:lvl>
+    <w:lvl w:ilvl="5" w:tplc="40090005" w:tentative="1">
+      <w:start w:val="1"/>
+      <w:numFmt w:val="bullet"/>
+      <w:lvlText w:val=""/>
+      <w:lvlJc w:val="left"/>
+      <w:pPr>
+        <w:ind w:left="4320" w:hanging="360"/>
+      </w:pPr>
+      <w:rPr>
+        <w:rFonts w:ascii="Wingdings" w:hAnsi="Wingdings" w:hint="default"/>
+      </w:rPr>
+    </w:lvl>
+    <w:lvl w:ilvl="6" w:tplc="40090001" w:tentative="1">
+      <w:start w:val="1"/>
+      <w:numFmt w:val="bullet"/>
+      <w:lvlText w:val=""/>
+      <w:lvlJc w:val="left"/>
+      <w:pPr>
+        <w:ind w:left="5040" w:hanging="360"/>
+      </w:pPr>
+      <w:rPr>
+        <w:rFonts w:ascii="Symbol" w:hAnsi="Symbol" w:hint="default"/>
+      </w:rPr>
+    </w:lvl>
+    <w:lvl w:ilvl="7" w:tplc="40090003" w:tentative="1">
+      <w:start w:val="1"/>
+      <w:numFmt w:val="bullet"/>
+      <w:lvlText w:val="o"/>
+      <w:lvlJc w:val="left"/>
+      <w:pPr>
+        <w:ind w:left="5760" w:hanging="360"/>
+      </w:pPr>
+      <w:rPr>
+        <w:rFonts w:ascii="Courier New" w:hAnsi="Courier New" w:cs="Courier New" w:hint="default"/>
+      </w:rPr>
+    </w:lvl>
+    <w:lvl w:ilvl="8" w:tplc="40090005" w:tentative="1">
+      <w:start w:val="1"/>
+      <w:numFmt w:val="bullet"/>
+      <w:lvlText w:val=""/>
+      <w:lvlJc w:val="left"/>
+      <w:pPr>
+        <w:ind w:left="6480" w:hanging="360"/>
+      </w:pPr>
+      <w:rPr>
+        <w:rFonts w:ascii="Wingdings" w:hAnsi="Wingdings" w:hint="default"/>
+      </w:rPr>
+    </w:lvl>
+  </w:abstractNum>
+  <w:abstractNum w:abstractNumId="28">
     <w:nsid w:val="4B45536D"/>
     <w:multiLevelType w:val="hybridMultilevel"/>
     <w:tmpl w:val="0B3449C8"/>
@@ -16238,7 +15936,7 @@
       </w:pPr>
     </w:lvl>
   </w:abstractNum>
-  <w:abstractNum w:abstractNumId="28">
+  <w:abstractNum w:abstractNumId="29">
     <w:nsid w:val="4D236C02"/>
     <w:multiLevelType w:val="hybridMultilevel"/>
     <w:tmpl w:val="CBFADF28"/>
@@ -16351,7 +16049,7 @@
       </w:rPr>
     </w:lvl>
   </w:abstractNum>
-  <w:abstractNum w:abstractNumId="29">
+  <w:abstractNum w:abstractNumId="30">
     <w:nsid w:val="4FC02C6C"/>
     <w:multiLevelType w:val="hybridMultilevel"/>
     <w:tmpl w:val="05D2B08E"/>
@@ -16440,7 +16138,7 @@
       </w:pPr>
     </w:lvl>
   </w:abstractNum>
-  <w:abstractNum w:abstractNumId="30">
+  <w:abstractNum w:abstractNumId="31">
     <w:nsid w:val="509939C1"/>
     <w:multiLevelType w:val="hybridMultilevel"/>
     <w:tmpl w:val="BD90E928"/>
@@ -16529,7 +16227,7 @@
       </w:pPr>
     </w:lvl>
   </w:abstractNum>
-  <w:abstractNum w:abstractNumId="31">
+  <w:abstractNum w:abstractNumId="32">
     <w:nsid w:val="52B52268"/>
     <w:multiLevelType w:val="hybridMultilevel"/>
     <w:tmpl w:val="331AF78C"/>
@@ -16642,7 +16340,7 @@
       </w:rPr>
     </w:lvl>
   </w:abstractNum>
-  <w:abstractNum w:abstractNumId="32">
+  <w:abstractNum w:abstractNumId="33">
     <w:nsid w:val="55D92B24"/>
     <w:multiLevelType w:val="hybridMultilevel"/>
     <w:tmpl w:val="9BCED27C"/>
@@ -16755,7 +16453,7 @@
       </w:rPr>
     </w:lvl>
   </w:abstractNum>
-  <w:abstractNum w:abstractNumId="33">
+  <w:abstractNum w:abstractNumId="34">
     <w:nsid w:val="57564656"/>
     <w:multiLevelType w:val="hybridMultilevel"/>
     <w:tmpl w:val="3E1C27F6"/>
@@ -16868,7 +16566,7 @@
       </w:rPr>
     </w:lvl>
   </w:abstractNum>
-  <w:abstractNum w:abstractNumId="34">
+  <w:abstractNum w:abstractNumId="35">
     <w:nsid w:val="61A962B8"/>
     <w:multiLevelType w:val="hybridMultilevel"/>
     <w:tmpl w:val="5EDC7138"/>
@@ -16957,7 +16655,7 @@
       </w:pPr>
     </w:lvl>
   </w:abstractNum>
-  <w:abstractNum w:abstractNumId="35">
+  <w:abstractNum w:abstractNumId="36">
     <w:nsid w:val="69867F0D"/>
     <w:multiLevelType w:val="hybridMultilevel"/>
     <w:tmpl w:val="EAF8E468"/>
@@ -17046,7 +16744,7 @@
       </w:pPr>
     </w:lvl>
   </w:abstractNum>
-  <w:abstractNum w:abstractNumId="36">
+  <w:abstractNum w:abstractNumId="37">
     <w:nsid w:val="6E5A4342"/>
     <w:multiLevelType w:val="hybridMultilevel"/>
     <w:tmpl w:val="414440E6"/>
@@ -17135,7 +16833,7 @@
       </w:pPr>
     </w:lvl>
   </w:abstractNum>
-  <w:abstractNum w:abstractNumId="37">
+  <w:abstractNum w:abstractNumId="38">
     <w:nsid w:val="6F0A1BD2"/>
     <w:multiLevelType w:val="hybridMultilevel"/>
     <w:tmpl w:val="EF7884CC"/>
@@ -17248,7 +16946,7 @@
       </w:rPr>
     </w:lvl>
   </w:abstractNum>
-  <w:abstractNum w:abstractNumId="38">
+  <w:abstractNum w:abstractNumId="39">
     <w:nsid w:val="6FC368C3"/>
     <w:multiLevelType w:val="hybridMultilevel"/>
     <w:tmpl w:val="F892BAB0"/>
@@ -17337,7 +17035,7 @@
       </w:pPr>
     </w:lvl>
   </w:abstractNum>
-  <w:abstractNum w:abstractNumId="39">
+  <w:abstractNum w:abstractNumId="40">
     <w:nsid w:val="716E4BD9"/>
     <w:multiLevelType w:val="hybridMultilevel"/>
     <w:tmpl w:val="2916BD50"/>
@@ -17450,7 +17148,7 @@
       </w:rPr>
     </w:lvl>
   </w:abstractNum>
-  <w:abstractNum w:abstractNumId="40">
+  <w:abstractNum w:abstractNumId="41">
     <w:nsid w:val="729D49A6"/>
     <w:multiLevelType w:val="hybridMultilevel"/>
     <w:tmpl w:val="212E6380"/>
@@ -17539,7 +17237,7 @@
       </w:pPr>
     </w:lvl>
   </w:abstractNum>
-  <w:abstractNum w:abstractNumId="41">
+  <w:abstractNum w:abstractNumId="42">
     <w:nsid w:val="72E5107C"/>
     <w:multiLevelType w:val="hybridMultilevel"/>
     <w:tmpl w:val="30BE3018"/>
@@ -17628,7 +17326,7 @@
       </w:pPr>
     </w:lvl>
   </w:abstractNum>
-  <w:abstractNum w:abstractNumId="42">
+  <w:abstractNum w:abstractNumId="43">
     <w:nsid w:val="7B1473D2"/>
     <w:multiLevelType w:val="hybridMultilevel"/>
     <w:tmpl w:val="78F6F478"/>
@@ -17717,7 +17415,7 @@
       </w:pPr>
     </w:lvl>
   </w:abstractNum>
-  <w:abstractNum w:abstractNumId="43">
+  <w:abstractNum w:abstractNumId="44">
     <w:nsid w:val="7C1B7A62"/>
     <w:multiLevelType w:val="hybridMultilevel"/>
     <w:tmpl w:val="A1EEB68C"/>
@@ -17830,7 +17528,7 @@
       </w:rPr>
     </w:lvl>
   </w:abstractNum>
-  <w:abstractNum w:abstractNumId="44">
+  <w:abstractNum w:abstractNumId="45">
     <w:nsid w:val="7E0C5E33"/>
     <w:multiLevelType w:val="hybridMultilevel"/>
     <w:tmpl w:val="17A20342"/>
@@ -17919,7 +17617,7 @@
       </w:pPr>
     </w:lvl>
   </w:abstractNum>
-  <w:abstractNum w:abstractNumId="45">
+  <w:abstractNum w:abstractNumId="46">
     <w:nsid w:val="7EEF6783"/>
     <w:multiLevelType w:val="hybridMultilevel"/>
     <w:tmpl w:val="2292AFAC"/>
@@ -18015,10 +17713,10 @@
     <w:abstractNumId w:val="9"/>
   </w:num>
   <w:num w:numId="3">
-    <w:abstractNumId w:val="43"/>
+    <w:abstractNumId w:val="44"/>
   </w:num>
   <w:num w:numId="4">
-    <w:abstractNumId w:val="32"/>
+    <w:abstractNumId w:val="33"/>
   </w:num>
   <w:num w:numId="5">
     <w:abstractNumId w:val="20"/>
@@ -18027,10 +17725,10 @@
     <w:abstractNumId w:val="10"/>
   </w:num>
   <w:num w:numId="7">
-    <w:abstractNumId w:val="28"/>
+    <w:abstractNumId w:val="29"/>
   </w:num>
   <w:num w:numId="8">
-    <w:abstractNumId w:val="33"/>
+    <w:abstractNumId w:val="34"/>
   </w:num>
   <w:num w:numId="9">
     <w:abstractNumId w:val="15"/>
@@ -18048,40 +17746,40 @@
     <w:abstractNumId w:val="2"/>
   </w:num>
   <w:num w:numId="14">
-    <w:abstractNumId w:val="27"/>
+    <w:abstractNumId w:val="28"/>
   </w:num>
   <w:num w:numId="15">
-    <w:abstractNumId w:val="45"/>
+    <w:abstractNumId w:val="46"/>
   </w:num>
   <w:num w:numId="16">
     <w:abstractNumId w:val="16"/>
   </w:num>
   <w:num w:numId="17">
-    <w:abstractNumId w:val="37"/>
+    <w:abstractNumId w:val="38"/>
   </w:num>
   <w:num w:numId="18">
     <w:abstractNumId w:val="1"/>
   </w:num>
   <w:num w:numId="19">
-    <w:abstractNumId w:val="44"/>
+    <w:abstractNumId w:val="45"/>
   </w:num>
   <w:num w:numId="20">
-    <w:abstractNumId w:val="34"/>
+    <w:abstractNumId w:val="35"/>
   </w:num>
   <w:num w:numId="21">
-    <w:abstractNumId w:val="31"/>
+    <w:abstractNumId w:val="32"/>
   </w:num>
   <w:num w:numId="22">
     <w:abstractNumId w:val="3"/>
   </w:num>
   <w:num w:numId="23">
-    <w:abstractNumId w:val="40"/>
+    <w:abstractNumId w:val="41"/>
   </w:num>
   <w:num w:numId="24">
-    <w:abstractNumId w:val="29"/>
+    <w:abstractNumId w:val="30"/>
   </w:num>
   <w:num w:numId="25">
-    <w:abstractNumId w:val="36"/>
+    <w:abstractNumId w:val="37"/>
   </w:num>
   <w:num w:numId="26">
     <w:abstractNumId w:val="19"/>
@@ -18090,13 +17788,13 @@
     <w:abstractNumId w:val="14"/>
   </w:num>
   <w:num w:numId="28">
-    <w:abstractNumId w:val="41"/>
+    <w:abstractNumId w:val="42"/>
   </w:num>
   <w:num w:numId="29">
     <w:abstractNumId w:val="23"/>
   </w:num>
   <w:num w:numId="30">
-    <w:abstractNumId w:val="35"/>
+    <w:abstractNumId w:val="36"/>
   </w:num>
   <w:num w:numId="31">
     <w:abstractNumId w:val="0"/>
@@ -18108,7 +17806,7 @@
     <w:abstractNumId w:val="24"/>
   </w:num>
   <w:num w:numId="34">
-    <w:abstractNumId w:val="38"/>
+    <w:abstractNumId w:val="39"/>
   </w:num>
   <w:num w:numId="35">
     <w:abstractNumId w:val="25"/>
@@ -18126,7 +17824,7 @@
     <w:abstractNumId w:val="5"/>
   </w:num>
   <w:num w:numId="40">
-    <w:abstractNumId w:val="42"/>
+    <w:abstractNumId w:val="43"/>
   </w:num>
   <w:num w:numId="41">
     <w:abstractNumId w:val="26"/>
@@ -18135,16 +17833,19 @@
     <w:abstractNumId w:val="17"/>
   </w:num>
   <w:num w:numId="43">
-    <w:abstractNumId w:val="39"/>
+    <w:abstractNumId w:val="40"/>
   </w:num>
   <w:num w:numId="44">
     <w:abstractNumId w:val="22"/>
   </w:num>
   <w:num w:numId="45">
-    <w:abstractNumId w:val="30"/>
+    <w:abstractNumId w:val="31"/>
   </w:num>
   <w:num w:numId="46">
     <w:abstractNumId w:val="18"/>
+  </w:num>
+  <w:num w:numId="47">
+    <w:abstractNumId w:val="27"/>
   </w:num>
 </w:numbering>
 </file>
@@ -18874,7 +18575,7 @@
 </file>
 
 <file path=customXml/itemProps1.xml><?xml version="1.0" encoding="utf-8"?>
-<ds:datastoreItem xmlns:ds="http://schemas.openxmlformats.org/officeDocument/2006/customXml" ds:itemID="{75B1D210-D66F-4CD1-A42C-6EE717FB43A7}">
+<ds:datastoreItem xmlns:ds="http://schemas.openxmlformats.org/officeDocument/2006/customXml" ds:itemID="{2531F87C-70AB-44DB-932F-E1943EC63C92}">
   <ds:schemaRefs>
     <ds:schemaRef ds:uri="http://schemas.openxmlformats.org/officeDocument/2006/bibliography"/>
   </ds:schemaRefs>
